--- a/docs/review/Pakkam_2.0_Comprehensive_Benchmark_and_Execution_Report.docx
+++ b/docs/review/Pakkam_2.0_Comprehensive_Benchmark_and_Execution_Report.docx
@@ -4,31 +4,78 @@
   <w:body>
     <w:p>
       <w:pPr>
-        <w:spacing w:before="0" w:after="80"/>
+        <w:spacing w:before="0" w:after="40"/>
       </w:pPr>
       <w:r>
         <w:rPr>
           <w:rFonts w:ascii="Calibri" w:hAnsi="Calibri"/>
           <w:b/>
           <w:color w:val="1A365D"/>
-          <w:sz w:val="48"/>
+          <w:sz w:val="44"/>
         </w:rPr>
-        <w:t>PAKKAM 2.0: CITIZEN SCHEME ASSISTANT</w:t>
+        <w:t>PAKKAM 2.0: RESEARCH PROTOTYPE BENCHMARK REPORT</w:t>
       </w:r>
     </w:p>
     <w:p>
       <w:pPr>
-        <w:spacing w:after="320"/>
+        <w:spacing w:after="240"/>
       </w:pPr>
       <w:r>
         <w:rPr>
           <w:rFonts w:ascii="Calibri" w:hAnsi="Calibri"/>
           <w:i/>
           <w:color w:val="3182CE"/>
-          <w:sz w:val="28"/>
+          <w:sz w:val="26"/>
         </w:rPr>
-        <w:t>Full Execution, Benchmark Verification, and Architecture Report</w:t>
+        <w:t>Evidence, Engineering Boundaries, and Known Limitations (Draft Questions Benchmark)</w:t>
       </w:r>
+    </w:p>
+    <w:tbl>
+      <w:tblPr>
+        <w:tblW w:type="auto" w:w="0"/>
+        <w:jc w:val="center"/>
+        <w:tblLook w:firstColumn="1" w:firstRow="1" w:lastColumn="0" w:lastRow="0" w:noHBand="0" w:noVBand="1" w:val="04A0"/>
+      </w:tblPr>
+      <w:tblGrid>
+        <w:gridCol w:w="9360"/>
+      </w:tblGrid>
+      <w:tr>
+        <w:tc>
+          <w:tcPr>
+            <w:tcW w:type="dxa" w:w="9360"/>
+            <w:shd w:fill="FFF5F5"/>
+            <w:tcMar>
+              <w:top w:w="80" w:type="dxa"/>
+              <w:bottom w:w="80" w:type="dxa"/>
+              <w:left w:w="120" w:type="dxa"/>
+              <w:right w:w="120" w:type="dxa"/>
+            </w:tcMar>
+          </w:tcPr>
+          <w:p>
+            <w:r>
+              <w:rPr>
+                <w:b/>
+                <w:color w:val="C53030"/>
+                <w:sz w:val="19"/>
+              </w:rPr>
+              <w:t>STATUS: Research Prototype (Do Not Push to Git Remote)</w:t>
+              <w:br/>
+            </w:r>
+            <w:r>
+              <w:rPr>
+                <w:color w:val="2D3748"/>
+                <w:sz w:val="18"/>
+              </w:rPr>
+              <w:t>Evidence gathered to date is measured on draft questions and synthetic/read speech. The codebase is not considered ready for remote push or publication until the human answer-level evaluation, verified question set, and real conversational audio tests are completed.</w:t>
+            </w:r>
+          </w:p>
+        </w:tc>
+      </w:tr>
+    </w:tbl>
+    <w:p>
+      <w:pPr>
+        <w:spacing w:after="160"/>
+      </w:pPr>
     </w:p>
     <w:tbl>
       <w:tblPr>
@@ -46,23 +93,23 @@
             <w:tcW w:type="dxa" w:w="3168"/>
             <w:shd w:fill="F7FAFC"/>
             <w:tcMar>
-              <w:top w:w="60" w:type="dxa"/>
-              <w:bottom w:w="60" w:type="dxa"/>
-              <w:left w:w="100" w:type="dxa"/>
-              <w:right w:w="100" w:type="dxa"/>
+              <w:top w:w="50" w:type="dxa"/>
+              <w:bottom w:w="50" w:type="dxa"/>
+              <w:left w:w="80" w:type="dxa"/>
+              <w:right w:w="80" w:type="dxa"/>
             </w:tcMar>
           </w:tcPr>
           <w:p>
             <w:pPr>
-              <w:spacing w:after="40"/>
+              <w:spacing w:after="20"/>
             </w:pPr>
             <w:r>
               <w:rPr>
                 <w:b/>
                 <w:color w:val="1A365D"/>
-                <w:sz w:val="19"/>
+                <w:sz w:val="18"/>
               </w:rPr>
-              <w:t>Project Branch:</w:t>
+              <w:t>Working Branch:</w:t>
             </w:r>
           </w:p>
         </w:tc>
@@ -71,22 +118,22 @@
             <w:tcW w:type="dxa" w:w="6192"/>
             <w:shd w:fill="EDF2F7"/>
             <w:tcMar>
-              <w:top w:w="60" w:type="dxa"/>
-              <w:bottom w:w="60" w:type="dxa"/>
-              <w:left w:w="100" w:type="dxa"/>
-              <w:right w:w="100" w:type="dxa"/>
+              <w:top w:w="50" w:type="dxa"/>
+              <w:bottom w:w="50" w:type="dxa"/>
+              <w:left w:w="80" w:type="dxa"/>
+              <w:right w:w="80" w:type="dxa"/>
             </w:tcMar>
           </w:tcPr>
           <w:p>
             <w:pPr>
-              <w:spacing w:after="40"/>
+              <w:spacing w:after="20"/>
             </w:pPr>
             <w:r>
               <w:rPr>
                 <w:color w:val="2D3748"/>
-                <w:sz w:val="19"/>
+                <w:sz w:val="18"/>
               </w:rPr>
-              <w:t>feat/prompt-pack-execution (Clean working tree, HEAD: eb34a57)</w:t>
+              <w:t>feat/prompt-pack-execution (Local only; unpushed)</w:t>
             </w:r>
           </w:p>
         </w:tc>
@@ -97,23 +144,23 @@
             <w:tcW w:type="dxa" w:w="3168"/>
             <w:shd w:fill="F7FAFC"/>
             <w:tcMar>
-              <w:top w:w="60" w:type="dxa"/>
-              <w:bottom w:w="60" w:type="dxa"/>
-              <w:left w:w="100" w:type="dxa"/>
-              <w:right w:w="100" w:type="dxa"/>
+              <w:top w:w="50" w:type="dxa"/>
+              <w:bottom w:w="50" w:type="dxa"/>
+              <w:left w:w="80" w:type="dxa"/>
+              <w:right w:w="80" w:type="dxa"/>
             </w:tcMar>
           </w:tcPr>
           <w:p>
             <w:pPr>
-              <w:spacing w:after="40"/>
+              <w:spacing w:after="20"/>
             </w:pPr>
             <w:r>
               <w:rPr>
                 <w:b/>
                 <w:color w:val="1A365D"/>
-                <w:sz w:val="19"/>
+                <w:sz w:val="18"/>
               </w:rPr>
-              <w:t>Repository / Working Directory:</w:t>
+              <w:t>Corpus Under Test:</w:t>
             </w:r>
           </w:p>
         </w:tc>
@@ -122,22 +169,22 @@
             <w:tcW w:type="dxa" w:w="6192"/>
             <w:shd w:fill="EDF2F7"/>
             <w:tcMar>
-              <w:top w:w="60" w:type="dxa"/>
-              <w:bottom w:w="60" w:type="dxa"/>
-              <w:left w:w="100" w:type="dxa"/>
-              <w:right w:w="100" w:type="dxa"/>
+              <w:top w:w="50" w:type="dxa"/>
+              <w:bottom w:w="50" w:type="dxa"/>
+              <w:left w:w="80" w:type="dxa"/>
+              <w:right w:w="80" w:type="dxa"/>
             </w:tcMar>
           </w:tcPr>
           <w:p>
             <w:pPr>
-              <w:spacing w:after="40"/>
+              <w:spacing w:after="20"/>
             </w:pPr>
             <w:r>
               <w:rPr>
                 <w:color w:val="2D3748"/>
-                <w:sz w:val="19"/>
+                <w:sz w:val="18"/>
               </w:rPr>
-              <w:t>F:\sar.ai pr (indic-scheme-rag)</w:t>
+              <w:t>18 PDFs, 2,688 pages, 2,918 chunks, 4,449 vectors in Qdrant ('pakkam_chitra')</w:t>
             </w:r>
           </w:p>
         </w:tc>
@@ -148,23 +195,23 @@
             <w:tcW w:type="dxa" w:w="3168"/>
             <w:shd w:fill="F7FAFC"/>
             <w:tcMar>
-              <w:top w:w="60" w:type="dxa"/>
-              <w:bottom w:w="60" w:type="dxa"/>
-              <w:left w:w="100" w:type="dxa"/>
-              <w:right w:w="100" w:type="dxa"/>
+              <w:top w:w="50" w:type="dxa"/>
+              <w:bottom w:w="50" w:type="dxa"/>
+              <w:left w:w="80" w:type="dxa"/>
+              <w:right w:w="80" w:type="dxa"/>
             </w:tcMar>
           </w:tcPr>
           <w:p>
             <w:pPr>
-              <w:spacing w:after="40"/>
+              <w:spacing w:after="20"/>
             </w:pPr>
             <w:r>
               <w:rPr>
                 <w:b/>
                 <w:color w:val="1A365D"/>
-                <w:sz w:val="19"/>
+                <w:sz w:val="18"/>
               </w:rPr>
-              <w:t>Author / Owner:</w:t>
+              <w:t>Author / Contributor:</w:t>
             </w:r>
           </w:p>
         </w:tc>
@@ -173,22 +220,22 @@
             <w:tcW w:type="dxa" w:w="6192"/>
             <w:shd w:fill="EDF2F7"/>
             <w:tcMar>
-              <w:top w:w="60" w:type="dxa"/>
-              <w:bottom w:w="60" w:type="dxa"/>
-              <w:left w:w="100" w:type="dxa"/>
-              <w:right w:w="100" w:type="dxa"/>
+              <w:top w:w="50" w:type="dxa"/>
+              <w:bottom w:w="50" w:type="dxa"/>
+              <w:left w:w="80" w:type="dxa"/>
+              <w:right w:w="80" w:type="dxa"/>
             </w:tcMar>
           </w:tcPr>
           <w:p>
             <w:pPr>
-              <w:spacing w:after="40"/>
+              <w:spacing w:after="20"/>
             </w:pPr>
             <w:r>
               <w:rPr>
                 <w:color w:val="2D3748"/>
-                <w:sz w:val="19"/>
+                <w:sz w:val="18"/>
               </w:rPr>
-              <w:t>@Jaswanth SS (Pakkam Team)</w:t>
+              <w:t>@Jaswanth SS (Developer-authored draft benchmarks)</w:t>
             </w:r>
           </w:p>
         </w:tc>
@@ -199,21 +246,21 @@
             <w:tcW w:type="dxa" w:w="3168"/>
             <w:shd w:fill="F7FAFC"/>
             <w:tcMar>
-              <w:top w:w="60" w:type="dxa"/>
-              <w:bottom w:w="60" w:type="dxa"/>
-              <w:left w:w="100" w:type="dxa"/>
-              <w:right w:w="100" w:type="dxa"/>
+              <w:top w:w="50" w:type="dxa"/>
+              <w:bottom w:w="50" w:type="dxa"/>
+              <w:left w:w="80" w:type="dxa"/>
+              <w:right w:w="80" w:type="dxa"/>
             </w:tcMar>
           </w:tcPr>
           <w:p>
             <w:pPr>
-              <w:spacing w:after="40"/>
+              <w:spacing w:after="20"/>
             </w:pPr>
             <w:r>
               <w:rPr>
                 <w:b/>
                 <w:color w:val="1A365D"/>
-                <w:sz w:val="19"/>
+                <w:sz w:val="18"/>
               </w:rPr>
               <w:t>Verification Status:</w:t>
             </w:r>
@@ -224,22 +271,22 @@
             <w:tcW w:type="dxa" w:w="6192"/>
             <w:shd w:fill="EDF2F7"/>
             <w:tcMar>
-              <w:top w:w="60" w:type="dxa"/>
-              <w:bottom w:w="60" w:type="dxa"/>
-              <w:left w:w="100" w:type="dxa"/>
-              <w:right w:w="100" w:type="dxa"/>
+              <w:top w:w="50" w:type="dxa"/>
+              <w:bottom w:w="50" w:type="dxa"/>
+              <w:left w:w="80" w:type="dxa"/>
+              <w:right w:w="80" w:type="dxa"/>
             </w:tcMar>
           </w:tcPr>
           <w:p>
             <w:pPr>
-              <w:spacing w:after="40"/>
+              <w:spacing w:after="20"/>
             </w:pPr>
             <w:r>
               <w:rPr>
                 <w:color w:val="2D3748"/>
-                <w:sz w:val="19"/>
+                <w:sz w:val="18"/>
               </w:rPr>
-              <w:t>55/55 Automated Unit Tests Passing | 0 Git Secrets across 148 Commits</w:t>
+              <w:t>55/55 Unit Tests Passing | Custom Regex Scan: 0 secrets | Real Clone: Pending</w:t>
             </w:r>
           </w:p>
         </w:tc>
@@ -247,7 +294,7 @@
     </w:tbl>
     <w:p>
       <w:pPr>
-        <w:spacing w:after="240"/>
+        <w:spacing w:after="200"/>
       </w:pPr>
     </w:p>
     <w:p>
@@ -258,7 +305,7 @@
         <w:rPr>
           <w:color w:val="1A365D"/>
         </w:rPr>
-        <w:t>1. Executive Summary</w:t>
+        <w:t>1. Research Scope &amp; Evaluation Context</w:t>
       </w:r>
     </w:p>
     <w:p>
@@ -266,15 +313,15 @@
         <w:spacing w:after="120"/>
       </w:pPr>
       <w:r>
-        <w:t>Pakkam 2.0 marks the transition of Pakkam from an exploratory RAG chatbot into a rigorous, verifiable, and production-grade multilingual AI assistant for public Indian government schemes. Designed specifically for citizens querying welfare schemes in Tamil, Hindi, English, and Tanglish, Pakkam 2.0 addresses the critical vulnerabilities of conventional LLM RAG pipelines: numeral misrecognition in scanned government gazettes, ungrounded hallucinations, high voice loop latency, and catastrophic silent errors on speech recognition mishearings.</w:t>
+        <w:t>Pakkam 2.0 is an experimental research prototype investigating verifiable, citation-grounded question answering over Indian public welfare scheme documents in Tamil, Hindi, English, and Tanglish. All quantitative evidence documented to date is evaluated strictly on draft, synthetic, or read-speech datasets. The system has not been tested on real end-users, conversational dialect audio, or noisy field recordings.</w:t>
       </w:r>
     </w:p>
     <w:p>
       <w:pPr>
-        <w:spacing w:after="280"/>
+        <w:spacing w:after="240"/>
       </w:pPr>
       <w:r>
-        <w:t>To establish unshakeable trustworthiness for judges and technical reviewers, all claims in this document are backed by committed, re-runnable scripts with strictly reported sample sizes (n). Zero numbers are invented; every benchmark is mathematically measured from the codebase.</w:t>
+        <w:t>In compliance with project integrity rules, every reported number is accompanied by its source script, sample size (n), and evaluation constraints. No metrics are extrapolated beyond their tested boundaries.</w:t>
       </w:r>
     </w:p>
     <w:p>
@@ -285,61 +332,61 @@
         <w:rPr>
           <w:color w:val="1A365D"/>
         </w:rPr>
-        <w:t>2. Key Architectural Upgrades Completed</w:t>
+        <w:t>2. Engineering Upgrades Completed</w:t>
       </w:r>
     </w:p>
     <w:p>
       <w:pPr>
         <w:pStyle w:val="ListBullet"/>
-        <w:spacing w:after="80"/>
+        <w:spacing w:after="60"/>
       </w:pPr>
       <w:r>
         <w:rPr>
           <w:b/>
           <w:color w:val="1A365D"/>
         </w:rPr>
-        <w:t xml:space="preserve">Verified Fact Cards Backend (0 LLM Calls, &lt;50ms): </w:t>
+        <w:t xml:space="preserve">Fact Cards Design Harness (2 Draft Cards): </w:t>
       </w:r>
       <w:r>
-        <w:t>A high-confidence instant answer path for high-frequency queries. Matches queries using BGE-M3 cosine similarity (&gt;=0.82) coupled with mandatory scheme entity recognition. Backed by human provenance (verified_by) and official gazette citations. Delivers 100% precision with 0 false matches on ungrounded queries.</w:t>
+        <w:t>Implemented in data/fact_cards.json with matching via FactCardMatcher using BGE-M3 cosine similarity (&gt;=0.82) plus mandatory scheme keyword identification. Currently contains 2 developer-authored draft cards (KMUT and PM-KISAN). Evaluated on n=44 draft queries (4 positive, 40 unanswerables): 100% precision on this small sample, 0% false positives, and 0 wrong cross-scheme matches. Pre-cached audio files were generated locally into data/audio_cache/ (gitignored; no audio in git). Note: Cards were authored by the developer and have NOT been verified by external persons or government officials.</w:t>
       </w:r>
     </w:p>
     <w:p>
       <w:pPr>
         <w:pStyle w:val="ListBullet"/>
-        <w:spacing w:after="80"/>
+        <w:spacing w:after="60"/>
       </w:pPr>
       <w:r>
         <w:rPr>
           <w:b/>
           <w:color w:val="1A365D"/>
         </w:rPr>
-        <w:t xml:space="preserve">Claim-Lite Deterministic Entailment Engine: </w:t>
+        <w:t xml:space="preserve">Claim-Lite Quote and Number Checks (Not Entailment): </w:t>
       </w:r>
       <w:r>
-        <w:t>A deterministic post-generation validation layer that extracts exact quotation substrings and cross-verifies numbers, percentages, dates, and frequencies against cited official chunks. If any numerical figure is missing or ungrounded, the response status is strictly forced to INSUFFICIENT_EVIDENCE.</w:t>
+        <w:t>Implemented in src/schemebot/generate/claims.py. Verifies exact quotation substring containment in cited chunks and checks whether parsed numbers, percentages, dates, and frequency intervals (monthly, yearly) appear in the source text. Forces status='INSUFFICIENT_EVIDENCE' if amounts mismatch. Note: This is a deterministic string and number checker, not Natural Language Inference (NLI) entailment. Its real-world effect on hallucination reduction is not yet measured (pending human evaluation on verified questions).</w:t>
       </w:r>
     </w:p>
     <w:p>
       <w:pPr>
         <w:pStyle w:val="ListBullet"/>
-        <w:spacing w:after="80"/>
+        <w:spacing w:after="60"/>
       </w:pPr>
       <w:r>
         <w:rPr>
           <w:b/>
           <w:color w:val="1A365D"/>
         </w:rPr>
-        <w:t xml:space="preserve">Voice-Loop Pipelining &amp; Sentence-by-Sentence TTFA: </w:t>
+        <w:t xml:space="preserve">Voice-Loop Latency Pipelining: </w:t>
       </w:r>
       <w:r>
-        <w:t>Reduced perceived user waiting time by ~40% (from 14.2s monolithic loop down to 8.4s - 9.2s). Pipelining synthesizes Sentence 1 (~2.8s) and initiates audio playback immediately while Sentence 2 synthesizes in the background.</w:t>
+        <w:t>Implemented sentence-by-sentence streaming logic. In a single benchmarked run (n=1), the end-to-end wall-clock time was 9.20 s, with Sentence 1 Time-to-First-Audio (TTFA) taking 2,795.1 ms. Against an estimated monolithic sequential baseline of 14.2 s, this represents a 35.2% reduction in wall-clock wait time. Crucial limitation: The project target of 5.0 s end-to-end latency was NOT met (9.20 s is 4.2 s over target).</w:t>
       </w:r>
     </w:p>
     <w:p>
       <w:pPr>
         <w:pStyle w:val="ListBullet"/>
-        <w:spacing w:after="80"/>
+        <w:spacing w:after="60"/>
       </w:pPr>
       <w:r>
         <w:rPr>
@@ -349,13 +396,13 @@
         <w:t xml:space="preserve">Short Voice Answer Path: </w:t>
       </w:r>
       <w:r>
-        <w:t>Dedicated system prompt enforcing a strict 2-sentence cap, no markdown asterisks/bullets, and phonetic Indic spoken numbers (e.g., 'ஆயிரம் ரூபாய்' instead of raw numerals). Retrieval is trimmed to top 3 chunks, and the secondary verifier is bypassed for non-numeric queries, reducing LLM free-tier quota consumption by 50%.</w:t>
+        <w:t>Added VOICE_SYSTEM_PROMPT enforcing a strict 2-sentence maximum, no markdown, and Indic spoken words for currency. Restricts retrieval to top 3 chunks and skips the secondary LLM verifier when no numbers or dates are generated. Theoretical quota benefit: up to 50% fewer calls on non-numeric questions, but actual savings across a representative query stream are not measured.</w:t>
       </w:r>
     </w:p>
     <w:p>
       <w:pPr>
         <w:pStyle w:val="ListBullet"/>
-        <w:spacing w:after="80"/>
+        <w:spacing w:after="60"/>
       </w:pPr>
       <w:r>
         <w:rPr>
@@ -365,55 +412,55 @@
         <w:t xml:space="preserve">Fast Sources-First Endpoint (POST /ask/sources): </w:t>
       </w:r>
       <w:r>
-        <w:t>A lightweight endpoint that executes dense + sparse hybrid search and reranking to return official document citations in ~300 ms with 0 LLM calls, allowing frontends to surface verifiable proof pills nearly instantly.</w:t>
+        <w:t>Returns top 3 retrieved passages with official document title and page numbers in ~300 ms with 0 LLM calls.</w:t>
       </w:r>
     </w:p>
     <w:p>
       <w:pPr>
         <w:pStyle w:val="ListBullet"/>
-        <w:spacing w:after="80"/>
+        <w:spacing w:after="60"/>
       </w:pPr>
       <w:r>
         <w:rPr>
           <w:b/>
           <w:color w:val="1A365D"/>
         </w:rPr>
-        <w:t xml:space="preserve">BhashaShield Voice Safety Guardrail: </w:t>
+        <w:t xml:space="preserve">BhashaShield Speech Retrieval Test: </w:t>
       </w:r>
       <w:r>
-        <w:t>Evaluated on 31 read-speech clips from the Kathbath benchmark. Achieved 90.3% document retrieval accuracy and 87.1% page accuracy. Mitigates STT hallucinations by rejecting sub-5-character inputs and setting needs_confirmation=True on all numeric and scheme queries.</w:t>
+        <w:t>Evaluated on 31 read-speech clips from AI4Bharat Kathbath (15 Tamil, 15 Hindi, 1 boundary sample). Measures top-5 retrieval match rate for target document (90.3%, 28/31) and target page (87.1%, 27/31) when querying STT transcripts. Tanglish audio and consented conversational recordings remain completely untested.</w:t>
       </w:r>
     </w:p>
     <w:p>
       <w:pPr>
         <w:pStyle w:val="ListBullet"/>
-        <w:spacing w:after="80"/>
+        <w:spacing w:after="60"/>
       </w:pPr>
       <w:r>
         <w:rPr>
           <w:b/>
           <w:color w:val="1A365D"/>
         </w:rPr>
-        <w:t xml:space="preserve">Model-Down Graceful Fallback: </w:t>
+        <w:t xml:space="preserve">Model-Down Fallback: </w:t>
       </w:r>
       <w:r>
-        <w:t>If the LLM endpoint suffers a 429 quota exhaustion or network timeout, the API returns status='MODEL_UNAVAILABLE' accompanied by the top 3 retrieved official passages and official departmental contacts (helplines, URLs) instead of failing.</w:t>
+        <w:t>Returns top 3 retrieved passages and available contact information with status='MODEL_UNAVAILABLE' on LLM 429 quota exhaustion or timeouts.</w:t>
       </w:r>
     </w:p>
     <w:p>
       <w:pPr>
         <w:pStyle w:val="ListBullet"/>
-        <w:spacing w:after="80"/>
+        <w:spacing w:after="60"/>
       </w:pPr>
       <w:r>
         <w:rPr>
           <w:b/>
           <w:color w:val="1A365D"/>
         </w:rPr>
-        <w:t xml:space="preserve">Automated Secrets and Clean Clone Audit: </w:t>
+        <w:t xml:space="preserve">Custom Secrets Audit: </w:t>
       </w:r>
       <w:r>
-        <w:t>Full-history git audit script that scanned 148 commits and 236 tracked files, confirming 0 committed API keys, 0 credentials, and 0 audio binaries in the repository.</w:t>
+        <w:t>Custom regex scanner (scripts/scan_git_secrets.py) confirmed 0 keys and 0 audio files across 149 commits. Certified tools (gitleaks/trufflehog) are not installed on the system. Fresh clone verification is pending.</w:t>
       </w:r>
     </w:p>
     <w:p>
@@ -429,15 +476,7 @@
         <w:rPr>
           <w:color w:val="1A365D"/>
         </w:rPr>
-        <w:t>3. Quantitative Benchmarks &amp; Verifiable Results</w:t>
-      </w:r>
-    </w:p>
-    <w:p>
-      <w:pPr>
-        <w:spacing w:after="160"/>
-      </w:pPr>
-      <w:r>
-        <w:t>The following table consolidates every quantitative benchmark evaluated across the Pakkam 2.0 pipeline:</w:t>
+        <w:t>3. Benchmark Results &amp; Scope Constraints</w:t>
       </w:r>
     </w:p>
     <w:tbl>
@@ -458,21 +497,18 @@
             <w:tcW w:type="dxa" w:w="2592"/>
             <w:shd w:fill="1A365D"/>
             <w:tcMar>
-              <w:top w:w="80" w:type="dxa"/>
-              <w:bottom w:w="80" w:type="dxa"/>
+              <w:top w:w="70" w:type="dxa"/>
+              <w:bottom w:w="70" w:type="dxa"/>
               <w:left w:w="100" w:type="dxa"/>
               <w:right w:w="100" w:type="dxa"/>
             </w:tcMar>
           </w:tcPr>
           <w:p>
-            <w:pPr>
-              <w:spacing w:after="40"/>
-            </w:pPr>
             <w:r>
               <w:rPr>
                 <w:b/>
                 <w:color w:val="FFFFFF"/>
-                <w:sz w:val="19"/>
+                <w:sz w:val="18"/>
               </w:rPr>
               <w:t>Benchmark Area</w:t>
             </w:r>
@@ -480,24 +516,21 @@
         </w:tc>
         <w:tc>
           <w:tcPr>
-            <w:tcW w:type="dxa" w:w="3168"/>
+            <w:tcW w:type="dxa" w:w="3024"/>
             <w:shd w:fill="1A365D"/>
             <w:tcMar>
-              <w:top w:w="80" w:type="dxa"/>
-              <w:bottom w:w="80" w:type="dxa"/>
+              <w:top w:w="70" w:type="dxa"/>
+              <w:bottom w:w="70" w:type="dxa"/>
               <w:left w:w="100" w:type="dxa"/>
               <w:right w:w="100" w:type="dxa"/>
             </w:tcMar>
           </w:tcPr>
           <w:p>
-            <w:pPr>
-              <w:spacing w:after="40"/>
-            </w:pPr>
             <w:r>
               <w:rPr>
                 <w:b/>
                 <w:color w:val="FFFFFF"/>
-                <w:sz w:val="19"/>
+                <w:sz w:val="18"/>
               </w:rPr>
               <w:t>Script &amp; Sample Size</w:t>
             </w:r>
@@ -505,51 +538,45 @@
         </w:tc>
         <w:tc>
           <w:tcPr>
-            <w:tcW w:type="dxa" w:w="1728"/>
+            <w:tcW w:type="dxa" w:w="1872"/>
             <w:shd w:fill="1A365D"/>
             <w:tcMar>
-              <w:top w:w="80" w:type="dxa"/>
-              <w:bottom w:w="80" w:type="dxa"/>
+              <w:top w:w="70" w:type="dxa"/>
+              <w:bottom w:w="70" w:type="dxa"/>
               <w:left w:w="100" w:type="dxa"/>
               <w:right w:w="100" w:type="dxa"/>
             </w:tcMar>
           </w:tcPr>
           <w:p>
-            <w:pPr>
-              <w:spacing w:after="40"/>
-            </w:pPr>
             <w:r>
               <w:rPr>
                 <w:b/>
                 <w:color w:val="FFFFFF"/>
-                <w:sz w:val="19"/>
+                <w:sz w:val="18"/>
               </w:rPr>
-              <w:t>Key Result</w:t>
+              <w:t>Result</w:t>
             </w:r>
           </w:p>
         </w:tc>
         <w:tc>
           <w:tcPr>
-            <w:tcW w:type="dxa" w:w="2160"/>
+            <w:tcW w:type="dxa" w:w="1872"/>
             <w:shd w:fill="1A365D"/>
             <w:tcMar>
-              <w:top w:w="80" w:type="dxa"/>
-              <w:bottom w:w="80" w:type="dxa"/>
+              <w:top w:w="70" w:type="dxa"/>
+              <w:bottom w:w="70" w:type="dxa"/>
               <w:left w:w="100" w:type="dxa"/>
               <w:right w:w="100" w:type="dxa"/>
             </w:tcMar>
           </w:tcPr>
           <w:p>
-            <w:pPr>
-              <w:spacing w:after="40"/>
-            </w:pPr>
             <w:r>
               <w:rPr>
                 <w:b/>
                 <w:color w:val="FFFFFF"/>
-                <w:sz w:val="19"/>
+                <w:sz w:val="18"/>
               </w:rPr>
-              <w:t>Comparative Baseline</w:t>
+              <w:t>Baseline &amp; Scope Notes</w:t>
             </w:r>
           </w:p>
         </w:tc>
@@ -560,97 +587,85 @@
             <w:tcW w:type="dxa" w:w="2592"/>
             <w:shd w:fill="FFFFFF"/>
             <w:tcMar>
-              <w:top w:w="60" w:type="dxa"/>
-              <w:bottom w:w="60" w:type="dxa"/>
-              <w:left w:w="100" w:type="dxa"/>
-              <w:right w:w="100" w:type="dxa"/>
+              <w:top w:w="50" w:type="dxa"/>
+              <w:bottom w:w="50" w:type="dxa"/>
+              <w:left w:w="80" w:type="dxa"/>
+              <w:right w:w="80" w:type="dxa"/>
             </w:tcMar>
           </w:tcPr>
           <w:p>
-            <w:pPr>
-              <w:spacing w:after="40"/>
-            </w:pPr>
             <w:r>
               <w:rPr>
                 <w:b/>
-                <w:sz w:val="18"/>
+                <w:sz w:val="17"/>
               </w:rPr>
-              <w:t>Hybrid OCR Numeral Accuracy</w:t>
+              <w:t>Hybrid OCR Problem Pages</w:t>
             </w:r>
           </w:p>
         </w:tc>
         <w:tc>
           <w:tcPr>
-            <w:tcW w:type="dxa" w:w="3168"/>
+            <w:tcW w:type="dxa" w:w="3024"/>
             <w:shd w:fill="FFFFFF"/>
             <w:tcMar>
-              <w:top w:w="60" w:type="dxa"/>
-              <w:bottom w:w="60" w:type="dxa"/>
-              <w:left w:w="100" w:type="dxa"/>
-              <w:right w:w="100" w:type="dxa"/>
+              <w:top w:w="50" w:type="dxa"/>
+              <w:bottom w:w="50" w:type="dxa"/>
+              <w:left w:w="80" w:type="dxa"/>
+              <w:right w:w="80" w:type="dxa"/>
             </w:tcMar>
           </w:tcPr>
           <w:p>
-            <w:pPr>
-              <w:spacing w:after="40"/>
-            </w:pPr>
             <w:r>
               <w:rPr>
                 <w:color w:val="718096"/>
-                <w:sz w:val="17"/>
+                <w:sz w:val="16"/>
               </w:rPr>
               <w:t>scripts/run_hybrid_ocr.py</w:t>
               <w:br/>
-              <w:t>(n=7 known problem pages)</w:t>
+              <w:t>(n=7 cherry-picked pages)</w:t>
             </w:r>
           </w:p>
         </w:tc>
         <w:tc>
           <w:tcPr>
-            <w:tcW w:type="dxa" w:w="1728"/>
+            <w:tcW w:type="dxa" w:w="1872"/>
             <w:shd w:fill="FFFFFF"/>
             <w:tcMar>
-              <w:top w:w="60" w:type="dxa"/>
-              <w:bottom w:w="60" w:type="dxa"/>
-              <w:left w:w="100" w:type="dxa"/>
-              <w:right w:w="100" w:type="dxa"/>
+              <w:top w:w="50" w:type="dxa"/>
+              <w:bottom w:w="50" w:type="dxa"/>
+              <w:left w:w="80" w:type="dxa"/>
+              <w:right w:w="80" w:type="dxa"/>
             </w:tcMar>
           </w:tcPr>
           <w:p>
-            <w:pPr>
-              <w:spacing w:after="40"/>
-            </w:pPr>
             <w:r>
               <w:rPr>
                 <w:b/>
-                <w:sz w:val="18"/>
+                <w:sz w:val="17"/>
               </w:rPr>
-              <w:t>Chitrapathak-2: 7/7 (100.0%)</w:t>
+              <w:t>Chitrapathak-2: 7/7 (100%)</w:t>
+              <w:br/>
+              <w:t>Tesseract: 0/7 (0%)</w:t>
             </w:r>
           </w:p>
         </w:tc>
         <w:tc>
           <w:tcPr>
-            <w:tcW w:type="dxa" w:w="2160"/>
+            <w:tcW w:type="dxa" w:w="1872"/>
             <w:shd w:fill="FFFFFF"/>
             <w:tcMar>
-              <w:top w:w="60" w:type="dxa"/>
-              <w:bottom w:w="60" w:type="dxa"/>
-              <w:left w:w="100" w:type="dxa"/>
-              <w:right w:w="100" w:type="dxa"/>
+              <w:top w:w="50" w:type="dxa"/>
+              <w:bottom w:w="50" w:type="dxa"/>
+              <w:left w:w="80" w:type="dxa"/>
+              <w:right w:w="80" w:type="dxa"/>
             </w:tcMar>
           </w:tcPr>
           <w:p>
-            <w:pPr>
-              <w:spacing w:after="40"/>
-            </w:pPr>
             <w:r>
               <w:rPr>
-                <w:sz w:val="17"/>
+                <w:sz w:val="16"/>
               </w:rPr>
-              <w:t>Tesseract: 0/7 (0.0%)</w:t>
-              <w:br/>
-              <w:t>All misread digits</w:t>
+              <w:t>Selection bias: 7 pages chosen because Tesseract failed; not a corpus-wide sample.</w:t>
             </w:r>
           </w:p>
         </w:tc>
@@ -661,44 +676,38 @@
             <w:tcW w:type="dxa" w:w="2592"/>
             <w:shd w:fill="F7FAFC"/>
             <w:tcMar>
-              <w:top w:w="60" w:type="dxa"/>
-              <w:bottom w:w="60" w:type="dxa"/>
-              <w:left w:w="100" w:type="dxa"/>
-              <w:right w:w="100" w:type="dxa"/>
+              <w:top w:w="50" w:type="dxa"/>
+              <w:bottom w:w="50" w:type="dxa"/>
+              <w:left w:w="80" w:type="dxa"/>
+              <w:right w:w="80" w:type="dxa"/>
             </w:tcMar>
           </w:tcPr>
           <w:p>
-            <w:pPr>
-              <w:spacing w:after="40"/>
-            </w:pPr>
             <w:r>
               <w:rPr>
                 <w:b/>
-                <w:sz w:val="18"/>
+                <w:sz w:val="17"/>
               </w:rPr>
-              <w:t>Hybrid OCR Crop Speedup</w:t>
+              <w:t>OCR Crop Speedup</w:t>
             </w:r>
           </w:p>
         </w:tc>
         <w:tc>
           <w:tcPr>
-            <w:tcW w:type="dxa" w:w="3168"/>
+            <w:tcW w:type="dxa" w:w="3024"/>
             <w:shd w:fill="F7FAFC"/>
             <w:tcMar>
-              <w:top w:w="60" w:type="dxa"/>
-              <w:bottom w:w="60" w:type="dxa"/>
-              <w:left w:w="100" w:type="dxa"/>
-              <w:right w:w="100" w:type="dxa"/>
+              <w:top w:w="50" w:type="dxa"/>
+              <w:bottom w:w="50" w:type="dxa"/>
+              <w:left w:w="80" w:type="dxa"/>
+              <w:right w:w="80" w:type="dxa"/>
             </w:tcMar>
           </w:tcPr>
           <w:p>
-            <w:pPr>
-              <w:spacing w:after="40"/>
-            </w:pPr>
             <w:r>
               <w:rPr>
                 <w:color w:val="718096"/>
-                <w:sz w:val="17"/>
+                <w:sz w:val="16"/>
               </w:rPr>
               <w:t>scripts/run_hybrid_ocr.py</w:t>
               <w:br/>
@@ -708,52 +717,42 @@
         </w:tc>
         <w:tc>
           <w:tcPr>
-            <w:tcW w:type="dxa" w:w="1728"/>
+            <w:tcW w:type="dxa" w:w="1872"/>
             <w:shd w:fill="F7FAFC"/>
             <w:tcMar>
-              <w:top w:w="60" w:type="dxa"/>
-              <w:bottom w:w="60" w:type="dxa"/>
-              <w:left w:w="100" w:type="dxa"/>
-              <w:right w:w="100" w:type="dxa"/>
+              <w:top w:w="50" w:type="dxa"/>
+              <w:bottom w:w="50" w:type="dxa"/>
+              <w:left w:w="80" w:type="dxa"/>
+              <w:right w:w="80" w:type="dxa"/>
             </w:tcMar>
           </w:tcPr>
           <w:p>
-            <w:pPr>
-              <w:spacing w:after="40"/>
-            </w:pPr>
             <w:r>
               <w:rPr>
                 <w:b/>
-                <w:sz w:val="18"/>
+                <w:sz w:val="17"/>
               </w:rPr>
-              <w:t>~12.0s per page</w:t>
-              <w:br/>
-              <w:t>(Crop Mode)</w:t>
+              <w:t>~12.0s per page (Crop Mode)</w:t>
             </w:r>
           </w:p>
         </w:tc>
         <w:tc>
           <w:tcPr>
-            <w:tcW w:type="dxa" w:w="2160"/>
+            <w:tcW w:type="dxa" w:w="1872"/>
             <w:shd w:fill="F7FAFC"/>
             <w:tcMar>
-              <w:top w:w="60" w:type="dxa"/>
-              <w:bottom w:w="60" w:type="dxa"/>
-              <w:left w:w="100" w:type="dxa"/>
-              <w:right w:w="100" w:type="dxa"/>
+              <w:top w:w="50" w:type="dxa"/>
+              <w:bottom w:w="50" w:type="dxa"/>
+              <w:left w:w="80" w:type="dxa"/>
+              <w:right w:w="80" w:type="dxa"/>
             </w:tcMar>
           </w:tcPr>
           <w:p>
-            <w:pPr>
-              <w:spacing w:after="40"/>
-            </w:pPr>
             <w:r>
               <w:rPr>
-                <w:sz w:val="17"/>
+                <w:sz w:val="16"/>
               </w:rPr>
-              <w:t>~95.0s per page</w:t>
-              <w:br/>
-              <w:t>(Full-page mode, ~8x slower)</w:t>
+              <w:t>Reconciled: Full-page GPU is ~95s; initial unoptimized CPU run was 6-7 min.</w:t>
             </w:r>
           </w:p>
         </w:tc>
@@ -764,20 +763,17 @@
             <w:tcW w:type="dxa" w:w="2592"/>
             <w:shd w:fill="FFFFFF"/>
             <w:tcMar>
-              <w:top w:w="60" w:type="dxa"/>
-              <w:bottom w:w="60" w:type="dxa"/>
-              <w:left w:w="100" w:type="dxa"/>
-              <w:right w:w="100" w:type="dxa"/>
+              <w:top w:w="50" w:type="dxa"/>
+              <w:bottom w:w="50" w:type="dxa"/>
+              <w:left w:w="80" w:type="dxa"/>
+              <w:right w:w="80" w:type="dxa"/>
             </w:tcMar>
           </w:tcPr>
           <w:p>
-            <w:pPr>
-              <w:spacing w:after="40"/>
-            </w:pPr>
             <w:r>
               <w:rPr>
                 <w:b/>
-                <w:sz w:val="18"/>
+                <w:sz w:val="17"/>
               </w:rPr>
               <w:t>Retrieval Recall@5</w:t>
             </w:r>
@@ -785,23 +781,20 @@
         </w:tc>
         <w:tc>
           <w:tcPr>
-            <w:tcW w:type="dxa" w:w="3168"/>
+            <w:tcW w:type="dxa" w:w="3024"/>
             <w:shd w:fill="FFFFFF"/>
             <w:tcMar>
-              <w:top w:w="60" w:type="dxa"/>
-              <w:bottom w:w="60" w:type="dxa"/>
-              <w:left w:w="100" w:type="dxa"/>
-              <w:right w:w="100" w:type="dxa"/>
+              <w:top w:w="50" w:type="dxa"/>
+              <w:bottom w:w="50" w:type="dxa"/>
+              <w:left w:w="80" w:type="dxa"/>
+              <w:right w:w="80" w:type="dxa"/>
             </w:tcMar>
           </w:tcPr>
           <w:p>
-            <w:pPr>
-              <w:spacing w:after="40"/>
-            </w:pPr>
             <w:r>
               <w:rPr>
                 <w:color w:val="718096"/>
-                <w:sz w:val="17"/>
+                <w:sz w:val="16"/>
               </w:rPr>
               <w:t>scripts/ablate_retrieval.py</w:t>
               <w:br/>
@@ -811,50 +804,44 @@
         </w:tc>
         <w:tc>
           <w:tcPr>
-            <w:tcW w:type="dxa" w:w="1728"/>
+            <w:tcW w:type="dxa" w:w="1872"/>
             <w:shd w:fill="FFFFFF"/>
             <w:tcMar>
-              <w:top w:w="60" w:type="dxa"/>
-              <w:bottom w:w="60" w:type="dxa"/>
-              <w:left w:w="100" w:type="dxa"/>
-              <w:right w:w="100" w:type="dxa"/>
+              <w:top w:w="50" w:type="dxa"/>
+              <w:bottom w:w="50" w:type="dxa"/>
+              <w:left w:w="80" w:type="dxa"/>
+              <w:right w:w="80" w:type="dxa"/>
             </w:tcMar>
           </w:tcPr>
           <w:p>
-            <w:pPr>
-              <w:spacing w:after="40"/>
-            </w:pPr>
             <w:r>
               <w:rPr>
                 <w:b/>
-                <w:sz w:val="18"/>
+                <w:sz w:val="17"/>
               </w:rPr>
-              <w:t>Hybrid + BGE Reranker: 98.7% Recall</w:t>
+              <w:t>Hybrid + Reranker: 98.7%</w:t>
+              <w:br/>
+              <w:t>Hybrid alone: 94.8%</w:t>
             </w:r>
           </w:p>
         </w:tc>
         <w:tc>
           <w:tcPr>
-            <w:tcW w:type="dxa" w:w="2160"/>
+            <w:tcW w:type="dxa" w:w="1872"/>
             <w:shd w:fill="FFFFFF"/>
             <w:tcMar>
-              <w:top w:w="60" w:type="dxa"/>
-              <w:bottom w:w="60" w:type="dxa"/>
-              <w:left w:w="100" w:type="dxa"/>
-              <w:right w:w="100" w:type="dxa"/>
+              <w:top w:w="50" w:type="dxa"/>
+              <w:bottom w:w="50" w:type="dxa"/>
+              <w:left w:w="80" w:type="dxa"/>
+              <w:right w:w="80" w:type="dxa"/>
             </w:tcMar>
           </w:tcPr>
           <w:p>
-            <w:pPr>
-              <w:spacing w:after="40"/>
-            </w:pPr>
             <w:r>
               <w:rPr>
-                <w:sz w:val="17"/>
+                <w:sz w:val="16"/>
               </w:rPr>
-              <w:t>Keyword: 67.5%</w:t>
-              <w:br/>
-              <w:t>Dense-only: 94.8%</w:t>
+              <w:t>Evaluated on draft questions only; no blind held-out set.</w:t>
             </w:r>
           </w:p>
         </w:tc>
@@ -865,44 +852,38 @@
             <w:tcW w:type="dxa" w:w="2592"/>
             <w:shd w:fill="F7FAFC"/>
             <w:tcMar>
-              <w:top w:w="60" w:type="dxa"/>
-              <w:bottom w:w="60" w:type="dxa"/>
-              <w:left w:w="100" w:type="dxa"/>
-              <w:right w:w="100" w:type="dxa"/>
+              <w:top w:w="50" w:type="dxa"/>
+              <w:bottom w:w="50" w:type="dxa"/>
+              <w:left w:w="80" w:type="dxa"/>
+              <w:right w:w="80" w:type="dxa"/>
             </w:tcMar>
           </w:tcPr>
           <w:p>
-            <w:pPr>
-              <w:spacing w:after="40"/>
-            </w:pPr>
             <w:r>
               <w:rPr>
                 <w:b/>
-                <w:sz w:val="18"/>
+                <w:sz w:val="17"/>
               </w:rPr>
-              <w:t>Refusal Safety (0.35 Threshold)</w:t>
+              <w:t>Refusal Routing (0.35)</w:t>
             </w:r>
           </w:p>
         </w:tc>
         <w:tc>
           <w:tcPr>
-            <w:tcW w:type="dxa" w:w="3168"/>
+            <w:tcW w:type="dxa" w:w="3024"/>
             <w:shd w:fill="F7FAFC"/>
             <w:tcMar>
-              <w:top w:w="60" w:type="dxa"/>
-              <w:bottom w:w="60" w:type="dxa"/>
-              <w:left w:w="100" w:type="dxa"/>
-              <w:right w:w="100" w:type="dxa"/>
+              <w:top w:w="50" w:type="dxa"/>
+              <w:bottom w:w="50" w:type="dxa"/>
+              <w:left w:w="80" w:type="dxa"/>
+              <w:right w:w="80" w:type="dxa"/>
             </w:tcMar>
           </w:tcPr>
           <w:p>
-            <w:pPr>
-              <w:spacing w:after="40"/>
-            </w:pPr>
             <w:r>
               <w:rPr>
                 <w:color w:val="718096"/>
-                <w:sz w:val="17"/>
+                <w:sz w:val="16"/>
               </w:rPr>
               <w:t>scripts/evaluate_refusal_curve.py</w:t>
               <w:br/>
@@ -912,25 +893,22 @@
         </w:tc>
         <w:tc>
           <w:tcPr>
-            <w:tcW w:type="dxa" w:w="1728"/>
+            <w:tcW w:type="dxa" w:w="1872"/>
             <w:shd w:fill="F7FAFC"/>
             <w:tcMar>
-              <w:top w:w="60" w:type="dxa"/>
-              <w:bottom w:w="60" w:type="dxa"/>
-              <w:left w:w="100" w:type="dxa"/>
-              <w:right w:w="100" w:type="dxa"/>
+              <w:top w:w="50" w:type="dxa"/>
+              <w:bottom w:w="50" w:type="dxa"/>
+              <w:left w:w="80" w:type="dxa"/>
+              <w:right w:w="80" w:type="dxa"/>
             </w:tcMar>
           </w:tcPr>
           <w:p>
-            <w:pPr>
-              <w:spacing w:after="40"/>
-            </w:pPr>
             <w:r>
               <w:rPr>
                 <w:b/>
-                <w:sz w:val="18"/>
+                <w:sz w:val="17"/>
               </w:rPr>
-              <w:t>87.1% Overall Routing Accuracy</w:t>
+              <w:t>87.1% Overall Accuracy</w:t>
               <w:br/>
               <w:t>92.5% Unanswerables Refused</w:t>
             </w:r>
@@ -938,24 +916,21 @@
         </w:tc>
         <w:tc>
           <w:tcPr>
-            <w:tcW w:type="dxa" w:w="2160"/>
+            <w:tcW w:type="dxa" w:w="1872"/>
             <w:shd w:fill="F7FAFC"/>
             <w:tcMar>
-              <w:top w:w="60" w:type="dxa"/>
-              <w:bottom w:w="60" w:type="dxa"/>
-              <w:left w:w="100" w:type="dxa"/>
-              <w:right w:w="100" w:type="dxa"/>
+              <w:top w:w="50" w:type="dxa"/>
+              <w:bottom w:w="50" w:type="dxa"/>
+              <w:left w:w="80" w:type="dxa"/>
+              <w:right w:w="80" w:type="dxa"/>
             </w:tcMar>
           </w:tcPr>
           <w:p>
-            <w:pPr>
-              <w:spacing w:after="40"/>
-            </w:pPr>
             <w:r>
               <w:rPr>
-                <w:sz w:val="17"/>
+                <w:sz w:val="16"/>
               </w:rPr>
-              <w:t>14.3% False Refusal Rate on answerable queries</w:t>
+              <w:t>14.3% False Refusal Rate on draft questions; threshold not calibrated on verified set.</w:t>
             </w:r>
           </w:p>
         </w:tc>
@@ -966,74 +941,63 @@
             <w:tcW w:type="dxa" w:w="2592"/>
             <w:shd w:fill="FFFFFF"/>
             <w:tcMar>
-              <w:top w:w="60" w:type="dxa"/>
-              <w:bottom w:w="60" w:type="dxa"/>
-              <w:left w:w="100" w:type="dxa"/>
-              <w:right w:w="100" w:type="dxa"/>
+              <w:top w:w="50" w:type="dxa"/>
+              <w:bottom w:w="50" w:type="dxa"/>
+              <w:left w:w="80" w:type="dxa"/>
+              <w:right w:w="80" w:type="dxa"/>
             </w:tcMar>
           </w:tcPr>
           <w:p>
-            <w:pPr>
-              <w:spacing w:after="40"/>
-            </w:pPr>
             <w:r>
               <w:rPr>
                 <w:b/>
-                <w:sz w:val="18"/>
+                <w:sz w:val="17"/>
               </w:rPr>
-              <w:t>Voice-Loop TTFA (Sentence 1)</w:t>
+              <w:t>Voice-Loop TTFA</w:t>
             </w:r>
           </w:p>
         </w:tc>
         <w:tc>
           <w:tcPr>
-            <w:tcW w:type="dxa" w:w="3168"/>
+            <w:tcW w:type="dxa" w:w="3024"/>
             <w:shd w:fill="FFFFFF"/>
             <w:tcMar>
-              <w:top w:w="60" w:type="dxa"/>
-              <w:bottom w:w="60" w:type="dxa"/>
-              <w:left w:w="100" w:type="dxa"/>
-              <w:right w:w="100" w:type="dxa"/>
+              <w:top w:w="50" w:type="dxa"/>
+              <w:bottom w:w="50" w:type="dxa"/>
+              <w:left w:w="80" w:type="dxa"/>
+              <w:right w:w="80" w:type="dxa"/>
             </w:tcMar>
           </w:tcPr>
           <w:p>
-            <w:pPr>
-              <w:spacing w:after="40"/>
-            </w:pPr>
             <w:r>
               <w:rPr>
                 <w:color w:val="718096"/>
-                <w:sz w:val="17"/>
+                <w:sz w:val="16"/>
               </w:rPr>
               <w:t>scripts/voice_loop_timing.py</w:t>
               <w:br/>
-              <w:t>scripts/test_sentence_speech.py</w:t>
-              <w:br/>
-              <w:t>(n=1 end-to-end loop)</w:t>
+              <w:t>(n=1 end-to-end run)</w:t>
             </w:r>
           </w:p>
         </w:tc>
         <w:tc>
           <w:tcPr>
-            <w:tcW w:type="dxa" w:w="1728"/>
+            <w:tcW w:type="dxa" w:w="1872"/>
             <w:shd w:fill="FFFFFF"/>
             <w:tcMar>
-              <w:top w:w="60" w:type="dxa"/>
-              <w:bottom w:w="60" w:type="dxa"/>
-              <w:left w:w="100" w:type="dxa"/>
-              <w:right w:w="100" w:type="dxa"/>
+              <w:top w:w="50" w:type="dxa"/>
+              <w:bottom w:w="50" w:type="dxa"/>
+              <w:left w:w="80" w:type="dxa"/>
+              <w:right w:w="80" w:type="dxa"/>
             </w:tcMar>
           </w:tcPr>
           <w:p>
-            <w:pPr>
-              <w:spacing w:after="40"/>
-            </w:pPr>
             <w:r>
               <w:rPr>
                 <w:b/>
-                <w:sz w:val="18"/>
+                <w:sz w:val="17"/>
               </w:rPr>
-              <w:t>9.20s Perceived Start</w:t>
+              <w:t>9.20s Wall-Clock Latency</w:t>
               <w:br/>
               <w:t>(Sentence 1 TTFA: 2,795 ms)</w:t>
             </w:r>
@@ -1041,26 +1005,21 @@
         </w:tc>
         <w:tc>
           <w:tcPr>
-            <w:tcW w:type="dxa" w:w="2160"/>
+            <w:tcW w:type="dxa" w:w="1872"/>
             <w:shd w:fill="FFFFFF"/>
             <w:tcMar>
-              <w:top w:w="60" w:type="dxa"/>
-              <w:bottom w:w="60" w:type="dxa"/>
-              <w:left w:w="100" w:type="dxa"/>
-              <w:right w:w="100" w:type="dxa"/>
+              <w:top w:w="50" w:type="dxa"/>
+              <w:bottom w:w="50" w:type="dxa"/>
+              <w:left w:w="80" w:type="dxa"/>
+              <w:right w:w="80" w:type="dxa"/>
             </w:tcMar>
           </w:tcPr>
           <w:p>
-            <w:pPr>
-              <w:spacing w:after="40"/>
-            </w:pPr>
             <w:r>
               <w:rPr>
-                <w:sz w:val="17"/>
+                <w:sz w:val="16"/>
               </w:rPr>
-              <w:t>14.2s Monolithic Loop</w:t>
-              <w:br/>
-              <w:t>(~40% perceived latency cut)</w:t>
+              <w:t>Target of 5.0s NOT met (over by 4.2s). Baseline 14.2s is composite estimated sequential.</w:t>
             </w:r>
           </w:p>
         </w:tc>
@@ -1071,20 +1030,17 @@
             <w:tcW w:type="dxa" w:w="2592"/>
             <w:shd w:fill="F7FAFC"/>
             <w:tcMar>
-              <w:top w:w="60" w:type="dxa"/>
-              <w:bottom w:w="60" w:type="dxa"/>
-              <w:left w:w="100" w:type="dxa"/>
-              <w:right w:w="100" w:type="dxa"/>
+              <w:top w:w="50" w:type="dxa"/>
+              <w:bottom w:w="50" w:type="dxa"/>
+              <w:left w:w="80" w:type="dxa"/>
+              <w:right w:w="80" w:type="dxa"/>
             </w:tcMar>
           </w:tcPr>
           <w:p>
-            <w:pPr>
-              <w:spacing w:after="40"/>
-            </w:pPr>
             <w:r>
               <w:rPr>
                 <w:b/>
-                <w:sz w:val="18"/>
+                <w:sz w:val="17"/>
               </w:rPr>
               <w:t>Fact Cards Precision</w:t>
             </w:r>
@@ -1092,78 +1048,67 @@
         </w:tc>
         <w:tc>
           <w:tcPr>
-            <w:tcW w:type="dxa" w:w="3168"/>
+            <w:tcW w:type="dxa" w:w="3024"/>
             <w:shd w:fill="F7FAFC"/>
             <w:tcMar>
-              <w:top w:w="60" w:type="dxa"/>
-              <w:bottom w:w="60" w:type="dxa"/>
-              <w:left w:w="100" w:type="dxa"/>
-              <w:right w:w="100" w:type="dxa"/>
+              <w:top w:w="50" w:type="dxa"/>
+              <w:bottom w:w="50" w:type="dxa"/>
+              <w:left w:w="80" w:type="dxa"/>
+              <w:right w:w="80" w:type="dxa"/>
             </w:tcMar>
           </w:tcPr>
           <w:p>
-            <w:pPr>
-              <w:spacing w:after="40"/>
-            </w:pPr>
             <w:r>
               <w:rPr>
                 <w:color w:val="718096"/>
-                <w:sz w:val="17"/>
+                <w:sz w:val="16"/>
               </w:rPr>
               <w:t>scripts/fact_card_eval.py</w:t>
               <w:br/>
-              <w:t>(n=40 unanswerables + cards)</w:t>
+              <w:t>(n=4 positive, 40 unanswerables)</w:t>
             </w:r>
           </w:p>
         </w:tc>
         <w:tc>
           <w:tcPr>
-            <w:tcW w:type="dxa" w:w="1728"/>
+            <w:tcW w:type="dxa" w:w="1872"/>
             <w:shd w:fill="F7FAFC"/>
             <w:tcMar>
-              <w:top w:w="60" w:type="dxa"/>
-              <w:bottom w:w="60" w:type="dxa"/>
-              <w:left w:w="100" w:type="dxa"/>
-              <w:right w:w="100" w:type="dxa"/>
+              <w:top w:w="50" w:type="dxa"/>
+              <w:bottom w:w="50" w:type="dxa"/>
+              <w:left w:w="80" w:type="dxa"/>
+              <w:right w:w="80" w:type="dxa"/>
             </w:tcMar>
           </w:tcPr>
           <w:p>
-            <w:pPr>
-              <w:spacing w:after="40"/>
-            </w:pPr>
             <w:r>
               <w:rPr>
                 <w:b/>
-                <w:sz w:val="18"/>
+                <w:sz w:val="17"/>
               </w:rPr>
-              <w:t>100.0% Precision</w:t>
+              <w:t>100.0% Precision (4/4)</w:t>
               <w:br/>
-              <w:t>0% False Positives</w:t>
+              <w:t>0 False Positives (0/40)</w:t>
             </w:r>
           </w:p>
         </w:tc>
         <w:tc>
           <w:tcPr>
-            <w:tcW w:type="dxa" w:w="2160"/>
+            <w:tcW w:type="dxa" w:w="1872"/>
             <w:shd w:fill="F7FAFC"/>
             <w:tcMar>
-              <w:top w:w="60" w:type="dxa"/>
-              <w:bottom w:w="60" w:type="dxa"/>
-              <w:left w:w="100" w:type="dxa"/>
-              <w:right w:w="100" w:type="dxa"/>
+              <w:top w:w="50" w:type="dxa"/>
+              <w:bottom w:w="50" w:type="dxa"/>
+              <w:left w:w="80" w:type="dxa"/>
+              <w:right w:w="80" w:type="dxa"/>
             </w:tcMar>
           </w:tcPr>
           <w:p>
-            <w:pPr>
-              <w:spacing w:after="40"/>
-            </w:pPr>
             <w:r>
               <w:rPr>
-                <w:sz w:val="17"/>
+                <w:sz w:val="16"/>
               </w:rPr>
-              <w:t>&lt;50 ms Latency</w:t>
-              <w:br/>
-              <w:t>0 LLM API calls consumed</w:t>
+              <w:t>Tested on 2 draft cards authored by developer. Audio generated locally, not in git.</w:t>
             </w:r>
           </w:p>
         </w:tc>
@@ -1174,44 +1119,38 @@
             <w:tcW w:type="dxa" w:w="2592"/>
             <w:shd w:fill="FFFFFF"/>
             <w:tcMar>
-              <w:top w:w="60" w:type="dxa"/>
-              <w:bottom w:w="60" w:type="dxa"/>
-              <w:left w:w="100" w:type="dxa"/>
-              <w:right w:w="100" w:type="dxa"/>
+              <w:top w:w="50" w:type="dxa"/>
+              <w:bottom w:w="50" w:type="dxa"/>
+              <w:left w:w="80" w:type="dxa"/>
+              <w:right w:w="80" w:type="dxa"/>
             </w:tcMar>
           </w:tcPr>
           <w:p>
-            <w:pPr>
-              <w:spacing w:after="40"/>
-            </w:pPr>
             <w:r>
               <w:rPr>
                 <w:b/>
-                <w:sz w:val="18"/>
+                <w:sz w:val="17"/>
               </w:rPr>
-              <w:t>BhashaShield Speech Retrieval</w:t>
+              <w:t>Speech Error Retrieval</w:t>
             </w:r>
           </w:p>
         </w:tc>
         <w:tc>
           <w:tcPr>
-            <w:tcW w:type="dxa" w:w="3168"/>
+            <w:tcW w:type="dxa" w:w="3024"/>
             <w:shd w:fill="FFFFFF"/>
             <w:tcMar>
-              <w:top w:w="60" w:type="dxa"/>
-              <w:bottom w:w="60" w:type="dxa"/>
-              <w:left w:w="100" w:type="dxa"/>
-              <w:right w:w="100" w:type="dxa"/>
+              <w:top w:w="50" w:type="dxa"/>
+              <w:bottom w:w="50" w:type="dxa"/>
+              <w:left w:w="80" w:type="dxa"/>
+              <w:right w:w="80" w:type="dxa"/>
             </w:tcMar>
           </w:tcPr>
           <w:p>
-            <w:pPr>
-              <w:spacing w:after="40"/>
-            </w:pPr>
             <w:r>
               <w:rPr>
                 <w:color w:val="718096"/>
-                <w:sz w:val="17"/>
+                <w:sz w:val="16"/>
               </w:rPr>
               <w:t>scripts/speech_error_test.py</w:t>
               <w:br/>
@@ -1221,23 +1160,20 @@
         </w:tc>
         <w:tc>
           <w:tcPr>
-            <w:tcW w:type="dxa" w:w="1728"/>
+            <w:tcW w:type="dxa" w:w="1872"/>
             <w:shd w:fill="FFFFFF"/>
             <w:tcMar>
-              <w:top w:w="60" w:type="dxa"/>
-              <w:bottom w:w="60" w:type="dxa"/>
-              <w:left w:w="100" w:type="dxa"/>
-              <w:right w:w="100" w:type="dxa"/>
+              <w:top w:w="50" w:type="dxa"/>
+              <w:bottom w:w="50" w:type="dxa"/>
+              <w:left w:w="80" w:type="dxa"/>
+              <w:right w:w="80" w:type="dxa"/>
             </w:tcMar>
           </w:tcPr>
           <w:p>
-            <w:pPr>
-              <w:spacing w:after="40"/>
-            </w:pPr>
             <w:r>
               <w:rPr>
                 <w:b/>
-                <w:sz w:val="18"/>
+                <w:sz w:val="17"/>
               </w:rPr>
               <w:t>Doc Match: 90.3% (28/31)</w:t>
               <w:br/>
@@ -1247,24 +1183,21 @@
         </w:tc>
         <w:tc>
           <w:tcPr>
-            <w:tcW w:type="dxa" w:w="2160"/>
+            <w:tcW w:type="dxa" w:w="1872"/>
             <w:shd w:fill="FFFFFF"/>
             <w:tcMar>
-              <w:top w:w="60" w:type="dxa"/>
-              <w:bottom w:w="60" w:type="dxa"/>
-              <w:left w:w="100" w:type="dxa"/>
-              <w:right w:w="100" w:type="dxa"/>
+              <w:top w:w="50" w:type="dxa"/>
+              <w:bottom w:w="50" w:type="dxa"/>
+              <w:left w:w="80" w:type="dxa"/>
+              <w:right w:w="80" w:type="dxa"/>
             </w:tcMar>
           </w:tcPr>
           <w:p>
-            <w:pPr>
-              <w:spacing w:after="40"/>
-            </w:pPr>
             <w:r>
               <w:rPr>
-                <w:sz w:val="17"/>
+                <w:sz w:val="16"/>
               </w:rPr>
-              <w:t>Tolerant to Indic dialect and pronunciation shifts</w:t>
+              <w:t>Read-speech news only (15 TA + 15 HI + 1 sample). Tanglish/conversational untested.</w:t>
             </w:r>
           </w:p>
         </w:tc>
@@ -1275,44 +1208,38 @@
             <w:tcW w:type="dxa" w:w="2592"/>
             <w:shd w:fill="F7FAFC"/>
             <w:tcMar>
-              <w:top w:w="60" w:type="dxa"/>
-              <w:bottom w:w="60" w:type="dxa"/>
-              <w:left w:w="100" w:type="dxa"/>
-              <w:right w:w="100" w:type="dxa"/>
+              <w:top w:w="50" w:type="dxa"/>
+              <w:bottom w:w="50" w:type="dxa"/>
+              <w:left w:w="80" w:type="dxa"/>
+              <w:right w:w="80" w:type="dxa"/>
             </w:tcMar>
           </w:tcPr>
           <w:p>
-            <w:pPr>
-              <w:spacing w:after="40"/>
-            </w:pPr>
             <w:r>
               <w:rPr>
                 <w:b/>
-                <w:sz w:val="18"/>
+                <w:sz w:val="17"/>
               </w:rPr>
-              <w:t>Kathbath STT Word Error Rate</w:t>
+              <w:t>STT Word Error Rate</w:t>
             </w:r>
           </w:p>
         </w:tc>
         <w:tc>
           <w:tcPr>
-            <w:tcW w:type="dxa" w:w="3168"/>
+            <w:tcW w:type="dxa" w:w="3024"/>
             <w:shd w:fill="F7FAFC"/>
             <w:tcMar>
-              <w:top w:w="60" w:type="dxa"/>
-              <w:bottom w:w="60" w:type="dxa"/>
-              <w:left w:w="100" w:type="dxa"/>
-              <w:right w:w="100" w:type="dxa"/>
+              <w:top w:w="50" w:type="dxa"/>
+              <w:bottom w:w="50" w:type="dxa"/>
+              <w:left w:w="80" w:type="dxa"/>
+              <w:right w:w="80" w:type="dxa"/>
             </w:tcMar>
           </w:tcPr>
           <w:p>
-            <w:pPr>
-              <w:spacing w:after="40"/>
-            </w:pPr>
             <w:r>
               <w:rPr>
                 <w:color w:val="718096"/>
-                <w:sz w:val="17"/>
+                <w:sz w:val="16"/>
               </w:rPr>
               <w:t>Gnani Prisma REST</w:t>
               <w:br/>
@@ -1322,50 +1249,44 @@
         </w:tc>
         <w:tc>
           <w:tcPr>
-            <w:tcW w:type="dxa" w:w="1728"/>
+            <w:tcW w:type="dxa" w:w="1872"/>
             <w:shd w:fill="F7FAFC"/>
             <w:tcMar>
-              <w:top w:w="60" w:type="dxa"/>
-              <w:bottom w:w="60" w:type="dxa"/>
-              <w:left w:w="100" w:type="dxa"/>
-              <w:right w:w="100" w:type="dxa"/>
+              <w:top w:w="50" w:type="dxa"/>
+              <w:bottom w:w="50" w:type="dxa"/>
+              <w:left w:w="80" w:type="dxa"/>
+              <w:right w:w="80" w:type="dxa"/>
             </w:tcMar>
           </w:tcPr>
           <w:p>
-            <w:pPr>
-              <w:spacing w:after="40"/>
-            </w:pPr>
             <w:r>
               <w:rPr>
                 <w:b/>
-                <w:sz w:val="18"/>
+                <w:sz w:val="17"/>
               </w:rPr>
-              <w:t>Tamil: 5.2% Raw, 1.7% Norm</w:t>
+              <w:t>Tamil: Raw 5.2% (Norm 1.7%)</w:t>
               <w:br/>
-              <w:t>Hindi: 3.7% Raw, 1.7% Norm</w:t>
+              <w:t>Hindi: Raw 3.7% (Norm 1.7%)</w:t>
             </w:r>
           </w:p>
         </w:tc>
         <w:tc>
           <w:tcPr>
-            <w:tcW w:type="dxa" w:w="2160"/>
+            <w:tcW w:type="dxa" w:w="1872"/>
             <w:shd w:fill="F7FAFC"/>
             <w:tcMar>
-              <w:top w:w="60" w:type="dxa"/>
-              <w:bottom w:w="60" w:type="dxa"/>
-              <w:left w:w="100" w:type="dxa"/>
-              <w:right w:w="100" w:type="dxa"/>
+              <w:top w:w="50" w:type="dxa"/>
+              <w:bottom w:w="50" w:type="dxa"/>
+              <w:left w:w="80" w:type="dxa"/>
+              <w:right w:w="80" w:type="dxa"/>
             </w:tcMar>
           </w:tcPr>
           <w:p>
-            <w:pPr>
-              <w:spacing w:after="40"/>
-            </w:pPr>
             <w:r>
               <w:rPr>
-                <w:sz w:val="17"/>
+                <w:sz w:val="16"/>
               </w:rPr>
-              <w:t>Read speech evaluation; synthetic single-clip was 1.32s</w:t>
+              <w:t>Clean read speech only. 'Norm' strips punctuation/spaces. Identical 1.7% is coincidental rounding.</w:t>
             </w:r>
           </w:p>
         </w:tc>
@@ -1376,72 +1297,63 @@
             <w:tcW w:type="dxa" w:w="2592"/>
             <w:shd w:fill="FFFFFF"/>
             <w:tcMar>
-              <w:top w:w="60" w:type="dxa"/>
-              <w:bottom w:w="60" w:type="dxa"/>
-              <w:left w:w="100" w:type="dxa"/>
-              <w:right w:w="100" w:type="dxa"/>
+              <w:top w:w="50" w:type="dxa"/>
+              <w:bottom w:w="50" w:type="dxa"/>
+              <w:left w:w="80" w:type="dxa"/>
+              <w:right w:w="80" w:type="dxa"/>
             </w:tcMar>
           </w:tcPr>
           <w:p>
-            <w:pPr>
-              <w:spacing w:after="40"/>
-            </w:pPr>
             <w:r>
               <w:rPr>
                 <w:b/>
-                <w:sz w:val="18"/>
+                <w:sz w:val="17"/>
               </w:rPr>
-              <w:t>Git Security &amp; Leak Audit</w:t>
+              <w:t>Custom Secrets Audit</w:t>
             </w:r>
           </w:p>
         </w:tc>
         <w:tc>
           <w:tcPr>
-            <w:tcW w:type="dxa" w:w="3168"/>
+            <w:tcW w:type="dxa" w:w="3024"/>
             <w:shd w:fill="FFFFFF"/>
             <w:tcMar>
-              <w:top w:w="60" w:type="dxa"/>
-              <w:bottom w:w="60" w:type="dxa"/>
-              <w:left w:w="100" w:type="dxa"/>
-              <w:right w:w="100" w:type="dxa"/>
+              <w:top w:w="50" w:type="dxa"/>
+              <w:bottom w:w="50" w:type="dxa"/>
+              <w:left w:w="80" w:type="dxa"/>
+              <w:right w:w="80" w:type="dxa"/>
             </w:tcMar>
           </w:tcPr>
           <w:p>
-            <w:pPr>
-              <w:spacing w:after="40"/>
-            </w:pPr>
             <w:r>
               <w:rPr>
                 <w:color w:val="718096"/>
-                <w:sz w:val="17"/>
+                <w:sz w:val="16"/>
               </w:rPr>
               <w:t>scripts/scan_git_secrets.py</w:t>
               <w:br/>
-              <w:t>(n=148 commits, 236 files)</w:t>
+              <w:t>(n=149 commits, 238 files)</w:t>
             </w:r>
           </w:p>
         </w:tc>
         <w:tc>
           <w:tcPr>
-            <w:tcW w:type="dxa" w:w="1728"/>
+            <w:tcW w:type="dxa" w:w="1872"/>
             <w:shd w:fill="FFFFFF"/>
             <w:tcMar>
-              <w:top w:w="60" w:type="dxa"/>
-              <w:bottom w:w="60" w:type="dxa"/>
-              <w:left w:w="100" w:type="dxa"/>
-              <w:right w:w="100" w:type="dxa"/>
+              <w:top w:w="50" w:type="dxa"/>
+              <w:bottom w:w="50" w:type="dxa"/>
+              <w:left w:w="80" w:type="dxa"/>
+              <w:right w:w="80" w:type="dxa"/>
             </w:tcMar>
           </w:tcPr>
           <w:p>
-            <w:pPr>
-              <w:spacing w:after="40"/>
-            </w:pPr>
             <w:r>
               <w:rPr>
                 <w:b/>
-                <w:sz w:val="18"/>
+                <w:sz w:val="17"/>
               </w:rPr>
-              <w:t>0 API Keys Found</w:t>
+              <w:t>0 Secrets Detected</w:t>
               <w:br/>
               <w:t>0 Audio Files in Git</w:t>
             </w:r>
@@ -1449,24 +1361,21 @@
         </w:tc>
         <w:tc>
           <w:tcPr>
-            <w:tcW w:type="dxa" w:w="2160"/>
+            <w:tcW w:type="dxa" w:w="1872"/>
             <w:shd w:fill="FFFFFF"/>
             <w:tcMar>
-              <w:top w:w="60" w:type="dxa"/>
-              <w:bottom w:w="60" w:type="dxa"/>
-              <w:left w:w="100" w:type="dxa"/>
-              <w:right w:w="100" w:type="dxa"/>
+              <w:top w:w="50" w:type="dxa"/>
+              <w:bottom w:w="50" w:type="dxa"/>
+              <w:left w:w="80" w:type="dxa"/>
+              <w:right w:w="80" w:type="dxa"/>
             </w:tcMar>
           </w:tcPr>
           <w:p>
-            <w:pPr>
-              <w:spacing w:after="40"/>
-            </w:pPr>
             <w:r>
               <w:rPr>
-                <w:sz w:val="17"/>
+                <w:sz w:val="16"/>
               </w:rPr>
-              <w:t>Clean clone verified; 55/55 unit tests passing</w:t>
+              <w:t>Custom Python regex scan. Gitleaks unavailable. Fresh clone test pending.</w:t>
             </w:r>
           </w:p>
         </w:tc>
@@ -1474,7 +1383,7 @@
     </w:tbl>
     <w:p>
       <w:pPr>
-        <w:spacing w:after="240"/>
+        <w:spacing w:after="200"/>
       </w:pPr>
     </w:p>
     <w:p>
@@ -1485,7 +1394,15 @@
         <w:rPr>
           <w:color w:val="1A365D"/>
         </w:rPr>
-        <w:t>4. Detailed Voice-Loop Latency Decomposition</w:t>
+        <w:t>4. Voice Loop Latency Breakdown (n=1)</w:t>
+      </w:r>
+    </w:p>
+    <w:p>
+      <w:pPr>
+        <w:spacing w:after="120"/>
+      </w:pPr>
+      <w:r>
+        <w:t>The voice loop timing was evaluated in a single end-to-end run (n=1) using scripts/voice_loop_timing.py with Sentence 1 TTS latency verified via scripts/test_sentence_speech.py. The total pure processing time of the individual components was 8,417.9 ms (~8.42 s), while the measured wall-clock elapsed time was 9.20 s (reflecting ~780 ms of connection and orchestration overhead). The 14.2 s baseline is a composite estimate of monolithic execution: STT (1.32s) + Search (0.22s) + Rerank (0.24s) + Median Generation (6.30s from scripts/benchmark_speed.py) + Full TTS (5.99s from scripts/test_sentence_speech.py) = ~14.07s (~14.2s).</w:t>
       </w:r>
     </w:p>
     <w:p>
@@ -1493,7 +1410,11 @@
         <w:spacing w:after="160"/>
       </w:pPr>
       <w:r>
-        <w:t>A critical bottleneck in citizen voice assistants is perceived turn-around time. A monolithic loop that transcribes speech, retrieves documents, queries Gemini, verifies entailment, and synthesizes the entire paragraph with TTS requires ~14.2 seconds. Pakkam 2.0 splits this pipeline using short voice mode (2 sentences max) and sentence-by-sentence TTFA pipelining:</w:t>
+        <w:rPr>
+          <w:b/>
+          <w:color w:val="C53030"/>
+        </w:rPr>
+        <w:t>CRITICAL TARGET GAP: The project target was 5.0 s end-to-end. At 9.20 s, the voice loop is 4.2 s over target.</w:t>
       </w:r>
     </w:p>
     <w:tbl>
@@ -1514,8 +1435,8 @@
             <w:tcW w:type="dxa" w:w="3168"/>
             <w:shd w:fill="2D3748"/>
             <w:tcMar>
-              <w:top w:w="80" w:type="dxa"/>
-              <w:bottom w:w="80" w:type="dxa"/>
+              <w:top w:w="70" w:type="dxa"/>
+              <w:bottom w:w="70" w:type="dxa"/>
               <w:left w:w="100" w:type="dxa"/>
               <w:right w:w="100" w:type="dxa"/>
             </w:tcMar>
@@ -1525,19 +1446,19 @@
               <w:rPr>
                 <w:b/>
                 <w:color w:val="FFFFFF"/>
-                <w:sz w:val="19"/>
+                <w:sz w:val="18"/>
               </w:rPr>
-              <w:t>Execution Stage</w:t>
+              <w:t>Component Stage</w:t>
             </w:r>
           </w:p>
         </w:tc>
         <w:tc>
           <w:tcPr>
-            <w:tcW w:type="dxa" w:w="1728"/>
+            <w:tcW w:type="dxa" w:w="1584"/>
             <w:shd w:fill="2D3748"/>
             <w:tcMar>
-              <w:top w:w="80" w:type="dxa"/>
-              <w:bottom w:w="80" w:type="dxa"/>
+              <w:top w:w="70" w:type="dxa"/>
+              <w:bottom w:w="70" w:type="dxa"/>
               <w:left w:w="100" w:type="dxa"/>
               <w:right w:w="100" w:type="dxa"/>
             </w:tcMar>
@@ -1547,7 +1468,7 @@
               <w:rPr>
                 <w:b/>
                 <w:color w:val="FFFFFF"/>
-                <w:sz w:val="19"/>
+                <w:sz w:val="18"/>
               </w:rPr>
               <w:t>Stage Latency</w:t>
             </w:r>
@@ -1558,8 +1479,8 @@
             <w:tcW w:type="dxa" w:w="1728"/>
             <w:shd w:fill="2D3748"/>
             <w:tcMar>
-              <w:top w:w="80" w:type="dxa"/>
-              <w:bottom w:w="80" w:type="dxa"/>
+              <w:top w:w="70" w:type="dxa"/>
+              <w:bottom w:w="70" w:type="dxa"/>
               <w:left w:w="100" w:type="dxa"/>
               <w:right w:w="100" w:type="dxa"/>
             </w:tcMar>
@@ -1569,7 +1490,7 @@
               <w:rPr>
                 <w:b/>
                 <w:color w:val="FFFFFF"/>
-                <w:sz w:val="19"/>
+                <w:sz w:val="18"/>
               </w:rPr>
               <w:t>Cumulative Time</w:t>
             </w:r>
@@ -1577,11 +1498,11 @@
         </w:tc>
         <w:tc>
           <w:tcPr>
-            <w:tcW w:type="dxa" w:w="3024"/>
+            <w:tcW w:type="dxa" w:w="2880"/>
             <w:shd w:fill="2D3748"/>
             <w:tcMar>
-              <w:top w:w="80" w:type="dxa"/>
-              <w:bottom w:w="80" w:type="dxa"/>
+              <w:top w:w="70" w:type="dxa"/>
+              <w:bottom w:w="70" w:type="dxa"/>
               <w:left w:w="100" w:type="dxa"/>
               <w:right w:w="100" w:type="dxa"/>
             </w:tcMar>
@@ -1591,9 +1512,9 @@
               <w:rPr>
                 <w:b/>
                 <w:color w:val="FFFFFF"/>
-                <w:sz w:val="19"/>
+                <w:sz w:val="18"/>
               </w:rPr>
-              <w:t>Optimization Applied</w:t>
+              <w:t>Source Script &amp; Method</w:t>
             </w:r>
           </w:p>
         </w:tc>
@@ -1604,37 +1525,37 @@
             <w:tcW w:type="dxa" w:w="3168"/>
             <w:shd w:fill="FFFFFF"/>
             <w:tcMar>
-              <w:top w:w="60" w:type="dxa"/>
-              <w:bottom w:w="60" w:type="dxa"/>
-              <w:left w:w="100" w:type="dxa"/>
-              <w:right w:w="100" w:type="dxa"/>
+              <w:top w:w="50" w:type="dxa"/>
+              <w:bottom w:w="50" w:type="dxa"/>
+              <w:left w:w="80" w:type="dxa"/>
+              <w:right w:w="80" w:type="dxa"/>
             </w:tcMar>
           </w:tcPr>
           <w:p>
             <w:r>
               <w:rPr>
                 <w:b/>
-                <w:sz w:val="18"/>
+                <w:sz w:val="17"/>
               </w:rPr>
-              <w:t>1. Speech-to-Text (Gnani Prisma REST)</w:t>
+              <w:t>1. STT (Gnani Prisma REST)</w:t>
             </w:r>
           </w:p>
         </w:tc>
         <w:tc>
           <w:tcPr>
-            <w:tcW w:type="dxa" w:w="1728"/>
+            <w:tcW w:type="dxa" w:w="1584"/>
             <w:shd w:fill="FFFFFF"/>
             <w:tcMar>
-              <w:top w:w="60" w:type="dxa"/>
-              <w:bottom w:w="60" w:type="dxa"/>
-              <w:left w:w="100" w:type="dxa"/>
-              <w:right w:w="100" w:type="dxa"/>
+              <w:top w:w="50" w:type="dxa"/>
+              <w:bottom w:w="50" w:type="dxa"/>
+              <w:left w:w="80" w:type="dxa"/>
+              <w:right w:w="80" w:type="dxa"/>
             </w:tcMar>
           </w:tcPr>
           <w:p>
             <w:r>
               <w:rPr>
-                <w:sz w:val="18"/>
+                <w:sz w:val="17"/>
               </w:rPr>
               <w:t>1,320.4 ms</w:t>
             </w:r>
@@ -1645,17 +1566,17 @@
             <w:tcW w:type="dxa" w:w="1728"/>
             <w:shd w:fill="FFFFFF"/>
             <w:tcMar>
-              <w:top w:w="60" w:type="dxa"/>
-              <w:bottom w:w="60" w:type="dxa"/>
-              <w:left w:w="100" w:type="dxa"/>
-              <w:right w:w="100" w:type="dxa"/>
+              <w:top w:w="50" w:type="dxa"/>
+              <w:bottom w:w="50" w:type="dxa"/>
+              <w:left w:w="80" w:type="dxa"/>
+              <w:right w:w="80" w:type="dxa"/>
             </w:tcMar>
           </w:tcPr>
           <w:p>
             <w:r>
               <w:rPr>
                 <w:b/>
-                <w:sz w:val="18"/>
+                <w:sz w:val="17"/>
               </w:rPr>
               <w:t>1.32 s</w:t>
             </w:r>
@@ -1663,22 +1584,22 @@
         </w:tc>
         <w:tc>
           <w:tcPr>
-            <w:tcW w:type="dxa" w:w="3024"/>
+            <w:tcW w:type="dxa" w:w="2880"/>
             <w:shd w:fill="FFFFFF"/>
             <w:tcMar>
-              <w:top w:w="60" w:type="dxa"/>
-              <w:bottom w:w="60" w:type="dxa"/>
-              <w:left w:w="100" w:type="dxa"/>
-              <w:right w:w="100" w:type="dxa"/>
+              <w:top w:w="50" w:type="dxa"/>
+              <w:bottom w:w="50" w:type="dxa"/>
+              <w:left w:w="80" w:type="dxa"/>
+              <w:right w:w="80" w:type="dxa"/>
             </w:tcMar>
           </w:tcPr>
           <w:p>
             <w:r>
               <w:rPr>
                 <w:color w:val="718096"/>
-                <w:sz w:val="17"/>
+                <w:sz w:val="16"/>
               </w:rPr>
-              <w:t>16 kHz mono WAV input</w:t>
+              <w:t>scripts/voice_loop_timing.py (synthetic clip)</w:t>
             </w:r>
           </w:p>
         </w:tc>
@@ -1689,37 +1610,37 @@
             <w:tcW w:type="dxa" w:w="3168"/>
             <w:shd w:fill="F7FAFC"/>
             <w:tcMar>
-              <w:top w:w="60" w:type="dxa"/>
-              <w:bottom w:w="60" w:type="dxa"/>
-              <w:left w:w="100" w:type="dxa"/>
-              <w:right w:w="100" w:type="dxa"/>
+              <w:top w:w="50" w:type="dxa"/>
+              <w:bottom w:w="50" w:type="dxa"/>
+              <w:left w:w="80" w:type="dxa"/>
+              <w:right w:w="80" w:type="dxa"/>
             </w:tcMar>
           </w:tcPr>
           <w:p>
             <w:r>
               <w:rPr>
                 <w:b/>
-                <w:sz w:val="18"/>
+                <w:sz w:val="17"/>
               </w:rPr>
-              <w:t>2. Dense + Sparse Search (Qdrant)</w:t>
+              <w:t>2. Dense + Sparse Search</w:t>
             </w:r>
           </w:p>
         </w:tc>
         <w:tc>
           <w:tcPr>
-            <w:tcW w:type="dxa" w:w="1728"/>
+            <w:tcW w:type="dxa" w:w="1584"/>
             <w:shd w:fill="F7FAFC"/>
             <w:tcMar>
-              <w:top w:w="60" w:type="dxa"/>
-              <w:bottom w:w="60" w:type="dxa"/>
-              <w:left w:w="100" w:type="dxa"/>
-              <w:right w:w="100" w:type="dxa"/>
+              <w:top w:w="50" w:type="dxa"/>
+              <w:bottom w:w="50" w:type="dxa"/>
+              <w:left w:w="80" w:type="dxa"/>
+              <w:right w:w="80" w:type="dxa"/>
             </w:tcMar>
           </w:tcPr>
           <w:p>
             <w:r>
               <w:rPr>
-                <w:sz w:val="18"/>
+                <w:sz w:val="17"/>
               </w:rPr>
               <w:t>215.6 ms</w:t>
             </w:r>
@@ -1730,17 +1651,17 @@
             <w:tcW w:type="dxa" w:w="1728"/>
             <w:shd w:fill="F7FAFC"/>
             <w:tcMar>
-              <w:top w:w="60" w:type="dxa"/>
-              <w:bottom w:w="60" w:type="dxa"/>
-              <w:left w:w="100" w:type="dxa"/>
-              <w:right w:w="100" w:type="dxa"/>
+              <w:top w:w="50" w:type="dxa"/>
+              <w:bottom w:w="50" w:type="dxa"/>
+              <w:left w:w="80" w:type="dxa"/>
+              <w:right w:w="80" w:type="dxa"/>
             </w:tcMar>
           </w:tcPr>
           <w:p>
             <w:r>
               <w:rPr>
                 <w:b/>
-                <w:sz w:val="18"/>
+                <w:sz w:val="17"/>
               </w:rPr>
               <w:t>1.54 s</w:t>
             </w:r>
@@ -1748,22 +1669,22 @@
         </w:tc>
         <w:tc>
           <w:tcPr>
-            <w:tcW w:type="dxa" w:w="3024"/>
+            <w:tcW w:type="dxa" w:w="2880"/>
             <w:shd w:fill="F7FAFC"/>
             <w:tcMar>
-              <w:top w:w="60" w:type="dxa"/>
-              <w:bottom w:w="60" w:type="dxa"/>
-              <w:left w:w="100" w:type="dxa"/>
-              <w:right w:w="100" w:type="dxa"/>
+              <w:top w:w="50" w:type="dxa"/>
+              <w:bottom w:w="50" w:type="dxa"/>
+              <w:left w:w="80" w:type="dxa"/>
+              <w:right w:w="80" w:type="dxa"/>
             </w:tcMar>
           </w:tcPr>
           <w:p>
             <w:r>
               <w:rPr>
                 <w:color w:val="718096"/>
-                <w:sz w:val="17"/>
+                <w:sz w:val="16"/>
               </w:rPr>
-              <w:t>BGE-M3 multi-vector retrieval</w:t>
+              <w:t>scripts/voice_loop_timing.py (Qdrant)</w:t>
             </w:r>
           </w:p>
         </w:tc>
@@ -1774,37 +1695,37 @@
             <w:tcW w:type="dxa" w:w="3168"/>
             <w:shd w:fill="FFFFFF"/>
             <w:tcMar>
-              <w:top w:w="60" w:type="dxa"/>
-              <w:bottom w:w="60" w:type="dxa"/>
-              <w:left w:w="100" w:type="dxa"/>
-              <w:right w:w="100" w:type="dxa"/>
+              <w:top w:w="50" w:type="dxa"/>
+              <w:bottom w:w="50" w:type="dxa"/>
+              <w:left w:w="80" w:type="dxa"/>
+              <w:right w:w="80" w:type="dxa"/>
             </w:tcMar>
           </w:tcPr>
           <w:p>
             <w:r>
               <w:rPr>
                 <w:b/>
-                <w:sz w:val="18"/>
+                <w:sz w:val="17"/>
               </w:rPr>
-              <w:t>3. Cross-Encoder Reranker (BGE v2)</w:t>
+              <w:t>3. Cross-Encoder Reranker</w:t>
             </w:r>
           </w:p>
         </w:tc>
         <w:tc>
           <w:tcPr>
-            <w:tcW w:type="dxa" w:w="1728"/>
+            <w:tcW w:type="dxa" w:w="1584"/>
             <w:shd w:fill="FFFFFF"/>
             <w:tcMar>
-              <w:top w:w="60" w:type="dxa"/>
-              <w:bottom w:w="60" w:type="dxa"/>
-              <w:left w:w="100" w:type="dxa"/>
-              <w:right w:w="100" w:type="dxa"/>
+              <w:top w:w="50" w:type="dxa"/>
+              <w:bottom w:w="50" w:type="dxa"/>
+              <w:left w:w="80" w:type="dxa"/>
+              <w:right w:w="80" w:type="dxa"/>
             </w:tcMar>
           </w:tcPr>
           <w:p>
             <w:r>
               <w:rPr>
-                <w:sz w:val="18"/>
+                <w:sz w:val="17"/>
               </w:rPr>
               <w:t>236.8 ms</w:t>
             </w:r>
@@ -1815,17 +1736,17 @@
             <w:tcW w:type="dxa" w:w="1728"/>
             <w:shd w:fill="FFFFFF"/>
             <w:tcMar>
-              <w:top w:w="60" w:type="dxa"/>
-              <w:bottom w:w="60" w:type="dxa"/>
-              <w:left w:w="100" w:type="dxa"/>
-              <w:right w:w="100" w:type="dxa"/>
+              <w:top w:w="50" w:type="dxa"/>
+              <w:bottom w:w="50" w:type="dxa"/>
+              <w:left w:w="80" w:type="dxa"/>
+              <w:right w:w="80" w:type="dxa"/>
             </w:tcMar>
           </w:tcPr>
           <w:p>
             <w:r>
               <w:rPr>
                 <w:b/>
-                <w:sz w:val="18"/>
+                <w:sz w:val="17"/>
               </w:rPr>
               <w:t>1.77 s</w:t>
             </w:r>
@@ -1833,22 +1754,22 @@
         </w:tc>
         <w:tc>
           <w:tcPr>
-            <w:tcW w:type="dxa" w:w="3024"/>
+            <w:tcW w:type="dxa" w:w="2880"/>
             <w:shd w:fill="FFFFFF"/>
             <w:tcMar>
-              <w:top w:w="60" w:type="dxa"/>
-              <w:bottom w:w="60" w:type="dxa"/>
-              <w:left w:w="100" w:type="dxa"/>
-              <w:right w:w="100" w:type="dxa"/>
+              <w:top w:w="50" w:type="dxa"/>
+              <w:bottom w:w="50" w:type="dxa"/>
+              <w:left w:w="80" w:type="dxa"/>
+              <w:right w:w="80" w:type="dxa"/>
             </w:tcMar>
           </w:tcPr>
           <w:p>
             <w:r>
               <w:rPr>
                 <w:color w:val="718096"/>
-                <w:sz w:val="17"/>
+                <w:sz w:val="16"/>
               </w:rPr>
-              <w:t>Selects top 3 chunks (voice mode)</w:t>
+              <w:t>scripts/voice_loop_timing.py (BGE v2, top 3)</w:t>
             </w:r>
           </w:p>
         </w:tc>
@@ -1859,37 +1780,37 @@
             <w:tcW w:type="dxa" w:w="3168"/>
             <w:shd w:fill="F7FAFC"/>
             <w:tcMar>
-              <w:top w:w="60" w:type="dxa"/>
-              <w:bottom w:w="60" w:type="dxa"/>
-              <w:left w:w="100" w:type="dxa"/>
-              <w:right w:w="100" w:type="dxa"/>
+              <w:top w:w="50" w:type="dxa"/>
+              <w:bottom w:w="50" w:type="dxa"/>
+              <w:left w:w="80" w:type="dxa"/>
+              <w:right w:w="80" w:type="dxa"/>
             </w:tcMar>
           </w:tcPr>
           <w:p>
             <w:r>
               <w:rPr>
                 <w:b/>
-                <w:sz w:val="18"/>
+                <w:sz w:val="17"/>
               </w:rPr>
-              <w:t>4. Short Voice Synthesis (Gemini 3.5)</w:t>
+              <w:t>4. Short Voice Synthesis</w:t>
             </w:r>
           </w:p>
         </w:tc>
         <w:tc>
           <w:tcPr>
-            <w:tcW w:type="dxa" w:w="1728"/>
+            <w:tcW w:type="dxa" w:w="1584"/>
             <w:shd w:fill="F7FAFC"/>
             <w:tcMar>
-              <w:top w:w="60" w:type="dxa"/>
-              <w:bottom w:w="60" w:type="dxa"/>
-              <w:left w:w="100" w:type="dxa"/>
-              <w:right w:w="100" w:type="dxa"/>
+              <w:top w:w="50" w:type="dxa"/>
+              <w:bottom w:w="50" w:type="dxa"/>
+              <w:left w:w="80" w:type="dxa"/>
+              <w:right w:w="80" w:type="dxa"/>
             </w:tcMar>
           </w:tcPr>
           <w:p>
             <w:r>
               <w:rPr>
-                <w:sz w:val="18"/>
+                <w:sz w:val="17"/>
               </w:rPr>
               <w:t>3,850.0 ms</w:t>
             </w:r>
@@ -1900,17 +1821,17 @@
             <w:tcW w:type="dxa" w:w="1728"/>
             <w:shd w:fill="F7FAFC"/>
             <w:tcMar>
-              <w:top w:w="60" w:type="dxa"/>
-              <w:bottom w:w="60" w:type="dxa"/>
-              <w:left w:w="100" w:type="dxa"/>
-              <w:right w:w="100" w:type="dxa"/>
+              <w:top w:w="50" w:type="dxa"/>
+              <w:bottom w:w="50" w:type="dxa"/>
+              <w:left w:w="80" w:type="dxa"/>
+              <w:right w:w="80" w:type="dxa"/>
             </w:tcMar>
           </w:tcPr>
           <w:p>
             <w:r>
               <w:rPr>
                 <w:b/>
-                <w:sz w:val="18"/>
+                <w:sz w:val="17"/>
               </w:rPr>
               <w:t>5.62 s</w:t>
             </w:r>
@@ -1918,22 +1839,22 @@
         </w:tc>
         <w:tc>
           <w:tcPr>
-            <w:tcW w:type="dxa" w:w="3024"/>
+            <w:tcW w:type="dxa" w:w="2880"/>
             <w:shd w:fill="F7FAFC"/>
             <w:tcMar>
-              <w:top w:w="60" w:type="dxa"/>
-              <w:bottom w:w="60" w:type="dxa"/>
-              <w:left w:w="100" w:type="dxa"/>
-              <w:right w:w="100" w:type="dxa"/>
+              <w:top w:w="50" w:type="dxa"/>
+              <w:bottom w:w="50" w:type="dxa"/>
+              <w:left w:w="80" w:type="dxa"/>
+              <w:right w:w="80" w:type="dxa"/>
             </w:tcMar>
           </w:tcPr>
           <w:p>
             <w:r>
               <w:rPr>
                 <w:color w:val="718096"/>
-                <w:sz w:val="17"/>
+                <w:sz w:val="16"/>
               </w:rPr>
-              <w:t>2 sentences, no markdown, Indic words</w:t>
+              <w:t>scripts/voice_loop_timing.py (Gemini 3.5 Flash)</w:t>
             </w:r>
           </w:p>
         </w:tc>
@@ -1944,37 +1865,37 @@
             <w:tcW w:type="dxa" w:w="3168"/>
             <w:shd w:fill="FFFFFF"/>
             <w:tcMar>
-              <w:top w:w="60" w:type="dxa"/>
-              <w:bottom w:w="60" w:type="dxa"/>
-              <w:left w:w="100" w:type="dxa"/>
-              <w:right w:w="100" w:type="dxa"/>
+              <w:top w:w="50" w:type="dxa"/>
+              <w:bottom w:w="50" w:type="dxa"/>
+              <w:left w:w="80" w:type="dxa"/>
+              <w:right w:w="80" w:type="dxa"/>
             </w:tcMar>
           </w:tcPr>
           <w:p>
             <w:r>
               <w:rPr>
                 <w:b/>
-                <w:sz w:val="18"/>
+                <w:sz w:val="17"/>
               </w:rPr>
-              <w:t>5. Sentence 1 TTS (Gnani Timbre REST)</w:t>
+              <w:t>5. Sentence 1 TTS</w:t>
             </w:r>
           </w:p>
         </w:tc>
         <w:tc>
           <w:tcPr>
-            <w:tcW w:type="dxa" w:w="1728"/>
+            <w:tcW w:type="dxa" w:w="1584"/>
             <w:shd w:fill="FFFFFF"/>
             <w:tcMar>
-              <w:top w:w="60" w:type="dxa"/>
-              <w:bottom w:w="60" w:type="dxa"/>
-              <w:left w:w="100" w:type="dxa"/>
-              <w:right w:w="100" w:type="dxa"/>
+              <w:top w:w="50" w:type="dxa"/>
+              <w:bottom w:w="50" w:type="dxa"/>
+              <w:left w:w="80" w:type="dxa"/>
+              <w:right w:w="80" w:type="dxa"/>
             </w:tcMar>
           </w:tcPr>
           <w:p>
             <w:r>
               <w:rPr>
-                <w:sz w:val="18"/>
+                <w:sz w:val="17"/>
               </w:rPr>
               <w:t>2,795.1 ms</w:t>
             </w:r>
@@ -1985,40 +1906,40 @@
             <w:tcW w:type="dxa" w:w="1728"/>
             <w:shd w:fill="FFFFFF"/>
             <w:tcMar>
-              <w:top w:w="60" w:type="dxa"/>
-              <w:bottom w:w="60" w:type="dxa"/>
-              <w:left w:w="100" w:type="dxa"/>
-              <w:right w:w="100" w:type="dxa"/>
+              <w:top w:w="50" w:type="dxa"/>
+              <w:bottom w:w="50" w:type="dxa"/>
+              <w:left w:w="80" w:type="dxa"/>
+              <w:right w:w="80" w:type="dxa"/>
             </w:tcMar>
           </w:tcPr>
           <w:p>
             <w:r>
               <w:rPr>
                 <w:b/>
-                <w:sz w:val="18"/>
+                <w:sz w:val="17"/>
               </w:rPr>
-              <w:t>8.42 s (TTFA)</w:t>
+              <w:t>8.42 s (Proc) / 9.20 s (Wall)</w:t>
             </w:r>
           </w:p>
         </w:tc>
         <w:tc>
           <w:tcPr>
-            <w:tcW w:type="dxa" w:w="3024"/>
+            <w:tcW w:type="dxa" w:w="2880"/>
             <w:shd w:fill="FFFFFF"/>
             <w:tcMar>
-              <w:top w:w="60" w:type="dxa"/>
-              <w:bottom w:w="60" w:type="dxa"/>
-              <w:left w:w="100" w:type="dxa"/>
-              <w:right w:w="100" w:type="dxa"/>
+              <w:top w:w="50" w:type="dxa"/>
+              <w:bottom w:w="50" w:type="dxa"/>
+              <w:left w:w="80" w:type="dxa"/>
+              <w:right w:w="80" w:type="dxa"/>
             </w:tcMar>
           </w:tcPr>
           <w:p>
             <w:r>
               <w:rPr>
                 <w:color w:val="718096"/>
-                <w:sz w:val="17"/>
+                <w:sz w:val="16"/>
               </w:rPr>
-              <w:t>Audio playback begins immediately</w:t>
+              <w:t>scripts/test_sentence_speech.py (Gnani Timbre)</w:t>
             </w:r>
           </w:p>
         </w:tc>
@@ -2029,37 +1950,37 @@
             <w:tcW w:type="dxa" w:w="3168"/>
             <w:shd w:fill="F7FAFC"/>
             <w:tcMar>
-              <w:top w:w="60" w:type="dxa"/>
-              <w:bottom w:w="60" w:type="dxa"/>
-              <w:left w:w="100" w:type="dxa"/>
-              <w:right w:w="100" w:type="dxa"/>
+              <w:top w:w="50" w:type="dxa"/>
+              <w:bottom w:w="50" w:type="dxa"/>
+              <w:left w:w="80" w:type="dxa"/>
+              <w:right w:w="80" w:type="dxa"/>
             </w:tcMar>
           </w:tcPr>
           <w:p>
             <w:r>
               <w:rPr>
                 <w:b/>
-                <w:sz w:val="18"/>
+                <w:sz w:val="17"/>
               </w:rPr>
-              <w:t>Sentence 2 TTS (Pipelined in Background)</w:t>
+              <w:t>Sentence 2 TTS (Pipelined)</w:t>
             </w:r>
           </w:p>
         </w:tc>
         <w:tc>
           <w:tcPr>
-            <w:tcW w:type="dxa" w:w="1728"/>
+            <w:tcW w:type="dxa" w:w="1584"/>
             <w:shd w:fill="F7FAFC"/>
             <w:tcMar>
-              <w:top w:w="60" w:type="dxa"/>
-              <w:bottom w:w="60" w:type="dxa"/>
-              <w:left w:w="100" w:type="dxa"/>
-              <w:right w:w="100" w:type="dxa"/>
+              <w:top w:w="50" w:type="dxa"/>
+              <w:bottom w:w="50" w:type="dxa"/>
+              <w:left w:w="80" w:type="dxa"/>
+              <w:right w:w="80" w:type="dxa"/>
             </w:tcMar>
           </w:tcPr>
           <w:p>
             <w:r>
               <w:rPr>
-                <w:sz w:val="18"/>
+                <w:sz w:val="17"/>
               </w:rPr>
               <w:t>3,195.8 ms</w:t>
             </w:r>
@@ -2070,40 +1991,40 @@
             <w:tcW w:type="dxa" w:w="1728"/>
             <w:shd w:fill="F7FAFC"/>
             <w:tcMar>
-              <w:top w:w="60" w:type="dxa"/>
-              <w:bottom w:w="60" w:type="dxa"/>
-              <w:left w:w="100" w:type="dxa"/>
-              <w:right w:w="100" w:type="dxa"/>
+              <w:top w:w="50" w:type="dxa"/>
+              <w:bottom w:w="50" w:type="dxa"/>
+              <w:left w:w="80" w:type="dxa"/>
+              <w:right w:w="80" w:type="dxa"/>
             </w:tcMar>
           </w:tcPr>
           <w:p>
             <w:r>
               <w:rPr>
                 <w:b/>
-                <w:sz w:val="18"/>
+                <w:sz w:val="17"/>
               </w:rPr>
-              <w:t>—</w:t>
+              <w:t>— (Background)</w:t>
             </w:r>
           </w:p>
         </w:tc>
         <w:tc>
           <w:tcPr>
-            <w:tcW w:type="dxa" w:w="3024"/>
+            <w:tcW w:type="dxa" w:w="2880"/>
             <w:shd w:fill="F7FAFC"/>
             <w:tcMar>
-              <w:top w:w="60" w:type="dxa"/>
-              <w:bottom w:w="60" w:type="dxa"/>
-              <w:left w:w="100" w:type="dxa"/>
-              <w:right w:w="100" w:type="dxa"/>
+              <w:top w:w="50" w:type="dxa"/>
+              <w:bottom w:w="50" w:type="dxa"/>
+              <w:left w:w="80" w:type="dxa"/>
+              <w:right w:w="80" w:type="dxa"/>
             </w:tcMar>
           </w:tcPr>
           <w:p>
             <w:r>
               <w:rPr>
                 <w:color w:val="718096"/>
-                <w:sz w:val="17"/>
+                <w:sz w:val="16"/>
               </w:rPr>
-              <w:t>Synthesized while user hears Sentence 1</w:t>
+              <w:t>Synthesized while Sentence 1 plays</w:t>
             </w:r>
           </w:p>
         </w:tc>
@@ -2111,7 +2032,7 @@
     </w:tbl>
     <w:p>
       <w:pPr>
-        <w:spacing w:after="240"/>
+        <w:spacing w:after="200"/>
       </w:pPr>
     </w:p>
     <w:p>
@@ -2122,220 +2043,123 @@
         <w:rPr>
           <w:color w:val="1A365D"/>
         </w:rPr>
-        <w:t>5. Execution Log of Prompts 0 to 12</w:t>
+        <w:t>5. Confirmation Guardrail Mechanics &amp; Proposal</w:t>
+      </w:r>
+    </w:p>
+    <w:p>
+      <w:pPr>
+        <w:spacing w:after="80"/>
+      </w:pPr>
+      <w:r>
+        <w:rPr>
+          <w:b/>
+        </w:rPr>
+        <w:t xml:space="preserve">Current Implementation: </w:t>
+      </w:r>
+      <w:r>
+        <w:t>In src/schemebot/generate/answer.py, needs_confirmation=True fires statically if voice_mode=True and either: (a) the generated answer contains any digit (\d), or (b) the question string matches any known scheme keyword (e.g. 'pm kisan', 'kmut', 'pudhumai penn'). This heuristic prevents silent numerical action but currently lacks probabilistic nuance.</w:t>
+      </w:r>
+    </w:p>
+    <w:p>
+      <w:pPr>
+        <w:spacing w:after="200"/>
+      </w:pPr>
+      <w:r>
+        <w:rPr>
+          <w:b/>
+        </w:rPr>
+        <w:t xml:space="preserve">Proposed Uncertainty-Based Rule (Not Yet Implemented): </w:t>
+      </w:r>
+      <w:r>
+        <w:t>Instead of firing on all numbers, trigger confirmation only under measured ambiguity: (1) Margin retrieval confidence where top chunk score is near threshold (0.35 &lt;= score &lt; 0.45); (2) STT transcript character count is dangerously short (&lt;15 characters); or (3) Acoustic token confidence is below 0.70 (if/when supported by the STT provider). Status: Proposal only; no code changes made in this step.</w:t>
+      </w:r>
+    </w:p>
+    <w:p>
+      <w:pPr>
+        <w:pStyle w:val="Heading1"/>
+      </w:pPr>
+      <w:r>
+        <w:rPr>
+          <w:color w:val="1A365D"/>
+        </w:rPr>
+        <w:t>6. STT Word Error Rate Details (Kathbath Read Speech)</w:t>
+      </w:r>
+    </w:p>
+    <w:p>
+      <w:pPr>
+        <w:spacing w:after="80"/>
+      </w:pPr>
+      <w:r>
+        <w:t>Evaluated via scripts/gnani_stt_eval.py on clean read speech from AI4Bharat Kathbath (news text recordings):</w:t>
       </w:r>
     </w:p>
     <w:p>
       <w:pPr>
         <w:pStyle w:val="ListBullet"/>
-        <w:spacing w:after="60"/>
+        <w:spacing w:after="40"/>
       </w:pPr>
       <w:r>
         <w:rPr>
           <w:b/>
           <w:color w:val="1A365D"/>
         </w:rPr>
-        <w:t xml:space="preserve">Prompt 0: Project Rules Enforced — </w:t>
+        <w:t xml:space="preserve">Tamil (n=15 read clips): </w:t>
       </w:r>
       <w:r>
-        <w:t>Committed to git. Public docs only, synthetic/consented audio only, strict quota limits, zero invented numbers.</w:t>
+        <w:t>Raw WER 5.2%, Normalized WER 1.7%, Median Latency 0.95s.</w:t>
       </w:r>
     </w:p>
     <w:p>
       <w:pPr>
         <w:pStyle w:val="ListBullet"/>
-        <w:spacing w:after="60"/>
+        <w:spacing w:after="40"/>
       </w:pPr>
       <w:r>
         <w:rPr>
           <w:b/>
           <w:color w:val="1A365D"/>
         </w:rPr>
-        <w:t xml:space="preserve">Prompt 1: Gemini Quota Diagnosis — </w:t>
+        <w:t xml:space="preserve">Hindi (n=15 read clips): </w:t>
       </w:r>
       <w:r>
-        <w:t>Diagnosed 429 RESOURCE_EXHAUSTED at 20 RPD cap on Gemini free tier. Identified reset window (18:00 IST / 12:30 UTC). Created zero-call pathways.</w:t>
+        <w:t>Raw WER 3.7%, Normalized WER 1.7%, Median Latency 0.92s.</w:t>
       </w:r>
     </w:p>
     <w:p>
       <w:pPr>
         <w:pStyle w:val="ListBullet"/>
-        <w:spacing w:after="60"/>
+        <w:spacing w:after="40"/>
       </w:pPr>
       <w:r>
         <w:rPr>
           <w:b/>
           <w:color w:val="1A365D"/>
         </w:rPr>
-        <w:t xml:space="preserve">Prompt 2: Overclaim Corrections — </w:t>
+        <w:t xml:space="preserve">Definition of 'Norm': </w:t>
       </w:r>
       <w:r>
-        <w:t>Corrected overnight and OCR reports: 194 draft questions, 7 exact tested amounts, 263 disagreement rows, and 4,449 vectors vs 2,918 chunks explained.</w:t>
+        <w:t>Normalized WER applies Unicode NFC normalization, lowercasing, punctuation removal (commas, periods, question marks, dashes), whitespace collapsing, and zero-width character removal.</w:t>
       </w:r>
     </w:p>
     <w:p>
       <w:pPr>
         <w:pStyle w:val="ListBullet"/>
-        <w:spacing w:after="60"/>
+        <w:spacing w:after="40"/>
       </w:pPr>
       <w:r>
         <w:rPr>
           <w:b/>
           <w:color w:val="1A365D"/>
         </w:rPr>
-        <w:t xml:space="preserve">Prompt 3: Representative Sample Answers — </w:t>
+        <w:t xml:space="preserve">Why 1.7% appears identical: </w:t>
       </w:r>
       <w:r>
-        <w:t>Generated docs/review/sample_answers.md with 10 real audited answers covering amounts, eligibility, documents, Hindi, Tamil, and refusals.</w:t>
+        <w:t>Across the 15 Tamil clips, the mean raw WER of 5.2% reduced to 1.72% after stripping punctuation and whitespace. Across the 15 Hindi clips, raw WER of 3.7% reduced to 1.68%. Both round to 1.7% at one decimal place; they are not identical raw outputs.</w:t>
       </w:r>
     </w:p>
     <w:p>
       <w:pPr>
-        <w:pStyle w:val="ListBullet"/>
-        <w:spacing w:after="60"/>
-      </w:pPr>
-      <w:r>
-        <w:rPr>
-          <w:b/>
-          <w:color w:val="1A365D"/>
-        </w:rPr>
-        <w:t xml:space="preserve">Prompt 4: Response Contract — </w:t>
-      </w:r>
-      <w:r>
-        <w:t>Authored docs/API_CONTRACT.md defining status (SUPPORTED, INSUFFICIENT_EVIDENCE, MODEL_UNAVAILABLE) and needs_confirmation.</w:t>
-      </w:r>
-    </w:p>
-    <w:p>
-      <w:pPr>
-        <w:pStyle w:val="ListBullet"/>
-        <w:spacing w:after="60"/>
-      </w:pPr>
-      <w:r>
-        <w:rPr>
-          <w:b/>
-          <w:color w:val="1A365D"/>
-        </w:rPr>
-        <w:t xml:space="preserve">Prompt 5: Sources-First &amp; Fallback — </w:t>
-      </w:r>
-      <w:r>
-        <w:t>Implemented POST /ask/sources (~300ms, 0 LLM calls) and model-down fallback returning official passages and helpline contacts.</w:t>
-      </w:r>
-    </w:p>
-    <w:p>
-      <w:pPr>
-        <w:pStyle w:val="ListBullet"/>
-        <w:spacing w:after="60"/>
-      </w:pPr>
-      <w:r>
-        <w:rPr>
-          <w:b/>
-          <w:color w:val="1A365D"/>
-        </w:rPr>
-        <w:t xml:space="preserve">Prompt 6: Voice-Loop Timing — </w:t>
-      </w:r>
-      <w:r>
-        <w:t>Built scripts/voice_loop_timing.py and docs/review/VOICE_LOOP_TIMING.md establishing the 9.20s TTFA benchmark.</w:t>
-      </w:r>
-    </w:p>
-    <w:p>
-      <w:pPr>
-        <w:pStyle w:val="ListBullet"/>
-        <w:spacing w:after="60"/>
-      </w:pPr>
-      <w:r>
-        <w:rPr>
-          <w:b/>
-          <w:color w:val="1A365D"/>
-        </w:rPr>
-        <w:t xml:space="preserve">Prompt 7: Short Voice Answer Path — </w:t>
-      </w:r>
-      <w:r>
-        <w:t>Implemented VOICE_SYSTEM_PROMPT and voice_mode in Answerer, capping at 2 sentences and bypassing secondary verifier for text-only answers.</w:t>
-      </w:r>
-    </w:p>
-    <w:p>
-      <w:pPr>
-        <w:pStyle w:val="ListBullet"/>
-        <w:spacing w:after="60"/>
-      </w:pPr>
-      <w:r>
-        <w:rPr>
-          <w:b/>
-          <w:color w:val="1A365D"/>
-        </w:rPr>
-        <w:t xml:space="preserve">Prompt 8: Sentence-by-Sentence TTS — </w:t>
-      </w:r>
-      <w:r>
-        <w:t>Built scripts/test_sentence_speech.py, proving Sentence 1 TTFA of 2,795.1 ms on public Gnani Timbre REST endpoint.</w:t>
-      </w:r>
-    </w:p>
-    <w:p>
-      <w:pPr>
-        <w:pStyle w:val="ListBullet"/>
-        <w:spacing w:after="60"/>
-      </w:pPr>
-      <w:r>
-        <w:rPr>
-          <w:b/>
-          <w:color w:val="1A365D"/>
-        </w:rPr>
-        <w:t xml:space="preserve">Prompt 9: Verified Fact Cards — </w:t>
-      </w:r>
-      <w:r>
-        <w:t>Implemented data/fact_cards.json, FactCardMatcher, scripts/fact_card_eval.py (100% precision), and scripts/make_card_audio.py.</w:t>
-      </w:r>
-    </w:p>
-    <w:p>
-      <w:pPr>
-        <w:pStyle w:val="ListBullet"/>
-        <w:spacing w:after="60"/>
-      </w:pPr>
-      <w:r>
-        <w:rPr>
-          <w:b/>
-          <w:color w:val="1A365D"/>
-        </w:rPr>
-        <w:t xml:space="preserve">Prompt 10: BhashaShield Voice Safety — </w:t>
-      </w:r>
-      <w:r>
-        <w:t>Evaluated 31 Kathbath clips in scripts/speech_error_test.py (90.3% doc, 87.1% page). Authored docs/review/LANGUAGE_TABLE.md.</w:t>
-      </w:r>
-    </w:p>
-    <w:p>
-      <w:pPr>
-        <w:pStyle w:val="ListBullet"/>
-        <w:spacing w:after="60"/>
-      </w:pPr>
-      <w:r>
-        <w:rPr>
-          <w:b/>
-          <w:color w:val="1A365D"/>
-        </w:rPr>
-        <w:t xml:space="preserve">Prompt 11: Claim-Lite &amp; Human Eval Harness — </w:t>
-      </w:r>
-      <w:r>
-        <w:t>Built src/schemebot/generate/claims.py with deterministic substring, number, and frequency validation. Authored scripts/answer_eval.py and answer_eval_summary.py.</w:t>
-      </w:r>
-    </w:p>
-    <w:p>
-      <w:pPr>
-        <w:pStyle w:val="ListBullet"/>
-        <w:spacing w:after="60"/>
-      </w:pPr>
-      <w:r>
-        <w:rPr>
-          <w:b/>
-          <w:color w:val="1A365D"/>
-        </w:rPr>
-        <w:t xml:space="preserve">Prompt 12: Release Integrity Audit — </w:t>
-      </w:r>
-      <w:r>
-        <w:t>Built scripts/scan_git_secrets.py. Scanned 148 commits and 236 tracked files: 0 secrets found. Authored docs/review/PR_DESCRIPTION.md.</w:t>
-      </w:r>
-    </w:p>
-    <w:p>
-      <w:pPr>
-        <w:spacing w:after="240"/>
+        <w:spacing w:after="200"/>
       </w:pPr>
     </w:p>
     <w:p>
@@ -2346,204 +2170,973 @@
         <w:rPr>
           <w:color w:val="1A365D"/>
         </w:rPr>
-        <w:t>6. Verified Evidence Documents in Repository</w:t>
+        <w:t>7. Departmental Helplines Audit (data/contacts.json)</w:t>
       </w:r>
     </w:p>
     <w:p>
       <w:pPr>
-        <w:spacing w:after="60"/>
-        <w:ind w:left="288"/>
+        <w:spacing w:after="80"/>
       </w:pPr>
       <w:r>
-        <w:rPr>
-          <w:b/>
-          <w:color w:val="3182CE"/>
-        </w:rPr>
-        <w:t xml:space="preserve">docs/API_CONTRACT.md: </w:t>
-      </w:r>
-      <w:r>
-        <w:t>Complete specification of the API schema, statuses, and citation payloads.</w:t>
+        <w:t>Audit of all 10 cataloged public schemes in data/contacts.json:</w:t>
       </w:r>
     </w:p>
+    <w:tbl>
+      <w:tblPr>
+        <w:tblW w:type="auto" w:w="0"/>
+        <w:jc w:val="center"/>
+        <w:tblLook w:firstColumn="1" w:firstRow="1" w:lastColumn="0" w:lastRow="0" w:noHBand="0" w:noVBand="1" w:val="04A0"/>
+      </w:tblPr>
+      <w:tblGrid>
+        <w:gridCol w:w="2340"/>
+        <w:gridCol w:w="2340"/>
+        <w:gridCol w:w="2340"/>
+        <w:gridCol w:w="2340"/>
+      </w:tblGrid>
+      <w:tr>
+        <w:tc>
+          <w:tcPr>
+            <w:tcW w:type="dxa" w:w="3168"/>
+            <w:shd w:fill="1A365D"/>
+            <w:tcMar>
+              <w:top w:w="60" w:type="dxa"/>
+              <w:bottom w:w="60" w:type="dxa"/>
+              <w:left w:w="80" w:type="dxa"/>
+              <w:right w:w="80" w:type="dxa"/>
+            </w:tcMar>
+          </w:tcPr>
+          <w:p>
+            <w:r>
+              <w:rPr>
+                <w:b/>
+                <w:color w:val="FFFFFF"/>
+                <w:sz w:val="17"/>
+              </w:rPr>
+              <w:t>Scheme Name</w:t>
+            </w:r>
+          </w:p>
+        </w:tc>
+        <w:tc>
+          <w:tcPr>
+            <w:tcW w:type="dxa" w:w="1872"/>
+            <w:shd w:fill="1A365D"/>
+            <w:tcMar>
+              <w:top w:w="60" w:type="dxa"/>
+              <w:bottom w:w="60" w:type="dxa"/>
+              <w:left w:w="80" w:type="dxa"/>
+              <w:right w:w="80" w:type="dxa"/>
+            </w:tcMar>
+          </w:tcPr>
+          <w:p>
+            <w:r>
+              <w:rPr>
+                <w:b/>
+                <w:color w:val="FFFFFF"/>
+                <w:sz w:val="17"/>
+              </w:rPr>
+              <w:t>Helpline Number</w:t>
+            </w:r>
+          </w:p>
+        </w:tc>
+        <w:tc>
+          <w:tcPr>
+            <w:tcW w:type="dxa" w:w="2592"/>
+            <w:shd w:fill="1A365D"/>
+            <w:tcMar>
+              <w:top w:w="60" w:type="dxa"/>
+              <w:bottom w:w="60" w:type="dxa"/>
+              <w:left w:w="80" w:type="dxa"/>
+              <w:right w:w="80" w:type="dxa"/>
+            </w:tcMar>
+          </w:tcPr>
+          <w:p>
+            <w:r>
+              <w:rPr>
+                <w:b/>
+                <w:color w:val="FFFFFF"/>
+                <w:sz w:val="17"/>
+              </w:rPr>
+              <w:t>Official Source URL / Citation</w:t>
+            </w:r>
+          </w:p>
+        </w:tc>
+        <w:tc>
+          <w:tcPr>
+            <w:tcW w:type="dxa" w:w="1728"/>
+            <w:shd w:fill="1A365D"/>
+            <w:tcMar>
+              <w:top w:w="60" w:type="dxa"/>
+              <w:bottom w:w="60" w:type="dxa"/>
+              <w:left w:w="80" w:type="dxa"/>
+              <w:right w:w="80" w:type="dxa"/>
+            </w:tcMar>
+          </w:tcPr>
+          <w:p>
+            <w:r>
+              <w:rPr>
+                <w:b/>
+                <w:color w:val="FFFFFF"/>
+                <w:sz w:val="17"/>
+              </w:rPr>
+              <w:t>Verification Status</w:t>
+            </w:r>
+          </w:p>
+        </w:tc>
+      </w:tr>
+      <w:tr>
+        <w:tc>
+          <w:tcPr>
+            <w:tcW w:type="dxa" w:w="3168"/>
+            <w:shd w:fill="FFFFFF"/>
+            <w:tcMar>
+              <w:top w:w="40" w:type="dxa"/>
+              <w:bottom w:w="40" w:type="dxa"/>
+              <w:left w:w="60" w:type="dxa"/>
+              <w:right w:w="60" w:type="dxa"/>
+            </w:tcMar>
+          </w:tcPr>
+          <w:p>
+            <w:r>
+              <w:rPr>
+                <w:b/>
+                <w:sz w:val="16"/>
+              </w:rPr>
+              <w:t>Atal Pension Yojana</w:t>
+            </w:r>
+          </w:p>
+        </w:tc>
+        <w:tc>
+          <w:tcPr>
+            <w:tcW w:type="dxa" w:w="1872"/>
+            <w:shd w:fill="FFFFFF"/>
+            <w:tcMar>
+              <w:top w:w="40" w:type="dxa"/>
+              <w:bottom w:w="40" w:type="dxa"/>
+              <w:left w:w="60" w:type="dxa"/>
+              <w:right w:w="60" w:type="dxa"/>
+            </w:tcMar>
+          </w:tcPr>
+          <w:p>
+            <w:r>
+              <w:rPr>
+                <w:sz w:val="16"/>
+              </w:rPr>
+              <w:t>1800 1100 69</w:t>
+            </w:r>
+          </w:p>
+        </w:tc>
+        <w:tc>
+          <w:tcPr>
+            <w:tcW w:type="dxa" w:w="2592"/>
+            <w:shd w:fill="FFFFFF"/>
+            <w:tcMar>
+              <w:top w:w="40" w:type="dxa"/>
+              <w:bottom w:w="40" w:type="dxa"/>
+              <w:left w:w="60" w:type="dxa"/>
+              <w:right w:w="60" w:type="dxa"/>
+            </w:tcMar>
+          </w:tcPr>
+          <w:p>
+            <w:r>
+              <w:rPr>
+                <w:color w:val="718096"/>
+                <w:sz w:val="15"/>
+              </w:rPr>
+              <w:t>apy-brochure-en p1 / https://www.pfrda.org.in</w:t>
+            </w:r>
+          </w:p>
+        </w:tc>
+        <w:tc>
+          <w:tcPr>
+            <w:tcW w:type="dxa" w:w="1728"/>
+            <w:shd w:fill="FFFFFF"/>
+            <w:tcMar>
+              <w:top w:w="40" w:type="dxa"/>
+              <w:bottom w:w="40" w:type="dxa"/>
+              <w:left w:w="60" w:type="dxa"/>
+              <w:right w:w="60" w:type="dxa"/>
+            </w:tcMar>
+          </w:tcPr>
+          <w:p>
+            <w:r>
+              <w:rPr>
+                <w:b/>
+                <w:sz w:val="16"/>
+              </w:rPr>
+              <w:t>Verified (Toll Free)</w:t>
+            </w:r>
+          </w:p>
+        </w:tc>
+      </w:tr>
+      <w:tr>
+        <w:tc>
+          <w:tcPr>
+            <w:tcW w:type="dxa" w:w="3168"/>
+            <w:shd w:fill="F7FAFC"/>
+            <w:tcMar>
+              <w:top w:w="40" w:type="dxa"/>
+              <w:bottom w:w="40" w:type="dxa"/>
+              <w:left w:w="60" w:type="dxa"/>
+              <w:right w:w="60" w:type="dxa"/>
+            </w:tcMar>
+          </w:tcPr>
+          <w:p>
+            <w:r>
+              <w:rPr>
+                <w:b/>
+                <w:sz w:val="16"/>
+              </w:rPr>
+              <w:t>PM-KISAN</w:t>
+            </w:r>
+          </w:p>
+        </w:tc>
+        <w:tc>
+          <w:tcPr>
+            <w:tcW w:type="dxa" w:w="1872"/>
+            <w:shd w:fill="F7FAFC"/>
+            <w:tcMar>
+              <w:top w:w="40" w:type="dxa"/>
+              <w:bottom w:w="40" w:type="dxa"/>
+              <w:left w:w="60" w:type="dxa"/>
+              <w:right w:w="60" w:type="dxa"/>
+            </w:tcMar>
+          </w:tcPr>
+          <w:p>
+            <w:r>
+              <w:rPr>
+                <w:sz w:val="16"/>
+              </w:rPr>
+              <w:t>None listed</w:t>
+            </w:r>
+          </w:p>
+        </w:tc>
+        <w:tc>
+          <w:tcPr>
+            <w:tcW w:type="dxa" w:w="2592"/>
+            <w:shd w:fill="F7FAFC"/>
+            <w:tcMar>
+              <w:top w:w="40" w:type="dxa"/>
+              <w:bottom w:w="40" w:type="dxa"/>
+              <w:left w:w="60" w:type="dxa"/>
+              <w:right w:w="60" w:type="dxa"/>
+            </w:tcMar>
+          </w:tcPr>
+          <w:p>
+            <w:r>
+              <w:rPr>
+                <w:color w:val="718096"/>
+                <w:sz w:val="15"/>
+              </w:rPr>
+              <w:t>https://pmkisan.gov.in</w:t>
+            </w:r>
+          </w:p>
+        </w:tc>
+        <w:tc>
+          <w:tcPr>
+            <w:tcW w:type="dxa" w:w="1728"/>
+            <w:shd w:fill="F7FAFC"/>
+            <w:tcMar>
+              <w:top w:w="40" w:type="dxa"/>
+              <w:bottom w:w="40" w:type="dxa"/>
+              <w:left w:w="60" w:type="dxa"/>
+              <w:right w:w="60" w:type="dxa"/>
+            </w:tcMar>
+          </w:tcPr>
+          <w:p>
+            <w:r>
+              <w:rPr>
+                <w:color w:val="C53030"/>
+                <w:sz w:val="16"/>
+              </w:rPr>
+              <w:t>Unverified (helpline null)</w:t>
+            </w:r>
+          </w:p>
+        </w:tc>
+      </w:tr>
+      <w:tr>
+        <w:tc>
+          <w:tcPr>
+            <w:tcW w:type="dxa" w:w="3168"/>
+            <w:shd w:fill="FFFFFF"/>
+            <w:tcMar>
+              <w:top w:w="40" w:type="dxa"/>
+              <w:bottom w:w="40" w:type="dxa"/>
+              <w:left w:w="60" w:type="dxa"/>
+              <w:right w:w="60" w:type="dxa"/>
+            </w:tcMar>
+          </w:tcPr>
+          <w:p>
+            <w:r>
+              <w:rPr>
+                <w:b/>
+                <w:sz w:val="16"/>
+              </w:rPr>
+              <w:t>PM Ujjwala Yojana</w:t>
+            </w:r>
+          </w:p>
+        </w:tc>
+        <w:tc>
+          <w:tcPr>
+            <w:tcW w:type="dxa" w:w="1872"/>
+            <w:shd w:fill="FFFFFF"/>
+            <w:tcMar>
+              <w:top w:w="40" w:type="dxa"/>
+              <w:bottom w:w="40" w:type="dxa"/>
+              <w:left w:w="60" w:type="dxa"/>
+              <w:right w:w="60" w:type="dxa"/>
+            </w:tcMar>
+          </w:tcPr>
+          <w:p>
+            <w:r>
+              <w:rPr>
+                <w:sz w:val="16"/>
+              </w:rPr>
+              <w:t>None listed</w:t>
+            </w:r>
+          </w:p>
+        </w:tc>
+        <w:tc>
+          <w:tcPr>
+            <w:tcW w:type="dxa" w:w="2592"/>
+            <w:shd w:fill="FFFFFF"/>
+            <w:tcMar>
+              <w:top w:w="40" w:type="dxa"/>
+              <w:bottom w:w="40" w:type="dxa"/>
+              <w:left w:w="60" w:type="dxa"/>
+              <w:right w:w="60" w:type="dxa"/>
+            </w:tcMar>
+          </w:tcPr>
+          <w:p>
+            <w:r>
+              <w:rPr>
+                <w:color w:val="718096"/>
+                <w:sz w:val="15"/>
+              </w:rPr>
+              <w:t>https://www.pmuy.gov.in</w:t>
+            </w:r>
+          </w:p>
+        </w:tc>
+        <w:tc>
+          <w:tcPr>
+            <w:tcW w:type="dxa" w:w="1728"/>
+            <w:shd w:fill="FFFFFF"/>
+            <w:tcMar>
+              <w:top w:w="40" w:type="dxa"/>
+              <w:bottom w:w="40" w:type="dxa"/>
+              <w:left w:w="60" w:type="dxa"/>
+              <w:right w:w="60" w:type="dxa"/>
+            </w:tcMar>
+          </w:tcPr>
+          <w:p>
+            <w:r>
+              <w:rPr>
+                <w:color w:val="C53030"/>
+                <w:sz w:val="16"/>
+              </w:rPr>
+              <w:t>Unverified (helpline null)</w:t>
+            </w:r>
+          </w:p>
+        </w:tc>
+      </w:tr>
+      <w:tr>
+        <w:tc>
+          <w:tcPr>
+            <w:tcW w:type="dxa" w:w="3168"/>
+            <w:shd w:fill="F7FAFC"/>
+            <w:tcMar>
+              <w:top w:w="40" w:type="dxa"/>
+              <w:bottom w:w="40" w:type="dxa"/>
+              <w:left w:w="60" w:type="dxa"/>
+              <w:right w:w="60" w:type="dxa"/>
+            </w:tcMar>
+          </w:tcPr>
+          <w:p>
+            <w:r>
+              <w:rPr>
+                <w:b/>
+                <w:sz w:val="16"/>
+              </w:rPr>
+              <w:t>Kalaignar Magalir Urimai Thittam</w:t>
+            </w:r>
+          </w:p>
+        </w:tc>
+        <w:tc>
+          <w:tcPr>
+            <w:tcW w:type="dxa" w:w="1872"/>
+            <w:shd w:fill="F7FAFC"/>
+            <w:tcMar>
+              <w:top w:w="40" w:type="dxa"/>
+              <w:bottom w:w="40" w:type="dxa"/>
+              <w:left w:w="60" w:type="dxa"/>
+              <w:right w:w="60" w:type="dxa"/>
+            </w:tcMar>
+          </w:tcPr>
+          <w:p>
+            <w:r>
+              <w:rPr>
+                <w:sz w:val="16"/>
+              </w:rPr>
+              <w:t>None listed</w:t>
+            </w:r>
+          </w:p>
+        </w:tc>
+        <w:tc>
+          <w:tcPr>
+            <w:tcW w:type="dxa" w:w="2592"/>
+            <w:shd w:fill="F7FAFC"/>
+            <w:tcMar>
+              <w:top w:w="40" w:type="dxa"/>
+              <w:bottom w:w="40" w:type="dxa"/>
+              <w:left w:w="60" w:type="dxa"/>
+              <w:right w:w="60" w:type="dxa"/>
+            </w:tcMar>
+          </w:tcPr>
+          <w:p>
+            <w:r>
+              <w:rPr>
+                <w:color w:val="718096"/>
+                <w:sz w:val="15"/>
+              </w:rPr>
+              <w:t>https://kmut.tn.gov.in</w:t>
+            </w:r>
+          </w:p>
+        </w:tc>
+        <w:tc>
+          <w:tcPr>
+            <w:tcW w:type="dxa" w:w="1728"/>
+            <w:shd w:fill="F7FAFC"/>
+            <w:tcMar>
+              <w:top w:w="40" w:type="dxa"/>
+              <w:bottom w:w="40" w:type="dxa"/>
+              <w:left w:w="60" w:type="dxa"/>
+              <w:right w:w="60" w:type="dxa"/>
+            </w:tcMar>
+          </w:tcPr>
+          <w:p>
+            <w:r>
+              <w:rPr>
+                <w:color w:val="C53030"/>
+                <w:sz w:val="16"/>
+              </w:rPr>
+              <w:t>Unverified (helpline null)</w:t>
+            </w:r>
+          </w:p>
+        </w:tc>
+      </w:tr>
+      <w:tr>
+        <w:tc>
+          <w:tcPr>
+            <w:tcW w:type="dxa" w:w="3168"/>
+            <w:shd w:fill="FFFFFF"/>
+            <w:tcMar>
+              <w:top w:w="40" w:type="dxa"/>
+              <w:bottom w:w="40" w:type="dxa"/>
+              <w:left w:w="60" w:type="dxa"/>
+              <w:right w:w="60" w:type="dxa"/>
+            </w:tcMar>
+          </w:tcPr>
+          <w:p>
+            <w:r>
+              <w:rPr>
+                <w:b/>
+                <w:sz w:val="16"/>
+              </w:rPr>
+              <w:t>Chief Minister's Breakfast Scheme</w:t>
+            </w:r>
+          </w:p>
+        </w:tc>
+        <w:tc>
+          <w:tcPr>
+            <w:tcW w:type="dxa" w:w="1872"/>
+            <w:shd w:fill="FFFFFF"/>
+            <w:tcMar>
+              <w:top w:w="40" w:type="dxa"/>
+              <w:bottom w:w="40" w:type="dxa"/>
+              <w:left w:w="60" w:type="dxa"/>
+              <w:right w:w="60" w:type="dxa"/>
+            </w:tcMar>
+          </w:tcPr>
+          <w:p>
+            <w:r>
+              <w:rPr>
+                <w:sz w:val="16"/>
+              </w:rPr>
+              <w:t>None listed</w:t>
+            </w:r>
+          </w:p>
+        </w:tc>
+        <w:tc>
+          <w:tcPr>
+            <w:tcW w:type="dxa" w:w="2592"/>
+            <w:shd w:fill="FFFFFF"/>
+            <w:tcMar>
+              <w:top w:w="40" w:type="dxa"/>
+              <w:bottom w:w="40" w:type="dxa"/>
+              <w:left w:w="60" w:type="dxa"/>
+              <w:right w:w="60" w:type="dxa"/>
+            </w:tcMar>
+          </w:tcPr>
+          <w:p>
+            <w:r>
+              <w:rPr>
+                <w:color w:val="718096"/>
+                <w:sz w:val="15"/>
+              </w:rPr>
+              <w:t>https://www.tn.gov.in</w:t>
+            </w:r>
+          </w:p>
+        </w:tc>
+        <w:tc>
+          <w:tcPr>
+            <w:tcW w:type="dxa" w:w="1728"/>
+            <w:shd w:fill="FFFFFF"/>
+            <w:tcMar>
+              <w:top w:w="40" w:type="dxa"/>
+              <w:bottom w:w="40" w:type="dxa"/>
+              <w:left w:w="60" w:type="dxa"/>
+              <w:right w:w="60" w:type="dxa"/>
+            </w:tcMar>
+          </w:tcPr>
+          <w:p>
+            <w:r>
+              <w:rPr>
+                <w:color w:val="C53030"/>
+                <w:sz w:val="16"/>
+              </w:rPr>
+              <w:t>Unverified (helpline null)</w:t>
+            </w:r>
+          </w:p>
+        </w:tc>
+      </w:tr>
+      <w:tr>
+        <w:tc>
+          <w:tcPr>
+            <w:tcW w:type="dxa" w:w="3168"/>
+            <w:shd w:fill="F7FAFC"/>
+            <w:tcMar>
+              <w:top w:w="40" w:type="dxa"/>
+              <w:bottom w:w="40" w:type="dxa"/>
+              <w:left w:w="60" w:type="dxa"/>
+              <w:right w:w="60" w:type="dxa"/>
+            </w:tcMar>
+          </w:tcPr>
+          <w:p>
+            <w:r>
+              <w:rPr>
+                <w:b/>
+                <w:sz w:val="16"/>
+              </w:rPr>
+              <w:t>TN Social Welfare Schemes</w:t>
+            </w:r>
+          </w:p>
+        </w:tc>
+        <w:tc>
+          <w:tcPr>
+            <w:tcW w:type="dxa" w:w="1872"/>
+            <w:shd w:fill="F7FAFC"/>
+            <w:tcMar>
+              <w:top w:w="40" w:type="dxa"/>
+              <w:bottom w:w="40" w:type="dxa"/>
+              <w:left w:w="60" w:type="dxa"/>
+              <w:right w:w="60" w:type="dxa"/>
+            </w:tcMar>
+          </w:tcPr>
+          <w:p>
+            <w:r>
+              <w:rPr>
+                <w:sz w:val="16"/>
+              </w:rPr>
+              <w:t>None listed</w:t>
+            </w:r>
+          </w:p>
+        </w:tc>
+        <w:tc>
+          <w:tcPr>
+            <w:tcW w:type="dxa" w:w="2592"/>
+            <w:shd w:fill="F7FAFC"/>
+            <w:tcMar>
+              <w:top w:w="40" w:type="dxa"/>
+              <w:bottom w:w="40" w:type="dxa"/>
+              <w:left w:w="60" w:type="dxa"/>
+              <w:right w:w="60" w:type="dxa"/>
+            </w:tcMar>
+          </w:tcPr>
+          <w:p>
+            <w:r>
+              <w:rPr>
+                <w:color w:val="718096"/>
+                <w:sz w:val="15"/>
+              </w:rPr>
+              <w:t>https://www.tn.gov.in</w:t>
+            </w:r>
+          </w:p>
+        </w:tc>
+        <w:tc>
+          <w:tcPr>
+            <w:tcW w:type="dxa" w:w="1728"/>
+            <w:shd w:fill="F7FAFC"/>
+            <w:tcMar>
+              <w:top w:w="40" w:type="dxa"/>
+              <w:bottom w:w="40" w:type="dxa"/>
+              <w:left w:w="60" w:type="dxa"/>
+              <w:right w:w="60" w:type="dxa"/>
+            </w:tcMar>
+          </w:tcPr>
+          <w:p>
+            <w:r>
+              <w:rPr>
+                <w:color w:val="C53030"/>
+                <w:sz w:val="16"/>
+              </w:rPr>
+              <w:t>Unverified (helpline null)</w:t>
+            </w:r>
+          </w:p>
+        </w:tc>
+      </w:tr>
+      <w:tr>
+        <w:tc>
+          <w:tcPr>
+            <w:tcW w:type="dxa" w:w="3168"/>
+            <w:shd w:fill="FFFFFF"/>
+            <w:tcMar>
+              <w:top w:w="40" w:type="dxa"/>
+              <w:bottom w:w="40" w:type="dxa"/>
+              <w:left w:w="60" w:type="dxa"/>
+              <w:right w:w="60" w:type="dxa"/>
+            </w:tcMar>
+          </w:tcPr>
+          <w:p>
+            <w:r>
+              <w:rPr>
+                <w:b/>
+                <w:sz w:val="16"/>
+              </w:rPr>
+              <w:t>TN Health &amp; Family Welfare</w:t>
+            </w:r>
+          </w:p>
+        </w:tc>
+        <w:tc>
+          <w:tcPr>
+            <w:tcW w:type="dxa" w:w="1872"/>
+            <w:shd w:fill="FFFFFF"/>
+            <w:tcMar>
+              <w:top w:w="40" w:type="dxa"/>
+              <w:bottom w:w="40" w:type="dxa"/>
+              <w:left w:w="60" w:type="dxa"/>
+              <w:right w:w="60" w:type="dxa"/>
+            </w:tcMar>
+          </w:tcPr>
+          <w:p>
+            <w:r>
+              <w:rPr>
+                <w:sz w:val="16"/>
+              </w:rPr>
+              <w:t>None listed</w:t>
+            </w:r>
+          </w:p>
+        </w:tc>
+        <w:tc>
+          <w:tcPr>
+            <w:tcW w:type="dxa" w:w="2592"/>
+            <w:shd w:fill="FFFFFF"/>
+            <w:tcMar>
+              <w:top w:w="40" w:type="dxa"/>
+              <w:bottom w:w="40" w:type="dxa"/>
+              <w:left w:w="60" w:type="dxa"/>
+              <w:right w:w="60" w:type="dxa"/>
+            </w:tcMar>
+          </w:tcPr>
+          <w:p>
+            <w:r>
+              <w:rPr>
+                <w:color w:val="718096"/>
+                <w:sz w:val="15"/>
+              </w:rPr>
+              <w:t>https://www.tn.gov.in</w:t>
+            </w:r>
+          </w:p>
+        </w:tc>
+        <w:tc>
+          <w:tcPr>
+            <w:tcW w:type="dxa" w:w="1728"/>
+            <w:shd w:fill="FFFFFF"/>
+            <w:tcMar>
+              <w:top w:w="40" w:type="dxa"/>
+              <w:bottom w:w="40" w:type="dxa"/>
+              <w:left w:w="60" w:type="dxa"/>
+              <w:right w:w="60" w:type="dxa"/>
+            </w:tcMar>
+          </w:tcPr>
+          <w:p>
+            <w:r>
+              <w:rPr>
+                <w:color w:val="C53030"/>
+                <w:sz w:val="16"/>
+              </w:rPr>
+              <w:t>Unverified (helpline null)</w:t>
+            </w:r>
+          </w:p>
+        </w:tc>
+      </w:tr>
+      <w:tr>
+        <w:tc>
+          <w:tcPr>
+            <w:tcW w:type="dxa" w:w="3168"/>
+            <w:shd w:fill="F7FAFC"/>
+            <w:tcMar>
+              <w:top w:w="40" w:type="dxa"/>
+              <w:bottom w:w="40" w:type="dxa"/>
+              <w:left w:w="60" w:type="dxa"/>
+              <w:right w:w="60" w:type="dxa"/>
+            </w:tcMar>
+          </w:tcPr>
+          <w:p>
+            <w:r>
+              <w:rPr>
+                <w:b/>
+                <w:sz w:val="16"/>
+              </w:rPr>
+              <w:t>TN Higher Education Schemes</w:t>
+            </w:r>
+          </w:p>
+        </w:tc>
+        <w:tc>
+          <w:tcPr>
+            <w:tcW w:type="dxa" w:w="1872"/>
+            <w:shd w:fill="F7FAFC"/>
+            <w:tcMar>
+              <w:top w:w="40" w:type="dxa"/>
+              <w:bottom w:w="40" w:type="dxa"/>
+              <w:left w:w="60" w:type="dxa"/>
+              <w:right w:w="60" w:type="dxa"/>
+            </w:tcMar>
+          </w:tcPr>
+          <w:p>
+            <w:r>
+              <w:rPr>
+                <w:sz w:val="16"/>
+              </w:rPr>
+              <w:t>None listed</w:t>
+            </w:r>
+          </w:p>
+        </w:tc>
+        <w:tc>
+          <w:tcPr>
+            <w:tcW w:type="dxa" w:w="2592"/>
+            <w:shd w:fill="F7FAFC"/>
+            <w:tcMar>
+              <w:top w:w="40" w:type="dxa"/>
+              <w:bottom w:w="40" w:type="dxa"/>
+              <w:left w:w="60" w:type="dxa"/>
+              <w:right w:w="60" w:type="dxa"/>
+            </w:tcMar>
+          </w:tcPr>
+          <w:p>
+            <w:r>
+              <w:rPr>
+                <w:color w:val="718096"/>
+                <w:sz w:val="15"/>
+              </w:rPr>
+              <w:t>https://www.tn.gov.in</w:t>
+            </w:r>
+          </w:p>
+        </w:tc>
+        <w:tc>
+          <w:tcPr>
+            <w:tcW w:type="dxa" w:w="1728"/>
+            <w:shd w:fill="F7FAFC"/>
+            <w:tcMar>
+              <w:top w:w="40" w:type="dxa"/>
+              <w:bottom w:w="40" w:type="dxa"/>
+              <w:left w:w="60" w:type="dxa"/>
+              <w:right w:w="60" w:type="dxa"/>
+            </w:tcMar>
+          </w:tcPr>
+          <w:p>
+            <w:r>
+              <w:rPr>
+                <w:color w:val="C53030"/>
+                <w:sz w:val="16"/>
+              </w:rPr>
+              <w:t>Unverified (helpline null)</w:t>
+            </w:r>
+          </w:p>
+        </w:tc>
+      </w:tr>
+      <w:tr>
+        <w:tc>
+          <w:tcPr>
+            <w:tcW w:type="dxa" w:w="3168"/>
+            <w:shd w:fill="FFFFFF"/>
+            <w:tcMar>
+              <w:top w:w="40" w:type="dxa"/>
+              <w:bottom w:w="40" w:type="dxa"/>
+              <w:left w:w="60" w:type="dxa"/>
+              <w:right w:w="60" w:type="dxa"/>
+            </w:tcMar>
+          </w:tcPr>
+          <w:p>
+            <w:r>
+              <w:rPr>
+                <w:b/>
+                <w:sz w:val="16"/>
+              </w:rPr>
+              <w:t>TN Adi Dravidar &amp; Tribal Welfare</w:t>
+            </w:r>
+          </w:p>
+        </w:tc>
+        <w:tc>
+          <w:tcPr>
+            <w:tcW w:type="dxa" w:w="1872"/>
+            <w:shd w:fill="FFFFFF"/>
+            <w:tcMar>
+              <w:top w:w="40" w:type="dxa"/>
+              <w:bottom w:w="40" w:type="dxa"/>
+              <w:left w:w="60" w:type="dxa"/>
+              <w:right w:w="60" w:type="dxa"/>
+            </w:tcMar>
+          </w:tcPr>
+          <w:p>
+            <w:r>
+              <w:rPr>
+                <w:sz w:val="16"/>
+              </w:rPr>
+              <w:t>None listed</w:t>
+            </w:r>
+          </w:p>
+        </w:tc>
+        <w:tc>
+          <w:tcPr>
+            <w:tcW w:type="dxa" w:w="2592"/>
+            <w:shd w:fill="FFFFFF"/>
+            <w:tcMar>
+              <w:top w:w="40" w:type="dxa"/>
+              <w:bottom w:w="40" w:type="dxa"/>
+              <w:left w:w="60" w:type="dxa"/>
+              <w:right w:w="60" w:type="dxa"/>
+            </w:tcMar>
+          </w:tcPr>
+          <w:p>
+            <w:r>
+              <w:rPr>
+                <w:color w:val="718096"/>
+                <w:sz w:val="15"/>
+              </w:rPr>
+              <w:t>https://www.tn.gov.in</w:t>
+            </w:r>
+          </w:p>
+        </w:tc>
+        <w:tc>
+          <w:tcPr>
+            <w:tcW w:type="dxa" w:w="1728"/>
+            <w:shd w:fill="FFFFFF"/>
+            <w:tcMar>
+              <w:top w:w="40" w:type="dxa"/>
+              <w:bottom w:w="40" w:type="dxa"/>
+              <w:left w:w="60" w:type="dxa"/>
+              <w:right w:w="60" w:type="dxa"/>
+            </w:tcMar>
+          </w:tcPr>
+          <w:p>
+            <w:r>
+              <w:rPr>
+                <w:color w:val="C53030"/>
+                <w:sz w:val="16"/>
+              </w:rPr>
+              <w:t>Unverified (helpline null)</w:t>
+            </w:r>
+          </w:p>
+        </w:tc>
+      </w:tr>
+      <w:tr>
+        <w:tc>
+          <w:tcPr>
+            <w:tcW w:type="dxa" w:w="3168"/>
+            <w:shd w:fill="F7FAFC"/>
+            <w:tcMar>
+              <w:top w:w="40" w:type="dxa"/>
+              <w:bottom w:w="40" w:type="dxa"/>
+              <w:left w:w="60" w:type="dxa"/>
+              <w:right w:w="60" w:type="dxa"/>
+            </w:tcMar>
+          </w:tcPr>
+          <w:p>
+            <w:r>
+              <w:rPr>
+                <w:b/>
+                <w:sz w:val="16"/>
+              </w:rPr>
+              <w:t>TN BC, MBC &amp; Minorities Welfare</w:t>
+            </w:r>
+          </w:p>
+        </w:tc>
+        <w:tc>
+          <w:tcPr>
+            <w:tcW w:type="dxa" w:w="1872"/>
+            <w:shd w:fill="F7FAFC"/>
+            <w:tcMar>
+              <w:top w:w="40" w:type="dxa"/>
+              <w:bottom w:w="40" w:type="dxa"/>
+              <w:left w:w="60" w:type="dxa"/>
+              <w:right w:w="60" w:type="dxa"/>
+            </w:tcMar>
+          </w:tcPr>
+          <w:p>
+            <w:r>
+              <w:rPr>
+                <w:sz w:val="16"/>
+              </w:rPr>
+              <w:t>None listed</w:t>
+            </w:r>
+          </w:p>
+        </w:tc>
+        <w:tc>
+          <w:tcPr>
+            <w:tcW w:type="dxa" w:w="2592"/>
+            <w:shd w:fill="F7FAFC"/>
+            <w:tcMar>
+              <w:top w:w="40" w:type="dxa"/>
+              <w:bottom w:w="40" w:type="dxa"/>
+              <w:left w:w="60" w:type="dxa"/>
+              <w:right w:w="60" w:type="dxa"/>
+            </w:tcMar>
+          </w:tcPr>
+          <w:p>
+            <w:r>
+              <w:rPr>
+                <w:color w:val="718096"/>
+                <w:sz w:val="15"/>
+              </w:rPr>
+              <w:t>https://www.tn.gov.in</w:t>
+            </w:r>
+          </w:p>
+        </w:tc>
+        <w:tc>
+          <w:tcPr>
+            <w:tcW w:type="dxa" w:w="1728"/>
+            <w:shd w:fill="F7FAFC"/>
+            <w:tcMar>
+              <w:top w:w="40" w:type="dxa"/>
+              <w:bottom w:w="40" w:type="dxa"/>
+              <w:left w:w="60" w:type="dxa"/>
+              <w:right w:w="60" w:type="dxa"/>
+            </w:tcMar>
+          </w:tcPr>
+          <w:p>
+            <w:r>
+              <w:rPr>
+                <w:color w:val="C53030"/>
+                <w:sz w:val="16"/>
+              </w:rPr>
+              <w:t>Unverified (helpline null)</w:t>
+            </w:r>
+          </w:p>
+        </w:tc>
+      </w:tr>
+    </w:tbl>
     <w:p>
       <w:pPr>
-        <w:spacing w:after="60"/>
-        <w:ind w:left="288"/>
-      </w:pPr>
-      <w:r>
-        <w:rPr>
-          <w:b/>
-          <w:color w:val="3182CE"/>
-        </w:rPr>
-        <w:t xml:space="preserve">docs/review/PR_DESCRIPTION.md: </w:t>
-      </w:r>
-      <w:r>
-        <w:t>Executive Pull Request changelog, architecture summary, and testing instructions.</w:t>
-      </w:r>
-    </w:p>
-    <w:p>
-      <w:pPr>
-        <w:spacing w:after="60"/>
-        <w:ind w:left="288"/>
-      </w:pPr>
-      <w:r>
-        <w:rPr>
-          <w:b/>
-          <w:color w:val="3182CE"/>
-        </w:rPr>
-        <w:t xml:space="preserve">docs/review/VOICE_LOOP_TIMING.md: </w:t>
-      </w:r>
-      <w:r>
-        <w:t>Stage-by-stage latency profile and timing logs for voice interactions.</w:t>
-      </w:r>
-    </w:p>
-    <w:p>
-      <w:pPr>
-        <w:spacing w:after="60"/>
-        <w:ind w:left="288"/>
-      </w:pPr>
-      <w:r>
-        <w:rPr>
-          <w:b/>
-          <w:color w:val="3182CE"/>
-        </w:rPr>
-        <w:t xml:space="preserve">docs/review/SENTENCE_SPEECH_REPORT.md: </w:t>
-      </w:r>
-      <w:r>
-        <w:t>Analysis of sentence-level audio synthesis and public REST streaming behavior.</w:t>
-      </w:r>
-    </w:p>
-    <w:p>
-      <w:pPr>
-        <w:spacing w:after="60"/>
-        <w:ind w:left="288"/>
-      </w:pPr>
-      <w:r>
-        <w:rPr>
-          <w:b/>
-          <w:color w:val="3182CE"/>
-        </w:rPr>
-        <w:t xml:space="preserve">docs/review/FACT_CARD_EVAL.md: </w:t>
-      </w:r>
-      <w:r>
-        <w:t>Evaluation metrics, cosine similarity scores, and refusal precision for fact cards.</w:t>
-      </w:r>
-    </w:p>
-    <w:p>
-      <w:pPr>
-        <w:spacing w:after="60"/>
-        <w:ind w:left="288"/>
-      </w:pPr>
-      <w:r>
-        <w:rPr>
-          <w:b/>
-          <w:color w:val="3182CE"/>
-        </w:rPr>
-        <w:t xml:space="preserve">docs/review/LANGUAGE_TABLE.md: </w:t>
-      </w:r>
-      <w:r>
-        <w:t>Speech error retrieval test on 31 Kathbath Tamil and Hindi audio clips.</w:t>
-      </w:r>
-    </w:p>
-    <w:p>
-      <w:pPr>
-        <w:spacing w:after="60"/>
-        <w:ind w:left="288"/>
-      </w:pPr>
-      <w:r>
-        <w:rPr>
-          <w:b/>
-          <w:color w:val="3182CE"/>
-        </w:rPr>
-        <w:t xml:space="preserve">docs/review/sample_answers.md: </w:t>
-      </w:r>
-      <w:r>
-        <w:t>10 real queries audited for numbers, dates, citations, and refusal safety.</w:t>
-      </w:r>
-    </w:p>
-    <w:p>
-      <w:pPr>
-        <w:spacing w:after="60"/>
-        <w:ind w:left="288"/>
-      </w:pPr>
-      <w:r>
-        <w:rPr>
-          <w:b/>
-          <w:color w:val="3182CE"/>
-        </w:rPr>
-        <w:t xml:space="preserve">docs/review/answer_eval.csv: </w:t>
-      </w:r>
-      <w:r>
-        <w:t>Human evaluation harness template for blind scoring of answer accuracy.</w:t>
-      </w:r>
-    </w:p>
-    <w:p>
-      <w:pPr>
-        <w:spacing w:after="60"/>
-        <w:ind w:left="288"/>
-      </w:pPr>
-      <w:r>
-        <w:rPr>
-          <w:b/>
-          <w:color w:val="3182CE"/>
-        </w:rPr>
-        <w:t xml:space="preserve">docs/review/ocr_benchmark_report.md: </w:t>
-      </w:r>
-      <w:r>
-        <w:t>Detailed comparison of Tesseract vs Chitrapathak-2 Crop Mode on problem pages.</w:t>
-      </w:r>
-    </w:p>
-    <w:p>
-      <w:pPr>
-        <w:spacing w:after="60"/>
-        <w:ind w:left="288"/>
-      </w:pPr>
-      <w:r>
-        <w:rPr>
-          <w:b/>
-          <w:color w:val="3182CE"/>
-        </w:rPr>
-        <w:t xml:space="preserve">docs/review/RETRIEVAL_ABLATION_REPORT.md: </w:t>
-      </w:r>
-      <w:r>
-        <w:t>Comparison of keyword, dense, hybrid, and reranked retrieval modes.</w:t>
-      </w:r>
-    </w:p>
-    <w:p>
-      <w:pPr>
-        <w:spacing w:after="60"/>
-        <w:ind w:left="288"/>
-      </w:pPr>
-      <w:r>
-        <w:rPr>
-          <w:b/>
-          <w:color w:val="3182CE"/>
-        </w:rPr>
-        <w:t xml:space="preserve">docs/review/REFUSAL_THRESHOLD_CURVE.md: </w:t>
-      </w:r>
-      <w:r>
-        <w:t>Calibration curve sweeping confidence thresholds from 0.20 to 0.50.</w:t>
-      </w:r>
-    </w:p>
-    <w:p>
-      <w:pPr>
-        <w:spacing w:after="60"/>
-        <w:ind w:left="288"/>
-      </w:pPr>
-      <w:r>
-        <w:rPr>
-          <w:b/>
-          <w:color w:val="3182CE"/>
-        </w:rPr>
-        <w:t xml:space="preserve">STATUS.md: </w:t>
-      </w:r>
-      <w:r>
-        <w:t>Up-to-date roadmap tracking completed work and open evaluation items.</w:t>
-      </w:r>
-    </w:p>
-    <w:p>
-      <w:pPr>
-        <w:spacing w:after="280"/>
+        <w:spacing w:after="200"/>
       </w:pPr>
     </w:p>
     <w:p>
@@ -2554,23 +3147,74 @@
         <w:rPr>
           <w:color w:val="1A365D"/>
         </w:rPr>
-        <w:t>7. Technical Conclusion &amp; Ready Actions</w:t>
+        <w:t>8. Operational Notes: Quota Reset &amp; Sample Answers</w:t>
       </w:r>
     </w:p>
     <w:p>
       <w:pPr>
-        <w:spacing w:after="160"/>
+        <w:spacing w:after="80"/>
       </w:pPr>
       <w:r>
-        <w:t>Pakkam 2.0 demonstrates that high-stakes, multilingual citizen AI can be engineered to be fast, accurate, and verifiably grounded. By combining Chitrapathak-2 crop-mode OCR for numeral accuracy, hybrid BGE-M3 + BGE-reranker-v2 search for 98.7% retrieval recall, deterministic claim verification to prevent numerical hallucinations, and verified fact cards for 0-call instant answers, the system delivers an AI experience that judges and domain experts can audit down to the exact gazette page.</w:t>
+        <w:rPr>
+          <w:b/>
+        </w:rPr>
+        <w:t xml:space="preserve">Gemini Quota Reset Window: </w:t>
+      </w:r>
+      <w:r>
+        <w:t>The earlier mention of an '18:00 IST / 12:30 UTC' reset was an empirical observation from an API 429 error response header on October 28, not an official Google Cloud SLA. Official Gemini free tier quotas reset daily according to Google's internal billing cycle (nominally midnight Pacific Time or UTC depending on account configuration). Relying on a fixed 18:00 IST reset time is unverified.</w:t>
       </w:r>
     </w:p>
     <w:p>
       <w:pPr>
-        <w:spacing w:after="320"/>
+        <w:spacing w:after="240"/>
       </w:pPr>
       <w:r>
-        <w:t>Backend readiness is complete, with all 55 automated unit tests passing and a pristine security audit. The codebase is ready for remote push and pull request submission.</w:t>
+        <w:rPr>
+          <w:b/>
+        </w:rPr>
+        <w:t xml:space="preserve">Sample Answers Status: </w:t>
+      </w:r>
+      <w:r>
+        <w:t>The 10 sample queries compiled in docs/review/sample_answers.md have been printed from model runs and manually inspected for format, but have NOT been formally scored by an independent person using a blind rubric. Official human grading remains pending under Phase 0.3.</w:t>
+      </w:r>
+    </w:p>
+    <w:p>
+      <w:pPr>
+        <w:pStyle w:val="Heading1"/>
+      </w:pPr>
+      <w:r>
+        <w:rPr>
+          <w:color w:val="1A365D"/>
+        </w:rPr>
+        <w:t>9. Release Gate Check &amp; Conclusion</w:t>
+      </w:r>
+    </w:p>
+    <w:p>
+      <w:pPr>
+        <w:spacing w:after="280"/>
+      </w:pPr>
+      <w:r>
+        <w:rPr>
+          <w:b/>
+          <w:color w:val="C53030"/>
+          <w:sz w:val="20"/>
+        </w:rPr>
+        <w:t>BRANCH IS NOT READY FOR PUSH TO GITHUB REMOTE.</w:t>
+        <w:br/>
+      </w:r>
+      <w:r>
+        <w:t>Under the strict Pakkam project rules, code must not be pushed or submitted until all claims are verified. The following gates remain unpassed:</w:t>
+        <w:br/>
+        <w:t>• Gate 0.2: Verified question set (50 checked questions + 30 held-out) is not yet delivered.</w:t>
+        <w:br/>
+        <w:t>• Gate 0.3: Blind human grading of answer_eval.csv is not yet completed.</w:t>
+        <w:br/>
+        <w:t>• Gate 1.4: Real conversational and Tanglish speech clips have not been collected or tested.</w:t>
+        <w:br/>
+        <w:t>• Gate 2.1: 263 OCR disagreement rows remain unreviewed.</w:t>
+        <w:br/>
+        <w:br/>
+        <w:t>The codebase remains safe and functional locally on branch feat/prompt-pack-execution with all 55 unit tests passing. All updates in this document reflect actual measured state without exaggeration.</w:t>
       </w:r>
     </w:p>
     <w:sectPr>
@@ -2949,7 +3593,7 @@
     <w:rPr>
       <w:rFonts w:ascii="Calibri" w:hAnsi="Calibri"/>
       <w:color w:val="2D3748"/>
-      <w:sz w:val="22"/>
+      <w:sz w:val="21"/>
     </w:rPr>
   </w:style>
   <w:style w:type="paragraph" w:styleId="Header">

--- a/docs/review/Pakkam_2.0_Comprehensive_Benchmark_and_Execution_Report.docx
+++ b/docs/review/Pakkam_2.0_Comprehensive_Benchmark_and_Execution_Report.docx
@@ -11,21 +11,21 @@
           <w:rFonts w:ascii="Calibri" w:hAnsi="Calibri"/>
           <w:b/>
           <w:color w:val="1A365D"/>
-          <w:sz w:val="44"/>
+          <w:sz w:val="40"/>
         </w:rPr>
         <w:t>PAKKAM 2.0: RESEARCH PROTOTYPE BENCHMARK REPORT</w:t>
       </w:r>
     </w:p>
     <w:p>
       <w:pPr>
-        <w:spacing w:after="240"/>
+        <w:spacing w:after="200"/>
       </w:pPr>
       <w:r>
         <w:rPr>
           <w:rFonts w:ascii="Calibri" w:hAnsi="Calibri"/>
           <w:i/>
           <w:color w:val="3182CE"/>
-          <w:sz w:val="26"/>
+          <w:sz w:val="24"/>
         </w:rPr>
         <w:t>Evidence, Engineering Boundaries, and Known Limitations (Draft Questions Benchmark)</w:t>
       </w:r>
@@ -45,10 +45,10 @@
             <w:tcW w:type="dxa" w:w="9360"/>
             <w:shd w:fill="FFF5F5"/>
             <w:tcMar>
-              <w:top w:w="80" w:type="dxa"/>
-              <w:bottom w:w="80" w:type="dxa"/>
-              <w:left w:w="120" w:type="dxa"/>
-              <w:right w:w="120" w:type="dxa"/>
+              <w:top w:w="70" w:type="dxa"/>
+              <w:bottom w:w="70" w:type="dxa"/>
+              <w:left w:w="100" w:type="dxa"/>
+              <w:right w:w="100" w:type="dxa"/>
             </w:tcMar>
           </w:tcPr>
           <w:p>
@@ -64,7 +64,7 @@
             <w:r>
               <w:rPr>
                 <w:color w:val="2D3748"/>
-                <w:sz w:val="18"/>
+                <w:sz w:val="17"/>
               </w:rPr>
               <w:t>Evidence gathered to date is measured on draft questions and synthetic/read speech. The codebase is not considered ready for remote push or publication until the human answer-level evaluation, verified question set, and real conversational audio tests are completed.</w:t>
             </w:r>
@@ -74,7 +74,7 @@
     </w:tbl>
     <w:p>
       <w:pPr>
-        <w:spacing w:after="160"/>
+        <w:spacing w:after="120"/>
       </w:pPr>
     </w:p>
     <w:tbl>
@@ -90,13 +90,13 @@
       <w:tr>
         <w:tc>
           <w:tcPr>
-            <w:tcW w:type="dxa" w:w="3168"/>
+            <w:tcW w:type="dxa" w:w="2880"/>
             <w:shd w:fill="F7FAFC"/>
             <w:tcMar>
-              <w:top w:w="50" w:type="dxa"/>
-              <w:bottom w:w="50" w:type="dxa"/>
-              <w:left w:w="80" w:type="dxa"/>
-              <w:right w:w="80" w:type="dxa"/>
+              <w:top w:w="40" w:type="dxa"/>
+              <w:bottom w:w="40" w:type="dxa"/>
+              <w:left w:w="70" w:type="dxa"/>
+              <w:right w:w="70" w:type="dxa"/>
             </w:tcMar>
           </w:tcPr>
           <w:p>
@@ -107,7 +107,7 @@
               <w:rPr>
                 <w:b/>
                 <w:color w:val="1A365D"/>
-                <w:sz w:val="18"/>
+                <w:sz w:val="17"/>
               </w:rPr>
               <w:t>Working Branch:</w:t>
             </w:r>
@@ -115,13 +115,13 @@
         </w:tc>
         <w:tc>
           <w:tcPr>
-            <w:tcW w:type="dxa" w:w="6192"/>
+            <w:tcW w:type="dxa" w:w="6480"/>
             <w:shd w:fill="EDF2F7"/>
             <w:tcMar>
-              <w:top w:w="50" w:type="dxa"/>
-              <w:bottom w:w="50" w:type="dxa"/>
-              <w:left w:w="80" w:type="dxa"/>
-              <w:right w:w="80" w:type="dxa"/>
+              <w:top w:w="40" w:type="dxa"/>
+              <w:bottom w:w="40" w:type="dxa"/>
+              <w:left w:w="70" w:type="dxa"/>
+              <w:right w:w="70" w:type="dxa"/>
             </w:tcMar>
           </w:tcPr>
           <w:p>
@@ -131,7 +131,7 @@
             <w:r>
               <w:rPr>
                 <w:color w:val="2D3748"/>
-                <w:sz w:val="18"/>
+                <w:sz w:val="17"/>
               </w:rPr>
               <w:t>feat/prompt-pack-execution (Local only; unpushed)</w:t>
             </w:r>
@@ -141,13 +141,13 @@
       <w:tr>
         <w:tc>
           <w:tcPr>
-            <w:tcW w:type="dxa" w:w="3168"/>
+            <w:tcW w:type="dxa" w:w="2880"/>
             <w:shd w:fill="F7FAFC"/>
             <w:tcMar>
-              <w:top w:w="50" w:type="dxa"/>
-              <w:bottom w:w="50" w:type="dxa"/>
-              <w:left w:w="80" w:type="dxa"/>
-              <w:right w:w="80" w:type="dxa"/>
+              <w:top w:w="40" w:type="dxa"/>
+              <w:bottom w:w="40" w:type="dxa"/>
+              <w:left w:w="70" w:type="dxa"/>
+              <w:right w:w="70" w:type="dxa"/>
             </w:tcMar>
           </w:tcPr>
           <w:p>
@@ -158,7 +158,7 @@
               <w:rPr>
                 <w:b/>
                 <w:color w:val="1A365D"/>
-                <w:sz w:val="18"/>
+                <w:sz w:val="17"/>
               </w:rPr>
               <w:t>Corpus Under Test:</w:t>
             </w:r>
@@ -166,13 +166,13 @@
         </w:tc>
         <w:tc>
           <w:tcPr>
-            <w:tcW w:type="dxa" w:w="6192"/>
+            <w:tcW w:type="dxa" w:w="6480"/>
             <w:shd w:fill="EDF2F7"/>
             <w:tcMar>
-              <w:top w:w="50" w:type="dxa"/>
-              <w:bottom w:w="50" w:type="dxa"/>
-              <w:left w:w="80" w:type="dxa"/>
-              <w:right w:w="80" w:type="dxa"/>
+              <w:top w:w="40" w:type="dxa"/>
+              <w:bottom w:w="40" w:type="dxa"/>
+              <w:left w:w="70" w:type="dxa"/>
+              <w:right w:w="70" w:type="dxa"/>
             </w:tcMar>
           </w:tcPr>
           <w:p>
@@ -182,9 +182,9 @@
             <w:r>
               <w:rPr>
                 <w:color w:val="2D3748"/>
-                <w:sz w:val="18"/>
+                <w:sz w:val="17"/>
               </w:rPr>
-              <w:t>18 PDFs, 2,688 pages, 2,918 chunks, 4,449 vectors in Qdrant ('pakkam_chitra')</w:t>
+              <w:t>18 PDFs, 2,688 pages, 4,449 chunks in Qdrant ('pakkam_chitra')</w:t>
             </w:r>
           </w:p>
         </w:tc>
@@ -192,13 +192,13 @@
       <w:tr>
         <w:tc>
           <w:tcPr>
-            <w:tcW w:type="dxa" w:w="3168"/>
+            <w:tcW w:type="dxa" w:w="2880"/>
             <w:shd w:fill="F7FAFC"/>
             <w:tcMar>
-              <w:top w:w="50" w:type="dxa"/>
-              <w:bottom w:w="50" w:type="dxa"/>
-              <w:left w:w="80" w:type="dxa"/>
-              <w:right w:w="80" w:type="dxa"/>
+              <w:top w:w="40" w:type="dxa"/>
+              <w:bottom w:w="40" w:type="dxa"/>
+              <w:left w:w="70" w:type="dxa"/>
+              <w:right w:w="70" w:type="dxa"/>
             </w:tcMar>
           </w:tcPr>
           <w:p>
@@ -209,7 +209,7 @@
               <w:rPr>
                 <w:b/>
                 <w:color w:val="1A365D"/>
-                <w:sz w:val="18"/>
+                <w:sz w:val="17"/>
               </w:rPr>
               <w:t>Author / Contributor:</w:t>
             </w:r>
@@ -217,13 +217,13 @@
         </w:tc>
         <w:tc>
           <w:tcPr>
-            <w:tcW w:type="dxa" w:w="6192"/>
+            <w:tcW w:type="dxa" w:w="6480"/>
             <w:shd w:fill="EDF2F7"/>
             <w:tcMar>
-              <w:top w:w="50" w:type="dxa"/>
-              <w:bottom w:w="50" w:type="dxa"/>
-              <w:left w:w="80" w:type="dxa"/>
-              <w:right w:w="80" w:type="dxa"/>
+              <w:top w:w="40" w:type="dxa"/>
+              <w:bottom w:w="40" w:type="dxa"/>
+              <w:left w:w="70" w:type="dxa"/>
+              <w:right w:w="70" w:type="dxa"/>
             </w:tcMar>
           </w:tcPr>
           <w:p>
@@ -233,7 +233,7 @@
             <w:r>
               <w:rPr>
                 <w:color w:val="2D3748"/>
-                <w:sz w:val="18"/>
+                <w:sz w:val="17"/>
               </w:rPr>
               <w:t>@Jaswanth SS (Developer-authored draft benchmarks)</w:t>
             </w:r>
@@ -243,13 +243,13 @@
       <w:tr>
         <w:tc>
           <w:tcPr>
-            <w:tcW w:type="dxa" w:w="3168"/>
+            <w:tcW w:type="dxa" w:w="2880"/>
             <w:shd w:fill="F7FAFC"/>
             <w:tcMar>
-              <w:top w:w="50" w:type="dxa"/>
-              <w:bottom w:w="50" w:type="dxa"/>
-              <w:left w:w="80" w:type="dxa"/>
-              <w:right w:w="80" w:type="dxa"/>
+              <w:top w:w="40" w:type="dxa"/>
+              <w:bottom w:w="40" w:type="dxa"/>
+              <w:left w:w="70" w:type="dxa"/>
+              <w:right w:w="70" w:type="dxa"/>
             </w:tcMar>
           </w:tcPr>
           <w:p>
@@ -260,7 +260,7 @@
               <w:rPr>
                 <w:b/>
                 <w:color w:val="1A365D"/>
-                <w:sz w:val="18"/>
+                <w:sz w:val="17"/>
               </w:rPr>
               <w:t>Verification Status:</w:t>
             </w:r>
@@ -268,13 +268,13 @@
         </w:tc>
         <w:tc>
           <w:tcPr>
-            <w:tcW w:type="dxa" w:w="6192"/>
+            <w:tcW w:type="dxa" w:w="6480"/>
             <w:shd w:fill="EDF2F7"/>
             <w:tcMar>
-              <w:top w:w="50" w:type="dxa"/>
-              <w:bottom w:w="50" w:type="dxa"/>
-              <w:left w:w="80" w:type="dxa"/>
-              <w:right w:w="80" w:type="dxa"/>
+              <w:top w:w="40" w:type="dxa"/>
+              <w:bottom w:w="40" w:type="dxa"/>
+              <w:left w:w="70" w:type="dxa"/>
+              <w:right w:w="70" w:type="dxa"/>
             </w:tcMar>
           </w:tcPr>
           <w:p>
@@ -284,7 +284,7 @@
             <w:r>
               <w:rPr>
                 <w:color w:val="2D3748"/>
-                <w:sz w:val="18"/>
+                <w:sz w:val="17"/>
               </w:rPr>
               <w:t>55/55 Unit Tests Passing | Custom Regex Scan: 0 secrets | Real Clone: Pending</w:t>
             </w:r>
@@ -294,7 +294,7 @@
     </w:tbl>
     <w:p>
       <w:pPr>
-        <w:spacing w:after="200"/>
+        <w:spacing w:after="160"/>
       </w:pPr>
     </w:p>
     <w:p>
@@ -310,7 +310,7 @@
     </w:p>
     <w:p>
       <w:pPr>
-        <w:spacing w:after="120"/>
+        <w:spacing w:after="80"/>
       </w:pPr>
       <w:r>
         <w:t>Pakkam 2.0 is an experimental research prototype investigating verifiable, citation-grounded question answering over Indian public welfare scheme documents in Tamil, Hindi, English, and Tanglish. All quantitative evidence documented to date is evaluated strictly on draft, synthetic, or read-speech datasets. The system has not been tested on real end-users, conversational dialect audio, or noisy field recordings.</w:t>
@@ -318,7 +318,7 @@
     </w:p>
     <w:p>
       <w:pPr>
-        <w:spacing w:after="240"/>
+        <w:spacing w:after="200"/>
       </w:pPr>
       <w:r>
         <w:t>In compliance with project integrity rules, every reported number is accompanied by its source script, sample size (n), and evaluation constraints. No metrics are extrapolated beyond their tested boundaries.</w:t>
@@ -348,7 +348,7 @@
         <w:t xml:space="preserve">Fact Cards Design Harness (2 Draft Cards): </w:t>
       </w:r>
       <w:r>
-        <w:t>Implemented in data/fact_cards.json with matching via FactCardMatcher using BGE-M3 cosine similarity (&gt;=0.82) plus mandatory scheme keyword identification. Currently contains 2 developer-authored draft cards (KMUT and PM-KISAN). Evaluated on n=44 draft queries (4 positive, 40 unanswerables): 100% precision on this small sample, 0% false positives, and 0 wrong cross-scheme matches. Pre-cached audio files were generated locally into data/audio_cache/ (gitignored; no audio in git). Note: Cards were authored by the developer and have NOT been verified by external persons or government officials.</w:t>
+        <w:t>Implemented in data/fact_cards.json with matching via FactCardMatcher using BGE-M3 cosine similarity (&gt;=0.82) plus mandatory scheme keyword identification. Both cards (KMUT and PM-KISAN) were authored as AI drafts during development. verified_by is set to null on both unverified cards. Under the load_verified_cards() filter, unverified cards are strictly dropped at startup and are NEVER served to users (verified by tests/test_fact_cards.py::test_load_verified_cards_filters_unverified). Evaluated on n=44 draft queries (4 positive, 40 unanswerables): 100% precision on this small sample, 0% false positives. Pre-cached audio files were generated locally into data/audio_cache/ (gitignored; no audio in git).</w:t>
       </w:r>
     </w:p>
     <w:p>
@@ -377,10 +377,10 @@
           <w:b/>
           <w:color w:val="1A365D"/>
         </w:rPr>
-        <w:t xml:space="preserve">Voice-Loop Latency Pipelining: </w:t>
+        <w:t xml:space="preserve">Voice-Loop Latency Measurements (Measured Values Only): </w:t>
       </w:r>
       <w:r>
-        <w:t>Implemented sentence-by-sentence streaming logic. In a single benchmarked run (n=1), the end-to-end wall-clock time was 9.20 s, with Sentence 1 Time-to-First-Audio (TTFA) taking 2,795.1 ms. Against an estimated monolithic sequential baseline of 14.2 s, this represents a 35.2% reduction in wall-clock wait time. Crucial limitation: The project target of 5.0 s end-to-end latency was NOT met (9.20 s is 4.2 s over target).</w:t>
+        <w:t>The previously reported voice stage table was composed of numbers stitched from separate scripts rather than measured simultaneously in one execution; that table has been removed. Individual measured component benchmarks are: STT latency on synthetic clip is 1,320.4 ms (scripts/gnani_smoke.py); first-stage search median is 215.6 ms and reranker median is 236.8 ms (scripts/ablate_retrieval.py, n=194); and Sentence 1 TTS TTFA is 2,795.1 ms (scripts/test_sentence_speech.py, n=3). Crucial limitation: The project target of 5.0 s end-to-end latency was NOT met. The 14.07 s sequential baseline was an estimated composite of medians from separate scripts and was not measured on the same run, so no percentage comparison is claimed.</w:t>
       </w:r>
     </w:p>
     <w:p>
@@ -396,7 +396,7 @@
         <w:t xml:space="preserve">Short Voice Answer Path: </w:t>
       </w:r>
       <w:r>
-        <w:t>Added VOICE_SYSTEM_PROMPT enforcing a strict 2-sentence maximum, no markdown, and Indic spoken words for currency. Restricts retrieval to top 3 chunks and skips the secondary LLM verifier when no numbers or dates are generated. Theoretical quota benefit: up to 50% fewer calls on non-numeric questions, but actual savings across a representative query stream are not measured.</w:t>
+        <w:t>Added VOICE_SYSTEM_PROMPT enforcing a strict 2-sentence maximum, no markdown, and Indic spoken words for currency. Restricts retrieval to top 3 chunks and skips the secondary LLM verifier when no numbers or dates are generated. Theoretical quota benefit: up to 50% fewer calls on non-numeric questions, but actual savings across an operational query stream are not measured.</w:t>
       </w:r>
     </w:p>
     <w:p>
@@ -425,10 +425,10 @@
           <w:b/>
           <w:color w:val="1A365D"/>
         </w:rPr>
-        <w:t xml:space="preserve">BhashaShield Speech Retrieval Test: </w:t>
+        <w:t xml:space="preserve">BhashaShield Speech Retrieval Test (31 Clips): </w:t>
       </w:r>
       <w:r>
-        <w:t>Evaluated on 31 read-speech clips from AI4Bharat Kathbath (15 Tamil, 15 Hindi, 1 boundary sample). Measures top-5 retrieval match rate for target document (90.3%, 28/31) and target page (87.1%, 27/31) when querying STT transcripts. Tanglish audio and consented conversational recordings remain completely untested.</w:t>
+        <w:t>Evaluated on 31 clips: 15 Tamil read-speech clips, 15 Hindi read-speech clips from AI4Bharat Kathbath, and 1 synthetic boundary plumbing clip. Kathbath sentences are general news sentences, not scheme queries. 'Target document' and 'target page' are defined as the top chunk retrieved when querying the clean reference text. The test measures whether querying the STT transcript retrieves the same top document (90.3%, 28/31) and same top page (87.1%, 27/31) as the reference text. Tanglish and real conversational recordings are untested.</w:t>
       </w:r>
     </w:p>
     <w:p>
@@ -460,12 +460,12 @@
         <w:t xml:space="preserve">Custom Secrets Audit: </w:t>
       </w:r>
       <w:r>
-        <w:t>Custom regex scanner (scripts/scan_git_secrets.py) confirmed 0 keys and 0 audio files across 149 commits. Certified tools (gitleaks/trufflehog) are not installed on the system. Fresh clone verification is pending.</w:t>
+        <w:t>Custom regex scanner (scripts/scan_git_secrets.py) confirmed 0 keys and 0 audio files across 151 commits. Certified tools (gitleaks/trufflehog) are not installed on the system. Fresh clone verification is pending.</w:t>
       </w:r>
     </w:p>
     <w:p>
       <w:pPr>
-        <w:spacing w:after="200"/>
+        <w:spacing w:after="160"/>
       </w:pPr>
     </w:p>
     <w:p>
@@ -476,7 +476,34 @@
         <w:rPr>
           <w:color w:val="1A365D"/>
         </w:rPr>
-        <w:t>3. Benchmark Results &amp; Scope Constraints</w:t>
+        <w:t>3. Corpus Composition &amp; OCR Disagreements</w:t>
+      </w:r>
+    </w:p>
+    <w:p>
+      <w:pPr>
+        <w:spacing w:after="80"/>
+      </w:pPr>
+      <w:r>
+        <w:t>Explanation of 4,449 Points in Qdrant: In the collection 'pakkam_chitra', there are exactly 4,449 points, each holding 1 chunk (chunk_id) indexed across all 18 official policy documents (2,688 pages). The earlier mention of '2,918 chunks' was an outdated count from an intermediate indexing step. The final index contains 4,449 chunks.</w:t>
+      </w:r>
+    </w:p>
+    <w:p>
+      <w:pPr>
+        <w:spacing w:after="160"/>
+      </w:pPr>
+      <w:r>
+        <w:t>Meaning of the 263 OCR Disagreement Rows: Each row in docs/review/ocr_disagreements.csv represents a single page where the set of numbers extracted by Tesseract differed from the set extracted by Chitrapathak-2 Crop Mode. For example, in Row 14 (tn-hedu-policy-note-2024-ta, page 33, Pudhumai Penn scheme): Tesseract extracted '4000' (reading 'ரூ.1,000' as 4000), while Chitrapathak-2 Crop Mode extracted '1000'. The 263 rows represent pages requiring individual manual verification.</w:t>
+      </w:r>
+    </w:p>
+    <w:p>
+      <w:pPr>
+        <w:pStyle w:val="Heading1"/>
+      </w:pPr>
+      <w:r>
+        <w:rPr>
+          <w:color w:val="1A365D"/>
+        </w:rPr>
+        <w:t>4. Quantitative Benchmarks &amp; Evaluation Scope</w:t>
       </w:r>
     </w:p>
     <w:tbl>
@@ -497,10 +524,10 @@
             <w:tcW w:type="dxa" w:w="2592"/>
             <w:shd w:fill="1A365D"/>
             <w:tcMar>
-              <w:top w:w="70" w:type="dxa"/>
-              <w:bottom w:w="70" w:type="dxa"/>
-              <w:left w:w="100" w:type="dxa"/>
-              <w:right w:w="100" w:type="dxa"/>
+              <w:top w:w="60" w:type="dxa"/>
+              <w:bottom w:w="60" w:type="dxa"/>
+              <w:left w:w="80" w:type="dxa"/>
+              <w:right w:w="80" w:type="dxa"/>
             </w:tcMar>
           </w:tcPr>
           <w:p>
@@ -508,7 +535,7 @@
               <w:rPr>
                 <w:b/>
                 <w:color w:val="FFFFFF"/>
-                <w:sz w:val="18"/>
+                <w:sz w:val="17"/>
               </w:rPr>
               <w:t>Benchmark Area</w:t>
             </w:r>
@@ -519,10 +546,10 @@
             <w:tcW w:type="dxa" w:w="3024"/>
             <w:shd w:fill="1A365D"/>
             <w:tcMar>
-              <w:top w:w="70" w:type="dxa"/>
-              <w:bottom w:w="70" w:type="dxa"/>
-              <w:left w:w="100" w:type="dxa"/>
-              <w:right w:w="100" w:type="dxa"/>
+              <w:top w:w="60" w:type="dxa"/>
+              <w:bottom w:w="60" w:type="dxa"/>
+              <w:left w:w="80" w:type="dxa"/>
+              <w:right w:w="80" w:type="dxa"/>
             </w:tcMar>
           </w:tcPr>
           <w:p>
@@ -530,7 +557,7 @@
               <w:rPr>
                 <w:b/>
                 <w:color w:val="FFFFFF"/>
-                <w:sz w:val="18"/>
+                <w:sz w:val="17"/>
               </w:rPr>
               <w:t>Script &amp; Sample Size</w:t>
             </w:r>
@@ -541,10 +568,10 @@
             <w:tcW w:type="dxa" w:w="1872"/>
             <w:shd w:fill="1A365D"/>
             <w:tcMar>
-              <w:top w:w="70" w:type="dxa"/>
-              <w:bottom w:w="70" w:type="dxa"/>
-              <w:left w:w="100" w:type="dxa"/>
-              <w:right w:w="100" w:type="dxa"/>
+              <w:top w:w="60" w:type="dxa"/>
+              <w:bottom w:w="60" w:type="dxa"/>
+              <w:left w:w="80" w:type="dxa"/>
+              <w:right w:w="80" w:type="dxa"/>
             </w:tcMar>
           </w:tcPr>
           <w:p>
@@ -552,7 +579,7 @@
               <w:rPr>
                 <w:b/>
                 <w:color w:val="FFFFFF"/>
-                <w:sz w:val="18"/>
+                <w:sz w:val="17"/>
               </w:rPr>
               <w:t>Result</w:t>
             </w:r>
@@ -563,10 +590,10 @@
             <w:tcW w:type="dxa" w:w="1872"/>
             <w:shd w:fill="1A365D"/>
             <w:tcMar>
-              <w:top w:w="70" w:type="dxa"/>
-              <w:bottom w:w="70" w:type="dxa"/>
-              <w:left w:w="100" w:type="dxa"/>
-              <w:right w:w="100" w:type="dxa"/>
+              <w:top w:w="60" w:type="dxa"/>
+              <w:bottom w:w="60" w:type="dxa"/>
+              <w:left w:w="80" w:type="dxa"/>
+              <w:right w:w="80" w:type="dxa"/>
             </w:tcMar>
           </w:tcPr>
           <w:p>
@@ -574,7 +601,7 @@
               <w:rPr>
                 <w:b/>
                 <w:color w:val="FFFFFF"/>
-                <w:sz w:val="18"/>
+                <w:sz w:val="17"/>
               </w:rPr>
               <w:t>Baseline &amp; Scope Notes</w:t>
             </w:r>
@@ -587,17 +614,17 @@
             <w:tcW w:type="dxa" w:w="2592"/>
             <w:shd w:fill="FFFFFF"/>
             <w:tcMar>
-              <w:top w:w="50" w:type="dxa"/>
-              <w:bottom w:w="50" w:type="dxa"/>
-              <w:left w:w="80" w:type="dxa"/>
-              <w:right w:w="80" w:type="dxa"/>
+              <w:top w:w="40" w:type="dxa"/>
+              <w:bottom w:w="40" w:type="dxa"/>
+              <w:left w:w="60" w:type="dxa"/>
+              <w:right w:w="60" w:type="dxa"/>
             </w:tcMar>
           </w:tcPr>
           <w:p>
             <w:r>
               <w:rPr>
                 <w:b/>
-                <w:sz w:val="17"/>
+                <w:sz w:val="16"/>
               </w:rPr>
               <w:t>Hybrid OCR Problem Pages</w:t>
             </w:r>
@@ -608,17 +635,17 @@
             <w:tcW w:type="dxa" w:w="3024"/>
             <w:shd w:fill="FFFFFF"/>
             <w:tcMar>
-              <w:top w:w="50" w:type="dxa"/>
-              <w:bottom w:w="50" w:type="dxa"/>
-              <w:left w:w="80" w:type="dxa"/>
-              <w:right w:w="80" w:type="dxa"/>
+              <w:top w:w="40" w:type="dxa"/>
+              <w:bottom w:w="40" w:type="dxa"/>
+              <w:left w:w="60" w:type="dxa"/>
+              <w:right w:w="60" w:type="dxa"/>
             </w:tcMar>
           </w:tcPr>
           <w:p>
             <w:r>
               <w:rPr>
                 <w:color w:val="718096"/>
-                <w:sz w:val="16"/>
+                <w:sz w:val="15"/>
               </w:rPr>
               <w:t>scripts/run_hybrid_ocr.py</w:t>
               <w:br/>
@@ -631,17 +658,17 @@
             <w:tcW w:type="dxa" w:w="1872"/>
             <w:shd w:fill="FFFFFF"/>
             <w:tcMar>
-              <w:top w:w="50" w:type="dxa"/>
-              <w:bottom w:w="50" w:type="dxa"/>
-              <w:left w:w="80" w:type="dxa"/>
-              <w:right w:w="80" w:type="dxa"/>
+              <w:top w:w="40" w:type="dxa"/>
+              <w:bottom w:w="40" w:type="dxa"/>
+              <w:left w:w="60" w:type="dxa"/>
+              <w:right w:w="60" w:type="dxa"/>
             </w:tcMar>
           </w:tcPr>
           <w:p>
             <w:r>
               <w:rPr>
                 <w:b/>
-                <w:sz w:val="17"/>
+                <w:sz w:val="16"/>
               </w:rPr>
               <w:t>Chitrapathak-2: 7/7 (100%)</w:t>
               <w:br/>
@@ -654,16 +681,16 @@
             <w:tcW w:type="dxa" w:w="1872"/>
             <w:shd w:fill="FFFFFF"/>
             <w:tcMar>
-              <w:top w:w="50" w:type="dxa"/>
-              <w:bottom w:w="50" w:type="dxa"/>
-              <w:left w:w="80" w:type="dxa"/>
-              <w:right w:w="80" w:type="dxa"/>
+              <w:top w:w="40" w:type="dxa"/>
+              <w:bottom w:w="40" w:type="dxa"/>
+              <w:left w:w="60" w:type="dxa"/>
+              <w:right w:w="60" w:type="dxa"/>
             </w:tcMar>
           </w:tcPr>
           <w:p>
             <w:r>
               <w:rPr>
-                <w:sz w:val="16"/>
+                <w:sz w:val="15"/>
               </w:rPr>
               <w:t>Selection bias: 7 pages chosen because Tesseract failed; not a corpus-wide sample.</w:t>
             </w:r>
@@ -676,17 +703,17 @@
             <w:tcW w:type="dxa" w:w="2592"/>
             <w:shd w:fill="F7FAFC"/>
             <w:tcMar>
-              <w:top w:w="50" w:type="dxa"/>
-              <w:bottom w:w="50" w:type="dxa"/>
-              <w:left w:w="80" w:type="dxa"/>
-              <w:right w:w="80" w:type="dxa"/>
+              <w:top w:w="40" w:type="dxa"/>
+              <w:bottom w:w="40" w:type="dxa"/>
+              <w:left w:w="60" w:type="dxa"/>
+              <w:right w:w="60" w:type="dxa"/>
             </w:tcMar>
           </w:tcPr>
           <w:p>
             <w:r>
               <w:rPr>
                 <w:b/>
-                <w:sz w:val="17"/>
+                <w:sz w:val="16"/>
               </w:rPr>
               <w:t>OCR Crop Speedup</w:t>
             </w:r>
@@ -697,17 +724,17 @@
             <w:tcW w:type="dxa" w:w="3024"/>
             <w:shd w:fill="F7FAFC"/>
             <w:tcMar>
-              <w:top w:w="50" w:type="dxa"/>
-              <w:bottom w:w="50" w:type="dxa"/>
-              <w:left w:w="80" w:type="dxa"/>
-              <w:right w:w="80" w:type="dxa"/>
+              <w:top w:w="40" w:type="dxa"/>
+              <w:bottom w:w="40" w:type="dxa"/>
+              <w:left w:w="60" w:type="dxa"/>
+              <w:right w:w="60" w:type="dxa"/>
             </w:tcMar>
           </w:tcPr>
           <w:p>
             <w:r>
               <w:rPr>
                 <w:color w:val="718096"/>
-                <w:sz w:val="16"/>
+                <w:sz w:val="15"/>
               </w:rPr>
               <w:t>scripts/run_hybrid_ocr.py</w:t>
               <w:br/>
@@ -720,17 +747,17 @@
             <w:tcW w:type="dxa" w:w="1872"/>
             <w:shd w:fill="F7FAFC"/>
             <w:tcMar>
-              <w:top w:w="50" w:type="dxa"/>
-              <w:bottom w:w="50" w:type="dxa"/>
-              <w:left w:w="80" w:type="dxa"/>
-              <w:right w:w="80" w:type="dxa"/>
+              <w:top w:w="40" w:type="dxa"/>
+              <w:bottom w:w="40" w:type="dxa"/>
+              <w:left w:w="60" w:type="dxa"/>
+              <w:right w:w="60" w:type="dxa"/>
             </w:tcMar>
           </w:tcPr>
           <w:p>
             <w:r>
               <w:rPr>
                 <w:b/>
-                <w:sz w:val="17"/>
+                <w:sz w:val="16"/>
               </w:rPr>
               <w:t>~12.0s per page (Crop Mode)</w:t>
             </w:r>
@@ -741,18 +768,18 @@
             <w:tcW w:type="dxa" w:w="1872"/>
             <w:shd w:fill="F7FAFC"/>
             <w:tcMar>
-              <w:top w:w="50" w:type="dxa"/>
-              <w:bottom w:w="50" w:type="dxa"/>
-              <w:left w:w="80" w:type="dxa"/>
-              <w:right w:w="80" w:type="dxa"/>
+              <w:top w:w="40" w:type="dxa"/>
+              <w:bottom w:w="40" w:type="dxa"/>
+              <w:left w:w="60" w:type="dxa"/>
+              <w:right w:w="60" w:type="dxa"/>
             </w:tcMar>
           </w:tcPr>
           <w:p>
             <w:r>
               <w:rPr>
-                <w:sz w:val="16"/>
+                <w:sz w:val="15"/>
               </w:rPr>
-              <w:t>Reconciled: Full-page GPU is ~95s; initial unoptimized CPU run was 6-7 min.</w:t>
+              <w:t>Full-page GPU was ~95s. Earlier 6-7 min/page was on GPU; difference with ~95s is unreconciled without log.</w:t>
             </w:r>
           </w:p>
         </w:tc>
@@ -763,17 +790,17 @@
             <w:tcW w:type="dxa" w:w="2592"/>
             <w:shd w:fill="FFFFFF"/>
             <w:tcMar>
-              <w:top w:w="50" w:type="dxa"/>
-              <w:bottom w:w="50" w:type="dxa"/>
-              <w:left w:w="80" w:type="dxa"/>
-              <w:right w:w="80" w:type="dxa"/>
+              <w:top w:w="40" w:type="dxa"/>
+              <w:bottom w:w="40" w:type="dxa"/>
+              <w:left w:w="60" w:type="dxa"/>
+              <w:right w:w="60" w:type="dxa"/>
             </w:tcMar>
           </w:tcPr>
           <w:p>
             <w:r>
               <w:rPr>
                 <w:b/>
-                <w:sz w:val="17"/>
+                <w:sz w:val="16"/>
               </w:rPr>
               <w:t>Retrieval Recall@5</w:t>
             </w:r>
@@ -784,17 +811,17 @@
             <w:tcW w:type="dxa" w:w="3024"/>
             <w:shd w:fill="FFFFFF"/>
             <w:tcMar>
-              <w:top w:w="50" w:type="dxa"/>
-              <w:bottom w:w="50" w:type="dxa"/>
-              <w:left w:w="80" w:type="dxa"/>
-              <w:right w:w="80" w:type="dxa"/>
+              <w:top w:w="40" w:type="dxa"/>
+              <w:bottom w:w="40" w:type="dxa"/>
+              <w:left w:w="60" w:type="dxa"/>
+              <w:right w:w="60" w:type="dxa"/>
             </w:tcMar>
           </w:tcPr>
           <w:p>
             <w:r>
               <w:rPr>
                 <w:color w:val="718096"/>
-                <w:sz w:val="16"/>
+                <w:sz w:val="15"/>
               </w:rPr>
               <w:t>scripts/ablate_retrieval.py</w:t>
               <w:br/>
@@ -807,17 +834,17 @@
             <w:tcW w:type="dxa" w:w="1872"/>
             <w:shd w:fill="FFFFFF"/>
             <w:tcMar>
-              <w:top w:w="50" w:type="dxa"/>
-              <w:bottom w:w="50" w:type="dxa"/>
-              <w:left w:w="80" w:type="dxa"/>
-              <w:right w:w="80" w:type="dxa"/>
+              <w:top w:w="40" w:type="dxa"/>
+              <w:bottom w:w="40" w:type="dxa"/>
+              <w:left w:w="60" w:type="dxa"/>
+              <w:right w:w="60" w:type="dxa"/>
             </w:tcMar>
           </w:tcPr>
           <w:p>
             <w:r>
               <w:rPr>
                 <w:b/>
-                <w:sz w:val="17"/>
+                <w:sz w:val="16"/>
               </w:rPr>
               <w:t>Hybrid + Reranker: 98.7%</w:t>
               <w:br/>
@@ -830,16 +857,16 @@
             <w:tcW w:type="dxa" w:w="1872"/>
             <w:shd w:fill="FFFFFF"/>
             <w:tcMar>
-              <w:top w:w="50" w:type="dxa"/>
-              <w:bottom w:w="50" w:type="dxa"/>
-              <w:left w:w="80" w:type="dxa"/>
-              <w:right w:w="80" w:type="dxa"/>
+              <w:top w:w="40" w:type="dxa"/>
+              <w:bottom w:w="40" w:type="dxa"/>
+              <w:left w:w="60" w:type="dxa"/>
+              <w:right w:w="60" w:type="dxa"/>
             </w:tcMar>
           </w:tcPr>
           <w:p>
             <w:r>
               <w:rPr>
-                <w:sz w:val="16"/>
+                <w:sz w:val="15"/>
               </w:rPr>
               <w:t>Evaluated on draft questions only; no blind held-out set.</w:t>
             </w:r>
@@ -852,17 +879,17 @@
             <w:tcW w:type="dxa" w:w="2592"/>
             <w:shd w:fill="F7FAFC"/>
             <w:tcMar>
-              <w:top w:w="50" w:type="dxa"/>
-              <w:bottom w:w="50" w:type="dxa"/>
-              <w:left w:w="80" w:type="dxa"/>
-              <w:right w:w="80" w:type="dxa"/>
+              <w:top w:w="40" w:type="dxa"/>
+              <w:bottom w:w="40" w:type="dxa"/>
+              <w:left w:w="60" w:type="dxa"/>
+              <w:right w:w="60" w:type="dxa"/>
             </w:tcMar>
           </w:tcPr>
           <w:p>
             <w:r>
               <w:rPr>
                 <w:b/>
-                <w:sz w:val="17"/>
+                <w:sz w:val="16"/>
               </w:rPr>
               <w:t>Refusal Routing (0.35)</w:t>
             </w:r>
@@ -873,17 +900,17 @@
             <w:tcW w:type="dxa" w:w="3024"/>
             <w:shd w:fill="F7FAFC"/>
             <w:tcMar>
-              <w:top w:w="50" w:type="dxa"/>
-              <w:bottom w:w="50" w:type="dxa"/>
-              <w:left w:w="80" w:type="dxa"/>
-              <w:right w:w="80" w:type="dxa"/>
+              <w:top w:w="40" w:type="dxa"/>
+              <w:bottom w:w="40" w:type="dxa"/>
+              <w:left w:w="60" w:type="dxa"/>
+              <w:right w:w="60" w:type="dxa"/>
             </w:tcMar>
           </w:tcPr>
           <w:p>
             <w:r>
               <w:rPr>
                 <w:color w:val="718096"/>
-                <w:sz w:val="16"/>
+                <w:sz w:val="15"/>
               </w:rPr>
               <w:t>scripts/evaluate_refusal_curve.py</w:t>
               <w:br/>
@@ -896,17 +923,17 @@
             <w:tcW w:type="dxa" w:w="1872"/>
             <w:shd w:fill="F7FAFC"/>
             <w:tcMar>
-              <w:top w:w="50" w:type="dxa"/>
-              <w:bottom w:w="50" w:type="dxa"/>
-              <w:left w:w="80" w:type="dxa"/>
-              <w:right w:w="80" w:type="dxa"/>
+              <w:top w:w="40" w:type="dxa"/>
+              <w:bottom w:w="40" w:type="dxa"/>
+              <w:left w:w="60" w:type="dxa"/>
+              <w:right w:w="60" w:type="dxa"/>
             </w:tcMar>
           </w:tcPr>
           <w:p>
             <w:r>
               <w:rPr>
                 <w:b/>
-                <w:sz w:val="17"/>
+                <w:sz w:val="16"/>
               </w:rPr>
               <w:t>87.1% Overall Accuracy</w:t>
               <w:br/>
@@ -919,16 +946,16 @@
             <w:tcW w:type="dxa" w:w="1872"/>
             <w:shd w:fill="F7FAFC"/>
             <w:tcMar>
-              <w:top w:w="50" w:type="dxa"/>
-              <w:bottom w:w="50" w:type="dxa"/>
-              <w:left w:w="80" w:type="dxa"/>
-              <w:right w:w="80" w:type="dxa"/>
+              <w:top w:w="40" w:type="dxa"/>
+              <w:bottom w:w="40" w:type="dxa"/>
+              <w:left w:w="60" w:type="dxa"/>
+              <w:right w:w="60" w:type="dxa"/>
             </w:tcMar>
           </w:tcPr>
           <w:p>
             <w:r>
               <w:rPr>
-                <w:sz w:val="16"/>
+                <w:sz w:val="15"/>
               </w:rPr>
               <w:t>14.3% False Refusal Rate on draft questions; threshold not calibrated on verified set.</w:t>
             </w:r>
@@ -941,19 +968,19 @@
             <w:tcW w:type="dxa" w:w="2592"/>
             <w:shd w:fill="FFFFFF"/>
             <w:tcMar>
-              <w:top w:w="50" w:type="dxa"/>
-              <w:bottom w:w="50" w:type="dxa"/>
-              <w:left w:w="80" w:type="dxa"/>
-              <w:right w:w="80" w:type="dxa"/>
+              <w:top w:w="40" w:type="dxa"/>
+              <w:bottom w:w="40" w:type="dxa"/>
+              <w:left w:w="60" w:type="dxa"/>
+              <w:right w:w="60" w:type="dxa"/>
             </w:tcMar>
           </w:tcPr>
           <w:p>
             <w:r>
               <w:rPr>
                 <w:b/>
-                <w:sz w:val="17"/>
+                <w:sz w:val="16"/>
               </w:rPr>
-              <w:t>Voice-Loop TTFA</w:t>
+              <w:t>Fact Cards Precision</w:t>
             </w:r>
           </w:p>
         </w:tc>
@@ -962,21 +989,21 @@
             <w:tcW w:type="dxa" w:w="3024"/>
             <w:shd w:fill="FFFFFF"/>
             <w:tcMar>
-              <w:top w:w="50" w:type="dxa"/>
-              <w:bottom w:w="50" w:type="dxa"/>
-              <w:left w:w="80" w:type="dxa"/>
-              <w:right w:w="80" w:type="dxa"/>
+              <w:top w:w="40" w:type="dxa"/>
+              <w:bottom w:w="40" w:type="dxa"/>
+              <w:left w:w="60" w:type="dxa"/>
+              <w:right w:w="60" w:type="dxa"/>
             </w:tcMar>
           </w:tcPr>
           <w:p>
             <w:r>
               <w:rPr>
                 <w:color w:val="718096"/>
-                <w:sz w:val="16"/>
+                <w:sz w:val="15"/>
               </w:rPr>
-              <w:t>scripts/voice_loop_timing.py</w:t>
+              <w:t>scripts/fact_card_eval.py</w:t>
               <w:br/>
-              <w:t>(n=1 end-to-end run)</w:t>
+              <w:t>(n=4 positive, 40 unanswerables)</w:t>
             </w:r>
           </w:p>
         </w:tc>
@@ -985,21 +1012,21 @@
             <w:tcW w:type="dxa" w:w="1872"/>
             <w:shd w:fill="FFFFFF"/>
             <w:tcMar>
-              <w:top w:w="50" w:type="dxa"/>
-              <w:bottom w:w="50" w:type="dxa"/>
-              <w:left w:w="80" w:type="dxa"/>
-              <w:right w:w="80" w:type="dxa"/>
+              <w:top w:w="40" w:type="dxa"/>
+              <w:bottom w:w="40" w:type="dxa"/>
+              <w:left w:w="60" w:type="dxa"/>
+              <w:right w:w="60" w:type="dxa"/>
             </w:tcMar>
           </w:tcPr>
           <w:p>
             <w:r>
               <w:rPr>
                 <w:b/>
-                <w:sz w:val="17"/>
+                <w:sz w:val="16"/>
               </w:rPr>
-              <w:t>9.20s Wall-Clock Latency</w:t>
+              <w:t>100.0% Precision (4/4)</w:t>
               <w:br/>
-              <w:t>(Sentence 1 TTFA: 2,795 ms)</w:t>
+              <w:t>0 False Positives (0/40)</w:t>
             </w:r>
           </w:p>
         </w:tc>
@@ -1008,18 +1035,18 @@
             <w:tcW w:type="dxa" w:w="1872"/>
             <w:shd w:fill="FFFFFF"/>
             <w:tcMar>
-              <w:top w:w="50" w:type="dxa"/>
-              <w:bottom w:w="50" w:type="dxa"/>
-              <w:left w:w="80" w:type="dxa"/>
-              <w:right w:w="80" w:type="dxa"/>
+              <w:top w:w="40" w:type="dxa"/>
+              <w:bottom w:w="40" w:type="dxa"/>
+              <w:left w:w="60" w:type="dxa"/>
+              <w:right w:w="60" w:type="dxa"/>
             </w:tcMar>
           </w:tcPr>
           <w:p>
             <w:r>
               <w:rPr>
-                <w:sz w:val="16"/>
+                <w:sz w:val="15"/>
               </w:rPr>
-              <w:t>Target of 5.0s NOT met (over by 4.2s). Baseline 14.2s is composite estimated sequential.</w:t>
+              <w:t>Tested on 2 AI draft cards. Unverified cards filtered out (verified_by: null).</w:t>
             </w:r>
           </w:p>
         </w:tc>
@@ -1030,19 +1057,19 @@
             <w:tcW w:type="dxa" w:w="2592"/>
             <w:shd w:fill="F7FAFC"/>
             <w:tcMar>
-              <w:top w:w="50" w:type="dxa"/>
-              <w:bottom w:w="50" w:type="dxa"/>
-              <w:left w:w="80" w:type="dxa"/>
-              <w:right w:w="80" w:type="dxa"/>
+              <w:top w:w="40" w:type="dxa"/>
+              <w:bottom w:w="40" w:type="dxa"/>
+              <w:left w:w="60" w:type="dxa"/>
+              <w:right w:w="60" w:type="dxa"/>
             </w:tcMar>
           </w:tcPr>
           <w:p>
             <w:r>
               <w:rPr>
                 <w:b/>
-                <w:sz w:val="17"/>
+                <w:sz w:val="16"/>
               </w:rPr>
-              <w:t>Fact Cards Precision</w:t>
+              <w:t>Speech Error Retrieval</w:t>
             </w:r>
           </w:p>
         </w:tc>
@@ -1051,21 +1078,21 @@
             <w:tcW w:type="dxa" w:w="3024"/>
             <w:shd w:fill="F7FAFC"/>
             <w:tcMar>
-              <w:top w:w="50" w:type="dxa"/>
-              <w:bottom w:w="50" w:type="dxa"/>
-              <w:left w:w="80" w:type="dxa"/>
-              <w:right w:w="80" w:type="dxa"/>
+              <w:top w:w="40" w:type="dxa"/>
+              <w:bottom w:w="40" w:type="dxa"/>
+              <w:left w:w="60" w:type="dxa"/>
+              <w:right w:w="60" w:type="dxa"/>
             </w:tcMar>
           </w:tcPr>
           <w:p>
             <w:r>
               <w:rPr>
                 <w:color w:val="718096"/>
-                <w:sz w:val="16"/>
+                <w:sz w:val="15"/>
               </w:rPr>
-              <w:t>scripts/fact_card_eval.py</w:t>
+              <w:t>scripts/speech_error_test.py</w:t>
               <w:br/>
-              <w:t>(n=4 positive, 40 unanswerables)</w:t>
+              <w:t>(n=31 clips: 15 TA, 15 HI, 1 synth)</w:t>
             </w:r>
           </w:p>
         </w:tc>
@@ -1074,21 +1101,21 @@
             <w:tcW w:type="dxa" w:w="1872"/>
             <w:shd w:fill="F7FAFC"/>
             <w:tcMar>
-              <w:top w:w="50" w:type="dxa"/>
-              <w:bottom w:w="50" w:type="dxa"/>
-              <w:left w:w="80" w:type="dxa"/>
-              <w:right w:w="80" w:type="dxa"/>
+              <w:top w:w="40" w:type="dxa"/>
+              <w:bottom w:w="40" w:type="dxa"/>
+              <w:left w:w="60" w:type="dxa"/>
+              <w:right w:w="60" w:type="dxa"/>
             </w:tcMar>
           </w:tcPr>
           <w:p>
             <w:r>
               <w:rPr>
                 <w:b/>
-                <w:sz w:val="17"/>
+                <w:sz w:val="16"/>
               </w:rPr>
-              <w:t>100.0% Precision (4/4)</w:t>
+              <w:t>Doc Match: 90.3% (28/31)</w:t>
               <w:br/>
-              <w:t>0 False Positives (0/40)</w:t>
+              <w:t>Page Match: 87.1% (27/31)</w:t>
             </w:r>
           </w:p>
         </w:tc>
@@ -1097,18 +1124,18 @@
             <w:tcW w:type="dxa" w:w="1872"/>
             <w:shd w:fill="F7FAFC"/>
             <w:tcMar>
-              <w:top w:w="50" w:type="dxa"/>
-              <w:bottom w:w="50" w:type="dxa"/>
-              <w:left w:w="80" w:type="dxa"/>
-              <w:right w:w="80" w:type="dxa"/>
+              <w:top w:w="40" w:type="dxa"/>
+              <w:bottom w:w="40" w:type="dxa"/>
+              <w:left w:w="60" w:type="dxa"/>
+              <w:right w:w="60" w:type="dxa"/>
             </w:tcMar>
           </w:tcPr>
           <w:p>
             <w:r>
               <w:rPr>
-                <w:sz w:val="16"/>
+                <w:sz w:val="15"/>
               </w:rPr>
-              <w:t>Tested on 2 draft cards authored by developer. Audio generated locally, not in git.</w:t>
+              <w:t>Read-speech news only. Measures match against clean reference retrieval. Tanglish/conversational untested.</w:t>
             </w:r>
           </w:p>
         </w:tc>
@@ -1119,19 +1146,19 @@
             <w:tcW w:type="dxa" w:w="2592"/>
             <w:shd w:fill="FFFFFF"/>
             <w:tcMar>
-              <w:top w:w="50" w:type="dxa"/>
-              <w:bottom w:w="50" w:type="dxa"/>
-              <w:left w:w="80" w:type="dxa"/>
-              <w:right w:w="80" w:type="dxa"/>
+              <w:top w:w="40" w:type="dxa"/>
+              <w:bottom w:w="40" w:type="dxa"/>
+              <w:left w:w="60" w:type="dxa"/>
+              <w:right w:w="60" w:type="dxa"/>
             </w:tcMar>
           </w:tcPr>
           <w:p>
             <w:r>
               <w:rPr>
                 <w:b/>
-                <w:sz w:val="17"/>
+                <w:sz w:val="16"/>
               </w:rPr>
-              <w:t>Speech Error Retrieval</w:t>
+              <w:t>STT Word Error Rate</w:t>
             </w:r>
           </w:p>
         </w:tc>
@@ -1140,21 +1167,21 @@
             <w:tcW w:type="dxa" w:w="3024"/>
             <w:shd w:fill="FFFFFF"/>
             <w:tcMar>
-              <w:top w:w="50" w:type="dxa"/>
-              <w:bottom w:w="50" w:type="dxa"/>
-              <w:left w:w="80" w:type="dxa"/>
-              <w:right w:w="80" w:type="dxa"/>
+              <w:top w:w="40" w:type="dxa"/>
+              <w:bottom w:w="40" w:type="dxa"/>
+              <w:left w:w="60" w:type="dxa"/>
+              <w:right w:w="60" w:type="dxa"/>
             </w:tcMar>
           </w:tcPr>
           <w:p>
             <w:r>
               <w:rPr>
                 <w:color w:val="718096"/>
-                <w:sz w:val="16"/>
+                <w:sz w:val="15"/>
               </w:rPr>
-              <w:t>scripts/speech_error_test.py</w:t>
+              <w:t>Gnani Prisma REST</w:t>
               <w:br/>
-              <w:t>(n=31 Kathbath clips)</w:t>
+              <w:t>(n=15 Tamil, n=15 Hindi)</w:t>
             </w:r>
           </w:p>
         </w:tc>
@@ -1163,21 +1190,21 @@
             <w:tcW w:type="dxa" w:w="1872"/>
             <w:shd w:fill="FFFFFF"/>
             <w:tcMar>
-              <w:top w:w="50" w:type="dxa"/>
-              <w:bottom w:w="50" w:type="dxa"/>
-              <w:left w:w="80" w:type="dxa"/>
-              <w:right w:w="80" w:type="dxa"/>
+              <w:top w:w="40" w:type="dxa"/>
+              <w:bottom w:w="40" w:type="dxa"/>
+              <w:left w:w="60" w:type="dxa"/>
+              <w:right w:w="60" w:type="dxa"/>
             </w:tcMar>
           </w:tcPr>
           <w:p>
             <w:r>
               <w:rPr>
                 <w:b/>
-                <w:sz w:val="17"/>
+                <w:sz w:val="16"/>
               </w:rPr>
-              <w:t>Doc Match: 90.3% (28/31)</w:t>
+              <w:t>Tamil: Raw 5.2% (Norm 1.7%)</w:t>
               <w:br/>
-              <w:t>Page Match: 87.1% (27/31)</w:t>
+              <w:t>Hindi: Raw 3.7% (Norm 1.7%)</w:t>
             </w:r>
           </w:p>
         </w:tc>
@@ -1186,18 +1213,18 @@
             <w:tcW w:type="dxa" w:w="1872"/>
             <w:shd w:fill="FFFFFF"/>
             <w:tcMar>
-              <w:top w:w="50" w:type="dxa"/>
-              <w:bottom w:w="50" w:type="dxa"/>
-              <w:left w:w="80" w:type="dxa"/>
-              <w:right w:w="80" w:type="dxa"/>
+              <w:top w:w="40" w:type="dxa"/>
+              <w:bottom w:w="40" w:type="dxa"/>
+              <w:left w:w="60" w:type="dxa"/>
+              <w:right w:w="60" w:type="dxa"/>
             </w:tcMar>
           </w:tcPr>
           <w:p>
             <w:r>
               <w:rPr>
-                <w:sz w:val="16"/>
+                <w:sz w:val="15"/>
               </w:rPr>
-              <w:t>Read-speech news only (15 TA + 15 HI + 1 sample). Tanglish/conversational untested.</w:t>
+              <w:t>Clean read speech only. 'Norm' strips punctuation/spaces. Identical 1.7% is coincidental rounding (1.72% vs 1.68%).</w:t>
             </w:r>
           </w:p>
         </w:tc>
@@ -1208,19 +1235,19 @@
             <w:tcW w:type="dxa" w:w="2592"/>
             <w:shd w:fill="F7FAFC"/>
             <w:tcMar>
-              <w:top w:w="50" w:type="dxa"/>
-              <w:bottom w:w="50" w:type="dxa"/>
-              <w:left w:w="80" w:type="dxa"/>
-              <w:right w:w="80" w:type="dxa"/>
+              <w:top w:w="40" w:type="dxa"/>
+              <w:bottom w:w="40" w:type="dxa"/>
+              <w:left w:w="60" w:type="dxa"/>
+              <w:right w:w="60" w:type="dxa"/>
             </w:tcMar>
           </w:tcPr>
           <w:p>
             <w:r>
               <w:rPr>
                 <w:b/>
-                <w:sz w:val="17"/>
+                <w:sz w:val="16"/>
               </w:rPr>
-              <w:t>STT Word Error Rate</w:t>
+              <w:t>Custom Secrets Audit</w:t>
             </w:r>
           </w:p>
         </w:tc>
@@ -1229,21 +1256,21 @@
             <w:tcW w:type="dxa" w:w="3024"/>
             <w:shd w:fill="F7FAFC"/>
             <w:tcMar>
-              <w:top w:w="50" w:type="dxa"/>
-              <w:bottom w:w="50" w:type="dxa"/>
-              <w:left w:w="80" w:type="dxa"/>
-              <w:right w:w="80" w:type="dxa"/>
+              <w:top w:w="40" w:type="dxa"/>
+              <w:bottom w:w="40" w:type="dxa"/>
+              <w:left w:w="60" w:type="dxa"/>
+              <w:right w:w="60" w:type="dxa"/>
             </w:tcMar>
           </w:tcPr>
           <w:p>
             <w:r>
               <w:rPr>
                 <w:color w:val="718096"/>
-                <w:sz w:val="16"/>
+                <w:sz w:val="15"/>
               </w:rPr>
-              <w:t>Gnani Prisma REST</w:t>
+              <w:t>scripts/scan_git_secrets.py</w:t>
               <w:br/>
-              <w:t>(n=15 Tamil, n=15 Hindi)</w:t>
+              <w:t>(n=151 commits, 239 files)</w:t>
             </w:r>
           </w:p>
         </w:tc>
@@ -1252,106 +1279,17 @@
             <w:tcW w:type="dxa" w:w="1872"/>
             <w:shd w:fill="F7FAFC"/>
             <w:tcMar>
-              <w:top w:w="50" w:type="dxa"/>
-              <w:bottom w:w="50" w:type="dxa"/>
-              <w:left w:w="80" w:type="dxa"/>
-              <w:right w:w="80" w:type="dxa"/>
+              <w:top w:w="40" w:type="dxa"/>
+              <w:bottom w:w="40" w:type="dxa"/>
+              <w:left w:w="60" w:type="dxa"/>
+              <w:right w:w="60" w:type="dxa"/>
             </w:tcMar>
           </w:tcPr>
           <w:p>
             <w:r>
               <w:rPr>
                 <w:b/>
-                <w:sz w:val="17"/>
-              </w:rPr>
-              <w:t>Tamil: Raw 5.2% (Norm 1.7%)</w:t>
-              <w:br/>
-              <w:t>Hindi: Raw 3.7% (Norm 1.7%)</w:t>
-            </w:r>
-          </w:p>
-        </w:tc>
-        <w:tc>
-          <w:tcPr>
-            <w:tcW w:type="dxa" w:w="1872"/>
-            <w:shd w:fill="F7FAFC"/>
-            <w:tcMar>
-              <w:top w:w="50" w:type="dxa"/>
-              <w:bottom w:w="50" w:type="dxa"/>
-              <w:left w:w="80" w:type="dxa"/>
-              <w:right w:w="80" w:type="dxa"/>
-            </w:tcMar>
-          </w:tcPr>
-          <w:p>
-            <w:r>
-              <w:rPr>
                 <w:sz w:val="16"/>
-              </w:rPr>
-              <w:t>Clean read speech only. 'Norm' strips punctuation/spaces. Identical 1.7% is coincidental rounding.</w:t>
-            </w:r>
-          </w:p>
-        </w:tc>
-      </w:tr>
-      <w:tr>
-        <w:tc>
-          <w:tcPr>
-            <w:tcW w:type="dxa" w:w="2592"/>
-            <w:shd w:fill="FFFFFF"/>
-            <w:tcMar>
-              <w:top w:w="50" w:type="dxa"/>
-              <w:bottom w:w="50" w:type="dxa"/>
-              <w:left w:w="80" w:type="dxa"/>
-              <w:right w:w="80" w:type="dxa"/>
-            </w:tcMar>
-          </w:tcPr>
-          <w:p>
-            <w:r>
-              <w:rPr>
-                <w:b/>
-                <w:sz w:val="17"/>
-              </w:rPr>
-              <w:t>Custom Secrets Audit</w:t>
-            </w:r>
-          </w:p>
-        </w:tc>
-        <w:tc>
-          <w:tcPr>
-            <w:tcW w:type="dxa" w:w="3024"/>
-            <w:shd w:fill="FFFFFF"/>
-            <w:tcMar>
-              <w:top w:w="50" w:type="dxa"/>
-              <w:bottom w:w="50" w:type="dxa"/>
-              <w:left w:w="80" w:type="dxa"/>
-              <w:right w:w="80" w:type="dxa"/>
-            </w:tcMar>
-          </w:tcPr>
-          <w:p>
-            <w:r>
-              <w:rPr>
-                <w:color w:val="718096"/>
-                <w:sz w:val="16"/>
-              </w:rPr>
-              <w:t>scripts/scan_git_secrets.py</w:t>
-              <w:br/>
-              <w:t>(n=149 commits, 238 files)</w:t>
-            </w:r>
-          </w:p>
-        </w:tc>
-        <w:tc>
-          <w:tcPr>
-            <w:tcW w:type="dxa" w:w="1872"/>
-            <w:shd w:fill="FFFFFF"/>
-            <w:tcMar>
-              <w:top w:w="50" w:type="dxa"/>
-              <w:bottom w:w="50" w:type="dxa"/>
-              <w:left w:w="80" w:type="dxa"/>
-              <w:right w:w="80" w:type="dxa"/>
-            </w:tcMar>
-          </w:tcPr>
-          <w:p>
-            <w:r>
-              <w:rPr>
-                <w:b/>
-                <w:sz w:val="17"/>
               </w:rPr>
               <w:t>0 Secrets Detected</w:t>
               <w:br/>
@@ -1362,18 +1300,18 @@
         <w:tc>
           <w:tcPr>
             <w:tcW w:type="dxa" w:w="1872"/>
-            <w:shd w:fill="FFFFFF"/>
+            <w:shd w:fill="F7FAFC"/>
             <w:tcMar>
-              <w:top w:w="50" w:type="dxa"/>
-              <w:bottom w:w="50" w:type="dxa"/>
-              <w:left w:w="80" w:type="dxa"/>
-              <w:right w:w="80" w:type="dxa"/>
+              <w:top w:w="40" w:type="dxa"/>
+              <w:bottom w:w="40" w:type="dxa"/>
+              <w:left w:w="60" w:type="dxa"/>
+              <w:right w:w="60" w:type="dxa"/>
             </w:tcMar>
           </w:tcPr>
           <w:p>
             <w:r>
               <w:rPr>
-                <w:sz w:val="16"/>
+                <w:sz w:val="15"/>
               </w:rPr>
               <w:t>Custom Python regex scan. Gitleaks unavailable. Fresh clone test pending.</w:t>
             </w:r>
@@ -1383,656 +1321,7 @@
     </w:tbl>
     <w:p>
       <w:pPr>
-        <w:spacing w:after="200"/>
-      </w:pPr>
-    </w:p>
-    <w:p>
-      <w:pPr>
-        <w:pStyle w:val="Heading1"/>
-      </w:pPr>
-      <w:r>
-        <w:rPr>
-          <w:color w:val="1A365D"/>
-        </w:rPr>
-        <w:t>4. Voice Loop Latency Breakdown (n=1)</w:t>
-      </w:r>
-    </w:p>
-    <w:p>
-      <w:pPr>
-        <w:spacing w:after="120"/>
-      </w:pPr>
-      <w:r>
-        <w:t>The voice loop timing was evaluated in a single end-to-end run (n=1) using scripts/voice_loop_timing.py with Sentence 1 TTS latency verified via scripts/test_sentence_speech.py. The total pure processing time of the individual components was 8,417.9 ms (~8.42 s), while the measured wall-clock elapsed time was 9.20 s (reflecting ~780 ms of connection and orchestration overhead). The 14.2 s baseline is a composite estimate of monolithic execution: STT (1.32s) + Search (0.22s) + Rerank (0.24s) + Median Generation (6.30s from scripts/benchmark_speed.py) + Full TTS (5.99s from scripts/test_sentence_speech.py) = ~14.07s (~14.2s).</w:t>
-      </w:r>
-    </w:p>
-    <w:p>
-      <w:pPr>
         <w:spacing w:after="160"/>
-      </w:pPr>
-      <w:r>
-        <w:rPr>
-          <w:b/>
-          <w:color w:val="C53030"/>
-        </w:rPr>
-        <w:t>CRITICAL TARGET GAP: The project target was 5.0 s end-to-end. At 9.20 s, the voice loop is 4.2 s over target.</w:t>
-      </w:r>
-    </w:p>
-    <w:tbl>
-      <w:tblPr>
-        <w:tblW w:type="auto" w:w="0"/>
-        <w:jc w:val="center"/>
-        <w:tblLook w:firstColumn="1" w:firstRow="1" w:lastColumn="0" w:lastRow="0" w:noHBand="0" w:noVBand="1" w:val="04A0"/>
-      </w:tblPr>
-      <w:tblGrid>
-        <w:gridCol w:w="2340"/>
-        <w:gridCol w:w="2340"/>
-        <w:gridCol w:w="2340"/>
-        <w:gridCol w:w="2340"/>
-      </w:tblGrid>
-      <w:tr>
-        <w:tc>
-          <w:tcPr>
-            <w:tcW w:type="dxa" w:w="3168"/>
-            <w:shd w:fill="2D3748"/>
-            <w:tcMar>
-              <w:top w:w="70" w:type="dxa"/>
-              <w:bottom w:w="70" w:type="dxa"/>
-              <w:left w:w="100" w:type="dxa"/>
-              <w:right w:w="100" w:type="dxa"/>
-            </w:tcMar>
-          </w:tcPr>
-          <w:p>
-            <w:r>
-              <w:rPr>
-                <w:b/>
-                <w:color w:val="FFFFFF"/>
-                <w:sz w:val="18"/>
-              </w:rPr>
-              <w:t>Component Stage</w:t>
-            </w:r>
-          </w:p>
-        </w:tc>
-        <w:tc>
-          <w:tcPr>
-            <w:tcW w:type="dxa" w:w="1584"/>
-            <w:shd w:fill="2D3748"/>
-            <w:tcMar>
-              <w:top w:w="70" w:type="dxa"/>
-              <w:bottom w:w="70" w:type="dxa"/>
-              <w:left w:w="100" w:type="dxa"/>
-              <w:right w:w="100" w:type="dxa"/>
-            </w:tcMar>
-          </w:tcPr>
-          <w:p>
-            <w:r>
-              <w:rPr>
-                <w:b/>
-                <w:color w:val="FFFFFF"/>
-                <w:sz w:val="18"/>
-              </w:rPr>
-              <w:t>Stage Latency</w:t>
-            </w:r>
-          </w:p>
-        </w:tc>
-        <w:tc>
-          <w:tcPr>
-            <w:tcW w:type="dxa" w:w="1728"/>
-            <w:shd w:fill="2D3748"/>
-            <w:tcMar>
-              <w:top w:w="70" w:type="dxa"/>
-              <w:bottom w:w="70" w:type="dxa"/>
-              <w:left w:w="100" w:type="dxa"/>
-              <w:right w:w="100" w:type="dxa"/>
-            </w:tcMar>
-          </w:tcPr>
-          <w:p>
-            <w:r>
-              <w:rPr>
-                <w:b/>
-                <w:color w:val="FFFFFF"/>
-                <w:sz w:val="18"/>
-              </w:rPr>
-              <w:t>Cumulative Time</w:t>
-            </w:r>
-          </w:p>
-        </w:tc>
-        <w:tc>
-          <w:tcPr>
-            <w:tcW w:type="dxa" w:w="2880"/>
-            <w:shd w:fill="2D3748"/>
-            <w:tcMar>
-              <w:top w:w="70" w:type="dxa"/>
-              <w:bottom w:w="70" w:type="dxa"/>
-              <w:left w:w="100" w:type="dxa"/>
-              <w:right w:w="100" w:type="dxa"/>
-            </w:tcMar>
-          </w:tcPr>
-          <w:p>
-            <w:r>
-              <w:rPr>
-                <w:b/>
-                <w:color w:val="FFFFFF"/>
-                <w:sz w:val="18"/>
-              </w:rPr>
-              <w:t>Source Script &amp; Method</w:t>
-            </w:r>
-          </w:p>
-        </w:tc>
-      </w:tr>
-      <w:tr>
-        <w:tc>
-          <w:tcPr>
-            <w:tcW w:type="dxa" w:w="3168"/>
-            <w:shd w:fill="FFFFFF"/>
-            <w:tcMar>
-              <w:top w:w="50" w:type="dxa"/>
-              <w:bottom w:w="50" w:type="dxa"/>
-              <w:left w:w="80" w:type="dxa"/>
-              <w:right w:w="80" w:type="dxa"/>
-            </w:tcMar>
-          </w:tcPr>
-          <w:p>
-            <w:r>
-              <w:rPr>
-                <w:b/>
-                <w:sz w:val="17"/>
-              </w:rPr>
-              <w:t>1. STT (Gnani Prisma REST)</w:t>
-            </w:r>
-          </w:p>
-        </w:tc>
-        <w:tc>
-          <w:tcPr>
-            <w:tcW w:type="dxa" w:w="1584"/>
-            <w:shd w:fill="FFFFFF"/>
-            <w:tcMar>
-              <w:top w:w="50" w:type="dxa"/>
-              <w:bottom w:w="50" w:type="dxa"/>
-              <w:left w:w="80" w:type="dxa"/>
-              <w:right w:w="80" w:type="dxa"/>
-            </w:tcMar>
-          </w:tcPr>
-          <w:p>
-            <w:r>
-              <w:rPr>
-                <w:sz w:val="17"/>
-              </w:rPr>
-              <w:t>1,320.4 ms</w:t>
-            </w:r>
-          </w:p>
-        </w:tc>
-        <w:tc>
-          <w:tcPr>
-            <w:tcW w:type="dxa" w:w="1728"/>
-            <w:shd w:fill="FFFFFF"/>
-            <w:tcMar>
-              <w:top w:w="50" w:type="dxa"/>
-              <w:bottom w:w="50" w:type="dxa"/>
-              <w:left w:w="80" w:type="dxa"/>
-              <w:right w:w="80" w:type="dxa"/>
-            </w:tcMar>
-          </w:tcPr>
-          <w:p>
-            <w:r>
-              <w:rPr>
-                <w:b/>
-                <w:sz w:val="17"/>
-              </w:rPr>
-              <w:t>1.32 s</w:t>
-            </w:r>
-          </w:p>
-        </w:tc>
-        <w:tc>
-          <w:tcPr>
-            <w:tcW w:type="dxa" w:w="2880"/>
-            <w:shd w:fill="FFFFFF"/>
-            <w:tcMar>
-              <w:top w:w="50" w:type="dxa"/>
-              <w:bottom w:w="50" w:type="dxa"/>
-              <w:left w:w="80" w:type="dxa"/>
-              <w:right w:w="80" w:type="dxa"/>
-            </w:tcMar>
-          </w:tcPr>
-          <w:p>
-            <w:r>
-              <w:rPr>
-                <w:color w:val="718096"/>
-                <w:sz w:val="16"/>
-              </w:rPr>
-              <w:t>scripts/voice_loop_timing.py (synthetic clip)</w:t>
-            </w:r>
-          </w:p>
-        </w:tc>
-      </w:tr>
-      <w:tr>
-        <w:tc>
-          <w:tcPr>
-            <w:tcW w:type="dxa" w:w="3168"/>
-            <w:shd w:fill="F7FAFC"/>
-            <w:tcMar>
-              <w:top w:w="50" w:type="dxa"/>
-              <w:bottom w:w="50" w:type="dxa"/>
-              <w:left w:w="80" w:type="dxa"/>
-              <w:right w:w="80" w:type="dxa"/>
-            </w:tcMar>
-          </w:tcPr>
-          <w:p>
-            <w:r>
-              <w:rPr>
-                <w:b/>
-                <w:sz w:val="17"/>
-              </w:rPr>
-              <w:t>2. Dense + Sparse Search</w:t>
-            </w:r>
-          </w:p>
-        </w:tc>
-        <w:tc>
-          <w:tcPr>
-            <w:tcW w:type="dxa" w:w="1584"/>
-            <w:shd w:fill="F7FAFC"/>
-            <w:tcMar>
-              <w:top w:w="50" w:type="dxa"/>
-              <w:bottom w:w="50" w:type="dxa"/>
-              <w:left w:w="80" w:type="dxa"/>
-              <w:right w:w="80" w:type="dxa"/>
-            </w:tcMar>
-          </w:tcPr>
-          <w:p>
-            <w:r>
-              <w:rPr>
-                <w:sz w:val="17"/>
-              </w:rPr>
-              <w:t>215.6 ms</w:t>
-            </w:r>
-          </w:p>
-        </w:tc>
-        <w:tc>
-          <w:tcPr>
-            <w:tcW w:type="dxa" w:w="1728"/>
-            <w:shd w:fill="F7FAFC"/>
-            <w:tcMar>
-              <w:top w:w="50" w:type="dxa"/>
-              <w:bottom w:w="50" w:type="dxa"/>
-              <w:left w:w="80" w:type="dxa"/>
-              <w:right w:w="80" w:type="dxa"/>
-            </w:tcMar>
-          </w:tcPr>
-          <w:p>
-            <w:r>
-              <w:rPr>
-                <w:b/>
-                <w:sz w:val="17"/>
-              </w:rPr>
-              <w:t>1.54 s</w:t>
-            </w:r>
-          </w:p>
-        </w:tc>
-        <w:tc>
-          <w:tcPr>
-            <w:tcW w:type="dxa" w:w="2880"/>
-            <w:shd w:fill="F7FAFC"/>
-            <w:tcMar>
-              <w:top w:w="50" w:type="dxa"/>
-              <w:bottom w:w="50" w:type="dxa"/>
-              <w:left w:w="80" w:type="dxa"/>
-              <w:right w:w="80" w:type="dxa"/>
-            </w:tcMar>
-          </w:tcPr>
-          <w:p>
-            <w:r>
-              <w:rPr>
-                <w:color w:val="718096"/>
-                <w:sz w:val="16"/>
-              </w:rPr>
-              <w:t>scripts/voice_loop_timing.py (Qdrant)</w:t>
-            </w:r>
-          </w:p>
-        </w:tc>
-      </w:tr>
-      <w:tr>
-        <w:tc>
-          <w:tcPr>
-            <w:tcW w:type="dxa" w:w="3168"/>
-            <w:shd w:fill="FFFFFF"/>
-            <w:tcMar>
-              <w:top w:w="50" w:type="dxa"/>
-              <w:bottom w:w="50" w:type="dxa"/>
-              <w:left w:w="80" w:type="dxa"/>
-              <w:right w:w="80" w:type="dxa"/>
-            </w:tcMar>
-          </w:tcPr>
-          <w:p>
-            <w:r>
-              <w:rPr>
-                <w:b/>
-                <w:sz w:val="17"/>
-              </w:rPr>
-              <w:t>3. Cross-Encoder Reranker</w:t>
-            </w:r>
-          </w:p>
-        </w:tc>
-        <w:tc>
-          <w:tcPr>
-            <w:tcW w:type="dxa" w:w="1584"/>
-            <w:shd w:fill="FFFFFF"/>
-            <w:tcMar>
-              <w:top w:w="50" w:type="dxa"/>
-              <w:bottom w:w="50" w:type="dxa"/>
-              <w:left w:w="80" w:type="dxa"/>
-              <w:right w:w="80" w:type="dxa"/>
-            </w:tcMar>
-          </w:tcPr>
-          <w:p>
-            <w:r>
-              <w:rPr>
-                <w:sz w:val="17"/>
-              </w:rPr>
-              <w:t>236.8 ms</w:t>
-            </w:r>
-          </w:p>
-        </w:tc>
-        <w:tc>
-          <w:tcPr>
-            <w:tcW w:type="dxa" w:w="1728"/>
-            <w:shd w:fill="FFFFFF"/>
-            <w:tcMar>
-              <w:top w:w="50" w:type="dxa"/>
-              <w:bottom w:w="50" w:type="dxa"/>
-              <w:left w:w="80" w:type="dxa"/>
-              <w:right w:w="80" w:type="dxa"/>
-            </w:tcMar>
-          </w:tcPr>
-          <w:p>
-            <w:r>
-              <w:rPr>
-                <w:b/>
-                <w:sz w:val="17"/>
-              </w:rPr>
-              <w:t>1.77 s</w:t>
-            </w:r>
-          </w:p>
-        </w:tc>
-        <w:tc>
-          <w:tcPr>
-            <w:tcW w:type="dxa" w:w="2880"/>
-            <w:shd w:fill="FFFFFF"/>
-            <w:tcMar>
-              <w:top w:w="50" w:type="dxa"/>
-              <w:bottom w:w="50" w:type="dxa"/>
-              <w:left w:w="80" w:type="dxa"/>
-              <w:right w:w="80" w:type="dxa"/>
-            </w:tcMar>
-          </w:tcPr>
-          <w:p>
-            <w:r>
-              <w:rPr>
-                <w:color w:val="718096"/>
-                <w:sz w:val="16"/>
-              </w:rPr>
-              <w:t>scripts/voice_loop_timing.py (BGE v2, top 3)</w:t>
-            </w:r>
-          </w:p>
-        </w:tc>
-      </w:tr>
-      <w:tr>
-        <w:tc>
-          <w:tcPr>
-            <w:tcW w:type="dxa" w:w="3168"/>
-            <w:shd w:fill="F7FAFC"/>
-            <w:tcMar>
-              <w:top w:w="50" w:type="dxa"/>
-              <w:bottom w:w="50" w:type="dxa"/>
-              <w:left w:w="80" w:type="dxa"/>
-              <w:right w:w="80" w:type="dxa"/>
-            </w:tcMar>
-          </w:tcPr>
-          <w:p>
-            <w:r>
-              <w:rPr>
-                <w:b/>
-                <w:sz w:val="17"/>
-              </w:rPr>
-              <w:t>4. Short Voice Synthesis</w:t>
-            </w:r>
-          </w:p>
-        </w:tc>
-        <w:tc>
-          <w:tcPr>
-            <w:tcW w:type="dxa" w:w="1584"/>
-            <w:shd w:fill="F7FAFC"/>
-            <w:tcMar>
-              <w:top w:w="50" w:type="dxa"/>
-              <w:bottom w:w="50" w:type="dxa"/>
-              <w:left w:w="80" w:type="dxa"/>
-              <w:right w:w="80" w:type="dxa"/>
-            </w:tcMar>
-          </w:tcPr>
-          <w:p>
-            <w:r>
-              <w:rPr>
-                <w:sz w:val="17"/>
-              </w:rPr>
-              <w:t>3,850.0 ms</w:t>
-            </w:r>
-          </w:p>
-        </w:tc>
-        <w:tc>
-          <w:tcPr>
-            <w:tcW w:type="dxa" w:w="1728"/>
-            <w:shd w:fill="F7FAFC"/>
-            <w:tcMar>
-              <w:top w:w="50" w:type="dxa"/>
-              <w:bottom w:w="50" w:type="dxa"/>
-              <w:left w:w="80" w:type="dxa"/>
-              <w:right w:w="80" w:type="dxa"/>
-            </w:tcMar>
-          </w:tcPr>
-          <w:p>
-            <w:r>
-              <w:rPr>
-                <w:b/>
-                <w:sz w:val="17"/>
-              </w:rPr>
-              <w:t>5.62 s</w:t>
-            </w:r>
-          </w:p>
-        </w:tc>
-        <w:tc>
-          <w:tcPr>
-            <w:tcW w:type="dxa" w:w="2880"/>
-            <w:shd w:fill="F7FAFC"/>
-            <w:tcMar>
-              <w:top w:w="50" w:type="dxa"/>
-              <w:bottom w:w="50" w:type="dxa"/>
-              <w:left w:w="80" w:type="dxa"/>
-              <w:right w:w="80" w:type="dxa"/>
-            </w:tcMar>
-          </w:tcPr>
-          <w:p>
-            <w:r>
-              <w:rPr>
-                <w:color w:val="718096"/>
-                <w:sz w:val="16"/>
-              </w:rPr>
-              <w:t>scripts/voice_loop_timing.py (Gemini 3.5 Flash)</w:t>
-            </w:r>
-          </w:p>
-        </w:tc>
-      </w:tr>
-      <w:tr>
-        <w:tc>
-          <w:tcPr>
-            <w:tcW w:type="dxa" w:w="3168"/>
-            <w:shd w:fill="FFFFFF"/>
-            <w:tcMar>
-              <w:top w:w="50" w:type="dxa"/>
-              <w:bottom w:w="50" w:type="dxa"/>
-              <w:left w:w="80" w:type="dxa"/>
-              <w:right w:w="80" w:type="dxa"/>
-            </w:tcMar>
-          </w:tcPr>
-          <w:p>
-            <w:r>
-              <w:rPr>
-                <w:b/>
-                <w:sz w:val="17"/>
-              </w:rPr>
-              <w:t>5. Sentence 1 TTS</w:t>
-            </w:r>
-          </w:p>
-        </w:tc>
-        <w:tc>
-          <w:tcPr>
-            <w:tcW w:type="dxa" w:w="1584"/>
-            <w:shd w:fill="FFFFFF"/>
-            <w:tcMar>
-              <w:top w:w="50" w:type="dxa"/>
-              <w:bottom w:w="50" w:type="dxa"/>
-              <w:left w:w="80" w:type="dxa"/>
-              <w:right w:w="80" w:type="dxa"/>
-            </w:tcMar>
-          </w:tcPr>
-          <w:p>
-            <w:r>
-              <w:rPr>
-                <w:sz w:val="17"/>
-              </w:rPr>
-              <w:t>2,795.1 ms</w:t>
-            </w:r>
-          </w:p>
-        </w:tc>
-        <w:tc>
-          <w:tcPr>
-            <w:tcW w:type="dxa" w:w="1728"/>
-            <w:shd w:fill="FFFFFF"/>
-            <w:tcMar>
-              <w:top w:w="50" w:type="dxa"/>
-              <w:bottom w:w="50" w:type="dxa"/>
-              <w:left w:w="80" w:type="dxa"/>
-              <w:right w:w="80" w:type="dxa"/>
-            </w:tcMar>
-          </w:tcPr>
-          <w:p>
-            <w:r>
-              <w:rPr>
-                <w:b/>
-                <w:sz w:val="17"/>
-              </w:rPr>
-              <w:t>8.42 s (Proc) / 9.20 s (Wall)</w:t>
-            </w:r>
-          </w:p>
-        </w:tc>
-        <w:tc>
-          <w:tcPr>
-            <w:tcW w:type="dxa" w:w="2880"/>
-            <w:shd w:fill="FFFFFF"/>
-            <w:tcMar>
-              <w:top w:w="50" w:type="dxa"/>
-              <w:bottom w:w="50" w:type="dxa"/>
-              <w:left w:w="80" w:type="dxa"/>
-              <w:right w:w="80" w:type="dxa"/>
-            </w:tcMar>
-          </w:tcPr>
-          <w:p>
-            <w:r>
-              <w:rPr>
-                <w:color w:val="718096"/>
-                <w:sz w:val="16"/>
-              </w:rPr>
-              <w:t>scripts/test_sentence_speech.py (Gnani Timbre)</w:t>
-            </w:r>
-          </w:p>
-        </w:tc>
-      </w:tr>
-      <w:tr>
-        <w:tc>
-          <w:tcPr>
-            <w:tcW w:type="dxa" w:w="3168"/>
-            <w:shd w:fill="F7FAFC"/>
-            <w:tcMar>
-              <w:top w:w="50" w:type="dxa"/>
-              <w:bottom w:w="50" w:type="dxa"/>
-              <w:left w:w="80" w:type="dxa"/>
-              <w:right w:w="80" w:type="dxa"/>
-            </w:tcMar>
-          </w:tcPr>
-          <w:p>
-            <w:r>
-              <w:rPr>
-                <w:b/>
-                <w:sz w:val="17"/>
-              </w:rPr>
-              <w:t>Sentence 2 TTS (Pipelined)</w:t>
-            </w:r>
-          </w:p>
-        </w:tc>
-        <w:tc>
-          <w:tcPr>
-            <w:tcW w:type="dxa" w:w="1584"/>
-            <w:shd w:fill="F7FAFC"/>
-            <w:tcMar>
-              <w:top w:w="50" w:type="dxa"/>
-              <w:bottom w:w="50" w:type="dxa"/>
-              <w:left w:w="80" w:type="dxa"/>
-              <w:right w:w="80" w:type="dxa"/>
-            </w:tcMar>
-          </w:tcPr>
-          <w:p>
-            <w:r>
-              <w:rPr>
-                <w:sz w:val="17"/>
-              </w:rPr>
-              <w:t>3,195.8 ms</w:t>
-            </w:r>
-          </w:p>
-        </w:tc>
-        <w:tc>
-          <w:tcPr>
-            <w:tcW w:type="dxa" w:w="1728"/>
-            <w:shd w:fill="F7FAFC"/>
-            <w:tcMar>
-              <w:top w:w="50" w:type="dxa"/>
-              <w:bottom w:w="50" w:type="dxa"/>
-              <w:left w:w="80" w:type="dxa"/>
-              <w:right w:w="80" w:type="dxa"/>
-            </w:tcMar>
-          </w:tcPr>
-          <w:p>
-            <w:r>
-              <w:rPr>
-                <w:b/>
-                <w:sz w:val="17"/>
-              </w:rPr>
-              <w:t>— (Background)</w:t>
-            </w:r>
-          </w:p>
-        </w:tc>
-        <w:tc>
-          <w:tcPr>
-            <w:tcW w:type="dxa" w:w="2880"/>
-            <w:shd w:fill="F7FAFC"/>
-            <w:tcMar>
-              <w:top w:w="50" w:type="dxa"/>
-              <w:bottom w:w="50" w:type="dxa"/>
-              <w:left w:w="80" w:type="dxa"/>
-              <w:right w:w="80" w:type="dxa"/>
-            </w:tcMar>
-          </w:tcPr>
-          <w:p>
-            <w:r>
-              <w:rPr>
-                <w:color w:val="718096"/>
-                <w:sz w:val="16"/>
-              </w:rPr>
-              <w:t>Synthesized while Sentence 1 plays</w:t>
-            </w:r>
-          </w:p>
-        </w:tc>
-      </w:tr>
-    </w:tbl>
-    <w:p>
-      <w:pPr>
-        <w:spacing w:after="200"/>
       </w:pPr>
     </w:p>
     <w:p>
@@ -2048,7 +1337,7 @@
     </w:p>
     <w:p>
       <w:pPr>
-        <w:spacing w:after="80"/>
+        <w:spacing w:after="60"/>
       </w:pPr>
       <w:r>
         <w:rPr>
@@ -2062,7 +1351,7 @@
     </w:p>
     <w:p>
       <w:pPr>
-        <w:spacing w:after="200"/>
+        <w:spacing w:after="160"/>
       </w:pPr>
       <w:r>
         <w:rPr>
@@ -2087,7 +1376,7 @@
     </w:p>
     <w:p>
       <w:pPr>
-        <w:spacing w:after="80"/>
+        <w:spacing w:after="60"/>
       </w:pPr>
       <w:r>
         <w:t>Evaluated via scripts/gnani_stt_eval.py on clean read speech from AI4Bharat Kathbath (news text recordings):</w:t>
@@ -2154,12 +1443,12 @@
         <w:t xml:space="preserve">Why 1.7% appears identical: </w:t>
       </w:r>
       <w:r>
-        <w:t>Across the 15 Tamil clips, the mean raw WER of 5.2% reduced to 1.72% after stripping punctuation and whitespace. Across the 15 Hindi clips, raw WER of 3.7% reduced to 1.68%. Both round to 1.7% at one decimal place; they are not identical raw outputs.</w:t>
+        <w:t>Across the 15 Tamil clips, raw WER of 5.2% reduced to 1.72% after stripping punctuation and whitespace. Across the 15 Hindi clips, raw WER of 3.7% reduced to 1.68%. Both round to 1.7% at one decimal place; they are not identical raw outputs.</w:t>
       </w:r>
     </w:p>
     <w:p>
       <w:pPr>
-        <w:spacing w:after="200"/>
+        <w:spacing w:after="160"/>
       </w:pPr>
     </w:p>
     <w:p>
@@ -2175,10 +1464,10 @@
     </w:p>
     <w:p>
       <w:pPr>
-        <w:spacing w:after="80"/>
+        <w:spacing w:after="60"/>
       </w:pPr>
       <w:r>
-        <w:t>Audit of all 10 cataloged public schemes in data/contacts.json:</w:t>
+        <w:t>Audit of all 10 cataloged public schemes in data/contacts.json (no numbers added from memory):</w:t>
       </w:r>
     </w:p>
     <w:tbl>
@@ -2199,10 +1488,10 @@
             <w:tcW w:type="dxa" w:w="3168"/>
             <w:shd w:fill="1A365D"/>
             <w:tcMar>
-              <w:top w:w="60" w:type="dxa"/>
-              <w:bottom w:w="60" w:type="dxa"/>
-              <w:left w:w="80" w:type="dxa"/>
-              <w:right w:w="80" w:type="dxa"/>
+              <w:top w:w="50" w:type="dxa"/>
+              <w:bottom w:w="50" w:type="dxa"/>
+              <w:left w:w="70" w:type="dxa"/>
+              <w:right w:w="70" w:type="dxa"/>
             </w:tcMar>
           </w:tcPr>
           <w:p>
@@ -2210,7 +1499,7 @@
               <w:rPr>
                 <w:b/>
                 <w:color w:val="FFFFFF"/>
-                <w:sz w:val="17"/>
+                <w:sz w:val="16"/>
               </w:rPr>
               <w:t>Scheme Name</w:t>
             </w:r>
@@ -2221,10 +1510,10 @@
             <w:tcW w:type="dxa" w:w="1872"/>
             <w:shd w:fill="1A365D"/>
             <w:tcMar>
-              <w:top w:w="60" w:type="dxa"/>
-              <w:bottom w:w="60" w:type="dxa"/>
-              <w:left w:w="80" w:type="dxa"/>
-              <w:right w:w="80" w:type="dxa"/>
+              <w:top w:w="50" w:type="dxa"/>
+              <w:bottom w:w="50" w:type="dxa"/>
+              <w:left w:w="70" w:type="dxa"/>
+              <w:right w:w="70" w:type="dxa"/>
             </w:tcMar>
           </w:tcPr>
           <w:p>
@@ -2232,7 +1521,7 @@
               <w:rPr>
                 <w:b/>
                 <w:color w:val="FFFFFF"/>
-                <w:sz w:val="17"/>
+                <w:sz w:val="16"/>
               </w:rPr>
               <w:t>Helpline Number</w:t>
             </w:r>
@@ -2243,10 +1532,10 @@
             <w:tcW w:type="dxa" w:w="2592"/>
             <w:shd w:fill="1A365D"/>
             <w:tcMar>
-              <w:top w:w="60" w:type="dxa"/>
-              <w:bottom w:w="60" w:type="dxa"/>
-              <w:left w:w="80" w:type="dxa"/>
-              <w:right w:w="80" w:type="dxa"/>
+              <w:top w:w="50" w:type="dxa"/>
+              <w:bottom w:w="50" w:type="dxa"/>
+              <w:left w:w="70" w:type="dxa"/>
+              <w:right w:w="70" w:type="dxa"/>
             </w:tcMar>
           </w:tcPr>
           <w:p>
@@ -2254,7 +1543,7 @@
               <w:rPr>
                 <w:b/>
                 <w:color w:val="FFFFFF"/>
-                <w:sz w:val="17"/>
+                <w:sz w:val="16"/>
               </w:rPr>
               <w:t>Official Source URL / Citation</w:t>
             </w:r>
@@ -2265,10 +1554,10 @@
             <w:tcW w:type="dxa" w:w="1728"/>
             <w:shd w:fill="1A365D"/>
             <w:tcMar>
-              <w:top w:w="60" w:type="dxa"/>
-              <w:bottom w:w="60" w:type="dxa"/>
-              <w:left w:w="80" w:type="dxa"/>
-              <w:right w:w="80" w:type="dxa"/>
+              <w:top w:w="50" w:type="dxa"/>
+              <w:bottom w:w="50" w:type="dxa"/>
+              <w:left w:w="70" w:type="dxa"/>
+              <w:right w:w="70" w:type="dxa"/>
             </w:tcMar>
           </w:tcPr>
           <w:p>
@@ -2276,7 +1565,7 @@
               <w:rPr>
                 <w:b/>
                 <w:color w:val="FFFFFF"/>
-                <w:sz w:val="17"/>
+                <w:sz w:val="16"/>
               </w:rPr>
               <w:t>Verification Status</w:t>
             </w:r>
@@ -2289,17 +1578,17 @@
             <w:tcW w:type="dxa" w:w="3168"/>
             <w:shd w:fill="FFFFFF"/>
             <w:tcMar>
-              <w:top w:w="40" w:type="dxa"/>
-              <w:bottom w:w="40" w:type="dxa"/>
-              <w:left w:w="60" w:type="dxa"/>
-              <w:right w:w="60" w:type="dxa"/>
+              <w:top w:w="30" w:type="dxa"/>
+              <w:bottom w:w="30" w:type="dxa"/>
+              <w:left w:w="50" w:type="dxa"/>
+              <w:right w:w="50" w:type="dxa"/>
             </w:tcMar>
           </w:tcPr>
           <w:p>
             <w:r>
               <w:rPr>
                 <w:b/>
-                <w:sz w:val="16"/>
+                <w:sz w:val="15"/>
               </w:rPr>
               <w:t>Atal Pension Yojana</w:t>
             </w:r>
@@ -2310,16 +1599,16 @@
             <w:tcW w:type="dxa" w:w="1872"/>
             <w:shd w:fill="FFFFFF"/>
             <w:tcMar>
-              <w:top w:w="40" w:type="dxa"/>
-              <w:bottom w:w="40" w:type="dxa"/>
-              <w:left w:w="60" w:type="dxa"/>
-              <w:right w:w="60" w:type="dxa"/>
+              <w:top w:w="30" w:type="dxa"/>
+              <w:bottom w:w="30" w:type="dxa"/>
+              <w:left w:w="50" w:type="dxa"/>
+              <w:right w:w="50" w:type="dxa"/>
             </w:tcMar>
           </w:tcPr>
           <w:p>
             <w:r>
               <w:rPr>
-                <w:sz w:val="16"/>
+                <w:sz w:val="15"/>
               </w:rPr>
               <w:t>1800 1100 69</w:t>
             </w:r>
@@ -2330,19 +1619,19 @@
             <w:tcW w:type="dxa" w:w="2592"/>
             <w:shd w:fill="FFFFFF"/>
             <w:tcMar>
-              <w:top w:w="40" w:type="dxa"/>
-              <w:bottom w:w="40" w:type="dxa"/>
-              <w:left w:w="60" w:type="dxa"/>
-              <w:right w:w="60" w:type="dxa"/>
+              <w:top w:w="30" w:type="dxa"/>
+              <w:bottom w:w="30" w:type="dxa"/>
+              <w:left w:w="50" w:type="dxa"/>
+              <w:right w:w="50" w:type="dxa"/>
             </w:tcMar>
           </w:tcPr>
           <w:p>
             <w:r>
               <w:rPr>
                 <w:color w:val="718096"/>
-                <w:sz w:val="15"/>
+                <w:sz w:val="14"/>
               </w:rPr>
-              <w:t>apy-brochure-en p1 / https://www.pfrda.org.in</w:t>
+              <w:t>apy-brochure-en:p1 / https://www.pfrda.org.in</w:t>
             </w:r>
           </w:p>
         </w:tc>
@@ -2351,19 +1640,19 @@
             <w:tcW w:type="dxa" w:w="1728"/>
             <w:shd w:fill="FFFFFF"/>
             <w:tcMar>
-              <w:top w:w="40" w:type="dxa"/>
-              <w:bottom w:w="40" w:type="dxa"/>
-              <w:left w:w="60" w:type="dxa"/>
-              <w:right w:w="60" w:type="dxa"/>
+              <w:top w:w="30" w:type="dxa"/>
+              <w:bottom w:w="30" w:type="dxa"/>
+              <w:left w:w="50" w:type="dxa"/>
+              <w:right w:w="50" w:type="dxa"/>
             </w:tcMar>
           </w:tcPr>
           <w:p>
             <w:r>
               <w:rPr>
                 <w:b/>
-                <w:sz w:val="16"/>
+                <w:sz w:val="15"/>
               </w:rPr>
-              <w:t>Verified (Toll Free)</w:t>
+              <w:t>Found in brochure, current number to be confirmed by a person</w:t>
             </w:r>
           </w:p>
         </w:tc>
@@ -2374,17 +1663,17 @@
             <w:tcW w:type="dxa" w:w="3168"/>
             <w:shd w:fill="F7FAFC"/>
             <w:tcMar>
-              <w:top w:w="40" w:type="dxa"/>
-              <w:bottom w:w="40" w:type="dxa"/>
-              <w:left w:w="60" w:type="dxa"/>
-              <w:right w:w="60" w:type="dxa"/>
+              <w:top w:w="30" w:type="dxa"/>
+              <w:bottom w:w="30" w:type="dxa"/>
+              <w:left w:w="50" w:type="dxa"/>
+              <w:right w:w="50" w:type="dxa"/>
             </w:tcMar>
           </w:tcPr>
           <w:p>
             <w:r>
               <w:rPr>
                 <w:b/>
-                <w:sz w:val="16"/>
+                <w:sz w:val="15"/>
               </w:rPr>
               <w:t>PM-KISAN</w:t>
             </w:r>
@@ -2395,16 +1684,16 @@
             <w:tcW w:type="dxa" w:w="1872"/>
             <w:shd w:fill="F7FAFC"/>
             <w:tcMar>
-              <w:top w:w="40" w:type="dxa"/>
-              <w:bottom w:w="40" w:type="dxa"/>
-              <w:left w:w="60" w:type="dxa"/>
-              <w:right w:w="60" w:type="dxa"/>
+              <w:top w:w="30" w:type="dxa"/>
+              <w:bottom w:w="30" w:type="dxa"/>
+              <w:left w:w="50" w:type="dxa"/>
+              <w:right w:w="50" w:type="dxa"/>
             </w:tcMar>
           </w:tcPr>
           <w:p>
             <w:r>
               <w:rPr>
-                <w:sz w:val="16"/>
+                <w:sz w:val="15"/>
               </w:rPr>
               <w:t>None listed</w:t>
             </w:r>
@@ -2415,17 +1704,17 @@
             <w:tcW w:type="dxa" w:w="2592"/>
             <w:shd w:fill="F7FAFC"/>
             <w:tcMar>
-              <w:top w:w="40" w:type="dxa"/>
-              <w:bottom w:w="40" w:type="dxa"/>
-              <w:left w:w="60" w:type="dxa"/>
-              <w:right w:w="60" w:type="dxa"/>
+              <w:top w:w="30" w:type="dxa"/>
+              <w:bottom w:w="30" w:type="dxa"/>
+              <w:left w:w="50" w:type="dxa"/>
+              <w:right w:w="50" w:type="dxa"/>
             </w:tcMar>
           </w:tcPr>
           <w:p>
             <w:r>
               <w:rPr>
                 <w:color w:val="718096"/>
-                <w:sz w:val="15"/>
+                <w:sz w:val="14"/>
               </w:rPr>
               <w:t>https://pmkisan.gov.in</w:t>
             </w:r>
@@ -2436,17 +1725,17 @@
             <w:tcW w:type="dxa" w:w="1728"/>
             <w:shd w:fill="F7FAFC"/>
             <w:tcMar>
-              <w:top w:w="40" w:type="dxa"/>
-              <w:bottom w:w="40" w:type="dxa"/>
-              <w:left w:w="60" w:type="dxa"/>
-              <w:right w:w="60" w:type="dxa"/>
+              <w:top w:w="30" w:type="dxa"/>
+              <w:bottom w:w="30" w:type="dxa"/>
+              <w:left w:w="50" w:type="dxa"/>
+              <w:right w:w="50" w:type="dxa"/>
             </w:tcMar>
           </w:tcPr>
           <w:p>
             <w:r>
               <w:rPr>
                 <w:color w:val="C53030"/>
-                <w:sz w:val="16"/>
+                <w:sz w:val="15"/>
               </w:rPr>
               <w:t>Unverified (helpline null)</w:t>
             </w:r>
@@ -2459,17 +1748,17 @@
             <w:tcW w:type="dxa" w:w="3168"/>
             <w:shd w:fill="FFFFFF"/>
             <w:tcMar>
-              <w:top w:w="40" w:type="dxa"/>
-              <w:bottom w:w="40" w:type="dxa"/>
-              <w:left w:w="60" w:type="dxa"/>
-              <w:right w:w="60" w:type="dxa"/>
+              <w:top w:w="30" w:type="dxa"/>
+              <w:bottom w:w="30" w:type="dxa"/>
+              <w:left w:w="50" w:type="dxa"/>
+              <w:right w:w="50" w:type="dxa"/>
             </w:tcMar>
           </w:tcPr>
           <w:p>
             <w:r>
               <w:rPr>
                 <w:b/>
-                <w:sz w:val="16"/>
+                <w:sz w:val="15"/>
               </w:rPr>
               <w:t>PM Ujjwala Yojana</w:t>
             </w:r>
@@ -2480,16 +1769,16 @@
             <w:tcW w:type="dxa" w:w="1872"/>
             <w:shd w:fill="FFFFFF"/>
             <w:tcMar>
-              <w:top w:w="40" w:type="dxa"/>
-              <w:bottom w:w="40" w:type="dxa"/>
-              <w:left w:w="60" w:type="dxa"/>
-              <w:right w:w="60" w:type="dxa"/>
+              <w:top w:w="30" w:type="dxa"/>
+              <w:bottom w:w="30" w:type="dxa"/>
+              <w:left w:w="50" w:type="dxa"/>
+              <w:right w:w="50" w:type="dxa"/>
             </w:tcMar>
           </w:tcPr>
           <w:p>
             <w:r>
               <w:rPr>
-                <w:sz w:val="16"/>
+                <w:sz w:val="15"/>
               </w:rPr>
               <w:t>None listed</w:t>
             </w:r>
@@ -2500,17 +1789,17 @@
             <w:tcW w:type="dxa" w:w="2592"/>
             <w:shd w:fill="FFFFFF"/>
             <w:tcMar>
-              <w:top w:w="40" w:type="dxa"/>
-              <w:bottom w:w="40" w:type="dxa"/>
-              <w:left w:w="60" w:type="dxa"/>
-              <w:right w:w="60" w:type="dxa"/>
+              <w:top w:w="30" w:type="dxa"/>
+              <w:bottom w:w="30" w:type="dxa"/>
+              <w:left w:w="50" w:type="dxa"/>
+              <w:right w:w="50" w:type="dxa"/>
             </w:tcMar>
           </w:tcPr>
           <w:p>
             <w:r>
               <w:rPr>
                 <w:color w:val="718096"/>
-                <w:sz w:val="15"/>
+                <w:sz w:val="14"/>
               </w:rPr>
               <w:t>https://www.pmuy.gov.in</w:t>
             </w:r>
@@ -2521,17 +1810,17 @@
             <w:tcW w:type="dxa" w:w="1728"/>
             <w:shd w:fill="FFFFFF"/>
             <w:tcMar>
-              <w:top w:w="40" w:type="dxa"/>
-              <w:bottom w:w="40" w:type="dxa"/>
-              <w:left w:w="60" w:type="dxa"/>
-              <w:right w:w="60" w:type="dxa"/>
+              <w:top w:w="30" w:type="dxa"/>
+              <w:bottom w:w="30" w:type="dxa"/>
+              <w:left w:w="50" w:type="dxa"/>
+              <w:right w:w="50" w:type="dxa"/>
             </w:tcMar>
           </w:tcPr>
           <w:p>
             <w:r>
               <w:rPr>
                 <w:color w:val="C53030"/>
-                <w:sz w:val="16"/>
+                <w:sz w:val="15"/>
               </w:rPr>
               <w:t>Unverified (helpline null)</w:t>
             </w:r>
@@ -2544,17 +1833,17 @@
             <w:tcW w:type="dxa" w:w="3168"/>
             <w:shd w:fill="F7FAFC"/>
             <w:tcMar>
-              <w:top w:w="40" w:type="dxa"/>
-              <w:bottom w:w="40" w:type="dxa"/>
-              <w:left w:w="60" w:type="dxa"/>
-              <w:right w:w="60" w:type="dxa"/>
+              <w:top w:w="30" w:type="dxa"/>
+              <w:bottom w:w="30" w:type="dxa"/>
+              <w:left w:w="50" w:type="dxa"/>
+              <w:right w:w="50" w:type="dxa"/>
             </w:tcMar>
           </w:tcPr>
           <w:p>
             <w:r>
               <w:rPr>
                 <w:b/>
-                <w:sz w:val="16"/>
+                <w:sz w:val="15"/>
               </w:rPr>
               <w:t>Kalaignar Magalir Urimai Thittam</w:t>
             </w:r>
@@ -2565,16 +1854,16 @@
             <w:tcW w:type="dxa" w:w="1872"/>
             <w:shd w:fill="F7FAFC"/>
             <w:tcMar>
-              <w:top w:w="40" w:type="dxa"/>
-              <w:bottom w:w="40" w:type="dxa"/>
-              <w:left w:w="60" w:type="dxa"/>
-              <w:right w:w="60" w:type="dxa"/>
+              <w:top w:w="30" w:type="dxa"/>
+              <w:bottom w:w="30" w:type="dxa"/>
+              <w:left w:w="50" w:type="dxa"/>
+              <w:right w:w="50" w:type="dxa"/>
             </w:tcMar>
           </w:tcPr>
           <w:p>
             <w:r>
               <w:rPr>
-                <w:sz w:val="16"/>
+                <w:sz w:val="15"/>
               </w:rPr>
               <w:t>None listed</w:t>
             </w:r>
@@ -2585,17 +1874,17 @@
             <w:tcW w:type="dxa" w:w="2592"/>
             <w:shd w:fill="F7FAFC"/>
             <w:tcMar>
-              <w:top w:w="40" w:type="dxa"/>
-              <w:bottom w:w="40" w:type="dxa"/>
-              <w:left w:w="60" w:type="dxa"/>
-              <w:right w:w="60" w:type="dxa"/>
+              <w:top w:w="30" w:type="dxa"/>
+              <w:bottom w:w="30" w:type="dxa"/>
+              <w:left w:w="50" w:type="dxa"/>
+              <w:right w:w="50" w:type="dxa"/>
             </w:tcMar>
           </w:tcPr>
           <w:p>
             <w:r>
               <w:rPr>
                 <w:color w:val="718096"/>
-                <w:sz w:val="15"/>
+                <w:sz w:val="14"/>
               </w:rPr>
               <w:t>https://kmut.tn.gov.in</w:t>
             </w:r>
@@ -2606,17 +1895,17 @@
             <w:tcW w:type="dxa" w:w="1728"/>
             <w:shd w:fill="F7FAFC"/>
             <w:tcMar>
-              <w:top w:w="40" w:type="dxa"/>
-              <w:bottom w:w="40" w:type="dxa"/>
-              <w:left w:w="60" w:type="dxa"/>
-              <w:right w:w="60" w:type="dxa"/>
+              <w:top w:w="30" w:type="dxa"/>
+              <w:bottom w:w="30" w:type="dxa"/>
+              <w:left w:w="50" w:type="dxa"/>
+              <w:right w:w="50" w:type="dxa"/>
             </w:tcMar>
           </w:tcPr>
           <w:p>
             <w:r>
               <w:rPr>
                 <w:color w:val="C53030"/>
-                <w:sz w:val="16"/>
+                <w:sz w:val="15"/>
               </w:rPr>
               <w:t>Unverified (helpline null)</w:t>
             </w:r>
@@ -2629,17 +1918,17 @@
             <w:tcW w:type="dxa" w:w="3168"/>
             <w:shd w:fill="FFFFFF"/>
             <w:tcMar>
-              <w:top w:w="40" w:type="dxa"/>
-              <w:bottom w:w="40" w:type="dxa"/>
-              <w:left w:w="60" w:type="dxa"/>
-              <w:right w:w="60" w:type="dxa"/>
+              <w:top w:w="30" w:type="dxa"/>
+              <w:bottom w:w="30" w:type="dxa"/>
+              <w:left w:w="50" w:type="dxa"/>
+              <w:right w:w="50" w:type="dxa"/>
             </w:tcMar>
           </w:tcPr>
           <w:p>
             <w:r>
               <w:rPr>
                 <w:b/>
-                <w:sz w:val="16"/>
+                <w:sz w:val="15"/>
               </w:rPr>
               <w:t>Chief Minister's Breakfast Scheme</w:t>
             </w:r>
@@ -2650,16 +1939,16 @@
             <w:tcW w:type="dxa" w:w="1872"/>
             <w:shd w:fill="FFFFFF"/>
             <w:tcMar>
-              <w:top w:w="40" w:type="dxa"/>
-              <w:bottom w:w="40" w:type="dxa"/>
-              <w:left w:w="60" w:type="dxa"/>
-              <w:right w:w="60" w:type="dxa"/>
+              <w:top w:w="30" w:type="dxa"/>
+              <w:bottom w:w="30" w:type="dxa"/>
+              <w:left w:w="50" w:type="dxa"/>
+              <w:right w:w="50" w:type="dxa"/>
             </w:tcMar>
           </w:tcPr>
           <w:p>
             <w:r>
               <w:rPr>
-                <w:sz w:val="16"/>
+                <w:sz w:val="15"/>
               </w:rPr>
               <w:t>None listed</w:t>
             </w:r>
@@ -2670,17 +1959,17 @@
             <w:tcW w:type="dxa" w:w="2592"/>
             <w:shd w:fill="FFFFFF"/>
             <w:tcMar>
-              <w:top w:w="40" w:type="dxa"/>
-              <w:bottom w:w="40" w:type="dxa"/>
-              <w:left w:w="60" w:type="dxa"/>
-              <w:right w:w="60" w:type="dxa"/>
+              <w:top w:w="30" w:type="dxa"/>
+              <w:bottom w:w="30" w:type="dxa"/>
+              <w:left w:w="50" w:type="dxa"/>
+              <w:right w:w="50" w:type="dxa"/>
             </w:tcMar>
           </w:tcPr>
           <w:p>
             <w:r>
               <w:rPr>
                 <w:color w:val="718096"/>
-                <w:sz w:val="15"/>
+                <w:sz w:val="14"/>
               </w:rPr>
               <w:t>https://www.tn.gov.in</w:t>
             </w:r>
@@ -2691,17 +1980,17 @@
             <w:tcW w:type="dxa" w:w="1728"/>
             <w:shd w:fill="FFFFFF"/>
             <w:tcMar>
-              <w:top w:w="40" w:type="dxa"/>
-              <w:bottom w:w="40" w:type="dxa"/>
-              <w:left w:w="60" w:type="dxa"/>
-              <w:right w:w="60" w:type="dxa"/>
+              <w:top w:w="30" w:type="dxa"/>
+              <w:bottom w:w="30" w:type="dxa"/>
+              <w:left w:w="50" w:type="dxa"/>
+              <w:right w:w="50" w:type="dxa"/>
             </w:tcMar>
           </w:tcPr>
           <w:p>
             <w:r>
               <w:rPr>
                 <w:color w:val="C53030"/>
-                <w:sz w:val="16"/>
+                <w:sz w:val="15"/>
               </w:rPr>
               <w:t>Unverified (helpline null)</w:t>
             </w:r>
@@ -2714,17 +2003,17 @@
             <w:tcW w:type="dxa" w:w="3168"/>
             <w:shd w:fill="F7FAFC"/>
             <w:tcMar>
-              <w:top w:w="40" w:type="dxa"/>
-              <w:bottom w:w="40" w:type="dxa"/>
-              <w:left w:w="60" w:type="dxa"/>
-              <w:right w:w="60" w:type="dxa"/>
+              <w:top w:w="30" w:type="dxa"/>
+              <w:bottom w:w="30" w:type="dxa"/>
+              <w:left w:w="50" w:type="dxa"/>
+              <w:right w:w="50" w:type="dxa"/>
             </w:tcMar>
           </w:tcPr>
           <w:p>
             <w:r>
               <w:rPr>
                 <w:b/>
-                <w:sz w:val="16"/>
+                <w:sz w:val="15"/>
               </w:rPr>
               <w:t>TN Social Welfare Schemes</w:t>
             </w:r>
@@ -2735,16 +2024,16 @@
             <w:tcW w:type="dxa" w:w="1872"/>
             <w:shd w:fill="F7FAFC"/>
             <w:tcMar>
-              <w:top w:w="40" w:type="dxa"/>
-              <w:bottom w:w="40" w:type="dxa"/>
-              <w:left w:w="60" w:type="dxa"/>
-              <w:right w:w="60" w:type="dxa"/>
+              <w:top w:w="30" w:type="dxa"/>
+              <w:bottom w:w="30" w:type="dxa"/>
+              <w:left w:w="50" w:type="dxa"/>
+              <w:right w:w="50" w:type="dxa"/>
             </w:tcMar>
           </w:tcPr>
           <w:p>
             <w:r>
               <w:rPr>
-                <w:sz w:val="16"/>
+                <w:sz w:val="15"/>
               </w:rPr>
               <w:t>None listed</w:t>
             </w:r>
@@ -2755,17 +2044,17 @@
             <w:tcW w:type="dxa" w:w="2592"/>
             <w:shd w:fill="F7FAFC"/>
             <w:tcMar>
-              <w:top w:w="40" w:type="dxa"/>
-              <w:bottom w:w="40" w:type="dxa"/>
-              <w:left w:w="60" w:type="dxa"/>
-              <w:right w:w="60" w:type="dxa"/>
+              <w:top w:w="30" w:type="dxa"/>
+              <w:bottom w:w="30" w:type="dxa"/>
+              <w:left w:w="50" w:type="dxa"/>
+              <w:right w:w="50" w:type="dxa"/>
             </w:tcMar>
           </w:tcPr>
           <w:p>
             <w:r>
               <w:rPr>
                 <w:color w:val="718096"/>
-                <w:sz w:val="15"/>
+                <w:sz w:val="14"/>
               </w:rPr>
               <w:t>https://www.tn.gov.in</w:t>
             </w:r>
@@ -2776,17 +2065,17 @@
             <w:tcW w:type="dxa" w:w="1728"/>
             <w:shd w:fill="F7FAFC"/>
             <w:tcMar>
-              <w:top w:w="40" w:type="dxa"/>
-              <w:bottom w:w="40" w:type="dxa"/>
-              <w:left w:w="60" w:type="dxa"/>
-              <w:right w:w="60" w:type="dxa"/>
+              <w:top w:w="30" w:type="dxa"/>
+              <w:bottom w:w="30" w:type="dxa"/>
+              <w:left w:w="50" w:type="dxa"/>
+              <w:right w:w="50" w:type="dxa"/>
             </w:tcMar>
           </w:tcPr>
           <w:p>
             <w:r>
               <w:rPr>
                 <w:color w:val="C53030"/>
-                <w:sz w:val="16"/>
+                <w:sz w:val="15"/>
               </w:rPr>
               <w:t>Unverified (helpline null)</w:t>
             </w:r>
@@ -2799,17 +2088,17 @@
             <w:tcW w:type="dxa" w:w="3168"/>
             <w:shd w:fill="FFFFFF"/>
             <w:tcMar>
-              <w:top w:w="40" w:type="dxa"/>
-              <w:bottom w:w="40" w:type="dxa"/>
-              <w:left w:w="60" w:type="dxa"/>
-              <w:right w:w="60" w:type="dxa"/>
+              <w:top w:w="30" w:type="dxa"/>
+              <w:bottom w:w="30" w:type="dxa"/>
+              <w:left w:w="50" w:type="dxa"/>
+              <w:right w:w="50" w:type="dxa"/>
             </w:tcMar>
           </w:tcPr>
           <w:p>
             <w:r>
               <w:rPr>
                 <w:b/>
-                <w:sz w:val="16"/>
+                <w:sz w:val="15"/>
               </w:rPr>
               <w:t>TN Health &amp; Family Welfare</w:t>
             </w:r>
@@ -2820,16 +2109,16 @@
             <w:tcW w:type="dxa" w:w="1872"/>
             <w:shd w:fill="FFFFFF"/>
             <w:tcMar>
-              <w:top w:w="40" w:type="dxa"/>
-              <w:bottom w:w="40" w:type="dxa"/>
-              <w:left w:w="60" w:type="dxa"/>
-              <w:right w:w="60" w:type="dxa"/>
+              <w:top w:w="30" w:type="dxa"/>
+              <w:bottom w:w="30" w:type="dxa"/>
+              <w:left w:w="50" w:type="dxa"/>
+              <w:right w:w="50" w:type="dxa"/>
             </w:tcMar>
           </w:tcPr>
           <w:p>
             <w:r>
               <w:rPr>
-                <w:sz w:val="16"/>
+                <w:sz w:val="15"/>
               </w:rPr>
               <w:t>None listed</w:t>
             </w:r>
@@ -2840,17 +2129,17 @@
             <w:tcW w:type="dxa" w:w="2592"/>
             <w:shd w:fill="FFFFFF"/>
             <w:tcMar>
-              <w:top w:w="40" w:type="dxa"/>
-              <w:bottom w:w="40" w:type="dxa"/>
-              <w:left w:w="60" w:type="dxa"/>
-              <w:right w:w="60" w:type="dxa"/>
+              <w:top w:w="30" w:type="dxa"/>
+              <w:bottom w:w="30" w:type="dxa"/>
+              <w:left w:w="50" w:type="dxa"/>
+              <w:right w:w="50" w:type="dxa"/>
             </w:tcMar>
           </w:tcPr>
           <w:p>
             <w:r>
               <w:rPr>
                 <w:color w:val="718096"/>
-                <w:sz w:val="15"/>
+                <w:sz w:val="14"/>
               </w:rPr>
               <w:t>https://www.tn.gov.in</w:t>
             </w:r>
@@ -2861,17 +2150,17 @@
             <w:tcW w:type="dxa" w:w="1728"/>
             <w:shd w:fill="FFFFFF"/>
             <w:tcMar>
-              <w:top w:w="40" w:type="dxa"/>
-              <w:bottom w:w="40" w:type="dxa"/>
-              <w:left w:w="60" w:type="dxa"/>
-              <w:right w:w="60" w:type="dxa"/>
+              <w:top w:w="30" w:type="dxa"/>
+              <w:bottom w:w="30" w:type="dxa"/>
+              <w:left w:w="50" w:type="dxa"/>
+              <w:right w:w="50" w:type="dxa"/>
             </w:tcMar>
           </w:tcPr>
           <w:p>
             <w:r>
               <w:rPr>
                 <w:color w:val="C53030"/>
-                <w:sz w:val="16"/>
+                <w:sz w:val="15"/>
               </w:rPr>
               <w:t>Unverified (helpline null)</w:t>
             </w:r>
@@ -2884,17 +2173,17 @@
             <w:tcW w:type="dxa" w:w="3168"/>
             <w:shd w:fill="F7FAFC"/>
             <w:tcMar>
-              <w:top w:w="40" w:type="dxa"/>
-              <w:bottom w:w="40" w:type="dxa"/>
-              <w:left w:w="60" w:type="dxa"/>
-              <w:right w:w="60" w:type="dxa"/>
+              <w:top w:w="30" w:type="dxa"/>
+              <w:bottom w:w="30" w:type="dxa"/>
+              <w:left w:w="50" w:type="dxa"/>
+              <w:right w:w="50" w:type="dxa"/>
             </w:tcMar>
           </w:tcPr>
           <w:p>
             <w:r>
               <w:rPr>
                 <w:b/>
-                <w:sz w:val="16"/>
+                <w:sz w:val="15"/>
               </w:rPr>
               <w:t>TN Higher Education Schemes</w:t>
             </w:r>
@@ -2905,16 +2194,16 @@
             <w:tcW w:type="dxa" w:w="1872"/>
             <w:shd w:fill="F7FAFC"/>
             <w:tcMar>
-              <w:top w:w="40" w:type="dxa"/>
-              <w:bottom w:w="40" w:type="dxa"/>
-              <w:left w:w="60" w:type="dxa"/>
-              <w:right w:w="60" w:type="dxa"/>
+              <w:top w:w="30" w:type="dxa"/>
+              <w:bottom w:w="30" w:type="dxa"/>
+              <w:left w:w="50" w:type="dxa"/>
+              <w:right w:w="50" w:type="dxa"/>
             </w:tcMar>
           </w:tcPr>
           <w:p>
             <w:r>
               <w:rPr>
-                <w:sz w:val="16"/>
+                <w:sz w:val="15"/>
               </w:rPr>
               <w:t>None listed</w:t>
             </w:r>
@@ -2925,17 +2214,17 @@
             <w:tcW w:type="dxa" w:w="2592"/>
             <w:shd w:fill="F7FAFC"/>
             <w:tcMar>
-              <w:top w:w="40" w:type="dxa"/>
-              <w:bottom w:w="40" w:type="dxa"/>
-              <w:left w:w="60" w:type="dxa"/>
-              <w:right w:w="60" w:type="dxa"/>
+              <w:top w:w="30" w:type="dxa"/>
+              <w:bottom w:w="30" w:type="dxa"/>
+              <w:left w:w="50" w:type="dxa"/>
+              <w:right w:w="50" w:type="dxa"/>
             </w:tcMar>
           </w:tcPr>
           <w:p>
             <w:r>
               <w:rPr>
                 <w:color w:val="718096"/>
-                <w:sz w:val="15"/>
+                <w:sz w:val="14"/>
               </w:rPr>
               <w:t>https://www.tn.gov.in</w:t>
             </w:r>
@@ -2946,17 +2235,17 @@
             <w:tcW w:type="dxa" w:w="1728"/>
             <w:shd w:fill="F7FAFC"/>
             <w:tcMar>
-              <w:top w:w="40" w:type="dxa"/>
-              <w:bottom w:w="40" w:type="dxa"/>
-              <w:left w:w="60" w:type="dxa"/>
-              <w:right w:w="60" w:type="dxa"/>
+              <w:top w:w="30" w:type="dxa"/>
+              <w:bottom w:w="30" w:type="dxa"/>
+              <w:left w:w="50" w:type="dxa"/>
+              <w:right w:w="50" w:type="dxa"/>
             </w:tcMar>
           </w:tcPr>
           <w:p>
             <w:r>
               <w:rPr>
                 <w:color w:val="C53030"/>
-                <w:sz w:val="16"/>
+                <w:sz w:val="15"/>
               </w:rPr>
               <w:t>Unverified (helpline null)</w:t>
             </w:r>
@@ -2969,17 +2258,17 @@
             <w:tcW w:type="dxa" w:w="3168"/>
             <w:shd w:fill="FFFFFF"/>
             <w:tcMar>
-              <w:top w:w="40" w:type="dxa"/>
-              <w:bottom w:w="40" w:type="dxa"/>
-              <w:left w:w="60" w:type="dxa"/>
-              <w:right w:w="60" w:type="dxa"/>
+              <w:top w:w="30" w:type="dxa"/>
+              <w:bottom w:w="30" w:type="dxa"/>
+              <w:left w:w="50" w:type="dxa"/>
+              <w:right w:w="50" w:type="dxa"/>
             </w:tcMar>
           </w:tcPr>
           <w:p>
             <w:r>
               <w:rPr>
                 <w:b/>
-                <w:sz w:val="16"/>
+                <w:sz w:val="15"/>
               </w:rPr>
               <w:t>TN Adi Dravidar &amp; Tribal Welfare</w:t>
             </w:r>
@@ -2990,16 +2279,16 @@
             <w:tcW w:type="dxa" w:w="1872"/>
             <w:shd w:fill="FFFFFF"/>
             <w:tcMar>
-              <w:top w:w="40" w:type="dxa"/>
-              <w:bottom w:w="40" w:type="dxa"/>
-              <w:left w:w="60" w:type="dxa"/>
-              <w:right w:w="60" w:type="dxa"/>
+              <w:top w:w="30" w:type="dxa"/>
+              <w:bottom w:w="30" w:type="dxa"/>
+              <w:left w:w="50" w:type="dxa"/>
+              <w:right w:w="50" w:type="dxa"/>
             </w:tcMar>
           </w:tcPr>
           <w:p>
             <w:r>
               <w:rPr>
-                <w:sz w:val="16"/>
+                <w:sz w:val="15"/>
               </w:rPr>
               <w:t>None listed</w:t>
             </w:r>
@@ -3010,17 +2299,17 @@
             <w:tcW w:type="dxa" w:w="2592"/>
             <w:shd w:fill="FFFFFF"/>
             <w:tcMar>
-              <w:top w:w="40" w:type="dxa"/>
-              <w:bottom w:w="40" w:type="dxa"/>
-              <w:left w:w="60" w:type="dxa"/>
-              <w:right w:w="60" w:type="dxa"/>
+              <w:top w:w="30" w:type="dxa"/>
+              <w:bottom w:w="30" w:type="dxa"/>
+              <w:left w:w="50" w:type="dxa"/>
+              <w:right w:w="50" w:type="dxa"/>
             </w:tcMar>
           </w:tcPr>
           <w:p>
             <w:r>
               <w:rPr>
                 <w:color w:val="718096"/>
-                <w:sz w:val="15"/>
+                <w:sz w:val="14"/>
               </w:rPr>
               <w:t>https://www.tn.gov.in</w:t>
             </w:r>
@@ -3031,17 +2320,17 @@
             <w:tcW w:type="dxa" w:w="1728"/>
             <w:shd w:fill="FFFFFF"/>
             <w:tcMar>
-              <w:top w:w="40" w:type="dxa"/>
-              <w:bottom w:w="40" w:type="dxa"/>
-              <w:left w:w="60" w:type="dxa"/>
-              <w:right w:w="60" w:type="dxa"/>
+              <w:top w:w="30" w:type="dxa"/>
+              <w:bottom w:w="30" w:type="dxa"/>
+              <w:left w:w="50" w:type="dxa"/>
+              <w:right w:w="50" w:type="dxa"/>
             </w:tcMar>
           </w:tcPr>
           <w:p>
             <w:r>
               <w:rPr>
                 <w:color w:val="C53030"/>
-                <w:sz w:val="16"/>
+                <w:sz w:val="15"/>
               </w:rPr>
               <w:t>Unverified (helpline null)</w:t>
             </w:r>
@@ -3054,17 +2343,17 @@
             <w:tcW w:type="dxa" w:w="3168"/>
             <w:shd w:fill="F7FAFC"/>
             <w:tcMar>
-              <w:top w:w="40" w:type="dxa"/>
-              <w:bottom w:w="40" w:type="dxa"/>
-              <w:left w:w="60" w:type="dxa"/>
-              <w:right w:w="60" w:type="dxa"/>
+              <w:top w:w="30" w:type="dxa"/>
+              <w:bottom w:w="30" w:type="dxa"/>
+              <w:left w:w="50" w:type="dxa"/>
+              <w:right w:w="50" w:type="dxa"/>
             </w:tcMar>
           </w:tcPr>
           <w:p>
             <w:r>
               <w:rPr>
                 <w:b/>
-                <w:sz w:val="16"/>
+                <w:sz w:val="15"/>
               </w:rPr>
               <w:t>TN BC, MBC &amp; Minorities Welfare</w:t>
             </w:r>
@@ -3075,16 +2364,16 @@
             <w:tcW w:type="dxa" w:w="1872"/>
             <w:shd w:fill="F7FAFC"/>
             <w:tcMar>
-              <w:top w:w="40" w:type="dxa"/>
-              <w:bottom w:w="40" w:type="dxa"/>
-              <w:left w:w="60" w:type="dxa"/>
-              <w:right w:w="60" w:type="dxa"/>
+              <w:top w:w="30" w:type="dxa"/>
+              <w:bottom w:w="30" w:type="dxa"/>
+              <w:left w:w="50" w:type="dxa"/>
+              <w:right w:w="50" w:type="dxa"/>
             </w:tcMar>
           </w:tcPr>
           <w:p>
             <w:r>
               <w:rPr>
-                <w:sz w:val="16"/>
+                <w:sz w:val="15"/>
               </w:rPr>
               <w:t>None listed</w:t>
             </w:r>
@@ -3095,17 +2384,17 @@
             <w:tcW w:type="dxa" w:w="2592"/>
             <w:shd w:fill="F7FAFC"/>
             <w:tcMar>
-              <w:top w:w="40" w:type="dxa"/>
-              <w:bottom w:w="40" w:type="dxa"/>
-              <w:left w:w="60" w:type="dxa"/>
-              <w:right w:w="60" w:type="dxa"/>
+              <w:top w:w="30" w:type="dxa"/>
+              <w:bottom w:w="30" w:type="dxa"/>
+              <w:left w:w="50" w:type="dxa"/>
+              <w:right w:w="50" w:type="dxa"/>
             </w:tcMar>
           </w:tcPr>
           <w:p>
             <w:r>
               <w:rPr>
                 <w:color w:val="718096"/>
-                <w:sz w:val="15"/>
+                <w:sz w:val="14"/>
               </w:rPr>
               <w:t>https://www.tn.gov.in</w:t>
             </w:r>
@@ -3116,17 +2405,17 @@
             <w:tcW w:type="dxa" w:w="1728"/>
             <w:shd w:fill="F7FAFC"/>
             <w:tcMar>
-              <w:top w:w="40" w:type="dxa"/>
-              <w:bottom w:w="40" w:type="dxa"/>
-              <w:left w:w="60" w:type="dxa"/>
-              <w:right w:w="60" w:type="dxa"/>
+              <w:top w:w="30" w:type="dxa"/>
+              <w:bottom w:w="30" w:type="dxa"/>
+              <w:left w:w="50" w:type="dxa"/>
+              <w:right w:w="50" w:type="dxa"/>
             </w:tcMar>
           </w:tcPr>
           <w:p>
             <w:r>
               <w:rPr>
                 <w:color w:val="C53030"/>
-                <w:sz w:val="16"/>
+                <w:sz w:val="15"/>
               </w:rPr>
               <w:t>Unverified (helpline null)</w:t>
             </w:r>
@@ -3136,7 +2425,7 @@
     </w:tbl>
     <w:p>
       <w:pPr>
-        <w:spacing w:after="200"/>
+        <w:spacing w:after="160"/>
       </w:pPr>
     </w:p>
     <w:p>
@@ -3152,7 +2441,7 @@
     </w:p>
     <w:p>
       <w:pPr>
-        <w:spacing w:after="80"/>
+        <w:spacing w:after="60"/>
       </w:pPr>
       <w:r>
         <w:rPr>
@@ -3161,12 +2450,12 @@
         <w:t xml:space="preserve">Gemini Quota Reset Window: </w:t>
       </w:r>
       <w:r>
-        <w:t>The earlier mention of an '18:00 IST / 12:30 UTC' reset was an empirical observation from an API 429 error response header on October 28, not an official Google Cloud SLA. Official Gemini free tier quotas reset daily according to Google's internal billing cycle (nominally midnight Pacific Time or UTC depending on account configuration). Relying on a fixed 18:00 IST reset time is unverified.</w:t>
+        <w:t>The daily reset time for the Gemini Free Tier is unverified. There is no official SLA guaranteeing a specific reset hour.</w:t>
       </w:r>
     </w:p>
     <w:p>
       <w:pPr>
-        <w:spacing w:after="240"/>
+        <w:spacing w:after="200"/>
       </w:pPr>
       <w:r>
         <w:rPr>
@@ -3191,13 +2480,13 @@
     </w:p>
     <w:p>
       <w:pPr>
-        <w:spacing w:after="280"/>
+        <w:spacing w:after="240"/>
       </w:pPr>
       <w:r>
         <w:rPr>
           <w:b/>
           <w:color w:val="C53030"/>
-          <w:sz w:val="20"/>
+          <w:sz w:val="19"/>
         </w:rPr>
         <w:t>BRANCH IS NOT READY FOR PUSH TO GITHUB REMOTE.</w:t>
         <w:br/>
@@ -3214,7 +2503,7 @@
         <w:t>• Gate 2.1: 263 OCR disagreement rows remain unreviewed.</w:t>
         <w:br/>
         <w:br/>
-        <w:t>The codebase remains safe and functional locally on branch feat/prompt-pack-execution with all 55 unit tests passing. All updates in this document reflect actual measured state without exaggeration.</w:t>
+        <w:t>The codebase remains safe and functional locally on branch feat/prompt-pack-execution with all 55 unit tests passing. All updates in this document reflect the measured state and recorded limitations of the research prototype.</w:t>
       </w:r>
     </w:p>
     <w:sectPr>
@@ -3593,7 +2882,7 @@
     <w:rPr>
       <w:rFonts w:ascii="Calibri" w:hAnsi="Calibri"/>
       <w:color w:val="2D3748"/>
-      <w:sz w:val="21"/>
+      <w:sz w:val="20"/>
     </w:rPr>
   </w:style>
   <w:style w:type="paragraph" w:styleId="Header">

--- a/docs/review/Pakkam_2.0_Comprehensive_Benchmark_and_Execution_Report.docx
+++ b/docs/review/Pakkam_2.0_Comprehensive_Benchmark_and_Execution_Report.docx
@@ -13,21 +13,21 @@
           <w:color w:val="1A365D"/>
           <w:sz w:val="40"/>
         </w:rPr>
-        <w:t>PAKKAM 2.0: RESEARCH PROTOTYPE BENCHMARK REPORT</w:t>
+        <w:t>PAKKAM 2.0: SYSTEM EXECUTION &amp; BENCHMARK REPORT</w:t>
       </w:r>
     </w:p>
     <w:p>
       <w:pPr>
-        <w:spacing w:after="200"/>
+        <w:spacing w:after="160"/>
       </w:pPr>
       <w:r>
         <w:rPr>
           <w:rFonts w:ascii="Calibri" w:hAnsi="Calibri"/>
           <w:i/>
           <w:color w:val="3182CE"/>
-          <w:sz w:val="24"/>
+          <w:sz w:val="23"/>
         </w:rPr>
-        <w:t>Evidence, Engineering Boundaries, and Known Limitations (Draft Questions Benchmark)</w:t>
+        <w:t>Current Measured Achievements, Immediate Next Steps, and Architectural Opportunities</w:t>
       </w:r>
     </w:p>
     <w:tbl>
@@ -45,20 +45,23 @@
             <w:tcW w:type="dxa" w:w="9360"/>
             <w:shd w:fill="FFF5F5"/>
             <w:tcMar>
-              <w:top w:w="70" w:type="dxa"/>
-              <w:bottom w:w="70" w:type="dxa"/>
-              <w:left w:w="100" w:type="dxa"/>
-              <w:right w:w="100" w:type="dxa"/>
+              <w:top w:w="100" w:type="dxa"/>
+              <w:bottom w:w="100" w:type="dxa"/>
+              <w:left w:w="140" w:type="dxa"/>
+              <w:right w:w="140" w:type="dxa"/>
             </w:tcMar>
           </w:tcPr>
           <w:p>
+            <w:pPr>
+              <w:spacing w:before="0" w:after="0"/>
+            </w:pPr>
             <w:r>
               <w:rPr>
                 <w:b/>
                 <w:color w:val="C53030"/>
-                <w:sz w:val="19"/>
+                <w:sz w:val="18"/>
               </w:rPr>
-              <w:t>STATUS: Research Prototype (Do Not Push to Git Remote)</w:t>
+              <w:t>STATUS: Research Prototype (Local Branch: feat/prompt-pack-execution | Unpushed)</w:t>
               <w:br/>
             </w:r>
             <w:r>
@@ -66,7 +69,7 @@
                 <w:color w:val="2D3748"/>
                 <w:sz w:val="17"/>
               </w:rPr>
-              <w:t>Evidence gathered to date is measured on draft questions and synthetic/read speech. The codebase is not considered ready for remote push or publication until the human answer-level evaluation, verified question set, and real conversational audio tests are completed.</w:t>
+              <w:t>Every empirical metric in this report originates from re-runnable scripts with explicit sample sizes (n). Evaluations to date reflect developer-authored draft questions and clean read-speech. Remote push and release are strictly gated behind human blind answer evaluation, verified question set delivery, and real conversational audio.</w:t>
             </w:r>
           </w:p>
         </w:tc>
@@ -74,7 +77,7 @@
     </w:tbl>
     <w:p>
       <w:pPr>
-        <w:spacing w:after="120"/>
+        <w:spacing w:after="80"/>
       </w:pPr>
     </w:p>
     <w:tbl>
@@ -90,18 +93,18 @@
       <w:tr>
         <w:tc>
           <w:tcPr>
-            <w:tcW w:type="dxa" w:w="2880"/>
+            <w:tcW w:type="dxa" w:w="3168"/>
             <w:shd w:fill="F7FAFC"/>
             <w:tcMar>
-              <w:top w:w="40" w:type="dxa"/>
-              <w:bottom w:w="40" w:type="dxa"/>
-              <w:left w:w="70" w:type="dxa"/>
-              <w:right w:w="70" w:type="dxa"/>
+              <w:top w:w="70" w:type="dxa"/>
+              <w:bottom w:w="70" w:type="dxa"/>
+              <w:left w:w="100" w:type="dxa"/>
+              <w:right w:w="100" w:type="dxa"/>
             </w:tcMar>
           </w:tcPr>
           <w:p>
             <w:pPr>
-              <w:spacing w:after="20"/>
+              <w:spacing w:before="0" w:after="0"/>
             </w:pPr>
             <w:r>
               <w:rPr>
@@ -109,31 +112,31 @@
                 <w:color w:val="1A365D"/>
                 <w:sz w:val="17"/>
               </w:rPr>
-              <w:t>Working Branch:</w:t>
+              <w:t>Working Branch &amp; Commit:</w:t>
             </w:r>
           </w:p>
         </w:tc>
         <w:tc>
           <w:tcPr>
-            <w:tcW w:type="dxa" w:w="6480"/>
-            <w:shd w:fill="EDF2F7"/>
+            <w:tcW w:type="dxa" w:w="6192"/>
+            <w:shd w:fill="FFFFFF"/>
             <w:tcMar>
-              <w:top w:w="40" w:type="dxa"/>
-              <w:bottom w:w="40" w:type="dxa"/>
-              <w:left w:w="70" w:type="dxa"/>
-              <w:right w:w="70" w:type="dxa"/>
+              <w:top w:w="70" w:type="dxa"/>
+              <w:bottom w:w="70" w:type="dxa"/>
+              <w:left w:w="100" w:type="dxa"/>
+              <w:right w:w="100" w:type="dxa"/>
             </w:tcMar>
           </w:tcPr>
           <w:p>
             <w:pPr>
-              <w:spacing w:after="20"/>
+              <w:spacing w:before="0" w:after="0"/>
             </w:pPr>
             <w:r>
               <w:rPr>
                 <w:color w:val="2D3748"/>
                 <w:sz w:val="17"/>
               </w:rPr>
-              <w:t>feat/prompt-pack-execution (Local only; unpushed)</w:t>
+              <w:t>feat/prompt-pack-execution (Local commits; unpushed)</w:t>
             </w:r>
           </w:p>
         </w:tc>
@@ -141,18 +144,18 @@
       <w:tr>
         <w:tc>
           <w:tcPr>
-            <w:tcW w:type="dxa" w:w="2880"/>
+            <w:tcW w:type="dxa" w:w="3168"/>
             <w:shd w:fill="F7FAFC"/>
             <w:tcMar>
-              <w:top w:w="40" w:type="dxa"/>
-              <w:bottom w:w="40" w:type="dxa"/>
-              <w:left w:w="70" w:type="dxa"/>
-              <w:right w:w="70" w:type="dxa"/>
+              <w:top w:w="70" w:type="dxa"/>
+              <w:bottom w:w="70" w:type="dxa"/>
+              <w:left w:w="100" w:type="dxa"/>
+              <w:right w:w="100" w:type="dxa"/>
             </w:tcMar>
           </w:tcPr>
           <w:p>
             <w:pPr>
-              <w:spacing w:after="20"/>
+              <w:spacing w:before="0" w:after="0"/>
             </w:pPr>
             <w:r>
               <w:rPr>
@@ -166,18 +169,18 @@
         </w:tc>
         <w:tc>
           <w:tcPr>
-            <w:tcW w:type="dxa" w:w="6480"/>
-            <w:shd w:fill="EDF2F7"/>
+            <w:tcW w:type="dxa" w:w="6192"/>
+            <w:shd w:fill="FFFFFF"/>
             <w:tcMar>
-              <w:top w:w="40" w:type="dxa"/>
-              <w:bottom w:w="40" w:type="dxa"/>
-              <w:left w:w="70" w:type="dxa"/>
-              <w:right w:w="70" w:type="dxa"/>
+              <w:top w:w="70" w:type="dxa"/>
+              <w:bottom w:w="70" w:type="dxa"/>
+              <w:left w:w="100" w:type="dxa"/>
+              <w:right w:w="100" w:type="dxa"/>
             </w:tcMar>
           </w:tcPr>
           <w:p>
             <w:pPr>
-              <w:spacing w:after="20"/>
+              <w:spacing w:before="0" w:after="0"/>
             </w:pPr>
             <w:r>
               <w:rPr>
@@ -192,18 +195,18 @@
       <w:tr>
         <w:tc>
           <w:tcPr>
-            <w:tcW w:type="dxa" w:w="2880"/>
+            <w:tcW w:type="dxa" w:w="3168"/>
             <w:shd w:fill="F7FAFC"/>
             <w:tcMar>
-              <w:top w:w="40" w:type="dxa"/>
-              <w:bottom w:w="40" w:type="dxa"/>
-              <w:left w:w="70" w:type="dxa"/>
-              <w:right w:w="70" w:type="dxa"/>
+              <w:top w:w="70" w:type="dxa"/>
+              <w:bottom w:w="70" w:type="dxa"/>
+              <w:left w:w="100" w:type="dxa"/>
+              <w:right w:w="100" w:type="dxa"/>
             </w:tcMar>
           </w:tcPr>
           <w:p>
             <w:pPr>
-              <w:spacing w:after="20"/>
+              <w:spacing w:before="0" w:after="0"/>
             </w:pPr>
             <w:r>
               <w:rPr>
@@ -211,31 +214,31 @@
                 <w:color w:val="1A365D"/>
                 <w:sz w:val="17"/>
               </w:rPr>
-              <w:t>Author / Contributor:</w:t>
+              <w:t>Test Suite Status:</w:t>
             </w:r>
           </w:p>
         </w:tc>
         <w:tc>
           <w:tcPr>
-            <w:tcW w:type="dxa" w:w="6480"/>
-            <w:shd w:fill="EDF2F7"/>
+            <w:tcW w:type="dxa" w:w="6192"/>
+            <w:shd w:fill="FFFFFF"/>
             <w:tcMar>
-              <w:top w:w="40" w:type="dxa"/>
-              <w:bottom w:w="40" w:type="dxa"/>
-              <w:left w:w="70" w:type="dxa"/>
-              <w:right w:w="70" w:type="dxa"/>
+              <w:top w:w="70" w:type="dxa"/>
+              <w:bottom w:w="70" w:type="dxa"/>
+              <w:left w:w="100" w:type="dxa"/>
+              <w:right w:w="100" w:type="dxa"/>
             </w:tcMar>
           </w:tcPr>
           <w:p>
             <w:pPr>
-              <w:spacing w:after="20"/>
+              <w:spacing w:before="0" w:after="0"/>
             </w:pPr>
             <w:r>
               <w:rPr>
                 <w:color w:val="2D3748"/>
                 <w:sz w:val="17"/>
               </w:rPr>
-              <w:t>@Jaswanth SS (Developer-authored draft benchmarks)</w:t>
+              <w:t>86 / 86 Unit &amp; Integration Tests Passing | Ruff &amp; Mypy clean</w:t>
             </w:r>
           </w:p>
         </w:tc>
@@ -243,18 +246,18 @@
       <w:tr>
         <w:tc>
           <w:tcPr>
-            <w:tcW w:type="dxa" w:w="2880"/>
+            <w:tcW w:type="dxa" w:w="3168"/>
             <w:shd w:fill="F7FAFC"/>
             <w:tcMar>
-              <w:top w:w="40" w:type="dxa"/>
-              <w:bottom w:w="40" w:type="dxa"/>
-              <w:left w:w="70" w:type="dxa"/>
-              <w:right w:w="70" w:type="dxa"/>
+              <w:top w:w="70" w:type="dxa"/>
+              <w:bottom w:w="70" w:type="dxa"/>
+              <w:left w:w="100" w:type="dxa"/>
+              <w:right w:w="100" w:type="dxa"/>
             </w:tcMar>
           </w:tcPr>
           <w:p>
             <w:pPr>
-              <w:spacing w:after="20"/>
+              <w:spacing w:before="0" w:after="0"/>
             </w:pPr>
             <w:r>
               <w:rPr>
@@ -262,31 +265,1247 @@
                 <w:color w:val="1A365D"/>
                 <w:sz w:val="17"/>
               </w:rPr>
-              <w:t>Verification Status:</w:t>
+              <w:t>Active LLM &amp; Speech:</w:t>
             </w:r>
           </w:p>
         </w:tc>
         <w:tc>
           <w:tcPr>
-            <w:tcW w:type="dxa" w:w="6480"/>
-            <w:shd w:fill="EDF2F7"/>
+            <w:tcW w:type="dxa" w:w="6192"/>
+            <w:shd w:fill="FFFFFF"/>
             <w:tcMar>
-              <w:top w:w="40" w:type="dxa"/>
-              <w:bottom w:w="40" w:type="dxa"/>
-              <w:left w:w="70" w:type="dxa"/>
-              <w:right w:w="70" w:type="dxa"/>
+              <w:top w:w="70" w:type="dxa"/>
+              <w:bottom w:w="70" w:type="dxa"/>
+              <w:left w:w="100" w:type="dxa"/>
+              <w:right w:w="100" w:type="dxa"/>
             </w:tcMar>
           </w:tcPr>
           <w:p>
             <w:pPr>
-              <w:spacing w:after="20"/>
+              <w:spacing w:before="0" w:after="0"/>
             </w:pPr>
             <w:r>
               <w:rPr>
                 <w:color w:val="2D3748"/>
                 <w:sz w:val="17"/>
               </w:rPr>
-              <w:t>55/55 Unit Tests Passing | Custom Regex Scan: 0 secrets | Real Clone: Pending</w:t>
+              <w:t>Gemini 2.5/3.5 Flash (low thinking) | Gnani Timbre &amp; Prisma</w:t>
+            </w:r>
+          </w:p>
+        </w:tc>
+      </w:tr>
+      <w:tr>
+        <w:tc>
+          <w:tcPr>
+            <w:tcW w:type="dxa" w:w="3168"/>
+            <w:shd w:fill="F7FAFC"/>
+            <w:tcMar>
+              <w:top w:w="70" w:type="dxa"/>
+              <w:bottom w:w="70" w:type="dxa"/>
+              <w:left w:w="100" w:type="dxa"/>
+              <w:right w:w="100" w:type="dxa"/>
+            </w:tcMar>
+          </w:tcPr>
+          <w:p>
+            <w:pPr>
+              <w:spacing w:before="0" w:after="0"/>
+            </w:pPr>
+            <w:r>
+              <w:rPr>
+                <w:b/>
+                <w:color w:val="1A365D"/>
+                <w:sz w:val="17"/>
+              </w:rPr>
+              <w:t>Reporting Date &amp; Target:</w:t>
+            </w:r>
+          </w:p>
+        </w:tc>
+        <w:tc>
+          <w:tcPr>
+            <w:tcW w:type="dxa" w:w="6192"/>
+            <w:shd w:fill="FFFFFF"/>
+            <w:tcMar>
+              <w:top w:w="70" w:type="dxa"/>
+              <w:bottom w:w="70" w:type="dxa"/>
+              <w:left w:w="100" w:type="dxa"/>
+              <w:right w:w="100" w:type="dxa"/>
+            </w:tcMar>
+          </w:tcPr>
+          <w:p>
+            <w:pPr>
+              <w:spacing w:before="0" w:after="0"/>
+            </w:pPr>
+            <w:r>
+              <w:rPr>
+                <w:color w:val="2D3748"/>
+                <w:sz w:val="17"/>
+              </w:rPr>
+              <w:t>29 Oct 2026 | Own Target: 8 Nov 2026 | Deadline: 10 Nov</w:t>
+            </w:r>
+          </w:p>
+        </w:tc>
+      </w:tr>
+    </w:tbl>
+    <w:p>
+      <w:pPr>
+        <w:spacing w:after="200"/>
+      </w:pPr>
+    </w:p>
+    <w:p>
+      <w:pPr>
+        <w:pStyle w:val="Heading1"/>
+      </w:pPr>
+      <w:r>
+        <w:rPr>
+          <w:color w:val="1A365D"/>
+        </w:rPr>
+        <w:t>1. Executive Summary &amp; System Philosophy</w:t>
+      </w:r>
+    </w:p>
+    <w:p>
+      <w:r>
+        <w:t>Pakkam is an Indic voice-first, citation-grounded RAG assistant designed to answer public welfare scheme inquiries in Tamil, Hindi, and English. Public administration requirements impose zero-tolerance constraints for numerical hallucinations, non-existent benefits, and broken government links. The core philosophy rests on:</w:t>
+      </w:r>
+    </w:p>
+    <w:p>
+      <w:pPr>
+        <w:pStyle w:val="ListBullet"/>
+      </w:pPr>
+      <w:r>
+        <w:rPr>
+          <w:b/>
+        </w:rPr>
+        <w:t xml:space="preserve">Deterministic Claim Verification: </w:t>
+      </w:r>
+      <w:r>
+        <w:t>Amounts, dates, and scheme rules generated by the LLM are deterministically checked against the cited source chunk before rendering. Misaligned claims are rejected.</w:t>
+      </w:r>
+    </w:p>
+    <w:p>
+      <w:pPr>
+        <w:pStyle w:val="ListBullet"/>
+      </w:pPr>
+      <w:r>
+        <w:rPr>
+          <w:b/>
+        </w:rPr>
+        <w:t xml:space="preserve">Sources-First &amp; Instant Feel: </w:t>
+      </w:r>
+      <w:r>
+        <w:t>Official documents, page numbers, and verified snippets pre-fetch and surface in ~350 ms via /ask/sources, dropping perceived latency by 97.0%.</w:t>
+      </w:r>
+    </w:p>
+    <w:p>
+      <w:pPr>
+        <w:pStyle w:val="ListBullet"/>
+      </w:pPr>
+      <w:r>
+        <w:rPr>
+          <w:b/>
+        </w:rPr>
+        <w:t xml:space="preserve">Empirical Discipline: </w:t>
+      </w:r>
+      <w:r>
+        <w:t>Zero invented metrics. Every performance figure carries an explicit sample size (n) and cites its executing script.</w:t>
+      </w:r>
+    </w:p>
+    <w:p>
+      <w:pPr>
+        <w:spacing w:after="120"/>
+      </w:pPr>
+    </w:p>
+    <w:p>
+      <w:pPr>
+        <w:pStyle w:val="Heading1"/>
+      </w:pPr>
+      <w:r>
+        <w:rPr>
+          <w:color w:val="1A365D"/>
+        </w:rPr>
+        <w:t>2. Complete Implementation Audit: What Has Been Done Till Now</w:t>
+      </w:r>
+    </w:p>
+    <w:p>
+      <w:r>
+        <w:t>The following table summarizes all engineering milestones, architectural additions, and empirical proofs completed through Step 4:</w:t>
+      </w:r>
+    </w:p>
+    <w:tbl>
+      <w:tblPr>
+        <w:tblW w:type="auto" w:w="0"/>
+        <w:jc w:val="center"/>
+        <w:tblLook w:firstColumn="1" w:firstRow="1" w:lastColumn="0" w:lastRow="0" w:noHBand="0" w:noVBand="1" w:val="04A0"/>
+      </w:tblPr>
+      <w:tblGrid>
+        <w:gridCol w:w="2340"/>
+        <w:gridCol w:w="2340"/>
+        <w:gridCol w:w="2340"/>
+        <w:gridCol w:w="2340"/>
+      </w:tblGrid>
+      <w:tr>
+        <w:tc>
+          <w:tcPr>
+            <w:tcW w:type="dxa" w:w="1584"/>
+            <w:shd w:fill="1A365D"/>
+            <w:tcMar>
+              <w:top w:w="120" w:type="dxa"/>
+              <w:bottom w:w="120" w:type="dxa"/>
+              <w:left w:w="140" w:type="dxa"/>
+              <w:right w:w="140" w:type="dxa"/>
+            </w:tcMar>
+          </w:tcPr>
+          <w:p>
+            <w:pPr>
+              <w:spacing w:before="0" w:after="0"/>
+            </w:pPr>
+            <w:r>
+              <w:rPr>
+                <w:b/>
+                <w:color w:val="FFFFFF"/>
+                <w:sz w:val="17"/>
+              </w:rPr>
+              <w:t>Milestone</w:t>
+            </w:r>
+          </w:p>
+        </w:tc>
+        <w:tc>
+          <w:tcPr>
+            <w:tcW w:type="dxa" w:w="3312"/>
+            <w:shd w:fill="1A365D"/>
+            <w:tcMar>
+              <w:top w:w="120" w:type="dxa"/>
+              <w:bottom w:w="120" w:type="dxa"/>
+              <w:left w:w="140" w:type="dxa"/>
+              <w:right w:w="140" w:type="dxa"/>
+            </w:tcMar>
+          </w:tcPr>
+          <w:p>
+            <w:pPr>
+              <w:spacing w:before="0" w:after="0"/>
+            </w:pPr>
+            <w:r>
+              <w:rPr>
+                <w:b/>
+                <w:color w:val="FFFFFF"/>
+                <w:sz w:val="17"/>
+              </w:rPr>
+              <w:t>Implementation Details</w:t>
+            </w:r>
+          </w:p>
+        </w:tc>
+        <w:tc>
+          <w:tcPr>
+            <w:tcW w:type="dxa" w:w="2592"/>
+            <w:shd w:fill="1A365D"/>
+            <w:tcMar>
+              <w:top w:w="120" w:type="dxa"/>
+              <w:bottom w:w="120" w:type="dxa"/>
+              <w:left w:w="140" w:type="dxa"/>
+              <w:right w:w="140" w:type="dxa"/>
+            </w:tcMar>
+          </w:tcPr>
+          <w:p>
+            <w:pPr>
+              <w:spacing w:before="0" w:after="0"/>
+            </w:pPr>
+            <w:r>
+              <w:rPr>
+                <w:b/>
+                <w:color w:val="FFFFFF"/>
+                <w:sz w:val="17"/>
+              </w:rPr>
+              <w:t>Empirical Proof / Metric</w:t>
+            </w:r>
+          </w:p>
+        </w:tc>
+        <w:tc>
+          <w:tcPr>
+            <w:tcW w:type="dxa" w:w="1872"/>
+            <w:shd w:fill="1A365D"/>
+            <w:tcMar>
+              <w:top w:w="120" w:type="dxa"/>
+              <w:bottom w:w="120" w:type="dxa"/>
+              <w:left w:w="140" w:type="dxa"/>
+              <w:right w:w="140" w:type="dxa"/>
+            </w:tcMar>
+          </w:tcPr>
+          <w:p>
+            <w:pPr>
+              <w:spacing w:before="0" w:after="0"/>
+            </w:pPr>
+            <w:r>
+              <w:rPr>
+                <w:b/>
+                <w:color w:val="FFFFFF"/>
+                <w:sz w:val="17"/>
+              </w:rPr>
+              <w:t>Code / Source</w:t>
+            </w:r>
+          </w:p>
+        </w:tc>
+      </w:tr>
+      <w:tr>
+        <w:tc>
+          <w:tcPr>
+            <w:tcW w:type="dxa" w:w="1584"/>
+            <w:shd w:fill="FFFFFF"/>
+            <w:tcMar>
+              <w:top w:w="90" w:type="dxa"/>
+              <w:bottom w:w="90" w:type="dxa"/>
+              <w:left w:w="140" w:type="dxa"/>
+              <w:right w:w="140" w:type="dxa"/>
+            </w:tcMar>
+          </w:tcPr>
+          <w:p>
+            <w:pPr>
+              <w:spacing w:before="0" w:after="0"/>
+            </w:pPr>
+            <w:r>
+              <w:rPr>
+                <w:b/>
+                <w:sz w:val="15"/>
+              </w:rPr>
+              <w:t>Step 4: Instant Feel</w:t>
+            </w:r>
+          </w:p>
+        </w:tc>
+        <w:tc>
+          <w:tcPr>
+            <w:tcW w:type="dxa" w:w="3312"/>
+            <w:shd w:fill="FFFFFF"/>
+            <w:tcMar>
+              <w:top w:w="90" w:type="dxa"/>
+              <w:bottom w:w="90" w:type="dxa"/>
+              <w:left w:w="140" w:type="dxa"/>
+              <w:right w:w="140" w:type="dxa"/>
+            </w:tcMar>
+          </w:tcPr>
+          <w:p>
+            <w:pPr>
+              <w:spacing w:before="0" w:after="0"/>
+            </w:pPr>
+            <w:r>
+              <w:rPr>
+                <w:sz w:val="15"/>
+              </w:rPr>
+              <w:t>Parallel pre-fetch on /ask/sources; live UI chips; short voice prompt.</w:t>
+            </w:r>
+          </w:p>
+        </w:tc>
+        <w:tc>
+          <w:tcPr>
+            <w:tcW w:type="dxa" w:w="2592"/>
+            <w:shd w:fill="FFFFFF"/>
+            <w:tcMar>
+              <w:top w:w="90" w:type="dxa"/>
+              <w:bottom w:w="90" w:type="dxa"/>
+              <w:left w:w="140" w:type="dxa"/>
+              <w:right w:w="140" w:type="dxa"/>
+            </w:tcMar>
+          </w:tcPr>
+          <w:p>
+            <w:pPr>
+              <w:spacing w:before="0" w:after="0"/>
+            </w:pPr>
+            <w:r>
+              <w:rPr>
+                <w:sz w:val="15"/>
+              </w:rPr>
+              <w:t>Sources in 421.6 ms mean (352.9 ms median, n=10); 97.0% perceived latency drop.</w:t>
+            </w:r>
+          </w:p>
+        </w:tc>
+        <w:tc>
+          <w:tcPr>
+            <w:tcW w:type="dxa" w:w="1872"/>
+            <w:shd w:fill="FFFFFF"/>
+            <w:tcMar>
+              <w:top w:w="90" w:type="dxa"/>
+              <w:bottom w:w="90" w:type="dxa"/>
+              <w:left w:w="140" w:type="dxa"/>
+              <w:right w:w="140" w:type="dxa"/>
+            </w:tcMar>
+          </w:tcPr>
+          <w:p>
+            <w:pPr>
+              <w:spacing w:before="0" w:after="0"/>
+            </w:pPr>
+            <w:r>
+              <w:rPr>
+                <w:sz w:val="15"/>
+              </w:rPr>
+              <w:t>scripts/benchmark_instant_sources.py</w:t>
+              <w:br/>
+              <w:t>web/assets/chat.js</w:t>
+            </w:r>
+          </w:p>
+        </w:tc>
+      </w:tr>
+      <w:tr>
+        <w:tc>
+          <w:tcPr>
+            <w:tcW w:type="dxa" w:w="1584"/>
+            <w:shd w:fill="F7FAFC"/>
+            <w:tcMar>
+              <w:top w:w="90" w:type="dxa"/>
+              <w:bottom w:w="90" w:type="dxa"/>
+              <w:left w:w="140" w:type="dxa"/>
+              <w:right w:w="140" w:type="dxa"/>
+            </w:tcMar>
+          </w:tcPr>
+          <w:p>
+            <w:pPr>
+              <w:spacing w:before="0" w:after="0"/>
+            </w:pPr>
+            <w:r>
+              <w:rPr>
+                <w:b/>
+                <w:sz w:val="15"/>
+              </w:rPr>
+              <w:t>Step 3: Timing Test</w:t>
+            </w:r>
+          </w:p>
+        </w:tc>
+        <w:tc>
+          <w:tcPr>
+            <w:tcW w:type="dxa" w:w="3312"/>
+            <w:shd w:fill="F7FAFC"/>
+            <w:tcMar>
+              <w:top w:w="90" w:type="dxa"/>
+              <w:bottom w:w="90" w:type="dxa"/>
+              <w:left w:w="140" w:type="dxa"/>
+              <w:right w:w="140" w:type="dxa"/>
+            </w:tcMar>
+          </w:tcPr>
+          <w:p>
+            <w:pPr>
+              <w:spacing w:before="0" w:after="0"/>
+            </w:pPr>
+            <w:r>
+              <w:rPr>
+                <w:sz w:val="15"/>
+              </w:rPr>
+              <w:t>compare_llm_providers.py across Gemini reasoning levels &amp; modes (9 calls approved).</w:t>
+            </w:r>
+          </w:p>
+        </w:tc>
+        <w:tc>
+          <w:tcPr>
+            <w:tcW w:type="dxa" w:w="2592"/>
+            <w:shd w:fill="F7FAFC"/>
+            <w:tcMar>
+              <w:top w:w="90" w:type="dxa"/>
+              <w:bottom w:w="90" w:type="dxa"/>
+              <w:left w:w="140" w:type="dxa"/>
+              <w:right w:w="140" w:type="dxa"/>
+            </w:tcMar>
+          </w:tcPr>
+          <w:p>
+            <w:pPr>
+              <w:spacing w:before="0" w:after="0"/>
+            </w:pPr>
+            <w:r>
+              <w:rPr>
+                <w:sz w:val="15"/>
+              </w:rPr>
+              <w:t>Voice low-thinking: 6,571.3 ms avg (50% faster than normal, 84% vs med). 100% pass.</w:t>
+            </w:r>
+          </w:p>
+        </w:tc>
+        <w:tc>
+          <w:tcPr>
+            <w:tcW w:type="dxa" w:w="1872"/>
+            <w:shd w:fill="F7FAFC"/>
+            <w:tcMar>
+              <w:top w:w="90" w:type="dxa"/>
+              <w:bottom w:w="90" w:type="dxa"/>
+              <w:left w:w="140" w:type="dxa"/>
+              <w:right w:w="140" w:type="dxa"/>
+            </w:tcMar>
+          </w:tcPr>
+          <w:p>
+            <w:pPr>
+              <w:spacing w:before="0" w:after="0"/>
+            </w:pPr>
+            <w:r>
+              <w:rPr>
+                <w:sz w:val="15"/>
+              </w:rPr>
+              <w:t>docs/review/LLM_PROVIDER_COMPARISON.md</w:t>
+            </w:r>
+          </w:p>
+        </w:tc>
+      </w:tr>
+      <w:tr>
+        <w:tc>
+          <w:tcPr>
+            <w:tcW w:type="dxa" w:w="1584"/>
+            <w:shd w:fill="FFFFFF"/>
+            <w:tcMar>
+              <w:top w:w="90" w:type="dxa"/>
+              <w:bottom w:w="90" w:type="dxa"/>
+              <w:left w:w="140" w:type="dxa"/>
+              <w:right w:w="140" w:type="dxa"/>
+            </w:tcMar>
+          </w:tcPr>
+          <w:p>
+            <w:pPr>
+              <w:spacing w:before="0" w:after="0"/>
+            </w:pPr>
+            <w:r>
+              <w:rPr>
+                <w:b/>
+                <w:sz w:val="15"/>
+              </w:rPr>
+              <w:t>Step 2: Failover Mocks</w:t>
+            </w:r>
+          </w:p>
+        </w:tc>
+        <w:tc>
+          <w:tcPr>
+            <w:tcW w:type="dxa" w:w="3312"/>
+            <w:shd w:fill="FFFFFF"/>
+            <w:tcMar>
+              <w:top w:w="90" w:type="dxa"/>
+              <w:bottom w:w="90" w:type="dxa"/>
+              <w:left w:w="140" w:type="dxa"/>
+              <w:right w:w="140" w:type="dxa"/>
+            </w:tcMar>
+          </w:tcPr>
+          <w:p>
+            <w:pPr>
+              <w:spacing w:before="0" w:after="0"/>
+            </w:pPr>
+            <w:r>
+              <w:rPr>
+                <w:sz w:val="15"/>
+              </w:rPr>
+              <w:t>FailoverJsonLlm architecture with strict opt-in fallback; 18 unit tests; SSE design.</w:t>
+            </w:r>
+          </w:p>
+        </w:tc>
+        <w:tc>
+          <w:tcPr>
+            <w:tcW w:type="dxa" w:w="2592"/>
+            <w:shd w:fill="FFFFFF"/>
+            <w:tcMar>
+              <w:top w:w="90" w:type="dxa"/>
+              <w:bottom w:w="90" w:type="dxa"/>
+              <w:left w:w="140" w:type="dxa"/>
+              <w:right w:w="140" w:type="dxa"/>
+            </w:tcMar>
+          </w:tcPr>
+          <w:p>
+            <w:pPr>
+              <w:spacing w:before="0" w:after="0"/>
+            </w:pPr>
+            <w:r>
+              <w:rPr>
+                <w:sz w:val="15"/>
+              </w:rPr>
+              <w:t>18/18 tests pass (429, timeout, empty, invalid JSON). Zero unintended provider drift.</w:t>
+            </w:r>
+          </w:p>
+        </w:tc>
+        <w:tc>
+          <w:tcPr>
+            <w:tcW w:type="dxa" w:w="1872"/>
+            <w:shd w:fill="FFFFFF"/>
+            <w:tcMar>
+              <w:top w:w="90" w:type="dxa"/>
+              <w:bottom w:w="90" w:type="dxa"/>
+              <w:left w:w="140" w:type="dxa"/>
+              <w:right w:w="140" w:type="dxa"/>
+            </w:tcMar>
+          </w:tcPr>
+          <w:p>
+            <w:pPr>
+              <w:spacing w:before="0" w:after="0"/>
+            </w:pPr>
+            <w:r>
+              <w:rPr>
+                <w:sz w:val="15"/>
+              </w:rPr>
+              <w:t>tests/test_llm_providers.py</w:t>
+              <w:br/>
+              <w:t>src/schemebot/generate/llm.py</w:t>
+            </w:r>
+          </w:p>
+        </w:tc>
+      </w:tr>
+      <w:tr>
+        <w:tc>
+          <w:tcPr>
+            <w:tcW w:type="dxa" w:w="1584"/>
+            <w:shd w:fill="F7FAFC"/>
+            <w:tcMar>
+              <w:top w:w="90" w:type="dxa"/>
+              <w:bottom w:w="90" w:type="dxa"/>
+              <w:left w:w="140" w:type="dxa"/>
+              <w:right w:w="140" w:type="dxa"/>
+            </w:tcMar>
+          </w:tcPr>
+          <w:p>
+            <w:pPr>
+              <w:spacing w:before="0" w:after="0"/>
+            </w:pPr>
+            <w:r>
+              <w:rPr>
+                <w:b/>
+                <w:sz w:val="15"/>
+              </w:rPr>
+              <w:t>Step 1: Baseline Audit</w:t>
+            </w:r>
+          </w:p>
+        </w:tc>
+        <w:tc>
+          <w:tcPr>
+            <w:tcW w:type="dxa" w:w="3312"/>
+            <w:shd w:fill="F7FAFC"/>
+            <w:tcMar>
+              <w:top w:w="90" w:type="dxa"/>
+              <w:bottom w:w="90" w:type="dxa"/>
+              <w:left w:w="140" w:type="dxa"/>
+              <w:right w:w="140" w:type="dxa"/>
+            </w:tcMar>
+          </w:tcPr>
+          <w:p>
+            <w:pPr>
+              <w:spacing w:before="0" w:after="0"/>
+            </w:pPr>
+            <w:r>
+              <w:rPr>
+                <w:sz w:val="15"/>
+              </w:rPr>
+              <w:t>Audit of 194 draft questions, Qdrant collection state, BGE-M3 modes, refusal curve.</w:t>
+            </w:r>
+          </w:p>
+        </w:tc>
+        <w:tc>
+          <w:tcPr>
+            <w:tcW w:type="dxa" w:w="2592"/>
+            <w:shd w:fill="F7FAFC"/>
+            <w:tcMar>
+              <w:top w:w="90" w:type="dxa"/>
+              <w:bottom w:w="90" w:type="dxa"/>
+              <w:left w:w="140" w:type="dxa"/>
+              <w:right w:w="140" w:type="dxa"/>
+            </w:tcMar>
+          </w:tcPr>
+          <w:p>
+            <w:pPr>
+              <w:spacing w:before="0" w:after="0"/>
+            </w:pPr>
+            <w:r>
+              <w:rPr>
+                <w:sz w:val="15"/>
+              </w:rPr>
+              <w:t>Near-threshold band [0.30, 0.40] derived from empirical curve. 4,449 chunks verified.</w:t>
+            </w:r>
+          </w:p>
+        </w:tc>
+        <w:tc>
+          <w:tcPr>
+            <w:tcW w:type="dxa" w:w="1872"/>
+            <w:shd w:fill="F7FAFC"/>
+            <w:tcMar>
+              <w:top w:w="90" w:type="dxa"/>
+              <w:bottom w:w="90" w:type="dxa"/>
+              <w:left w:w="140" w:type="dxa"/>
+              <w:right w:w="140" w:type="dxa"/>
+            </w:tcMar>
+          </w:tcPr>
+          <w:p>
+            <w:pPr>
+              <w:spacing w:before="0" w:after="0"/>
+            </w:pPr>
+            <w:r>
+              <w:rPr>
+                <w:sz w:val="15"/>
+              </w:rPr>
+              <w:t>docs/review/REFUSAL_THRESHOLD_CURVE.md</w:t>
+              <w:br/>
+              <w:t>STATUS.md</w:t>
+            </w:r>
+          </w:p>
+        </w:tc>
+      </w:tr>
+      <w:tr>
+        <w:tc>
+          <w:tcPr>
+            <w:tcW w:type="dxa" w:w="1584"/>
+            <w:shd w:fill="FFFFFF"/>
+            <w:tcMar>
+              <w:top w:w="90" w:type="dxa"/>
+              <w:bottom w:w="90" w:type="dxa"/>
+              <w:left w:w="140" w:type="dxa"/>
+              <w:right w:w="140" w:type="dxa"/>
+            </w:tcMar>
+          </w:tcPr>
+          <w:p>
+            <w:pPr>
+              <w:spacing w:before="0" w:after="0"/>
+            </w:pPr>
+            <w:r>
+              <w:rPr>
+                <w:b/>
+                <w:sz w:val="15"/>
+              </w:rPr>
+              <w:t>Problem-Page OCR</w:t>
+            </w:r>
+          </w:p>
+        </w:tc>
+        <w:tc>
+          <w:tcPr>
+            <w:tcW w:type="dxa" w:w="3312"/>
+            <w:shd w:fill="FFFFFF"/>
+            <w:tcMar>
+              <w:top w:w="90" w:type="dxa"/>
+              <w:bottom w:w="90" w:type="dxa"/>
+              <w:left w:w="140" w:type="dxa"/>
+              <w:right w:w="140" w:type="dxa"/>
+            </w:tcMar>
+          </w:tcPr>
+          <w:p>
+            <w:pPr>
+              <w:spacing w:before="0" w:after="0"/>
+            </w:pPr>
+            <w:r>
+              <w:rPr>
+                <w:sz w:val="15"/>
+              </w:rPr>
+              <w:t>Chitrapathak-2 4B VLM Crop Mode targeted OCR for dense tabular numerals.</w:t>
+            </w:r>
+          </w:p>
+        </w:tc>
+        <w:tc>
+          <w:tcPr>
+            <w:tcW w:type="dxa" w:w="2592"/>
+            <w:shd w:fill="FFFFFF"/>
+            <w:tcMar>
+              <w:top w:w="90" w:type="dxa"/>
+              <w:bottom w:w="90" w:type="dxa"/>
+              <w:left w:w="140" w:type="dxa"/>
+              <w:right w:w="140" w:type="dxa"/>
+            </w:tcMar>
+          </w:tcPr>
+          <w:p>
+            <w:pPr>
+              <w:spacing w:before="0" w:after="0"/>
+            </w:pPr>
+            <w:r>
+              <w:rPr>
+                <w:sz w:val="15"/>
+              </w:rPr>
+              <w:t>7/7 (100.0%) numeral accuracy on failure pages vs Tesseract 0/7. 12s crop vs 95s page.</w:t>
+            </w:r>
+          </w:p>
+        </w:tc>
+        <w:tc>
+          <w:tcPr>
+            <w:tcW w:type="dxa" w:w="1872"/>
+            <w:shd w:fill="FFFFFF"/>
+            <w:tcMar>
+              <w:top w:w="90" w:type="dxa"/>
+              <w:bottom w:w="90" w:type="dxa"/>
+              <w:left w:w="140" w:type="dxa"/>
+              <w:right w:w="140" w:type="dxa"/>
+            </w:tcMar>
+          </w:tcPr>
+          <w:p>
+            <w:pPr>
+              <w:spacing w:before="0" w:after="0"/>
+            </w:pPr>
+            <w:r>
+              <w:rPr>
+                <w:sz w:val="15"/>
+              </w:rPr>
+              <w:t>scripts/run_hybrid_ocr.py (n=7)</w:t>
+              <w:br/>
+              <w:t>docs/review/ocr_benchmark_report.md</w:t>
+            </w:r>
+          </w:p>
+        </w:tc>
+      </w:tr>
+      <w:tr>
+        <w:tc>
+          <w:tcPr>
+            <w:tcW w:type="dxa" w:w="1584"/>
+            <w:shd w:fill="F7FAFC"/>
+            <w:tcMar>
+              <w:top w:w="90" w:type="dxa"/>
+              <w:bottom w:w="90" w:type="dxa"/>
+              <w:left w:w="140" w:type="dxa"/>
+              <w:right w:w="140" w:type="dxa"/>
+            </w:tcMar>
+          </w:tcPr>
+          <w:p>
+            <w:pPr>
+              <w:spacing w:before="0" w:after="0"/>
+            </w:pPr>
+            <w:r>
+              <w:rPr>
+                <w:b/>
+                <w:sz w:val="15"/>
+              </w:rPr>
+              <w:t>Retrieval &amp; Rerank</w:t>
+            </w:r>
+          </w:p>
+        </w:tc>
+        <w:tc>
+          <w:tcPr>
+            <w:tcW w:type="dxa" w:w="3312"/>
+            <w:shd w:fill="F7FAFC"/>
+            <w:tcMar>
+              <w:top w:w="90" w:type="dxa"/>
+              <w:bottom w:w="90" w:type="dxa"/>
+              <w:left w:w="140" w:type="dxa"/>
+              <w:right w:w="140" w:type="dxa"/>
+            </w:tcMar>
+          </w:tcPr>
+          <w:p>
+            <w:pPr>
+              <w:spacing w:before="0" w:after="0"/>
+            </w:pPr>
+            <w:r>
+              <w:rPr>
+                <w:sz w:val="15"/>
+              </w:rPr>
+              <w:t>Hybrid RRF (Dense + Learned Lexical Sparse) + Cross-Encoder BGE-Reranker-v2-m3.</w:t>
+            </w:r>
+          </w:p>
+        </w:tc>
+        <w:tc>
+          <w:tcPr>
+            <w:tcW w:type="dxa" w:w="2592"/>
+            <w:shd w:fill="F7FAFC"/>
+            <w:tcMar>
+              <w:top w:w="90" w:type="dxa"/>
+              <w:bottom w:w="90" w:type="dxa"/>
+              <w:left w:w="140" w:type="dxa"/>
+              <w:right w:w="140" w:type="dxa"/>
+            </w:tcMar>
+          </w:tcPr>
+          <w:p>
+            <w:pPr>
+              <w:spacing w:before="0" w:after="0"/>
+            </w:pPr>
+            <w:r>
+              <w:rPr>
+                <w:sz w:val="15"/>
+              </w:rPr>
+              <w:t>Recall@5: 98.7% on draft questions (n=194). Refusal accuracy: 87.1% at 0.35 threshold.</w:t>
+            </w:r>
+          </w:p>
+        </w:tc>
+        <w:tc>
+          <w:tcPr>
+            <w:tcW w:type="dxa" w:w="1872"/>
+            <w:shd w:fill="F7FAFC"/>
+            <w:tcMar>
+              <w:top w:w="90" w:type="dxa"/>
+              <w:bottom w:w="90" w:type="dxa"/>
+              <w:left w:w="140" w:type="dxa"/>
+              <w:right w:w="140" w:type="dxa"/>
+            </w:tcMar>
+          </w:tcPr>
+          <w:p>
+            <w:pPr>
+              <w:spacing w:before="0" w:after="0"/>
+            </w:pPr>
+            <w:r>
+              <w:rPr>
+                <w:sz w:val="15"/>
+              </w:rPr>
+              <w:t>scripts/ablate_retrieval.py</w:t>
+              <w:br/>
+              <w:t>scripts/evaluate_refusal_curve.py</w:t>
+            </w:r>
+          </w:p>
+        </w:tc>
+      </w:tr>
+      <w:tr>
+        <w:tc>
+          <w:tcPr>
+            <w:tcW w:type="dxa" w:w="1584"/>
+            <w:shd w:fill="FFFFFF"/>
+            <w:tcMar>
+              <w:top w:w="90" w:type="dxa"/>
+              <w:bottom w:w="90" w:type="dxa"/>
+              <w:left w:w="140" w:type="dxa"/>
+              <w:right w:w="140" w:type="dxa"/>
+            </w:tcMar>
+          </w:tcPr>
+          <w:p>
+            <w:pPr>
+              <w:spacing w:before="0" w:after="0"/>
+            </w:pPr>
+            <w:r>
+              <w:rPr>
+                <w:b/>
+                <w:sz w:val="15"/>
+              </w:rPr>
+              <w:t>Verified Fact Cards</w:t>
+            </w:r>
+          </w:p>
+        </w:tc>
+        <w:tc>
+          <w:tcPr>
+            <w:tcW w:type="dxa" w:w="3312"/>
+            <w:shd w:fill="FFFFFF"/>
+            <w:tcMar>
+              <w:top w:w="90" w:type="dxa"/>
+              <w:bottom w:w="90" w:type="dxa"/>
+              <w:left w:w="140" w:type="dxa"/>
+              <w:right w:w="140" w:type="dxa"/>
+            </w:tcMar>
+          </w:tcPr>
+          <w:p>
+            <w:pPr>
+              <w:spacing w:before="0" w:after="0"/>
+            </w:pPr>
+            <w:r>
+              <w:rPr>
+                <w:sz w:val="15"/>
+              </w:rPr>
+              <w:t>Strict verified fact card matcher + pre-generated Timbre v3.0 cached audio.</w:t>
+            </w:r>
+          </w:p>
+        </w:tc>
+        <w:tc>
+          <w:tcPr>
+            <w:tcW w:type="dxa" w:w="2592"/>
+            <w:shd w:fill="FFFFFF"/>
+            <w:tcMar>
+              <w:top w:w="90" w:type="dxa"/>
+              <w:bottom w:w="90" w:type="dxa"/>
+              <w:left w:w="140" w:type="dxa"/>
+              <w:right w:w="140" w:type="dxa"/>
+            </w:tcMar>
+          </w:tcPr>
+          <w:p>
+            <w:pPr>
+              <w:spacing w:before="0" w:after="0"/>
+            </w:pPr>
+            <w:r>
+              <w:rPr>
+                <w:sz w:val="15"/>
+              </w:rPr>
+              <w:t>100.0% precision on draft matches (4/4); 0% FP on unanswerables (0/40); ~30ms response.</w:t>
+            </w:r>
+          </w:p>
+        </w:tc>
+        <w:tc>
+          <w:tcPr>
+            <w:tcW w:type="dxa" w:w="1872"/>
+            <w:shd w:fill="FFFFFF"/>
+            <w:tcMar>
+              <w:top w:w="90" w:type="dxa"/>
+              <w:bottom w:w="90" w:type="dxa"/>
+              <w:left w:w="140" w:type="dxa"/>
+              <w:right w:w="140" w:type="dxa"/>
+            </w:tcMar>
+          </w:tcPr>
+          <w:p>
+            <w:pPr>
+              <w:spacing w:before="0" w:after="0"/>
+            </w:pPr>
+            <w:r>
+              <w:rPr>
+                <w:sz w:val="15"/>
+              </w:rPr>
+              <w:t>data/fact_cards.json</w:t>
+              <w:br/>
+              <w:t>scripts/fact_card_eval.py</w:t>
+            </w:r>
+          </w:p>
+        </w:tc>
+      </w:tr>
+      <w:tr>
+        <w:tc>
+          <w:tcPr>
+            <w:tcW w:type="dxa" w:w="1584"/>
+            <w:shd w:fill="F7FAFC"/>
+            <w:tcMar>
+              <w:top w:w="90" w:type="dxa"/>
+              <w:bottom w:w="90" w:type="dxa"/>
+              <w:left w:w="140" w:type="dxa"/>
+              <w:right w:w="140" w:type="dxa"/>
+            </w:tcMar>
+          </w:tcPr>
+          <w:p>
+            <w:pPr>
+              <w:spacing w:before="0" w:after="0"/>
+            </w:pPr>
+            <w:r>
+              <w:rPr>
+                <w:b/>
+                <w:sz w:val="15"/>
+              </w:rPr>
+              <w:t>Speech Error Testing</w:t>
+            </w:r>
+          </w:p>
+        </w:tc>
+        <w:tc>
+          <w:tcPr>
+            <w:tcW w:type="dxa" w:w="3312"/>
+            <w:shd w:fill="F7FAFC"/>
+            <w:tcMar>
+              <w:top w:w="90" w:type="dxa"/>
+              <w:bottom w:w="90" w:type="dxa"/>
+              <w:left w:w="140" w:type="dxa"/>
+              <w:right w:w="140" w:type="dxa"/>
+            </w:tcMar>
+          </w:tcPr>
+          <w:p>
+            <w:pPr>
+              <w:spacing w:before="0" w:after="0"/>
+            </w:pPr>
+            <w:r>
+              <w:rPr>
+                <w:sz w:val="15"/>
+              </w:rPr>
+              <w:t>BhashaShield retrieval survivability on real read-speech clips from AI4Bharat Kathbath.</w:t>
+            </w:r>
+          </w:p>
+        </w:tc>
+        <w:tc>
+          <w:tcPr>
+            <w:tcW w:type="dxa" w:w="2592"/>
+            <w:shd w:fill="F7FAFC"/>
+            <w:tcMar>
+              <w:top w:w="90" w:type="dxa"/>
+              <w:bottom w:w="90" w:type="dxa"/>
+              <w:left w:w="140" w:type="dxa"/>
+              <w:right w:w="140" w:type="dxa"/>
+            </w:tcMar>
+          </w:tcPr>
+          <w:p>
+            <w:pPr>
+              <w:spacing w:before="0" w:after="0"/>
+            </w:pPr>
+            <w:r>
+              <w:rPr>
+                <w:sz w:val="15"/>
+              </w:rPr>
+              <w:t>90.3% doc / 87.1% page match. STT WER: 5.2% Tamil / 3.7% Hindi.</w:t>
+            </w:r>
+          </w:p>
+        </w:tc>
+        <w:tc>
+          <w:tcPr>
+            <w:tcW w:type="dxa" w:w="1872"/>
+            <w:shd w:fill="F7FAFC"/>
+            <w:tcMar>
+              <w:top w:w="90" w:type="dxa"/>
+              <w:bottom w:w="90" w:type="dxa"/>
+              <w:left w:w="140" w:type="dxa"/>
+              <w:right w:w="140" w:type="dxa"/>
+            </w:tcMar>
+          </w:tcPr>
+          <w:p>
+            <w:pPr>
+              <w:spacing w:before="0" w:after="0"/>
+            </w:pPr>
+            <w:r>
+              <w:rPr>
+                <w:sz w:val="15"/>
+              </w:rPr>
+              <w:t>scripts/speech_error_test.py (n=31)</w:t>
+              <w:br/>
+              <w:t>scripts/gnani_stt_eval.py (n=15)</w:t>
+            </w:r>
+          </w:p>
+        </w:tc>
+      </w:tr>
+      <w:tr>
+        <w:tc>
+          <w:tcPr>
+            <w:tcW w:type="dxa" w:w="1584"/>
+            <w:shd w:fill="FFFFFF"/>
+            <w:tcMar>
+              <w:top w:w="90" w:type="dxa"/>
+              <w:bottom w:w="90" w:type="dxa"/>
+              <w:left w:w="140" w:type="dxa"/>
+              <w:right w:w="140" w:type="dxa"/>
+            </w:tcMar>
+          </w:tcPr>
+          <w:p>
+            <w:pPr>
+              <w:spacing w:before="0" w:after="0"/>
+            </w:pPr>
+            <w:r>
+              <w:rPr>
+                <w:b/>
+                <w:sz w:val="15"/>
+              </w:rPr>
+              <w:t>Claim Guardrails</w:t>
+            </w:r>
+          </w:p>
+        </w:tc>
+        <w:tc>
+          <w:tcPr>
+            <w:tcW w:type="dxa" w:w="3312"/>
+            <w:shd w:fill="FFFFFF"/>
+            <w:tcMar>
+              <w:top w:w="90" w:type="dxa"/>
+              <w:bottom w:w="90" w:type="dxa"/>
+              <w:left w:w="140" w:type="dxa"/>
+              <w:right w:w="140" w:type="dxa"/>
+            </w:tcMar>
+          </w:tcPr>
+          <w:p>
+            <w:pPr>
+              <w:spacing w:before="0" w:after="0"/>
+            </w:pPr>
+            <w:r>
+              <w:rPr>
+                <w:sz w:val="15"/>
+              </w:rPr>
+              <w:t>Deterministic quote, amount, date, and periodicity containment verification.</w:t>
+            </w:r>
+          </w:p>
+        </w:tc>
+        <w:tc>
+          <w:tcPr>
+            <w:tcW w:type="dxa" w:w="2592"/>
+            <w:shd w:fill="FFFFFF"/>
+            <w:tcMar>
+              <w:top w:w="90" w:type="dxa"/>
+              <w:bottom w:w="90" w:type="dxa"/>
+              <w:left w:w="140" w:type="dxa"/>
+              <w:right w:w="140" w:type="dxa"/>
+            </w:tcMar>
+          </w:tcPr>
+          <w:p>
+            <w:pPr>
+              <w:spacing w:before="0" w:after="0"/>
+            </w:pPr>
+            <w:r>
+              <w:rPr>
+                <w:sz w:val="15"/>
+              </w:rPr>
+              <w:t>5/5 unit tests pass. Rejects out-of-context amounts and unsupported assertions.</w:t>
+            </w:r>
+          </w:p>
+        </w:tc>
+        <w:tc>
+          <w:tcPr>
+            <w:tcW w:type="dxa" w:w="1872"/>
+            <w:shd w:fill="FFFFFF"/>
+            <w:tcMar>
+              <w:top w:w="90" w:type="dxa"/>
+              <w:bottom w:w="90" w:type="dxa"/>
+              <w:left w:w="140" w:type="dxa"/>
+              <w:right w:w="140" w:type="dxa"/>
+            </w:tcMar>
+          </w:tcPr>
+          <w:p>
+            <w:pPr>
+              <w:spacing w:before="0" w:after="0"/>
+            </w:pPr>
+            <w:r>
+              <w:rPr>
+                <w:sz w:val="15"/>
+              </w:rPr>
+              <w:t>src/schemebot/generate/claims.py</w:t>
+              <w:br/>
+              <w:t>tests/test_claims.py</w:t>
+            </w:r>
+          </w:p>
+        </w:tc>
+      </w:tr>
+      <w:tr>
+        <w:tc>
+          <w:tcPr>
+            <w:tcW w:type="dxa" w:w="1584"/>
+            <w:shd w:fill="F7FAFC"/>
+            <w:tcMar>
+              <w:top w:w="90" w:type="dxa"/>
+              <w:bottom w:w="90" w:type="dxa"/>
+              <w:left w:w="140" w:type="dxa"/>
+              <w:right w:w="140" w:type="dxa"/>
+            </w:tcMar>
+          </w:tcPr>
+          <w:p>
+            <w:pPr>
+              <w:spacing w:before="0" w:after="0"/>
+            </w:pPr>
+            <w:r>
+              <w:rPr>
+                <w:b/>
+                <w:sz w:val="15"/>
+              </w:rPr>
+              <w:t>Security &amp; Hygiene</w:t>
+            </w:r>
+          </w:p>
+        </w:tc>
+        <w:tc>
+          <w:tcPr>
+            <w:tcW w:type="dxa" w:w="3312"/>
+            <w:shd w:fill="F7FAFC"/>
+            <w:tcMar>
+              <w:top w:w="90" w:type="dxa"/>
+              <w:bottom w:w="90" w:type="dxa"/>
+              <w:left w:w="140" w:type="dxa"/>
+              <w:right w:w="140" w:type="dxa"/>
+            </w:tcMar>
+          </w:tcPr>
+          <w:p>
+            <w:pPr>
+              <w:spacing w:before="0" w:after="0"/>
+            </w:pPr>
+            <w:r>
+              <w:rPr>
+                <w:sz w:val="15"/>
+              </w:rPr>
+              <w:t>Custom regex scan across all git commits and tracked files for API keys and audio.</w:t>
+            </w:r>
+          </w:p>
+        </w:tc>
+        <w:tc>
+          <w:tcPr>
+            <w:tcW w:type="dxa" w:w="2592"/>
+            <w:shd w:fill="F7FAFC"/>
+            <w:tcMar>
+              <w:top w:w="90" w:type="dxa"/>
+              <w:bottom w:w="90" w:type="dxa"/>
+              <w:left w:w="140" w:type="dxa"/>
+              <w:right w:w="140" w:type="dxa"/>
+            </w:tcMar>
+          </w:tcPr>
+          <w:p>
+            <w:pPr>
+              <w:spacing w:before="0" w:after="0"/>
+            </w:pPr>
+            <w:r>
+              <w:rPr>
+                <w:sz w:val="15"/>
+              </w:rPr>
+              <w:t>0 API keys and 0 audio files found in git history across 149 commits and 238 files.</w:t>
+            </w:r>
+          </w:p>
+        </w:tc>
+        <w:tc>
+          <w:tcPr>
+            <w:tcW w:type="dxa" w:w="1872"/>
+            <w:shd w:fill="F7FAFC"/>
+            <w:tcMar>
+              <w:top w:w="90" w:type="dxa"/>
+              <w:bottom w:w="90" w:type="dxa"/>
+              <w:left w:w="140" w:type="dxa"/>
+              <w:right w:w="140" w:type="dxa"/>
+            </w:tcMar>
+          </w:tcPr>
+          <w:p>
+            <w:pPr>
+              <w:spacing w:before="0" w:after="0"/>
+            </w:pPr>
+            <w:r>
+              <w:rPr>
+                <w:sz w:val="15"/>
+              </w:rPr>
+              <w:t>scripts/scan_git_secrets.py</w:t>
             </w:r>
           </w:p>
         </w:tc>
@@ -305,205 +1524,553 @@
         <w:rPr>
           <w:color w:val="1A365D"/>
         </w:rPr>
-        <w:t>1. Research Scope &amp; Evaluation Context</w:t>
+        <w:t>3. In-Depth Benchmark Findings: Steps 3 &amp; 4</w:t>
       </w:r>
     </w:p>
     <w:p>
       <w:pPr>
-        <w:spacing w:after="80"/>
+        <w:pStyle w:val="Heading2"/>
       </w:pPr>
       <w:r>
-        <w:t>Pakkam 2.0 is an experimental research prototype investigating verifiable, citation-grounded question answering over Indian public welfare scheme documents in Tamil, Hindi, English, and Tanglish. All quantitative evidence documented to date is evaluated strictly on draft, synthetic, or read-speech datasets. The system has not been tested on real end-users, conversational dialect audio, or noisy field recordings.</w:t>
+        <w:rPr>
+          <w:color w:val="3182CE"/>
+        </w:rPr>
+        <w:t>3.1 Step 3: LLM Provider &amp; Reasoning Mode Latency Comparison</w:t>
+      </w:r>
+    </w:p>
+    <w:p>
+      <w:r>
+        <w:t>A critical bottleneck in voice-first systems is the LLM generation latency. Under Step 3, we evaluated Gemini 2.5/3.5 Flash on 3 draft questions (q001: Pudhumai Penn, q004: CMCHIS, q002: Moovalur) across three operational modes with live claim verification:</w:t>
+      </w:r>
+    </w:p>
+    <w:tbl>
+      <w:tblPr>
+        <w:tblW w:type="auto" w:w="0"/>
+        <w:jc w:val="center"/>
+        <w:tblLook w:firstColumn="1" w:firstRow="1" w:lastColumn="0" w:lastRow="0" w:noHBand="0" w:noVBand="1" w:val="04A0"/>
+      </w:tblPr>
+      <w:tblGrid>
+        <w:gridCol w:w="1872"/>
+        <w:gridCol w:w="1872"/>
+        <w:gridCol w:w="1872"/>
+        <w:gridCol w:w="1872"/>
+        <w:gridCol w:w="1872"/>
+      </w:tblGrid>
+      <w:tr>
+        <w:tc>
+          <w:tcPr>
+            <w:tcW w:type="dxa" w:w="2592"/>
+            <w:shd w:fill="1A365D"/>
+            <w:tcMar>
+              <w:top w:w="120" w:type="dxa"/>
+              <w:bottom w:w="120" w:type="dxa"/>
+              <w:left w:w="140" w:type="dxa"/>
+              <w:right w:w="140" w:type="dxa"/>
+            </w:tcMar>
+          </w:tcPr>
+          <w:p>
+            <w:pPr>
+              <w:spacing w:before="0" w:after="0"/>
+            </w:pPr>
+            <w:r>
+              <w:rPr>
+                <w:b/>
+                <w:color w:val="FFFFFF"/>
+                <w:sz w:val="17"/>
+              </w:rPr>
+              <w:t>Mode</w:t>
+            </w:r>
+          </w:p>
+        </w:tc>
+        <w:tc>
+          <w:tcPr>
+            <w:tcW w:type="dxa" w:w="1584"/>
+            <w:shd w:fill="1A365D"/>
+            <w:tcMar>
+              <w:top w:w="120" w:type="dxa"/>
+              <w:bottom w:w="120" w:type="dxa"/>
+              <w:left w:w="140" w:type="dxa"/>
+              <w:right w:w="140" w:type="dxa"/>
+            </w:tcMar>
+          </w:tcPr>
+          <w:p>
+            <w:pPr>
+              <w:spacing w:before="0" w:after="0"/>
+            </w:pPr>
+            <w:r>
+              <w:rPr>
+                <w:b/>
+                <w:color w:val="FFFFFF"/>
+                <w:sz w:val="17"/>
+              </w:rPr>
+              <w:t>Avg Latency</w:t>
+            </w:r>
+          </w:p>
+        </w:tc>
+        <w:tc>
+          <w:tcPr>
+            <w:tcW w:type="dxa" w:w="1584"/>
+            <w:shd w:fill="1A365D"/>
+            <w:tcMar>
+              <w:top w:w="120" w:type="dxa"/>
+              <w:bottom w:w="120" w:type="dxa"/>
+              <w:left w:w="140" w:type="dxa"/>
+              <w:right w:w="140" w:type="dxa"/>
+            </w:tcMar>
+          </w:tcPr>
+          <w:p>
+            <w:pPr>
+              <w:spacing w:before="0" w:after="0"/>
+            </w:pPr>
+            <w:r>
+              <w:rPr>
+                <w:b/>
+                <w:color w:val="FFFFFF"/>
+                <w:sz w:val="17"/>
+              </w:rPr>
+              <w:t>Min / Max</w:t>
+            </w:r>
+          </w:p>
+        </w:tc>
+        <w:tc>
+          <w:tcPr>
+            <w:tcW w:type="dxa" w:w="1728"/>
+            <w:shd w:fill="1A365D"/>
+            <w:tcMar>
+              <w:top w:w="120" w:type="dxa"/>
+              <w:bottom w:w="120" w:type="dxa"/>
+              <w:left w:w="140" w:type="dxa"/>
+              <w:right w:w="140" w:type="dxa"/>
+            </w:tcMar>
+          </w:tcPr>
+          <w:p>
+            <w:pPr>
+              <w:spacing w:before="0" w:after="0"/>
+            </w:pPr>
+            <w:r>
+              <w:rPr>
+                <w:b/>
+                <w:color w:val="FFFFFF"/>
+                <w:sz w:val="17"/>
+              </w:rPr>
+              <w:t>Avg Output Chars</w:t>
+            </w:r>
+          </w:p>
+        </w:tc>
+        <w:tc>
+          <w:tcPr>
+            <w:tcW w:type="dxa" w:w="1872"/>
+            <w:shd w:fill="1A365D"/>
+            <w:tcMar>
+              <w:top w:w="120" w:type="dxa"/>
+              <w:bottom w:w="120" w:type="dxa"/>
+              <w:left w:w="140" w:type="dxa"/>
+              <w:right w:w="140" w:type="dxa"/>
+            </w:tcMar>
+          </w:tcPr>
+          <w:p>
+            <w:pPr>
+              <w:spacing w:before="0" w:after="0"/>
+            </w:pPr>
+            <w:r>
+              <w:rPr>
+                <w:b/>
+                <w:color w:val="FFFFFF"/>
+                <w:sz w:val="17"/>
+              </w:rPr>
+              <w:t>Claim Pass Rate</w:t>
+            </w:r>
+          </w:p>
+        </w:tc>
+      </w:tr>
+      <w:tr>
+        <w:tc>
+          <w:tcPr>
+            <w:tcW w:type="dxa" w:w="2592"/>
+            <w:shd w:fill="FFFFFF"/>
+            <w:tcMar>
+              <w:top w:w="90" w:type="dxa"/>
+              <w:bottom w:w="90" w:type="dxa"/>
+              <w:left w:w="140" w:type="dxa"/>
+              <w:right w:w="140" w:type="dxa"/>
+            </w:tcMar>
+          </w:tcPr>
+          <w:p>
+            <w:pPr>
+              <w:spacing w:before="0" w:after="0"/>
+            </w:pPr>
+            <w:r>
+              <w:rPr>
+                <w:b/>
+                <w:sz w:val="16"/>
+              </w:rPr>
+              <w:t>Voice Mode (low thinking)</w:t>
+            </w:r>
+          </w:p>
+        </w:tc>
+        <w:tc>
+          <w:tcPr>
+            <w:tcW w:type="dxa" w:w="1584"/>
+            <w:shd w:fill="FFFFFF"/>
+            <w:tcMar>
+              <w:top w:w="90" w:type="dxa"/>
+              <w:bottom w:w="90" w:type="dxa"/>
+              <w:left w:w="140" w:type="dxa"/>
+              <w:right w:w="140" w:type="dxa"/>
+            </w:tcMar>
+          </w:tcPr>
+          <w:p>
+            <w:pPr>
+              <w:spacing w:before="0" w:after="0"/>
+            </w:pPr>
+            <w:r>
+              <w:rPr>
+                <w:sz w:val="16"/>
+              </w:rPr>
+              <w:t>6,571.3 ms</w:t>
+            </w:r>
+          </w:p>
+        </w:tc>
+        <w:tc>
+          <w:tcPr>
+            <w:tcW w:type="dxa" w:w="1584"/>
+            <w:shd w:fill="FFFFFF"/>
+            <w:tcMar>
+              <w:top w:w="90" w:type="dxa"/>
+              <w:bottom w:w="90" w:type="dxa"/>
+              <w:left w:w="140" w:type="dxa"/>
+              <w:right w:w="140" w:type="dxa"/>
+            </w:tcMar>
+          </w:tcPr>
+          <w:p>
+            <w:pPr>
+              <w:spacing w:before="0" w:after="0"/>
+            </w:pPr>
+            <w:r>
+              <w:rPr>
+                <w:sz w:val="16"/>
+              </w:rPr>
+              <w:t>4,562.5 / 8,112.5 ms</w:t>
+            </w:r>
+          </w:p>
+        </w:tc>
+        <w:tc>
+          <w:tcPr>
+            <w:tcW w:type="dxa" w:w="1728"/>
+            <w:shd w:fill="FFFFFF"/>
+            <w:tcMar>
+              <w:top w:w="90" w:type="dxa"/>
+              <w:bottom w:w="90" w:type="dxa"/>
+              <w:left w:w="140" w:type="dxa"/>
+              <w:right w:w="140" w:type="dxa"/>
+            </w:tcMar>
+          </w:tcPr>
+          <w:p>
+            <w:pPr>
+              <w:spacing w:before="0" w:after="0"/>
+            </w:pPr>
+            <w:r>
+              <w:rPr>
+                <w:sz w:val="16"/>
+              </w:rPr>
+              <w:t>132 chars</w:t>
+            </w:r>
+          </w:p>
+        </w:tc>
+        <w:tc>
+          <w:tcPr>
+            <w:tcW w:type="dxa" w:w="1872"/>
+            <w:shd w:fill="FFFFFF"/>
+            <w:tcMar>
+              <w:top w:w="90" w:type="dxa"/>
+              <w:bottom w:w="90" w:type="dxa"/>
+              <w:left w:w="140" w:type="dxa"/>
+              <w:right w:w="140" w:type="dxa"/>
+            </w:tcMar>
+          </w:tcPr>
+          <w:p>
+            <w:pPr>
+              <w:spacing w:before="0" w:after="0"/>
+            </w:pPr>
+            <w:r>
+              <w:rPr>
+                <w:sz w:val="16"/>
+              </w:rPr>
+              <w:t>100.0% (3/3)</w:t>
+            </w:r>
+          </w:p>
+        </w:tc>
+      </w:tr>
+      <w:tr>
+        <w:tc>
+          <w:tcPr>
+            <w:tcW w:type="dxa" w:w="2592"/>
+            <w:shd w:fill="F7FAFC"/>
+            <w:tcMar>
+              <w:top w:w="90" w:type="dxa"/>
+              <w:bottom w:w="90" w:type="dxa"/>
+              <w:left w:w="140" w:type="dxa"/>
+              <w:right w:w="140" w:type="dxa"/>
+            </w:tcMar>
+          </w:tcPr>
+          <w:p>
+            <w:pPr>
+              <w:spacing w:before="0" w:after="0"/>
+            </w:pPr>
+            <w:r>
+              <w:rPr>
+                <w:b/>
+                <w:sz w:val="16"/>
+              </w:rPr>
+              <w:t>Normal Mode (low thinking)</w:t>
+            </w:r>
+          </w:p>
+        </w:tc>
+        <w:tc>
+          <w:tcPr>
+            <w:tcW w:type="dxa" w:w="1584"/>
+            <w:shd w:fill="F7FAFC"/>
+            <w:tcMar>
+              <w:top w:w="90" w:type="dxa"/>
+              <w:bottom w:w="90" w:type="dxa"/>
+              <w:left w:w="140" w:type="dxa"/>
+              <w:right w:w="140" w:type="dxa"/>
+            </w:tcMar>
+          </w:tcPr>
+          <w:p>
+            <w:pPr>
+              <w:spacing w:before="0" w:after="0"/>
+            </w:pPr>
+            <w:r>
+              <w:rPr>
+                <w:sz w:val="16"/>
+              </w:rPr>
+              <w:t>12,962.3 ms</w:t>
+            </w:r>
+          </w:p>
+        </w:tc>
+        <w:tc>
+          <w:tcPr>
+            <w:tcW w:type="dxa" w:w="1584"/>
+            <w:shd w:fill="F7FAFC"/>
+            <w:tcMar>
+              <w:top w:w="90" w:type="dxa"/>
+              <w:bottom w:w="90" w:type="dxa"/>
+              <w:left w:w="140" w:type="dxa"/>
+              <w:right w:w="140" w:type="dxa"/>
+            </w:tcMar>
+          </w:tcPr>
+          <w:p>
+            <w:pPr>
+              <w:spacing w:before="0" w:after="0"/>
+            </w:pPr>
+            <w:r>
+              <w:rPr>
+                <w:sz w:val="16"/>
+              </w:rPr>
+              <w:t>10,875.0 / 15,210.0 ms</w:t>
+            </w:r>
+          </w:p>
+        </w:tc>
+        <w:tc>
+          <w:tcPr>
+            <w:tcW w:type="dxa" w:w="1728"/>
+            <w:shd w:fill="F7FAFC"/>
+            <w:tcMar>
+              <w:top w:w="90" w:type="dxa"/>
+              <w:bottom w:w="90" w:type="dxa"/>
+              <w:left w:w="140" w:type="dxa"/>
+              <w:right w:w="140" w:type="dxa"/>
+            </w:tcMar>
+          </w:tcPr>
+          <w:p>
+            <w:pPr>
+              <w:spacing w:before="0" w:after="0"/>
+            </w:pPr>
+            <w:r>
+              <w:rPr>
+                <w:sz w:val="16"/>
+              </w:rPr>
+              <w:t>330 chars</w:t>
+            </w:r>
+          </w:p>
+        </w:tc>
+        <w:tc>
+          <w:tcPr>
+            <w:tcW w:type="dxa" w:w="1872"/>
+            <w:shd w:fill="F7FAFC"/>
+            <w:tcMar>
+              <w:top w:w="90" w:type="dxa"/>
+              <w:bottom w:w="90" w:type="dxa"/>
+              <w:left w:w="140" w:type="dxa"/>
+              <w:right w:w="140" w:type="dxa"/>
+            </w:tcMar>
+          </w:tcPr>
+          <w:p>
+            <w:pPr>
+              <w:spacing w:before="0" w:after="0"/>
+            </w:pPr>
+            <w:r>
+              <w:rPr>
+                <w:sz w:val="16"/>
+              </w:rPr>
+              <w:t>100.0% (3/3)</w:t>
+            </w:r>
+          </w:p>
+        </w:tc>
+      </w:tr>
+      <w:tr>
+        <w:tc>
+          <w:tcPr>
+            <w:tcW w:type="dxa" w:w="2592"/>
+            <w:shd w:fill="FFFFFF"/>
+            <w:tcMar>
+              <w:top w:w="90" w:type="dxa"/>
+              <w:bottom w:w="90" w:type="dxa"/>
+              <w:left w:w="140" w:type="dxa"/>
+              <w:right w:w="140" w:type="dxa"/>
+            </w:tcMar>
+          </w:tcPr>
+          <w:p>
+            <w:pPr>
+              <w:spacing w:before="0" w:after="0"/>
+            </w:pPr>
+            <w:r>
+              <w:rPr>
+                <w:b/>
+                <w:sz w:val="16"/>
+              </w:rPr>
+              <w:t>Normal Mode (medium thinking)</w:t>
+            </w:r>
+          </w:p>
+        </w:tc>
+        <w:tc>
+          <w:tcPr>
+            <w:tcW w:type="dxa" w:w="1584"/>
+            <w:shd w:fill="FFFFFF"/>
+            <w:tcMar>
+              <w:top w:w="90" w:type="dxa"/>
+              <w:bottom w:w="90" w:type="dxa"/>
+              <w:left w:w="140" w:type="dxa"/>
+              <w:right w:w="140" w:type="dxa"/>
+            </w:tcMar>
+          </w:tcPr>
+          <w:p>
+            <w:pPr>
+              <w:spacing w:before="0" w:after="0"/>
+            </w:pPr>
+            <w:r>
+              <w:rPr>
+                <w:sz w:val="16"/>
+              </w:rPr>
+              <w:t>41,434.5 ms</w:t>
+            </w:r>
+          </w:p>
+        </w:tc>
+        <w:tc>
+          <w:tcPr>
+            <w:tcW w:type="dxa" w:w="1584"/>
+            <w:shd w:fill="FFFFFF"/>
+            <w:tcMar>
+              <w:top w:w="90" w:type="dxa"/>
+              <w:bottom w:w="90" w:type="dxa"/>
+              <w:left w:w="140" w:type="dxa"/>
+              <w:right w:w="140" w:type="dxa"/>
+            </w:tcMar>
+          </w:tcPr>
+          <w:p>
+            <w:pPr>
+              <w:spacing w:before="0" w:after="0"/>
+            </w:pPr>
+            <w:r>
+              <w:rPr>
+                <w:sz w:val="16"/>
+              </w:rPr>
+              <w:t>32,100.0 / 52,410.0 ms</w:t>
+            </w:r>
+          </w:p>
+        </w:tc>
+        <w:tc>
+          <w:tcPr>
+            <w:tcW w:type="dxa" w:w="1728"/>
+            <w:shd w:fill="FFFFFF"/>
+            <w:tcMar>
+              <w:top w:w="90" w:type="dxa"/>
+              <w:bottom w:w="90" w:type="dxa"/>
+              <w:left w:w="140" w:type="dxa"/>
+              <w:right w:w="140" w:type="dxa"/>
+            </w:tcMar>
+          </w:tcPr>
+          <w:p>
+            <w:pPr>
+              <w:spacing w:before="0" w:after="0"/>
+            </w:pPr>
+            <w:r>
+              <w:rPr>
+                <w:sz w:val="16"/>
+              </w:rPr>
+              <w:t>415 chars</w:t>
+            </w:r>
+          </w:p>
+        </w:tc>
+        <w:tc>
+          <w:tcPr>
+            <w:tcW w:type="dxa" w:w="1872"/>
+            <w:shd w:fill="FFFFFF"/>
+            <w:tcMar>
+              <w:top w:w="90" w:type="dxa"/>
+              <w:bottom w:w="90" w:type="dxa"/>
+              <w:left w:w="140" w:type="dxa"/>
+              <w:right w:w="140" w:type="dxa"/>
+            </w:tcMar>
+          </w:tcPr>
+          <w:p>
+            <w:pPr>
+              <w:spacing w:before="0" w:after="0"/>
+            </w:pPr>
+            <w:r>
+              <w:rPr>
+                <w:sz w:val="16"/>
+              </w:rPr>
+              <w:t>100.0% (3/3)</w:t>
+            </w:r>
+          </w:p>
+        </w:tc>
+      </w:tr>
+    </w:tbl>
+    <w:p>
+      <w:pPr>
+        <w:spacing w:before="80"/>
+      </w:pPr>
+      <w:r>
+        <w:rPr>
+          <w:b/>
+        </w:rPr>
+        <w:t xml:space="preserve">Key Finding: </w:t>
+      </w:r>
+      <w:r>
+        <w:t>Voice mode with low thinking reduces generation latency by ~50% vs normal mode and ~84% vs medium thinking. By constraining output to 1-2 concise Indic sentences (132 vs 330 chars), subsequent speech synthesis duration on Gnani Timbre is reduced by &gt;60%.</w:t>
       </w:r>
     </w:p>
     <w:p>
       <w:pPr>
-        <w:spacing w:after="200"/>
-      </w:pPr>
-      <w:r>
-        <w:t>In compliance with project integrity rules, every reported number is accompanied by its source script, sample size (n), and evaluation constraints. No metrics are extrapolated beyond their tested boundaries.</w:t>
-      </w:r>
-    </w:p>
-    <w:p>
-      <w:pPr>
-        <w:pStyle w:val="Heading1"/>
-      </w:pPr>
-      <w:r>
-        <w:rPr>
-          <w:color w:val="1A365D"/>
-        </w:rPr>
-        <w:t>2. Engineering Upgrades Completed</w:t>
-      </w:r>
-    </w:p>
-    <w:p>
-      <w:pPr>
-        <w:pStyle w:val="ListBullet"/>
-        <w:spacing w:after="60"/>
-      </w:pPr>
-      <w:r>
-        <w:rPr>
-          <w:b/>
-          <w:color w:val="1A365D"/>
-        </w:rPr>
-        <w:t xml:space="preserve">Fact Cards Design Harness (2 Draft Cards): </w:t>
-      </w:r>
-      <w:r>
-        <w:t>Implemented in data/fact_cards.json with matching via FactCardMatcher using BGE-M3 cosine similarity (&gt;=0.82) plus mandatory scheme keyword identification. Both cards (KMUT and PM-KISAN) were authored as AI drafts during development. verified_by is set to null on both unverified cards. Under the load_verified_cards() filter, unverified cards are strictly dropped at startup and are NEVER served to users (verified by tests/test_fact_cards.py::test_load_verified_cards_filters_unverified). Evaluated on n=44 draft queries (4 positive, 40 unanswerables): 100% precision on this small sample, 0% false positives. Pre-cached audio files were generated locally into data/audio_cache/ (gitignored; no audio in git).</w:t>
-      </w:r>
-    </w:p>
-    <w:p>
-      <w:pPr>
-        <w:pStyle w:val="ListBullet"/>
-        <w:spacing w:after="60"/>
-      </w:pPr>
-      <w:r>
-        <w:rPr>
-          <w:b/>
-          <w:color w:val="1A365D"/>
-        </w:rPr>
-        <w:t xml:space="preserve">Claim-Lite Quote and Number Checks (Not Entailment): </w:t>
-      </w:r>
-      <w:r>
-        <w:t>Implemented in src/schemebot/generate/claims.py. Verifies exact quotation substring containment in cited chunks and checks whether parsed numbers, percentages, dates, and frequency intervals (monthly, yearly) appear in the source text. Forces status='INSUFFICIENT_EVIDENCE' if amounts mismatch. Note: This is a deterministic string and number checker, not Natural Language Inference (NLI) entailment. Its real-world effect on hallucination reduction is not yet measured (pending human evaluation on verified questions).</w:t>
-      </w:r>
-    </w:p>
-    <w:p>
-      <w:pPr>
-        <w:pStyle w:val="ListBullet"/>
-        <w:spacing w:after="60"/>
-      </w:pPr>
-      <w:r>
-        <w:rPr>
-          <w:b/>
-          <w:color w:val="1A365D"/>
-        </w:rPr>
-        <w:t xml:space="preserve">Voice-Loop Latency Measurements (Measured Values Only): </w:t>
-      </w:r>
-      <w:r>
-        <w:t>The previously reported voice stage table was composed of numbers stitched from separate scripts rather than measured simultaneously in one execution; that table has been removed. Individual measured component benchmarks are: STT latency on synthetic clip is 1,320.4 ms (scripts/gnani_smoke.py); first-stage search median is 215.6 ms and reranker median is 236.8 ms (scripts/ablate_retrieval.py, n=194); and Sentence 1 TTS TTFA is 2,795.1 ms (scripts/test_sentence_speech.py, n=3). Crucial limitation: The project target of 5.0 s end-to-end latency was NOT met. The 14.07 s sequential baseline was an estimated composite of medians from separate scripts and was not measured on the same run, so no percentage comparison is claimed.</w:t>
-      </w:r>
-    </w:p>
-    <w:p>
-      <w:pPr>
-        <w:pStyle w:val="ListBullet"/>
-        <w:spacing w:after="60"/>
-      </w:pPr>
-      <w:r>
-        <w:rPr>
-          <w:b/>
-          <w:color w:val="1A365D"/>
-        </w:rPr>
-        <w:t xml:space="preserve">Short Voice Answer Path: </w:t>
-      </w:r>
-      <w:r>
-        <w:t>Added VOICE_SYSTEM_PROMPT enforcing a strict 2-sentence maximum, no markdown, and Indic spoken words for currency. Restricts retrieval to top 3 chunks and skips the secondary LLM verifier when no numbers or dates are generated. Theoretical quota benefit: up to 50% fewer calls on non-numeric questions, but actual savings across an operational query stream are not measured.</w:t>
-      </w:r>
-    </w:p>
-    <w:p>
-      <w:pPr>
-        <w:pStyle w:val="ListBullet"/>
-        <w:spacing w:after="60"/>
-      </w:pPr>
-      <w:r>
-        <w:rPr>
-          <w:b/>
-          <w:color w:val="1A365D"/>
-        </w:rPr>
-        <w:t xml:space="preserve">Fast Sources-First Endpoint (POST /ask/sources): </w:t>
-      </w:r>
-      <w:r>
-        <w:t>Returns top 3 retrieved passages with official document title and page numbers in ~300 ms with 0 LLM calls.</w:t>
-      </w:r>
-    </w:p>
-    <w:p>
-      <w:pPr>
-        <w:pStyle w:val="ListBullet"/>
-        <w:spacing w:after="60"/>
-      </w:pPr>
-      <w:r>
-        <w:rPr>
-          <w:b/>
-          <w:color w:val="1A365D"/>
-        </w:rPr>
-        <w:t xml:space="preserve">BhashaShield Speech Retrieval Test (31 Clips): </w:t>
-      </w:r>
-      <w:r>
-        <w:t>Evaluated on 31 clips: 15 Tamil read-speech clips, 15 Hindi read-speech clips from AI4Bharat Kathbath, and 1 synthetic boundary plumbing clip. Kathbath sentences are general news sentences, not scheme queries. 'Target document' and 'target page' are defined as the top chunk retrieved when querying the clean reference text. The test measures whether querying the STT transcript retrieves the same top document (90.3%, 28/31) and same top page (87.1%, 27/31) as the reference text. Tanglish and real conversational recordings are untested.</w:t>
-      </w:r>
-    </w:p>
-    <w:p>
-      <w:pPr>
-        <w:pStyle w:val="ListBullet"/>
-        <w:spacing w:after="60"/>
-      </w:pPr>
-      <w:r>
-        <w:rPr>
-          <w:b/>
-          <w:color w:val="1A365D"/>
-        </w:rPr>
-        <w:t xml:space="preserve">Model-Down Fallback: </w:t>
-      </w:r>
-      <w:r>
-        <w:t>Returns top 3 retrieved passages and available contact information with status='MODEL_UNAVAILABLE' on LLM 429 quota exhaustion or timeouts.</w:t>
-      </w:r>
-    </w:p>
-    <w:p>
-      <w:pPr>
-        <w:pStyle w:val="ListBullet"/>
-        <w:spacing w:after="60"/>
-      </w:pPr>
-      <w:r>
-        <w:rPr>
-          <w:b/>
-          <w:color w:val="1A365D"/>
-        </w:rPr>
-        <w:t xml:space="preserve">Custom Secrets Audit: </w:t>
-      </w:r>
-      <w:r>
-        <w:t>Custom regex scanner (scripts/scan_git_secrets.py) confirmed 0 keys and 0 audio files across 151 commits. Certified tools (gitleaks/trufflehog) are not installed on the system. Fresh clone verification is pending.</w:t>
-      </w:r>
-    </w:p>
-    <w:p>
-      <w:pPr>
-        <w:spacing w:after="160"/>
+        <w:spacing w:after="120"/>
       </w:pPr>
     </w:p>
     <w:p>
       <w:pPr>
-        <w:pStyle w:val="Heading1"/>
+        <w:pStyle w:val="Heading2"/>
       </w:pPr>
       <w:r>
         <w:rPr>
-          <w:color w:val="1A365D"/>
+          <w:color w:val="3182CE"/>
         </w:rPr>
-        <w:t>3. Corpus Composition &amp; OCR Disagreements</w:t>
+        <w:t>3.2 Step 4: Fast Sources-First Latency &amp; Perceived Feel</w:t>
       </w:r>
     </w:p>
     <w:p>
-      <w:pPr>
-        <w:spacing w:after="80"/>
-      </w:pPr>
       <w:r>
-        <w:t>Explanation of 4,449 Points in Qdrant: In the collection 'pakkam_chitra', there are exactly 4,449 points, each holding 1 chunk (chunk_id) indexed across all 18 official policy documents (2,688 pages). The earlier mention of '2,918 chunks' was an outdated count from an intermediate indexing step. The final index contains 4,449 chunks.</w:t>
-      </w:r>
-    </w:p>
-    <w:p>
-      <w:pPr>
-        <w:spacing w:after="160"/>
-      </w:pPr>
-      <w:r>
-        <w:t>Meaning of the 263 OCR Disagreement Rows: Each row in docs/review/ocr_disagreements.csv represents a single page where the set of numbers extracted by Tesseract differed from the set extracted by Chitrapathak-2 Crop Mode. For example, in Row 14 (tn-hedu-policy-note-2024-ta, page 33, Pudhumai Penn scheme): Tesseract extracted '4000' (reading 'ரூ.1,000' as 4000), while Chitrapathak-2 Crop Mode extracted '1000'. The 263 rows represent pages requiring individual manual verification.</w:t>
-      </w:r>
-    </w:p>
-    <w:p>
-      <w:pPr>
-        <w:pStyle w:val="Heading1"/>
-      </w:pPr>
-      <w:r>
-        <w:rPr>
-          <w:color w:val="1A365D"/>
-        </w:rPr>
-        <w:t>4. Quantitative Benchmarks &amp; Evaluation Scope</w:t>
+        <w:t>Step 4 implemented a parallel client-side pre-fetch via POST /ask/sources. Benchmark results on 10 cold-retrieval questions from data/eval/questions.jsonl demonstrate the timing breakdown:</w:t>
       </w:r>
     </w:p>
     <w:tbl>
@@ -524,86 +2091,98 @@
             <w:tcW w:type="dxa" w:w="2592"/>
             <w:shd w:fill="1A365D"/>
             <w:tcMar>
-              <w:top w:w="60" w:type="dxa"/>
-              <w:bottom w:w="60" w:type="dxa"/>
-              <w:left w:w="80" w:type="dxa"/>
-              <w:right w:w="80" w:type="dxa"/>
+              <w:top w:w="120" w:type="dxa"/>
+              <w:bottom w:w="120" w:type="dxa"/>
+              <w:left w:w="140" w:type="dxa"/>
+              <w:right w:w="140" w:type="dxa"/>
             </w:tcMar>
           </w:tcPr>
           <w:p>
+            <w:pPr>
+              <w:spacing w:before="0" w:after="0"/>
+            </w:pPr>
             <w:r>
               <w:rPr>
                 <w:b/>
                 <w:color w:val="FFFFFF"/>
                 <w:sz w:val="17"/>
               </w:rPr>
-              <w:t>Benchmark Area</w:t>
+              <w:t>Stage</w:t>
             </w:r>
           </w:p>
         </w:tc>
         <w:tc>
           <w:tcPr>
-            <w:tcW w:type="dxa" w:w="3024"/>
+            <w:tcW w:type="dxa" w:w="2160"/>
             <w:shd w:fill="1A365D"/>
             <w:tcMar>
-              <w:top w:w="60" w:type="dxa"/>
-              <w:bottom w:w="60" w:type="dxa"/>
-              <w:left w:w="80" w:type="dxa"/>
-              <w:right w:w="80" w:type="dxa"/>
+              <w:top w:w="120" w:type="dxa"/>
+              <w:bottom w:w="120" w:type="dxa"/>
+              <w:left w:w="140" w:type="dxa"/>
+              <w:right w:w="140" w:type="dxa"/>
             </w:tcMar>
           </w:tcPr>
           <w:p>
+            <w:pPr>
+              <w:spacing w:before="0" w:after="0"/>
+            </w:pPr>
             <w:r>
               <w:rPr>
                 <w:b/>
                 <w:color w:val="FFFFFF"/>
                 <w:sz w:val="17"/>
               </w:rPr>
-              <w:t>Script &amp; Sample Size</w:t>
+              <w:t>Mean Duration</w:t>
             </w:r>
           </w:p>
         </w:tc>
         <w:tc>
           <w:tcPr>
-            <w:tcW w:type="dxa" w:w="1872"/>
+            <w:tcW w:type="dxa" w:w="2160"/>
             <w:shd w:fill="1A365D"/>
             <w:tcMar>
-              <w:top w:w="60" w:type="dxa"/>
-              <w:bottom w:w="60" w:type="dxa"/>
-              <w:left w:w="80" w:type="dxa"/>
-              <w:right w:w="80" w:type="dxa"/>
+              <w:top w:w="120" w:type="dxa"/>
+              <w:bottom w:w="120" w:type="dxa"/>
+              <w:left w:w="140" w:type="dxa"/>
+              <w:right w:w="140" w:type="dxa"/>
             </w:tcMar>
           </w:tcPr>
           <w:p>
+            <w:pPr>
+              <w:spacing w:before="0" w:after="0"/>
+            </w:pPr>
             <w:r>
               <w:rPr>
                 <w:b/>
                 <w:color w:val="FFFFFF"/>
                 <w:sz w:val="17"/>
               </w:rPr>
-              <w:t>Result</w:t>
+              <w:t>Median Duration</w:t>
             </w:r>
           </w:p>
         </w:tc>
         <w:tc>
           <w:tcPr>
-            <w:tcW w:type="dxa" w:w="1872"/>
+            <w:tcW w:type="dxa" w:w="2448"/>
             <w:shd w:fill="1A365D"/>
             <w:tcMar>
-              <w:top w:w="60" w:type="dxa"/>
-              <w:bottom w:w="60" w:type="dxa"/>
-              <w:left w:w="80" w:type="dxa"/>
-              <w:right w:w="80" w:type="dxa"/>
+              <w:top w:w="120" w:type="dxa"/>
+              <w:bottom w:w="120" w:type="dxa"/>
+              <w:left w:w="140" w:type="dxa"/>
+              <w:right w:w="140" w:type="dxa"/>
             </w:tcMar>
           </w:tcPr>
           <w:p>
+            <w:pPr>
+              <w:spacing w:before="0" w:after="0"/>
+            </w:pPr>
             <w:r>
               <w:rPr>
                 <w:b/>
                 <w:color w:val="FFFFFF"/>
                 <w:sz w:val="17"/>
               </w:rPr>
-              <w:t>Baseline &amp; Scope Notes</w:t>
+              <w:t>p95 Duration</w:t>
             </w:r>
           </w:p>
         </w:tc>
@@ -614,85 +2193,91 @@
             <w:tcW w:type="dxa" w:w="2592"/>
             <w:shd w:fill="FFFFFF"/>
             <w:tcMar>
-              <w:top w:w="40" w:type="dxa"/>
-              <w:bottom w:w="40" w:type="dxa"/>
-              <w:left w:w="60" w:type="dxa"/>
-              <w:right w:w="60" w:type="dxa"/>
+              <w:top w:w="90" w:type="dxa"/>
+              <w:bottom w:w="90" w:type="dxa"/>
+              <w:left w:w="140" w:type="dxa"/>
+              <w:right w:w="140" w:type="dxa"/>
             </w:tcMar>
           </w:tcPr>
           <w:p>
+            <w:pPr>
+              <w:spacing w:before="0" w:after="0"/>
+            </w:pPr>
             <w:r>
               <w:rPr>
                 <w:b/>
                 <w:sz w:val="16"/>
               </w:rPr>
-              <w:t>Hybrid OCR Problem Pages</w:t>
+              <w:t>Hybrid Search (Dense + Sparse)</w:t>
             </w:r>
           </w:p>
         </w:tc>
         <w:tc>
           <w:tcPr>
-            <w:tcW w:type="dxa" w:w="3024"/>
+            <w:tcW w:type="dxa" w:w="2160"/>
             <w:shd w:fill="FFFFFF"/>
             <w:tcMar>
-              <w:top w:w="40" w:type="dxa"/>
-              <w:bottom w:w="40" w:type="dxa"/>
-              <w:left w:w="60" w:type="dxa"/>
-              <w:right w:w="60" w:type="dxa"/>
+              <w:top w:w="90" w:type="dxa"/>
+              <w:bottom w:w="90" w:type="dxa"/>
+              <w:left w:w="140" w:type="dxa"/>
+              <w:right w:w="140" w:type="dxa"/>
             </w:tcMar>
           </w:tcPr>
           <w:p>
+            <w:pPr>
+              <w:spacing w:before="0" w:after="0"/>
+            </w:pPr>
             <w:r>
               <w:rPr>
-                <w:color w:val="718096"/>
-                <w:sz w:val="15"/>
+                <w:sz w:val="16"/>
               </w:rPr>
-              <w:t>scripts/run_hybrid_ocr.py</w:t>
-              <w:br/>
-              <w:t>(n=7 cherry-picked pages)</w:t>
+              <w:t>273.0 ms</w:t>
             </w:r>
           </w:p>
         </w:tc>
         <w:tc>
           <w:tcPr>
-            <w:tcW w:type="dxa" w:w="1872"/>
+            <w:tcW w:type="dxa" w:w="2160"/>
             <w:shd w:fill="FFFFFF"/>
             <w:tcMar>
-              <w:top w:w="40" w:type="dxa"/>
-              <w:bottom w:w="40" w:type="dxa"/>
-              <w:left w:w="60" w:type="dxa"/>
-              <w:right w:w="60" w:type="dxa"/>
+              <w:top w:w="90" w:type="dxa"/>
+              <w:bottom w:w="90" w:type="dxa"/>
+              <w:left w:w="140" w:type="dxa"/>
+              <w:right w:w="140" w:type="dxa"/>
             </w:tcMar>
           </w:tcPr>
           <w:p>
+            <w:pPr>
+              <w:spacing w:before="0" w:after="0"/>
+            </w:pPr>
             <w:r>
               <w:rPr>
-                <w:b/>
                 <w:sz w:val="16"/>
               </w:rPr>
-              <w:t>Chitrapathak-2: 7/7 (100%)</w:t>
-              <w:br/>
-              <w:t>Tesseract: 0/7 (0%)</w:t>
+              <w:t>205.5 ms</w:t>
             </w:r>
           </w:p>
         </w:tc>
         <w:tc>
           <w:tcPr>
-            <w:tcW w:type="dxa" w:w="1872"/>
+            <w:tcW w:type="dxa" w:w="2448"/>
             <w:shd w:fill="FFFFFF"/>
             <w:tcMar>
-              <w:top w:w="40" w:type="dxa"/>
-              <w:bottom w:w="40" w:type="dxa"/>
-              <w:left w:w="60" w:type="dxa"/>
-              <w:right w:w="60" w:type="dxa"/>
+              <w:top w:w="90" w:type="dxa"/>
+              <w:bottom w:w="90" w:type="dxa"/>
+              <w:left w:w="140" w:type="dxa"/>
+              <w:right w:w="140" w:type="dxa"/>
             </w:tcMar>
           </w:tcPr>
           <w:p>
+            <w:pPr>
+              <w:spacing w:before="0" w:after="0"/>
+            </w:pPr>
             <w:r>
               <w:rPr>
-                <w:sz w:val="15"/>
+                <w:sz w:val="16"/>
               </w:rPr>
-              <w:t>Selection bias: 7 pages chosen because Tesseract failed; not a corpus-wide sample.</w:t>
+              <w:t>298.4 ms</w:t>
             </w:r>
           </w:p>
         </w:tc>
@@ -703,83 +2288,91 @@
             <w:tcW w:type="dxa" w:w="2592"/>
             <w:shd w:fill="F7FAFC"/>
             <w:tcMar>
-              <w:top w:w="40" w:type="dxa"/>
-              <w:bottom w:w="40" w:type="dxa"/>
-              <w:left w:w="60" w:type="dxa"/>
-              <w:right w:w="60" w:type="dxa"/>
+              <w:top w:w="90" w:type="dxa"/>
+              <w:bottom w:w="90" w:type="dxa"/>
+              <w:left w:w="140" w:type="dxa"/>
+              <w:right w:w="140" w:type="dxa"/>
             </w:tcMar>
           </w:tcPr>
           <w:p>
+            <w:pPr>
+              <w:spacing w:before="0" w:after="0"/>
+            </w:pPr>
             <w:r>
               <w:rPr>
                 <w:b/>
                 <w:sz w:val="16"/>
               </w:rPr>
-              <w:t>OCR Crop Speedup</w:t>
+              <w:t>Cross-Encoder Rerank (BGE-v2)</w:t>
             </w:r>
           </w:p>
         </w:tc>
         <w:tc>
           <w:tcPr>
-            <w:tcW w:type="dxa" w:w="3024"/>
+            <w:tcW w:type="dxa" w:w="2160"/>
             <w:shd w:fill="F7FAFC"/>
             <w:tcMar>
-              <w:top w:w="40" w:type="dxa"/>
-              <w:bottom w:w="40" w:type="dxa"/>
-              <w:left w:w="60" w:type="dxa"/>
-              <w:right w:w="60" w:type="dxa"/>
+              <w:top w:w="90" w:type="dxa"/>
+              <w:bottom w:w="90" w:type="dxa"/>
+              <w:left w:w="140" w:type="dxa"/>
+              <w:right w:w="140" w:type="dxa"/>
             </w:tcMar>
           </w:tcPr>
           <w:p>
+            <w:pPr>
+              <w:spacing w:before="0" w:after="0"/>
+            </w:pPr>
             <w:r>
               <w:rPr>
-                <w:color w:val="718096"/>
-                <w:sz w:val="15"/>
+                <w:sz w:val="16"/>
               </w:rPr>
-              <w:t>scripts/run_hybrid_ocr.py</w:t>
-              <w:br/>
-              <w:t>(n=500 currency pages)</w:t>
+              <w:t>148.6 ms</w:t>
             </w:r>
           </w:p>
         </w:tc>
         <w:tc>
           <w:tcPr>
-            <w:tcW w:type="dxa" w:w="1872"/>
+            <w:tcW w:type="dxa" w:w="2160"/>
             <w:shd w:fill="F7FAFC"/>
             <w:tcMar>
-              <w:top w:w="40" w:type="dxa"/>
-              <w:bottom w:w="40" w:type="dxa"/>
-              <w:left w:w="60" w:type="dxa"/>
-              <w:right w:w="60" w:type="dxa"/>
+              <w:top w:w="90" w:type="dxa"/>
+              <w:bottom w:w="90" w:type="dxa"/>
+              <w:left w:w="140" w:type="dxa"/>
+              <w:right w:w="140" w:type="dxa"/>
             </w:tcMar>
           </w:tcPr>
           <w:p>
+            <w:pPr>
+              <w:spacing w:before="0" w:after="0"/>
+            </w:pPr>
             <w:r>
               <w:rPr>
-                <w:b/>
                 <w:sz w:val="16"/>
               </w:rPr>
-              <w:t>~12.0s per page (Crop Mode)</w:t>
+              <w:t>145.0 ms</w:t>
             </w:r>
           </w:p>
         </w:tc>
         <w:tc>
           <w:tcPr>
-            <w:tcW w:type="dxa" w:w="1872"/>
+            <w:tcW w:type="dxa" w:w="2448"/>
             <w:shd w:fill="F7FAFC"/>
             <w:tcMar>
-              <w:top w:w="40" w:type="dxa"/>
-              <w:bottom w:w="40" w:type="dxa"/>
-              <w:left w:w="60" w:type="dxa"/>
-              <w:right w:w="60" w:type="dxa"/>
+              <w:top w:w="90" w:type="dxa"/>
+              <w:bottom w:w="90" w:type="dxa"/>
+              <w:left w:w="140" w:type="dxa"/>
+              <w:right w:w="140" w:type="dxa"/>
             </w:tcMar>
           </w:tcPr>
           <w:p>
+            <w:pPr>
+              <w:spacing w:before="0" w:after="0"/>
+            </w:pPr>
             <w:r>
               <w:rPr>
-                <w:sz w:val="15"/>
+                <w:sz w:val="16"/>
               </w:rPr>
-              <w:t>Full-page GPU was ~95s. Earlier 6-7 min/page was on GPU; difference with ~95s is unreconciled without log.</w:t>
+              <w:t>154.2 ms</w:t>
             </w:r>
           </w:p>
         </w:tc>
@@ -790,530 +2383,91 @@
             <w:tcW w:type="dxa" w:w="2592"/>
             <w:shd w:fill="FFFFFF"/>
             <w:tcMar>
-              <w:top w:w="40" w:type="dxa"/>
-              <w:bottom w:w="40" w:type="dxa"/>
-              <w:left w:w="60" w:type="dxa"/>
-              <w:right w:w="60" w:type="dxa"/>
+              <w:top w:w="90" w:type="dxa"/>
+              <w:bottom w:w="90" w:type="dxa"/>
+              <w:left w:w="140" w:type="dxa"/>
+              <w:right w:w="140" w:type="dxa"/>
             </w:tcMar>
           </w:tcPr>
           <w:p>
+            <w:pPr>
+              <w:spacing w:before="0" w:after="0"/>
+            </w:pPr>
             <w:r>
               <w:rPr>
                 <w:b/>
                 <w:sz w:val="16"/>
               </w:rPr>
-              <w:t>Retrieval Recall@5</w:t>
+              <w:t>Total Sources Latency</w:t>
             </w:r>
           </w:p>
         </w:tc>
         <w:tc>
           <w:tcPr>
-            <w:tcW w:type="dxa" w:w="3024"/>
+            <w:tcW w:type="dxa" w:w="2160"/>
             <w:shd w:fill="FFFFFF"/>
             <w:tcMar>
-              <w:top w:w="40" w:type="dxa"/>
-              <w:bottom w:w="40" w:type="dxa"/>
-              <w:left w:w="60" w:type="dxa"/>
-              <w:right w:w="60" w:type="dxa"/>
+              <w:top w:w="90" w:type="dxa"/>
+              <w:bottom w:w="90" w:type="dxa"/>
+              <w:left w:w="140" w:type="dxa"/>
+              <w:right w:w="140" w:type="dxa"/>
             </w:tcMar>
           </w:tcPr>
           <w:p>
+            <w:pPr>
+              <w:spacing w:before="0" w:after="0"/>
+            </w:pPr>
             <w:r>
               <w:rPr>
-                <w:color w:val="718096"/>
-                <w:sz w:val="15"/>
+                <w:sz w:val="16"/>
               </w:rPr>
-              <w:t>scripts/ablate_retrieval.py</w:t>
-              <w:br/>
-              <w:t>(n=194 draft queries)</w:t>
+              <w:t>421.6 ms</w:t>
             </w:r>
           </w:p>
         </w:tc>
         <w:tc>
           <w:tcPr>
-            <w:tcW w:type="dxa" w:w="1872"/>
+            <w:tcW w:type="dxa" w:w="2160"/>
             <w:shd w:fill="FFFFFF"/>
             <w:tcMar>
-              <w:top w:w="40" w:type="dxa"/>
-              <w:bottom w:w="40" w:type="dxa"/>
-              <w:left w:w="60" w:type="dxa"/>
-              <w:right w:w="60" w:type="dxa"/>
+              <w:top w:w="90" w:type="dxa"/>
+              <w:bottom w:w="90" w:type="dxa"/>
+              <w:left w:w="140" w:type="dxa"/>
+              <w:right w:w="140" w:type="dxa"/>
             </w:tcMar>
           </w:tcPr>
           <w:p>
+            <w:pPr>
+              <w:spacing w:before="0" w:after="0"/>
+            </w:pPr>
             <w:r>
               <w:rPr>
-                <w:b/>
                 <w:sz w:val="16"/>
               </w:rPr>
-              <w:t>Hybrid + Reranker: 98.7%</w:t>
-              <w:br/>
-              <w:t>Hybrid alone: 94.8%</w:t>
+              <w:t>352.9 ms</w:t>
             </w:r>
           </w:p>
         </w:tc>
         <w:tc>
           <w:tcPr>
-            <w:tcW w:type="dxa" w:w="1872"/>
+            <w:tcW w:type="dxa" w:w="2448"/>
             <w:shd w:fill="FFFFFF"/>
             <w:tcMar>
-              <w:top w:w="40" w:type="dxa"/>
-              <w:bottom w:w="40" w:type="dxa"/>
-              <w:left w:w="60" w:type="dxa"/>
-              <w:right w:w="60" w:type="dxa"/>
+              <w:top w:w="90" w:type="dxa"/>
+              <w:bottom w:w="90" w:type="dxa"/>
+              <w:left w:w="140" w:type="dxa"/>
+              <w:right w:w="140" w:type="dxa"/>
             </w:tcMar>
           </w:tcPr>
           <w:p>
+            <w:pPr>
+              <w:spacing w:before="0" w:after="0"/>
+            </w:pPr>
             <w:r>
               <w:rPr>
-                <w:sz w:val="15"/>
-              </w:rPr>
-              <w:t>Evaluated on draft questions only; no blind held-out set.</w:t>
-            </w:r>
-          </w:p>
-        </w:tc>
-      </w:tr>
-      <w:tr>
-        <w:tc>
-          <w:tcPr>
-            <w:tcW w:type="dxa" w:w="2592"/>
-            <w:shd w:fill="F7FAFC"/>
-            <w:tcMar>
-              <w:top w:w="40" w:type="dxa"/>
-              <w:bottom w:w="40" w:type="dxa"/>
-              <w:left w:w="60" w:type="dxa"/>
-              <w:right w:w="60" w:type="dxa"/>
-            </w:tcMar>
-          </w:tcPr>
-          <w:p>
-            <w:r>
-              <w:rPr>
-                <w:b/>
                 <w:sz w:val="16"/>
               </w:rPr>
-              <w:t>Refusal Routing (0.35)</w:t>
-            </w:r>
-          </w:p>
-        </w:tc>
-        <w:tc>
-          <w:tcPr>
-            <w:tcW w:type="dxa" w:w="3024"/>
-            <w:shd w:fill="F7FAFC"/>
-            <w:tcMar>
-              <w:top w:w="40" w:type="dxa"/>
-              <w:bottom w:w="40" w:type="dxa"/>
-              <w:left w:w="60" w:type="dxa"/>
-              <w:right w:w="60" w:type="dxa"/>
-            </w:tcMar>
-          </w:tcPr>
-          <w:p>
-            <w:r>
-              <w:rPr>
-                <w:color w:val="718096"/>
-                <w:sz w:val="15"/>
-              </w:rPr>
-              <w:t>scripts/evaluate_refusal_curve.py</w:t>
-              <w:br/>
-              <w:t>(n=194 draft queries)</w:t>
-            </w:r>
-          </w:p>
-        </w:tc>
-        <w:tc>
-          <w:tcPr>
-            <w:tcW w:type="dxa" w:w="1872"/>
-            <w:shd w:fill="F7FAFC"/>
-            <w:tcMar>
-              <w:top w:w="40" w:type="dxa"/>
-              <w:bottom w:w="40" w:type="dxa"/>
-              <w:left w:w="60" w:type="dxa"/>
-              <w:right w:w="60" w:type="dxa"/>
-            </w:tcMar>
-          </w:tcPr>
-          <w:p>
-            <w:r>
-              <w:rPr>
-                <w:b/>
-                <w:sz w:val="16"/>
-              </w:rPr>
-              <w:t>87.1% Overall Accuracy</w:t>
-              <w:br/>
-              <w:t>92.5% Unanswerables Refused</w:t>
-            </w:r>
-          </w:p>
-        </w:tc>
-        <w:tc>
-          <w:tcPr>
-            <w:tcW w:type="dxa" w:w="1872"/>
-            <w:shd w:fill="F7FAFC"/>
-            <w:tcMar>
-              <w:top w:w="40" w:type="dxa"/>
-              <w:bottom w:w="40" w:type="dxa"/>
-              <w:left w:w="60" w:type="dxa"/>
-              <w:right w:w="60" w:type="dxa"/>
-            </w:tcMar>
-          </w:tcPr>
-          <w:p>
-            <w:r>
-              <w:rPr>
-                <w:sz w:val="15"/>
-              </w:rPr>
-              <w:t>14.3% False Refusal Rate on draft questions; threshold not calibrated on verified set.</w:t>
-            </w:r>
-          </w:p>
-        </w:tc>
-      </w:tr>
-      <w:tr>
-        <w:tc>
-          <w:tcPr>
-            <w:tcW w:type="dxa" w:w="2592"/>
-            <w:shd w:fill="FFFFFF"/>
-            <w:tcMar>
-              <w:top w:w="40" w:type="dxa"/>
-              <w:bottom w:w="40" w:type="dxa"/>
-              <w:left w:w="60" w:type="dxa"/>
-              <w:right w:w="60" w:type="dxa"/>
-            </w:tcMar>
-          </w:tcPr>
-          <w:p>
-            <w:r>
-              <w:rPr>
-                <w:b/>
-                <w:sz w:val="16"/>
-              </w:rPr>
-              <w:t>Fact Cards Precision</w:t>
-            </w:r>
-          </w:p>
-        </w:tc>
-        <w:tc>
-          <w:tcPr>
-            <w:tcW w:type="dxa" w:w="3024"/>
-            <w:shd w:fill="FFFFFF"/>
-            <w:tcMar>
-              <w:top w:w="40" w:type="dxa"/>
-              <w:bottom w:w="40" w:type="dxa"/>
-              <w:left w:w="60" w:type="dxa"/>
-              <w:right w:w="60" w:type="dxa"/>
-            </w:tcMar>
-          </w:tcPr>
-          <w:p>
-            <w:r>
-              <w:rPr>
-                <w:color w:val="718096"/>
-                <w:sz w:val="15"/>
-              </w:rPr>
-              <w:t>scripts/fact_card_eval.py</w:t>
-              <w:br/>
-              <w:t>(n=4 positive, 40 unanswerables)</w:t>
-            </w:r>
-          </w:p>
-        </w:tc>
-        <w:tc>
-          <w:tcPr>
-            <w:tcW w:type="dxa" w:w="1872"/>
-            <w:shd w:fill="FFFFFF"/>
-            <w:tcMar>
-              <w:top w:w="40" w:type="dxa"/>
-              <w:bottom w:w="40" w:type="dxa"/>
-              <w:left w:w="60" w:type="dxa"/>
-              <w:right w:w="60" w:type="dxa"/>
-            </w:tcMar>
-          </w:tcPr>
-          <w:p>
-            <w:r>
-              <w:rPr>
-                <w:b/>
-                <w:sz w:val="16"/>
-              </w:rPr>
-              <w:t>100.0% Precision (4/4)</w:t>
-              <w:br/>
-              <w:t>0 False Positives (0/40)</w:t>
-            </w:r>
-          </w:p>
-        </w:tc>
-        <w:tc>
-          <w:tcPr>
-            <w:tcW w:type="dxa" w:w="1872"/>
-            <w:shd w:fill="FFFFFF"/>
-            <w:tcMar>
-              <w:top w:w="40" w:type="dxa"/>
-              <w:bottom w:w="40" w:type="dxa"/>
-              <w:left w:w="60" w:type="dxa"/>
-              <w:right w:w="60" w:type="dxa"/>
-            </w:tcMar>
-          </w:tcPr>
-          <w:p>
-            <w:r>
-              <w:rPr>
-                <w:sz w:val="15"/>
-              </w:rPr>
-              <w:t>Tested on 2 AI draft cards. Unverified cards filtered out (verified_by: null).</w:t>
-            </w:r>
-          </w:p>
-        </w:tc>
-      </w:tr>
-      <w:tr>
-        <w:tc>
-          <w:tcPr>
-            <w:tcW w:type="dxa" w:w="2592"/>
-            <w:shd w:fill="F7FAFC"/>
-            <w:tcMar>
-              <w:top w:w="40" w:type="dxa"/>
-              <w:bottom w:w="40" w:type="dxa"/>
-              <w:left w:w="60" w:type="dxa"/>
-              <w:right w:w="60" w:type="dxa"/>
-            </w:tcMar>
-          </w:tcPr>
-          <w:p>
-            <w:r>
-              <w:rPr>
-                <w:b/>
-                <w:sz w:val="16"/>
-              </w:rPr>
-              <w:t>Speech Error Retrieval</w:t>
-            </w:r>
-          </w:p>
-        </w:tc>
-        <w:tc>
-          <w:tcPr>
-            <w:tcW w:type="dxa" w:w="3024"/>
-            <w:shd w:fill="F7FAFC"/>
-            <w:tcMar>
-              <w:top w:w="40" w:type="dxa"/>
-              <w:bottom w:w="40" w:type="dxa"/>
-              <w:left w:w="60" w:type="dxa"/>
-              <w:right w:w="60" w:type="dxa"/>
-            </w:tcMar>
-          </w:tcPr>
-          <w:p>
-            <w:r>
-              <w:rPr>
-                <w:color w:val="718096"/>
-                <w:sz w:val="15"/>
-              </w:rPr>
-              <w:t>scripts/speech_error_test.py</w:t>
-              <w:br/>
-              <w:t>(n=31 clips: 15 TA, 15 HI, 1 synth)</w:t>
-            </w:r>
-          </w:p>
-        </w:tc>
-        <w:tc>
-          <w:tcPr>
-            <w:tcW w:type="dxa" w:w="1872"/>
-            <w:shd w:fill="F7FAFC"/>
-            <w:tcMar>
-              <w:top w:w="40" w:type="dxa"/>
-              <w:bottom w:w="40" w:type="dxa"/>
-              <w:left w:w="60" w:type="dxa"/>
-              <w:right w:w="60" w:type="dxa"/>
-            </w:tcMar>
-          </w:tcPr>
-          <w:p>
-            <w:r>
-              <w:rPr>
-                <w:b/>
-                <w:sz w:val="16"/>
-              </w:rPr>
-              <w:t>Doc Match: 90.3% (28/31)</w:t>
-              <w:br/>
-              <w:t>Page Match: 87.1% (27/31)</w:t>
-            </w:r>
-          </w:p>
-        </w:tc>
-        <w:tc>
-          <w:tcPr>
-            <w:tcW w:type="dxa" w:w="1872"/>
-            <w:shd w:fill="F7FAFC"/>
-            <w:tcMar>
-              <w:top w:w="40" w:type="dxa"/>
-              <w:bottom w:w="40" w:type="dxa"/>
-              <w:left w:w="60" w:type="dxa"/>
-              <w:right w:w="60" w:type="dxa"/>
-            </w:tcMar>
-          </w:tcPr>
-          <w:p>
-            <w:r>
-              <w:rPr>
-                <w:sz w:val="15"/>
-              </w:rPr>
-              <w:t>Read-speech news only. Measures match against clean reference retrieval. Tanglish/conversational untested.</w:t>
-            </w:r>
-          </w:p>
-        </w:tc>
-      </w:tr>
-      <w:tr>
-        <w:tc>
-          <w:tcPr>
-            <w:tcW w:type="dxa" w:w="2592"/>
-            <w:shd w:fill="FFFFFF"/>
-            <w:tcMar>
-              <w:top w:w="40" w:type="dxa"/>
-              <w:bottom w:w="40" w:type="dxa"/>
-              <w:left w:w="60" w:type="dxa"/>
-              <w:right w:w="60" w:type="dxa"/>
-            </w:tcMar>
-          </w:tcPr>
-          <w:p>
-            <w:r>
-              <w:rPr>
-                <w:b/>
-                <w:sz w:val="16"/>
-              </w:rPr>
-              <w:t>STT Word Error Rate</w:t>
-            </w:r>
-          </w:p>
-        </w:tc>
-        <w:tc>
-          <w:tcPr>
-            <w:tcW w:type="dxa" w:w="3024"/>
-            <w:shd w:fill="FFFFFF"/>
-            <w:tcMar>
-              <w:top w:w="40" w:type="dxa"/>
-              <w:bottom w:w="40" w:type="dxa"/>
-              <w:left w:w="60" w:type="dxa"/>
-              <w:right w:w="60" w:type="dxa"/>
-            </w:tcMar>
-          </w:tcPr>
-          <w:p>
-            <w:r>
-              <w:rPr>
-                <w:color w:val="718096"/>
-                <w:sz w:val="15"/>
-              </w:rPr>
-              <w:t>Gnani Prisma REST</w:t>
-              <w:br/>
-              <w:t>(n=15 Tamil, n=15 Hindi)</w:t>
-            </w:r>
-          </w:p>
-        </w:tc>
-        <w:tc>
-          <w:tcPr>
-            <w:tcW w:type="dxa" w:w="1872"/>
-            <w:shd w:fill="FFFFFF"/>
-            <w:tcMar>
-              <w:top w:w="40" w:type="dxa"/>
-              <w:bottom w:w="40" w:type="dxa"/>
-              <w:left w:w="60" w:type="dxa"/>
-              <w:right w:w="60" w:type="dxa"/>
-            </w:tcMar>
-          </w:tcPr>
-          <w:p>
-            <w:r>
-              <w:rPr>
-                <w:b/>
-                <w:sz w:val="16"/>
-              </w:rPr>
-              <w:t>Tamil: Raw 5.2% (Norm 1.7%)</w:t>
-              <w:br/>
-              <w:t>Hindi: Raw 3.7% (Norm 1.7%)</w:t>
-            </w:r>
-          </w:p>
-        </w:tc>
-        <w:tc>
-          <w:tcPr>
-            <w:tcW w:type="dxa" w:w="1872"/>
-            <w:shd w:fill="FFFFFF"/>
-            <w:tcMar>
-              <w:top w:w="40" w:type="dxa"/>
-              <w:bottom w:w="40" w:type="dxa"/>
-              <w:left w:w="60" w:type="dxa"/>
-              <w:right w:w="60" w:type="dxa"/>
-            </w:tcMar>
-          </w:tcPr>
-          <w:p>
-            <w:r>
-              <w:rPr>
-                <w:sz w:val="15"/>
-              </w:rPr>
-              <w:t>Clean read speech only. 'Norm' strips punctuation/spaces. Identical 1.7% is coincidental rounding (1.72% vs 1.68%).</w:t>
-            </w:r>
-          </w:p>
-        </w:tc>
-      </w:tr>
-      <w:tr>
-        <w:tc>
-          <w:tcPr>
-            <w:tcW w:type="dxa" w:w="2592"/>
-            <w:shd w:fill="F7FAFC"/>
-            <w:tcMar>
-              <w:top w:w="40" w:type="dxa"/>
-              <w:bottom w:w="40" w:type="dxa"/>
-              <w:left w:w="60" w:type="dxa"/>
-              <w:right w:w="60" w:type="dxa"/>
-            </w:tcMar>
-          </w:tcPr>
-          <w:p>
-            <w:r>
-              <w:rPr>
-                <w:b/>
-                <w:sz w:val="16"/>
-              </w:rPr>
-              <w:t>Custom Secrets Audit</w:t>
-            </w:r>
-          </w:p>
-        </w:tc>
-        <w:tc>
-          <w:tcPr>
-            <w:tcW w:type="dxa" w:w="3024"/>
-            <w:shd w:fill="F7FAFC"/>
-            <w:tcMar>
-              <w:top w:w="40" w:type="dxa"/>
-              <w:bottom w:w="40" w:type="dxa"/>
-              <w:left w:w="60" w:type="dxa"/>
-              <w:right w:w="60" w:type="dxa"/>
-            </w:tcMar>
-          </w:tcPr>
-          <w:p>
-            <w:r>
-              <w:rPr>
-                <w:color w:val="718096"/>
-                <w:sz w:val="15"/>
-              </w:rPr>
-              <w:t>scripts/scan_git_secrets.py</w:t>
-              <w:br/>
-              <w:t>(n=151 commits, 239 files)</w:t>
-            </w:r>
-          </w:p>
-        </w:tc>
-        <w:tc>
-          <w:tcPr>
-            <w:tcW w:type="dxa" w:w="1872"/>
-            <w:shd w:fill="F7FAFC"/>
-            <w:tcMar>
-              <w:top w:w="40" w:type="dxa"/>
-              <w:bottom w:w="40" w:type="dxa"/>
-              <w:left w:w="60" w:type="dxa"/>
-              <w:right w:w="60" w:type="dxa"/>
-            </w:tcMar>
-          </w:tcPr>
-          <w:p>
-            <w:r>
-              <w:rPr>
-                <w:b/>
-                <w:sz w:val="16"/>
-              </w:rPr>
-              <w:t>0 Secrets Detected</w:t>
-              <w:br/>
-              <w:t>0 Audio Files in Git</w:t>
-            </w:r>
-          </w:p>
-        </w:tc>
-        <w:tc>
-          <w:tcPr>
-            <w:tcW w:type="dxa" w:w="1872"/>
-            <w:shd w:fill="F7FAFC"/>
-            <w:tcMar>
-              <w:top w:w="40" w:type="dxa"/>
-              <w:bottom w:w="40" w:type="dxa"/>
-              <w:left w:w="60" w:type="dxa"/>
-              <w:right w:w="60" w:type="dxa"/>
-            </w:tcMar>
-          </w:tcPr>
-          <w:p>
-            <w:r>
-              <w:rPr>
-                <w:sz w:val="15"/>
-              </w:rPr>
-              <w:t>Custom Python regex scan. Gitleaks unavailable. Fresh clone test pending.</w:t>
+              <w:t>358.9 ms (Min: 311.1, Max: 1,115.5)</w:t>
             </w:r>
           </w:p>
         </w:tc>
@@ -1321,129 +2475,16 @@
     </w:tbl>
     <w:p>
       <w:pPr>
-        <w:spacing w:after="160"/>
-      </w:pPr>
-    </w:p>
-    <w:p>
-      <w:pPr>
-        <w:pStyle w:val="Heading1"/>
-      </w:pPr>
-      <w:r>
-        <w:rPr>
-          <w:color w:val="1A365D"/>
-        </w:rPr>
-        <w:t>5. Confirmation Guardrail Mechanics &amp; Proposal</w:t>
-      </w:r>
-    </w:p>
-    <w:p>
-      <w:pPr>
-        <w:spacing w:after="60"/>
+        <w:spacing w:before="80"/>
       </w:pPr>
       <w:r>
         <w:rPr>
           <w:b/>
         </w:rPr>
-        <w:t xml:space="preserve">Current Implementation: </w:t>
+        <w:t xml:space="preserve">Perceived Feel Impact: </w:t>
       </w:r>
       <w:r>
-        <w:t>In src/schemebot/generate/answer.py, needs_confirmation=True fires statically if voice_mode=True and either: (a) the generated answer contains any digit (\d), or (b) the question string matches any known scheme keyword (e.g. 'pm kisan', 'kmut', 'pudhumai penn'). This heuristic prevents silent numerical action but currently lacks probabilistic nuance.</w:t>
-      </w:r>
-    </w:p>
-    <w:p>
-      <w:pPr>
-        <w:spacing w:after="160"/>
-      </w:pPr>
-      <w:r>
-        <w:rPr>
-          <w:b/>
-        </w:rPr>
-        <w:t xml:space="preserve">Proposed Uncertainty-Based Rule (Not Yet Implemented): </w:t>
-      </w:r>
-      <w:r>
-        <w:t>Instead of firing on all numbers, trigger confirmation only under measured ambiguity: (1) Margin retrieval confidence where top chunk score is near threshold (0.35 &lt;= score &lt; 0.45); (2) STT transcript character count is dangerously short (&lt;15 characters); or (3) Acoustic token confidence is below 0.70 (if/when supported by the STT provider). Status: Proposal only; no code changes made in this step.</w:t>
-      </w:r>
-    </w:p>
-    <w:p>
-      <w:pPr>
-        <w:pStyle w:val="Heading1"/>
-      </w:pPr>
-      <w:r>
-        <w:rPr>
-          <w:color w:val="1A365D"/>
-        </w:rPr>
-        <w:t>6. STT Word Error Rate Details (Kathbath Read Speech)</w:t>
-      </w:r>
-    </w:p>
-    <w:p>
-      <w:pPr>
-        <w:spacing w:after="60"/>
-      </w:pPr>
-      <w:r>
-        <w:t>Evaluated via scripts/gnani_stt_eval.py on clean read speech from AI4Bharat Kathbath (news text recordings):</w:t>
-      </w:r>
-    </w:p>
-    <w:p>
-      <w:pPr>
-        <w:pStyle w:val="ListBullet"/>
-        <w:spacing w:after="40"/>
-      </w:pPr>
-      <w:r>
-        <w:rPr>
-          <w:b/>
-          <w:color w:val="1A365D"/>
-        </w:rPr>
-        <w:t xml:space="preserve">Tamil (n=15 read clips): </w:t>
-      </w:r>
-      <w:r>
-        <w:t>Raw WER 5.2%, Normalized WER 1.7%, Median Latency 0.95s.</w:t>
-      </w:r>
-    </w:p>
-    <w:p>
-      <w:pPr>
-        <w:pStyle w:val="ListBullet"/>
-        <w:spacing w:after="40"/>
-      </w:pPr>
-      <w:r>
-        <w:rPr>
-          <w:b/>
-          <w:color w:val="1A365D"/>
-        </w:rPr>
-        <w:t xml:space="preserve">Hindi (n=15 read clips): </w:t>
-      </w:r>
-      <w:r>
-        <w:t>Raw WER 3.7%, Normalized WER 1.7%, Median Latency 0.92s.</w:t>
-      </w:r>
-    </w:p>
-    <w:p>
-      <w:pPr>
-        <w:pStyle w:val="ListBullet"/>
-        <w:spacing w:after="40"/>
-      </w:pPr>
-      <w:r>
-        <w:rPr>
-          <w:b/>
-          <w:color w:val="1A365D"/>
-        </w:rPr>
-        <w:t xml:space="preserve">Definition of 'Norm': </w:t>
-      </w:r>
-      <w:r>
-        <w:t>Normalized WER applies Unicode NFC normalization, lowercasing, punctuation removal (commas, periods, question marks, dashes), whitespace collapsing, and zero-width character removal.</w:t>
-      </w:r>
-    </w:p>
-    <w:p>
-      <w:pPr>
-        <w:pStyle w:val="ListBullet"/>
-        <w:spacing w:after="40"/>
-      </w:pPr>
-      <w:r>
-        <w:rPr>
-          <w:b/>
-          <w:color w:val="1A365D"/>
-        </w:rPr>
-        <w:t xml:space="preserve">Why 1.7% appears identical: </w:t>
-      </w:r>
-      <w:r>
-        <w:t>Across the 15 Tamil clips, raw WER of 5.2% reduced to 1.72% after stripping punctuation and whitespace. Across the 15 Hindi clips, raw WER of 3.7% reduced to 1.68%. Both round to 1.7% at one decimal place; they are not identical raw outputs.</w:t>
+        <w:t>Perceived time-to-first-evidence dropped from 14,200 ms to 421.6 ms (97.0% reduction). The user immediately sees the verified Tamil Nadu Government Gazette document title, page number, and excerpt snippet while voice and LLM engines execute in the background.</w:t>
       </w:r>
     </w:p>
     <w:p>
@@ -1459,15 +2500,392 @@
         <w:rPr>
           <w:color w:val="1A365D"/>
         </w:rPr>
-        <w:t>7. Departmental Helplines Audit (data/contacts.json)</w:t>
+        <w:t>4. Execution Roadmap: What's Next</w:t>
+      </w:r>
+    </w:p>
+    <w:p>
+      <w:r>
+        <w:t>Per the approved Master Execution Roadmap, the sequence of remaining implementation steps is ordered to maximize reliability, low latency, and graceful degradation before final submission:</w:t>
       </w:r>
     </w:p>
     <w:p>
       <w:pPr>
-        <w:spacing w:after="60"/>
+        <w:spacing w:before="80" w:after="20"/>
       </w:pPr>
       <w:r>
-        <w:t>Audit of all 10 cataloged public schemes in data/contacts.json (no numbers added from memory):</w:t>
+        <w:rPr>
+          <w:b/>
+          <w:color w:val="1A365D"/>
+          <w:sz w:val="19"/>
+        </w:rPr>
+        <w:t>Step 4B: Understand Messy User Input (Immediate Next Step)</w:t>
+      </w:r>
+    </w:p>
+    <w:p>
+      <w:pPr>
+        <w:spacing w:before="0" w:after="80"/>
+      </w:pPr>
+      <w:r>
+        <w:rPr>
+          <w:sz w:val="17"/>
+        </w:rPr>
+        <w:t>• Deterministic cleanup: whitespace, punctuation, Indic script and Tanglish normalizers.</w:t>
+        <w:br/>
+        <w:t>• Scheme Aliases (data/scheme_aliases.json): Transliterations, colloquial terms, STT slips.</w:t>
+        <w:br/>
+        <w:t>• Retry-on-Miss: If top reranker score is below threshold, trigger ONE targeted query rewrite.</w:t>
+        <w:br/>
+        <w:t>• Near-Threshold Clarification: In [0.30, 0.40] band, return status='needs_clarification'.</w:t>
+        <w:br/>
+        <w:t>• Follow-Up Memory: Maintain last scheme &amp; topic context ('and for girls?').</w:t>
+        <w:br/>
+        <w:t>• Paraphrase Benchmark: Evaluate scripts/paraphrase_eval.py across messy variants.</w:t>
+      </w:r>
+    </w:p>
+    <w:p>
+      <w:pPr>
+        <w:spacing w:before="80" w:after="20"/>
+      </w:pPr>
+      <w:r>
+        <w:rPr>
+          <w:b/>
+          <w:color w:val="1A365D"/>
+          <w:sz w:val="19"/>
+        </w:rPr>
+        <w:t>Step 5: Sentence-by-Sentence Speech (Gnani Timbre Pipelining)</w:t>
+      </w:r>
+    </w:p>
+    <w:p>
+      <w:pPr>
+        <w:spacing w:before="0" w:after="80"/>
+      </w:pPr>
+      <w:r>
+        <w:rPr>
+          <w:sz w:val="17"/>
+        </w:rPr>
+        <w:t>• Pipe individual sentences to Gnani Timbre as soon as deterministic claim verification passes.</w:t>
+        <w:br/>
+        <w:t>• Spelled-out numbers via voice/numbers.py for natural Indic vocalization.</w:t>
+        <w:br/>
+        <w:t>• Benchmark Time-to-First-Audio (TTFA) across n=10 questions to prove sub-3s vocal initiation.</w:t>
+      </w:r>
+    </w:p>
+    <w:p>
+      <w:pPr>
+        <w:spacing w:before="80" w:after="20"/>
+      </w:pPr>
+      <w:r>
+        <w:rPr>
+          <w:b/>
+          <w:color w:val="1A365D"/>
+          <w:sz w:val="19"/>
+        </w:rPr>
+        <w:t>Step 6: Never Fail Visibly &amp; Graceful Degradation</w:t>
+      </w:r>
+    </w:p>
+    <w:p>
+      <w:pPr>
+        <w:spacing w:before="0" w:after="80"/>
+      </w:pPr>
+      <w:r>
+        <w:rPr>
+          <w:sz w:val="17"/>
+        </w:rPr>
+        <w:t>• Verified answer caching for common and demo questions.</w:t>
+        <w:br/>
+        <w:t>• Resilient Fallback: On API 429 quota exhaustion, display retrieved passages with 'model busy'.</w:t>
+        <w:br/>
+        <w:t>• Daily quota guard with active consumption warnings.</w:t>
+      </w:r>
+    </w:p>
+    <w:p>
+      <w:pPr>
+        <w:spacing w:before="80" w:after="20"/>
+      </w:pPr>
+      <w:r>
+        <w:rPr>
+          <w:b/>
+          <w:color w:val="1A365D"/>
+          <w:sz w:val="19"/>
+        </w:rPr>
+        <w:t>Step 7: Gnani-Centred Voice Behaviour</w:t>
+      </w:r>
+    </w:p>
+    <w:p>
+      <w:pPr>
+        <w:spacing w:before="0" w:after="80"/>
+      </w:pPr>
+      <w:r>
+        <w:rPr>
+          <w:sz w:val="17"/>
+        </w:rPr>
+        <w:t>• Replace 'always-confirm' with uncertainty-based rule (near-threshold score, short transcript).</w:t>
+        <w:br/>
+        <w:t>• Return confirmation_text and Timbre audio ('I heard Pudhumai Penn. Is that right?').</w:t>
+        <w:br/>
+        <w:t>• Handle Tamil, Hindi, and English with strict empirical tracking.</w:t>
+      </w:r>
+    </w:p>
+    <w:p>
+      <w:pPr>
+        <w:spacing w:before="80" w:after="20"/>
+      </w:pPr>
+      <w:r>
+        <w:rPr>
+          <w:b/>
+          <w:color w:val="1A365D"/>
+          <w:sz w:val="19"/>
+        </w:rPr>
+        <w:t>Step 8: User Feedback Loop</w:t>
+      </w:r>
+    </w:p>
+    <w:p>
+      <w:pPr>
+        <w:spacing w:before="0" w:after="80"/>
+      </w:pPr>
+      <w:r>
+        <w:rPr>
+          <w:sz w:val="17"/>
+        </w:rPr>
+        <w:t>• Implement POST /feedback endpoint (question, status, timings, thumbs up/down, optional reason).</w:t>
+        <w:br/>
+        <w:t>• Review harness scripts/review_feedback.py to triage low-confidence or refused queries.</w:t>
+      </w:r>
+    </w:p>
+    <w:p>
+      <w:pPr>
+        <w:spacing w:before="80" w:after="20"/>
+      </w:pPr>
+      <w:r>
+        <w:rPr>
+          <w:b/>
+          <w:color w:val="1A365D"/>
+          <w:sz w:val="19"/>
+        </w:rPr>
+        <w:t>Step 9 &amp; 10: Voice Evidence Report &amp; Final Release Verification</w:t>
+      </w:r>
+    </w:p>
+    <w:p>
+      <w:pPr>
+        <w:spacing w:before="0" w:after="80"/>
+      </w:pPr>
+      <w:r>
+        <w:rPr>
+          <w:sz w:val="17"/>
+        </w:rPr>
+        <w:t>• Compile docs/GNANI_VOICE_REPORT.md directly from empirical result files.</w:t>
+        <w:br/>
+        <w:t>• Complete clean clone on clean OS, run secrets scan, and evaluate formal Release Gates.</w:t>
+      </w:r>
+    </w:p>
+    <w:p>
+      <w:pPr>
+        <w:spacing w:after="160"/>
+      </w:pPr>
+    </w:p>
+    <w:p>
+      <w:pPr>
+        <w:pStyle w:val="Heading1"/>
+      </w:pPr>
+      <w:r>
+        <w:rPr>
+          <w:color w:val="1A365D"/>
+        </w:rPr>
+        <w:t>5. Strategic Opportunities: Things That Can Make It Even Better</w:t>
+      </w:r>
+    </w:p>
+    <w:p>
+      <w:r>
+        <w:t>Based on deep empirical profiling of the current codebase and real-world deployment challenges in Indic public systems, the following 7 strategic enhancements represent high-impact opportunities to elevate Pakkam from a successful prototype into a truly production-hardened platform:</w:t>
+      </w:r>
+    </w:p>
+    <w:p>
+      <w:pPr>
+        <w:spacing w:before="100" w:after="20"/>
+      </w:pPr>
+      <w:r>
+        <w:rPr>
+          <w:b/>
+          <w:color w:val="3182CE"/>
+          <w:sz w:val="19"/>
+        </w:rPr>
+        <w:t>1. Independent Blind Human Grading (Passing Gate 0.3)</w:t>
+      </w:r>
+    </w:p>
+    <w:p>
+      <w:pPr>
+        <w:spacing w:before="0" w:after="80"/>
+      </w:pPr>
+      <w:r>
+        <w:rPr>
+          <w:sz w:val="17"/>
+        </w:rPr>
+        <w:t>Currently, answer evaluation relies on automated claim checking and developer inspection. To prove absolute public readiness, docs/review/answer_eval.csv must be independently scored by bilingual human annotators using a strict three-dimensional rubric: (a) number_correct (exact financial benefit accuracy), (b) citation_supports (every assertion traced to page text), and (c) unsupported_claim (penalizing fabricated rules). This establishes genuine ground-truth trust.</w:t>
+      </w:r>
+    </w:p>
+    <w:p>
+      <w:pPr>
+        <w:spacing w:before="100" w:after="20"/>
+      </w:pPr>
+      <w:r>
+        <w:rPr>
+          <w:b/>
+          <w:color w:val="3182CE"/>
+          <w:sz w:val="19"/>
+        </w:rPr>
+        <w:t>2. Real-World Acoustic &amp; Tanglish Field Audio (Passing Gate 1.4)</w:t>
+      </w:r>
+    </w:p>
+    <w:p>
+      <w:pPr>
+        <w:spacing w:before="0" w:after="80"/>
+      </w:pPr>
+      <w:r>
+        <w:rPr>
+          <w:sz w:val="17"/>
+        </w:rPr>
+        <w:t>Current STT evaluations utilize clean, read-speech sentences from the AI4Bharat Kathbath dataset. In real administrative centers, citizens use low-end smartphone microphones in noisy environments with heavy regional dialects and code-mixed Tanglish (e.g., 'college padikira ponnungalukku monthly 1000 scheme ku eligibility enna?'). Collecting and testing 30 consented audio clips from diverse demographics will benchmark STT resilience under real acoustic stress.</w:t>
+      </w:r>
+    </w:p>
+    <w:p>
+      <w:pPr>
+        <w:spacing w:before="100" w:after="20"/>
+      </w:pPr>
+      <w:r>
+        <w:rPr>
+          <w:b/>
+          <w:color w:val="3182CE"/>
+          <w:sz w:val="19"/>
+        </w:rPr>
+        <w:t>3. Semantic Vector Caching for Sub-50ms Common Answers</w:t>
+      </w:r>
+    </w:p>
+    <w:p>
+      <w:pPr>
+        <w:spacing w:before="0" w:after="80"/>
+      </w:pPr>
+      <w:r>
+        <w:rPr>
+          <w:sz w:val="17"/>
+        </w:rPr>
+        <w:t>A substantial portion of citizen queries center on recurring welfare questions (e.g., 'How much money under Pudhumai Penn?', 'Who is eligible for Kalaignar Magalir Urimai?'). Implementing a local Semantic Vector Cache with an exact-match cosine threshold (&gt;= 0.96) would allow instant responses in &lt;50 ms, completely bypassing both retriever and LLM, conserving 100% of API quota.</w:t>
+      </w:r>
+    </w:p>
+    <w:p>
+      <w:pPr>
+        <w:spacing w:before="100" w:after="20"/>
+      </w:pPr>
+      <w:r>
+        <w:rPr>
+          <w:b/>
+          <w:color w:val="3182CE"/>
+          <w:sz w:val="19"/>
+        </w:rPr>
+        <w:t>4. Local Quantized Small Language Model (SLM) Fallback</w:t>
+      </w:r>
+    </w:p>
+    <w:p>
+      <w:pPr>
+        <w:spacing w:before="0" w:after="80"/>
+      </w:pPr>
+      <w:r>
+        <w:rPr>
+          <w:sz w:val="17"/>
+        </w:rPr>
+        <w:t>The Gemini Free Tier quota (approximately 20 requests/day) is a known operational constraint. Quantizing a compact model (such as Gemma-2-2B-IT or Qwen2.5-7B-Instruct at 4-bit AWQ/GGUF) to run locally on a workstation GPU or Colab T4 would provide an infinite-quota, zero-cost fallback engine that eliminates public API dependency during outages.</w:t>
+      </w:r>
+    </w:p>
+    <w:p>
+      <w:pPr>
+        <w:spacing w:before="100" w:after="20"/>
+      </w:pPr>
+      <w:r>
+        <w:rPr>
+          <w:b/>
+          <w:color w:val="3182CE"/>
+          <w:sz w:val="19"/>
+        </w:rPr>
+        <w:t>5. Asynchronous Server-Sent Events (SSE) Streaming for True Sub-Second Voice</w:t>
+      </w:r>
+    </w:p>
+    <w:p>
+      <w:pPr>
+        <w:spacing w:before="0" w:after="80"/>
+      </w:pPr>
+      <w:r>
+        <w:rPr>
+          <w:sz w:val="17"/>
+        </w:rPr>
+        <w:t>Currently, the Gnani Timbre REST endpoint operates synchronously over HTTP POST. Transitioning to an SSE or WebSocket streaming pipeline where token generation and audio chunk synthesis execute concurrently will drive Time-to-First-Audio (TTFA) down to under 1.5 seconds, matching natural human conversational pacing.</w:t>
+      </w:r>
+    </w:p>
+    <w:p>
+      <w:pPr>
+        <w:spacing w:before="100" w:after="20"/>
+      </w:pPr>
+      <w:r>
+        <w:rPr>
+          <w:b/>
+          <w:color w:val="3182CE"/>
+          <w:sz w:val="19"/>
+        </w:rPr>
+        <w:t>6. Ingestion &amp; Verification of Departmental Helplines</w:t>
+      </w:r>
+    </w:p>
+    <w:p>
+      <w:pPr>
+        <w:spacing w:before="0" w:after="80"/>
+      </w:pPr>
+      <w:r>
+        <w:rPr>
+          <w:sz w:val="17"/>
+        </w:rPr>
+        <w:t>In data/contacts.json, 9 of the 10 public schemes currently have helpline: null (only Atal Pension Yojana is verified). Conducting human verification of official Tamil Nadu government contact portals and embedding verified toll-free helplines ensures that whenever the system refuses or falls back, the citizen is immediately directed to a verified human authority.</w:t>
+      </w:r>
+    </w:p>
+    <w:p>
+      <w:pPr>
+        <w:spacing w:before="100" w:after="20"/>
+      </w:pPr>
+      <w:r>
+        <w:rPr>
+          <w:b/>
+          <w:color w:val="3182CE"/>
+          <w:sz w:val="19"/>
+        </w:rPr>
+        <w:t>7. Complete Audit of 263 OCR Disagreement Rows</w:t>
+      </w:r>
+    </w:p>
+    <w:p>
+      <w:pPr>
+        <w:spacing w:before="0" w:after="80"/>
+      </w:pPr>
+      <w:r>
+        <w:rPr>
+          <w:sz w:val="17"/>
+        </w:rPr>
+        <w:t>A comparison between Tesseract and Chitrapathak-2 identified 263 pages with numerical set differences. A focused audit script should categorize these disagreements (e.g., date formats, currency symbols, multi-column tables) to verify that zero critical eligibility criteria were omitted during ingestion.</w:t>
+      </w:r>
+    </w:p>
+    <w:p>
+      <w:pPr>
+        <w:spacing w:after="200"/>
+      </w:pPr>
+    </w:p>
+    <w:p>
+      <w:pPr>
+        <w:pStyle w:val="Heading1"/>
+      </w:pPr>
+      <w:r>
+        <w:rPr>
+          <w:color w:val="1A365D"/>
+        </w:rPr>
+        <w:t>6. Release Gates &amp; Verification Checklist</w:t>
+      </w:r>
+    </w:p>
+    <w:p>
+      <w:r>
+        <w:t>To ensure absolute compliance with project submission criteria, all active release gates are tracked below:</w:t>
       </w:r>
     </w:p>
     <w:tbl>
@@ -1485,45 +2903,51 @@
       <w:tr>
         <w:tc>
           <w:tcPr>
-            <w:tcW w:type="dxa" w:w="3168"/>
+            <w:tcW w:type="dxa" w:w="1440"/>
             <w:shd w:fill="1A365D"/>
             <w:tcMar>
-              <w:top w:w="50" w:type="dxa"/>
-              <w:bottom w:w="50" w:type="dxa"/>
-              <w:left w:w="70" w:type="dxa"/>
-              <w:right w:w="70" w:type="dxa"/>
+              <w:top w:w="120" w:type="dxa"/>
+              <w:bottom w:w="120" w:type="dxa"/>
+              <w:left w:w="140" w:type="dxa"/>
+              <w:right w:w="140" w:type="dxa"/>
             </w:tcMar>
           </w:tcPr>
           <w:p>
+            <w:pPr>
+              <w:spacing w:before="0" w:after="0"/>
+            </w:pPr>
             <w:r>
               <w:rPr>
                 <w:b/>
                 <w:color w:val="FFFFFF"/>
-                <w:sz w:val="16"/>
+                <w:sz w:val="17"/>
               </w:rPr>
-              <w:t>Scheme Name</w:t>
+              <w:t>Gate ID</w:t>
             </w:r>
           </w:p>
         </w:tc>
         <w:tc>
           <w:tcPr>
-            <w:tcW w:type="dxa" w:w="1872"/>
+            <w:tcW w:type="dxa" w:w="3312"/>
             <w:shd w:fill="1A365D"/>
             <w:tcMar>
-              <w:top w:w="50" w:type="dxa"/>
-              <w:bottom w:w="50" w:type="dxa"/>
-              <w:left w:w="70" w:type="dxa"/>
-              <w:right w:w="70" w:type="dxa"/>
+              <w:top w:w="120" w:type="dxa"/>
+              <w:bottom w:w="120" w:type="dxa"/>
+              <w:left w:w="140" w:type="dxa"/>
+              <w:right w:w="140" w:type="dxa"/>
             </w:tcMar>
           </w:tcPr>
           <w:p>
+            <w:pPr>
+              <w:spacing w:before="0" w:after="0"/>
+            </w:pPr>
             <w:r>
               <w:rPr>
                 <w:b/>
                 <w:color w:val="FFFFFF"/>
-                <w:sz w:val="16"/>
+                <w:sz w:val="17"/>
               </w:rPr>
-              <w:t>Helpline Number</w:t>
+              <w:t>Gate Description</w:t>
             </w:r>
           </w:p>
         </w:tc>
@@ -1532,42 +2956,48 @@
             <w:tcW w:type="dxa" w:w="2592"/>
             <w:shd w:fill="1A365D"/>
             <w:tcMar>
-              <w:top w:w="50" w:type="dxa"/>
-              <w:bottom w:w="50" w:type="dxa"/>
-              <w:left w:w="70" w:type="dxa"/>
-              <w:right w:w="70" w:type="dxa"/>
+              <w:top w:w="120" w:type="dxa"/>
+              <w:bottom w:w="120" w:type="dxa"/>
+              <w:left w:w="140" w:type="dxa"/>
+              <w:right w:w="140" w:type="dxa"/>
             </w:tcMar>
           </w:tcPr>
           <w:p>
+            <w:pPr>
+              <w:spacing w:before="0" w:after="0"/>
+            </w:pPr>
             <w:r>
               <w:rPr>
                 <w:b/>
                 <w:color w:val="FFFFFF"/>
-                <w:sz w:val="16"/>
+                <w:sz w:val="17"/>
               </w:rPr>
-              <w:t>Official Source URL / Citation</w:t>
+              <w:t>Current Measured Status</w:t>
             </w:r>
           </w:p>
         </w:tc>
         <w:tc>
           <w:tcPr>
-            <w:tcW w:type="dxa" w:w="1728"/>
+            <w:tcW w:type="dxa" w:w="2016"/>
             <w:shd w:fill="1A365D"/>
             <w:tcMar>
-              <w:top w:w="50" w:type="dxa"/>
-              <w:bottom w:w="50" w:type="dxa"/>
-              <w:left w:w="70" w:type="dxa"/>
-              <w:right w:w="70" w:type="dxa"/>
+              <w:top w:w="120" w:type="dxa"/>
+              <w:bottom w:w="120" w:type="dxa"/>
+              <w:left w:w="140" w:type="dxa"/>
+              <w:right w:w="140" w:type="dxa"/>
             </w:tcMar>
           </w:tcPr>
           <w:p>
+            <w:pPr>
+              <w:spacing w:before="0" w:after="0"/>
+            </w:pPr>
             <w:r>
               <w:rPr>
                 <w:b/>
                 <w:color w:val="FFFFFF"/>
-                <w:sz w:val="16"/>
+                <w:sz w:val="17"/>
               </w:rPr>
-              <w:t>Verification Status</w:t>
+              <w:t>Release Readiness</w:t>
             </w:r>
           </w:p>
         </w:tc>
@@ -1575,42 +3005,48 @@
       <w:tr>
         <w:tc>
           <w:tcPr>
-            <w:tcW w:type="dxa" w:w="3168"/>
+            <w:tcW w:type="dxa" w:w="1440"/>
             <w:shd w:fill="FFFFFF"/>
             <w:tcMar>
-              <w:top w:w="30" w:type="dxa"/>
-              <w:bottom w:w="30" w:type="dxa"/>
-              <w:left w:w="50" w:type="dxa"/>
-              <w:right w:w="50" w:type="dxa"/>
+              <w:top w:w="90" w:type="dxa"/>
+              <w:bottom w:w="90" w:type="dxa"/>
+              <w:left w:w="140" w:type="dxa"/>
+              <w:right w:w="140" w:type="dxa"/>
             </w:tcMar>
           </w:tcPr>
           <w:p>
+            <w:pPr>
+              <w:spacing w:before="0" w:after="0"/>
+            </w:pPr>
             <w:r>
               <w:rPr>
                 <w:b/>
                 <w:sz w:val="15"/>
               </w:rPr>
-              <w:t>Atal Pension Yojana</w:t>
+              <w:t>Gate 0.1</w:t>
             </w:r>
           </w:p>
         </w:tc>
         <w:tc>
           <w:tcPr>
-            <w:tcW w:type="dxa" w:w="1872"/>
+            <w:tcW w:type="dxa" w:w="3312"/>
             <w:shd w:fill="FFFFFF"/>
             <w:tcMar>
-              <w:top w:w="30" w:type="dxa"/>
-              <w:bottom w:w="30" w:type="dxa"/>
-              <w:left w:w="50" w:type="dxa"/>
-              <w:right w:w="50" w:type="dxa"/>
+              <w:top w:w="90" w:type="dxa"/>
+              <w:bottom w:w="90" w:type="dxa"/>
+              <w:left w:w="140" w:type="dxa"/>
+              <w:right w:w="140" w:type="dxa"/>
             </w:tcMar>
           </w:tcPr>
           <w:p>
+            <w:pPr>
+              <w:spacing w:before="0" w:after="0"/>
+            </w:pPr>
             <w:r>
               <w:rPr>
                 <w:sz w:val="15"/>
               </w:rPr>
-              <w:t>1800 1100 69</w:t>
+              <w:t>Codebase hygiene, unit tests &amp; secrets audit</w:t>
             </w:r>
           </w:p>
         </w:tc>
@@ -1619,40 +3055,46 @@
             <w:tcW w:type="dxa" w:w="2592"/>
             <w:shd w:fill="FFFFFF"/>
             <w:tcMar>
-              <w:top w:w="30" w:type="dxa"/>
-              <w:bottom w:w="30" w:type="dxa"/>
-              <w:left w:w="50" w:type="dxa"/>
-              <w:right w:w="50" w:type="dxa"/>
+              <w:top w:w="90" w:type="dxa"/>
+              <w:bottom w:w="90" w:type="dxa"/>
+              <w:left w:w="140" w:type="dxa"/>
+              <w:right w:w="140" w:type="dxa"/>
             </w:tcMar>
           </w:tcPr>
           <w:p>
+            <w:pPr>
+              <w:spacing w:before="0" w:after="0"/>
+            </w:pPr>
             <w:r>
               <w:rPr>
-                <w:color w:val="718096"/>
-                <w:sz w:val="14"/>
+                <w:sz w:val="15"/>
               </w:rPr>
-              <w:t>apy-brochure-en:p1 / https://www.pfrda.org.in</w:t>
+              <w:t>86/86 Tests Pass | 0 Secrets in Git</w:t>
             </w:r>
           </w:p>
         </w:tc>
         <w:tc>
           <w:tcPr>
-            <w:tcW w:type="dxa" w:w="1728"/>
+            <w:tcW w:type="dxa" w:w="2016"/>
             <w:shd w:fill="FFFFFF"/>
             <w:tcMar>
-              <w:top w:w="30" w:type="dxa"/>
-              <w:bottom w:w="30" w:type="dxa"/>
-              <w:left w:w="50" w:type="dxa"/>
-              <w:right w:w="50" w:type="dxa"/>
+              <w:top w:w="90" w:type="dxa"/>
+              <w:bottom w:w="90" w:type="dxa"/>
+              <w:left w:w="140" w:type="dxa"/>
+              <w:right w:w="140" w:type="dxa"/>
             </w:tcMar>
           </w:tcPr>
           <w:p>
+            <w:pPr>
+              <w:spacing w:before="0" w:after="0"/>
+            </w:pPr>
             <w:r>
               <w:rPr>
                 <w:b/>
+                <w:color w:val="276749"/>
                 <w:sz w:val="15"/>
               </w:rPr>
-              <w:t>Found in brochure, current number to be confirmed by a person</w:t>
+              <w:t>PASSED</w:t>
             </w:r>
           </w:p>
         </w:tc>
@@ -1660,42 +3102,48 @@
       <w:tr>
         <w:tc>
           <w:tcPr>
-            <w:tcW w:type="dxa" w:w="3168"/>
+            <w:tcW w:type="dxa" w:w="1440"/>
             <w:shd w:fill="F7FAFC"/>
             <w:tcMar>
-              <w:top w:w="30" w:type="dxa"/>
-              <w:bottom w:w="30" w:type="dxa"/>
-              <w:left w:w="50" w:type="dxa"/>
-              <w:right w:w="50" w:type="dxa"/>
+              <w:top w:w="90" w:type="dxa"/>
+              <w:bottom w:w="90" w:type="dxa"/>
+              <w:left w:w="140" w:type="dxa"/>
+              <w:right w:w="140" w:type="dxa"/>
             </w:tcMar>
           </w:tcPr>
           <w:p>
+            <w:pPr>
+              <w:spacing w:before="0" w:after="0"/>
+            </w:pPr>
             <w:r>
               <w:rPr>
                 <w:b/>
                 <w:sz w:val="15"/>
               </w:rPr>
-              <w:t>PM-KISAN</w:t>
+              <w:t>Gate 0.2</w:t>
             </w:r>
           </w:p>
         </w:tc>
         <w:tc>
           <w:tcPr>
-            <w:tcW w:type="dxa" w:w="1872"/>
+            <w:tcW w:type="dxa" w:w="3312"/>
             <w:shd w:fill="F7FAFC"/>
             <w:tcMar>
-              <w:top w:w="30" w:type="dxa"/>
-              <w:bottom w:w="30" w:type="dxa"/>
-              <w:left w:w="50" w:type="dxa"/>
-              <w:right w:w="50" w:type="dxa"/>
+              <w:top w:w="90" w:type="dxa"/>
+              <w:bottom w:w="90" w:type="dxa"/>
+              <w:left w:w="140" w:type="dxa"/>
+              <w:right w:w="140" w:type="dxa"/>
             </w:tcMar>
           </w:tcPr>
           <w:p>
+            <w:pPr>
+              <w:spacing w:before="0" w:after="0"/>
+            </w:pPr>
             <w:r>
               <w:rPr>
                 <w:sz w:val="15"/>
               </w:rPr>
-              <w:t>None listed</w:t>
+              <w:t>Verified question set (50 checked + 30 held-out)</w:t>
             </w:r>
           </w:p>
         </w:tc>
@@ -1704,40 +3152,46 @@
             <w:tcW w:type="dxa" w:w="2592"/>
             <w:shd w:fill="F7FAFC"/>
             <w:tcMar>
-              <w:top w:w="30" w:type="dxa"/>
-              <w:bottom w:w="30" w:type="dxa"/>
-              <w:left w:w="50" w:type="dxa"/>
-              <w:right w:w="50" w:type="dxa"/>
+              <w:top w:w="90" w:type="dxa"/>
+              <w:bottom w:w="90" w:type="dxa"/>
+              <w:left w:w="140" w:type="dxa"/>
+              <w:right w:w="140" w:type="dxa"/>
             </w:tcMar>
           </w:tcPr>
           <w:p>
+            <w:pPr>
+              <w:spacing w:before="0" w:after="0"/>
+            </w:pPr>
             <w:r>
               <w:rPr>
-                <w:color w:val="718096"/>
-                <w:sz w:val="14"/>
+                <w:sz w:val="15"/>
               </w:rPr>
-              <w:t>https://pmkisan.gov.in</w:t>
+              <w:t>194 Draft Questions currently used</w:t>
             </w:r>
           </w:p>
         </w:tc>
         <w:tc>
           <w:tcPr>
-            <w:tcW w:type="dxa" w:w="1728"/>
+            <w:tcW w:type="dxa" w:w="2016"/>
             <w:shd w:fill="F7FAFC"/>
             <w:tcMar>
-              <w:top w:w="30" w:type="dxa"/>
-              <w:bottom w:w="30" w:type="dxa"/>
-              <w:left w:w="50" w:type="dxa"/>
-              <w:right w:w="50" w:type="dxa"/>
+              <w:top w:w="90" w:type="dxa"/>
+              <w:bottom w:w="90" w:type="dxa"/>
+              <w:left w:w="140" w:type="dxa"/>
+              <w:right w:w="140" w:type="dxa"/>
             </w:tcMar>
           </w:tcPr>
           <w:p>
+            <w:pPr>
+              <w:spacing w:before="0" w:after="0"/>
+            </w:pPr>
             <w:r>
               <w:rPr>
-                <w:color w:val="C53030"/>
+                <w:b/>
+                <w:color w:val="3182CE"/>
                 <w:sz w:val="15"/>
               </w:rPr>
-              <w:t>Unverified (helpline null)</w:t>
+              <w:t>PENDING DELIVERY</w:t>
             </w:r>
           </w:p>
         </w:tc>
@@ -1745,42 +3199,48 @@
       <w:tr>
         <w:tc>
           <w:tcPr>
-            <w:tcW w:type="dxa" w:w="3168"/>
+            <w:tcW w:type="dxa" w:w="1440"/>
             <w:shd w:fill="FFFFFF"/>
             <w:tcMar>
-              <w:top w:w="30" w:type="dxa"/>
-              <w:bottom w:w="30" w:type="dxa"/>
-              <w:left w:w="50" w:type="dxa"/>
-              <w:right w:w="50" w:type="dxa"/>
+              <w:top w:w="90" w:type="dxa"/>
+              <w:bottom w:w="90" w:type="dxa"/>
+              <w:left w:w="140" w:type="dxa"/>
+              <w:right w:w="140" w:type="dxa"/>
             </w:tcMar>
           </w:tcPr>
           <w:p>
+            <w:pPr>
+              <w:spacing w:before="0" w:after="0"/>
+            </w:pPr>
             <w:r>
               <w:rPr>
                 <w:b/>
                 <w:sz w:val="15"/>
               </w:rPr>
-              <w:t>PM Ujjwala Yojana</w:t>
+              <w:t>Gate 0.3</w:t>
             </w:r>
           </w:p>
         </w:tc>
         <w:tc>
           <w:tcPr>
-            <w:tcW w:type="dxa" w:w="1872"/>
+            <w:tcW w:type="dxa" w:w="3312"/>
             <w:shd w:fill="FFFFFF"/>
             <w:tcMar>
-              <w:top w:w="30" w:type="dxa"/>
-              <w:bottom w:w="30" w:type="dxa"/>
-              <w:left w:w="50" w:type="dxa"/>
-              <w:right w:w="50" w:type="dxa"/>
+              <w:top w:w="90" w:type="dxa"/>
+              <w:bottom w:w="90" w:type="dxa"/>
+              <w:left w:w="140" w:type="dxa"/>
+              <w:right w:w="140" w:type="dxa"/>
             </w:tcMar>
           </w:tcPr>
           <w:p>
+            <w:pPr>
+              <w:spacing w:before="0" w:after="0"/>
+            </w:pPr>
             <w:r>
               <w:rPr>
                 <w:sz w:val="15"/>
               </w:rPr>
-              <w:t>None listed</w:t>
+              <w:t>Blind human grading of answer_eval.csv</w:t>
             </w:r>
           </w:p>
         </w:tc>
@@ -1789,40 +3249,46 @@
             <w:tcW w:type="dxa" w:w="2592"/>
             <w:shd w:fill="FFFFFF"/>
             <w:tcMar>
-              <w:top w:w="30" w:type="dxa"/>
-              <w:bottom w:w="30" w:type="dxa"/>
-              <w:left w:w="50" w:type="dxa"/>
-              <w:right w:w="50" w:type="dxa"/>
+              <w:top w:w="90" w:type="dxa"/>
+              <w:bottom w:w="90" w:type="dxa"/>
+              <w:left w:w="140" w:type="dxa"/>
+              <w:right w:w="140" w:type="dxa"/>
             </w:tcMar>
           </w:tcPr>
           <w:p>
+            <w:pPr>
+              <w:spacing w:before="0" w:after="0"/>
+            </w:pPr>
             <w:r>
               <w:rPr>
-                <w:color w:val="718096"/>
-                <w:sz w:val="14"/>
+                <w:sz w:val="15"/>
               </w:rPr>
-              <w:t>https://www.pmuy.gov.in</w:t>
+              <w:t>3 Answers printed; human scoring pending</w:t>
             </w:r>
           </w:p>
         </w:tc>
         <w:tc>
           <w:tcPr>
-            <w:tcW w:type="dxa" w:w="1728"/>
+            <w:tcW w:type="dxa" w:w="2016"/>
             <w:shd w:fill="FFFFFF"/>
             <w:tcMar>
-              <w:top w:w="30" w:type="dxa"/>
-              <w:bottom w:w="30" w:type="dxa"/>
-              <w:left w:w="50" w:type="dxa"/>
-              <w:right w:w="50" w:type="dxa"/>
+              <w:top w:w="90" w:type="dxa"/>
+              <w:bottom w:w="90" w:type="dxa"/>
+              <w:left w:w="140" w:type="dxa"/>
+              <w:right w:w="140" w:type="dxa"/>
             </w:tcMar>
           </w:tcPr>
           <w:p>
+            <w:pPr>
+              <w:spacing w:before="0" w:after="0"/>
+            </w:pPr>
             <w:r>
               <w:rPr>
-                <w:color w:val="C53030"/>
+                <w:b/>
+                <w:color w:val="3182CE"/>
                 <w:sz w:val="15"/>
               </w:rPr>
-              <w:t>Unverified (helpline null)</w:t>
+              <w:t>PENDING REVIEW</w:t>
             </w:r>
           </w:p>
         </w:tc>
@@ -1830,42 +3296,48 @@
       <w:tr>
         <w:tc>
           <w:tcPr>
-            <w:tcW w:type="dxa" w:w="3168"/>
+            <w:tcW w:type="dxa" w:w="1440"/>
             <w:shd w:fill="F7FAFC"/>
             <w:tcMar>
-              <w:top w:w="30" w:type="dxa"/>
-              <w:bottom w:w="30" w:type="dxa"/>
-              <w:left w:w="50" w:type="dxa"/>
-              <w:right w:w="50" w:type="dxa"/>
+              <w:top w:w="90" w:type="dxa"/>
+              <w:bottom w:w="90" w:type="dxa"/>
+              <w:left w:w="140" w:type="dxa"/>
+              <w:right w:w="140" w:type="dxa"/>
             </w:tcMar>
           </w:tcPr>
           <w:p>
+            <w:pPr>
+              <w:spacing w:before="0" w:after="0"/>
+            </w:pPr>
             <w:r>
               <w:rPr>
                 <w:b/>
                 <w:sz w:val="15"/>
               </w:rPr>
-              <w:t>Kalaignar Magalir Urimai Thittam</w:t>
+              <w:t>Gate 1.1</w:t>
             </w:r>
           </w:p>
         </w:tc>
         <w:tc>
           <w:tcPr>
-            <w:tcW w:type="dxa" w:w="1872"/>
+            <w:tcW w:type="dxa" w:w="3312"/>
             <w:shd w:fill="F7FAFC"/>
             <w:tcMar>
-              <w:top w:w="30" w:type="dxa"/>
-              <w:bottom w:w="30" w:type="dxa"/>
-              <w:left w:w="50" w:type="dxa"/>
-              <w:right w:w="50" w:type="dxa"/>
+              <w:top w:w="90" w:type="dxa"/>
+              <w:bottom w:w="90" w:type="dxa"/>
+              <w:left w:w="140" w:type="dxa"/>
+              <w:right w:w="140" w:type="dxa"/>
             </w:tcMar>
           </w:tcPr>
           <w:p>
+            <w:pPr>
+              <w:spacing w:before="0" w:after="0"/>
+            </w:pPr>
             <w:r>
               <w:rPr>
                 <w:sz w:val="15"/>
               </w:rPr>
-              <w:t>None listed</w:t>
+              <w:t>Hybrid Retrieval Recall@5 &gt;= 95%</w:t>
             </w:r>
           </w:p>
         </w:tc>
@@ -1874,40 +3346,46 @@
             <w:tcW w:type="dxa" w:w="2592"/>
             <w:shd w:fill="F7FAFC"/>
             <w:tcMar>
-              <w:top w:w="30" w:type="dxa"/>
-              <w:bottom w:w="30" w:type="dxa"/>
-              <w:left w:w="50" w:type="dxa"/>
-              <w:right w:w="50" w:type="dxa"/>
+              <w:top w:w="90" w:type="dxa"/>
+              <w:bottom w:w="90" w:type="dxa"/>
+              <w:left w:w="140" w:type="dxa"/>
+              <w:right w:w="140" w:type="dxa"/>
             </w:tcMar>
           </w:tcPr>
           <w:p>
+            <w:pPr>
+              <w:spacing w:before="0" w:after="0"/>
+            </w:pPr>
             <w:r>
               <w:rPr>
-                <w:color w:val="718096"/>
-                <w:sz w:val="14"/>
+                <w:sz w:val="15"/>
               </w:rPr>
-              <w:t>https://kmut.tn.gov.in</w:t>
+              <w:t>98.7% Recall@5 on draft set (n=194)</w:t>
             </w:r>
           </w:p>
         </w:tc>
         <w:tc>
           <w:tcPr>
-            <w:tcW w:type="dxa" w:w="1728"/>
+            <w:tcW w:type="dxa" w:w="2016"/>
             <w:shd w:fill="F7FAFC"/>
             <w:tcMar>
-              <w:top w:w="30" w:type="dxa"/>
-              <w:bottom w:w="30" w:type="dxa"/>
-              <w:left w:w="50" w:type="dxa"/>
-              <w:right w:w="50" w:type="dxa"/>
+              <w:top w:w="90" w:type="dxa"/>
+              <w:bottom w:w="90" w:type="dxa"/>
+              <w:left w:w="140" w:type="dxa"/>
+              <w:right w:w="140" w:type="dxa"/>
             </w:tcMar>
           </w:tcPr>
           <w:p>
+            <w:pPr>
+              <w:spacing w:before="0" w:after="0"/>
+            </w:pPr>
             <w:r>
               <w:rPr>
-                <w:color w:val="C53030"/>
+                <w:b/>
+                <w:color w:val="3182CE"/>
                 <w:sz w:val="15"/>
               </w:rPr>
-              <w:t>Unverified (helpline null)</w:t>
+              <w:t>PASSED (Draft Set)</w:t>
             </w:r>
           </w:p>
         </w:tc>
@@ -1915,42 +3393,48 @@
       <w:tr>
         <w:tc>
           <w:tcPr>
-            <w:tcW w:type="dxa" w:w="3168"/>
+            <w:tcW w:type="dxa" w:w="1440"/>
             <w:shd w:fill="FFFFFF"/>
             <w:tcMar>
-              <w:top w:w="30" w:type="dxa"/>
-              <w:bottom w:w="30" w:type="dxa"/>
-              <w:left w:w="50" w:type="dxa"/>
-              <w:right w:w="50" w:type="dxa"/>
+              <w:top w:w="90" w:type="dxa"/>
+              <w:bottom w:w="90" w:type="dxa"/>
+              <w:left w:w="140" w:type="dxa"/>
+              <w:right w:w="140" w:type="dxa"/>
             </w:tcMar>
           </w:tcPr>
           <w:p>
+            <w:pPr>
+              <w:spacing w:before="0" w:after="0"/>
+            </w:pPr>
             <w:r>
               <w:rPr>
                 <w:b/>
                 <w:sz w:val="15"/>
               </w:rPr>
-              <w:t>Chief Minister's Breakfast Scheme</w:t>
+              <w:t>Gate 1.2</w:t>
             </w:r>
           </w:p>
         </w:tc>
         <w:tc>
           <w:tcPr>
-            <w:tcW w:type="dxa" w:w="1872"/>
+            <w:tcW w:type="dxa" w:w="3312"/>
             <w:shd w:fill="FFFFFF"/>
             <w:tcMar>
-              <w:top w:w="30" w:type="dxa"/>
-              <w:bottom w:w="30" w:type="dxa"/>
-              <w:left w:w="50" w:type="dxa"/>
-              <w:right w:w="50" w:type="dxa"/>
+              <w:top w:w="90" w:type="dxa"/>
+              <w:bottom w:w="90" w:type="dxa"/>
+              <w:left w:w="140" w:type="dxa"/>
+              <w:right w:w="140" w:type="dxa"/>
             </w:tcMar>
           </w:tcPr>
           <w:p>
+            <w:pPr>
+              <w:spacing w:before="0" w:after="0"/>
+            </w:pPr>
             <w:r>
               <w:rPr>
                 <w:sz w:val="15"/>
               </w:rPr>
-              <w:t>None listed</w:t>
+              <w:t>Refusal routing accuracy &amp; threshold curve</w:t>
             </w:r>
           </w:p>
         </w:tc>
@@ -1959,40 +3443,46 @@
             <w:tcW w:type="dxa" w:w="2592"/>
             <w:shd w:fill="FFFFFF"/>
             <w:tcMar>
-              <w:top w:w="30" w:type="dxa"/>
-              <w:bottom w:w="30" w:type="dxa"/>
-              <w:left w:w="50" w:type="dxa"/>
-              <w:right w:w="50" w:type="dxa"/>
+              <w:top w:w="90" w:type="dxa"/>
+              <w:bottom w:w="90" w:type="dxa"/>
+              <w:left w:w="140" w:type="dxa"/>
+              <w:right w:w="140" w:type="dxa"/>
             </w:tcMar>
           </w:tcPr>
           <w:p>
+            <w:pPr>
+              <w:spacing w:before="0" w:after="0"/>
+            </w:pPr>
             <w:r>
               <w:rPr>
-                <w:color w:val="718096"/>
-                <w:sz w:val="14"/>
+                <w:sz w:val="15"/>
               </w:rPr>
-              <w:t>https://www.tn.gov.in</w:t>
+              <w:t>87.1% routing accuracy at 0.35 threshold</w:t>
             </w:r>
           </w:p>
         </w:tc>
         <w:tc>
           <w:tcPr>
-            <w:tcW w:type="dxa" w:w="1728"/>
+            <w:tcW w:type="dxa" w:w="2016"/>
             <w:shd w:fill="FFFFFF"/>
             <w:tcMar>
-              <w:top w:w="30" w:type="dxa"/>
-              <w:bottom w:w="30" w:type="dxa"/>
-              <w:left w:w="50" w:type="dxa"/>
-              <w:right w:w="50" w:type="dxa"/>
+              <w:top w:w="90" w:type="dxa"/>
+              <w:bottom w:w="90" w:type="dxa"/>
+              <w:left w:w="140" w:type="dxa"/>
+              <w:right w:w="140" w:type="dxa"/>
             </w:tcMar>
           </w:tcPr>
           <w:p>
+            <w:pPr>
+              <w:spacing w:before="0" w:after="0"/>
+            </w:pPr>
             <w:r>
               <w:rPr>
-                <w:color w:val="C53030"/>
+                <w:b/>
+                <w:color w:val="3182CE"/>
                 <w:sz w:val="15"/>
               </w:rPr>
-              <w:t>Unverified (helpline null)</w:t>
+              <w:t>PASSED (Draft Set)</w:t>
             </w:r>
           </w:p>
         </w:tc>
@@ -2000,42 +3490,48 @@
       <w:tr>
         <w:tc>
           <w:tcPr>
-            <w:tcW w:type="dxa" w:w="3168"/>
+            <w:tcW w:type="dxa" w:w="1440"/>
             <w:shd w:fill="F7FAFC"/>
             <w:tcMar>
-              <w:top w:w="30" w:type="dxa"/>
-              <w:bottom w:w="30" w:type="dxa"/>
-              <w:left w:w="50" w:type="dxa"/>
-              <w:right w:w="50" w:type="dxa"/>
+              <w:top w:w="90" w:type="dxa"/>
+              <w:bottom w:w="90" w:type="dxa"/>
+              <w:left w:w="140" w:type="dxa"/>
+              <w:right w:w="140" w:type="dxa"/>
             </w:tcMar>
           </w:tcPr>
           <w:p>
+            <w:pPr>
+              <w:spacing w:before="0" w:after="0"/>
+            </w:pPr>
             <w:r>
               <w:rPr>
                 <w:b/>
                 <w:sz w:val="15"/>
               </w:rPr>
-              <w:t>TN Social Welfare Schemes</w:t>
+              <w:t>Gate 1.3</w:t>
             </w:r>
           </w:p>
         </w:tc>
         <w:tc>
           <w:tcPr>
-            <w:tcW w:type="dxa" w:w="1872"/>
+            <w:tcW w:type="dxa" w:w="3312"/>
             <w:shd w:fill="F7FAFC"/>
             <w:tcMar>
-              <w:top w:w="30" w:type="dxa"/>
-              <w:bottom w:w="30" w:type="dxa"/>
-              <w:left w:w="50" w:type="dxa"/>
-              <w:right w:w="50" w:type="dxa"/>
+              <w:top w:w="90" w:type="dxa"/>
+              <w:bottom w:w="90" w:type="dxa"/>
+              <w:left w:w="140" w:type="dxa"/>
+              <w:right w:w="140" w:type="dxa"/>
             </w:tcMar>
           </w:tcPr>
           <w:p>
+            <w:pPr>
+              <w:spacing w:before="0" w:after="0"/>
+            </w:pPr>
             <w:r>
               <w:rPr>
                 <w:sz w:val="15"/>
               </w:rPr>
-              <w:t>None listed</w:t>
+              <w:t>STT accuracy &amp; speech error retrieval</w:t>
             </w:r>
           </w:p>
         </w:tc>
@@ -2044,40 +3540,46 @@
             <w:tcW w:type="dxa" w:w="2592"/>
             <w:shd w:fill="F7FAFC"/>
             <w:tcMar>
-              <w:top w:w="30" w:type="dxa"/>
-              <w:bottom w:w="30" w:type="dxa"/>
-              <w:left w:w="50" w:type="dxa"/>
-              <w:right w:w="50" w:type="dxa"/>
+              <w:top w:w="90" w:type="dxa"/>
+              <w:bottom w:w="90" w:type="dxa"/>
+              <w:left w:w="140" w:type="dxa"/>
+              <w:right w:w="140" w:type="dxa"/>
             </w:tcMar>
           </w:tcPr>
           <w:p>
+            <w:pPr>
+              <w:spacing w:before="0" w:after="0"/>
+            </w:pPr>
             <w:r>
               <w:rPr>
-                <w:color w:val="718096"/>
-                <w:sz w:val="14"/>
+                <w:sz w:val="15"/>
               </w:rPr>
-              <w:t>https://www.tn.gov.in</w:t>
+              <w:t>90.3% doc / 87.1% page match on Kathbath (n=31)</w:t>
             </w:r>
           </w:p>
         </w:tc>
         <w:tc>
           <w:tcPr>
-            <w:tcW w:type="dxa" w:w="1728"/>
+            <w:tcW w:type="dxa" w:w="2016"/>
             <w:shd w:fill="F7FAFC"/>
             <w:tcMar>
-              <w:top w:w="30" w:type="dxa"/>
-              <w:bottom w:w="30" w:type="dxa"/>
-              <w:left w:w="50" w:type="dxa"/>
-              <w:right w:w="50" w:type="dxa"/>
+              <w:top w:w="90" w:type="dxa"/>
+              <w:bottom w:w="90" w:type="dxa"/>
+              <w:left w:w="140" w:type="dxa"/>
+              <w:right w:w="140" w:type="dxa"/>
             </w:tcMar>
           </w:tcPr>
           <w:p>
+            <w:pPr>
+              <w:spacing w:before="0" w:after="0"/>
+            </w:pPr>
             <w:r>
               <w:rPr>
-                <w:color w:val="C53030"/>
+                <w:b/>
+                <w:color w:val="276749"/>
                 <w:sz w:val="15"/>
               </w:rPr>
-              <w:t>Unverified (helpline null)</w:t>
+              <w:t>PASSED (Read Speech)</w:t>
             </w:r>
           </w:p>
         </w:tc>
@@ -2085,42 +3587,48 @@
       <w:tr>
         <w:tc>
           <w:tcPr>
-            <w:tcW w:type="dxa" w:w="3168"/>
+            <w:tcW w:type="dxa" w:w="1440"/>
             <w:shd w:fill="FFFFFF"/>
             <w:tcMar>
-              <w:top w:w="30" w:type="dxa"/>
-              <w:bottom w:w="30" w:type="dxa"/>
-              <w:left w:w="50" w:type="dxa"/>
-              <w:right w:w="50" w:type="dxa"/>
+              <w:top w:w="90" w:type="dxa"/>
+              <w:bottom w:w="90" w:type="dxa"/>
+              <w:left w:w="140" w:type="dxa"/>
+              <w:right w:w="140" w:type="dxa"/>
             </w:tcMar>
           </w:tcPr>
           <w:p>
+            <w:pPr>
+              <w:spacing w:before="0" w:after="0"/>
+            </w:pPr>
             <w:r>
               <w:rPr>
                 <w:b/>
                 <w:sz w:val="15"/>
               </w:rPr>
-              <w:t>TN Health &amp; Family Welfare</w:t>
+              <w:t>Gate 1.4</w:t>
             </w:r>
           </w:p>
         </w:tc>
         <w:tc>
           <w:tcPr>
-            <w:tcW w:type="dxa" w:w="1872"/>
+            <w:tcW w:type="dxa" w:w="3312"/>
             <w:shd w:fill="FFFFFF"/>
             <w:tcMar>
-              <w:top w:w="30" w:type="dxa"/>
-              <w:bottom w:w="30" w:type="dxa"/>
-              <w:left w:w="50" w:type="dxa"/>
-              <w:right w:w="50" w:type="dxa"/>
+              <w:top w:w="90" w:type="dxa"/>
+              <w:bottom w:w="90" w:type="dxa"/>
+              <w:left w:w="140" w:type="dxa"/>
+              <w:right w:w="140" w:type="dxa"/>
             </w:tcMar>
           </w:tcPr>
           <w:p>
+            <w:pPr>
+              <w:spacing w:before="0" w:after="0"/>
+            </w:pPr>
             <w:r>
               <w:rPr>
                 <w:sz w:val="15"/>
               </w:rPr>
-              <w:t>None listed</w:t>
+              <w:t>Conversational &amp; Tanglish field audio testing</w:t>
             </w:r>
           </w:p>
         </w:tc>
@@ -2129,40 +3637,46 @@
             <w:tcW w:type="dxa" w:w="2592"/>
             <w:shd w:fill="FFFFFF"/>
             <w:tcMar>
-              <w:top w:w="30" w:type="dxa"/>
-              <w:bottom w:w="30" w:type="dxa"/>
-              <w:left w:w="50" w:type="dxa"/>
-              <w:right w:w="50" w:type="dxa"/>
+              <w:top w:w="90" w:type="dxa"/>
+              <w:bottom w:w="90" w:type="dxa"/>
+              <w:left w:w="140" w:type="dxa"/>
+              <w:right w:w="140" w:type="dxa"/>
             </w:tcMar>
           </w:tcPr>
           <w:p>
+            <w:pPr>
+              <w:spacing w:before="0" w:after="0"/>
+            </w:pPr>
             <w:r>
               <w:rPr>
-                <w:color w:val="718096"/>
-                <w:sz w:val="14"/>
+                <w:sz w:val="15"/>
               </w:rPr>
-              <w:t>https://www.tn.gov.in</w:t>
+              <w:t>Tested on clean read speech only</w:t>
             </w:r>
           </w:p>
         </w:tc>
         <w:tc>
           <w:tcPr>
-            <w:tcW w:type="dxa" w:w="1728"/>
+            <w:tcW w:type="dxa" w:w="2016"/>
             <w:shd w:fill="FFFFFF"/>
             <w:tcMar>
-              <w:top w:w="30" w:type="dxa"/>
-              <w:bottom w:w="30" w:type="dxa"/>
-              <w:left w:w="50" w:type="dxa"/>
-              <w:right w:w="50" w:type="dxa"/>
+              <w:top w:w="90" w:type="dxa"/>
+              <w:bottom w:w="90" w:type="dxa"/>
+              <w:left w:w="140" w:type="dxa"/>
+              <w:right w:w="140" w:type="dxa"/>
             </w:tcMar>
           </w:tcPr>
           <w:p>
+            <w:pPr>
+              <w:spacing w:before="0" w:after="0"/>
+            </w:pPr>
             <w:r>
               <w:rPr>
+                <w:b/>
                 <w:color w:val="C53030"/>
                 <w:sz w:val="15"/>
               </w:rPr>
-              <w:t>Unverified (helpline null)</w:t>
+              <w:t>UNTESTED</w:t>
             </w:r>
           </w:p>
         </w:tc>
@@ -2170,42 +3684,48 @@
       <w:tr>
         <w:tc>
           <w:tcPr>
-            <w:tcW w:type="dxa" w:w="3168"/>
+            <w:tcW w:type="dxa" w:w="1440"/>
             <w:shd w:fill="F7FAFC"/>
             <w:tcMar>
-              <w:top w:w="30" w:type="dxa"/>
-              <w:bottom w:w="30" w:type="dxa"/>
-              <w:left w:w="50" w:type="dxa"/>
-              <w:right w:w="50" w:type="dxa"/>
+              <w:top w:w="90" w:type="dxa"/>
+              <w:bottom w:w="90" w:type="dxa"/>
+              <w:left w:w="140" w:type="dxa"/>
+              <w:right w:w="140" w:type="dxa"/>
             </w:tcMar>
           </w:tcPr>
           <w:p>
+            <w:pPr>
+              <w:spacing w:before="0" w:after="0"/>
+            </w:pPr>
             <w:r>
               <w:rPr>
                 <w:b/>
                 <w:sz w:val="15"/>
               </w:rPr>
-              <w:t>TN Higher Education Schemes</w:t>
+              <w:t>Gate 2.1</w:t>
             </w:r>
           </w:p>
         </w:tc>
         <w:tc>
           <w:tcPr>
-            <w:tcW w:type="dxa" w:w="1872"/>
+            <w:tcW w:type="dxa" w:w="3312"/>
             <w:shd w:fill="F7FAFC"/>
             <w:tcMar>
-              <w:top w:w="30" w:type="dxa"/>
-              <w:bottom w:w="30" w:type="dxa"/>
-              <w:left w:w="50" w:type="dxa"/>
-              <w:right w:w="50" w:type="dxa"/>
+              <w:top w:w="90" w:type="dxa"/>
+              <w:bottom w:w="90" w:type="dxa"/>
+              <w:left w:w="140" w:type="dxa"/>
+              <w:right w:w="140" w:type="dxa"/>
             </w:tcMar>
           </w:tcPr>
           <w:p>
+            <w:pPr>
+              <w:spacing w:before="0" w:after="0"/>
+            </w:pPr>
             <w:r>
               <w:rPr>
                 <w:sz w:val="15"/>
               </w:rPr>
-              <w:t>None listed</w:t>
+              <w:t>OCR numeral accuracy on problem pages</w:t>
             </w:r>
           </w:p>
         </w:tc>
@@ -2214,40 +3734,46 @@
             <w:tcW w:type="dxa" w:w="2592"/>
             <w:shd w:fill="F7FAFC"/>
             <w:tcMar>
-              <w:top w:w="30" w:type="dxa"/>
-              <w:bottom w:w="30" w:type="dxa"/>
-              <w:left w:w="50" w:type="dxa"/>
-              <w:right w:w="50" w:type="dxa"/>
+              <w:top w:w="90" w:type="dxa"/>
+              <w:bottom w:w="90" w:type="dxa"/>
+              <w:left w:w="140" w:type="dxa"/>
+              <w:right w:w="140" w:type="dxa"/>
             </w:tcMar>
           </w:tcPr>
           <w:p>
+            <w:pPr>
+              <w:spacing w:before="0" w:after="0"/>
+            </w:pPr>
             <w:r>
               <w:rPr>
-                <w:color w:val="718096"/>
-                <w:sz w:val="14"/>
+                <w:sz w:val="15"/>
               </w:rPr>
-              <w:t>https://www.tn.gov.in</w:t>
+              <w:t>100.0% (7/7) on problem crops (n=7)</w:t>
             </w:r>
           </w:p>
         </w:tc>
         <w:tc>
           <w:tcPr>
-            <w:tcW w:type="dxa" w:w="1728"/>
+            <w:tcW w:type="dxa" w:w="2016"/>
             <w:shd w:fill="F7FAFC"/>
             <w:tcMar>
-              <w:top w:w="30" w:type="dxa"/>
-              <w:bottom w:w="30" w:type="dxa"/>
-              <w:left w:w="50" w:type="dxa"/>
-              <w:right w:w="50" w:type="dxa"/>
+              <w:top w:w="90" w:type="dxa"/>
+              <w:bottom w:w="90" w:type="dxa"/>
+              <w:left w:w="140" w:type="dxa"/>
+              <w:right w:w="140" w:type="dxa"/>
             </w:tcMar>
           </w:tcPr>
           <w:p>
+            <w:pPr>
+              <w:spacing w:before="0" w:after="0"/>
+            </w:pPr>
             <w:r>
               <w:rPr>
-                <w:color w:val="C53030"/>
+                <w:b/>
+                <w:color w:val="3182CE"/>
                 <w:sz w:val="15"/>
               </w:rPr>
-              <w:t>Unverified (helpline null)</w:t>
+              <w:t>PASSED (263 Unreviewed)</w:t>
             </w:r>
           </w:p>
         </w:tc>
@@ -2255,42 +3781,48 @@
       <w:tr>
         <w:tc>
           <w:tcPr>
-            <w:tcW w:type="dxa" w:w="3168"/>
+            <w:tcW w:type="dxa" w:w="1440"/>
             <w:shd w:fill="FFFFFF"/>
             <w:tcMar>
-              <w:top w:w="30" w:type="dxa"/>
-              <w:bottom w:w="30" w:type="dxa"/>
-              <w:left w:w="50" w:type="dxa"/>
-              <w:right w:w="50" w:type="dxa"/>
+              <w:top w:w="90" w:type="dxa"/>
+              <w:bottom w:w="90" w:type="dxa"/>
+              <w:left w:w="140" w:type="dxa"/>
+              <w:right w:w="140" w:type="dxa"/>
             </w:tcMar>
           </w:tcPr>
           <w:p>
+            <w:pPr>
+              <w:spacing w:before="0" w:after="0"/>
+            </w:pPr>
             <w:r>
               <w:rPr>
                 <w:b/>
                 <w:sz w:val="15"/>
               </w:rPr>
-              <w:t>TN Adi Dravidar &amp; Tribal Welfare</w:t>
+              <w:t>Gate 3.1</w:t>
             </w:r>
           </w:p>
         </w:tc>
         <w:tc>
           <w:tcPr>
-            <w:tcW w:type="dxa" w:w="1872"/>
+            <w:tcW w:type="dxa" w:w="3312"/>
             <w:shd w:fill="FFFFFF"/>
             <w:tcMar>
-              <w:top w:w="30" w:type="dxa"/>
-              <w:bottom w:w="30" w:type="dxa"/>
-              <w:left w:w="50" w:type="dxa"/>
-              <w:right w:w="50" w:type="dxa"/>
+              <w:top w:w="90" w:type="dxa"/>
+              <w:bottom w:w="90" w:type="dxa"/>
+              <w:left w:w="140" w:type="dxa"/>
+              <w:right w:w="140" w:type="dxa"/>
             </w:tcMar>
           </w:tcPr>
           <w:p>
+            <w:pPr>
+              <w:spacing w:before="0" w:after="0"/>
+            </w:pPr>
             <w:r>
               <w:rPr>
                 <w:sz w:val="15"/>
               </w:rPr>
-              <w:t>None listed</w:t>
+              <w:t>Perceived time-to-first-evidence (&lt;1.0s)</w:t>
             </w:r>
           </w:p>
         </w:tc>
@@ -2299,40 +3831,46 @@
             <w:tcW w:type="dxa" w:w="2592"/>
             <w:shd w:fill="FFFFFF"/>
             <w:tcMar>
-              <w:top w:w="30" w:type="dxa"/>
-              <w:bottom w:w="30" w:type="dxa"/>
-              <w:left w:w="50" w:type="dxa"/>
-              <w:right w:w="50" w:type="dxa"/>
+              <w:top w:w="90" w:type="dxa"/>
+              <w:bottom w:w="90" w:type="dxa"/>
+              <w:left w:w="140" w:type="dxa"/>
+              <w:right w:w="140" w:type="dxa"/>
             </w:tcMar>
           </w:tcPr>
           <w:p>
+            <w:pPr>
+              <w:spacing w:before="0" w:after="0"/>
+            </w:pPr>
             <w:r>
               <w:rPr>
-                <w:color w:val="718096"/>
-                <w:sz w:val="14"/>
+                <w:sz w:val="15"/>
               </w:rPr>
-              <w:t>https://www.tn.gov.in</w:t>
+              <w:t>421.6 ms via /ask/sources pre-fetch (n=10)</w:t>
             </w:r>
           </w:p>
         </w:tc>
         <w:tc>
           <w:tcPr>
-            <w:tcW w:type="dxa" w:w="1728"/>
+            <w:tcW w:type="dxa" w:w="2016"/>
             <w:shd w:fill="FFFFFF"/>
             <w:tcMar>
-              <w:top w:w="30" w:type="dxa"/>
-              <w:bottom w:w="30" w:type="dxa"/>
-              <w:left w:w="50" w:type="dxa"/>
-              <w:right w:w="50" w:type="dxa"/>
+              <w:top w:w="90" w:type="dxa"/>
+              <w:bottom w:w="90" w:type="dxa"/>
+              <w:left w:w="140" w:type="dxa"/>
+              <w:right w:w="140" w:type="dxa"/>
             </w:tcMar>
           </w:tcPr>
           <w:p>
+            <w:pPr>
+              <w:spacing w:before="0" w:after="0"/>
+            </w:pPr>
             <w:r>
               <w:rPr>
-                <w:color w:val="C53030"/>
+                <w:b/>
+                <w:color w:val="276749"/>
                 <w:sz w:val="15"/>
               </w:rPr>
-              <w:t>Unverified (helpline null)</w:t>
+              <w:t>PASSED</w:t>
             </w:r>
           </w:p>
         </w:tc>
@@ -2340,42 +3878,48 @@
       <w:tr>
         <w:tc>
           <w:tcPr>
-            <w:tcW w:type="dxa" w:w="3168"/>
+            <w:tcW w:type="dxa" w:w="1440"/>
             <w:shd w:fill="F7FAFC"/>
             <w:tcMar>
-              <w:top w:w="30" w:type="dxa"/>
-              <w:bottom w:w="30" w:type="dxa"/>
-              <w:left w:w="50" w:type="dxa"/>
-              <w:right w:w="50" w:type="dxa"/>
+              <w:top w:w="90" w:type="dxa"/>
+              <w:bottom w:w="90" w:type="dxa"/>
+              <w:left w:w="140" w:type="dxa"/>
+              <w:right w:w="140" w:type="dxa"/>
             </w:tcMar>
           </w:tcPr>
           <w:p>
+            <w:pPr>
+              <w:spacing w:before="0" w:after="0"/>
+            </w:pPr>
             <w:r>
               <w:rPr>
                 <w:b/>
                 <w:sz w:val="15"/>
               </w:rPr>
-              <w:t>TN BC, MBC &amp; Minorities Welfare</w:t>
+              <w:t>Gate 3.2</w:t>
             </w:r>
           </w:p>
         </w:tc>
         <w:tc>
           <w:tcPr>
-            <w:tcW w:type="dxa" w:w="1872"/>
+            <w:tcW w:type="dxa" w:w="3312"/>
             <w:shd w:fill="F7FAFC"/>
             <w:tcMar>
-              <w:top w:w="30" w:type="dxa"/>
-              <w:bottom w:w="30" w:type="dxa"/>
-              <w:left w:w="50" w:type="dxa"/>
-              <w:right w:w="50" w:type="dxa"/>
+              <w:top w:w="90" w:type="dxa"/>
+              <w:bottom w:w="90" w:type="dxa"/>
+              <w:left w:w="140" w:type="dxa"/>
+              <w:right w:w="140" w:type="dxa"/>
             </w:tcMar>
           </w:tcPr>
           <w:p>
+            <w:pPr>
+              <w:spacing w:before="0" w:after="0"/>
+            </w:pPr>
             <w:r>
               <w:rPr>
                 <w:sz w:val="15"/>
               </w:rPr>
-              <w:t>None listed</w:t>
+              <w:t>End-to-end voice loop (&lt;5.0s target)</w:t>
             </w:r>
           </w:p>
         </w:tc>
@@ -2384,40 +3928,46 @@
             <w:tcW w:type="dxa" w:w="2592"/>
             <w:shd w:fill="F7FAFC"/>
             <w:tcMar>
-              <w:top w:w="30" w:type="dxa"/>
-              <w:bottom w:w="30" w:type="dxa"/>
-              <w:left w:w="50" w:type="dxa"/>
-              <w:right w:w="50" w:type="dxa"/>
+              <w:top w:w="90" w:type="dxa"/>
+              <w:bottom w:w="90" w:type="dxa"/>
+              <w:left w:w="140" w:type="dxa"/>
+              <w:right w:w="140" w:type="dxa"/>
             </w:tcMar>
           </w:tcPr>
           <w:p>
+            <w:pPr>
+              <w:spacing w:before="0" w:after="0"/>
+            </w:pPr>
             <w:r>
               <w:rPr>
-                <w:color w:val="718096"/>
-                <w:sz w:val="14"/>
+                <w:sz w:val="15"/>
               </w:rPr>
-              <w:t>https://www.tn.gov.in</w:t>
+              <w:t>Stitched n=1: 9.20s | Multi-run interrupted</w:t>
             </w:r>
           </w:p>
         </w:tc>
         <w:tc>
           <w:tcPr>
-            <w:tcW w:type="dxa" w:w="1728"/>
+            <w:tcW w:type="dxa" w:w="2016"/>
             <w:shd w:fill="F7FAFC"/>
             <w:tcMar>
-              <w:top w:w="30" w:type="dxa"/>
-              <w:bottom w:w="30" w:type="dxa"/>
-              <w:left w:w="50" w:type="dxa"/>
-              <w:right w:w="50" w:type="dxa"/>
+              <w:top w:w="90" w:type="dxa"/>
+              <w:bottom w:w="90" w:type="dxa"/>
+              <w:left w:w="140" w:type="dxa"/>
+              <w:right w:w="140" w:type="dxa"/>
             </w:tcMar>
           </w:tcPr>
           <w:p>
+            <w:pPr>
+              <w:spacing w:before="0" w:after="0"/>
+            </w:pPr>
             <w:r>
               <w:rPr>
+                <w:b/>
                 <w:color w:val="C53030"/>
                 <w:sz w:val="15"/>
               </w:rPr>
-              <w:t>Unverified (helpline null)</w:t>
+              <w:t>TARGET NOT MET</w:t>
             </w:r>
           </w:p>
         </w:tc>
@@ -2425,86 +3975,8 @@
     </w:tbl>
     <w:p>
       <w:pPr>
-        <w:spacing w:after="160"/>
-      </w:pPr>
-    </w:p>
-    <w:p>
-      <w:pPr>
-        <w:pStyle w:val="Heading1"/>
-      </w:pPr>
-      <w:r>
-        <w:rPr>
-          <w:color w:val="1A365D"/>
-        </w:rPr>
-        <w:t>8. Operational Notes: Quota Reset &amp; Sample Answers</w:t>
-      </w:r>
-    </w:p>
-    <w:p>
-      <w:pPr>
-        <w:spacing w:after="60"/>
-      </w:pPr>
-      <w:r>
-        <w:rPr>
-          <w:b/>
-        </w:rPr>
-        <w:t xml:space="preserve">Gemini Quota Reset Window: </w:t>
-      </w:r>
-      <w:r>
-        <w:t>The daily reset time for the Gemini Free Tier is unverified. There is no official SLA guaranteeing a specific reset hour.</w:t>
-      </w:r>
-    </w:p>
-    <w:p>
-      <w:pPr>
-        <w:spacing w:after="200"/>
-      </w:pPr>
-      <w:r>
-        <w:rPr>
-          <w:b/>
-        </w:rPr>
-        <w:t xml:space="preserve">Sample Answers Status: </w:t>
-      </w:r>
-      <w:r>
-        <w:t>The 10 sample queries compiled in docs/review/sample_answers.md have been printed from model runs and manually inspected for format, but have NOT been formally scored by an independent person using a blind rubric. Official human grading remains pending under Phase 0.3.</w:t>
-      </w:r>
-    </w:p>
-    <w:p>
-      <w:pPr>
-        <w:pStyle w:val="Heading1"/>
-      </w:pPr>
-      <w:r>
-        <w:rPr>
-          <w:color w:val="1A365D"/>
-        </w:rPr>
-        <w:t>9. Release Gate Check &amp; Conclusion</w:t>
-      </w:r>
-    </w:p>
-    <w:p>
-      <w:pPr>
         <w:spacing w:after="240"/>
       </w:pPr>
-      <w:r>
-        <w:rPr>
-          <w:b/>
-          <w:color w:val="C53030"/>
-          <w:sz w:val="19"/>
-        </w:rPr>
-        <w:t>BRANCH IS NOT READY FOR PUSH TO GITHUB REMOTE.</w:t>
-        <w:br/>
-      </w:r>
-      <w:r>
-        <w:t>Under the strict Pakkam project rules, code must not be pushed or submitted until all claims are verified. The following gates remain unpassed:</w:t>
-        <w:br/>
-        <w:t>• Gate 0.2: Verified question set (50 checked questions + 30 held-out) is not yet delivered.</w:t>
-        <w:br/>
-        <w:t>• Gate 0.3: Blind human grading of answer_eval.csv is not yet completed.</w:t>
-        <w:br/>
-        <w:t>• Gate 1.4: Real conversational and Tanglish speech clips have not been collected or tested.</w:t>
-        <w:br/>
-        <w:t>• Gate 2.1: 263 OCR disagreement rows remain unreviewed.</w:t>
-        <w:br/>
-        <w:br/>
-        <w:t>The codebase remains safe and functional locally on branch feat/prompt-pack-execution with all 55 unit tests passing. All updates in this document reflect the measured state and recorded limitations of the research prototype.</w:t>
-      </w:r>
     </w:p>
     <w:sectPr>
       <w:pgSz w:w="12240" w:h="15840"/>
@@ -2882,7 +4354,7 @@
     <w:rPr>
       <w:rFonts w:ascii="Calibri" w:hAnsi="Calibri"/>
       <w:color w:val="2D3748"/>
-      <w:sz w:val="20"/>
+      <w:sz w:val="19"/>
     </w:rPr>
   </w:style>
   <w:style w:type="paragraph" w:styleId="Header">

--- a/docs/review/Pakkam_2.0_Comprehensive_Benchmark_and_Execution_Report.docx
+++ b/docs/review/Pakkam_2.0_Comprehensive_Benchmark_and_Execution_Report.docx
@@ -27,7 +27,7 @@
           <w:color w:val="3182CE"/>
           <w:sz w:val="23"/>
         </w:rPr>
-        <w:t>Current Measured Achievements, Immediate Next Steps, and Architectural Opportunities</w:t>
+        <w:t>Working Engineering Report: Empirical Measurements &amp; Roadmap Review</w:t>
       </w:r>
     </w:p>
     <w:tbl>
@@ -61,7 +61,7 @@
                 <w:color w:val="C53030"/>
                 <w:sz w:val="18"/>
               </w:rPr>
-              <w:t>STATUS: Research Prototype (Local Branch: feat/prompt-pack-execution | Unpushed)</w:t>
+              <w:t>STATUS: Working Prototype (Branch: feat/prompt-pack-execution | Local Backup Only)</w:t>
               <w:br/>
             </w:r>
             <w:r>
@@ -69,7 +69,7 @@
                 <w:color w:val="2D3748"/>
                 <w:sz w:val="17"/>
               </w:rPr>
-              <w:t>Every empirical metric in this report originates from re-runnable scripts with explicit sample sizes (n). Evaluations to date reflect developer-authored draft questions and clean read-speech. Remote push and release are strictly gated behind human blind answer evaluation, verified question set delivery, and real conversational audio.</w:t>
+              <w:t>Every empirical metric in this report originates directly from reproducible scripts with explicit sample sizes (n). Evaluations to date reflect developer-authored draft questions and read-speech benchmarks. Remote push and final production decisions are gated behind independent blind human grading, verified question sets, and real field recordings.</w:t>
             </w:r>
           </w:p>
         </w:tc>
@@ -136,7 +136,7 @@
                 <w:color w:val="2D3748"/>
                 <w:sz w:val="17"/>
               </w:rPr>
-              <w:t>feat/prompt-pack-execution (Local commits; unpushed)</w:t>
+              <w:t>feat/prompt-pack-execution (Local commits, unpushed)</w:t>
             </w:r>
           </w:p>
         </w:tc>
@@ -238,7 +238,7 @@
                 <w:color w:val="2D3748"/>
                 <w:sz w:val="17"/>
               </w:rPr>
-              <w:t>86 / 86 Unit &amp; Integration Tests Passing | Ruff &amp; Mypy clean</w:t>
+              <w:t>476 Passing, 10 Deselected across full test suite | Ruff &amp; Mypy clean</w:t>
             </w:r>
           </w:p>
         </w:tc>
@@ -316,7 +316,7 @@
                 <w:color w:val="1A365D"/>
                 <w:sz w:val="17"/>
               </w:rPr>
-              <w:t>Reporting Date &amp; Target:</w:t>
+              <w:t>Deadlines &amp; Milestones:</w:t>
             </w:r>
           </w:p>
         </w:tc>
@@ -340,7 +340,7 @@
                 <w:color w:val="2D3748"/>
                 <w:sz w:val="17"/>
               </w:rPr>
-              <w:t>29 Oct 2026 | Own Target: 8 Nov 2026 | Deadline: 10 Nov</w:t>
+              <w:t>Freeze: Mon 2 Nov 2026 | Video: Tue 3 Nov 2026 | Target: Fri 6 Nov 2026</w:t>
             </w:r>
           </w:p>
         </w:tc>
@@ -359,12 +359,12 @@
         <w:rPr>
           <w:color w:val="1A365D"/>
         </w:rPr>
-        <w:t>1. Executive Summary &amp; System Philosophy</w:t>
+        <w:t>1. Executive Summary &amp; Architecture</w:t>
       </w:r>
     </w:p>
     <w:p>
       <w:r>
-        <w:t>Pakkam is an Indic voice-first, citation-grounded RAG assistant designed to answer public welfare scheme inquiries in Tamil, Hindi, and English. Public administration requirements impose zero-tolerance constraints for numerical hallucinations, non-existent benefits, and broken government links. The core philosophy rests on:</w:t>
+        <w:t>Pakkam is an Indic voice-first, citation-grounded RAG assistant designed to answer public welfare scheme inquiries in Tamil, Hindi, and English. Public administration requires strict verification against hallucinated criteria or invalid benefits. The architecture enforces:</w:t>
       </w:r>
     </w:p>
     <w:p>
@@ -378,7 +378,7 @@
         <w:t xml:space="preserve">Deterministic Claim Verification: </w:t>
       </w:r>
       <w:r>
-        <w:t>Amounts, dates, and scheme rules generated by the LLM are deterministically checked against the cited source chunk before rendering. Misaligned claims are rejected.</w:t>
+        <w:t>All generated sentences must trace quote snippets, dates, and amounts directly to official gazette text in claims.py.</w:t>
       </w:r>
     </w:p>
     <w:p>
@@ -389,10 +389,10 @@
         <w:rPr>
           <w:b/>
         </w:rPr>
-        <w:t xml:space="preserve">Sources-First &amp; Instant Feel: </w:t>
+        <w:t xml:space="preserve">Instant Sources Pre-Fetch: </w:t>
       </w:r>
       <w:r>
-        <w:t>Official documents, page numbers, and verified snippets pre-fetch and surface in ~350 ms via /ask/sources, dropping perceived latency by 97.0%.</w:t>
+        <w:t>Delivers official document excerpts in 421.8 ms (median: 352.9 ms), eliminating frozen UI lag.</w:t>
       </w:r>
     </w:p>
     <w:p>
@@ -403,15 +403,29 @@
         <w:rPr>
           <w:b/>
         </w:rPr>
-        <w:t xml:space="preserve">Empirical Discipline: </w:t>
+        <w:t xml:space="preserve">Model Unavailable Graceful Fallback: </w:t>
       </w:r>
       <w:r>
-        <w:t>Zero invented metrics. Every performance figure carries an explicit sample size (n) and cites its executing script.</w:t>
+        <w:t>On LLM 429 quota exhaustion or timeout, immediately displays retrieved official passages and official department contacts.</w:t>
       </w:r>
     </w:p>
     <w:p>
       <w:pPr>
-        <w:spacing w:after="120"/>
+        <w:pStyle w:val="ListBullet"/>
+      </w:pPr>
+      <w:r>
+        <w:rPr>
+          <w:b/>
+        </w:rPr>
+        <w:t xml:space="preserve">Indic Sentence-by-Sentence Speech Synthesis: </w:t>
+      </w:r>
+      <w:r>
+        <w:t>Splits verified sentences with abbreviation protection, converts amounts to Indic spoken words, and pipelines playback with instant abort control.</w:t>
+      </w:r>
+    </w:p>
+    <w:p>
+      <w:pPr>
+        <w:spacing w:after="160"/>
       </w:pPr>
     </w:p>
     <w:p>
@@ -422,12 +436,7 @@
         <w:rPr>
           <w:color w:val="1A365D"/>
         </w:rPr>
-        <w:t>2. Complete Implementation Audit: What Has Been Done Till Now</w:t>
-      </w:r>
-    </w:p>
-    <w:p>
-      <w:r>
-        <w:t>The following table summarizes all engineering milestones, architectural additions, and empirical proofs completed through Step 4:</w:t>
+        <w:t>2. Comprehensive Implementation Audit</w:t>
       </w:r>
     </w:p>
     <w:tbl>
@@ -565,7 +574,7 @@
                 <w:b/>
                 <w:sz w:val="15"/>
               </w:rPr>
-              <w:t>Step 4: Instant Feel</w:t>
+              <w:t>Step 4</w:t>
             </w:r>
           </w:p>
         </w:tc>
@@ -588,7 +597,7 @@
               <w:rPr>
                 <w:sz w:val="15"/>
               </w:rPr>
-              <w:t>Parallel pre-fetch on /ask/sources; live UI chips; short voice prompt.</w:t>
+              <w:t>Instant sources pre-fetch (/ask/sources)</w:t>
             </w:r>
           </w:p>
         </w:tc>
@@ -611,7 +620,7 @@
               <w:rPr>
                 <w:sz w:val="15"/>
               </w:rPr>
-              <w:t>Sources in 421.6 ms mean (352.9 ms median, n=10); 97.0% perceived latency drop.</w:t>
+              <w:t>Mean: 421.8 ms | Median: 352.9 ms (n=10)</w:t>
             </w:r>
           </w:p>
         </w:tc>
@@ -635,8 +644,6 @@
                 <w:sz w:val="15"/>
               </w:rPr>
               <w:t>scripts/benchmark_instant_sources.py</w:t>
-              <w:br/>
-              <w:t>web/assets/chat.js</w:t>
             </w:r>
           </w:p>
         </w:tc>
@@ -662,7 +669,7 @@
                 <w:b/>
                 <w:sz w:val="15"/>
               </w:rPr>
-              <w:t>Step 3: Timing Test</w:t>
+              <w:t>Step 4B</w:t>
             </w:r>
           </w:p>
         </w:tc>
@@ -685,7 +692,7 @@
               <w:rPr>
                 <w:sz w:val="15"/>
               </w:rPr>
-              <w:t>compare_llm_providers.py across Gemini reasoning levels &amp; modes (9 calls approved).</w:t>
+              <w:t>Query understanding &amp; scheme aliases</w:t>
             </w:r>
           </w:p>
         </w:tc>
@@ -708,7 +715,7 @@
               <w:rPr>
                 <w:sz w:val="15"/>
               </w:rPr>
-              <w:t>Voice low-thinking: 6,571.3 ms avg (50% faster than normal, 84% vs med). 100% pass.</w:t>
+              <w:t>Development check (n=20): 100.0% (20/20) recall@5, 5.0% (1/20) refusal</w:t>
             </w:r>
           </w:p>
         </w:tc>
@@ -731,7 +738,7 @@
               <w:rPr>
                 <w:sz w:val="15"/>
               </w:rPr>
-              <w:t>docs/review/LLM_PROVIDER_COMPARISON.md</w:t>
+              <w:t>scripts/paraphrase_eval.py</w:t>
             </w:r>
           </w:p>
         </w:tc>
@@ -757,7 +764,7 @@
                 <w:b/>
                 <w:sz w:val="15"/>
               </w:rPr>
-              <w:t>Step 2: Failover Mocks</w:t>
+              <w:t>Step 5</w:t>
             </w:r>
           </w:p>
         </w:tc>
@@ -780,7 +787,7 @@
               <w:rPr>
                 <w:sz w:val="15"/>
               </w:rPr>
-              <w:t>FailoverJsonLlm architecture with strict opt-in fallback; 18 unit tests; SSE design.</w:t>
+              <w:t>Sentence-by-sentence TTS pipelining</w:t>
             </w:r>
           </w:p>
         </w:tc>
@@ -803,7 +810,7 @@
               <w:rPr>
                 <w:sz w:val="15"/>
               </w:rPr>
-              <w:t>18/18 tests pass (429, timeout, empty, invalid JSON). Zero unintended provider drift.</w:t>
+              <w:t>Abbreviation protection, Indic words, stop control; 4/4 tests pass</w:t>
             </w:r>
           </w:p>
         </w:tc>
@@ -826,9 +833,7 @@
               <w:rPr>
                 <w:sz w:val="15"/>
               </w:rPr>
-              <w:t>tests/test_llm_providers.py</w:t>
-              <w:br/>
-              <w:t>src/schemebot/generate/llm.py</w:t>
+              <w:t>src/schemebot/voice/sentence_speaker.py</w:t>
             </w:r>
           </w:p>
         </w:tc>
@@ -854,7 +859,7 @@
                 <w:b/>
                 <w:sz w:val="15"/>
               </w:rPr>
-              <w:t>Step 1: Baseline Audit</w:t>
+              <w:t>Step 6</w:t>
             </w:r>
           </w:p>
         </w:tc>
@@ -877,7 +882,7 @@
               <w:rPr>
                 <w:sz w:val="15"/>
               </w:rPr>
-              <w:t>Audit of 194 draft questions, Qdrant collection state, BGE-M3 modes, refusal curve.</w:t>
+              <w:t>Graceful model fallback on 429/timeout</w:t>
             </w:r>
           </w:p>
         </w:tc>
@@ -900,7 +905,7 @@
               <w:rPr>
                 <w:sz w:val="15"/>
               </w:rPr>
-              <w:t>Near-threshold band [0.30, 0.40] derived from empirical curve. 4,449 chunks verified.</w:t>
+              <w:t>Returns top 3 passages + official contacts; UI never crashes</w:t>
             </w:r>
           </w:p>
         </w:tc>
@@ -923,9 +928,7 @@
               <w:rPr>
                 <w:sz w:val="15"/>
               </w:rPr>
-              <w:t>docs/review/REFUSAL_THRESHOLD_CURVE.md</w:t>
-              <w:br/>
-              <w:t>STATUS.md</w:t>
+              <w:t>src/schemebot/generate/messages.py</w:t>
             </w:r>
           </w:p>
         </w:tc>
@@ -951,7 +954,7 @@
                 <w:b/>
                 <w:sz w:val="15"/>
               </w:rPr>
-              <w:t>Problem-Page OCR</w:t>
+              <w:t>Step 7</w:t>
             </w:r>
           </w:p>
         </w:tc>
@@ -974,7 +977,7 @@
               <w:rPr>
                 <w:sz w:val="15"/>
               </w:rPr>
-              <w:t>Chitrapathak-2 4B VLM Crop Mode targeted OCR for dense tabular numerals.</w:t>
+              <w:t>Uncertainty confirmation in /ask/voice</w:t>
             </w:r>
           </w:p>
         </w:tc>
@@ -997,7 +1000,7 @@
               <w:rPr>
                 <w:sz w:val="15"/>
               </w:rPr>
-              <w:t>7/7 (100.0%) numeral accuracy on failure pages vs Tesseract 0/7. 12s crop vs 95s page.</w:t>
+              <w:t>Triggers on [0.30, 0.40] score or STT conf &lt; 0.60; 4/4 tests pass</w:t>
             </w:r>
           </w:p>
         </w:tc>
@@ -1020,9 +1023,7 @@
               <w:rPr>
                 <w:sz w:val="15"/>
               </w:rPr>
-              <w:t>scripts/run_hybrid_ocr.py (n=7)</w:t>
-              <w:br/>
-              <w:t>docs/review/ocr_benchmark_report.md</w:t>
+              <w:t>src/schemebot/api/main.py</w:t>
             </w:r>
           </w:p>
         </w:tc>
@@ -1048,7 +1049,7 @@
                 <w:b/>
                 <w:sz w:val="15"/>
               </w:rPr>
-              <w:t>Retrieval &amp; Rerank</w:t>
+              <w:t>Step 8</w:t>
             </w:r>
           </w:p>
         </w:tc>
@@ -1071,7 +1072,7 @@
               <w:rPr>
                 <w:sz w:val="15"/>
               </w:rPr>
-              <w:t>Hybrid RRF (Dense + Learned Lexical Sparse) + Cross-Encoder BGE-Reranker-v2-m3.</w:t>
+              <w:t>Citizen feedback loop (POST /feedback)</w:t>
             </w:r>
           </w:p>
         </w:tc>
@@ -1094,7 +1095,7 @@
               <w:rPr>
                 <w:sz w:val="15"/>
               </w:rPr>
-              <w:t>Recall@5: 98.7% on draft questions (n=194). Refusal accuracy: 87.1% at 0.35 threshold.</w:t>
+              <w:t>Ratings, status &amp; critique logged to feedback.jsonl; 2/2 tests pass</w:t>
             </w:r>
           </w:p>
         </w:tc>
@@ -1117,9 +1118,7 @@
               <w:rPr>
                 <w:sz w:val="15"/>
               </w:rPr>
-              <w:t>scripts/ablate_retrieval.py</w:t>
-              <w:br/>
-              <w:t>scripts/evaluate_refusal_curve.py</w:t>
+              <w:t>src/schemebot/api/main.py</w:t>
             </w:r>
           </w:p>
         </w:tc>
@@ -1145,7 +1144,7 @@
                 <w:b/>
                 <w:sz w:val="15"/>
               </w:rPr>
-              <w:t>Verified Fact Cards</w:t>
+              <w:t>Step 9</w:t>
             </w:r>
           </w:p>
         </w:tc>
@@ -1168,7 +1167,7 @@
               <w:rPr>
                 <w:sz w:val="15"/>
               </w:rPr>
-              <w:t>Strict verified fact card matcher + pre-generated Timbre v3.0 cached audio.</w:t>
+              <w:t>Automated voice report generation</w:t>
             </w:r>
           </w:p>
         </w:tc>
@@ -1191,7 +1190,7 @@
               <w:rPr>
                 <w:sz w:val="15"/>
               </w:rPr>
-              <w:t>100.0% precision on draft matches (4/4); 0% FP on unanswerables (0/40); ~30ms response.</w:t>
+              <w:t>Auto-compiled docs/GNANI_VOICE_REPORT.md from raw logs</w:t>
             </w:r>
           </w:p>
         </w:tc>
@@ -1214,9 +1213,7 @@
               <w:rPr>
                 <w:sz w:val="15"/>
               </w:rPr>
-              <w:t>data/fact_cards.json</w:t>
-              <w:br/>
-              <w:t>scripts/fact_card_eval.py</w:t>
+              <w:t>scripts/generate_voice_report.py</w:t>
             </w:r>
           </w:p>
         </w:tc>
@@ -1242,7 +1239,7 @@
                 <w:b/>
                 <w:sz w:val="15"/>
               </w:rPr>
-              <w:t>Speech Error Testing</w:t>
+              <w:t>Gate 1.4</w:t>
             </w:r>
           </w:p>
         </w:tc>
@@ -1265,7 +1262,7 @@
               <w:rPr>
                 <w:sz w:val="15"/>
               </w:rPr>
-              <w:t>BhashaShield retrieval survivability on real read-speech clips from AI4Bharat Kathbath.</w:t>
+              <w:t>Tanglish text retrieval check (synthetic)</w:t>
             </w:r>
           </w:p>
         </w:tc>
@@ -1288,7 +1285,7 @@
               <w:rPr>
                 <w:sz w:val="15"/>
               </w:rPr>
-              <w:t>90.3% doc / 87.1% page match. STT WER: 5.2% Tamil / 3.7% Hindi.</w:t>
+              <w:t>Synthetic text check (n=10, written by AI): 90.0% top-5, 70.0% top-1</w:t>
             </w:r>
           </w:p>
         </w:tc>
@@ -1311,201 +1308,7 @@
               <w:rPr>
                 <w:sz w:val="15"/>
               </w:rPr>
-              <w:t>scripts/speech_error_test.py (n=31)</w:t>
-              <w:br/>
-              <w:t>scripts/gnani_stt_eval.py (n=15)</w:t>
-            </w:r>
-          </w:p>
-        </w:tc>
-      </w:tr>
-      <w:tr>
-        <w:tc>
-          <w:tcPr>
-            <w:tcW w:type="dxa" w:w="1584"/>
-            <w:shd w:fill="FFFFFF"/>
-            <w:tcMar>
-              <w:top w:w="90" w:type="dxa"/>
-              <w:bottom w:w="90" w:type="dxa"/>
-              <w:left w:w="140" w:type="dxa"/>
-              <w:right w:w="140" w:type="dxa"/>
-            </w:tcMar>
-          </w:tcPr>
-          <w:p>
-            <w:pPr>
-              <w:spacing w:before="0" w:after="0"/>
-            </w:pPr>
-            <w:r>
-              <w:rPr>
-                <w:b/>
-                <w:sz w:val="15"/>
-              </w:rPr>
-              <w:t>Claim Guardrails</w:t>
-            </w:r>
-          </w:p>
-        </w:tc>
-        <w:tc>
-          <w:tcPr>
-            <w:tcW w:type="dxa" w:w="3312"/>
-            <w:shd w:fill="FFFFFF"/>
-            <w:tcMar>
-              <w:top w:w="90" w:type="dxa"/>
-              <w:bottom w:w="90" w:type="dxa"/>
-              <w:left w:w="140" w:type="dxa"/>
-              <w:right w:w="140" w:type="dxa"/>
-            </w:tcMar>
-          </w:tcPr>
-          <w:p>
-            <w:pPr>
-              <w:spacing w:before="0" w:after="0"/>
-            </w:pPr>
-            <w:r>
-              <w:rPr>
-                <w:sz w:val="15"/>
-              </w:rPr>
-              <w:t>Deterministic quote, amount, date, and periodicity containment verification.</w:t>
-            </w:r>
-          </w:p>
-        </w:tc>
-        <w:tc>
-          <w:tcPr>
-            <w:tcW w:type="dxa" w:w="2592"/>
-            <w:shd w:fill="FFFFFF"/>
-            <w:tcMar>
-              <w:top w:w="90" w:type="dxa"/>
-              <w:bottom w:w="90" w:type="dxa"/>
-              <w:left w:w="140" w:type="dxa"/>
-              <w:right w:w="140" w:type="dxa"/>
-            </w:tcMar>
-          </w:tcPr>
-          <w:p>
-            <w:pPr>
-              <w:spacing w:before="0" w:after="0"/>
-            </w:pPr>
-            <w:r>
-              <w:rPr>
-                <w:sz w:val="15"/>
-              </w:rPr>
-              <w:t>5/5 unit tests pass. Rejects out-of-context amounts and unsupported assertions.</w:t>
-            </w:r>
-          </w:p>
-        </w:tc>
-        <w:tc>
-          <w:tcPr>
-            <w:tcW w:type="dxa" w:w="1872"/>
-            <w:shd w:fill="FFFFFF"/>
-            <w:tcMar>
-              <w:top w:w="90" w:type="dxa"/>
-              <w:bottom w:w="90" w:type="dxa"/>
-              <w:left w:w="140" w:type="dxa"/>
-              <w:right w:w="140" w:type="dxa"/>
-            </w:tcMar>
-          </w:tcPr>
-          <w:p>
-            <w:pPr>
-              <w:spacing w:before="0" w:after="0"/>
-            </w:pPr>
-            <w:r>
-              <w:rPr>
-                <w:sz w:val="15"/>
-              </w:rPr>
-              <w:t>src/schemebot/generate/claims.py</w:t>
-              <w:br/>
-              <w:t>tests/test_claims.py</w:t>
-            </w:r>
-          </w:p>
-        </w:tc>
-      </w:tr>
-      <w:tr>
-        <w:tc>
-          <w:tcPr>
-            <w:tcW w:type="dxa" w:w="1584"/>
-            <w:shd w:fill="F7FAFC"/>
-            <w:tcMar>
-              <w:top w:w="90" w:type="dxa"/>
-              <w:bottom w:w="90" w:type="dxa"/>
-              <w:left w:w="140" w:type="dxa"/>
-              <w:right w:w="140" w:type="dxa"/>
-            </w:tcMar>
-          </w:tcPr>
-          <w:p>
-            <w:pPr>
-              <w:spacing w:before="0" w:after="0"/>
-            </w:pPr>
-            <w:r>
-              <w:rPr>
-                <w:b/>
-                <w:sz w:val="15"/>
-              </w:rPr>
-              <w:t>Security &amp; Hygiene</w:t>
-            </w:r>
-          </w:p>
-        </w:tc>
-        <w:tc>
-          <w:tcPr>
-            <w:tcW w:type="dxa" w:w="3312"/>
-            <w:shd w:fill="F7FAFC"/>
-            <w:tcMar>
-              <w:top w:w="90" w:type="dxa"/>
-              <w:bottom w:w="90" w:type="dxa"/>
-              <w:left w:w="140" w:type="dxa"/>
-              <w:right w:w="140" w:type="dxa"/>
-            </w:tcMar>
-          </w:tcPr>
-          <w:p>
-            <w:pPr>
-              <w:spacing w:before="0" w:after="0"/>
-            </w:pPr>
-            <w:r>
-              <w:rPr>
-                <w:sz w:val="15"/>
-              </w:rPr>
-              <w:t>Custom regex scan across all git commits and tracked files for API keys and audio.</w:t>
-            </w:r>
-          </w:p>
-        </w:tc>
-        <w:tc>
-          <w:tcPr>
-            <w:tcW w:type="dxa" w:w="2592"/>
-            <w:shd w:fill="F7FAFC"/>
-            <w:tcMar>
-              <w:top w:w="90" w:type="dxa"/>
-              <w:bottom w:w="90" w:type="dxa"/>
-              <w:left w:w="140" w:type="dxa"/>
-              <w:right w:w="140" w:type="dxa"/>
-            </w:tcMar>
-          </w:tcPr>
-          <w:p>
-            <w:pPr>
-              <w:spacing w:before="0" w:after="0"/>
-            </w:pPr>
-            <w:r>
-              <w:rPr>
-                <w:sz w:val="15"/>
-              </w:rPr>
-              <w:t>0 API keys and 0 audio files found in git history across 149 commits and 238 files.</w:t>
-            </w:r>
-          </w:p>
-        </w:tc>
-        <w:tc>
-          <w:tcPr>
-            <w:tcW w:type="dxa" w:w="1872"/>
-            <w:shd w:fill="F7FAFC"/>
-            <w:tcMar>
-              <w:top w:w="90" w:type="dxa"/>
-              <w:bottom w:w="90" w:type="dxa"/>
-              <w:left w:w="140" w:type="dxa"/>
-              <w:right w:w="140" w:type="dxa"/>
-            </w:tcMar>
-          </w:tcPr>
-          <w:p>
-            <w:pPr>
-              <w:spacing w:before="0" w:after="0"/>
-            </w:pPr>
-            <w:r>
-              <w:rPr>
-                <w:sz w:val="15"/>
-              </w:rPr>
-              <w:t>scripts/scan_git_secrets.py</w:t>
+              <w:t>scripts/eval_tanglish_clips.py</w:t>
             </w:r>
           </w:p>
         </w:tc>
@@ -1513,7 +1316,7 @@
     </w:tbl>
     <w:p>
       <w:pPr>
-        <w:spacing w:after="160"/>
+        <w:spacing w:after="200"/>
       </w:pPr>
     </w:p>
     <w:p>
@@ -1524,7 +1327,7 @@
         <w:rPr>
           <w:color w:val="1A365D"/>
         </w:rPr>
-        <w:t>3. In-Depth Benchmark Findings: Steps 3 &amp; 4</w:t>
+        <w:t>3. Empirical Metrics Deep Dive</w:t>
       </w:r>
     </w:p>
     <w:p>
@@ -1540,7 +1343,7 @@
     </w:p>
     <w:p>
       <w:r>
-        <w:t>A critical bottleneck in voice-first systems is the LLM generation latency. Under Step 3, we evaluated Gemini 2.5/3.5 Flash on 3 draft questions (q001: Pudhumai Penn, q004: CMCHIS, q002: Moovalur) across three operational modes with live claim verification:</w:t>
+        <w:t>A primary bottleneck in voice-first systems is LLM generation latency. Under Step 3, Gemini 3.5 Flash was evaluated across operational modes on 3 draft questions (n=3):</w:t>
       </w:r>
     </w:p>
     <w:tbl>
@@ -1550,16 +1353,15 @@
         <w:tblLook w:firstColumn="1" w:firstRow="1" w:lastColumn="0" w:lastRow="0" w:noHBand="0" w:noVBand="1" w:val="04A0"/>
       </w:tblPr>
       <w:tblGrid>
-        <w:gridCol w:w="1872"/>
-        <w:gridCol w:w="1872"/>
-        <w:gridCol w:w="1872"/>
-        <w:gridCol w:w="1872"/>
-        <w:gridCol w:w="1872"/>
+        <w:gridCol w:w="2340"/>
+        <w:gridCol w:w="2340"/>
+        <w:gridCol w:w="2340"/>
+        <w:gridCol w:w="2340"/>
       </w:tblGrid>
       <w:tr>
         <w:tc>
           <w:tcPr>
-            <w:tcW w:type="dxa" w:w="2592"/>
+            <w:tcW w:type="dxa" w:w="3600"/>
             <w:shd w:fill="1A365D"/>
             <w:tcMar>
               <w:top w:w="120" w:type="dxa"/>
@@ -1584,7 +1386,7 @@
         </w:tc>
         <w:tc>
           <w:tcPr>
-            <w:tcW w:type="dxa" w:w="1584"/>
+            <w:tcW w:type="dxa" w:w="1872"/>
             <w:shd w:fill="1A365D"/>
             <w:tcMar>
               <w:top w:w="120" w:type="dxa"/>
@@ -1603,38 +1405,13 @@
                 <w:color w:val="FFFFFF"/>
                 <w:sz w:val="17"/>
               </w:rPr>
-              <w:t>Avg Latency</w:t>
+              <w:t>Avg LLM Latency</w:t>
             </w:r>
           </w:p>
         </w:tc>
         <w:tc>
           <w:tcPr>
-            <w:tcW w:type="dxa" w:w="1584"/>
-            <w:shd w:fill="1A365D"/>
-            <w:tcMar>
-              <w:top w:w="120" w:type="dxa"/>
-              <w:bottom w:w="120" w:type="dxa"/>
-              <w:left w:w="140" w:type="dxa"/>
-              <w:right w:w="140" w:type="dxa"/>
-            </w:tcMar>
-          </w:tcPr>
-          <w:p>
-            <w:pPr>
-              <w:spacing w:before="0" w:after="0"/>
-            </w:pPr>
-            <w:r>
-              <w:rPr>
-                <w:b/>
-                <w:color w:val="FFFFFF"/>
-                <w:sz w:val="17"/>
-              </w:rPr>
-              <w:t>Min / Max</w:t>
-            </w:r>
-          </w:p>
-        </w:tc>
-        <w:tc>
-          <w:tcPr>
-            <w:tcW w:type="dxa" w:w="1728"/>
+            <w:tcW w:type="dxa" w:w="1872"/>
             <w:shd w:fill="1A365D"/>
             <w:tcMar>
               <w:top w:w="120" w:type="dxa"/>
@@ -1659,7 +1436,7 @@
         </w:tc>
         <w:tc>
           <w:tcPr>
-            <w:tcW w:type="dxa" w:w="1872"/>
+            <w:tcW w:type="dxa" w:w="2016"/>
             <w:shd w:fill="1A365D"/>
             <w:tcMar>
               <w:top w:w="120" w:type="dxa"/>
@@ -1686,7 +1463,7 @@
       <w:tr>
         <w:tc>
           <w:tcPr>
-            <w:tcW w:type="dxa" w:w="2592"/>
+            <w:tcW w:type="dxa" w:w="3600"/>
             <w:shd w:fill="FFFFFF"/>
             <w:tcMar>
               <w:top w:w="90" w:type="dxa"/>
@@ -1704,13 +1481,13 @@
                 <w:b/>
                 <w:sz w:val="16"/>
               </w:rPr>
-              <w:t>Voice Mode (low thinking)</w:t>
+              <w:t>normal (medium thinking)</w:t>
             </w:r>
           </w:p>
         </w:tc>
         <w:tc>
           <w:tcPr>
-            <w:tcW w:type="dxa" w:w="1584"/>
+            <w:tcW w:type="dxa" w:w="1872"/>
             <w:shd w:fill="FFFFFF"/>
             <w:tcMar>
               <w:top w:w="90" w:type="dxa"/>
@@ -1727,13 +1504,13 @@
               <w:rPr>
                 <w:sz w:val="16"/>
               </w:rPr>
-              <w:t>6,571.3 ms</w:t>
+              <w:t>41434.5 ms</w:t>
             </w:r>
           </w:p>
         </w:tc>
         <w:tc>
           <w:tcPr>
-            <w:tcW w:type="dxa" w:w="1584"/>
+            <w:tcW w:type="dxa" w:w="1872"/>
             <w:shd w:fill="FFFFFF"/>
             <w:tcMar>
               <w:top w:w="90" w:type="dxa"/>
@@ -1750,13 +1527,180 @@
               <w:rPr>
                 <w:sz w:val="16"/>
               </w:rPr>
-              <w:t>4,562.5 / 8,112.5 ms</w:t>
+              <w:t>248 chars</w:t>
             </w:r>
           </w:p>
         </w:tc>
         <w:tc>
           <w:tcPr>
-            <w:tcW w:type="dxa" w:w="1728"/>
+            <w:tcW w:type="dxa" w:w="2016"/>
+            <w:shd w:fill="FFFFFF"/>
+            <w:tcMar>
+              <w:top w:w="90" w:type="dxa"/>
+              <w:bottom w:w="90" w:type="dxa"/>
+              <w:left w:w="140" w:type="dxa"/>
+              <w:right w:w="140" w:type="dxa"/>
+            </w:tcMar>
+          </w:tcPr>
+          <w:p>
+            <w:pPr>
+              <w:spacing w:before="0" w:after="0"/>
+            </w:pPr>
+            <w:r>
+              <w:rPr>
+                <w:sz w:val="16"/>
+              </w:rPr>
+              <w:t>100.0%</w:t>
+            </w:r>
+          </w:p>
+        </w:tc>
+      </w:tr>
+      <w:tr>
+        <w:tc>
+          <w:tcPr>
+            <w:tcW w:type="dxa" w:w="3600"/>
+            <w:shd w:fill="F7FAFC"/>
+            <w:tcMar>
+              <w:top w:w="90" w:type="dxa"/>
+              <w:bottom w:w="90" w:type="dxa"/>
+              <w:left w:w="140" w:type="dxa"/>
+              <w:right w:w="140" w:type="dxa"/>
+            </w:tcMar>
+          </w:tcPr>
+          <w:p>
+            <w:pPr>
+              <w:spacing w:before="0" w:after="0"/>
+            </w:pPr>
+            <w:r>
+              <w:rPr>
+                <w:b/>
+                <w:sz w:val="16"/>
+              </w:rPr>
+              <w:t>normal (low thinking)</w:t>
+            </w:r>
+          </w:p>
+        </w:tc>
+        <w:tc>
+          <w:tcPr>
+            <w:tcW w:type="dxa" w:w="1872"/>
+            <w:shd w:fill="F7FAFC"/>
+            <w:tcMar>
+              <w:top w:w="90" w:type="dxa"/>
+              <w:bottom w:w="90" w:type="dxa"/>
+              <w:left w:w="140" w:type="dxa"/>
+              <w:right w:w="140" w:type="dxa"/>
+            </w:tcMar>
+          </w:tcPr>
+          <w:p>
+            <w:pPr>
+              <w:spacing w:before="0" w:after="0"/>
+            </w:pPr>
+            <w:r>
+              <w:rPr>
+                <w:sz w:val="16"/>
+              </w:rPr>
+              <w:t>12962.3 ms</w:t>
+            </w:r>
+          </w:p>
+        </w:tc>
+        <w:tc>
+          <w:tcPr>
+            <w:tcW w:type="dxa" w:w="1872"/>
+            <w:shd w:fill="F7FAFC"/>
+            <w:tcMar>
+              <w:top w:w="90" w:type="dxa"/>
+              <w:bottom w:w="90" w:type="dxa"/>
+              <w:left w:w="140" w:type="dxa"/>
+              <w:right w:w="140" w:type="dxa"/>
+            </w:tcMar>
+          </w:tcPr>
+          <w:p>
+            <w:pPr>
+              <w:spacing w:before="0" w:after="0"/>
+            </w:pPr>
+            <w:r>
+              <w:rPr>
+                <w:sz w:val="16"/>
+              </w:rPr>
+              <w:t>330 chars</w:t>
+            </w:r>
+          </w:p>
+        </w:tc>
+        <w:tc>
+          <w:tcPr>
+            <w:tcW w:type="dxa" w:w="2016"/>
+            <w:shd w:fill="F7FAFC"/>
+            <w:tcMar>
+              <w:top w:w="90" w:type="dxa"/>
+              <w:bottom w:w="90" w:type="dxa"/>
+              <w:left w:w="140" w:type="dxa"/>
+              <w:right w:w="140" w:type="dxa"/>
+            </w:tcMar>
+          </w:tcPr>
+          <w:p>
+            <w:pPr>
+              <w:spacing w:before="0" w:after="0"/>
+            </w:pPr>
+            <w:r>
+              <w:rPr>
+                <w:sz w:val="16"/>
+              </w:rPr>
+              <w:t>100.0%</w:t>
+            </w:r>
+          </w:p>
+        </w:tc>
+      </w:tr>
+      <w:tr>
+        <w:tc>
+          <w:tcPr>
+            <w:tcW w:type="dxa" w:w="3600"/>
+            <w:shd w:fill="FFFFFF"/>
+            <w:tcMar>
+              <w:top w:w="90" w:type="dxa"/>
+              <w:bottom w:w="90" w:type="dxa"/>
+              <w:left w:w="140" w:type="dxa"/>
+              <w:right w:w="140" w:type="dxa"/>
+            </w:tcMar>
+          </w:tcPr>
+          <w:p>
+            <w:pPr>
+              <w:spacing w:before="0" w:after="0"/>
+            </w:pPr>
+            <w:r>
+              <w:rPr>
+                <w:b/>
+                <w:sz w:val="16"/>
+              </w:rPr>
+              <w:t>voice (low thinking)</w:t>
+            </w:r>
+          </w:p>
+        </w:tc>
+        <w:tc>
+          <w:tcPr>
+            <w:tcW w:type="dxa" w:w="1872"/>
+            <w:shd w:fill="FFFFFF"/>
+            <w:tcMar>
+              <w:top w:w="90" w:type="dxa"/>
+              <w:bottom w:w="90" w:type="dxa"/>
+              <w:left w:w="140" w:type="dxa"/>
+              <w:right w:w="140" w:type="dxa"/>
+            </w:tcMar>
+          </w:tcPr>
+          <w:p>
+            <w:pPr>
+              <w:spacing w:before="0" w:after="0"/>
+            </w:pPr>
+            <w:r>
+              <w:rPr>
+                <w:sz w:val="16"/>
+              </w:rPr>
+              <w:t>6571.3 ms</w:t>
+            </w:r>
+          </w:p>
+        </w:tc>
+        <w:tc>
+          <w:tcPr>
+            <w:tcW w:type="dxa" w:w="1872"/>
             <w:shd w:fill="FFFFFF"/>
             <w:tcMar>
               <w:top w:w="90" w:type="dxa"/>
@@ -1779,7 +1723,7 @@
         </w:tc>
         <w:tc>
           <w:tcPr>
-            <w:tcW w:type="dxa" w:w="1872"/>
+            <w:tcW w:type="dxa" w:w="2016"/>
             <w:shd w:fill="FFFFFF"/>
             <w:tcMar>
               <w:top w:w="90" w:type="dxa"/>
@@ -1796,7 +1740,7 @@
               <w:rPr>
                 <w:sz w:val="16"/>
               </w:rPr>
-              <w:t>100.0% (3/3)</w:t>
+              <w:t>100.0%</w:t>
             </w:r>
           </w:p>
         </w:tc>
@@ -1804,7 +1748,7 @@
       <w:tr>
         <w:tc>
           <w:tcPr>
-            <w:tcW w:type="dxa" w:w="2592"/>
+            <w:tcW w:type="dxa" w:w="3600"/>
             <w:shd w:fill="F7FAFC"/>
             <w:tcMar>
               <w:top w:w="90" w:type="dxa"/>
@@ -1822,76 +1766,7 @@
                 <w:b/>
                 <w:sz w:val="16"/>
               </w:rPr>
-              <w:t>Normal Mode (low thinking)</w:t>
-            </w:r>
-          </w:p>
-        </w:tc>
-        <w:tc>
-          <w:tcPr>
-            <w:tcW w:type="dxa" w:w="1584"/>
-            <w:shd w:fill="F7FAFC"/>
-            <w:tcMar>
-              <w:top w:w="90" w:type="dxa"/>
-              <w:bottom w:w="90" w:type="dxa"/>
-              <w:left w:w="140" w:type="dxa"/>
-              <w:right w:w="140" w:type="dxa"/>
-            </w:tcMar>
-          </w:tcPr>
-          <w:p>
-            <w:pPr>
-              <w:spacing w:before="0" w:after="0"/>
-            </w:pPr>
-            <w:r>
-              <w:rPr>
-                <w:sz w:val="16"/>
-              </w:rPr>
-              <w:t>12,962.3 ms</w:t>
-            </w:r>
-          </w:p>
-        </w:tc>
-        <w:tc>
-          <w:tcPr>
-            <w:tcW w:type="dxa" w:w="1584"/>
-            <w:shd w:fill="F7FAFC"/>
-            <w:tcMar>
-              <w:top w:w="90" w:type="dxa"/>
-              <w:bottom w:w="90" w:type="dxa"/>
-              <w:left w:w="140" w:type="dxa"/>
-              <w:right w:w="140" w:type="dxa"/>
-            </w:tcMar>
-          </w:tcPr>
-          <w:p>
-            <w:pPr>
-              <w:spacing w:before="0" w:after="0"/>
-            </w:pPr>
-            <w:r>
-              <w:rPr>
-                <w:sz w:val="16"/>
-              </w:rPr>
-              <w:t>10,875.0 / 15,210.0 ms</w:t>
-            </w:r>
-          </w:p>
-        </w:tc>
-        <w:tc>
-          <w:tcPr>
-            <w:tcW w:type="dxa" w:w="1728"/>
-            <w:shd w:fill="F7FAFC"/>
-            <w:tcMar>
-              <w:top w:w="90" w:type="dxa"/>
-              <w:bottom w:w="90" w:type="dxa"/>
-              <w:left w:w="140" w:type="dxa"/>
-              <w:right w:w="140" w:type="dxa"/>
-            </w:tcMar>
-          </w:tcPr>
-          <w:p>
-            <w:pPr>
-              <w:spacing w:before="0" w:after="0"/>
-            </w:pPr>
-            <w:r>
-              <w:rPr>
-                <w:sz w:val="16"/>
-              </w:rPr>
-              <w:t>330 chars</w:t>
+              <w:t>normal (medium thinking)</w:t>
             </w:r>
           </w:p>
         </w:tc>
@@ -1914,7 +1789,53 @@
               <w:rPr>
                 <w:sz w:val="16"/>
               </w:rPr>
-              <w:t>100.0% (3/3)</w:t>
+              <w:t>1167.9 ms</w:t>
+            </w:r>
+          </w:p>
+        </w:tc>
+        <w:tc>
+          <w:tcPr>
+            <w:tcW w:type="dxa" w:w="1872"/>
+            <w:shd w:fill="F7FAFC"/>
+            <w:tcMar>
+              <w:top w:w="90" w:type="dxa"/>
+              <w:bottom w:w="90" w:type="dxa"/>
+              <w:left w:w="140" w:type="dxa"/>
+              <w:right w:w="140" w:type="dxa"/>
+            </w:tcMar>
+          </w:tcPr>
+          <w:p>
+            <w:pPr>
+              <w:spacing w:before="0" w:after="0"/>
+            </w:pPr>
+            <w:r>
+              <w:rPr>
+                <w:sz w:val="16"/>
+              </w:rPr>
+              <w:t>80017.7 chars</w:t>
+            </w:r>
+          </w:p>
+        </w:tc>
+        <w:tc>
+          <w:tcPr>
+            <w:tcW w:type="dxa" w:w="2016"/>
+            <w:shd w:fill="F7FAFC"/>
+            <w:tcMar>
+              <w:top w:w="90" w:type="dxa"/>
+              <w:bottom w:w="90" w:type="dxa"/>
+              <w:left w:w="140" w:type="dxa"/>
+              <w:right w:w="140" w:type="dxa"/>
+            </w:tcMar>
+          </w:tcPr>
+          <w:p>
+            <w:pPr>
+              <w:spacing w:before="0" w:after="0"/>
+            </w:pPr>
+            <w:r>
+              <w:rPr>
+                <w:sz w:val="16"/>
+              </w:rPr>
+              <w:t>PASS</w:t>
             </w:r>
           </w:p>
         </w:tc>
@@ -1922,7 +1843,7 @@
       <w:tr>
         <w:tc>
           <w:tcPr>
-            <w:tcW w:type="dxa" w:w="2592"/>
+            <w:tcW w:type="dxa" w:w="3600"/>
             <w:shd w:fill="FFFFFF"/>
             <w:tcMar>
               <w:top w:w="90" w:type="dxa"/>
@@ -1940,76 +1861,7 @@
                 <w:b/>
                 <w:sz w:val="16"/>
               </w:rPr>
-              <w:t>Normal Mode (medium thinking)</w:t>
-            </w:r>
-          </w:p>
-        </w:tc>
-        <w:tc>
-          <w:tcPr>
-            <w:tcW w:type="dxa" w:w="1584"/>
-            <w:shd w:fill="FFFFFF"/>
-            <w:tcMar>
-              <w:top w:w="90" w:type="dxa"/>
-              <w:bottom w:w="90" w:type="dxa"/>
-              <w:left w:w="140" w:type="dxa"/>
-              <w:right w:w="140" w:type="dxa"/>
-            </w:tcMar>
-          </w:tcPr>
-          <w:p>
-            <w:pPr>
-              <w:spacing w:before="0" w:after="0"/>
-            </w:pPr>
-            <w:r>
-              <w:rPr>
-                <w:sz w:val="16"/>
-              </w:rPr>
-              <w:t>41,434.5 ms</w:t>
-            </w:r>
-          </w:p>
-        </w:tc>
-        <w:tc>
-          <w:tcPr>
-            <w:tcW w:type="dxa" w:w="1584"/>
-            <w:shd w:fill="FFFFFF"/>
-            <w:tcMar>
-              <w:top w:w="90" w:type="dxa"/>
-              <w:bottom w:w="90" w:type="dxa"/>
-              <w:left w:w="140" w:type="dxa"/>
-              <w:right w:w="140" w:type="dxa"/>
-            </w:tcMar>
-          </w:tcPr>
-          <w:p>
-            <w:pPr>
-              <w:spacing w:before="0" w:after="0"/>
-            </w:pPr>
-            <w:r>
-              <w:rPr>
-                <w:sz w:val="16"/>
-              </w:rPr>
-              <w:t>32,100.0 / 52,410.0 ms</w:t>
-            </w:r>
-          </w:p>
-        </w:tc>
-        <w:tc>
-          <w:tcPr>
-            <w:tcW w:type="dxa" w:w="1728"/>
-            <w:shd w:fill="FFFFFF"/>
-            <w:tcMar>
-              <w:top w:w="90" w:type="dxa"/>
-              <w:bottom w:w="90" w:type="dxa"/>
-              <w:left w:w="140" w:type="dxa"/>
-              <w:right w:w="140" w:type="dxa"/>
-            </w:tcMar>
-          </w:tcPr>
-          <w:p>
-            <w:pPr>
-              <w:spacing w:before="0" w:after="0"/>
-            </w:pPr>
-            <w:r>
-              <w:rPr>
-                <w:sz w:val="16"/>
-              </w:rPr>
-              <w:t>415 chars</w:t>
+              <w:t>normal (low thinking)</w:t>
             </w:r>
           </w:p>
         </w:tc>
@@ -2032,26 +1884,723 @@
               <w:rPr>
                 <w:sz w:val="16"/>
               </w:rPr>
-              <w:t>100.0% (3/3)</w:t>
+              <w:t>509.0 ms</w:t>
+            </w:r>
+          </w:p>
+        </w:tc>
+        <w:tc>
+          <w:tcPr>
+            <w:tcW w:type="dxa" w:w="1872"/>
+            <w:shd w:fill="FFFFFF"/>
+            <w:tcMar>
+              <w:top w:w="90" w:type="dxa"/>
+              <w:bottom w:w="90" w:type="dxa"/>
+              <w:left w:w="140" w:type="dxa"/>
+              <w:right w:w="140" w:type="dxa"/>
+            </w:tcMar>
+          </w:tcPr>
+          <w:p>
+            <w:pPr>
+              <w:spacing w:before="0" w:after="0"/>
+            </w:pPr>
+            <w:r>
+              <w:rPr>
+                <w:sz w:val="16"/>
+              </w:rPr>
+              <w:t>9219.3 chars</w:t>
+            </w:r>
+          </w:p>
+        </w:tc>
+        <w:tc>
+          <w:tcPr>
+            <w:tcW w:type="dxa" w:w="2016"/>
+            <w:shd w:fill="FFFFFF"/>
+            <w:tcMar>
+              <w:top w:w="90" w:type="dxa"/>
+              <w:bottom w:w="90" w:type="dxa"/>
+              <w:left w:w="140" w:type="dxa"/>
+              <w:right w:w="140" w:type="dxa"/>
+            </w:tcMar>
+          </w:tcPr>
+          <w:p>
+            <w:pPr>
+              <w:spacing w:before="0" w:after="0"/>
+            </w:pPr>
+            <w:r>
+              <w:rPr>
+                <w:sz w:val="16"/>
+              </w:rPr>
+              <w:t>PASS</w:t>
+            </w:r>
+          </w:p>
+        </w:tc>
+      </w:tr>
+      <w:tr>
+        <w:tc>
+          <w:tcPr>
+            <w:tcW w:type="dxa" w:w="3600"/>
+            <w:shd w:fill="F7FAFC"/>
+            <w:tcMar>
+              <w:top w:w="90" w:type="dxa"/>
+              <w:bottom w:w="90" w:type="dxa"/>
+              <w:left w:w="140" w:type="dxa"/>
+              <w:right w:w="140" w:type="dxa"/>
+            </w:tcMar>
+          </w:tcPr>
+          <w:p>
+            <w:pPr>
+              <w:spacing w:before="0" w:after="0"/>
+            </w:pPr>
+            <w:r>
+              <w:rPr>
+                <w:b/>
+                <w:sz w:val="16"/>
+              </w:rPr>
+              <w:t>voice (low thinking)</w:t>
+            </w:r>
+          </w:p>
+        </w:tc>
+        <w:tc>
+          <w:tcPr>
+            <w:tcW w:type="dxa" w:w="1872"/>
+            <w:shd w:fill="F7FAFC"/>
+            <w:tcMar>
+              <w:top w:w="90" w:type="dxa"/>
+              <w:bottom w:w="90" w:type="dxa"/>
+              <w:left w:w="140" w:type="dxa"/>
+              <w:right w:w="140" w:type="dxa"/>
+            </w:tcMar>
+          </w:tcPr>
+          <w:p>
+            <w:pPr>
+              <w:spacing w:before="0" w:after="0"/>
+            </w:pPr>
+            <w:r>
+              <w:rPr>
+                <w:sz w:val="16"/>
+              </w:rPr>
+              <w:t>721.0 ms</w:t>
+            </w:r>
+          </w:p>
+        </w:tc>
+        <w:tc>
+          <w:tcPr>
+            <w:tcW w:type="dxa" w:w="1872"/>
+            <w:shd w:fill="F7FAFC"/>
+            <w:tcMar>
+              <w:top w:w="90" w:type="dxa"/>
+              <w:bottom w:w="90" w:type="dxa"/>
+              <w:left w:w="140" w:type="dxa"/>
+              <w:right w:w="140" w:type="dxa"/>
+            </w:tcMar>
+          </w:tcPr>
+          <w:p>
+            <w:pPr>
+              <w:spacing w:before="0" w:after="0"/>
+            </w:pPr>
+            <w:r>
+              <w:rPr>
+                <w:sz w:val="16"/>
+              </w:rPr>
+              <w:t>7253.7 chars</w:t>
+            </w:r>
+          </w:p>
+        </w:tc>
+        <w:tc>
+          <w:tcPr>
+            <w:tcW w:type="dxa" w:w="2016"/>
+            <w:shd w:fill="F7FAFC"/>
+            <w:tcMar>
+              <w:top w:w="90" w:type="dxa"/>
+              <w:bottom w:w="90" w:type="dxa"/>
+              <w:left w:w="140" w:type="dxa"/>
+              <w:right w:w="140" w:type="dxa"/>
+            </w:tcMar>
+          </w:tcPr>
+          <w:p>
+            <w:pPr>
+              <w:spacing w:before="0" w:after="0"/>
+            </w:pPr>
+            <w:r>
+              <w:rPr>
+                <w:sz w:val="16"/>
+              </w:rPr>
+              <w:t>PASS</w:t>
+            </w:r>
+          </w:p>
+        </w:tc>
+      </w:tr>
+      <w:tr>
+        <w:tc>
+          <w:tcPr>
+            <w:tcW w:type="dxa" w:w="3600"/>
+            <w:shd w:fill="FFFFFF"/>
+            <w:tcMar>
+              <w:top w:w="90" w:type="dxa"/>
+              <w:bottom w:w="90" w:type="dxa"/>
+              <w:left w:w="140" w:type="dxa"/>
+              <w:right w:w="140" w:type="dxa"/>
+            </w:tcMar>
+          </w:tcPr>
+          <w:p>
+            <w:pPr>
+              <w:spacing w:before="0" w:after="0"/>
+            </w:pPr>
+            <w:r>
+              <w:rPr>
+                <w:b/>
+                <w:sz w:val="16"/>
+              </w:rPr>
+              <w:t>normal (medium thinking)</w:t>
+            </w:r>
+          </w:p>
+        </w:tc>
+        <w:tc>
+          <w:tcPr>
+            <w:tcW w:type="dxa" w:w="1872"/>
+            <w:shd w:fill="FFFFFF"/>
+            <w:tcMar>
+              <w:top w:w="90" w:type="dxa"/>
+              <w:bottom w:w="90" w:type="dxa"/>
+              <w:left w:w="140" w:type="dxa"/>
+              <w:right w:w="140" w:type="dxa"/>
+            </w:tcMar>
+          </w:tcPr>
+          <w:p>
+            <w:pPr>
+              <w:spacing w:before="0" w:after="0"/>
+            </w:pPr>
+            <w:r>
+              <w:rPr>
+                <w:sz w:val="16"/>
+              </w:rPr>
+              <w:t>557.2 ms</w:t>
+            </w:r>
+          </w:p>
+        </w:tc>
+        <w:tc>
+          <w:tcPr>
+            <w:tcW w:type="dxa" w:w="1872"/>
+            <w:shd w:fill="FFFFFF"/>
+            <w:tcMar>
+              <w:top w:w="90" w:type="dxa"/>
+              <w:bottom w:w="90" w:type="dxa"/>
+              <w:left w:w="140" w:type="dxa"/>
+              <w:right w:w="140" w:type="dxa"/>
+            </w:tcMar>
+          </w:tcPr>
+          <w:p>
+            <w:pPr>
+              <w:spacing w:before="0" w:after="0"/>
+            </w:pPr>
+            <w:r>
+              <w:rPr>
+                <w:sz w:val="16"/>
+              </w:rPr>
+              <w:t>12180.8 chars</w:t>
+            </w:r>
+          </w:p>
+        </w:tc>
+        <w:tc>
+          <w:tcPr>
+            <w:tcW w:type="dxa" w:w="2016"/>
+            <w:shd w:fill="FFFFFF"/>
+            <w:tcMar>
+              <w:top w:w="90" w:type="dxa"/>
+              <w:bottom w:w="90" w:type="dxa"/>
+              <w:left w:w="140" w:type="dxa"/>
+              <w:right w:w="140" w:type="dxa"/>
+            </w:tcMar>
+          </w:tcPr>
+          <w:p>
+            <w:pPr>
+              <w:spacing w:before="0" w:after="0"/>
+            </w:pPr>
+            <w:r>
+              <w:rPr>
+                <w:sz w:val="16"/>
+              </w:rPr>
+              <w:t>PASS</w:t>
+            </w:r>
+          </w:p>
+        </w:tc>
+      </w:tr>
+      <w:tr>
+        <w:tc>
+          <w:tcPr>
+            <w:tcW w:type="dxa" w:w="3600"/>
+            <w:shd w:fill="F7FAFC"/>
+            <w:tcMar>
+              <w:top w:w="90" w:type="dxa"/>
+              <w:bottom w:w="90" w:type="dxa"/>
+              <w:left w:w="140" w:type="dxa"/>
+              <w:right w:w="140" w:type="dxa"/>
+            </w:tcMar>
+          </w:tcPr>
+          <w:p>
+            <w:pPr>
+              <w:spacing w:before="0" w:after="0"/>
+            </w:pPr>
+            <w:r>
+              <w:rPr>
+                <w:b/>
+                <w:sz w:val="16"/>
+              </w:rPr>
+              <w:t>normal (low thinking)</w:t>
+            </w:r>
+          </w:p>
+        </w:tc>
+        <w:tc>
+          <w:tcPr>
+            <w:tcW w:type="dxa" w:w="1872"/>
+            <w:shd w:fill="F7FAFC"/>
+            <w:tcMar>
+              <w:top w:w="90" w:type="dxa"/>
+              <w:bottom w:w="90" w:type="dxa"/>
+              <w:left w:w="140" w:type="dxa"/>
+              <w:right w:w="140" w:type="dxa"/>
+            </w:tcMar>
+          </w:tcPr>
+          <w:p>
+            <w:pPr>
+              <w:spacing w:before="0" w:after="0"/>
+            </w:pPr>
+            <w:r>
+              <w:rPr>
+                <w:sz w:val="16"/>
+              </w:rPr>
+              <w:t>861.3 ms</w:t>
+            </w:r>
+          </w:p>
+        </w:tc>
+        <w:tc>
+          <w:tcPr>
+            <w:tcW w:type="dxa" w:w="1872"/>
+            <w:shd w:fill="F7FAFC"/>
+            <w:tcMar>
+              <w:top w:w="90" w:type="dxa"/>
+              <w:bottom w:w="90" w:type="dxa"/>
+              <w:left w:w="140" w:type="dxa"/>
+              <w:right w:w="140" w:type="dxa"/>
+            </w:tcMar>
+          </w:tcPr>
+          <w:p>
+            <w:pPr>
+              <w:spacing w:before="0" w:after="0"/>
+            </w:pPr>
+            <w:r>
+              <w:rPr>
+                <w:sz w:val="16"/>
+              </w:rPr>
+              <w:t>18331.8 chars</w:t>
+            </w:r>
+          </w:p>
+        </w:tc>
+        <w:tc>
+          <w:tcPr>
+            <w:tcW w:type="dxa" w:w="2016"/>
+            <w:shd w:fill="F7FAFC"/>
+            <w:tcMar>
+              <w:top w:w="90" w:type="dxa"/>
+              <w:bottom w:w="90" w:type="dxa"/>
+              <w:left w:w="140" w:type="dxa"/>
+              <w:right w:w="140" w:type="dxa"/>
+            </w:tcMar>
+          </w:tcPr>
+          <w:p>
+            <w:pPr>
+              <w:spacing w:before="0" w:after="0"/>
+            </w:pPr>
+            <w:r>
+              <w:rPr>
+                <w:sz w:val="16"/>
+              </w:rPr>
+              <w:t>PASS</w:t>
+            </w:r>
+          </w:p>
+        </w:tc>
+      </w:tr>
+      <w:tr>
+        <w:tc>
+          <w:tcPr>
+            <w:tcW w:type="dxa" w:w="3600"/>
+            <w:shd w:fill="FFFFFF"/>
+            <w:tcMar>
+              <w:top w:w="90" w:type="dxa"/>
+              <w:bottom w:w="90" w:type="dxa"/>
+              <w:left w:w="140" w:type="dxa"/>
+              <w:right w:w="140" w:type="dxa"/>
+            </w:tcMar>
+          </w:tcPr>
+          <w:p>
+            <w:pPr>
+              <w:spacing w:before="0" w:after="0"/>
+            </w:pPr>
+            <w:r>
+              <w:rPr>
+                <w:b/>
+                <w:sz w:val="16"/>
+              </w:rPr>
+              <w:t>voice (low thinking)</w:t>
+            </w:r>
+          </w:p>
+        </w:tc>
+        <w:tc>
+          <w:tcPr>
+            <w:tcW w:type="dxa" w:w="1872"/>
+            <w:shd w:fill="FFFFFF"/>
+            <w:tcMar>
+              <w:top w:w="90" w:type="dxa"/>
+              <w:bottom w:w="90" w:type="dxa"/>
+              <w:left w:w="140" w:type="dxa"/>
+              <w:right w:w="140" w:type="dxa"/>
+            </w:tcMar>
+          </w:tcPr>
+          <w:p>
+            <w:pPr>
+              <w:spacing w:before="0" w:after="0"/>
+            </w:pPr>
+            <w:r>
+              <w:rPr>
+                <w:sz w:val="16"/>
+              </w:rPr>
+              <w:t>576.1 ms</w:t>
+            </w:r>
+          </w:p>
+        </w:tc>
+        <w:tc>
+          <w:tcPr>
+            <w:tcW w:type="dxa" w:w="1872"/>
+            <w:shd w:fill="FFFFFF"/>
+            <w:tcMar>
+              <w:top w:w="90" w:type="dxa"/>
+              <w:bottom w:w="90" w:type="dxa"/>
+              <w:left w:w="140" w:type="dxa"/>
+              <w:right w:w="140" w:type="dxa"/>
+            </w:tcMar>
+          </w:tcPr>
+          <w:p>
+            <w:pPr>
+              <w:spacing w:before="0" w:after="0"/>
+            </w:pPr>
+            <w:r>
+              <w:rPr>
+                <w:sz w:val="16"/>
+              </w:rPr>
+              <w:t>5138.6 chars</w:t>
+            </w:r>
+          </w:p>
+        </w:tc>
+        <w:tc>
+          <w:tcPr>
+            <w:tcW w:type="dxa" w:w="2016"/>
+            <w:shd w:fill="FFFFFF"/>
+            <w:tcMar>
+              <w:top w:w="90" w:type="dxa"/>
+              <w:bottom w:w="90" w:type="dxa"/>
+              <w:left w:w="140" w:type="dxa"/>
+              <w:right w:w="140" w:type="dxa"/>
+            </w:tcMar>
+          </w:tcPr>
+          <w:p>
+            <w:pPr>
+              <w:spacing w:before="0" w:after="0"/>
+            </w:pPr>
+            <w:r>
+              <w:rPr>
+                <w:sz w:val="16"/>
+              </w:rPr>
+              <w:t>PASS</w:t>
+            </w:r>
+          </w:p>
+        </w:tc>
+      </w:tr>
+      <w:tr>
+        <w:tc>
+          <w:tcPr>
+            <w:tcW w:type="dxa" w:w="3600"/>
+            <w:shd w:fill="F7FAFC"/>
+            <w:tcMar>
+              <w:top w:w="90" w:type="dxa"/>
+              <w:bottom w:w="90" w:type="dxa"/>
+              <w:left w:w="140" w:type="dxa"/>
+              <w:right w:w="140" w:type="dxa"/>
+            </w:tcMar>
+          </w:tcPr>
+          <w:p>
+            <w:pPr>
+              <w:spacing w:before="0" w:after="0"/>
+            </w:pPr>
+            <w:r>
+              <w:rPr>
+                <w:b/>
+                <w:sz w:val="16"/>
+              </w:rPr>
+              <w:t>normal (medium thinking)</w:t>
+            </w:r>
+          </w:p>
+        </w:tc>
+        <w:tc>
+          <w:tcPr>
+            <w:tcW w:type="dxa" w:w="1872"/>
+            <w:shd w:fill="F7FAFC"/>
+            <w:tcMar>
+              <w:top w:w="90" w:type="dxa"/>
+              <w:bottom w:w="90" w:type="dxa"/>
+              <w:left w:w="140" w:type="dxa"/>
+              <w:right w:w="140" w:type="dxa"/>
+            </w:tcMar>
+          </w:tcPr>
+          <w:p>
+            <w:pPr>
+              <w:spacing w:before="0" w:after="0"/>
+            </w:pPr>
+            <w:r>
+              <w:rPr>
+                <w:sz w:val="16"/>
+              </w:rPr>
+              <w:t>873.5 ms</w:t>
+            </w:r>
+          </w:p>
+        </w:tc>
+        <w:tc>
+          <w:tcPr>
+            <w:tcW w:type="dxa" w:w="1872"/>
+            <w:shd w:fill="F7FAFC"/>
+            <w:tcMar>
+              <w:top w:w="90" w:type="dxa"/>
+              <w:bottom w:w="90" w:type="dxa"/>
+              <w:left w:w="140" w:type="dxa"/>
+              <w:right w:w="140" w:type="dxa"/>
+            </w:tcMar>
+          </w:tcPr>
+          <w:p>
+            <w:pPr>
+              <w:spacing w:before="0" w:after="0"/>
+            </w:pPr>
+            <w:r>
+              <w:rPr>
+                <w:sz w:val="16"/>
+              </w:rPr>
+              <w:t>34703.3 chars</w:t>
+            </w:r>
+          </w:p>
+        </w:tc>
+        <w:tc>
+          <w:tcPr>
+            <w:tcW w:type="dxa" w:w="2016"/>
+            <w:shd w:fill="F7FAFC"/>
+            <w:tcMar>
+              <w:top w:w="90" w:type="dxa"/>
+              <w:bottom w:w="90" w:type="dxa"/>
+              <w:left w:w="140" w:type="dxa"/>
+              <w:right w:w="140" w:type="dxa"/>
+            </w:tcMar>
+          </w:tcPr>
+          <w:p>
+            <w:pPr>
+              <w:spacing w:before="0" w:after="0"/>
+            </w:pPr>
+            <w:r>
+              <w:rPr>
+                <w:sz w:val="16"/>
+              </w:rPr>
+              <w:t>PASS</w:t>
+            </w:r>
+          </w:p>
+        </w:tc>
+      </w:tr>
+      <w:tr>
+        <w:tc>
+          <w:tcPr>
+            <w:tcW w:type="dxa" w:w="3600"/>
+            <w:shd w:fill="FFFFFF"/>
+            <w:tcMar>
+              <w:top w:w="90" w:type="dxa"/>
+              <w:bottom w:w="90" w:type="dxa"/>
+              <w:left w:w="140" w:type="dxa"/>
+              <w:right w:w="140" w:type="dxa"/>
+            </w:tcMar>
+          </w:tcPr>
+          <w:p>
+            <w:pPr>
+              <w:spacing w:before="0" w:after="0"/>
+            </w:pPr>
+            <w:r>
+              <w:rPr>
+                <w:b/>
+                <w:sz w:val="16"/>
+              </w:rPr>
+              <w:t>normal (low thinking)</w:t>
+            </w:r>
+          </w:p>
+        </w:tc>
+        <w:tc>
+          <w:tcPr>
+            <w:tcW w:type="dxa" w:w="1872"/>
+            <w:shd w:fill="FFFFFF"/>
+            <w:tcMar>
+              <w:top w:w="90" w:type="dxa"/>
+              <w:bottom w:w="90" w:type="dxa"/>
+              <w:left w:w="140" w:type="dxa"/>
+              <w:right w:w="140" w:type="dxa"/>
+            </w:tcMar>
+          </w:tcPr>
+          <w:p>
+            <w:pPr>
+              <w:spacing w:before="0" w:after="0"/>
+            </w:pPr>
+            <w:r>
+              <w:rPr>
+                <w:sz w:val="16"/>
+              </w:rPr>
+              <w:t>534.8 ms</w:t>
+            </w:r>
+          </w:p>
+        </w:tc>
+        <w:tc>
+          <w:tcPr>
+            <w:tcW w:type="dxa" w:w="1872"/>
+            <w:shd w:fill="FFFFFF"/>
+            <w:tcMar>
+              <w:top w:w="90" w:type="dxa"/>
+              <w:bottom w:w="90" w:type="dxa"/>
+              <w:left w:w="140" w:type="dxa"/>
+              <w:right w:w="140" w:type="dxa"/>
+            </w:tcMar>
+          </w:tcPr>
+          <w:p>
+            <w:pPr>
+              <w:spacing w:before="0" w:after="0"/>
+            </w:pPr>
+            <w:r>
+              <w:rPr>
+                <w:sz w:val="16"/>
+              </w:rPr>
+              <w:t>13240.7 chars</w:t>
+            </w:r>
+          </w:p>
+        </w:tc>
+        <w:tc>
+          <w:tcPr>
+            <w:tcW w:type="dxa" w:w="2016"/>
+            <w:shd w:fill="FFFFFF"/>
+            <w:tcMar>
+              <w:top w:w="90" w:type="dxa"/>
+              <w:bottom w:w="90" w:type="dxa"/>
+              <w:left w:w="140" w:type="dxa"/>
+              <w:right w:w="140" w:type="dxa"/>
+            </w:tcMar>
+          </w:tcPr>
+          <w:p>
+            <w:pPr>
+              <w:spacing w:before="0" w:after="0"/>
+            </w:pPr>
+            <w:r>
+              <w:rPr>
+                <w:sz w:val="16"/>
+              </w:rPr>
+              <w:t>PASS</w:t>
+            </w:r>
+          </w:p>
+        </w:tc>
+      </w:tr>
+      <w:tr>
+        <w:tc>
+          <w:tcPr>
+            <w:tcW w:type="dxa" w:w="3600"/>
+            <w:shd w:fill="F7FAFC"/>
+            <w:tcMar>
+              <w:top w:w="90" w:type="dxa"/>
+              <w:bottom w:w="90" w:type="dxa"/>
+              <w:left w:w="140" w:type="dxa"/>
+              <w:right w:w="140" w:type="dxa"/>
+            </w:tcMar>
+          </w:tcPr>
+          <w:p>
+            <w:pPr>
+              <w:spacing w:before="0" w:after="0"/>
+            </w:pPr>
+            <w:r>
+              <w:rPr>
+                <w:b/>
+                <w:sz w:val="16"/>
+              </w:rPr>
+              <w:t>voice (low thinking)</w:t>
+            </w:r>
+          </w:p>
+        </w:tc>
+        <w:tc>
+          <w:tcPr>
+            <w:tcW w:type="dxa" w:w="1872"/>
+            <w:shd w:fill="F7FAFC"/>
+            <w:tcMar>
+              <w:top w:w="90" w:type="dxa"/>
+              <w:bottom w:w="90" w:type="dxa"/>
+              <w:left w:w="140" w:type="dxa"/>
+              <w:right w:w="140" w:type="dxa"/>
+            </w:tcMar>
+          </w:tcPr>
+          <w:p>
+            <w:pPr>
+              <w:spacing w:before="0" w:after="0"/>
+            </w:pPr>
+            <w:r>
+              <w:rPr>
+                <w:sz w:val="16"/>
+              </w:rPr>
+              <w:t>591.5 ms</w:t>
+            </w:r>
+          </w:p>
+        </w:tc>
+        <w:tc>
+          <w:tcPr>
+            <w:tcW w:type="dxa" w:w="1872"/>
+            <w:shd w:fill="F7FAFC"/>
+            <w:tcMar>
+              <w:top w:w="90" w:type="dxa"/>
+              <w:bottom w:w="90" w:type="dxa"/>
+              <w:left w:w="140" w:type="dxa"/>
+              <w:right w:w="140" w:type="dxa"/>
+            </w:tcMar>
+          </w:tcPr>
+          <w:p>
+            <w:pPr>
+              <w:spacing w:before="0" w:after="0"/>
+            </w:pPr>
+            <w:r>
+              <w:rPr>
+                <w:sz w:val="16"/>
+              </w:rPr>
+              <w:t>9210.3 chars</w:t>
+            </w:r>
+          </w:p>
+        </w:tc>
+        <w:tc>
+          <w:tcPr>
+            <w:tcW w:type="dxa" w:w="2016"/>
+            <w:shd w:fill="F7FAFC"/>
+            <w:tcMar>
+              <w:top w:w="90" w:type="dxa"/>
+              <w:bottom w:w="90" w:type="dxa"/>
+              <w:left w:w="140" w:type="dxa"/>
+              <w:right w:w="140" w:type="dxa"/>
+            </w:tcMar>
+          </w:tcPr>
+          <w:p>
+            <w:pPr>
+              <w:spacing w:before="0" w:after="0"/>
+            </w:pPr>
+            <w:r>
+              <w:rPr>
+                <w:sz w:val="16"/>
+              </w:rPr>
+              <w:t>PASS</w:t>
             </w:r>
           </w:p>
         </w:tc>
       </w:tr>
     </w:tbl>
-    <w:p>
-      <w:pPr>
-        <w:spacing w:before="80"/>
-      </w:pPr>
-      <w:r>
-        <w:rPr>
-          <w:b/>
-        </w:rPr>
-        <w:t xml:space="preserve">Key Finding: </w:t>
-      </w:r>
-      <w:r>
-        <w:t>Voice mode with low thinking reduces generation latency by ~50% vs normal mode and ~84% vs medium thinking. By constraining output to 1-2 concise Indic sentences (132 vs 330 chars), subsequent speech synthesis duration on Gnani Timbre is reduced by &gt;60%.</w:t>
-      </w:r>
-    </w:p>
     <w:p>
       <w:pPr>
         <w:spacing w:after="120"/>
@@ -2065,12 +2614,12 @@
         <w:rPr>
           <w:color w:val="3182CE"/>
         </w:rPr>
-        <w:t>3.2 Step 4: Fast Sources-First Latency &amp; Perceived Feel</w:t>
+        <w:t>3.2 Step 4: Fast Sources-First Latency Breakdown</w:t>
       </w:r>
     </w:p>
     <w:p>
       <w:r>
-        <w:t>Step 4 implemented a parallel client-side pre-fetch via POST /ask/sources. Benchmark results on 10 cold-retrieval questions from data/eval/questions.jsonl demonstrate the timing breakdown:</w:t>
+        <w:t>Measured on 10 cold-retrieval questions from data/eval/questions.jsonl (source: INSTANT_FEEL_BENCHMARK.md):</w:t>
       </w:r>
     </w:p>
     <w:tbl>
@@ -2088,7 +2637,7 @@
       <w:tr>
         <w:tc>
           <w:tcPr>
-            <w:tcW w:type="dxa" w:w="2592"/>
+            <w:tcW w:type="dxa" w:w="3168"/>
             <w:shd w:fill="1A365D"/>
             <w:tcMar>
               <w:top w:w="120" w:type="dxa"/>
@@ -2107,7 +2656,57 @@
                 <w:color w:val="FFFFFF"/>
                 <w:sz w:val="17"/>
               </w:rPr>
-              <w:t>Stage</w:t>
+              <w:t>Retrieval Component</w:t>
+            </w:r>
+          </w:p>
+        </w:tc>
+        <w:tc>
+          <w:tcPr>
+            <w:tcW w:type="dxa" w:w="2016"/>
+            <w:shd w:fill="1A365D"/>
+            <w:tcMar>
+              <w:top w:w="120" w:type="dxa"/>
+              <w:bottom w:w="120" w:type="dxa"/>
+              <w:left w:w="140" w:type="dxa"/>
+              <w:right w:w="140" w:type="dxa"/>
+            </w:tcMar>
+          </w:tcPr>
+          <w:p>
+            <w:pPr>
+              <w:spacing w:before="0" w:after="0"/>
+            </w:pPr>
+            <w:r>
+              <w:rPr>
+                <w:b/>
+                <w:color w:val="FFFFFF"/>
+                <w:sz w:val="17"/>
+              </w:rPr>
+              <w:t>Mean Latency</w:t>
+            </w:r>
+          </w:p>
+        </w:tc>
+        <w:tc>
+          <w:tcPr>
+            <w:tcW w:type="dxa" w:w="2016"/>
+            <w:shd w:fill="1A365D"/>
+            <w:tcMar>
+              <w:top w:w="120" w:type="dxa"/>
+              <w:bottom w:w="120" w:type="dxa"/>
+              <w:left w:w="140" w:type="dxa"/>
+              <w:right w:w="140" w:type="dxa"/>
+            </w:tcMar>
+          </w:tcPr>
+          <w:p>
+            <w:pPr>
+              <w:spacing w:before="0" w:after="0"/>
+            </w:pPr>
+            <w:r>
+              <w:rPr>
+                <w:b/>
+                <w:color w:val="FFFFFF"/>
+                <w:sz w:val="17"/>
+              </w:rPr>
+              <w:t>Median Latency</w:t>
             </w:r>
           </w:p>
         </w:tc>
@@ -2132,57 +2731,7 @@
                 <w:color w:val="FFFFFF"/>
                 <w:sz w:val="17"/>
               </w:rPr>
-              <w:t>Mean Duration</w:t>
-            </w:r>
-          </w:p>
-        </w:tc>
-        <w:tc>
-          <w:tcPr>
-            <w:tcW w:type="dxa" w:w="2160"/>
-            <w:shd w:fill="1A365D"/>
-            <w:tcMar>
-              <w:top w:w="120" w:type="dxa"/>
-              <w:bottom w:w="120" w:type="dxa"/>
-              <w:left w:w="140" w:type="dxa"/>
-              <w:right w:w="140" w:type="dxa"/>
-            </w:tcMar>
-          </w:tcPr>
-          <w:p>
-            <w:pPr>
-              <w:spacing w:before="0" w:after="0"/>
-            </w:pPr>
-            <w:r>
-              <w:rPr>
-                <w:b/>
-                <w:color w:val="FFFFFF"/>
-                <w:sz w:val="17"/>
-              </w:rPr>
-              <w:t>Median Duration</w:t>
-            </w:r>
-          </w:p>
-        </w:tc>
-        <w:tc>
-          <w:tcPr>
-            <w:tcW w:type="dxa" w:w="2448"/>
-            <w:shd w:fill="1A365D"/>
-            <w:tcMar>
-              <w:top w:w="120" w:type="dxa"/>
-              <w:bottom w:w="120" w:type="dxa"/>
-              <w:left w:w="140" w:type="dxa"/>
-              <w:right w:w="140" w:type="dxa"/>
-            </w:tcMar>
-          </w:tcPr>
-          <w:p>
-            <w:pPr>
-              <w:spacing w:before="0" w:after="0"/>
-            </w:pPr>
-            <w:r>
-              <w:rPr>
-                <w:b/>
-                <w:color w:val="FFFFFF"/>
-                <w:sz w:val="17"/>
-              </w:rPr>
-              <w:t>p95 Duration</w:t>
+              <w:t>Max Latency</w:t>
             </w:r>
           </w:p>
         </w:tc>
@@ -2190,7 +2739,7 @@
       <w:tr>
         <w:tc>
           <w:tcPr>
-            <w:tcW w:type="dxa" w:w="2592"/>
+            <w:tcW w:type="dxa" w:w="3168"/>
             <w:shd w:fill="FFFFFF"/>
             <w:tcMar>
               <w:top w:w="90" w:type="dxa"/>
@@ -2214,7 +2763,7 @@
         </w:tc>
         <w:tc>
           <w:tcPr>
-            <w:tcW w:type="dxa" w:w="2160"/>
+            <w:tcW w:type="dxa" w:w="2016"/>
             <w:shd w:fill="FFFFFF"/>
             <w:tcMar>
               <w:top w:w="90" w:type="dxa"/>
@@ -2231,7 +2780,30 @@
               <w:rPr>
                 <w:sz w:val="16"/>
               </w:rPr>
-              <w:t>273.0 ms</w:t>
+              <w:t>273.1 ms</w:t>
+            </w:r>
+          </w:p>
+        </w:tc>
+        <w:tc>
+          <w:tcPr>
+            <w:tcW w:type="dxa" w:w="2016"/>
+            <w:shd w:fill="FFFFFF"/>
+            <w:tcMar>
+              <w:top w:w="90" w:type="dxa"/>
+              <w:bottom w:w="90" w:type="dxa"/>
+              <w:left w:w="140" w:type="dxa"/>
+              <w:right w:w="140" w:type="dxa"/>
+            </w:tcMar>
+          </w:tcPr>
+          <w:p>
+            <w:pPr>
+              <w:spacing w:before="0" w:after="0"/>
+            </w:pPr>
+            <w:r>
+              <w:rPr>
+                <w:sz w:val="16"/>
+              </w:rPr>
+              <w:t>205.6 ms</w:t>
             </w:r>
           </w:p>
         </w:tc>
@@ -2254,30 +2826,7 @@
               <w:rPr>
                 <w:sz w:val="16"/>
               </w:rPr>
-              <w:t>205.5 ms</w:t>
-            </w:r>
-          </w:p>
-        </w:tc>
-        <w:tc>
-          <w:tcPr>
-            <w:tcW w:type="dxa" w:w="2448"/>
-            <w:shd w:fill="FFFFFF"/>
-            <w:tcMar>
-              <w:top w:w="90" w:type="dxa"/>
-              <w:bottom w:w="90" w:type="dxa"/>
-              <w:left w:w="140" w:type="dxa"/>
-              <w:right w:w="140" w:type="dxa"/>
-            </w:tcMar>
-          </w:tcPr>
-          <w:p>
-            <w:pPr>
-              <w:spacing w:before="0" w:after="0"/>
-            </w:pPr>
-            <w:r>
-              <w:rPr>
-                <w:sz w:val="16"/>
-              </w:rPr>
-              <w:t>298.4 ms</w:t>
+              <w:t>931.8 ms</w:t>
             </w:r>
           </w:p>
         </w:tc>
@@ -2285,7 +2834,7 @@
       <w:tr>
         <w:tc>
           <w:tcPr>
-            <w:tcW w:type="dxa" w:w="2592"/>
+            <w:tcW w:type="dxa" w:w="3168"/>
             <w:shd w:fill="F7FAFC"/>
             <w:tcMar>
               <w:top w:w="90" w:type="dxa"/>
@@ -2303,7 +2852,53 @@
                 <w:b/>
                 <w:sz w:val="16"/>
               </w:rPr>
-              <w:t>Cross-Encoder Rerank (BGE-v2)</w:t>
+              <w:t>Neural Cross-Encoder Rerank</w:t>
+            </w:r>
+          </w:p>
+        </w:tc>
+        <w:tc>
+          <w:tcPr>
+            <w:tcW w:type="dxa" w:w="2016"/>
+            <w:shd w:fill="F7FAFC"/>
+            <w:tcMar>
+              <w:top w:w="90" w:type="dxa"/>
+              <w:bottom w:w="90" w:type="dxa"/>
+              <w:left w:w="140" w:type="dxa"/>
+              <w:right w:w="140" w:type="dxa"/>
+            </w:tcMar>
+          </w:tcPr>
+          <w:p>
+            <w:pPr>
+              <w:spacing w:before="0" w:after="0"/>
+            </w:pPr>
+            <w:r>
+              <w:rPr>
+                <w:sz w:val="16"/>
+              </w:rPr>
+              <w:t>148.6 ms</w:t>
+            </w:r>
+          </w:p>
+        </w:tc>
+        <w:tc>
+          <w:tcPr>
+            <w:tcW w:type="dxa" w:w="2016"/>
+            <w:shd w:fill="F7FAFC"/>
+            <w:tcMar>
+              <w:top w:w="90" w:type="dxa"/>
+              <w:bottom w:w="90" w:type="dxa"/>
+              <w:left w:w="140" w:type="dxa"/>
+              <w:right w:w="140" w:type="dxa"/>
+            </w:tcMar>
+          </w:tcPr>
+          <w:p>
+            <w:pPr>
+              <w:spacing w:before="0" w:after="0"/>
+            </w:pPr>
+            <w:r>
+              <w:rPr>
+                <w:sz w:val="16"/>
+              </w:rPr>
+              <w:t>145.0 ms</w:t>
             </w:r>
           </w:p>
         </w:tc>
@@ -2326,53 +2921,7 @@
               <w:rPr>
                 <w:sz w:val="16"/>
               </w:rPr>
-              <w:t>148.6 ms</w:t>
-            </w:r>
-          </w:p>
-        </w:tc>
-        <w:tc>
-          <w:tcPr>
-            <w:tcW w:type="dxa" w:w="2160"/>
-            <w:shd w:fill="F7FAFC"/>
-            <w:tcMar>
-              <w:top w:w="90" w:type="dxa"/>
-              <w:bottom w:w="90" w:type="dxa"/>
-              <w:left w:w="140" w:type="dxa"/>
-              <w:right w:w="140" w:type="dxa"/>
-            </w:tcMar>
-          </w:tcPr>
-          <w:p>
-            <w:pPr>
-              <w:spacing w:before="0" w:after="0"/>
-            </w:pPr>
-            <w:r>
-              <w:rPr>
-                <w:sz w:val="16"/>
-              </w:rPr>
-              <w:t>145.0 ms</w:t>
-            </w:r>
-          </w:p>
-        </w:tc>
-        <w:tc>
-          <w:tcPr>
-            <w:tcW w:type="dxa" w:w="2448"/>
-            <w:shd w:fill="F7FAFC"/>
-            <w:tcMar>
-              <w:top w:w="90" w:type="dxa"/>
-              <w:bottom w:w="90" w:type="dxa"/>
-              <w:left w:w="140" w:type="dxa"/>
-              <w:right w:w="140" w:type="dxa"/>
-            </w:tcMar>
-          </w:tcPr>
-          <w:p>
-            <w:pPr>
-              <w:spacing w:before="0" w:after="0"/>
-            </w:pPr>
-            <w:r>
-              <w:rPr>
-                <w:sz w:val="16"/>
-              </w:rPr>
-              <w:t>154.2 ms</w:t>
+              <w:t>183.2 ms</w:t>
             </w:r>
           </w:p>
         </w:tc>
@@ -2380,7 +2929,7 @@
       <w:tr>
         <w:tc>
           <w:tcPr>
-            <w:tcW w:type="dxa" w:w="2592"/>
+            <w:tcW w:type="dxa" w:w="3168"/>
             <w:shd w:fill="FFFFFF"/>
             <w:tcMar>
               <w:top w:w="90" w:type="dxa"/>
@@ -2398,7 +2947,53 @@
                 <w:b/>
                 <w:sz w:val="16"/>
               </w:rPr>
-              <w:t>Total Sources Latency</w:t>
+              <w:t>Total Sources Pre-Fetch (/ask/sources)</w:t>
+            </w:r>
+          </w:p>
+        </w:tc>
+        <w:tc>
+          <w:tcPr>
+            <w:tcW w:type="dxa" w:w="2016"/>
+            <w:shd w:fill="FFFFFF"/>
+            <w:tcMar>
+              <w:top w:w="90" w:type="dxa"/>
+              <w:bottom w:w="90" w:type="dxa"/>
+              <w:left w:w="140" w:type="dxa"/>
+              <w:right w:w="140" w:type="dxa"/>
+            </w:tcMar>
+          </w:tcPr>
+          <w:p>
+            <w:pPr>
+              <w:spacing w:before="0" w:after="0"/>
+            </w:pPr>
+            <w:r>
+              <w:rPr>
+                <w:sz w:val="16"/>
+              </w:rPr>
+              <w:t>421.8 ms</w:t>
+            </w:r>
+          </w:p>
+        </w:tc>
+        <w:tc>
+          <w:tcPr>
+            <w:tcW w:type="dxa" w:w="2016"/>
+            <w:shd w:fill="FFFFFF"/>
+            <w:tcMar>
+              <w:top w:w="90" w:type="dxa"/>
+              <w:bottom w:w="90" w:type="dxa"/>
+              <w:left w:w="140" w:type="dxa"/>
+              <w:right w:w="140" w:type="dxa"/>
+            </w:tcMar>
+          </w:tcPr>
+          <w:p>
+            <w:pPr>
+              <w:spacing w:before="0" w:after="0"/>
+            </w:pPr>
+            <w:r>
+              <w:rPr>
+                <w:sz w:val="16"/>
+              </w:rPr>
+              <w:t>352.9 ms</w:t>
             </w:r>
           </w:p>
         </w:tc>
@@ -2421,53 +3016,7 @@
               <w:rPr>
                 <w:sz w:val="16"/>
               </w:rPr>
-              <w:t>421.6 ms</w:t>
-            </w:r>
-          </w:p>
-        </w:tc>
-        <w:tc>
-          <w:tcPr>
-            <w:tcW w:type="dxa" w:w="2160"/>
-            <w:shd w:fill="FFFFFF"/>
-            <w:tcMar>
-              <w:top w:w="90" w:type="dxa"/>
-              <w:bottom w:w="90" w:type="dxa"/>
-              <w:left w:w="140" w:type="dxa"/>
-              <w:right w:w="140" w:type="dxa"/>
-            </w:tcMar>
-          </w:tcPr>
-          <w:p>
-            <w:pPr>
-              <w:spacing w:before="0" w:after="0"/>
-            </w:pPr>
-            <w:r>
-              <w:rPr>
-                <w:sz w:val="16"/>
-              </w:rPr>
-              <w:t>352.9 ms</w:t>
-            </w:r>
-          </w:p>
-        </w:tc>
-        <w:tc>
-          <w:tcPr>
-            <w:tcW w:type="dxa" w:w="2448"/>
-            <w:shd w:fill="FFFFFF"/>
-            <w:tcMar>
-              <w:top w:w="90" w:type="dxa"/>
-              <w:bottom w:w="90" w:type="dxa"/>
-              <w:left w:w="140" w:type="dxa"/>
-              <w:right w:w="140" w:type="dxa"/>
-            </w:tcMar>
-          </w:tcPr>
-          <w:p>
-            <w:pPr>
-              <w:spacing w:before="0" w:after="0"/>
-            </w:pPr>
-            <w:r>
-              <w:rPr>
-                <w:sz w:val="16"/>
-              </w:rPr>
-              <w:t>358.9 ms (Min: 311.1, Max: 1,115.5)</w:t>
+              <w:t>1115.5 ms</w:t>
             </w:r>
           </w:p>
         </w:tc>
@@ -2475,396 +3024,23 @@
     </w:tbl>
     <w:p>
       <w:pPr>
-        <w:spacing w:before="80"/>
-      </w:pPr>
-      <w:r>
-        <w:rPr>
-          <w:b/>
-        </w:rPr>
-        <w:t xml:space="preserve">Perceived Feel Impact: </w:t>
-      </w:r>
-      <w:r>
-        <w:t>Perceived time-to-first-evidence dropped from 14,200 ms to 421.6 ms (97.0% reduction). The user immediately sees the verified Tamil Nadu Government Gazette document title, page number, and excerpt snippet while voice and LLM engines execute in the background.</w:t>
-      </w:r>
-    </w:p>
-    <w:p>
-      <w:pPr>
-        <w:spacing w:after="160"/>
+        <w:spacing w:after="120"/>
       </w:pPr>
     </w:p>
     <w:p>
       <w:pPr>
-        <w:pStyle w:val="Heading1"/>
+        <w:pStyle w:val="Heading2"/>
       </w:pPr>
       <w:r>
         <w:rPr>
-          <w:color w:val="1A365D"/>
+          <w:color w:val="3182CE"/>
         </w:rPr>
-        <w:t>4. Execution Roadmap: What's Next</w:t>
+        <w:t>3.3 Tanglish Text Retrieval Check (Synthetic, n=10, Written by AI)</w:t>
       </w:r>
     </w:p>
     <w:p>
       <w:r>
-        <w:t>Per the approved Master Execution Roadmap, the sequence of remaining implementation steps is ordered to maximize reliability, low latency, and graceful degradation before final submission:</w:t>
-      </w:r>
-    </w:p>
-    <w:p>
-      <w:pPr>
-        <w:spacing w:before="80" w:after="20"/>
-      </w:pPr>
-      <w:r>
-        <w:rPr>
-          <w:b/>
-          <w:color w:val="1A365D"/>
-          <w:sz w:val="19"/>
-        </w:rPr>
-        <w:t>Step 4B: Understand Messy User Input (Immediate Next Step)</w:t>
-      </w:r>
-    </w:p>
-    <w:p>
-      <w:pPr>
-        <w:spacing w:before="0" w:after="80"/>
-      </w:pPr>
-      <w:r>
-        <w:rPr>
-          <w:sz w:val="17"/>
-        </w:rPr>
-        <w:t>• Deterministic cleanup: whitespace, punctuation, Indic script and Tanglish normalizers.</w:t>
-        <w:br/>
-        <w:t>• Scheme Aliases (data/scheme_aliases.json): Transliterations, colloquial terms, STT slips.</w:t>
-        <w:br/>
-        <w:t>• Retry-on-Miss: If top reranker score is below threshold, trigger ONE targeted query rewrite.</w:t>
-        <w:br/>
-        <w:t>• Near-Threshold Clarification: In [0.30, 0.40] band, return status='needs_clarification'.</w:t>
-        <w:br/>
-        <w:t>• Follow-Up Memory: Maintain last scheme &amp; topic context ('and for girls?').</w:t>
-        <w:br/>
-        <w:t>• Paraphrase Benchmark: Evaluate scripts/paraphrase_eval.py across messy variants.</w:t>
-      </w:r>
-    </w:p>
-    <w:p>
-      <w:pPr>
-        <w:spacing w:before="80" w:after="20"/>
-      </w:pPr>
-      <w:r>
-        <w:rPr>
-          <w:b/>
-          <w:color w:val="1A365D"/>
-          <w:sz w:val="19"/>
-        </w:rPr>
-        <w:t>Step 5: Sentence-by-Sentence Speech (Gnani Timbre Pipelining)</w:t>
-      </w:r>
-    </w:p>
-    <w:p>
-      <w:pPr>
-        <w:spacing w:before="0" w:after="80"/>
-      </w:pPr>
-      <w:r>
-        <w:rPr>
-          <w:sz w:val="17"/>
-        </w:rPr>
-        <w:t>• Pipe individual sentences to Gnani Timbre as soon as deterministic claim verification passes.</w:t>
-        <w:br/>
-        <w:t>• Spelled-out numbers via voice/numbers.py for natural Indic vocalization.</w:t>
-        <w:br/>
-        <w:t>• Benchmark Time-to-First-Audio (TTFA) across n=10 questions to prove sub-3s vocal initiation.</w:t>
-      </w:r>
-    </w:p>
-    <w:p>
-      <w:pPr>
-        <w:spacing w:before="80" w:after="20"/>
-      </w:pPr>
-      <w:r>
-        <w:rPr>
-          <w:b/>
-          <w:color w:val="1A365D"/>
-          <w:sz w:val="19"/>
-        </w:rPr>
-        <w:t>Step 6: Never Fail Visibly &amp; Graceful Degradation</w:t>
-      </w:r>
-    </w:p>
-    <w:p>
-      <w:pPr>
-        <w:spacing w:before="0" w:after="80"/>
-      </w:pPr>
-      <w:r>
-        <w:rPr>
-          <w:sz w:val="17"/>
-        </w:rPr>
-        <w:t>• Verified answer caching for common and demo questions.</w:t>
-        <w:br/>
-        <w:t>• Resilient Fallback: On API 429 quota exhaustion, display retrieved passages with 'model busy'.</w:t>
-        <w:br/>
-        <w:t>• Daily quota guard with active consumption warnings.</w:t>
-      </w:r>
-    </w:p>
-    <w:p>
-      <w:pPr>
-        <w:spacing w:before="80" w:after="20"/>
-      </w:pPr>
-      <w:r>
-        <w:rPr>
-          <w:b/>
-          <w:color w:val="1A365D"/>
-          <w:sz w:val="19"/>
-        </w:rPr>
-        <w:t>Step 7: Gnani-Centred Voice Behaviour</w:t>
-      </w:r>
-    </w:p>
-    <w:p>
-      <w:pPr>
-        <w:spacing w:before="0" w:after="80"/>
-      </w:pPr>
-      <w:r>
-        <w:rPr>
-          <w:sz w:val="17"/>
-        </w:rPr>
-        <w:t>• Replace 'always-confirm' with uncertainty-based rule (near-threshold score, short transcript).</w:t>
-        <w:br/>
-        <w:t>• Return confirmation_text and Timbre audio ('I heard Pudhumai Penn. Is that right?').</w:t>
-        <w:br/>
-        <w:t>• Handle Tamil, Hindi, and English with strict empirical tracking.</w:t>
-      </w:r>
-    </w:p>
-    <w:p>
-      <w:pPr>
-        <w:spacing w:before="80" w:after="20"/>
-      </w:pPr>
-      <w:r>
-        <w:rPr>
-          <w:b/>
-          <w:color w:val="1A365D"/>
-          <w:sz w:val="19"/>
-        </w:rPr>
-        <w:t>Step 8: User Feedback Loop</w:t>
-      </w:r>
-    </w:p>
-    <w:p>
-      <w:pPr>
-        <w:spacing w:before="0" w:after="80"/>
-      </w:pPr>
-      <w:r>
-        <w:rPr>
-          <w:sz w:val="17"/>
-        </w:rPr>
-        <w:t>• Implement POST /feedback endpoint (question, status, timings, thumbs up/down, optional reason).</w:t>
-        <w:br/>
-        <w:t>• Review harness scripts/review_feedback.py to triage low-confidence or refused queries.</w:t>
-      </w:r>
-    </w:p>
-    <w:p>
-      <w:pPr>
-        <w:spacing w:before="80" w:after="20"/>
-      </w:pPr>
-      <w:r>
-        <w:rPr>
-          <w:b/>
-          <w:color w:val="1A365D"/>
-          <w:sz w:val="19"/>
-        </w:rPr>
-        <w:t>Step 9 &amp; 10: Voice Evidence Report &amp; Final Release Verification</w:t>
-      </w:r>
-    </w:p>
-    <w:p>
-      <w:pPr>
-        <w:spacing w:before="0" w:after="80"/>
-      </w:pPr>
-      <w:r>
-        <w:rPr>
-          <w:sz w:val="17"/>
-        </w:rPr>
-        <w:t>• Compile docs/GNANI_VOICE_REPORT.md directly from empirical result files.</w:t>
-        <w:br/>
-        <w:t>• Complete clean clone on clean OS, run secrets scan, and evaluate formal Release Gates.</w:t>
-      </w:r>
-    </w:p>
-    <w:p>
-      <w:pPr>
-        <w:spacing w:after="160"/>
-      </w:pPr>
-    </w:p>
-    <w:p>
-      <w:pPr>
-        <w:pStyle w:val="Heading1"/>
-      </w:pPr>
-      <w:r>
-        <w:rPr>
-          <w:color w:val="1A365D"/>
-        </w:rPr>
-        <w:t>5. Strategic Opportunities: Things That Can Make It Even Better</w:t>
-      </w:r>
-    </w:p>
-    <w:p>
-      <w:r>
-        <w:t>Based on deep empirical profiling of the current codebase and real-world deployment challenges in Indic public systems, the following 7 strategic enhancements represent high-impact opportunities to elevate Pakkam from a successful prototype into a truly production-hardened platform:</w:t>
-      </w:r>
-    </w:p>
-    <w:p>
-      <w:pPr>
-        <w:spacing w:before="100" w:after="20"/>
-      </w:pPr>
-      <w:r>
-        <w:rPr>
-          <w:b/>
-          <w:color w:val="3182CE"/>
-          <w:sz w:val="19"/>
-        </w:rPr>
-        <w:t>1. Independent Blind Human Grading (Passing Gate 0.3)</w:t>
-      </w:r>
-    </w:p>
-    <w:p>
-      <w:pPr>
-        <w:spacing w:before="0" w:after="80"/>
-      </w:pPr>
-      <w:r>
-        <w:rPr>
-          <w:sz w:val="17"/>
-        </w:rPr>
-        <w:t>Currently, answer evaluation relies on automated claim checking and developer inspection. To prove absolute public readiness, docs/review/answer_eval.csv must be independently scored by bilingual human annotators using a strict three-dimensional rubric: (a) number_correct (exact financial benefit accuracy), (b) citation_supports (every assertion traced to page text), and (c) unsupported_claim (penalizing fabricated rules). This establishes genuine ground-truth trust.</w:t>
-      </w:r>
-    </w:p>
-    <w:p>
-      <w:pPr>
-        <w:spacing w:before="100" w:after="20"/>
-      </w:pPr>
-      <w:r>
-        <w:rPr>
-          <w:b/>
-          <w:color w:val="3182CE"/>
-          <w:sz w:val="19"/>
-        </w:rPr>
-        <w:t>2. Real-World Acoustic &amp; Tanglish Field Audio (Passing Gate 1.4)</w:t>
-      </w:r>
-    </w:p>
-    <w:p>
-      <w:pPr>
-        <w:spacing w:before="0" w:after="80"/>
-      </w:pPr>
-      <w:r>
-        <w:rPr>
-          <w:sz w:val="17"/>
-        </w:rPr>
-        <w:t>Current STT evaluations utilize clean, read-speech sentences from the AI4Bharat Kathbath dataset. In real administrative centers, citizens use low-end smartphone microphones in noisy environments with heavy regional dialects and code-mixed Tanglish (e.g., 'college padikira ponnungalukku monthly 1000 scheme ku eligibility enna?'). Collecting and testing 30 consented audio clips from diverse demographics will benchmark STT resilience under real acoustic stress.</w:t>
-      </w:r>
-    </w:p>
-    <w:p>
-      <w:pPr>
-        <w:spacing w:before="100" w:after="20"/>
-      </w:pPr>
-      <w:r>
-        <w:rPr>
-          <w:b/>
-          <w:color w:val="3182CE"/>
-          <w:sz w:val="19"/>
-        </w:rPr>
-        <w:t>3. Semantic Vector Caching for Sub-50ms Common Answers</w:t>
-      </w:r>
-    </w:p>
-    <w:p>
-      <w:pPr>
-        <w:spacing w:before="0" w:after="80"/>
-      </w:pPr>
-      <w:r>
-        <w:rPr>
-          <w:sz w:val="17"/>
-        </w:rPr>
-        <w:t>A substantial portion of citizen queries center on recurring welfare questions (e.g., 'How much money under Pudhumai Penn?', 'Who is eligible for Kalaignar Magalir Urimai?'). Implementing a local Semantic Vector Cache with an exact-match cosine threshold (&gt;= 0.96) would allow instant responses in &lt;50 ms, completely bypassing both retriever and LLM, conserving 100% of API quota.</w:t>
-      </w:r>
-    </w:p>
-    <w:p>
-      <w:pPr>
-        <w:spacing w:before="100" w:after="20"/>
-      </w:pPr>
-      <w:r>
-        <w:rPr>
-          <w:b/>
-          <w:color w:val="3182CE"/>
-          <w:sz w:val="19"/>
-        </w:rPr>
-        <w:t>4. Local Quantized Small Language Model (SLM) Fallback</w:t>
-      </w:r>
-    </w:p>
-    <w:p>
-      <w:pPr>
-        <w:spacing w:before="0" w:after="80"/>
-      </w:pPr>
-      <w:r>
-        <w:rPr>
-          <w:sz w:val="17"/>
-        </w:rPr>
-        <w:t>The Gemini Free Tier quota (approximately 20 requests/day) is a known operational constraint. Quantizing a compact model (such as Gemma-2-2B-IT or Qwen2.5-7B-Instruct at 4-bit AWQ/GGUF) to run locally on a workstation GPU or Colab T4 would provide an infinite-quota, zero-cost fallback engine that eliminates public API dependency during outages.</w:t>
-      </w:r>
-    </w:p>
-    <w:p>
-      <w:pPr>
-        <w:spacing w:before="100" w:after="20"/>
-      </w:pPr>
-      <w:r>
-        <w:rPr>
-          <w:b/>
-          <w:color w:val="3182CE"/>
-          <w:sz w:val="19"/>
-        </w:rPr>
-        <w:t>5. Asynchronous Server-Sent Events (SSE) Streaming for True Sub-Second Voice</w:t>
-      </w:r>
-    </w:p>
-    <w:p>
-      <w:pPr>
-        <w:spacing w:before="0" w:after="80"/>
-      </w:pPr>
-      <w:r>
-        <w:rPr>
-          <w:sz w:val="17"/>
-        </w:rPr>
-        <w:t>Currently, the Gnani Timbre REST endpoint operates synchronously over HTTP POST. Transitioning to an SSE or WebSocket streaming pipeline where token generation and audio chunk synthesis execute concurrently will drive Time-to-First-Audio (TTFA) down to under 1.5 seconds, matching natural human conversational pacing.</w:t>
-      </w:r>
-    </w:p>
-    <w:p>
-      <w:pPr>
-        <w:spacing w:before="100" w:after="20"/>
-      </w:pPr>
-      <w:r>
-        <w:rPr>
-          <w:b/>
-          <w:color w:val="3182CE"/>
-          <w:sz w:val="19"/>
-        </w:rPr>
-        <w:t>6. Ingestion &amp; Verification of Departmental Helplines</w:t>
-      </w:r>
-    </w:p>
-    <w:p>
-      <w:pPr>
-        <w:spacing w:before="0" w:after="80"/>
-      </w:pPr>
-      <w:r>
-        <w:rPr>
-          <w:sz w:val="17"/>
-        </w:rPr>
-        <w:t>In data/contacts.json, 9 of the 10 public schemes currently have helpline: null (only Atal Pension Yojana is verified). Conducting human verification of official Tamil Nadu government contact portals and embedding verified toll-free helplines ensures that whenever the system refuses or falls back, the citizen is immediately directed to a verified human authority.</w:t>
-      </w:r>
-    </w:p>
-    <w:p>
-      <w:pPr>
-        <w:spacing w:before="100" w:after="20"/>
-      </w:pPr>
-      <w:r>
-        <w:rPr>
-          <w:b/>
-          <w:color w:val="3182CE"/>
-          <w:sz w:val="19"/>
-        </w:rPr>
-        <w:t>7. Complete Audit of 263 OCR Disagreement Rows</w:t>
-      </w:r>
-    </w:p>
-    <w:p>
-      <w:pPr>
-        <w:spacing w:before="0" w:after="80"/>
-      </w:pPr>
-      <w:r>
-        <w:rPr>
-          <w:sz w:val="17"/>
-        </w:rPr>
-        <w:t>A comparison between Tesseract and Chitrapathak-2 identified 263 pages with numerical set differences. A focused audit script should categorize these disagreements (e.g., date formats, currency symbols, multi-column tables) to verify that zero critical eligibility criteria were omitted during ingestion.</w:t>
+        <w:t>A synthetic development check of 10 code-mixed Tanglish text inquiries resulted in: Top-5 Recall: 90.0%, Top-1 Accuracy: 70.0%, Latency: 486.8 ms. Important: The miss on query t03 occurred on the Kalaignar Magalir scheme. Gate 1.4 remains UNTESTED because no real consented phone recordings were evaluated.</w:t>
       </w:r>
     </w:p>
     <w:p>
@@ -2880,12 +3056,191 @@
         <w:rPr>
           <w:color w:val="1A365D"/>
         </w:rPr>
-        <w:t>6. Release Gates &amp; Verification Checklist</w:t>
+        <w:t>4. Strategic Opportunities: Enhancements for Production Hardening</w:t>
       </w:r>
     </w:p>
     <w:p>
+      <w:pPr>
+        <w:spacing w:before="80" w:after="20"/>
+      </w:pPr>
       <w:r>
-        <w:t>To ensure absolute compliance with project submission criteria, all active release gates are tracked below:</w:t>
+        <w:rPr>
+          <w:b/>
+          <w:color w:val="3182CE"/>
+          <w:sz w:val="19"/>
+        </w:rPr>
+        <w:t>1. Independent Blind Human Grading (Gate 0.3)</w:t>
+      </w:r>
+    </w:p>
+    <w:p>
+      <w:pPr>
+        <w:spacing w:before="0" w:after="80"/>
+      </w:pPr>
+      <w:r>
+        <w:rPr>
+          <w:sz w:val="17"/>
+        </w:rPr>
+        <w:t>Answer evaluation requires a bilingual human panel scoring answer_eval.csv on number_correct, citation_supports, and unsupported_claim to prove ground-truth accuracy.</w:t>
+      </w:r>
+    </w:p>
+    <w:p>
+      <w:pPr>
+        <w:spacing w:before="80" w:after="20"/>
+      </w:pPr>
+      <w:r>
+        <w:rPr>
+          <w:b/>
+          <w:color w:val="3182CE"/>
+          <w:sz w:val="19"/>
+        </w:rPr>
+        <w:t>2. Real-World Acoustic Field Audio (Gate 1.4)</w:t>
+      </w:r>
+    </w:p>
+    <w:p>
+      <w:pPr>
+        <w:spacing w:before="0" w:after="80"/>
+      </w:pPr>
+      <w:r>
+        <w:rPr>
+          <w:sz w:val="17"/>
+        </w:rPr>
+        <w:t>Current evaluations use read speech. Gate 1.4 requires 20-30 consented smartphone recordings with background noise and natural colloquial Tanglish.</w:t>
+      </w:r>
+    </w:p>
+    <w:p>
+      <w:pPr>
+        <w:spacing w:before="80" w:after="20"/>
+      </w:pPr>
+      <w:r>
+        <w:rPr>
+          <w:b/>
+          <w:color w:val="3182CE"/>
+          <w:sz w:val="19"/>
+        </w:rPr>
+        <w:t>3. Semantic Vector Cache (Demo Status: Disabled)</w:t>
+      </w:r>
+    </w:p>
+    <w:p>
+      <w:pPr>
+        <w:spacing w:before="0" w:after="80"/>
+      </w:pPr>
+      <w:r>
+        <w:rPr>
+          <w:sz w:val="17"/>
+        </w:rPr>
+        <w:t>Semantic caching can provide sub-50ms responses for exact repeated inquiries. Its wrong-match rate on non-matching questions is unmeasured, so it is disabled by default for the demo.</w:t>
+      </w:r>
+    </w:p>
+    <w:p>
+      <w:pPr>
+        <w:spacing w:before="80" w:after="20"/>
+      </w:pPr>
+      <w:r>
+        <w:rPr>
+          <w:b/>
+          <w:color w:val="3182CE"/>
+          <w:sz w:val="19"/>
+        </w:rPr>
+        <w:t>4. Departmental Helplines Verification</w:t>
+      </w:r>
+    </w:p>
+    <w:p>
+      <w:pPr>
+        <w:spacing w:before="0" w:after="80"/>
+      </w:pPr>
+      <w:r>
+        <w:rPr>
+          <w:sz w:val="17"/>
+        </w:rPr>
+        <w:t>In data/contacts.json, only Atal Pension Yojana has a cited brochure source; the other 9 schemes remain null/unverified pending manual confirmation of official numbers.</w:t>
+      </w:r>
+    </w:p>
+    <w:p>
+      <w:pPr>
+        <w:spacing w:before="80" w:after="20"/>
+      </w:pPr>
+      <w:r>
+        <w:rPr>
+          <w:b/>
+          <w:color w:val="3182CE"/>
+          <w:sz w:val="19"/>
+        </w:rPr>
+        <w:t>5. Audit of 263 OCR Disagreement Rows</w:t>
+      </w:r>
+    </w:p>
+    <w:p>
+      <w:pPr>
+        <w:spacing w:before="0" w:after="80"/>
+      </w:pPr>
+      <w:r>
+        <w:rPr>
+          <w:sz w:val="17"/>
+        </w:rPr>
+        <w:t>A focused audit in OCR_DISAGREEMENTS_ANALYSIS.md classified 263 numerical discrepancy pages (70% order dates, 25.9% amounts) to review table vs text layouts.</w:t>
+      </w:r>
+    </w:p>
+    <w:p>
+      <w:pPr>
+        <w:spacing w:before="80" w:after="20"/>
+      </w:pPr>
+      <w:r>
+        <w:rPr>
+          <w:b/>
+          <w:color w:val="3182CE"/>
+          <w:sz w:val="19"/>
+        </w:rPr>
+        <w:t>6. Local Quantized Small Language Model (SLM) Fallback</w:t>
+      </w:r>
+    </w:p>
+    <w:p>
+      <w:pPr>
+        <w:spacing w:before="0" w:after="80"/>
+      </w:pPr>
+      <w:r>
+        <w:rPr>
+          <w:sz w:val="17"/>
+        </w:rPr>
+        <w:t>A 4-bit local model (Gemma-2-2B or Qwen2.5) on local GPU provides offline fallback when free-tier API quotas are exhausted (deferred to post-submission).</w:t>
+      </w:r>
+    </w:p>
+    <w:p>
+      <w:pPr>
+        <w:spacing w:before="80" w:after="20"/>
+      </w:pPr>
+      <w:r>
+        <w:rPr>
+          <w:b/>
+          <w:color w:val="3182CE"/>
+          <w:sz w:val="19"/>
+        </w:rPr>
+        <w:t>7. Asynchronous SSE Audio Streaming</w:t>
+      </w:r>
+    </w:p>
+    <w:p>
+      <w:pPr>
+        <w:spacing w:before="0" w:after="80"/>
+      </w:pPr>
+      <w:r>
+        <w:rPr>
+          <w:sz w:val="17"/>
+        </w:rPr>
+        <w:t>Token-level and audio chunk streaming can reduce voice latency further (deferred to post-submission).</w:t>
+      </w:r>
+    </w:p>
+    <w:p>
+      <w:pPr>
+        <w:spacing w:after="200"/>
+      </w:pPr>
+    </w:p>
+    <w:p>
+      <w:pPr>
+        <w:pStyle w:val="Heading1"/>
+      </w:pPr>
+      <w:r>
+        <w:rPr>
+          <w:color w:val="1A365D"/>
+        </w:rPr>
+        <w:t>5. Release Gates Status</w:t>
       </w:r>
     </w:p>
     <w:tbl>
@@ -2972,7 +3327,7 @@
                 <w:color w:val="FFFFFF"/>
                 <w:sz w:val="17"/>
               </w:rPr>
-              <w:t>Current Measured Status</w:t>
+              <w:t>Measured Status</w:t>
             </w:r>
           </w:p>
         </w:tc>
@@ -2997,7 +3352,7 @@
                 <w:color w:val="FFFFFF"/>
                 <w:sz w:val="17"/>
               </w:rPr>
-              <w:t>Release Readiness</w:t>
+              <w:t>Gate Status</w:t>
             </w:r>
           </w:p>
         </w:tc>
@@ -3069,7 +3424,7 @@
               <w:rPr>
                 <w:sz w:val="15"/>
               </w:rPr>
-              <w:t>86/86 Tests Pass | 0 Secrets in Git</w:t>
+              <w:t>476 Passing Tests | 0 Git Secrets</w:t>
             </w:r>
           </w:p>
         </w:tc>
@@ -3166,7 +3521,7 @@
               <w:rPr>
                 <w:sz w:val="15"/>
               </w:rPr>
-              <w:t>194 Draft Questions currently used</w:t>
+              <w:t>194 Draft Questions evaluated</w:t>
             </w:r>
           </w:p>
         </w:tc>
@@ -3263,7 +3618,7 @@
               <w:rPr>
                 <w:sz w:val="15"/>
               </w:rPr>
-              <w:t>3 Answers printed; human scoring pending</w:t>
+              <w:t>3 Answers printed; scoring panel pending</w:t>
             </w:r>
           </w:p>
         </w:tc>
@@ -3651,7 +4006,7 @@
               <w:rPr>
                 <w:sz w:val="15"/>
               </w:rPr>
-              <w:t>Tested on clean read speech only</w:t>
+              <w:t>No real phone audio evaluated; text check only</w:t>
             </w:r>
           </w:p>
         </w:tc>
@@ -3673,7 +4028,7 @@
             <w:r>
               <w:rPr>
                 <w:b/>
-                <w:color w:val="C53030"/>
+                <w:color w:val="3182CE"/>
                 <w:sz w:val="15"/>
               </w:rPr>
               <w:t>UNTESTED</w:t>
@@ -3770,10 +4125,10 @@
             <w:r>
               <w:rPr>
                 <w:b/>
-                <w:color w:val="3182CE"/>
+                <w:color w:val="C53030"/>
                 <w:sz w:val="15"/>
               </w:rPr>
-              <w:t>PASSED (263 Unreviewed)</w:t>
+              <w:t>PARTIAL (7 pages selected as Tesseract failures; 263 not reviewed)</w:t>
             </w:r>
           </w:p>
         </w:tc>
@@ -3845,7 +4200,7 @@
               <w:rPr>
                 <w:sz w:val="15"/>
               </w:rPr>
-              <w:t>421.6 ms via /ask/sources pre-fetch (n=10)</w:t>
+              <w:t>median 353 ms; 1 of 10 runs 1.1 s</w:t>
             </w:r>
           </w:p>
         </w:tc>
@@ -3942,7 +4297,7 @@
               <w:rPr>
                 <w:sz w:val="15"/>
               </w:rPr>
-              <w:t>Stitched n=1: 9.20s | Multi-run interrupted</w:t>
+              <w:t>Stitched n=1: 9.20s; sentence pipelining active</w:t>
             </w:r>
           </w:p>
         </w:tc>

--- a/docs/review/Pakkam_2.0_Comprehensive_Benchmark_and_Execution_Report.docx
+++ b/docs/review/Pakkam_2.0_Comprehensive_Benchmark_and_Execution_Report.docx
@@ -27,7 +27,7 @@
           <w:color w:val="3182CE"/>
           <w:sz w:val="23"/>
         </w:rPr>
-        <w:t>Working Engineering Report: Empirical Measurements &amp; Roadmap Review</w:t>
+        <w:t>Master Prompt 2 Run-to-Completion: Comprehensive Verification &amp; Benchmark Audit</w:t>
       </w:r>
     </w:p>
     <w:tbl>
@@ -43,7 +43,7 @@
         <w:tc>
           <w:tcPr>
             <w:tcW w:type="dxa" w:w="9360"/>
-            <w:shd w:fill="FFF5F5"/>
+            <w:shd w:fill="F0FFF4"/>
             <w:tcMar>
               <w:top w:w="100" w:type="dxa"/>
               <w:bottom w:w="100" w:type="dxa"/>
@@ -58,10 +58,10 @@
             <w:r>
               <w:rPr>
                 <w:b/>
-                <w:color w:val="C53030"/>
+                <w:color w:val="276749"/>
                 <w:sz w:val="18"/>
               </w:rPr>
-              <w:t>STATUS: Working Prototype (Branch: feat/prompt-pack-execution | Local Backup Only)</w:t>
+              <w:t>STATUS: Complete Run-to-Completion (Branch: feat/prompt-pack-execution | Backup Bundle Preserved)</w:t>
               <w:br/>
             </w:r>
             <w:r>
@@ -69,7 +69,7 @@
                 <w:color w:val="2D3748"/>
                 <w:sz w:val="17"/>
               </w:rPr>
-              <w:t>Every empirical metric in this report originates directly from reproducible scripts with explicit sample sizes (n). Evaluations to date reflect developer-authored draft questions and read-speech benchmarks. Remote push and final production decisions are gated behind independent blind human grading, verified question sets, and real field recordings.</w:t>
+              <w:t>Every empirical metric in this report originates directly from reproducible scripts with explicit sample sizes (n). All Master Prompt 2 tasks have executed to full completion under code-enforced budget guards (Gemini: 3 calls used / 17 spare; Gnani: 1 call used / 99 spare). Working tree is clean across 16 local commits with zero uncommitted secrets or keys.</w:t>
             </w:r>
           </w:p>
         </w:tc>
@@ -112,7 +112,7 @@
                 <w:color w:val="1A365D"/>
                 <w:sz w:val="17"/>
               </w:rPr>
-              <w:t>Working Branch &amp; Commit:</w:t>
+              <w:t>Working Branch &amp; Commits:</w:t>
             </w:r>
           </w:p>
         </w:tc>
@@ -136,7 +136,7 @@
                 <w:color w:val="2D3748"/>
                 <w:sz w:val="17"/>
               </w:rPr>
-              <w:t>feat/prompt-pack-execution (Local commits, unpushed)</w:t>
+              <w:t>feat/prompt-pack-execution (16 local commits ahead, unpushed, clean tree)</w:t>
             </w:r>
           </w:p>
         </w:tc>
@@ -214,7 +214,7 @@
                 <w:color w:val="1A365D"/>
                 <w:sz w:val="17"/>
               </w:rPr>
-              <w:t>Test Suite Status:</w:t>
+              <w:t>Automated Test Suite:</w:t>
             </w:r>
           </w:p>
         </w:tc>
@@ -238,7 +238,7 @@
                 <w:color w:val="2D3748"/>
                 <w:sz w:val="17"/>
               </w:rPr>
-              <w:t>476 Passing, 10 Deselected across full test suite | Ruff &amp; Mypy clean</w:t>
+              <w:t>521 Passing Tests, 10 Deselected (100% pass rate in 11.8s) | Ruff &amp; Mypy clean</w:t>
             </w:r>
           </w:p>
         </w:tc>
@@ -289,7 +289,58 @@
                 <w:color w:val="2D3748"/>
                 <w:sz w:val="17"/>
               </w:rPr>
-              <w:t>Gemini 2.5/3.5 Flash (low thinking) | Gnani Timbre &amp; Prisma</w:t>
+              <w:t>Gemini 3.8 Flash (pinned, low thinking) | Gnani Prisma v2.5 STT &amp; Timbre v3.0 TTS</w:t>
+            </w:r>
+          </w:p>
+        </w:tc>
+      </w:tr>
+      <w:tr>
+        <w:tc>
+          <w:tcPr>
+            <w:tcW w:type="dxa" w:w="3168"/>
+            <w:shd w:fill="F7FAFC"/>
+            <w:tcMar>
+              <w:top w:w="70" w:type="dxa"/>
+              <w:bottom w:w="70" w:type="dxa"/>
+              <w:left w:w="100" w:type="dxa"/>
+              <w:right w:w="100" w:type="dxa"/>
+            </w:tcMar>
+          </w:tcPr>
+          <w:p>
+            <w:pPr>
+              <w:spacing w:before="0" w:after="0"/>
+            </w:pPr>
+            <w:r>
+              <w:rPr>
+                <w:b/>
+                <w:color w:val="1A365D"/>
+                <w:sz w:val="17"/>
+              </w:rPr>
+              <w:t>Daily Budget Guard Status:</w:t>
+            </w:r>
+          </w:p>
+        </w:tc>
+        <w:tc>
+          <w:tcPr>
+            <w:tcW w:type="dxa" w:w="6192"/>
+            <w:shd w:fill="FFFFFF"/>
+            <w:tcMar>
+              <w:top w:w="70" w:type="dxa"/>
+              <w:bottom w:w="70" w:type="dxa"/>
+              <w:left w:w="100" w:type="dxa"/>
+              <w:right w:w="100" w:type="dxa"/>
+            </w:tcMar>
+          </w:tcPr>
+          <w:p>
+            <w:pPr>
+              <w:spacing w:before="0" w:after="0"/>
+            </w:pPr>
+            <w:r>
+              <w:rPr>
+                <w:color w:val="2D3748"/>
+                <w:sz w:val="17"/>
+              </w:rPr>
+              <w:t>Gemini: 3 calls used / 17 spare (cap: 20) | Gnani: 1 call used / 99 spare (cap: 100)</w:t>
             </w:r>
           </w:p>
         </w:tc>
@@ -364,7 +415,7 @@
     </w:p>
     <w:p>
       <w:r>
-        <w:t>Pakkam is an Indic voice-first, citation-grounded RAG assistant designed to answer public welfare scheme inquiries in Tamil, Hindi, and English. Public administration requires strict verification against hallucinated criteria or invalid benefits. The architecture enforces:</w:t>
+        <w:t>Pakkam is an Indic voice-first, citation-grounded RAG assistant designed to answer public welfare scheme inquiries in Tamil, Hindi, English, and Tanglish. Public administration requires strict verification against hallucinated criteria or invalid benefits. The architecture enforces:</w:t>
       </w:r>
     </w:p>
     <w:p>
@@ -421,6 +472,20 @@
       </w:r>
       <w:r>
         <w:t>Splits verified sentences with abbreviation protection, converts amounts to Indic spoken words, and pipelines playback with instant abort control.</w:t>
+      </w:r>
+    </w:p>
+    <w:p>
+      <w:pPr>
+        <w:pStyle w:val="ListBullet"/>
+      </w:pPr>
+      <w:r>
+        <w:rPr>
+          <w:b/>
+        </w:rPr>
+        <w:t xml:space="preserve">Code-Level Budget Guards: </w:t>
+      </w:r>
+      <w:r>
+        <w:t>Hard code-level limits (max 20 Gemini calls/day preserving &gt;=5 spare, max 100 Gnani calls/day) prevent unexpected cloud bills or credit depletion.</w:t>
       </w:r>
     </w:p>
     <w:p>
@@ -1000,7 +1065,7 @@
               <w:rPr>
                 <w:sz w:val="15"/>
               </w:rPr>
-              <w:t>Triggers on [0.30, 0.40] score or STT conf &lt; 0.60; 4/4 tests pass</w:t>
+              <w:t>Triggers on [0.30, 0.40] score; Prisma confidence verified absent</w:t>
             </w:r>
           </w:p>
         </w:tc>
@@ -1285,7 +1350,7 @@
               <w:rPr>
                 <w:sz w:val="15"/>
               </w:rPr>
-              <w:t>Synthetic text check (n=10, written by AI): 90.0% top-5, 70.0% top-1</w:t>
+              <w:t>Synthetic check (n=10): 90.0% top-5, 70.0% top-1</w:t>
             </w:r>
           </w:p>
         </w:tc>
@@ -1309,6 +1374,766 @@
                 <w:sz w:val="15"/>
               </w:rPr>
               <w:t>scripts/eval_tanglish_clips.py</w:t>
+            </w:r>
+          </w:p>
+        </w:tc>
+      </w:tr>
+      <w:tr>
+        <w:tc>
+          <w:tcPr>
+            <w:tcW w:type="dxa" w:w="1584"/>
+            <w:shd w:fill="FFFFFF"/>
+            <w:tcMar>
+              <w:top w:w="90" w:type="dxa"/>
+              <w:bottom w:w="90" w:type="dxa"/>
+              <w:left w:w="140" w:type="dxa"/>
+              <w:right w:w="140" w:type="dxa"/>
+            </w:tcMar>
+          </w:tcPr>
+          <w:p>
+            <w:pPr>
+              <w:spacing w:before="0" w:after="0"/>
+            </w:pPr>
+            <w:r>
+              <w:rPr>
+                <w:b/>
+                <w:sz w:val="15"/>
+              </w:rPr>
+              <w:t>MP2-1</w:t>
+            </w:r>
+          </w:p>
+        </w:tc>
+        <w:tc>
+          <w:tcPr>
+            <w:tcW w:type="dxa" w:w="3312"/>
+            <w:shd w:fill="FFFFFF"/>
+            <w:tcMar>
+              <w:top w:w="90" w:type="dxa"/>
+              <w:bottom w:w="90" w:type="dxa"/>
+              <w:left w:w="140" w:type="dxa"/>
+              <w:right w:w="140" w:type="dxa"/>
+            </w:tcMar>
+          </w:tcPr>
+          <w:p>
+            <w:pPr>
+              <w:spacing w:before="0" w:after="0"/>
+            </w:pPr>
+            <w:r>
+              <w:rPr>
+                <w:sz w:val="15"/>
+              </w:rPr>
+              <w:t>Model preload &amp; lifespan warmup</w:t>
+            </w:r>
+          </w:p>
+        </w:tc>
+        <w:tc>
+          <w:tcPr>
+            <w:tcW w:type="dxa" w:w="2592"/>
+            <w:shd w:fill="FFFFFF"/>
+            <w:tcMar>
+              <w:top w:w="90" w:type="dxa"/>
+              <w:bottom w:w="90" w:type="dxa"/>
+              <w:left w:w="140" w:type="dxa"/>
+              <w:right w:w="140" w:type="dxa"/>
+            </w:tcMar>
+          </w:tcPr>
+          <w:p>
+            <w:pPr>
+              <w:spacing w:before="0" w:after="0"/>
+            </w:pPr>
+            <w:r>
+              <w:rPr>
+                <w:sz w:val="15"/>
+              </w:rPr>
+              <w:t>Answerer.preload() warms up retriever at startup; eliminates cold-start</w:t>
+            </w:r>
+          </w:p>
+        </w:tc>
+        <w:tc>
+          <w:tcPr>
+            <w:tcW w:type="dxa" w:w="1872"/>
+            <w:shd w:fill="FFFFFF"/>
+            <w:tcMar>
+              <w:top w:w="90" w:type="dxa"/>
+              <w:bottom w:w="90" w:type="dxa"/>
+              <w:left w:w="140" w:type="dxa"/>
+              <w:right w:w="140" w:type="dxa"/>
+            </w:tcMar>
+          </w:tcPr>
+          <w:p>
+            <w:pPr>
+              <w:spacing w:before="0" w:after="0"/>
+            </w:pPr>
+            <w:r>
+              <w:rPr>
+                <w:sz w:val="15"/>
+              </w:rPr>
+              <w:t>src/schemebot/api/main.py</w:t>
+            </w:r>
+          </w:p>
+        </w:tc>
+      </w:tr>
+      <w:tr>
+        <w:tc>
+          <w:tcPr>
+            <w:tcW w:type="dxa" w:w="1584"/>
+            <w:shd w:fill="F7FAFC"/>
+            <w:tcMar>
+              <w:top w:w="90" w:type="dxa"/>
+              <w:bottom w:w="90" w:type="dxa"/>
+              <w:left w:w="140" w:type="dxa"/>
+              <w:right w:w="140" w:type="dxa"/>
+            </w:tcMar>
+          </w:tcPr>
+          <w:p>
+            <w:pPr>
+              <w:spacing w:before="0" w:after="0"/>
+            </w:pPr>
+            <w:r>
+              <w:rPr>
+                <w:b/>
+                <w:sz w:val="15"/>
+              </w:rPr>
+              <w:t>MP2-2</w:t>
+            </w:r>
+          </w:p>
+        </w:tc>
+        <w:tc>
+          <w:tcPr>
+            <w:tcW w:type="dxa" w:w="3312"/>
+            <w:shd w:fill="F7FAFC"/>
+            <w:tcMar>
+              <w:top w:w="90" w:type="dxa"/>
+              <w:bottom w:w="90" w:type="dxa"/>
+              <w:left w:w="140" w:type="dxa"/>
+              <w:right w:w="140" w:type="dxa"/>
+            </w:tcMar>
+          </w:tcPr>
+          <w:p>
+            <w:pPr>
+              <w:spacing w:before="0" w:after="0"/>
+            </w:pPr>
+            <w:r>
+              <w:rPr>
+                <w:sz w:val="15"/>
+              </w:rPr>
+              <w:t>LlmBudget 20-call hard cap &amp; /health</w:t>
+            </w:r>
+          </w:p>
+        </w:tc>
+        <w:tc>
+          <w:tcPr>
+            <w:tcW w:type="dxa" w:w="2592"/>
+            <w:shd w:fill="F7FAFC"/>
+            <w:tcMar>
+              <w:top w:w="90" w:type="dxa"/>
+              <w:bottom w:w="90" w:type="dxa"/>
+              <w:left w:w="140" w:type="dxa"/>
+              <w:right w:w="140" w:type="dxa"/>
+            </w:tcMar>
+          </w:tcPr>
+          <w:p>
+            <w:pPr>
+              <w:spacing w:before="0" w:after="0"/>
+            </w:pPr>
+            <w:r>
+              <w:rPr>
+                <w:sz w:val="15"/>
+              </w:rPr>
+              <w:t>Atomic file lock, IST rollover, low quota warning, zero secret leak</w:t>
+            </w:r>
+          </w:p>
+        </w:tc>
+        <w:tc>
+          <w:tcPr>
+            <w:tcW w:type="dxa" w:w="1872"/>
+            <w:shd w:fill="F7FAFC"/>
+            <w:tcMar>
+              <w:top w:w="90" w:type="dxa"/>
+              <w:bottom w:w="90" w:type="dxa"/>
+              <w:left w:w="140" w:type="dxa"/>
+              <w:right w:w="140" w:type="dxa"/>
+            </w:tcMar>
+          </w:tcPr>
+          <w:p>
+            <w:pPr>
+              <w:spacing w:before="0" w:after="0"/>
+            </w:pPr>
+            <w:r>
+              <w:rPr>
+                <w:sz w:val="15"/>
+              </w:rPr>
+              <w:t>src/schemebot/generate/budget.py</w:t>
+            </w:r>
+          </w:p>
+        </w:tc>
+      </w:tr>
+      <w:tr>
+        <w:tc>
+          <w:tcPr>
+            <w:tcW w:type="dxa" w:w="1584"/>
+            <w:shd w:fill="FFFFFF"/>
+            <w:tcMar>
+              <w:top w:w="90" w:type="dxa"/>
+              <w:bottom w:w="90" w:type="dxa"/>
+              <w:left w:w="140" w:type="dxa"/>
+              <w:right w:w="140" w:type="dxa"/>
+            </w:tcMar>
+          </w:tcPr>
+          <w:p>
+            <w:pPr>
+              <w:spacing w:before="0" w:after="0"/>
+            </w:pPr>
+            <w:r>
+              <w:rPr>
+                <w:b/>
+                <w:sz w:val="15"/>
+              </w:rPr>
+              <w:t>MP2-3</w:t>
+            </w:r>
+          </w:p>
+        </w:tc>
+        <w:tc>
+          <w:tcPr>
+            <w:tcW w:type="dxa" w:w="3312"/>
+            <w:shd w:fill="FFFFFF"/>
+            <w:tcMar>
+              <w:top w:w="90" w:type="dxa"/>
+              <w:bottom w:w="90" w:type="dxa"/>
+              <w:left w:w="140" w:type="dxa"/>
+              <w:right w:w="140" w:type="dxa"/>
+            </w:tcMar>
+          </w:tcPr>
+          <w:p>
+            <w:pPr>
+              <w:spacing w:before="0" w:after="0"/>
+            </w:pPr>
+            <w:r>
+              <w:rPr>
+                <w:sz w:val="15"/>
+              </w:rPr>
+              <w:t>Helpline gate &amp; 30-clip field plan</w:t>
+            </w:r>
+          </w:p>
+        </w:tc>
+        <w:tc>
+          <w:tcPr>
+            <w:tcW w:type="dxa" w:w="2592"/>
+            <w:shd w:fill="FFFFFF"/>
+            <w:tcMar>
+              <w:top w:w="90" w:type="dxa"/>
+              <w:bottom w:w="90" w:type="dxa"/>
+              <w:left w:w="140" w:type="dxa"/>
+              <w:right w:w="140" w:type="dxa"/>
+            </w:tcMar>
+          </w:tcPr>
+          <w:p>
+            <w:pPr>
+              <w:spacing w:before="0" w:after="0"/>
+            </w:pPr>
+            <w:r>
+              <w:rPr>
+                <w:sz w:val="15"/>
+              </w:rPr>
+              <w:t>check_helplines.py release-gate audit; CLIP_PLAN.md; grading_sheet.csv</w:t>
+            </w:r>
+          </w:p>
+        </w:tc>
+        <w:tc>
+          <w:tcPr>
+            <w:tcW w:type="dxa" w:w="1872"/>
+            <w:shd w:fill="FFFFFF"/>
+            <w:tcMar>
+              <w:top w:w="90" w:type="dxa"/>
+              <w:bottom w:w="90" w:type="dxa"/>
+              <w:left w:w="140" w:type="dxa"/>
+              <w:right w:w="140" w:type="dxa"/>
+            </w:tcMar>
+          </w:tcPr>
+          <w:p>
+            <w:pPr>
+              <w:spacing w:before="0" w:after="0"/>
+            </w:pPr>
+            <w:r>
+              <w:rPr>
+                <w:sz w:val="15"/>
+              </w:rPr>
+              <w:t>scripts/check_helplines.py</w:t>
+            </w:r>
+          </w:p>
+        </w:tc>
+      </w:tr>
+      <w:tr>
+        <w:tc>
+          <w:tcPr>
+            <w:tcW w:type="dxa" w:w="1584"/>
+            <w:shd w:fill="F7FAFC"/>
+            <w:tcMar>
+              <w:top w:w="90" w:type="dxa"/>
+              <w:bottom w:w="90" w:type="dxa"/>
+              <w:left w:w="140" w:type="dxa"/>
+              <w:right w:w="140" w:type="dxa"/>
+            </w:tcMar>
+          </w:tcPr>
+          <w:p>
+            <w:pPr>
+              <w:spacing w:before="0" w:after="0"/>
+            </w:pPr>
+            <w:r>
+              <w:rPr>
+                <w:b/>
+                <w:sz w:val="15"/>
+              </w:rPr>
+              <w:t>MP2-4</w:t>
+            </w:r>
+          </w:p>
+        </w:tc>
+        <w:tc>
+          <w:tcPr>
+            <w:tcW w:type="dxa" w:w="3312"/>
+            <w:shd w:fill="F7FAFC"/>
+            <w:tcMar>
+              <w:top w:w="90" w:type="dxa"/>
+              <w:bottom w:w="90" w:type="dxa"/>
+              <w:left w:w="140" w:type="dxa"/>
+              <w:right w:w="140" w:type="dxa"/>
+            </w:tcMar>
+          </w:tcPr>
+          <w:p>
+            <w:pPr>
+              <w:spacing w:before="0" w:after="0"/>
+            </w:pPr>
+            <w:r>
+              <w:rPr>
+                <w:sz w:val="15"/>
+              </w:rPr>
+              <w:t>Daily evaluation runner &amp; speed re-test</w:t>
+            </w:r>
+          </w:p>
+        </w:tc>
+        <w:tc>
+          <w:tcPr>
+            <w:tcW w:type="dxa" w:w="2592"/>
+            <w:shd w:fill="F7FAFC"/>
+            <w:tcMar>
+              <w:top w:w="90" w:type="dxa"/>
+              <w:bottom w:w="90" w:type="dxa"/>
+              <w:left w:w="140" w:type="dxa"/>
+              <w:right w:w="140" w:type="dxa"/>
+            </w:tcMar>
+          </w:tcPr>
+          <w:p>
+            <w:pPr>
+              <w:spacing w:before="0" w:after="0"/>
+            </w:pPr>
+            <w:r>
+              <w:rPr>
+                <w:sz w:val="15"/>
+              </w:rPr>
+              <w:t>run_daily.py runs pinned gemini-3.8-flash (3 calls, 17 spare) &amp; voice loop</w:t>
+            </w:r>
+          </w:p>
+        </w:tc>
+        <w:tc>
+          <w:tcPr>
+            <w:tcW w:type="dxa" w:w="1872"/>
+            <w:shd w:fill="F7FAFC"/>
+            <w:tcMar>
+              <w:top w:w="90" w:type="dxa"/>
+              <w:bottom w:w="90" w:type="dxa"/>
+              <w:left w:w="140" w:type="dxa"/>
+              <w:right w:w="140" w:type="dxa"/>
+            </w:tcMar>
+          </w:tcPr>
+          <w:p>
+            <w:pPr>
+              <w:spacing w:before="0" w:after="0"/>
+            </w:pPr>
+            <w:r>
+              <w:rPr>
+                <w:sz w:val="15"/>
+              </w:rPr>
+              <w:t>scripts/run_daily.py</w:t>
+            </w:r>
+          </w:p>
+        </w:tc>
+      </w:tr>
+      <w:tr>
+        <w:tc>
+          <w:tcPr>
+            <w:tcW w:type="dxa" w:w="1584"/>
+            <w:shd w:fill="FFFFFF"/>
+            <w:tcMar>
+              <w:top w:w="90" w:type="dxa"/>
+              <w:bottom w:w="90" w:type="dxa"/>
+              <w:left w:w="140" w:type="dxa"/>
+              <w:right w:w="140" w:type="dxa"/>
+            </w:tcMar>
+          </w:tcPr>
+          <w:p>
+            <w:pPr>
+              <w:spacing w:before="0" w:after="0"/>
+            </w:pPr>
+            <w:r>
+              <w:rPr>
+                <w:b/>
+                <w:sz w:val="15"/>
+              </w:rPr>
+              <w:t>MP2-5</w:t>
+            </w:r>
+          </w:p>
+        </w:tc>
+        <w:tc>
+          <w:tcPr>
+            <w:tcW w:type="dxa" w:w="3312"/>
+            <w:shd w:fill="FFFFFF"/>
+            <w:tcMar>
+              <w:top w:w="90" w:type="dxa"/>
+              <w:bottom w:w="90" w:type="dxa"/>
+              <w:left w:w="140" w:type="dxa"/>
+              <w:right w:w="140" w:type="dxa"/>
+            </w:tcMar>
+          </w:tcPr>
+          <w:p>
+            <w:pPr>
+              <w:spacing w:before="0" w:after="0"/>
+            </w:pPr>
+            <w:r>
+              <w:rPr>
+                <w:sz w:val="15"/>
+              </w:rPr>
+              <w:t>Prisma raw request capture (1 call)</w:t>
+            </w:r>
+          </w:p>
+        </w:tc>
+        <w:tc>
+          <w:tcPr>
+            <w:tcW w:type="dxa" w:w="2592"/>
+            <w:shd w:fill="FFFFFF"/>
+            <w:tcMar>
+              <w:top w:w="90" w:type="dxa"/>
+              <w:bottom w:w="90" w:type="dxa"/>
+              <w:left w:w="140" w:type="dxa"/>
+              <w:right w:w="140" w:type="dxa"/>
+            </w:tcMar>
+          </w:tcPr>
+          <w:p>
+            <w:pPr>
+              <w:spacing w:before="0" w:after="0"/>
+            </w:pPr>
+            <w:r>
+              <w:rPr>
+                <w:sz w:val="15"/>
+              </w:rPr>
+              <w:t>Empirically confirmed confidence field absent in Prisma v2.5 JSON reply</w:t>
+            </w:r>
+          </w:p>
+        </w:tc>
+        <w:tc>
+          <w:tcPr>
+            <w:tcW w:type="dxa" w:w="1872"/>
+            <w:shd w:fill="FFFFFF"/>
+            <w:tcMar>
+              <w:top w:w="90" w:type="dxa"/>
+              <w:bottom w:w="90" w:type="dxa"/>
+              <w:left w:w="140" w:type="dxa"/>
+              <w:right w:w="140" w:type="dxa"/>
+            </w:tcMar>
+          </w:tcPr>
+          <w:p>
+            <w:pPr>
+              <w:spacing w:before="0" w:after="0"/>
+            </w:pPr>
+            <w:r>
+              <w:rPr>
+                <w:sz w:val="15"/>
+              </w:rPr>
+              <w:t>scripts/capture_prisma_raw.py</w:t>
+            </w:r>
+          </w:p>
+        </w:tc>
+      </w:tr>
+      <w:tr>
+        <w:tc>
+          <w:tcPr>
+            <w:tcW w:type="dxa" w:w="1584"/>
+            <w:shd w:fill="F7FAFC"/>
+            <w:tcMar>
+              <w:top w:w="90" w:type="dxa"/>
+              <w:bottom w:w="90" w:type="dxa"/>
+              <w:left w:w="140" w:type="dxa"/>
+              <w:right w:w="140" w:type="dxa"/>
+            </w:tcMar>
+          </w:tcPr>
+          <w:p>
+            <w:pPr>
+              <w:spacing w:before="0" w:after="0"/>
+            </w:pPr>
+            <w:r>
+              <w:rPr>
+                <w:b/>
+                <w:sz w:val="15"/>
+              </w:rPr>
+              <w:t>MP2-6</w:t>
+            </w:r>
+          </w:p>
+        </w:tc>
+        <w:tc>
+          <w:tcPr>
+            <w:tcW w:type="dxa" w:w="3312"/>
+            <w:shd w:fill="F7FAFC"/>
+            <w:tcMar>
+              <w:top w:w="90" w:type="dxa"/>
+              <w:bottom w:w="90" w:type="dxa"/>
+              <w:left w:w="140" w:type="dxa"/>
+              <w:right w:w="140" w:type="dxa"/>
+            </w:tcMar>
+          </w:tcPr>
+          <w:p>
+            <w:pPr>
+              <w:spacing w:before="0" w:after="0"/>
+            </w:pPr>
+            <w:r>
+              <w:rPr>
+                <w:sz w:val="15"/>
+              </w:rPr>
+              <w:t>Clean-clone installation verification</w:t>
+            </w:r>
+          </w:p>
+        </w:tc>
+        <w:tc>
+          <w:tcPr>
+            <w:tcW w:type="dxa" w:w="2592"/>
+            <w:shd w:fill="F7FAFC"/>
+            <w:tcMar>
+              <w:top w:w="90" w:type="dxa"/>
+              <w:bottom w:w="90" w:type="dxa"/>
+              <w:left w:w="140" w:type="dxa"/>
+              <w:right w:w="140" w:type="dxa"/>
+            </w:tcMar>
+          </w:tcPr>
+          <w:p>
+            <w:pPr>
+              <w:spacing w:before="0" w:after="0"/>
+            </w:pPr>
+            <w:r>
+              <w:rPr>
+                <w:sz w:val="15"/>
+              </w:rPr>
+              <w:t>Verified clean clone in isolated temp dir; 521 tests pass; README updated</w:t>
+            </w:r>
+          </w:p>
+        </w:tc>
+        <w:tc>
+          <w:tcPr>
+            <w:tcW w:type="dxa" w:w="1872"/>
+            <w:shd w:fill="F7FAFC"/>
+            <w:tcMar>
+              <w:top w:w="90" w:type="dxa"/>
+              <w:bottom w:w="90" w:type="dxa"/>
+              <w:left w:w="140" w:type="dxa"/>
+              <w:right w:w="140" w:type="dxa"/>
+            </w:tcMar>
+          </w:tcPr>
+          <w:p>
+            <w:pPr>
+              <w:spacing w:before="0" w:after="0"/>
+            </w:pPr>
+            <w:r>
+              <w:rPr>
+                <w:sz w:val="15"/>
+              </w:rPr>
+              <w:t>README.md</w:t>
+            </w:r>
+          </w:p>
+        </w:tc>
+      </w:tr>
+      <w:tr>
+        <w:tc>
+          <w:tcPr>
+            <w:tcW w:type="dxa" w:w="1584"/>
+            <w:shd w:fill="FFFFFF"/>
+            <w:tcMar>
+              <w:top w:w="90" w:type="dxa"/>
+              <w:bottom w:w="90" w:type="dxa"/>
+              <w:left w:w="140" w:type="dxa"/>
+              <w:right w:w="140" w:type="dxa"/>
+            </w:tcMar>
+          </w:tcPr>
+          <w:p>
+            <w:pPr>
+              <w:spacing w:before="0" w:after="0"/>
+            </w:pPr>
+            <w:r>
+              <w:rPr>
+                <w:b/>
+                <w:sz w:val="15"/>
+              </w:rPr>
+              <w:t>MP2-7</w:t>
+            </w:r>
+          </w:p>
+        </w:tc>
+        <w:tc>
+          <w:tcPr>
+            <w:tcW w:type="dxa" w:w="3312"/>
+            <w:shd w:fill="FFFFFF"/>
+            <w:tcMar>
+              <w:top w:w="90" w:type="dxa"/>
+              <w:bottom w:w="90" w:type="dxa"/>
+              <w:left w:w="140" w:type="dxa"/>
+              <w:right w:w="140" w:type="dxa"/>
+            </w:tcMar>
+          </w:tcPr>
+          <w:p>
+            <w:pPr>
+              <w:spacing w:before="0" w:after="0"/>
+            </w:pPr>
+            <w:r>
+              <w:rPr>
+                <w:sz w:val="15"/>
+              </w:rPr>
+              <w:t>Handoff, demo runbook &amp; project spec</w:t>
+            </w:r>
+          </w:p>
+        </w:tc>
+        <w:tc>
+          <w:tcPr>
+            <w:tcW w:type="dxa" w:w="2592"/>
+            <w:shd w:fill="FFFFFF"/>
+            <w:tcMar>
+              <w:top w:w="90" w:type="dxa"/>
+              <w:bottom w:w="90" w:type="dxa"/>
+              <w:left w:w="140" w:type="dxa"/>
+              <w:right w:w="140" w:type="dxa"/>
+            </w:tcMar>
+          </w:tcPr>
+          <w:p>
+            <w:pPr>
+              <w:spacing w:before="0" w:after="0"/>
+            </w:pPr>
+            <w:r>
+              <w:rPr>
+                <w:sz w:val="15"/>
+              </w:rPr>
+              <w:t>Authored docs/HANDOFF.md, docs/DEMO_RUNBOOK.md, docs/PROJECT_SPECIFICATION.md</w:t>
+            </w:r>
+          </w:p>
+        </w:tc>
+        <w:tc>
+          <w:tcPr>
+            <w:tcW w:type="dxa" w:w="1872"/>
+            <w:shd w:fill="FFFFFF"/>
+            <w:tcMar>
+              <w:top w:w="90" w:type="dxa"/>
+              <w:bottom w:w="90" w:type="dxa"/>
+              <w:left w:w="140" w:type="dxa"/>
+              <w:right w:w="140" w:type="dxa"/>
+            </w:tcMar>
+          </w:tcPr>
+          <w:p>
+            <w:pPr>
+              <w:spacing w:before="0" w:after="0"/>
+            </w:pPr>
+            <w:r>
+              <w:rPr>
+                <w:sz w:val="15"/>
+              </w:rPr>
+              <w:t>docs/</w:t>
+            </w:r>
+          </w:p>
+        </w:tc>
+      </w:tr>
+      <w:tr>
+        <w:tc>
+          <w:tcPr>
+            <w:tcW w:type="dxa" w:w="1584"/>
+            <w:shd w:fill="F7FAFC"/>
+            <w:tcMar>
+              <w:top w:w="90" w:type="dxa"/>
+              <w:bottom w:w="90" w:type="dxa"/>
+              <w:left w:w="140" w:type="dxa"/>
+              <w:right w:w="140" w:type="dxa"/>
+            </w:tcMar>
+          </w:tcPr>
+          <w:p>
+            <w:pPr>
+              <w:spacing w:before="0" w:after="0"/>
+            </w:pPr>
+            <w:r>
+              <w:rPr>
+                <w:b/>
+                <w:sz w:val="15"/>
+              </w:rPr>
+              <w:t>MP2-8</w:t>
+            </w:r>
+          </w:p>
+        </w:tc>
+        <w:tc>
+          <w:tcPr>
+            <w:tcW w:type="dxa" w:w="3312"/>
+            <w:shd w:fill="F7FAFC"/>
+            <w:tcMar>
+              <w:top w:w="90" w:type="dxa"/>
+              <w:bottom w:w="90" w:type="dxa"/>
+              <w:left w:w="140" w:type="dxa"/>
+              <w:right w:w="140" w:type="dxa"/>
+            </w:tcMar>
+          </w:tcPr>
+          <w:p>
+            <w:pPr>
+              <w:spacing w:before="0" w:after="0"/>
+            </w:pPr>
+            <w:r>
+              <w:rPr>
+                <w:sz w:val="15"/>
+              </w:rPr>
+              <w:t>Full standalone git bundle backup</w:t>
+            </w:r>
+          </w:p>
+        </w:tc>
+        <w:tc>
+          <w:tcPr>
+            <w:tcW w:type="dxa" w:w="2592"/>
+            <w:shd w:fill="F7FAFC"/>
+            <w:tcMar>
+              <w:top w:w="90" w:type="dxa"/>
+              <w:bottom w:w="90" w:type="dxa"/>
+              <w:left w:w="140" w:type="dxa"/>
+              <w:right w:w="140" w:type="dxa"/>
+            </w:tcMar>
+          </w:tcPr>
+          <w:p>
+            <w:pPr>
+              <w:spacing w:before="0" w:after="0"/>
+            </w:pPr>
+            <w:r>
+              <w:rPr>
+                <w:sz w:val="15"/>
+              </w:rPr>
+              <w:t>Verified git bundle at ../pakkam_backup_20261030.bundle (36 refs preserved)</w:t>
+            </w:r>
+          </w:p>
+        </w:tc>
+        <w:tc>
+          <w:tcPr>
+            <w:tcW w:type="dxa" w:w="1872"/>
+            <w:shd w:fill="F7FAFC"/>
+            <w:tcMar>
+              <w:top w:w="90" w:type="dxa"/>
+              <w:bottom w:w="90" w:type="dxa"/>
+              <w:left w:w="140" w:type="dxa"/>
+              <w:right w:w="140" w:type="dxa"/>
+            </w:tcMar>
+          </w:tcPr>
+          <w:p>
+            <w:pPr>
+              <w:spacing w:before="0" w:after="0"/>
+            </w:pPr>
+            <w:r>
+              <w:rPr>
+                <w:sz w:val="15"/>
+              </w:rPr>
+              <w:t>git bundle</w:t>
             </w:r>
           </w:p>
         </w:tc>
@@ -1343,7 +2168,7 @@
     </w:p>
     <w:p>
       <w:r>
-        <w:t>A primary bottleneck in voice-first systems is LLM generation latency. Under Step 3, Gemini 3.5 Flash was evaluated across operational modes on 3 draft questions (n=3):</w:t>
+        <w:t>A primary bottleneck in voice-first systems is LLM generation latency. Gemini 3.5 Flash was evaluated across operational modes on 3 draft questions (n=3):</w:t>
       </w:r>
     </w:p>
     <w:tbl>
@@ -3056,177 +3881,1681 @@
         <w:rPr>
           <w:color w:val="1A365D"/>
         </w:rPr>
-        <w:t>4. Strategic Opportunities: Enhancements for Production Hardening</w:t>
+        <w:t>4. Scientific Integrity: Measured vs. Unmeasured Metrics</w:t>
       </w:r>
     </w:p>
     <w:p>
-      <w:pPr>
-        <w:spacing w:before="80" w:after="20"/>
-      </w:pPr>
       <w:r>
-        <w:rPr>
-          <w:b/>
-          <w:color w:val="3182CE"/>
-          <w:sz w:val="19"/>
-        </w:rPr>
-        <w:t>1. Independent Blind Human Grading (Gate 0.3)</w:t>
+        <w:t>To prevent ungrounded claims, all project figures are strictly segregated into verified measurements backed by committed scripts vs items awaiting human evaluation or external markers:</w:t>
       </w:r>
     </w:p>
-    <w:p>
-      <w:pPr>
-        <w:spacing w:before="0" w:after="80"/>
-      </w:pPr>
-      <w:r>
-        <w:rPr>
-          <w:sz w:val="17"/>
-        </w:rPr>
-        <w:t>Answer evaluation requires a bilingual human panel scoring answer_eval.csv on number_correct, citation_supports, and unsupported_claim to prove ground-truth accuracy.</w:t>
-      </w:r>
-    </w:p>
-    <w:p>
-      <w:pPr>
-        <w:spacing w:before="80" w:after="20"/>
-      </w:pPr>
-      <w:r>
-        <w:rPr>
-          <w:b/>
-          <w:color w:val="3182CE"/>
-          <w:sz w:val="19"/>
-        </w:rPr>
-        <w:t>2. Real-World Acoustic Field Audio (Gate 1.4)</w:t>
-      </w:r>
-    </w:p>
-    <w:p>
-      <w:pPr>
-        <w:spacing w:before="0" w:after="80"/>
-      </w:pPr>
-      <w:r>
-        <w:rPr>
-          <w:sz w:val="17"/>
-        </w:rPr>
-        <w:t>Current evaluations use read speech. Gate 1.4 requires 20-30 consented smartphone recordings with background noise and natural colloquial Tanglish.</w:t>
-      </w:r>
-    </w:p>
-    <w:p>
-      <w:pPr>
-        <w:spacing w:before="80" w:after="20"/>
-      </w:pPr>
-      <w:r>
-        <w:rPr>
-          <w:b/>
-          <w:color w:val="3182CE"/>
-          <w:sz w:val="19"/>
-        </w:rPr>
-        <w:t>3. Semantic Vector Cache (Demo Status: Disabled)</w:t>
-      </w:r>
-    </w:p>
-    <w:p>
-      <w:pPr>
-        <w:spacing w:before="0" w:after="80"/>
-      </w:pPr>
-      <w:r>
-        <w:rPr>
-          <w:sz w:val="17"/>
-        </w:rPr>
-        <w:t>Semantic caching can provide sub-50ms responses for exact repeated inquiries. Its wrong-match rate on non-matching questions is unmeasured, so it is disabled by default for the demo.</w:t>
-      </w:r>
-    </w:p>
-    <w:p>
-      <w:pPr>
-        <w:spacing w:before="80" w:after="20"/>
-      </w:pPr>
-      <w:r>
-        <w:rPr>
-          <w:b/>
-          <w:color w:val="3182CE"/>
-          <w:sz w:val="19"/>
-        </w:rPr>
-        <w:t>4. Departmental Helplines Verification</w:t>
-      </w:r>
-    </w:p>
-    <w:p>
-      <w:pPr>
-        <w:spacing w:before="0" w:after="80"/>
-      </w:pPr>
-      <w:r>
-        <w:rPr>
-          <w:sz w:val="17"/>
-        </w:rPr>
-        <w:t>In data/contacts.json, only Atal Pension Yojana has a cited brochure source; the other 9 schemes remain null/unverified pending manual confirmation of official numbers.</w:t>
-      </w:r>
-    </w:p>
-    <w:p>
-      <w:pPr>
-        <w:spacing w:before="80" w:after="20"/>
-      </w:pPr>
-      <w:r>
-        <w:rPr>
-          <w:b/>
-          <w:color w:val="3182CE"/>
-          <w:sz w:val="19"/>
-        </w:rPr>
-        <w:t>5. Audit of 263 OCR Disagreement Rows</w:t>
-      </w:r>
-    </w:p>
-    <w:p>
-      <w:pPr>
-        <w:spacing w:before="0" w:after="80"/>
-      </w:pPr>
-      <w:r>
-        <w:rPr>
-          <w:sz w:val="17"/>
-        </w:rPr>
-        <w:t>A focused audit in OCR_DISAGREEMENTS_ANALYSIS.md classified 263 numerical discrepancy pages (70% order dates, 25.9% amounts) to review table vs text layouts.</w:t>
-      </w:r>
-    </w:p>
-    <w:p>
-      <w:pPr>
-        <w:spacing w:before="80" w:after="20"/>
-      </w:pPr>
-      <w:r>
-        <w:rPr>
-          <w:b/>
-          <w:color w:val="3182CE"/>
-          <w:sz w:val="19"/>
-        </w:rPr>
-        <w:t>6. Local Quantized Small Language Model (SLM) Fallback</w:t>
-      </w:r>
-    </w:p>
-    <w:p>
-      <w:pPr>
-        <w:spacing w:before="0" w:after="80"/>
-      </w:pPr>
-      <w:r>
-        <w:rPr>
-          <w:sz w:val="17"/>
-        </w:rPr>
-        <w:t>A 4-bit local model (Gemma-2-2B or Qwen2.5) on local GPU provides offline fallback when free-tier API quotas are exhausted (deferred to post-submission).</w:t>
-      </w:r>
-    </w:p>
-    <w:p>
-      <w:pPr>
-        <w:spacing w:before="80" w:after="20"/>
-      </w:pPr>
-      <w:r>
-        <w:rPr>
-          <w:b/>
-          <w:color w:val="3182CE"/>
-          <w:sz w:val="19"/>
-        </w:rPr>
-        <w:t>7. Asynchronous SSE Audio Streaming</w:t>
-      </w:r>
-    </w:p>
-    <w:p>
-      <w:pPr>
-        <w:spacing w:before="0" w:after="80"/>
-      </w:pPr>
-      <w:r>
-        <w:rPr>
-          <w:sz w:val="17"/>
-        </w:rPr>
-        <w:t>Token-level and audio chunk streaming can reduce voice latency further (deferred to post-submission).</w:t>
-      </w:r>
-    </w:p>
+    <w:tbl>
+      <w:tblPr>
+        <w:tblW w:type="auto" w:w="0"/>
+        <w:jc w:val="center"/>
+        <w:tblLook w:firstColumn="1" w:firstRow="1" w:lastColumn="0" w:lastRow="0" w:noHBand="0" w:noVBand="1" w:val="04A0"/>
+      </w:tblPr>
+      <w:tblGrid>
+        <w:gridCol w:w="2340"/>
+        <w:gridCol w:w="2340"/>
+        <w:gridCol w:w="2340"/>
+        <w:gridCol w:w="2340"/>
+      </w:tblGrid>
+      <w:tr>
+        <w:tc>
+          <w:tcPr>
+            <w:tcW w:type="dxa" w:w="2592"/>
+            <w:shd w:fill="1A365D"/>
+            <w:tcMar>
+              <w:top w:w="120" w:type="dxa"/>
+              <w:bottom w:w="120" w:type="dxa"/>
+              <w:left w:w="140" w:type="dxa"/>
+              <w:right w:w="140" w:type="dxa"/>
+            </w:tcMar>
+          </w:tcPr>
+          <w:p>
+            <w:pPr>
+              <w:spacing w:before="0" w:after="0"/>
+            </w:pPr>
+            <w:r>
+              <w:rPr>
+                <w:b/>
+                <w:color w:val="FFFFFF"/>
+                <w:sz w:val="17"/>
+              </w:rPr>
+              <w:t>Component / Metric</w:t>
+            </w:r>
+          </w:p>
+        </w:tc>
+        <w:tc>
+          <w:tcPr>
+            <w:tcW w:type="dxa" w:w="1584"/>
+            <w:shd w:fill="1A365D"/>
+            <w:tcMar>
+              <w:top w:w="120" w:type="dxa"/>
+              <w:bottom w:w="120" w:type="dxa"/>
+              <w:left w:w="140" w:type="dxa"/>
+              <w:right w:w="140" w:type="dxa"/>
+            </w:tcMar>
+          </w:tcPr>
+          <w:p>
+            <w:pPr>
+              <w:spacing w:before="0" w:after="0"/>
+            </w:pPr>
+            <w:r>
+              <w:rPr>
+                <w:b/>
+                <w:color w:val="FFFFFF"/>
+                <w:sz w:val="17"/>
+              </w:rPr>
+              <w:t>Status</w:t>
+            </w:r>
+          </w:p>
+        </w:tc>
+        <w:tc>
+          <w:tcPr>
+            <w:tcW w:type="dxa" w:w="2016"/>
+            <w:shd w:fill="1A365D"/>
+            <w:tcMar>
+              <w:top w:w="120" w:type="dxa"/>
+              <w:bottom w:w="120" w:type="dxa"/>
+              <w:left w:w="140" w:type="dxa"/>
+              <w:right w:w="140" w:type="dxa"/>
+            </w:tcMar>
+          </w:tcPr>
+          <w:p>
+            <w:pPr>
+              <w:spacing w:before="0" w:after="0"/>
+            </w:pPr>
+            <w:r>
+              <w:rPr>
+                <w:b/>
+                <w:color w:val="FFFFFF"/>
+                <w:sz w:val="17"/>
+              </w:rPr>
+              <w:t>Measured Figure</w:t>
+            </w:r>
+          </w:p>
+        </w:tc>
+        <w:tc>
+          <w:tcPr>
+            <w:tcW w:type="dxa" w:w="3168"/>
+            <w:shd w:fill="1A365D"/>
+            <w:tcMar>
+              <w:top w:w="120" w:type="dxa"/>
+              <w:bottom w:w="120" w:type="dxa"/>
+              <w:left w:w="140" w:type="dxa"/>
+              <w:right w:w="140" w:type="dxa"/>
+            </w:tcMar>
+          </w:tcPr>
+          <w:p>
+            <w:pPr>
+              <w:spacing w:before="0" w:after="0"/>
+            </w:pPr>
+            <w:r>
+              <w:rPr>
+                <w:b/>
+                <w:color w:val="FFFFFF"/>
+                <w:sz w:val="17"/>
+              </w:rPr>
+              <w:t>Provenance / Blocker</w:t>
+            </w:r>
+          </w:p>
+        </w:tc>
+      </w:tr>
+      <w:tr>
+        <w:tc>
+          <w:tcPr>
+            <w:tcW w:type="dxa" w:w="2592"/>
+            <w:shd w:fill="FFFFFF"/>
+            <w:tcMar>
+              <w:top w:w="90" w:type="dxa"/>
+              <w:bottom w:w="90" w:type="dxa"/>
+              <w:left w:w="140" w:type="dxa"/>
+              <w:right w:w="140" w:type="dxa"/>
+            </w:tcMar>
+          </w:tcPr>
+          <w:p>
+            <w:pPr>
+              <w:spacing w:before="0" w:after="0"/>
+            </w:pPr>
+            <w:r>
+              <w:rPr>
+                <w:b/>
+                <w:sz w:val="15"/>
+              </w:rPr>
+              <w:t>Hybrid OCR Numeral Accuracy</w:t>
+            </w:r>
+          </w:p>
+        </w:tc>
+        <w:tc>
+          <w:tcPr>
+            <w:tcW w:type="dxa" w:w="1584"/>
+            <w:shd w:fill="FFFFFF"/>
+            <w:tcMar>
+              <w:top w:w="90" w:type="dxa"/>
+              <w:bottom w:w="90" w:type="dxa"/>
+              <w:left w:w="140" w:type="dxa"/>
+              <w:right w:w="140" w:type="dxa"/>
+            </w:tcMar>
+          </w:tcPr>
+          <w:p>
+            <w:pPr>
+              <w:spacing w:before="0" w:after="0"/>
+            </w:pPr>
+            <w:r>
+              <w:rPr>
+                <w:b/>
+                <w:color w:val="276749"/>
+                <w:sz w:val="15"/>
+              </w:rPr>
+              <w:t>MEASURED</w:t>
+            </w:r>
+          </w:p>
+        </w:tc>
+        <w:tc>
+          <w:tcPr>
+            <w:tcW w:type="dxa" w:w="2016"/>
+            <w:shd w:fill="FFFFFF"/>
+            <w:tcMar>
+              <w:top w:w="90" w:type="dxa"/>
+              <w:bottom w:w="90" w:type="dxa"/>
+              <w:left w:w="140" w:type="dxa"/>
+              <w:right w:w="140" w:type="dxa"/>
+            </w:tcMar>
+          </w:tcPr>
+          <w:p>
+            <w:pPr>
+              <w:spacing w:before="0" w:after="0"/>
+            </w:pPr>
+            <w:r>
+              <w:rPr>
+                <w:sz w:val="15"/>
+              </w:rPr>
+              <w:t>7/7 (100.0%)</w:t>
+            </w:r>
+          </w:p>
+        </w:tc>
+        <w:tc>
+          <w:tcPr>
+            <w:tcW w:type="dxa" w:w="3168"/>
+            <w:shd w:fill="FFFFFF"/>
+            <w:tcMar>
+              <w:top w:w="90" w:type="dxa"/>
+              <w:bottom w:w="90" w:type="dxa"/>
+              <w:left w:w="140" w:type="dxa"/>
+              <w:right w:w="140" w:type="dxa"/>
+            </w:tcMar>
+          </w:tcPr>
+          <w:p>
+            <w:pPr>
+              <w:spacing w:before="0" w:after="0"/>
+            </w:pPr>
+            <w:r>
+              <w:rPr>
+                <w:sz w:val="15"/>
+              </w:rPr>
+              <w:t>scripts/ocr_compare.py</w:t>
+            </w:r>
+          </w:p>
+        </w:tc>
+      </w:tr>
+      <w:tr>
+        <w:tc>
+          <w:tcPr>
+            <w:tcW w:type="dxa" w:w="2592"/>
+            <w:shd w:fill="F7FAFC"/>
+            <w:tcMar>
+              <w:top w:w="90" w:type="dxa"/>
+              <w:bottom w:w="90" w:type="dxa"/>
+              <w:left w:w="140" w:type="dxa"/>
+              <w:right w:w="140" w:type="dxa"/>
+            </w:tcMar>
+          </w:tcPr>
+          <w:p>
+            <w:pPr>
+              <w:spacing w:before="0" w:after="0"/>
+            </w:pPr>
+            <w:r>
+              <w:rPr>
+                <w:b/>
+                <w:sz w:val="15"/>
+              </w:rPr>
+              <w:t>OCR Inference Speedup</w:t>
+            </w:r>
+          </w:p>
+        </w:tc>
+        <w:tc>
+          <w:tcPr>
+            <w:tcW w:type="dxa" w:w="1584"/>
+            <w:shd w:fill="F7FAFC"/>
+            <w:tcMar>
+              <w:top w:w="90" w:type="dxa"/>
+              <w:bottom w:w="90" w:type="dxa"/>
+              <w:left w:w="140" w:type="dxa"/>
+              <w:right w:w="140" w:type="dxa"/>
+            </w:tcMar>
+          </w:tcPr>
+          <w:p>
+            <w:pPr>
+              <w:spacing w:before="0" w:after="0"/>
+            </w:pPr>
+            <w:r>
+              <w:rPr>
+                <w:b/>
+                <w:color w:val="276749"/>
+                <w:sz w:val="15"/>
+              </w:rPr>
+              <w:t>MEASURED</w:t>
+            </w:r>
+          </w:p>
+        </w:tc>
+        <w:tc>
+          <w:tcPr>
+            <w:tcW w:type="dxa" w:w="2016"/>
+            <w:shd w:fill="F7FAFC"/>
+            <w:tcMar>
+              <w:top w:w="90" w:type="dxa"/>
+              <w:bottom w:w="90" w:type="dxa"/>
+              <w:left w:w="140" w:type="dxa"/>
+              <w:right w:w="140" w:type="dxa"/>
+            </w:tcMar>
+          </w:tcPr>
+          <w:p>
+            <w:pPr>
+              <w:spacing w:before="0" w:after="0"/>
+            </w:pPr>
+            <w:r>
+              <w:rPr>
+                <w:sz w:val="15"/>
+              </w:rPr>
+              <w:t>~8x (95s -&gt; 12s)</w:t>
+            </w:r>
+          </w:p>
+        </w:tc>
+        <w:tc>
+          <w:tcPr>
+            <w:tcW w:type="dxa" w:w="3168"/>
+            <w:shd w:fill="F7FAFC"/>
+            <w:tcMar>
+              <w:top w:w="90" w:type="dxa"/>
+              <w:bottom w:w="90" w:type="dxa"/>
+              <w:left w:w="140" w:type="dxa"/>
+              <w:right w:w="140" w:type="dxa"/>
+            </w:tcMar>
+          </w:tcPr>
+          <w:p>
+            <w:pPr>
+              <w:spacing w:before="0" w:after="0"/>
+            </w:pPr>
+            <w:r>
+              <w:rPr>
+                <w:sz w:val="15"/>
+              </w:rPr>
+              <w:t>scripts/run_crop_ocr.py</w:t>
+            </w:r>
+          </w:p>
+        </w:tc>
+      </w:tr>
+      <w:tr>
+        <w:tc>
+          <w:tcPr>
+            <w:tcW w:type="dxa" w:w="2592"/>
+            <w:shd w:fill="FFFFFF"/>
+            <w:tcMar>
+              <w:top w:w="90" w:type="dxa"/>
+              <w:bottom w:w="90" w:type="dxa"/>
+              <w:left w:w="140" w:type="dxa"/>
+              <w:right w:w="140" w:type="dxa"/>
+            </w:tcMar>
+          </w:tcPr>
+          <w:p>
+            <w:pPr>
+              <w:spacing w:before="0" w:after="0"/>
+            </w:pPr>
+            <w:r>
+              <w:rPr>
+                <w:b/>
+                <w:sz w:val="15"/>
+              </w:rPr>
+              <w:t>OCR Disagreements Flagged</w:t>
+            </w:r>
+          </w:p>
+        </w:tc>
+        <w:tc>
+          <w:tcPr>
+            <w:tcW w:type="dxa" w:w="1584"/>
+            <w:shd w:fill="FFFFFF"/>
+            <w:tcMar>
+              <w:top w:w="90" w:type="dxa"/>
+              <w:bottom w:w="90" w:type="dxa"/>
+              <w:left w:w="140" w:type="dxa"/>
+              <w:right w:w="140" w:type="dxa"/>
+            </w:tcMar>
+          </w:tcPr>
+          <w:p>
+            <w:pPr>
+              <w:spacing w:before="0" w:after="0"/>
+            </w:pPr>
+            <w:r>
+              <w:rPr>
+                <w:b/>
+                <w:color w:val="276749"/>
+                <w:sz w:val="15"/>
+              </w:rPr>
+              <w:t>MEASURED</w:t>
+            </w:r>
+          </w:p>
+        </w:tc>
+        <w:tc>
+          <w:tcPr>
+            <w:tcW w:type="dxa" w:w="2016"/>
+            <w:shd w:fill="FFFFFF"/>
+            <w:tcMar>
+              <w:top w:w="90" w:type="dxa"/>
+              <w:bottom w:w="90" w:type="dxa"/>
+              <w:left w:w="140" w:type="dxa"/>
+              <w:right w:w="140" w:type="dxa"/>
+            </w:tcMar>
+          </w:tcPr>
+          <w:p>
+            <w:pPr>
+              <w:spacing w:before="0" w:after="0"/>
+            </w:pPr>
+            <w:r>
+              <w:rPr>
+                <w:sz w:val="15"/>
+              </w:rPr>
+              <w:t>263 pages flagged</w:t>
+            </w:r>
+          </w:p>
+        </w:tc>
+        <w:tc>
+          <w:tcPr>
+            <w:tcW w:type="dxa" w:w="3168"/>
+            <w:shd w:fill="FFFFFF"/>
+            <w:tcMar>
+              <w:top w:w="90" w:type="dxa"/>
+              <w:bottom w:w="90" w:type="dxa"/>
+              <w:left w:w="140" w:type="dxa"/>
+              <w:right w:w="140" w:type="dxa"/>
+            </w:tcMar>
+          </w:tcPr>
+          <w:p>
+            <w:pPr>
+              <w:spacing w:before="0" w:after="0"/>
+            </w:pPr>
+            <w:r>
+              <w:rPr>
+                <w:sz w:val="15"/>
+              </w:rPr>
+              <w:t>68 amount pages pending review (BLK-06)</w:t>
+            </w:r>
+          </w:p>
+        </w:tc>
+      </w:tr>
+      <w:tr>
+        <w:tc>
+          <w:tcPr>
+            <w:tcW w:type="dxa" w:w="2592"/>
+            <w:shd w:fill="F7FAFC"/>
+            <w:tcMar>
+              <w:top w:w="90" w:type="dxa"/>
+              <w:bottom w:w="90" w:type="dxa"/>
+              <w:left w:w="140" w:type="dxa"/>
+              <w:right w:w="140" w:type="dxa"/>
+            </w:tcMar>
+          </w:tcPr>
+          <w:p>
+            <w:pPr>
+              <w:spacing w:before="0" w:after="0"/>
+            </w:pPr>
+            <w:r>
+              <w:rPr>
+                <w:b/>
+                <w:sz w:val="15"/>
+              </w:rPr>
+              <w:t>Retrieval Recall@5 (Hybrid)</w:t>
+            </w:r>
+          </w:p>
+        </w:tc>
+        <w:tc>
+          <w:tcPr>
+            <w:tcW w:type="dxa" w:w="1584"/>
+            <w:shd w:fill="F7FAFC"/>
+            <w:tcMar>
+              <w:top w:w="90" w:type="dxa"/>
+              <w:bottom w:w="90" w:type="dxa"/>
+              <w:left w:w="140" w:type="dxa"/>
+              <w:right w:w="140" w:type="dxa"/>
+            </w:tcMar>
+          </w:tcPr>
+          <w:p>
+            <w:pPr>
+              <w:spacing w:before="0" w:after="0"/>
+            </w:pPr>
+            <w:r>
+              <w:rPr>
+                <w:b/>
+                <w:color w:val="276749"/>
+                <w:sz w:val="15"/>
+              </w:rPr>
+              <w:t>MEASURED</w:t>
+            </w:r>
+          </w:p>
+        </w:tc>
+        <w:tc>
+          <w:tcPr>
+            <w:tcW w:type="dxa" w:w="2016"/>
+            <w:shd w:fill="F7FAFC"/>
+            <w:tcMar>
+              <w:top w:w="90" w:type="dxa"/>
+              <w:bottom w:w="90" w:type="dxa"/>
+              <w:left w:w="140" w:type="dxa"/>
+              <w:right w:w="140" w:type="dxa"/>
+            </w:tcMar>
+          </w:tcPr>
+          <w:p>
+            <w:pPr>
+              <w:spacing w:before="0" w:after="0"/>
+            </w:pPr>
+            <w:r>
+              <w:rPr>
+                <w:sz w:val="15"/>
+              </w:rPr>
+              <w:t>98.7%</w:t>
+            </w:r>
+          </w:p>
+        </w:tc>
+        <w:tc>
+          <w:tcPr>
+            <w:tcW w:type="dxa" w:w="3168"/>
+            <w:shd w:fill="F7FAFC"/>
+            <w:tcMar>
+              <w:top w:w="90" w:type="dxa"/>
+              <w:bottom w:w="90" w:type="dxa"/>
+              <w:left w:w="140" w:type="dxa"/>
+              <w:right w:w="140" w:type="dxa"/>
+            </w:tcMar>
+          </w:tcPr>
+          <w:p>
+            <w:pPr>
+              <w:spacing w:before="0" w:after="0"/>
+            </w:pPr>
+            <w:r>
+              <w:rPr>
+                <w:sz w:val="15"/>
+              </w:rPr>
+              <w:t>scripts/ablate_retrieval.py (n=194)</w:t>
+            </w:r>
+          </w:p>
+        </w:tc>
+      </w:tr>
+      <w:tr>
+        <w:tc>
+          <w:tcPr>
+            <w:tcW w:type="dxa" w:w="2592"/>
+            <w:shd w:fill="FFFFFF"/>
+            <w:tcMar>
+              <w:top w:w="90" w:type="dxa"/>
+              <w:bottom w:w="90" w:type="dxa"/>
+              <w:left w:w="140" w:type="dxa"/>
+              <w:right w:w="140" w:type="dxa"/>
+            </w:tcMar>
+          </w:tcPr>
+          <w:p>
+            <w:pPr>
+              <w:spacing w:before="0" w:after="0"/>
+            </w:pPr>
+            <w:r>
+              <w:rPr>
+                <w:b/>
+                <w:sz w:val="15"/>
+              </w:rPr>
+              <w:t>Refusal Routing Accuracy</w:t>
+            </w:r>
+          </w:p>
+        </w:tc>
+        <w:tc>
+          <w:tcPr>
+            <w:tcW w:type="dxa" w:w="1584"/>
+            <w:shd w:fill="FFFFFF"/>
+            <w:tcMar>
+              <w:top w:w="90" w:type="dxa"/>
+              <w:bottom w:w="90" w:type="dxa"/>
+              <w:left w:w="140" w:type="dxa"/>
+              <w:right w:w="140" w:type="dxa"/>
+            </w:tcMar>
+          </w:tcPr>
+          <w:p>
+            <w:pPr>
+              <w:spacing w:before="0" w:after="0"/>
+            </w:pPr>
+            <w:r>
+              <w:rPr>
+                <w:b/>
+                <w:color w:val="276749"/>
+                <w:sz w:val="15"/>
+              </w:rPr>
+              <w:t>MEASURED</w:t>
+            </w:r>
+          </w:p>
+        </w:tc>
+        <w:tc>
+          <w:tcPr>
+            <w:tcW w:type="dxa" w:w="2016"/>
+            <w:shd w:fill="FFFFFF"/>
+            <w:tcMar>
+              <w:top w:w="90" w:type="dxa"/>
+              <w:bottom w:w="90" w:type="dxa"/>
+              <w:left w:w="140" w:type="dxa"/>
+              <w:right w:w="140" w:type="dxa"/>
+            </w:tcMar>
+          </w:tcPr>
+          <w:p>
+            <w:pPr>
+              <w:spacing w:before="0" w:after="0"/>
+            </w:pPr>
+            <w:r>
+              <w:rPr>
+                <w:sz w:val="15"/>
+              </w:rPr>
+              <w:t>87.1%</w:t>
+            </w:r>
+          </w:p>
+        </w:tc>
+        <w:tc>
+          <w:tcPr>
+            <w:tcW w:type="dxa" w:w="3168"/>
+            <w:shd w:fill="FFFFFF"/>
+            <w:tcMar>
+              <w:top w:w="90" w:type="dxa"/>
+              <w:bottom w:w="90" w:type="dxa"/>
+              <w:left w:w="140" w:type="dxa"/>
+              <w:right w:w="140" w:type="dxa"/>
+            </w:tcMar>
+          </w:tcPr>
+          <w:p>
+            <w:pPr>
+              <w:spacing w:before="0" w:after="0"/>
+            </w:pPr>
+            <w:r>
+              <w:rPr>
+                <w:sz w:val="15"/>
+              </w:rPr>
+              <w:t>scripts/evaluate_refusal_curve.py (0.35 threshold)</w:t>
+            </w:r>
+          </w:p>
+        </w:tc>
+      </w:tr>
+      <w:tr>
+        <w:tc>
+          <w:tcPr>
+            <w:tcW w:type="dxa" w:w="2592"/>
+            <w:shd w:fill="F7FAFC"/>
+            <w:tcMar>
+              <w:top w:w="90" w:type="dxa"/>
+              <w:bottom w:w="90" w:type="dxa"/>
+              <w:left w:w="140" w:type="dxa"/>
+              <w:right w:w="140" w:type="dxa"/>
+            </w:tcMar>
+          </w:tcPr>
+          <w:p>
+            <w:pPr>
+              <w:spacing w:before="0" w:after="0"/>
+            </w:pPr>
+            <w:r>
+              <w:rPr>
+                <w:b/>
+                <w:sz w:val="15"/>
+              </w:rPr>
+              <w:t>Fast Sources Latency</w:t>
+            </w:r>
+          </w:p>
+        </w:tc>
+        <w:tc>
+          <w:tcPr>
+            <w:tcW w:type="dxa" w:w="1584"/>
+            <w:shd w:fill="F7FAFC"/>
+            <w:tcMar>
+              <w:top w:w="90" w:type="dxa"/>
+              <w:bottom w:w="90" w:type="dxa"/>
+              <w:left w:w="140" w:type="dxa"/>
+              <w:right w:w="140" w:type="dxa"/>
+            </w:tcMar>
+          </w:tcPr>
+          <w:p>
+            <w:pPr>
+              <w:spacing w:before="0" w:after="0"/>
+            </w:pPr>
+            <w:r>
+              <w:rPr>
+                <w:b/>
+                <w:color w:val="276749"/>
+                <w:sz w:val="15"/>
+              </w:rPr>
+              <w:t>MEASURED</w:t>
+            </w:r>
+          </w:p>
+        </w:tc>
+        <w:tc>
+          <w:tcPr>
+            <w:tcW w:type="dxa" w:w="2016"/>
+            <w:shd w:fill="F7FAFC"/>
+            <w:tcMar>
+              <w:top w:w="90" w:type="dxa"/>
+              <w:bottom w:w="90" w:type="dxa"/>
+              <w:left w:w="140" w:type="dxa"/>
+              <w:right w:w="140" w:type="dxa"/>
+            </w:tcMar>
+          </w:tcPr>
+          <w:p>
+            <w:pPr>
+              <w:spacing w:before="0" w:after="0"/>
+            </w:pPr>
+            <w:r>
+              <w:rPr>
+                <w:sz w:val="15"/>
+              </w:rPr>
+              <w:t>421.8 ms mean</w:t>
+            </w:r>
+          </w:p>
+        </w:tc>
+        <w:tc>
+          <w:tcPr>
+            <w:tcW w:type="dxa" w:w="3168"/>
+            <w:shd w:fill="F7FAFC"/>
+            <w:tcMar>
+              <w:top w:w="90" w:type="dxa"/>
+              <w:bottom w:w="90" w:type="dxa"/>
+              <w:left w:w="140" w:type="dxa"/>
+              <w:right w:w="140" w:type="dxa"/>
+            </w:tcMar>
+          </w:tcPr>
+          <w:p>
+            <w:pPr>
+              <w:spacing w:before="0" w:after="0"/>
+            </w:pPr>
+            <w:r>
+              <w:rPr>
+                <w:sz w:val="15"/>
+              </w:rPr>
+              <w:t>scripts/benchmark_instant_sources.py (n=10)</w:t>
+            </w:r>
+          </w:p>
+        </w:tc>
+      </w:tr>
+      <w:tr>
+        <w:tc>
+          <w:tcPr>
+            <w:tcW w:type="dxa" w:w="2592"/>
+            <w:shd w:fill="FFFFFF"/>
+            <w:tcMar>
+              <w:top w:w="90" w:type="dxa"/>
+              <w:bottom w:w="90" w:type="dxa"/>
+              <w:left w:w="140" w:type="dxa"/>
+              <w:right w:w="140" w:type="dxa"/>
+            </w:tcMar>
+          </w:tcPr>
+          <w:p>
+            <w:pPr>
+              <w:spacing w:before="0" w:after="0"/>
+            </w:pPr>
+            <w:r>
+              <w:rPr>
+                <w:b/>
+                <w:sz w:val="15"/>
+              </w:rPr>
+              <w:t>Voice Loop Perceived Start</w:t>
+            </w:r>
+          </w:p>
+        </w:tc>
+        <w:tc>
+          <w:tcPr>
+            <w:tcW w:type="dxa" w:w="1584"/>
+            <w:shd w:fill="FFFFFF"/>
+            <w:tcMar>
+              <w:top w:w="90" w:type="dxa"/>
+              <w:bottom w:w="90" w:type="dxa"/>
+              <w:left w:w="140" w:type="dxa"/>
+              <w:right w:w="140" w:type="dxa"/>
+            </w:tcMar>
+          </w:tcPr>
+          <w:p>
+            <w:pPr>
+              <w:spacing w:before="0" w:after="0"/>
+            </w:pPr>
+            <w:r>
+              <w:rPr>
+                <w:b/>
+                <w:color w:val="276749"/>
+                <w:sz w:val="15"/>
+              </w:rPr>
+              <w:t>MEASURED</w:t>
+            </w:r>
+          </w:p>
+        </w:tc>
+        <w:tc>
+          <w:tcPr>
+            <w:tcW w:type="dxa" w:w="2016"/>
+            <w:shd w:fill="FFFFFF"/>
+            <w:tcMar>
+              <w:top w:w="90" w:type="dxa"/>
+              <w:bottom w:w="90" w:type="dxa"/>
+              <w:left w:w="140" w:type="dxa"/>
+              <w:right w:w="140" w:type="dxa"/>
+            </w:tcMar>
+          </w:tcPr>
+          <w:p>
+            <w:pPr>
+              <w:spacing w:before="0" w:after="0"/>
+            </w:pPr>
+            <w:r>
+              <w:rPr>
+                <w:sz w:val="15"/>
+              </w:rPr>
+              <w:t>8,417.9 ms</w:t>
+            </w:r>
+          </w:p>
+        </w:tc>
+        <w:tc>
+          <w:tcPr>
+            <w:tcW w:type="dxa" w:w="3168"/>
+            <w:shd w:fill="FFFFFF"/>
+            <w:tcMar>
+              <w:top w:w="90" w:type="dxa"/>
+              <w:bottom w:w="90" w:type="dxa"/>
+              <w:left w:w="140" w:type="dxa"/>
+              <w:right w:w="140" w:type="dxa"/>
+            </w:tcMar>
+          </w:tcPr>
+          <w:p>
+            <w:pPr>
+              <w:spacing w:before="0" w:after="0"/>
+            </w:pPr>
+            <w:r>
+              <w:rPr>
+                <w:sz w:val="15"/>
+              </w:rPr>
+              <w:t>scripts/voice_loop_timing.py (n=10)</w:t>
+            </w:r>
+          </w:p>
+        </w:tc>
+      </w:tr>
+      <w:tr>
+        <w:tc>
+          <w:tcPr>
+            <w:tcW w:type="dxa" w:w="2592"/>
+            <w:shd w:fill="F7FAFC"/>
+            <w:tcMar>
+              <w:top w:w="90" w:type="dxa"/>
+              <w:bottom w:w="90" w:type="dxa"/>
+              <w:left w:w="140" w:type="dxa"/>
+              <w:right w:w="140" w:type="dxa"/>
+            </w:tcMar>
+          </w:tcPr>
+          <w:p>
+            <w:pPr>
+              <w:spacing w:before="0" w:after="0"/>
+            </w:pPr>
+            <w:r>
+              <w:rPr>
+                <w:b/>
+                <w:sz w:val="15"/>
+              </w:rPr>
+              <w:t>TTS Sentence 1 TTFA</w:t>
+            </w:r>
+          </w:p>
+        </w:tc>
+        <w:tc>
+          <w:tcPr>
+            <w:tcW w:type="dxa" w:w="1584"/>
+            <w:shd w:fill="F7FAFC"/>
+            <w:tcMar>
+              <w:top w:w="90" w:type="dxa"/>
+              <w:bottom w:w="90" w:type="dxa"/>
+              <w:left w:w="140" w:type="dxa"/>
+              <w:right w:w="140" w:type="dxa"/>
+            </w:tcMar>
+          </w:tcPr>
+          <w:p>
+            <w:pPr>
+              <w:spacing w:before="0" w:after="0"/>
+            </w:pPr>
+            <w:r>
+              <w:rPr>
+                <w:b/>
+                <w:color w:val="276749"/>
+                <w:sz w:val="15"/>
+              </w:rPr>
+              <w:t>MEASURED</w:t>
+            </w:r>
+          </w:p>
+        </w:tc>
+        <w:tc>
+          <w:tcPr>
+            <w:tcW w:type="dxa" w:w="2016"/>
+            <w:shd w:fill="F7FAFC"/>
+            <w:tcMar>
+              <w:top w:w="90" w:type="dxa"/>
+              <w:bottom w:w="90" w:type="dxa"/>
+              <w:left w:w="140" w:type="dxa"/>
+              <w:right w:w="140" w:type="dxa"/>
+            </w:tcMar>
+          </w:tcPr>
+          <w:p>
+            <w:pPr>
+              <w:spacing w:before="0" w:after="0"/>
+            </w:pPr>
+            <w:r>
+              <w:rPr>
+                <w:sz w:val="15"/>
+              </w:rPr>
+              <w:t>2,795.1 ms</w:t>
+            </w:r>
+          </w:p>
+        </w:tc>
+        <w:tc>
+          <w:tcPr>
+            <w:tcW w:type="dxa" w:w="3168"/>
+            <w:shd w:fill="F7FAFC"/>
+            <w:tcMar>
+              <w:top w:w="90" w:type="dxa"/>
+              <w:bottom w:w="90" w:type="dxa"/>
+              <w:left w:w="140" w:type="dxa"/>
+              <w:right w:w="140" w:type="dxa"/>
+            </w:tcMar>
+          </w:tcPr>
+          <w:p>
+            <w:pPr>
+              <w:spacing w:before="0" w:after="0"/>
+            </w:pPr>
+            <w:r>
+              <w:rPr>
+                <w:sz w:val="15"/>
+              </w:rPr>
+              <w:t>scripts/test_sentence_speech.py</w:t>
+            </w:r>
+          </w:p>
+        </w:tc>
+      </w:tr>
+      <w:tr>
+        <w:tc>
+          <w:tcPr>
+            <w:tcW w:type="dxa" w:w="2592"/>
+            <w:shd w:fill="FFFFFF"/>
+            <w:tcMar>
+              <w:top w:w="90" w:type="dxa"/>
+              <w:bottom w:w="90" w:type="dxa"/>
+              <w:left w:w="140" w:type="dxa"/>
+              <w:right w:w="140" w:type="dxa"/>
+            </w:tcMar>
+          </w:tcPr>
+          <w:p>
+            <w:pPr>
+              <w:spacing w:before="0" w:after="0"/>
+            </w:pPr>
+            <w:r>
+              <w:rPr>
+                <w:b/>
+                <w:sz w:val="15"/>
+              </w:rPr>
+              <w:t>Prisma Raw Payload Audit</w:t>
+            </w:r>
+          </w:p>
+        </w:tc>
+        <w:tc>
+          <w:tcPr>
+            <w:tcW w:type="dxa" w:w="1584"/>
+            <w:shd w:fill="FFFFFF"/>
+            <w:tcMar>
+              <w:top w:w="90" w:type="dxa"/>
+              <w:bottom w:w="90" w:type="dxa"/>
+              <w:left w:w="140" w:type="dxa"/>
+              <w:right w:w="140" w:type="dxa"/>
+            </w:tcMar>
+          </w:tcPr>
+          <w:p>
+            <w:pPr>
+              <w:spacing w:before="0" w:after="0"/>
+            </w:pPr>
+            <w:r>
+              <w:rPr>
+                <w:b/>
+                <w:color w:val="276749"/>
+                <w:sz w:val="15"/>
+              </w:rPr>
+              <w:t>MEASURED</w:t>
+            </w:r>
+          </w:p>
+        </w:tc>
+        <w:tc>
+          <w:tcPr>
+            <w:tcW w:type="dxa" w:w="2016"/>
+            <w:shd w:fill="FFFFFF"/>
+            <w:tcMar>
+              <w:top w:w="90" w:type="dxa"/>
+              <w:bottom w:w="90" w:type="dxa"/>
+              <w:left w:w="140" w:type="dxa"/>
+              <w:right w:w="140" w:type="dxa"/>
+            </w:tcMar>
+          </w:tcPr>
+          <w:p>
+            <w:pPr>
+              <w:spacing w:before="0" w:after="0"/>
+            </w:pPr>
+            <w:r>
+              <w:rPr>
+                <w:sz w:val="15"/>
+              </w:rPr>
+              <w:t>Confidence absent</w:t>
+            </w:r>
+          </w:p>
+        </w:tc>
+        <w:tc>
+          <w:tcPr>
+            <w:tcW w:type="dxa" w:w="3168"/>
+            <w:shd w:fill="FFFFFF"/>
+            <w:tcMar>
+              <w:top w:w="90" w:type="dxa"/>
+              <w:bottom w:w="90" w:type="dxa"/>
+              <w:left w:w="140" w:type="dxa"/>
+              <w:right w:w="140" w:type="dxa"/>
+            </w:tcMar>
+          </w:tcPr>
+          <w:p>
+            <w:pPr>
+              <w:spacing w:before="0" w:after="0"/>
+            </w:pPr>
+            <w:r>
+              <w:rPr>
+                <w:sz w:val="15"/>
+              </w:rPr>
+              <w:t>scripts/capture_prisma_raw.py (1 live call)</w:t>
+            </w:r>
+          </w:p>
+        </w:tc>
+      </w:tr>
+      <w:tr>
+        <w:tc>
+          <w:tcPr>
+            <w:tcW w:type="dxa" w:w="2592"/>
+            <w:shd w:fill="F7FAFC"/>
+            <w:tcMar>
+              <w:top w:w="90" w:type="dxa"/>
+              <w:bottom w:w="90" w:type="dxa"/>
+              <w:left w:w="140" w:type="dxa"/>
+              <w:right w:w="140" w:type="dxa"/>
+            </w:tcMar>
+          </w:tcPr>
+          <w:p>
+            <w:pPr>
+              <w:spacing w:before="0" w:after="0"/>
+            </w:pPr>
+            <w:r>
+              <w:rPr>
+                <w:b/>
+                <w:sz w:val="15"/>
+              </w:rPr>
+              <w:t>Daily LLM Budget Execution</w:t>
+            </w:r>
+          </w:p>
+        </w:tc>
+        <w:tc>
+          <w:tcPr>
+            <w:tcW w:type="dxa" w:w="1584"/>
+            <w:shd w:fill="F7FAFC"/>
+            <w:tcMar>
+              <w:top w:w="90" w:type="dxa"/>
+              <w:bottom w:w="90" w:type="dxa"/>
+              <w:left w:w="140" w:type="dxa"/>
+              <w:right w:w="140" w:type="dxa"/>
+            </w:tcMar>
+          </w:tcPr>
+          <w:p>
+            <w:pPr>
+              <w:spacing w:before="0" w:after="0"/>
+            </w:pPr>
+            <w:r>
+              <w:rPr>
+                <w:b/>
+                <w:color w:val="276749"/>
+                <w:sz w:val="15"/>
+              </w:rPr>
+              <w:t>MEASURED</w:t>
+            </w:r>
+          </w:p>
+        </w:tc>
+        <w:tc>
+          <w:tcPr>
+            <w:tcW w:type="dxa" w:w="2016"/>
+            <w:shd w:fill="F7FAFC"/>
+            <w:tcMar>
+              <w:top w:w="90" w:type="dxa"/>
+              <w:bottom w:w="90" w:type="dxa"/>
+              <w:left w:w="140" w:type="dxa"/>
+              <w:right w:w="140" w:type="dxa"/>
+            </w:tcMar>
+          </w:tcPr>
+          <w:p>
+            <w:pPr>
+              <w:spacing w:before="0" w:after="0"/>
+            </w:pPr>
+            <w:r>
+              <w:rPr>
+                <w:sz w:val="15"/>
+              </w:rPr>
+              <w:t>3 calls used / 17 spare</w:t>
+            </w:r>
+          </w:p>
+        </w:tc>
+        <w:tc>
+          <w:tcPr>
+            <w:tcW w:type="dxa" w:w="3168"/>
+            <w:shd w:fill="F7FAFC"/>
+            <w:tcMar>
+              <w:top w:w="90" w:type="dxa"/>
+              <w:bottom w:w="90" w:type="dxa"/>
+              <w:left w:w="140" w:type="dxa"/>
+              <w:right w:w="140" w:type="dxa"/>
+            </w:tcMar>
+          </w:tcPr>
+          <w:p>
+            <w:pPr>
+              <w:spacing w:before="0" w:after="0"/>
+            </w:pPr>
+            <w:r>
+              <w:rPr>
+                <w:sz w:val="15"/>
+              </w:rPr>
+              <w:t>scripts/run_daily.py (gemini-3.8-flash)</w:t>
+            </w:r>
+          </w:p>
+        </w:tc>
+      </w:tr>
+      <w:tr>
+        <w:tc>
+          <w:tcPr>
+            <w:tcW w:type="dxa" w:w="2592"/>
+            <w:shd w:fill="FFFFFF"/>
+            <w:tcMar>
+              <w:top w:w="90" w:type="dxa"/>
+              <w:bottom w:w="90" w:type="dxa"/>
+              <w:left w:w="140" w:type="dxa"/>
+              <w:right w:w="140" w:type="dxa"/>
+            </w:tcMar>
+          </w:tcPr>
+          <w:p>
+            <w:pPr>
+              <w:spacing w:before="0" w:after="0"/>
+            </w:pPr>
+            <w:r>
+              <w:rPr>
+                <w:b/>
+                <w:sz w:val="15"/>
+              </w:rPr>
+              <w:t>Automated Test Suite</w:t>
+            </w:r>
+          </w:p>
+        </w:tc>
+        <w:tc>
+          <w:tcPr>
+            <w:tcW w:type="dxa" w:w="1584"/>
+            <w:shd w:fill="FFFFFF"/>
+            <w:tcMar>
+              <w:top w:w="90" w:type="dxa"/>
+              <w:bottom w:w="90" w:type="dxa"/>
+              <w:left w:w="140" w:type="dxa"/>
+              <w:right w:w="140" w:type="dxa"/>
+            </w:tcMar>
+          </w:tcPr>
+          <w:p>
+            <w:pPr>
+              <w:spacing w:before="0" w:after="0"/>
+            </w:pPr>
+            <w:r>
+              <w:rPr>
+                <w:b/>
+                <w:color w:val="276749"/>
+                <w:sz w:val="15"/>
+              </w:rPr>
+              <w:t>MEASURED</w:t>
+            </w:r>
+          </w:p>
+        </w:tc>
+        <w:tc>
+          <w:tcPr>
+            <w:tcW w:type="dxa" w:w="2016"/>
+            <w:shd w:fill="FFFFFF"/>
+            <w:tcMar>
+              <w:top w:w="90" w:type="dxa"/>
+              <w:bottom w:w="90" w:type="dxa"/>
+              <w:left w:w="140" w:type="dxa"/>
+              <w:right w:w="140" w:type="dxa"/>
+            </w:tcMar>
+          </w:tcPr>
+          <w:p>
+            <w:pPr>
+              <w:spacing w:before="0" w:after="0"/>
+            </w:pPr>
+            <w:r>
+              <w:rPr>
+                <w:sz w:val="15"/>
+              </w:rPr>
+              <w:t>521 passed / 10 desel.</w:t>
+            </w:r>
+          </w:p>
+        </w:tc>
+        <w:tc>
+          <w:tcPr>
+            <w:tcW w:type="dxa" w:w="3168"/>
+            <w:shd w:fill="FFFFFF"/>
+            <w:tcMar>
+              <w:top w:w="90" w:type="dxa"/>
+              <w:bottom w:w="90" w:type="dxa"/>
+              <w:left w:w="140" w:type="dxa"/>
+              <w:right w:w="140" w:type="dxa"/>
+            </w:tcMar>
+          </w:tcPr>
+          <w:p>
+            <w:pPr>
+              <w:spacing w:before="0" w:after="0"/>
+            </w:pPr>
+            <w:r>
+              <w:rPr>
+                <w:sz w:val="15"/>
+              </w:rPr>
+              <w:t>pytest -q | 0 git secrets found</w:t>
+            </w:r>
+          </w:p>
+        </w:tc>
+      </w:tr>
+      <w:tr>
+        <w:tc>
+          <w:tcPr>
+            <w:tcW w:type="dxa" w:w="2592"/>
+            <w:shd w:fill="F7FAFC"/>
+            <w:tcMar>
+              <w:top w:w="90" w:type="dxa"/>
+              <w:bottom w:w="90" w:type="dxa"/>
+              <w:left w:w="140" w:type="dxa"/>
+              <w:right w:w="140" w:type="dxa"/>
+            </w:tcMar>
+          </w:tcPr>
+          <w:p>
+            <w:pPr>
+              <w:spacing w:before="0" w:after="0"/>
+            </w:pPr>
+            <w:r>
+              <w:rPr>
+                <w:b/>
+                <w:sz w:val="15"/>
+              </w:rPr>
+              <w:t>Teammate 50 Questions</w:t>
+            </w:r>
+          </w:p>
+        </w:tc>
+        <w:tc>
+          <w:tcPr>
+            <w:tcW w:type="dxa" w:w="1584"/>
+            <w:shd w:fill="F7FAFC"/>
+            <w:tcMar>
+              <w:top w:w="90" w:type="dxa"/>
+              <w:bottom w:w="90" w:type="dxa"/>
+              <w:left w:w="140" w:type="dxa"/>
+              <w:right w:w="140" w:type="dxa"/>
+            </w:tcMar>
+          </w:tcPr>
+          <w:p>
+            <w:pPr>
+              <w:spacing w:before="0" w:after="0"/>
+            </w:pPr>
+            <w:r>
+              <w:rPr>
+                <w:b/>
+                <w:color w:val="C53030"/>
+                <w:sz w:val="15"/>
+              </w:rPr>
+              <w:t>UNMEASURED</w:t>
+            </w:r>
+          </w:p>
+        </w:tc>
+        <w:tc>
+          <w:tcPr>
+            <w:tcW w:type="dxa" w:w="2016"/>
+            <w:shd w:fill="F7FAFC"/>
+            <w:tcMar>
+              <w:top w:w="90" w:type="dxa"/>
+              <w:bottom w:w="90" w:type="dxa"/>
+              <w:left w:w="140" w:type="dxa"/>
+              <w:right w:w="140" w:type="dxa"/>
+            </w:tcMar>
+          </w:tcPr>
+          <w:p>
+            <w:pPr>
+              <w:spacing w:before="0" w:after="0"/>
+            </w:pPr>
+            <w:r>
+              <w:rPr>
+                <w:sz w:val="15"/>
+              </w:rPr>
+              <w:t>TODO (BLK-02)</w:t>
+            </w:r>
+          </w:p>
+        </w:tc>
+        <w:tc>
+          <w:tcPr>
+            <w:tcW w:type="dxa" w:w="3168"/>
+            <w:shd w:fill="F7FAFC"/>
+            <w:tcMar>
+              <w:top w:w="90" w:type="dxa"/>
+              <w:bottom w:w="90" w:type="dxa"/>
+              <w:left w:w="140" w:type="dxa"/>
+              <w:right w:w="140" w:type="dxa"/>
+            </w:tcMar>
+          </w:tcPr>
+          <w:p>
+            <w:pPr>
+              <w:spacing w:before="0" w:after="0"/>
+            </w:pPr>
+            <w:r>
+              <w:rPr>
+                <w:sz w:val="15"/>
+              </w:rPr>
+              <w:t>Pending data delivery from teammate</w:t>
+            </w:r>
+          </w:p>
+        </w:tc>
+      </w:tr>
+      <w:tr>
+        <w:tc>
+          <w:tcPr>
+            <w:tcW w:type="dxa" w:w="2592"/>
+            <w:shd w:fill="FFFFFF"/>
+            <w:tcMar>
+              <w:top w:w="90" w:type="dxa"/>
+              <w:bottom w:w="90" w:type="dxa"/>
+              <w:left w:w="140" w:type="dxa"/>
+              <w:right w:w="140" w:type="dxa"/>
+            </w:tcMar>
+          </w:tcPr>
+          <w:p>
+            <w:pPr>
+              <w:spacing w:before="0" w:after="0"/>
+            </w:pPr>
+            <w:r>
+              <w:rPr>
+                <w:b/>
+                <w:sz w:val="15"/>
+              </w:rPr>
+              <w:t>Held-Out Question Eval</w:t>
+            </w:r>
+          </w:p>
+        </w:tc>
+        <w:tc>
+          <w:tcPr>
+            <w:tcW w:type="dxa" w:w="1584"/>
+            <w:shd w:fill="FFFFFF"/>
+            <w:tcMar>
+              <w:top w:w="90" w:type="dxa"/>
+              <w:bottom w:w="90" w:type="dxa"/>
+              <w:left w:w="140" w:type="dxa"/>
+              <w:right w:w="140" w:type="dxa"/>
+            </w:tcMar>
+          </w:tcPr>
+          <w:p>
+            <w:pPr>
+              <w:spacing w:before="0" w:after="0"/>
+            </w:pPr>
+            <w:r>
+              <w:rPr>
+                <w:b/>
+                <w:color w:val="C53030"/>
+                <w:sz w:val="15"/>
+              </w:rPr>
+              <w:t>UNMEASURED</w:t>
+            </w:r>
+          </w:p>
+        </w:tc>
+        <w:tc>
+          <w:tcPr>
+            <w:tcW w:type="dxa" w:w="2016"/>
+            <w:shd w:fill="FFFFFF"/>
+            <w:tcMar>
+              <w:top w:w="90" w:type="dxa"/>
+              <w:bottom w:w="90" w:type="dxa"/>
+              <w:left w:w="140" w:type="dxa"/>
+              <w:right w:w="140" w:type="dxa"/>
+            </w:tcMar>
+          </w:tcPr>
+          <w:p>
+            <w:pPr>
+              <w:spacing w:before="0" w:after="0"/>
+            </w:pPr>
+            <w:r>
+              <w:rPr>
+                <w:sz w:val="15"/>
+              </w:rPr>
+              <w:t>TODO (BLK-01)</w:t>
+            </w:r>
+          </w:p>
+        </w:tc>
+        <w:tc>
+          <w:tcPr>
+            <w:tcW w:type="dxa" w:w="3168"/>
+            <w:shd w:fill="FFFFFF"/>
+            <w:tcMar>
+              <w:top w:w="90" w:type="dxa"/>
+              <w:bottom w:w="90" w:type="dxa"/>
+              <w:left w:w="140" w:type="dxa"/>
+              <w:right w:w="140" w:type="dxa"/>
+            </w:tcMar>
+          </w:tcPr>
+          <w:p>
+            <w:pPr>
+              <w:spacing w:before="0" w:after="0"/>
+            </w:pPr>
+            <w:r>
+              <w:rPr>
+                <w:sz w:val="15"/>
+              </w:rPr>
+              <w:t>Gated strictly on .freeze marker (Mon 2 Nov)</w:t>
+            </w:r>
+          </w:p>
+        </w:tc>
+      </w:tr>
+      <w:tr>
+        <w:tc>
+          <w:tcPr>
+            <w:tcW w:type="dxa" w:w="2592"/>
+            <w:shd w:fill="F7FAFC"/>
+            <w:tcMar>
+              <w:top w:w="90" w:type="dxa"/>
+              <w:bottom w:w="90" w:type="dxa"/>
+              <w:left w:w="140" w:type="dxa"/>
+              <w:right w:w="140" w:type="dxa"/>
+            </w:tcMar>
+          </w:tcPr>
+          <w:p>
+            <w:pPr>
+              <w:spacing w:before="0" w:after="0"/>
+            </w:pPr>
+            <w:r>
+              <w:rPr>
+                <w:b/>
+                <w:sz w:val="15"/>
+              </w:rPr>
+              <w:t>Field Audio Real WER</w:t>
+            </w:r>
+          </w:p>
+        </w:tc>
+        <w:tc>
+          <w:tcPr>
+            <w:tcW w:type="dxa" w:w="1584"/>
+            <w:shd w:fill="F7FAFC"/>
+            <w:tcMar>
+              <w:top w:w="90" w:type="dxa"/>
+              <w:bottom w:w="90" w:type="dxa"/>
+              <w:left w:w="140" w:type="dxa"/>
+              <w:right w:w="140" w:type="dxa"/>
+            </w:tcMar>
+          </w:tcPr>
+          <w:p>
+            <w:pPr>
+              <w:spacing w:before="0" w:after="0"/>
+            </w:pPr>
+            <w:r>
+              <w:rPr>
+                <w:b/>
+                <w:color w:val="C53030"/>
+                <w:sz w:val="15"/>
+              </w:rPr>
+              <w:t>UNMEASURED</w:t>
+            </w:r>
+          </w:p>
+        </w:tc>
+        <w:tc>
+          <w:tcPr>
+            <w:tcW w:type="dxa" w:w="2016"/>
+            <w:shd w:fill="F7FAFC"/>
+            <w:tcMar>
+              <w:top w:w="90" w:type="dxa"/>
+              <w:bottom w:w="90" w:type="dxa"/>
+              <w:left w:w="140" w:type="dxa"/>
+              <w:right w:w="140" w:type="dxa"/>
+            </w:tcMar>
+          </w:tcPr>
+          <w:p>
+            <w:pPr>
+              <w:spacing w:before="0" w:after="0"/>
+            </w:pPr>
+            <w:r>
+              <w:rPr>
+                <w:sz w:val="15"/>
+              </w:rPr>
+              <w:t>TODO (BLK-03)</w:t>
+            </w:r>
+          </w:p>
+        </w:tc>
+        <w:tc>
+          <w:tcPr>
+            <w:tcW w:type="dxa" w:w="3168"/>
+            <w:shd w:fill="F7FAFC"/>
+            <w:tcMar>
+              <w:top w:w="90" w:type="dxa"/>
+              <w:bottom w:w="90" w:type="dxa"/>
+              <w:left w:w="140" w:type="dxa"/>
+              <w:right w:w="140" w:type="dxa"/>
+            </w:tcMar>
+          </w:tcPr>
+          <w:p>
+            <w:pPr>
+              <w:spacing w:before="0" w:after="0"/>
+            </w:pPr>
+            <w:r>
+              <w:rPr>
+                <w:sz w:val="15"/>
+              </w:rPr>
+              <w:t>Pending 30 physical audio recordings</w:t>
+            </w:r>
+          </w:p>
+        </w:tc>
+      </w:tr>
+      <w:tr>
+        <w:tc>
+          <w:tcPr>
+            <w:tcW w:type="dxa" w:w="2592"/>
+            <w:shd w:fill="FFFFFF"/>
+            <w:tcMar>
+              <w:top w:w="90" w:type="dxa"/>
+              <w:bottom w:w="90" w:type="dxa"/>
+              <w:left w:w="140" w:type="dxa"/>
+              <w:right w:w="140" w:type="dxa"/>
+            </w:tcMar>
+          </w:tcPr>
+          <w:p>
+            <w:pPr>
+              <w:spacing w:before="0" w:after="0"/>
+            </w:pPr>
+            <w:r>
+              <w:rPr>
+                <w:b/>
+                <w:sz w:val="15"/>
+              </w:rPr>
+              <w:t>Official Helpline Phone Audit</w:t>
+            </w:r>
+          </w:p>
+        </w:tc>
+        <w:tc>
+          <w:tcPr>
+            <w:tcW w:type="dxa" w:w="1584"/>
+            <w:shd w:fill="FFFFFF"/>
+            <w:tcMar>
+              <w:top w:w="90" w:type="dxa"/>
+              <w:bottom w:w="90" w:type="dxa"/>
+              <w:left w:w="140" w:type="dxa"/>
+              <w:right w:w="140" w:type="dxa"/>
+            </w:tcMar>
+          </w:tcPr>
+          <w:p>
+            <w:pPr>
+              <w:spacing w:before="0" w:after="0"/>
+            </w:pPr>
+            <w:r>
+              <w:rPr>
+                <w:b/>
+                <w:color w:val="C53030"/>
+                <w:sz w:val="15"/>
+              </w:rPr>
+              <w:t>UNMEASURED</w:t>
+            </w:r>
+          </w:p>
+        </w:tc>
+        <w:tc>
+          <w:tcPr>
+            <w:tcW w:type="dxa" w:w="2016"/>
+            <w:shd w:fill="FFFFFF"/>
+            <w:tcMar>
+              <w:top w:w="90" w:type="dxa"/>
+              <w:bottom w:w="90" w:type="dxa"/>
+              <w:left w:w="140" w:type="dxa"/>
+              <w:right w:w="140" w:type="dxa"/>
+            </w:tcMar>
+          </w:tcPr>
+          <w:p>
+            <w:pPr>
+              <w:spacing w:before="0" w:after="0"/>
+            </w:pPr>
+            <w:r>
+              <w:rPr>
+                <w:sz w:val="15"/>
+              </w:rPr>
+              <w:t>TODO (BLK-04)</w:t>
+            </w:r>
+          </w:p>
+        </w:tc>
+        <w:tc>
+          <w:tcPr>
+            <w:tcW w:type="dxa" w:w="3168"/>
+            <w:shd w:fill="FFFFFF"/>
+            <w:tcMar>
+              <w:top w:w="90" w:type="dxa"/>
+              <w:bottom w:w="90" w:type="dxa"/>
+              <w:left w:w="140" w:type="dxa"/>
+              <w:right w:w="140" w:type="dxa"/>
+            </w:tcMar>
+          </w:tcPr>
+          <w:p>
+            <w:pPr>
+              <w:spacing w:before="0" w:after="0"/>
+            </w:pPr>
+            <w:r>
+              <w:rPr>
+                <w:sz w:val="15"/>
+              </w:rPr>
+              <w:t>Requires human phone calls</w:t>
+            </w:r>
+          </w:p>
+        </w:tc>
+      </w:tr>
+      <w:tr>
+        <w:tc>
+          <w:tcPr>
+            <w:tcW w:type="dxa" w:w="2592"/>
+            <w:shd w:fill="F7FAFC"/>
+            <w:tcMar>
+              <w:top w:w="90" w:type="dxa"/>
+              <w:bottom w:w="90" w:type="dxa"/>
+              <w:left w:w="140" w:type="dxa"/>
+              <w:right w:w="140" w:type="dxa"/>
+            </w:tcMar>
+          </w:tcPr>
+          <w:p>
+            <w:pPr>
+              <w:spacing w:before="0" w:after="0"/>
+            </w:pPr>
+            <w:r>
+              <w:rPr>
+                <w:b/>
+                <w:sz w:val="15"/>
+              </w:rPr>
+              <w:t>Full Answer Hand-Grading</w:t>
+            </w:r>
+          </w:p>
+        </w:tc>
+        <w:tc>
+          <w:tcPr>
+            <w:tcW w:type="dxa" w:w="1584"/>
+            <w:shd w:fill="F7FAFC"/>
+            <w:tcMar>
+              <w:top w:w="90" w:type="dxa"/>
+              <w:bottom w:w="90" w:type="dxa"/>
+              <w:left w:w="140" w:type="dxa"/>
+              <w:right w:w="140" w:type="dxa"/>
+            </w:tcMar>
+          </w:tcPr>
+          <w:p>
+            <w:pPr>
+              <w:spacing w:before="0" w:after="0"/>
+            </w:pPr>
+            <w:r>
+              <w:rPr>
+                <w:b/>
+                <w:color w:val="C53030"/>
+                <w:sz w:val="15"/>
+              </w:rPr>
+              <w:t>UNMEASURED</w:t>
+            </w:r>
+          </w:p>
+        </w:tc>
+        <w:tc>
+          <w:tcPr>
+            <w:tcW w:type="dxa" w:w="2016"/>
+            <w:shd w:fill="F7FAFC"/>
+            <w:tcMar>
+              <w:top w:w="90" w:type="dxa"/>
+              <w:bottom w:w="90" w:type="dxa"/>
+              <w:left w:w="140" w:type="dxa"/>
+              <w:right w:w="140" w:type="dxa"/>
+            </w:tcMar>
+          </w:tcPr>
+          <w:p>
+            <w:pPr>
+              <w:spacing w:before="0" w:after="0"/>
+            </w:pPr>
+            <w:r>
+              <w:rPr>
+                <w:sz w:val="15"/>
+              </w:rPr>
+              <w:t>TODO (BLK-05)</w:t>
+            </w:r>
+          </w:p>
+        </w:tc>
+        <w:tc>
+          <w:tcPr>
+            <w:tcW w:type="dxa" w:w="3168"/>
+            <w:shd w:fill="F7FAFC"/>
+            <w:tcMar>
+              <w:top w:w="90" w:type="dxa"/>
+              <w:bottom w:w="90" w:type="dxa"/>
+              <w:left w:w="140" w:type="dxa"/>
+              <w:right w:w="140" w:type="dxa"/>
+            </w:tcMar>
+          </w:tcPr>
+          <w:p>
+            <w:pPr>
+              <w:spacing w:before="0" w:after="0"/>
+            </w:pPr>
+            <w:r>
+              <w:rPr>
+                <w:sz w:val="15"/>
+              </w:rPr>
+              <w:t>194 answers pending human panel scoring</w:t>
+            </w:r>
+          </w:p>
+        </w:tc>
+      </w:tr>
+    </w:tbl>
     <w:p>
       <w:pPr>
         <w:spacing w:after="200"/>
@@ -3240,7 +5569,898 @@
         <w:rPr>
           <w:color w:val="1A365D"/>
         </w:rPr>
-        <w:t>5. Release Gates Status</w:t>
+        <w:t>5. Blocked Items Tracker (Human &amp; External Dependencies)</w:t>
+      </w:r>
+    </w:p>
+    <w:tbl>
+      <w:tblPr>
+        <w:tblW w:type="auto" w:w="0"/>
+        <w:jc w:val="center"/>
+        <w:tblLook w:firstColumn="1" w:firstRow="1" w:lastColumn="0" w:lastRow="0" w:noHBand="0" w:noVBand="1" w:val="04A0"/>
+      </w:tblPr>
+      <w:tblGrid>
+        <w:gridCol w:w="2340"/>
+        <w:gridCol w:w="2340"/>
+        <w:gridCol w:w="2340"/>
+        <w:gridCol w:w="2340"/>
+      </w:tblGrid>
+      <w:tr>
+        <w:tc>
+          <w:tcPr>
+            <w:tcW w:type="dxa" w:w="1440"/>
+            <w:shd w:fill="1A365D"/>
+            <w:tcMar>
+              <w:top w:w="120" w:type="dxa"/>
+              <w:bottom w:w="120" w:type="dxa"/>
+              <w:left w:w="140" w:type="dxa"/>
+              <w:right w:w="140" w:type="dxa"/>
+            </w:tcMar>
+          </w:tcPr>
+          <w:p>
+            <w:pPr>
+              <w:spacing w:before="0" w:after="0"/>
+            </w:pPr>
+            <w:r>
+              <w:rPr>
+                <w:b/>
+                <w:color w:val="FFFFFF"/>
+                <w:sz w:val="17"/>
+              </w:rPr>
+              <w:t>Blocker ID</w:t>
+            </w:r>
+          </w:p>
+        </w:tc>
+        <w:tc>
+          <w:tcPr>
+            <w:tcW w:type="dxa" w:w="1872"/>
+            <w:shd w:fill="1A365D"/>
+            <w:tcMar>
+              <w:top w:w="120" w:type="dxa"/>
+              <w:bottom w:w="120" w:type="dxa"/>
+              <w:left w:w="140" w:type="dxa"/>
+              <w:right w:w="140" w:type="dxa"/>
+            </w:tcMar>
+          </w:tcPr>
+          <w:p>
+            <w:pPr>
+              <w:spacing w:before="0" w:after="0"/>
+            </w:pPr>
+            <w:r>
+              <w:rPr>
+                <w:b/>
+                <w:color w:val="FFFFFF"/>
+                <w:sz w:val="17"/>
+              </w:rPr>
+              <w:t>Required From</w:t>
+            </w:r>
+          </w:p>
+        </w:tc>
+        <w:tc>
+          <w:tcPr>
+            <w:tcW w:type="dxa" w:w="3888"/>
+            <w:shd w:fill="1A365D"/>
+            <w:tcMar>
+              <w:top w:w="120" w:type="dxa"/>
+              <w:bottom w:w="120" w:type="dxa"/>
+              <w:left w:w="140" w:type="dxa"/>
+              <w:right w:w="140" w:type="dxa"/>
+            </w:tcMar>
+          </w:tcPr>
+          <w:p>
+            <w:pPr>
+              <w:spacing w:before="0" w:after="0"/>
+            </w:pPr>
+            <w:r>
+              <w:rPr>
+                <w:b/>
+                <w:color w:val="FFFFFF"/>
+                <w:sz w:val="17"/>
+              </w:rPr>
+              <w:t>Description / Gate Condition</w:t>
+            </w:r>
+          </w:p>
+        </w:tc>
+        <w:tc>
+          <w:tcPr>
+            <w:tcW w:type="dxa" w:w="2160"/>
+            <w:shd w:fill="1A365D"/>
+            <w:tcMar>
+              <w:top w:w="120" w:type="dxa"/>
+              <w:bottom w:w="120" w:type="dxa"/>
+              <w:left w:w="140" w:type="dxa"/>
+              <w:right w:w="140" w:type="dxa"/>
+            </w:tcMar>
+          </w:tcPr>
+          <w:p>
+            <w:pPr>
+              <w:spacing w:before="0" w:after="0"/>
+            </w:pPr>
+            <w:r>
+              <w:rPr>
+                <w:b/>
+                <w:color w:val="FFFFFF"/>
+                <w:sz w:val="17"/>
+              </w:rPr>
+              <w:t>Action Plan</w:t>
+            </w:r>
+          </w:p>
+        </w:tc>
+      </w:tr>
+      <w:tr>
+        <w:tc>
+          <w:tcPr>
+            <w:tcW w:type="dxa" w:w="1440"/>
+            <w:shd w:fill="FFFFFF"/>
+            <w:tcMar>
+              <w:top w:w="90" w:type="dxa"/>
+              <w:bottom w:w="90" w:type="dxa"/>
+              <w:left w:w="140" w:type="dxa"/>
+              <w:right w:w="140" w:type="dxa"/>
+            </w:tcMar>
+          </w:tcPr>
+          <w:p>
+            <w:pPr>
+              <w:spacing w:before="0" w:after="0"/>
+            </w:pPr>
+            <w:r>
+              <w:rPr>
+                <w:b/>
+                <w:sz w:val="15"/>
+              </w:rPr>
+              <w:t>BLK-01</w:t>
+            </w:r>
+          </w:p>
+        </w:tc>
+        <w:tc>
+          <w:tcPr>
+            <w:tcW w:type="dxa" w:w="1872"/>
+            <w:shd w:fill="FFFFFF"/>
+            <w:tcMar>
+              <w:top w:w="90" w:type="dxa"/>
+              <w:bottom w:w="90" w:type="dxa"/>
+              <w:left w:w="140" w:type="dxa"/>
+              <w:right w:w="140" w:type="dxa"/>
+            </w:tcMar>
+          </w:tcPr>
+          <w:p>
+            <w:pPr>
+              <w:spacing w:before="0" w:after="0"/>
+            </w:pPr>
+            <w:r>
+              <w:rPr>
+                <w:sz w:val="15"/>
+              </w:rPr>
+              <w:t>User</w:t>
+            </w:r>
+          </w:p>
+        </w:tc>
+        <w:tc>
+          <w:tcPr>
+            <w:tcW w:type="dxa" w:w="3888"/>
+            <w:shd w:fill="FFFFFF"/>
+            <w:tcMar>
+              <w:top w:w="90" w:type="dxa"/>
+              <w:bottom w:w="90" w:type="dxa"/>
+              <w:left w:w="140" w:type="dxa"/>
+              <w:right w:w="140" w:type="dxa"/>
+            </w:tcMar>
+          </w:tcPr>
+          <w:p>
+            <w:pPr>
+              <w:spacing w:before="0" w:after="0"/>
+            </w:pPr>
+            <w:r>
+              <w:rPr>
+                <w:sz w:val="15"/>
+              </w:rPr>
+              <w:t>Commit .freeze marker file on Mon 2 Nov</w:t>
+            </w:r>
+          </w:p>
+        </w:tc>
+        <w:tc>
+          <w:tcPr>
+            <w:tcW w:type="dxa" w:w="2160"/>
+            <w:shd w:fill="FFFFFF"/>
+            <w:tcMar>
+              <w:top w:w="90" w:type="dxa"/>
+              <w:bottom w:w="90" w:type="dxa"/>
+              <w:left w:w="140" w:type="dxa"/>
+              <w:right w:w="140" w:type="dxa"/>
+            </w:tcMar>
+          </w:tcPr>
+          <w:p>
+            <w:pPr>
+              <w:spacing w:before="0" w:after="0"/>
+            </w:pPr>
+            <w:r>
+              <w:rPr>
+                <w:sz w:val="15"/>
+              </w:rPr>
+              <w:t>Unlocks held-out evaluation</w:t>
+            </w:r>
+          </w:p>
+        </w:tc>
+      </w:tr>
+      <w:tr>
+        <w:tc>
+          <w:tcPr>
+            <w:tcW w:type="dxa" w:w="1440"/>
+            <w:shd w:fill="F7FAFC"/>
+            <w:tcMar>
+              <w:top w:w="90" w:type="dxa"/>
+              <w:bottom w:w="90" w:type="dxa"/>
+              <w:left w:w="140" w:type="dxa"/>
+              <w:right w:w="140" w:type="dxa"/>
+            </w:tcMar>
+          </w:tcPr>
+          <w:p>
+            <w:pPr>
+              <w:spacing w:before="0" w:after="0"/>
+            </w:pPr>
+            <w:r>
+              <w:rPr>
+                <w:b/>
+                <w:sz w:val="15"/>
+              </w:rPr>
+              <w:t>BLK-02</w:t>
+            </w:r>
+          </w:p>
+        </w:tc>
+        <w:tc>
+          <w:tcPr>
+            <w:tcW w:type="dxa" w:w="1872"/>
+            <w:shd w:fill="F7FAFC"/>
+            <w:tcMar>
+              <w:top w:w="90" w:type="dxa"/>
+              <w:bottom w:w="90" w:type="dxa"/>
+              <w:left w:w="140" w:type="dxa"/>
+              <w:right w:w="140" w:type="dxa"/>
+            </w:tcMar>
+          </w:tcPr>
+          <w:p>
+            <w:pPr>
+              <w:spacing w:before="0" w:after="0"/>
+            </w:pPr>
+            <w:r>
+              <w:rPr>
+                <w:sz w:val="15"/>
+              </w:rPr>
+              <w:t>Teammate</w:t>
+            </w:r>
+          </w:p>
+        </w:tc>
+        <w:tc>
+          <w:tcPr>
+            <w:tcW w:type="dxa" w:w="3888"/>
+            <w:shd w:fill="F7FAFC"/>
+            <w:tcMar>
+              <w:top w:w="90" w:type="dxa"/>
+              <w:bottom w:w="90" w:type="dxa"/>
+              <w:left w:w="140" w:type="dxa"/>
+              <w:right w:w="140" w:type="dxa"/>
+            </w:tcMar>
+          </w:tcPr>
+          <w:p>
+            <w:pPr>
+              <w:spacing w:before="0" w:after="0"/>
+            </w:pPr>
+            <w:r>
+              <w:rPr>
+                <w:sz w:val="15"/>
+              </w:rPr>
+              <w:t>Deliver 50 verified questions to data/eval/</w:t>
+            </w:r>
+          </w:p>
+        </w:tc>
+        <w:tc>
+          <w:tcPr>
+            <w:tcW w:type="dxa" w:w="2160"/>
+            <w:shd w:fill="F7FAFC"/>
+            <w:tcMar>
+              <w:top w:w="90" w:type="dxa"/>
+              <w:bottom w:w="90" w:type="dxa"/>
+              <w:left w:w="140" w:type="dxa"/>
+              <w:right w:w="140" w:type="dxa"/>
+            </w:tcMar>
+          </w:tcPr>
+          <w:p>
+            <w:pPr>
+              <w:spacing w:before="0" w:after="0"/>
+            </w:pPr>
+            <w:r>
+              <w:rPr>
+                <w:sz w:val="15"/>
+              </w:rPr>
+              <w:t>Unlocks answer evaluation batch</w:t>
+            </w:r>
+          </w:p>
+        </w:tc>
+      </w:tr>
+      <w:tr>
+        <w:tc>
+          <w:tcPr>
+            <w:tcW w:type="dxa" w:w="1440"/>
+            <w:shd w:fill="FFFFFF"/>
+            <w:tcMar>
+              <w:top w:w="90" w:type="dxa"/>
+              <w:bottom w:w="90" w:type="dxa"/>
+              <w:left w:w="140" w:type="dxa"/>
+              <w:right w:w="140" w:type="dxa"/>
+            </w:tcMar>
+          </w:tcPr>
+          <w:p>
+            <w:pPr>
+              <w:spacing w:before="0" w:after="0"/>
+            </w:pPr>
+            <w:r>
+              <w:rPr>
+                <w:b/>
+                <w:sz w:val="15"/>
+              </w:rPr>
+              <w:t>BLK-03</w:t>
+            </w:r>
+          </w:p>
+        </w:tc>
+        <w:tc>
+          <w:tcPr>
+            <w:tcW w:type="dxa" w:w="1872"/>
+            <w:shd w:fill="FFFFFF"/>
+            <w:tcMar>
+              <w:top w:w="90" w:type="dxa"/>
+              <w:bottom w:w="90" w:type="dxa"/>
+              <w:left w:w="140" w:type="dxa"/>
+              <w:right w:w="140" w:type="dxa"/>
+            </w:tcMar>
+          </w:tcPr>
+          <w:p>
+            <w:pPr>
+              <w:spacing w:before="0" w:after="0"/>
+            </w:pPr>
+            <w:r>
+              <w:rPr>
+                <w:sz w:val="15"/>
+              </w:rPr>
+              <w:t>User / Field</w:t>
+            </w:r>
+          </w:p>
+        </w:tc>
+        <w:tc>
+          <w:tcPr>
+            <w:tcW w:type="dxa" w:w="3888"/>
+            <w:shd w:fill="FFFFFF"/>
+            <w:tcMar>
+              <w:top w:w="90" w:type="dxa"/>
+              <w:bottom w:w="90" w:type="dxa"/>
+              <w:left w:w="140" w:type="dxa"/>
+              <w:right w:w="140" w:type="dxa"/>
+            </w:tcMar>
+          </w:tcPr>
+          <w:p>
+            <w:pPr>
+              <w:spacing w:before="0" w:after="0"/>
+            </w:pPr>
+            <w:r>
+              <w:rPr>
+                <w:sz w:val="15"/>
+              </w:rPr>
+              <w:t>Record 30 audio clips using CLIP_PLAN.md</w:t>
+            </w:r>
+          </w:p>
+        </w:tc>
+        <w:tc>
+          <w:tcPr>
+            <w:tcW w:type="dxa" w:w="2160"/>
+            <w:shd w:fill="FFFFFF"/>
+            <w:tcMar>
+              <w:top w:w="90" w:type="dxa"/>
+              <w:bottom w:w="90" w:type="dxa"/>
+              <w:left w:w="140" w:type="dxa"/>
+              <w:right w:w="140" w:type="dxa"/>
+            </w:tcMar>
+          </w:tcPr>
+          <w:p>
+            <w:pPr>
+              <w:spacing w:before="0" w:after="0"/>
+            </w:pPr>
+            <w:r>
+              <w:rPr>
+                <w:sz w:val="15"/>
+              </w:rPr>
+              <w:t>Unlocks field-clip STT evaluation</w:t>
+            </w:r>
+          </w:p>
+        </w:tc>
+      </w:tr>
+      <w:tr>
+        <w:tc>
+          <w:tcPr>
+            <w:tcW w:type="dxa" w:w="1440"/>
+            <w:shd w:fill="F7FAFC"/>
+            <w:tcMar>
+              <w:top w:w="90" w:type="dxa"/>
+              <w:bottom w:w="90" w:type="dxa"/>
+              <w:left w:w="140" w:type="dxa"/>
+              <w:right w:w="140" w:type="dxa"/>
+            </w:tcMar>
+          </w:tcPr>
+          <w:p>
+            <w:pPr>
+              <w:spacing w:before="0" w:after="0"/>
+            </w:pPr>
+            <w:r>
+              <w:rPr>
+                <w:b/>
+                <w:sz w:val="15"/>
+              </w:rPr>
+              <w:t>BLK-04</w:t>
+            </w:r>
+          </w:p>
+        </w:tc>
+        <w:tc>
+          <w:tcPr>
+            <w:tcW w:type="dxa" w:w="1872"/>
+            <w:shd w:fill="F7FAFC"/>
+            <w:tcMar>
+              <w:top w:w="90" w:type="dxa"/>
+              <w:bottom w:w="90" w:type="dxa"/>
+              <w:left w:w="140" w:type="dxa"/>
+              <w:right w:w="140" w:type="dxa"/>
+            </w:tcMar>
+          </w:tcPr>
+          <w:p>
+            <w:pPr>
+              <w:spacing w:before="0" w:after="0"/>
+            </w:pPr>
+            <w:r>
+              <w:rPr>
+                <w:sz w:val="15"/>
+              </w:rPr>
+              <w:t>User</w:t>
+            </w:r>
+          </w:p>
+        </w:tc>
+        <w:tc>
+          <w:tcPr>
+            <w:tcW w:type="dxa" w:w="3888"/>
+            <w:shd w:fill="F7FAFC"/>
+            <w:tcMar>
+              <w:top w:w="90" w:type="dxa"/>
+              <w:bottom w:w="90" w:type="dxa"/>
+              <w:left w:w="140" w:type="dxa"/>
+              <w:right w:w="140" w:type="dxa"/>
+            </w:tcMar>
+          </w:tcPr>
+          <w:p>
+            <w:pPr>
+              <w:spacing w:before="0" w:after="0"/>
+            </w:pPr>
+            <w:r>
+              <w:rPr>
+                <w:sz w:val="15"/>
+              </w:rPr>
+              <w:t>Dial 9 helplines &amp; fill helpline_check.csv</w:t>
+            </w:r>
+          </w:p>
+        </w:tc>
+        <w:tc>
+          <w:tcPr>
+            <w:tcW w:type="dxa" w:w="2160"/>
+            <w:shd w:fill="F7FAFC"/>
+            <w:tcMar>
+              <w:top w:w="90" w:type="dxa"/>
+              <w:bottom w:w="90" w:type="dxa"/>
+              <w:left w:w="140" w:type="dxa"/>
+              <w:right w:w="140" w:type="dxa"/>
+            </w:tcMar>
+          </w:tcPr>
+          <w:p>
+            <w:pPr>
+              <w:spacing w:before="0" w:after="0"/>
+            </w:pPr>
+            <w:r>
+              <w:rPr>
+                <w:sz w:val="15"/>
+              </w:rPr>
+              <w:t>Unlocks release-gate verification</w:t>
+            </w:r>
+          </w:p>
+        </w:tc>
+      </w:tr>
+      <w:tr>
+        <w:tc>
+          <w:tcPr>
+            <w:tcW w:type="dxa" w:w="1440"/>
+            <w:shd w:fill="FFFFFF"/>
+            <w:tcMar>
+              <w:top w:w="90" w:type="dxa"/>
+              <w:bottom w:w="90" w:type="dxa"/>
+              <w:left w:w="140" w:type="dxa"/>
+              <w:right w:w="140" w:type="dxa"/>
+            </w:tcMar>
+          </w:tcPr>
+          <w:p>
+            <w:pPr>
+              <w:spacing w:before="0" w:after="0"/>
+            </w:pPr>
+            <w:r>
+              <w:rPr>
+                <w:b/>
+                <w:sz w:val="15"/>
+              </w:rPr>
+              <w:t>BLK-05</w:t>
+            </w:r>
+          </w:p>
+        </w:tc>
+        <w:tc>
+          <w:tcPr>
+            <w:tcW w:type="dxa" w:w="1872"/>
+            <w:shd w:fill="FFFFFF"/>
+            <w:tcMar>
+              <w:top w:w="90" w:type="dxa"/>
+              <w:bottom w:w="90" w:type="dxa"/>
+              <w:left w:w="140" w:type="dxa"/>
+              <w:right w:w="140" w:type="dxa"/>
+            </w:tcMar>
+          </w:tcPr>
+          <w:p>
+            <w:pPr>
+              <w:spacing w:before="0" w:after="0"/>
+            </w:pPr>
+            <w:r>
+              <w:rPr>
+                <w:sz w:val="15"/>
+              </w:rPr>
+              <w:t>User</w:t>
+            </w:r>
+          </w:p>
+        </w:tc>
+        <w:tc>
+          <w:tcPr>
+            <w:tcW w:type="dxa" w:w="3888"/>
+            <w:shd w:fill="FFFFFF"/>
+            <w:tcMar>
+              <w:top w:w="90" w:type="dxa"/>
+              <w:bottom w:w="90" w:type="dxa"/>
+              <w:left w:w="140" w:type="dxa"/>
+              <w:right w:w="140" w:type="dxa"/>
+            </w:tcMar>
+          </w:tcPr>
+          <w:p>
+            <w:pPr>
+              <w:spacing w:before="0" w:after="0"/>
+            </w:pPr>
+            <w:r>
+              <w:rPr>
+                <w:sz w:val="15"/>
+              </w:rPr>
+              <w:t>Hand-grade answers in grading_sheet.csv</w:t>
+            </w:r>
+          </w:p>
+        </w:tc>
+        <w:tc>
+          <w:tcPr>
+            <w:tcW w:type="dxa" w:w="2160"/>
+            <w:shd w:fill="FFFFFF"/>
+            <w:tcMar>
+              <w:top w:w="90" w:type="dxa"/>
+              <w:bottom w:w="90" w:type="dxa"/>
+              <w:left w:w="140" w:type="dxa"/>
+              <w:right w:w="140" w:type="dxa"/>
+            </w:tcMar>
+          </w:tcPr>
+          <w:p>
+            <w:pPr>
+              <w:spacing w:before="0" w:after="0"/>
+            </w:pPr>
+            <w:r>
+              <w:rPr>
+                <w:sz w:val="15"/>
+              </w:rPr>
+              <w:t>Produces ground-truth quality score</w:t>
+            </w:r>
+          </w:p>
+        </w:tc>
+      </w:tr>
+      <w:tr>
+        <w:tc>
+          <w:tcPr>
+            <w:tcW w:type="dxa" w:w="1440"/>
+            <w:shd w:fill="F7FAFC"/>
+            <w:tcMar>
+              <w:top w:w="90" w:type="dxa"/>
+              <w:bottom w:w="90" w:type="dxa"/>
+              <w:left w:w="140" w:type="dxa"/>
+              <w:right w:w="140" w:type="dxa"/>
+            </w:tcMar>
+          </w:tcPr>
+          <w:p>
+            <w:pPr>
+              <w:spacing w:before="0" w:after="0"/>
+            </w:pPr>
+            <w:r>
+              <w:rPr>
+                <w:b/>
+                <w:sz w:val="15"/>
+              </w:rPr>
+              <w:t>BLK-06</w:t>
+            </w:r>
+          </w:p>
+        </w:tc>
+        <w:tc>
+          <w:tcPr>
+            <w:tcW w:type="dxa" w:w="1872"/>
+            <w:shd w:fill="F7FAFC"/>
+            <w:tcMar>
+              <w:top w:w="90" w:type="dxa"/>
+              <w:bottom w:w="90" w:type="dxa"/>
+              <w:left w:w="140" w:type="dxa"/>
+              <w:right w:w="140" w:type="dxa"/>
+            </w:tcMar>
+          </w:tcPr>
+          <w:p>
+            <w:pPr>
+              <w:spacing w:before="0" w:after="0"/>
+            </w:pPr>
+            <w:r>
+              <w:rPr>
+                <w:sz w:val="15"/>
+              </w:rPr>
+              <w:t>User</w:t>
+            </w:r>
+          </w:p>
+        </w:tc>
+        <w:tc>
+          <w:tcPr>
+            <w:tcW w:type="dxa" w:w="3888"/>
+            <w:shd w:fill="F7FAFC"/>
+            <w:tcMar>
+              <w:top w:w="90" w:type="dxa"/>
+              <w:bottom w:w="90" w:type="dxa"/>
+              <w:left w:w="140" w:type="dxa"/>
+              <w:right w:w="140" w:type="dxa"/>
+            </w:tcMar>
+          </w:tcPr>
+          <w:p>
+            <w:pPr>
+              <w:spacing w:before="0" w:after="0"/>
+            </w:pPr>
+            <w:r>
+              <w:rPr>
+                <w:sz w:val="15"/>
+              </w:rPr>
+              <w:t>Review 68 scanned pages with amount differences</w:t>
+            </w:r>
+          </w:p>
+        </w:tc>
+        <w:tc>
+          <w:tcPr>
+            <w:tcW w:type="dxa" w:w="2160"/>
+            <w:shd w:fill="F7FAFC"/>
+            <w:tcMar>
+              <w:top w:w="90" w:type="dxa"/>
+              <w:bottom w:w="90" w:type="dxa"/>
+              <w:left w:w="140" w:type="dxa"/>
+              <w:right w:w="140" w:type="dxa"/>
+            </w:tcMar>
+          </w:tcPr>
+          <w:p>
+            <w:pPr>
+              <w:spacing w:before="0" w:after="0"/>
+            </w:pPr>
+            <w:r>
+              <w:rPr>
+                <w:sz w:val="15"/>
+              </w:rPr>
+              <w:t>Authoritative ground-truth OCR label</w:t>
+            </w:r>
+          </w:p>
+        </w:tc>
+      </w:tr>
+      <w:tr>
+        <w:tc>
+          <w:tcPr>
+            <w:tcW w:type="dxa" w:w="1440"/>
+            <w:shd w:fill="FFFFFF"/>
+            <w:tcMar>
+              <w:top w:w="90" w:type="dxa"/>
+              <w:bottom w:w="90" w:type="dxa"/>
+              <w:left w:w="140" w:type="dxa"/>
+              <w:right w:w="140" w:type="dxa"/>
+            </w:tcMar>
+          </w:tcPr>
+          <w:p>
+            <w:pPr>
+              <w:spacing w:before="0" w:after="0"/>
+            </w:pPr>
+            <w:r>
+              <w:rPr>
+                <w:b/>
+                <w:sz w:val="15"/>
+              </w:rPr>
+              <w:t>BLK-07</w:t>
+            </w:r>
+          </w:p>
+        </w:tc>
+        <w:tc>
+          <w:tcPr>
+            <w:tcW w:type="dxa" w:w="1872"/>
+            <w:shd w:fill="FFFFFF"/>
+            <w:tcMar>
+              <w:top w:w="90" w:type="dxa"/>
+              <w:bottom w:w="90" w:type="dxa"/>
+              <w:left w:w="140" w:type="dxa"/>
+              <w:right w:w="140" w:type="dxa"/>
+            </w:tcMar>
+          </w:tcPr>
+          <w:p>
+            <w:pPr>
+              <w:spacing w:before="0" w:after="0"/>
+            </w:pPr>
+            <w:r>
+              <w:rPr>
+                <w:sz w:val="15"/>
+              </w:rPr>
+              <w:t>User</w:t>
+            </w:r>
+          </w:p>
+        </w:tc>
+        <w:tc>
+          <w:tcPr>
+            <w:tcW w:type="dxa" w:w="3888"/>
+            <w:shd w:fill="FFFFFF"/>
+            <w:tcMar>
+              <w:top w:w="90" w:type="dxa"/>
+              <w:bottom w:w="90" w:type="dxa"/>
+              <w:left w:w="140" w:type="dxa"/>
+              <w:right w:w="140" w:type="dxa"/>
+            </w:tcMar>
+          </w:tcPr>
+          <w:p>
+            <w:pPr>
+              <w:spacing w:before="0" w:after="0"/>
+            </w:pPr>
+            <w:r>
+              <w:rPr>
+                <w:sz w:val="15"/>
+              </w:rPr>
+              <w:t>Explicit decision PUSH_BRANCH_NOW: yes</w:t>
+            </w:r>
+          </w:p>
+        </w:tc>
+        <w:tc>
+          <w:tcPr>
+            <w:tcW w:type="dxa" w:w="2160"/>
+            <w:shd w:fill="FFFFFF"/>
+            <w:tcMar>
+              <w:top w:w="90" w:type="dxa"/>
+              <w:bottom w:w="90" w:type="dxa"/>
+              <w:left w:w="140" w:type="dxa"/>
+              <w:right w:w="140" w:type="dxa"/>
+            </w:tcMar>
+          </w:tcPr>
+          <w:p>
+            <w:pPr>
+              <w:spacing w:before="0" w:after="0"/>
+            </w:pPr>
+            <w:r>
+              <w:rPr>
+                <w:sz w:val="15"/>
+              </w:rPr>
+              <w:t>Pushes feature branch to remote origin</w:t>
+            </w:r>
+          </w:p>
+        </w:tc>
+      </w:tr>
+      <w:tr>
+        <w:tc>
+          <w:tcPr>
+            <w:tcW w:type="dxa" w:w="1440"/>
+            <w:shd w:fill="F7FAFC"/>
+            <w:tcMar>
+              <w:top w:w="90" w:type="dxa"/>
+              <w:bottom w:w="90" w:type="dxa"/>
+              <w:left w:w="140" w:type="dxa"/>
+              <w:right w:w="140" w:type="dxa"/>
+            </w:tcMar>
+          </w:tcPr>
+          <w:p>
+            <w:pPr>
+              <w:spacing w:before="0" w:after="0"/>
+            </w:pPr>
+            <w:r>
+              <w:rPr>
+                <w:b/>
+                <w:sz w:val="15"/>
+              </w:rPr>
+              <w:t>BLK-08</w:t>
+            </w:r>
+          </w:p>
+        </w:tc>
+        <w:tc>
+          <w:tcPr>
+            <w:tcW w:type="dxa" w:w="1872"/>
+            <w:shd w:fill="F7FAFC"/>
+            <w:tcMar>
+              <w:top w:w="90" w:type="dxa"/>
+              <w:bottom w:w="90" w:type="dxa"/>
+              <w:left w:w="140" w:type="dxa"/>
+              <w:right w:w="140" w:type="dxa"/>
+            </w:tcMar>
+          </w:tcPr>
+          <w:p>
+            <w:pPr>
+              <w:spacing w:before="0" w:after="0"/>
+            </w:pPr>
+            <w:r>
+              <w:rPr>
+                <w:sz w:val="15"/>
+              </w:rPr>
+              <w:t>User / Infra</w:t>
+            </w:r>
+          </w:p>
+        </w:tc>
+        <w:tc>
+          <w:tcPr>
+            <w:tcW w:type="dxa" w:w="3888"/>
+            <w:shd w:fill="F7FAFC"/>
+            <w:tcMar>
+              <w:top w:w="90" w:type="dxa"/>
+              <w:bottom w:w="90" w:type="dxa"/>
+              <w:left w:w="140" w:type="dxa"/>
+              <w:right w:w="140" w:type="dxa"/>
+            </w:tcMar>
+          </w:tcPr>
+          <w:p>
+            <w:pPr>
+              <w:spacing w:before="0" w:after="0"/>
+            </w:pPr>
+            <w:r>
+              <w:rPr>
+                <w:sz w:val="15"/>
+              </w:rPr>
+              <w:t>Live telephone line deployment (SIP/Twilio)</w:t>
+            </w:r>
+          </w:p>
+        </w:tc>
+        <w:tc>
+          <w:tcPr>
+            <w:tcW w:type="dxa" w:w="2160"/>
+            <w:shd w:fill="F7FAFC"/>
+            <w:tcMar>
+              <w:top w:w="90" w:type="dxa"/>
+              <w:bottom w:w="90" w:type="dxa"/>
+              <w:left w:w="140" w:type="dxa"/>
+              <w:right w:w="140" w:type="dxa"/>
+            </w:tcMar>
+          </w:tcPr>
+          <w:p>
+            <w:pPr>
+              <w:spacing w:before="0" w:after="0"/>
+            </w:pPr>
+            <w:r>
+              <w:rPr>
+                <w:sz w:val="15"/>
+              </w:rPr>
+              <w:t>Deferred post-submission</w:t>
+            </w:r>
+          </w:p>
+        </w:tc>
+      </w:tr>
+    </w:tbl>
+    <w:p>
+      <w:pPr>
+        <w:spacing w:after="200"/>
+      </w:pPr>
+    </w:p>
+    <w:p>
+      <w:pPr>
+        <w:pStyle w:val="Heading1"/>
+      </w:pPr>
+      <w:r>
+        <w:rPr>
+          <w:color w:val="1A365D"/>
+        </w:rPr>
+        <w:t>6. Release Gates Status</w:t>
       </w:r>
     </w:p>
     <w:tbl>
@@ -3424,7 +6644,7 @@
               <w:rPr>
                 <w:sz w:val="15"/>
               </w:rPr>
-              <w:t>476 Passing Tests | 0 Git Secrets</w:t>
+              <w:t>521 Passing Tests | 0 Git Secrets (173 commits)</w:t>
             </w:r>
           </w:p>
         </w:tc>
@@ -3618,7 +6838,7 @@
               <w:rPr>
                 <w:sz w:val="15"/>
               </w:rPr>
-              <w:t>3 Answers printed; scoring panel pending</w:t>
+              <w:t>194 Questions generated in grading_sheet.csv</w:t>
             </w:r>
           </w:p>
         </w:tc>
@@ -4128,7 +7348,7 @@
                 <w:color w:val="C53030"/>
                 <w:sz w:val="15"/>
               </w:rPr>
-              <w:t>PARTIAL (7 pages selected as Tesseract failures; 263 not reviewed)</w:t>
+              <w:t>PARTIAL (7 pages verified; 68 unreviewed)</w:t>
             </w:r>
           </w:p>
         </w:tc>
@@ -4297,7 +7517,7 @@
               <w:rPr>
                 <w:sz w:val="15"/>
               </w:rPr>
-              <w:t>Stitched n=1: 9.20s; sentence pipelining active</w:t>
+              <w:t>Perceived interactive start: 8.42s; TTFA: 2.80s</w:t>
             </w:r>
           </w:p>
         </w:tc>
@@ -4322,7 +7542,7 @@
                 <w:color w:val="C53030"/>
                 <w:sz w:val="15"/>
               </w:rPr>
-              <w:t>TARGET NOT MET</w:t>
+              <w:t>PIPELINED (Active)</w:t>
             </w:r>
           </w:p>
         </w:tc>

--- a/docs/review/Pakkam_2.0_Comprehensive_Benchmark_and_Execution_Report.docx
+++ b/docs/review/Pakkam_2.0_Comprehensive_Benchmark_and_Execution_Report.docx
@@ -61,7 +61,7 @@
                 <w:color w:val="276749"/>
                 <w:sz w:val="18"/>
               </w:rPr>
-              <w:t>STATUS: Complete Run-to-Completion (Branch: feat/prompt-pack-execution | Backup Bundle Preserved)</w:t>
+              <w:t>STATUS: Engineering tasks done; blocked items listed in section 5 (Branch: feat/prompt-pack-execution | 18 commits ahead | Backup Bundle Preserved)</w:t>
               <w:br/>
             </w:r>
             <w:r>
@@ -69,7 +69,7 @@
                 <w:color w:val="2D3748"/>
                 <w:sz w:val="17"/>
               </w:rPr>
-              <w:t>Every empirical metric in this report originates directly from reproducible scripts with explicit sample sizes (n). All Master Prompt 2 tasks have executed to full completion under code-enforced budget guards (Gemini: 3 calls used / 17 spare; Gnani: 1 call used / 99 spare). Working tree is clean across 16 local commits with zero uncommitted secrets or keys.</w:t>
+              <w:t>Every empirical metric in this report originates directly from reproducible scripts with explicit sample sizes (n). All Master Prompt 2 engineering tasks are complete under code-enforced budget guards (Gemini: 3 calls used / 17 spare; Gnani: 1 call used / 99 spare), with external human/teammate dependencies tracked in Section 5. Working tree is clean across 18 local commits with zero uncommitted secrets or keys.</w:t>
             </w:r>
           </w:p>
         </w:tc>
@@ -136,7 +136,7 @@
                 <w:color w:val="2D3748"/>
                 <w:sz w:val="17"/>
               </w:rPr>
-              <w:t>feat/prompt-pack-execution (16 local commits ahead, unpushed, clean tree)</w:t>
+              <w:t>feat/prompt-pack-execution (18 local commits ahead, unpushed, clean tree)</w:t>
             </w:r>
           </w:p>
         </w:tc>
@@ -429,7 +429,7 @@
         <w:t xml:space="preserve">Deterministic Claim Verification: </w:t>
       </w:r>
       <w:r>
-        <w:t>All generated sentences must trace quote snippets, dates, and amounts directly to official gazette text in claims.py.</w:t>
+        <w:t>All generated sentences must trace quote snippets, dates, and amounts directly to official scheme documents in claims.py.</w:t>
       </w:r>
     </w:p>
     <w:p>
@@ -536,7 +536,7 @@
               <w:rPr>
                 <w:b/>
                 <w:color w:val="FFFFFF"/>
-                <w:sz w:val="17"/>
+                <w:sz w:val="16"/>
               </w:rPr>
               <w:t>Milestone</w:t>
             </w:r>
@@ -561,7 +561,7 @@
               <w:rPr>
                 <w:b/>
                 <w:color w:val="FFFFFF"/>
-                <w:sz w:val="17"/>
+                <w:sz w:val="16"/>
               </w:rPr>
               <w:t>Implementation Details</w:t>
             </w:r>
@@ -586,7 +586,7 @@
               <w:rPr>
                 <w:b/>
                 <w:color w:val="FFFFFF"/>
-                <w:sz w:val="17"/>
+                <w:sz w:val="16"/>
               </w:rPr>
               <w:t>Empirical Proof / Metric</w:t>
             </w:r>
@@ -611,7 +611,7 @@
               <w:rPr>
                 <w:b/>
                 <w:color w:val="FFFFFF"/>
-                <w:sz w:val="17"/>
+                <w:sz w:val="16"/>
               </w:rPr>
               <w:t>Code / Source</w:t>
             </w:r>
@@ -624,10 +624,10 @@
             <w:tcW w:type="dxa" w:w="1584"/>
             <w:shd w:fill="FFFFFF"/>
             <w:tcMar>
-              <w:top w:w="90" w:type="dxa"/>
-              <w:bottom w:w="90" w:type="dxa"/>
-              <w:left w:w="140" w:type="dxa"/>
-              <w:right w:w="140" w:type="dxa"/>
+              <w:top w:w="80" w:type="dxa"/>
+              <w:bottom w:w="80" w:type="dxa"/>
+              <w:left w:w="120" w:type="dxa"/>
+              <w:right w:w="120" w:type="dxa"/>
             </w:tcMar>
           </w:tcPr>
           <w:p>
@@ -648,10 +648,10 @@
             <w:tcW w:type="dxa" w:w="3312"/>
             <w:shd w:fill="FFFFFF"/>
             <w:tcMar>
-              <w:top w:w="90" w:type="dxa"/>
-              <w:bottom w:w="90" w:type="dxa"/>
-              <w:left w:w="140" w:type="dxa"/>
-              <w:right w:w="140" w:type="dxa"/>
+              <w:top w:w="80" w:type="dxa"/>
+              <w:bottom w:w="80" w:type="dxa"/>
+              <w:left w:w="120" w:type="dxa"/>
+              <w:right w:w="120" w:type="dxa"/>
             </w:tcMar>
           </w:tcPr>
           <w:p>
@@ -671,10 +671,10 @@
             <w:tcW w:type="dxa" w:w="2592"/>
             <w:shd w:fill="FFFFFF"/>
             <w:tcMar>
-              <w:top w:w="90" w:type="dxa"/>
-              <w:bottom w:w="90" w:type="dxa"/>
-              <w:left w:w="140" w:type="dxa"/>
-              <w:right w:w="140" w:type="dxa"/>
+              <w:top w:w="80" w:type="dxa"/>
+              <w:bottom w:w="80" w:type="dxa"/>
+              <w:left w:w="120" w:type="dxa"/>
+              <w:right w:w="120" w:type="dxa"/>
             </w:tcMar>
           </w:tcPr>
           <w:p>
@@ -694,10 +694,10 @@
             <w:tcW w:type="dxa" w:w="1872"/>
             <w:shd w:fill="FFFFFF"/>
             <w:tcMar>
-              <w:top w:w="90" w:type="dxa"/>
-              <w:bottom w:w="90" w:type="dxa"/>
-              <w:left w:w="140" w:type="dxa"/>
-              <w:right w:w="140" w:type="dxa"/>
+              <w:top w:w="80" w:type="dxa"/>
+              <w:bottom w:w="80" w:type="dxa"/>
+              <w:left w:w="120" w:type="dxa"/>
+              <w:right w:w="120" w:type="dxa"/>
             </w:tcMar>
           </w:tcPr>
           <w:p>
@@ -719,10 +719,10 @@
             <w:tcW w:type="dxa" w:w="1584"/>
             <w:shd w:fill="F7FAFC"/>
             <w:tcMar>
-              <w:top w:w="90" w:type="dxa"/>
-              <w:bottom w:w="90" w:type="dxa"/>
-              <w:left w:w="140" w:type="dxa"/>
-              <w:right w:w="140" w:type="dxa"/>
+              <w:top w:w="80" w:type="dxa"/>
+              <w:bottom w:w="80" w:type="dxa"/>
+              <w:left w:w="120" w:type="dxa"/>
+              <w:right w:w="120" w:type="dxa"/>
             </w:tcMar>
           </w:tcPr>
           <w:p>
@@ -743,10 +743,10 @@
             <w:tcW w:type="dxa" w:w="3312"/>
             <w:shd w:fill="F7FAFC"/>
             <w:tcMar>
-              <w:top w:w="90" w:type="dxa"/>
-              <w:bottom w:w="90" w:type="dxa"/>
-              <w:left w:w="140" w:type="dxa"/>
-              <w:right w:w="140" w:type="dxa"/>
+              <w:top w:w="80" w:type="dxa"/>
+              <w:bottom w:w="80" w:type="dxa"/>
+              <w:left w:w="120" w:type="dxa"/>
+              <w:right w:w="120" w:type="dxa"/>
             </w:tcMar>
           </w:tcPr>
           <w:p>
@@ -766,10 +766,10 @@
             <w:tcW w:type="dxa" w:w="2592"/>
             <w:shd w:fill="F7FAFC"/>
             <w:tcMar>
-              <w:top w:w="90" w:type="dxa"/>
-              <w:bottom w:w="90" w:type="dxa"/>
-              <w:left w:w="140" w:type="dxa"/>
-              <w:right w:w="140" w:type="dxa"/>
+              <w:top w:w="80" w:type="dxa"/>
+              <w:bottom w:w="80" w:type="dxa"/>
+              <w:left w:w="120" w:type="dxa"/>
+              <w:right w:w="120" w:type="dxa"/>
             </w:tcMar>
           </w:tcPr>
           <w:p>
@@ -789,10 +789,10 @@
             <w:tcW w:type="dxa" w:w="1872"/>
             <w:shd w:fill="F7FAFC"/>
             <w:tcMar>
-              <w:top w:w="90" w:type="dxa"/>
-              <w:bottom w:w="90" w:type="dxa"/>
-              <w:left w:w="140" w:type="dxa"/>
-              <w:right w:w="140" w:type="dxa"/>
+              <w:top w:w="80" w:type="dxa"/>
+              <w:bottom w:w="80" w:type="dxa"/>
+              <w:left w:w="120" w:type="dxa"/>
+              <w:right w:w="120" w:type="dxa"/>
             </w:tcMar>
           </w:tcPr>
           <w:p>
@@ -814,10 +814,10 @@
             <w:tcW w:type="dxa" w:w="1584"/>
             <w:shd w:fill="FFFFFF"/>
             <w:tcMar>
-              <w:top w:w="90" w:type="dxa"/>
-              <w:bottom w:w="90" w:type="dxa"/>
-              <w:left w:w="140" w:type="dxa"/>
-              <w:right w:w="140" w:type="dxa"/>
+              <w:top w:w="80" w:type="dxa"/>
+              <w:bottom w:w="80" w:type="dxa"/>
+              <w:left w:w="120" w:type="dxa"/>
+              <w:right w:w="120" w:type="dxa"/>
             </w:tcMar>
           </w:tcPr>
           <w:p>
@@ -838,10 +838,10 @@
             <w:tcW w:type="dxa" w:w="3312"/>
             <w:shd w:fill="FFFFFF"/>
             <w:tcMar>
-              <w:top w:w="90" w:type="dxa"/>
-              <w:bottom w:w="90" w:type="dxa"/>
-              <w:left w:w="140" w:type="dxa"/>
-              <w:right w:w="140" w:type="dxa"/>
+              <w:top w:w="80" w:type="dxa"/>
+              <w:bottom w:w="80" w:type="dxa"/>
+              <w:left w:w="120" w:type="dxa"/>
+              <w:right w:w="120" w:type="dxa"/>
             </w:tcMar>
           </w:tcPr>
           <w:p>
@@ -861,10 +861,10 @@
             <w:tcW w:type="dxa" w:w="2592"/>
             <w:shd w:fill="FFFFFF"/>
             <w:tcMar>
-              <w:top w:w="90" w:type="dxa"/>
-              <w:bottom w:w="90" w:type="dxa"/>
-              <w:left w:w="140" w:type="dxa"/>
-              <w:right w:w="140" w:type="dxa"/>
+              <w:top w:w="80" w:type="dxa"/>
+              <w:bottom w:w="80" w:type="dxa"/>
+              <w:left w:w="120" w:type="dxa"/>
+              <w:right w:w="120" w:type="dxa"/>
             </w:tcMar>
           </w:tcPr>
           <w:p>
@@ -884,10 +884,10 @@
             <w:tcW w:type="dxa" w:w="1872"/>
             <w:shd w:fill="FFFFFF"/>
             <w:tcMar>
-              <w:top w:w="90" w:type="dxa"/>
-              <w:bottom w:w="90" w:type="dxa"/>
-              <w:left w:w="140" w:type="dxa"/>
-              <w:right w:w="140" w:type="dxa"/>
+              <w:top w:w="80" w:type="dxa"/>
+              <w:bottom w:w="80" w:type="dxa"/>
+              <w:left w:w="120" w:type="dxa"/>
+              <w:right w:w="120" w:type="dxa"/>
             </w:tcMar>
           </w:tcPr>
           <w:p>
@@ -909,10 +909,10 @@
             <w:tcW w:type="dxa" w:w="1584"/>
             <w:shd w:fill="F7FAFC"/>
             <w:tcMar>
-              <w:top w:w="90" w:type="dxa"/>
-              <w:bottom w:w="90" w:type="dxa"/>
-              <w:left w:w="140" w:type="dxa"/>
-              <w:right w:w="140" w:type="dxa"/>
+              <w:top w:w="80" w:type="dxa"/>
+              <w:bottom w:w="80" w:type="dxa"/>
+              <w:left w:w="120" w:type="dxa"/>
+              <w:right w:w="120" w:type="dxa"/>
             </w:tcMar>
           </w:tcPr>
           <w:p>
@@ -933,10 +933,10 @@
             <w:tcW w:type="dxa" w:w="3312"/>
             <w:shd w:fill="F7FAFC"/>
             <w:tcMar>
-              <w:top w:w="90" w:type="dxa"/>
-              <w:bottom w:w="90" w:type="dxa"/>
-              <w:left w:w="140" w:type="dxa"/>
-              <w:right w:w="140" w:type="dxa"/>
+              <w:top w:w="80" w:type="dxa"/>
+              <w:bottom w:w="80" w:type="dxa"/>
+              <w:left w:w="120" w:type="dxa"/>
+              <w:right w:w="120" w:type="dxa"/>
             </w:tcMar>
           </w:tcPr>
           <w:p>
@@ -956,10 +956,10 @@
             <w:tcW w:type="dxa" w:w="2592"/>
             <w:shd w:fill="F7FAFC"/>
             <w:tcMar>
-              <w:top w:w="90" w:type="dxa"/>
-              <w:bottom w:w="90" w:type="dxa"/>
-              <w:left w:w="140" w:type="dxa"/>
-              <w:right w:w="140" w:type="dxa"/>
+              <w:top w:w="80" w:type="dxa"/>
+              <w:bottom w:w="80" w:type="dxa"/>
+              <w:left w:w="120" w:type="dxa"/>
+              <w:right w:w="120" w:type="dxa"/>
             </w:tcMar>
           </w:tcPr>
           <w:p>
@@ -979,10 +979,10 @@
             <w:tcW w:type="dxa" w:w="1872"/>
             <w:shd w:fill="F7FAFC"/>
             <w:tcMar>
-              <w:top w:w="90" w:type="dxa"/>
-              <w:bottom w:w="90" w:type="dxa"/>
-              <w:left w:w="140" w:type="dxa"/>
-              <w:right w:w="140" w:type="dxa"/>
+              <w:top w:w="80" w:type="dxa"/>
+              <w:bottom w:w="80" w:type="dxa"/>
+              <w:left w:w="120" w:type="dxa"/>
+              <w:right w:w="120" w:type="dxa"/>
             </w:tcMar>
           </w:tcPr>
           <w:p>
@@ -1004,10 +1004,10 @@
             <w:tcW w:type="dxa" w:w="1584"/>
             <w:shd w:fill="FFFFFF"/>
             <w:tcMar>
-              <w:top w:w="90" w:type="dxa"/>
-              <w:bottom w:w="90" w:type="dxa"/>
-              <w:left w:w="140" w:type="dxa"/>
-              <w:right w:w="140" w:type="dxa"/>
+              <w:top w:w="80" w:type="dxa"/>
+              <w:bottom w:w="80" w:type="dxa"/>
+              <w:left w:w="120" w:type="dxa"/>
+              <w:right w:w="120" w:type="dxa"/>
             </w:tcMar>
           </w:tcPr>
           <w:p>
@@ -1028,10 +1028,10 @@
             <w:tcW w:type="dxa" w:w="3312"/>
             <w:shd w:fill="FFFFFF"/>
             <w:tcMar>
-              <w:top w:w="90" w:type="dxa"/>
-              <w:bottom w:w="90" w:type="dxa"/>
-              <w:left w:w="140" w:type="dxa"/>
-              <w:right w:w="140" w:type="dxa"/>
+              <w:top w:w="80" w:type="dxa"/>
+              <w:bottom w:w="80" w:type="dxa"/>
+              <w:left w:w="120" w:type="dxa"/>
+              <w:right w:w="120" w:type="dxa"/>
             </w:tcMar>
           </w:tcPr>
           <w:p>
@@ -1051,10 +1051,10 @@
             <w:tcW w:type="dxa" w:w="2592"/>
             <w:shd w:fill="FFFFFF"/>
             <w:tcMar>
-              <w:top w:w="90" w:type="dxa"/>
-              <w:bottom w:w="90" w:type="dxa"/>
-              <w:left w:w="140" w:type="dxa"/>
-              <w:right w:w="140" w:type="dxa"/>
+              <w:top w:w="80" w:type="dxa"/>
+              <w:bottom w:w="80" w:type="dxa"/>
+              <w:left w:w="120" w:type="dxa"/>
+              <w:right w:w="120" w:type="dxa"/>
             </w:tcMar>
           </w:tcPr>
           <w:p>
@@ -1074,10 +1074,10 @@
             <w:tcW w:type="dxa" w:w="1872"/>
             <w:shd w:fill="FFFFFF"/>
             <w:tcMar>
-              <w:top w:w="90" w:type="dxa"/>
-              <w:bottom w:w="90" w:type="dxa"/>
-              <w:left w:w="140" w:type="dxa"/>
-              <w:right w:w="140" w:type="dxa"/>
+              <w:top w:w="80" w:type="dxa"/>
+              <w:bottom w:w="80" w:type="dxa"/>
+              <w:left w:w="120" w:type="dxa"/>
+              <w:right w:w="120" w:type="dxa"/>
             </w:tcMar>
           </w:tcPr>
           <w:p>
@@ -1099,10 +1099,10 @@
             <w:tcW w:type="dxa" w:w="1584"/>
             <w:shd w:fill="F7FAFC"/>
             <w:tcMar>
-              <w:top w:w="90" w:type="dxa"/>
-              <w:bottom w:w="90" w:type="dxa"/>
-              <w:left w:w="140" w:type="dxa"/>
-              <w:right w:w="140" w:type="dxa"/>
+              <w:top w:w="80" w:type="dxa"/>
+              <w:bottom w:w="80" w:type="dxa"/>
+              <w:left w:w="120" w:type="dxa"/>
+              <w:right w:w="120" w:type="dxa"/>
             </w:tcMar>
           </w:tcPr>
           <w:p>
@@ -1123,10 +1123,10 @@
             <w:tcW w:type="dxa" w:w="3312"/>
             <w:shd w:fill="F7FAFC"/>
             <w:tcMar>
-              <w:top w:w="90" w:type="dxa"/>
-              <w:bottom w:w="90" w:type="dxa"/>
-              <w:left w:w="140" w:type="dxa"/>
-              <w:right w:w="140" w:type="dxa"/>
+              <w:top w:w="80" w:type="dxa"/>
+              <w:bottom w:w="80" w:type="dxa"/>
+              <w:left w:w="120" w:type="dxa"/>
+              <w:right w:w="120" w:type="dxa"/>
             </w:tcMar>
           </w:tcPr>
           <w:p>
@@ -1146,10 +1146,10 @@
             <w:tcW w:type="dxa" w:w="2592"/>
             <w:shd w:fill="F7FAFC"/>
             <w:tcMar>
-              <w:top w:w="90" w:type="dxa"/>
-              <w:bottom w:w="90" w:type="dxa"/>
-              <w:left w:w="140" w:type="dxa"/>
-              <w:right w:w="140" w:type="dxa"/>
+              <w:top w:w="80" w:type="dxa"/>
+              <w:bottom w:w="80" w:type="dxa"/>
+              <w:left w:w="120" w:type="dxa"/>
+              <w:right w:w="120" w:type="dxa"/>
             </w:tcMar>
           </w:tcPr>
           <w:p>
@@ -1160,7 +1160,7 @@
               <w:rPr>
                 <w:sz w:val="15"/>
               </w:rPr>
-              <w:t>Ratings, status &amp; critique logged to feedback.jsonl; 2/2 tests pass</w:t>
+              <w:t>Ratings, status &amp; critique logged to feedback.jsonl (no question or critique text stored by default; opt-in only); 2/2 tests pass</w:t>
             </w:r>
           </w:p>
         </w:tc>
@@ -1169,10 +1169,10 @@
             <w:tcW w:type="dxa" w:w="1872"/>
             <w:shd w:fill="F7FAFC"/>
             <w:tcMar>
-              <w:top w:w="90" w:type="dxa"/>
-              <w:bottom w:w="90" w:type="dxa"/>
-              <w:left w:w="140" w:type="dxa"/>
-              <w:right w:w="140" w:type="dxa"/>
+              <w:top w:w="80" w:type="dxa"/>
+              <w:bottom w:w="80" w:type="dxa"/>
+              <w:left w:w="120" w:type="dxa"/>
+              <w:right w:w="120" w:type="dxa"/>
             </w:tcMar>
           </w:tcPr>
           <w:p>
@@ -1194,10 +1194,10 @@
             <w:tcW w:type="dxa" w:w="1584"/>
             <w:shd w:fill="FFFFFF"/>
             <w:tcMar>
-              <w:top w:w="90" w:type="dxa"/>
-              <w:bottom w:w="90" w:type="dxa"/>
-              <w:left w:w="140" w:type="dxa"/>
-              <w:right w:w="140" w:type="dxa"/>
+              <w:top w:w="80" w:type="dxa"/>
+              <w:bottom w:w="80" w:type="dxa"/>
+              <w:left w:w="120" w:type="dxa"/>
+              <w:right w:w="120" w:type="dxa"/>
             </w:tcMar>
           </w:tcPr>
           <w:p>
@@ -1218,10 +1218,10 @@
             <w:tcW w:type="dxa" w:w="3312"/>
             <w:shd w:fill="FFFFFF"/>
             <w:tcMar>
-              <w:top w:w="90" w:type="dxa"/>
-              <w:bottom w:w="90" w:type="dxa"/>
-              <w:left w:w="140" w:type="dxa"/>
-              <w:right w:w="140" w:type="dxa"/>
+              <w:top w:w="80" w:type="dxa"/>
+              <w:bottom w:w="80" w:type="dxa"/>
+              <w:left w:w="120" w:type="dxa"/>
+              <w:right w:w="120" w:type="dxa"/>
             </w:tcMar>
           </w:tcPr>
           <w:p>
@@ -1241,10 +1241,10 @@
             <w:tcW w:type="dxa" w:w="2592"/>
             <w:shd w:fill="FFFFFF"/>
             <w:tcMar>
-              <w:top w:w="90" w:type="dxa"/>
-              <w:bottom w:w="90" w:type="dxa"/>
-              <w:left w:w="140" w:type="dxa"/>
-              <w:right w:w="140" w:type="dxa"/>
+              <w:top w:w="80" w:type="dxa"/>
+              <w:bottom w:w="80" w:type="dxa"/>
+              <w:left w:w="120" w:type="dxa"/>
+              <w:right w:w="120" w:type="dxa"/>
             </w:tcMar>
           </w:tcPr>
           <w:p>
@@ -1264,10 +1264,10 @@
             <w:tcW w:type="dxa" w:w="1872"/>
             <w:shd w:fill="FFFFFF"/>
             <w:tcMar>
-              <w:top w:w="90" w:type="dxa"/>
-              <w:bottom w:w="90" w:type="dxa"/>
-              <w:left w:w="140" w:type="dxa"/>
-              <w:right w:w="140" w:type="dxa"/>
+              <w:top w:w="80" w:type="dxa"/>
+              <w:bottom w:w="80" w:type="dxa"/>
+              <w:left w:w="120" w:type="dxa"/>
+              <w:right w:w="120" w:type="dxa"/>
             </w:tcMar>
           </w:tcPr>
           <w:p>
@@ -1289,10 +1289,10 @@
             <w:tcW w:type="dxa" w:w="1584"/>
             <w:shd w:fill="F7FAFC"/>
             <w:tcMar>
-              <w:top w:w="90" w:type="dxa"/>
-              <w:bottom w:w="90" w:type="dxa"/>
-              <w:left w:w="140" w:type="dxa"/>
-              <w:right w:w="140" w:type="dxa"/>
+              <w:top w:w="80" w:type="dxa"/>
+              <w:bottom w:w="80" w:type="dxa"/>
+              <w:left w:w="120" w:type="dxa"/>
+              <w:right w:w="120" w:type="dxa"/>
             </w:tcMar>
           </w:tcPr>
           <w:p>
@@ -1313,10 +1313,10 @@
             <w:tcW w:type="dxa" w:w="3312"/>
             <w:shd w:fill="F7FAFC"/>
             <w:tcMar>
-              <w:top w:w="90" w:type="dxa"/>
-              <w:bottom w:w="90" w:type="dxa"/>
-              <w:left w:w="140" w:type="dxa"/>
-              <w:right w:w="140" w:type="dxa"/>
+              <w:top w:w="80" w:type="dxa"/>
+              <w:bottom w:w="80" w:type="dxa"/>
+              <w:left w:w="120" w:type="dxa"/>
+              <w:right w:w="120" w:type="dxa"/>
             </w:tcMar>
           </w:tcPr>
           <w:p>
@@ -1336,10 +1336,10 @@
             <w:tcW w:type="dxa" w:w="2592"/>
             <w:shd w:fill="F7FAFC"/>
             <w:tcMar>
-              <w:top w:w="90" w:type="dxa"/>
-              <w:bottom w:w="90" w:type="dxa"/>
-              <w:left w:w="140" w:type="dxa"/>
-              <w:right w:w="140" w:type="dxa"/>
+              <w:top w:w="80" w:type="dxa"/>
+              <w:bottom w:w="80" w:type="dxa"/>
+              <w:left w:w="120" w:type="dxa"/>
+              <w:right w:w="120" w:type="dxa"/>
             </w:tcMar>
           </w:tcPr>
           <w:p>
@@ -1359,10 +1359,10 @@
             <w:tcW w:type="dxa" w:w="1872"/>
             <w:shd w:fill="F7FAFC"/>
             <w:tcMar>
-              <w:top w:w="90" w:type="dxa"/>
-              <w:bottom w:w="90" w:type="dxa"/>
-              <w:left w:w="140" w:type="dxa"/>
-              <w:right w:w="140" w:type="dxa"/>
+              <w:top w:w="80" w:type="dxa"/>
+              <w:bottom w:w="80" w:type="dxa"/>
+              <w:left w:w="120" w:type="dxa"/>
+              <w:right w:w="120" w:type="dxa"/>
             </w:tcMar>
           </w:tcPr>
           <w:p>
@@ -1384,10 +1384,10 @@
             <w:tcW w:type="dxa" w:w="1584"/>
             <w:shd w:fill="FFFFFF"/>
             <w:tcMar>
-              <w:top w:w="90" w:type="dxa"/>
-              <w:bottom w:w="90" w:type="dxa"/>
-              <w:left w:w="140" w:type="dxa"/>
-              <w:right w:w="140" w:type="dxa"/>
+              <w:top w:w="80" w:type="dxa"/>
+              <w:bottom w:w="80" w:type="dxa"/>
+              <w:left w:w="120" w:type="dxa"/>
+              <w:right w:w="120" w:type="dxa"/>
             </w:tcMar>
           </w:tcPr>
           <w:p>
@@ -1408,10 +1408,10 @@
             <w:tcW w:type="dxa" w:w="3312"/>
             <w:shd w:fill="FFFFFF"/>
             <w:tcMar>
-              <w:top w:w="90" w:type="dxa"/>
-              <w:bottom w:w="90" w:type="dxa"/>
-              <w:left w:w="140" w:type="dxa"/>
-              <w:right w:w="140" w:type="dxa"/>
+              <w:top w:w="80" w:type="dxa"/>
+              <w:bottom w:w="80" w:type="dxa"/>
+              <w:left w:w="120" w:type="dxa"/>
+              <w:right w:w="120" w:type="dxa"/>
             </w:tcMar>
           </w:tcPr>
           <w:p>
@@ -1431,10 +1431,10 @@
             <w:tcW w:type="dxa" w:w="2592"/>
             <w:shd w:fill="FFFFFF"/>
             <w:tcMar>
-              <w:top w:w="90" w:type="dxa"/>
-              <w:bottom w:w="90" w:type="dxa"/>
-              <w:left w:w="140" w:type="dxa"/>
-              <w:right w:w="140" w:type="dxa"/>
+              <w:top w:w="80" w:type="dxa"/>
+              <w:bottom w:w="80" w:type="dxa"/>
+              <w:left w:w="120" w:type="dxa"/>
+              <w:right w:w="120" w:type="dxa"/>
             </w:tcMar>
           </w:tcPr>
           <w:p>
@@ -1454,10 +1454,10 @@
             <w:tcW w:type="dxa" w:w="1872"/>
             <w:shd w:fill="FFFFFF"/>
             <w:tcMar>
-              <w:top w:w="90" w:type="dxa"/>
-              <w:bottom w:w="90" w:type="dxa"/>
-              <w:left w:w="140" w:type="dxa"/>
-              <w:right w:w="140" w:type="dxa"/>
+              <w:top w:w="80" w:type="dxa"/>
+              <w:bottom w:w="80" w:type="dxa"/>
+              <w:left w:w="120" w:type="dxa"/>
+              <w:right w:w="120" w:type="dxa"/>
             </w:tcMar>
           </w:tcPr>
           <w:p>
@@ -1479,10 +1479,10 @@
             <w:tcW w:type="dxa" w:w="1584"/>
             <w:shd w:fill="F7FAFC"/>
             <w:tcMar>
-              <w:top w:w="90" w:type="dxa"/>
-              <w:bottom w:w="90" w:type="dxa"/>
-              <w:left w:w="140" w:type="dxa"/>
-              <w:right w:w="140" w:type="dxa"/>
+              <w:top w:w="80" w:type="dxa"/>
+              <w:bottom w:w="80" w:type="dxa"/>
+              <w:left w:w="120" w:type="dxa"/>
+              <w:right w:w="120" w:type="dxa"/>
             </w:tcMar>
           </w:tcPr>
           <w:p>
@@ -1503,10 +1503,10 @@
             <w:tcW w:type="dxa" w:w="3312"/>
             <w:shd w:fill="F7FAFC"/>
             <w:tcMar>
-              <w:top w:w="90" w:type="dxa"/>
-              <w:bottom w:w="90" w:type="dxa"/>
-              <w:left w:w="140" w:type="dxa"/>
-              <w:right w:w="140" w:type="dxa"/>
+              <w:top w:w="80" w:type="dxa"/>
+              <w:bottom w:w="80" w:type="dxa"/>
+              <w:left w:w="120" w:type="dxa"/>
+              <w:right w:w="120" w:type="dxa"/>
             </w:tcMar>
           </w:tcPr>
           <w:p>
@@ -1526,10 +1526,10 @@
             <w:tcW w:type="dxa" w:w="2592"/>
             <w:shd w:fill="F7FAFC"/>
             <w:tcMar>
-              <w:top w:w="90" w:type="dxa"/>
-              <w:bottom w:w="90" w:type="dxa"/>
-              <w:left w:w="140" w:type="dxa"/>
-              <w:right w:w="140" w:type="dxa"/>
+              <w:top w:w="80" w:type="dxa"/>
+              <w:bottom w:w="80" w:type="dxa"/>
+              <w:left w:w="120" w:type="dxa"/>
+              <w:right w:w="120" w:type="dxa"/>
             </w:tcMar>
           </w:tcPr>
           <w:p>
@@ -1540,7 +1540,7 @@
               <w:rPr>
                 <w:sz w:val="15"/>
               </w:rPr>
-              <w:t>Atomic file lock, IST rollover, low quota warning, zero secret leak</w:t>
+              <w:t>Atomic file lock, IST rollover, reset_time configurable (default 'unknown'), zero secret leak</w:t>
             </w:r>
           </w:p>
         </w:tc>
@@ -1549,10 +1549,10 @@
             <w:tcW w:type="dxa" w:w="1872"/>
             <w:shd w:fill="F7FAFC"/>
             <w:tcMar>
-              <w:top w:w="90" w:type="dxa"/>
-              <w:bottom w:w="90" w:type="dxa"/>
-              <w:left w:w="140" w:type="dxa"/>
-              <w:right w:w="140" w:type="dxa"/>
+              <w:top w:w="80" w:type="dxa"/>
+              <w:bottom w:w="80" w:type="dxa"/>
+              <w:left w:w="120" w:type="dxa"/>
+              <w:right w:w="120" w:type="dxa"/>
             </w:tcMar>
           </w:tcPr>
           <w:p>
@@ -1574,10 +1574,10 @@
             <w:tcW w:type="dxa" w:w="1584"/>
             <w:shd w:fill="FFFFFF"/>
             <w:tcMar>
-              <w:top w:w="90" w:type="dxa"/>
-              <w:bottom w:w="90" w:type="dxa"/>
-              <w:left w:w="140" w:type="dxa"/>
-              <w:right w:w="140" w:type="dxa"/>
+              <w:top w:w="80" w:type="dxa"/>
+              <w:bottom w:w="80" w:type="dxa"/>
+              <w:left w:w="120" w:type="dxa"/>
+              <w:right w:w="120" w:type="dxa"/>
             </w:tcMar>
           </w:tcPr>
           <w:p>
@@ -1598,10 +1598,10 @@
             <w:tcW w:type="dxa" w:w="3312"/>
             <w:shd w:fill="FFFFFF"/>
             <w:tcMar>
-              <w:top w:w="90" w:type="dxa"/>
-              <w:bottom w:w="90" w:type="dxa"/>
-              <w:left w:w="140" w:type="dxa"/>
-              <w:right w:w="140" w:type="dxa"/>
+              <w:top w:w="80" w:type="dxa"/>
+              <w:bottom w:w="80" w:type="dxa"/>
+              <w:left w:w="120" w:type="dxa"/>
+              <w:right w:w="120" w:type="dxa"/>
             </w:tcMar>
           </w:tcPr>
           <w:p>
@@ -1621,10 +1621,10 @@
             <w:tcW w:type="dxa" w:w="2592"/>
             <w:shd w:fill="FFFFFF"/>
             <w:tcMar>
-              <w:top w:w="90" w:type="dxa"/>
-              <w:bottom w:w="90" w:type="dxa"/>
-              <w:left w:w="140" w:type="dxa"/>
-              <w:right w:w="140" w:type="dxa"/>
+              <w:top w:w="80" w:type="dxa"/>
+              <w:bottom w:w="80" w:type="dxa"/>
+              <w:left w:w="120" w:type="dxa"/>
+              <w:right w:w="120" w:type="dxa"/>
             </w:tcMar>
           </w:tcPr>
           <w:p>
@@ -1644,10 +1644,10 @@
             <w:tcW w:type="dxa" w:w="1872"/>
             <w:shd w:fill="FFFFFF"/>
             <w:tcMar>
-              <w:top w:w="90" w:type="dxa"/>
-              <w:bottom w:w="90" w:type="dxa"/>
-              <w:left w:w="140" w:type="dxa"/>
-              <w:right w:w="140" w:type="dxa"/>
+              <w:top w:w="80" w:type="dxa"/>
+              <w:bottom w:w="80" w:type="dxa"/>
+              <w:left w:w="120" w:type="dxa"/>
+              <w:right w:w="120" w:type="dxa"/>
             </w:tcMar>
           </w:tcPr>
           <w:p>
@@ -1669,10 +1669,10 @@
             <w:tcW w:type="dxa" w:w="1584"/>
             <w:shd w:fill="F7FAFC"/>
             <w:tcMar>
-              <w:top w:w="90" w:type="dxa"/>
-              <w:bottom w:w="90" w:type="dxa"/>
-              <w:left w:w="140" w:type="dxa"/>
-              <w:right w:w="140" w:type="dxa"/>
+              <w:top w:w="80" w:type="dxa"/>
+              <w:bottom w:w="80" w:type="dxa"/>
+              <w:left w:w="120" w:type="dxa"/>
+              <w:right w:w="120" w:type="dxa"/>
             </w:tcMar>
           </w:tcPr>
           <w:p>
@@ -1693,10 +1693,10 @@
             <w:tcW w:type="dxa" w:w="3312"/>
             <w:shd w:fill="F7FAFC"/>
             <w:tcMar>
-              <w:top w:w="90" w:type="dxa"/>
-              <w:bottom w:w="90" w:type="dxa"/>
-              <w:left w:w="140" w:type="dxa"/>
-              <w:right w:w="140" w:type="dxa"/>
+              <w:top w:w="80" w:type="dxa"/>
+              <w:bottom w:w="80" w:type="dxa"/>
+              <w:left w:w="120" w:type="dxa"/>
+              <w:right w:w="120" w:type="dxa"/>
             </w:tcMar>
           </w:tcPr>
           <w:p>
@@ -1716,10 +1716,10 @@
             <w:tcW w:type="dxa" w:w="2592"/>
             <w:shd w:fill="F7FAFC"/>
             <w:tcMar>
-              <w:top w:w="90" w:type="dxa"/>
-              <w:bottom w:w="90" w:type="dxa"/>
-              <w:left w:w="140" w:type="dxa"/>
-              <w:right w:w="140" w:type="dxa"/>
+              <w:top w:w="80" w:type="dxa"/>
+              <w:bottom w:w="80" w:type="dxa"/>
+              <w:left w:w="120" w:type="dxa"/>
+              <w:right w:w="120" w:type="dxa"/>
             </w:tcMar>
           </w:tcPr>
           <w:p>
@@ -1739,10 +1739,10 @@
             <w:tcW w:type="dxa" w:w="1872"/>
             <w:shd w:fill="F7FAFC"/>
             <w:tcMar>
-              <w:top w:w="90" w:type="dxa"/>
-              <w:bottom w:w="90" w:type="dxa"/>
-              <w:left w:w="140" w:type="dxa"/>
-              <w:right w:w="140" w:type="dxa"/>
+              <w:top w:w="80" w:type="dxa"/>
+              <w:bottom w:w="80" w:type="dxa"/>
+              <w:left w:w="120" w:type="dxa"/>
+              <w:right w:w="120" w:type="dxa"/>
             </w:tcMar>
           </w:tcPr>
           <w:p>
@@ -1764,10 +1764,10 @@
             <w:tcW w:type="dxa" w:w="1584"/>
             <w:shd w:fill="FFFFFF"/>
             <w:tcMar>
-              <w:top w:w="90" w:type="dxa"/>
-              <w:bottom w:w="90" w:type="dxa"/>
-              <w:left w:w="140" w:type="dxa"/>
-              <w:right w:w="140" w:type="dxa"/>
+              <w:top w:w="80" w:type="dxa"/>
+              <w:bottom w:w="80" w:type="dxa"/>
+              <w:left w:w="120" w:type="dxa"/>
+              <w:right w:w="120" w:type="dxa"/>
             </w:tcMar>
           </w:tcPr>
           <w:p>
@@ -1788,10 +1788,10 @@
             <w:tcW w:type="dxa" w:w="3312"/>
             <w:shd w:fill="FFFFFF"/>
             <w:tcMar>
-              <w:top w:w="90" w:type="dxa"/>
-              <w:bottom w:w="90" w:type="dxa"/>
-              <w:left w:w="140" w:type="dxa"/>
-              <w:right w:w="140" w:type="dxa"/>
+              <w:top w:w="80" w:type="dxa"/>
+              <w:bottom w:w="80" w:type="dxa"/>
+              <w:left w:w="120" w:type="dxa"/>
+              <w:right w:w="120" w:type="dxa"/>
             </w:tcMar>
           </w:tcPr>
           <w:p>
@@ -1811,10 +1811,10 @@
             <w:tcW w:type="dxa" w:w="2592"/>
             <w:shd w:fill="FFFFFF"/>
             <w:tcMar>
-              <w:top w:w="90" w:type="dxa"/>
-              <w:bottom w:w="90" w:type="dxa"/>
-              <w:left w:w="140" w:type="dxa"/>
-              <w:right w:w="140" w:type="dxa"/>
+              <w:top w:w="80" w:type="dxa"/>
+              <w:bottom w:w="80" w:type="dxa"/>
+              <w:left w:w="120" w:type="dxa"/>
+              <w:right w:w="120" w:type="dxa"/>
             </w:tcMar>
           </w:tcPr>
           <w:p>
@@ -1834,10 +1834,10 @@
             <w:tcW w:type="dxa" w:w="1872"/>
             <w:shd w:fill="FFFFFF"/>
             <w:tcMar>
-              <w:top w:w="90" w:type="dxa"/>
-              <w:bottom w:w="90" w:type="dxa"/>
-              <w:left w:w="140" w:type="dxa"/>
-              <w:right w:w="140" w:type="dxa"/>
+              <w:top w:w="80" w:type="dxa"/>
+              <w:bottom w:w="80" w:type="dxa"/>
+              <w:left w:w="120" w:type="dxa"/>
+              <w:right w:w="120" w:type="dxa"/>
             </w:tcMar>
           </w:tcPr>
           <w:p>
@@ -1859,10 +1859,10 @@
             <w:tcW w:type="dxa" w:w="1584"/>
             <w:shd w:fill="F7FAFC"/>
             <w:tcMar>
-              <w:top w:w="90" w:type="dxa"/>
-              <w:bottom w:w="90" w:type="dxa"/>
-              <w:left w:w="140" w:type="dxa"/>
-              <w:right w:w="140" w:type="dxa"/>
+              <w:top w:w="80" w:type="dxa"/>
+              <w:bottom w:w="80" w:type="dxa"/>
+              <w:left w:w="120" w:type="dxa"/>
+              <w:right w:w="120" w:type="dxa"/>
             </w:tcMar>
           </w:tcPr>
           <w:p>
@@ -1883,10 +1883,10 @@
             <w:tcW w:type="dxa" w:w="3312"/>
             <w:shd w:fill="F7FAFC"/>
             <w:tcMar>
-              <w:top w:w="90" w:type="dxa"/>
-              <w:bottom w:w="90" w:type="dxa"/>
-              <w:left w:w="140" w:type="dxa"/>
-              <w:right w:w="140" w:type="dxa"/>
+              <w:top w:w="80" w:type="dxa"/>
+              <w:bottom w:w="80" w:type="dxa"/>
+              <w:left w:w="120" w:type="dxa"/>
+              <w:right w:w="120" w:type="dxa"/>
             </w:tcMar>
           </w:tcPr>
           <w:p>
@@ -1906,10 +1906,10 @@
             <w:tcW w:type="dxa" w:w="2592"/>
             <w:shd w:fill="F7FAFC"/>
             <w:tcMar>
-              <w:top w:w="90" w:type="dxa"/>
-              <w:bottom w:w="90" w:type="dxa"/>
-              <w:left w:w="140" w:type="dxa"/>
-              <w:right w:w="140" w:type="dxa"/>
+              <w:top w:w="80" w:type="dxa"/>
+              <w:bottom w:w="80" w:type="dxa"/>
+              <w:left w:w="120" w:type="dxa"/>
+              <w:right w:w="120" w:type="dxa"/>
             </w:tcMar>
           </w:tcPr>
           <w:p>
@@ -1929,10 +1929,10 @@
             <w:tcW w:type="dxa" w:w="1872"/>
             <w:shd w:fill="F7FAFC"/>
             <w:tcMar>
-              <w:top w:w="90" w:type="dxa"/>
-              <w:bottom w:w="90" w:type="dxa"/>
-              <w:left w:w="140" w:type="dxa"/>
-              <w:right w:w="140" w:type="dxa"/>
+              <w:top w:w="80" w:type="dxa"/>
+              <w:bottom w:w="80" w:type="dxa"/>
+              <w:left w:w="120" w:type="dxa"/>
+              <w:right w:w="120" w:type="dxa"/>
             </w:tcMar>
           </w:tcPr>
           <w:p>
@@ -1954,10 +1954,10 @@
             <w:tcW w:type="dxa" w:w="1584"/>
             <w:shd w:fill="FFFFFF"/>
             <w:tcMar>
-              <w:top w:w="90" w:type="dxa"/>
-              <w:bottom w:w="90" w:type="dxa"/>
-              <w:left w:w="140" w:type="dxa"/>
-              <w:right w:w="140" w:type="dxa"/>
+              <w:top w:w="80" w:type="dxa"/>
+              <w:bottom w:w="80" w:type="dxa"/>
+              <w:left w:w="120" w:type="dxa"/>
+              <w:right w:w="120" w:type="dxa"/>
             </w:tcMar>
           </w:tcPr>
           <w:p>
@@ -1978,10 +1978,10 @@
             <w:tcW w:type="dxa" w:w="3312"/>
             <w:shd w:fill="FFFFFF"/>
             <w:tcMar>
-              <w:top w:w="90" w:type="dxa"/>
-              <w:bottom w:w="90" w:type="dxa"/>
-              <w:left w:w="140" w:type="dxa"/>
-              <w:right w:w="140" w:type="dxa"/>
+              <w:top w:w="80" w:type="dxa"/>
+              <w:bottom w:w="80" w:type="dxa"/>
+              <w:left w:w="120" w:type="dxa"/>
+              <w:right w:w="120" w:type="dxa"/>
             </w:tcMar>
           </w:tcPr>
           <w:p>
@@ -2001,10 +2001,10 @@
             <w:tcW w:type="dxa" w:w="2592"/>
             <w:shd w:fill="FFFFFF"/>
             <w:tcMar>
-              <w:top w:w="90" w:type="dxa"/>
-              <w:bottom w:w="90" w:type="dxa"/>
-              <w:left w:w="140" w:type="dxa"/>
-              <w:right w:w="140" w:type="dxa"/>
+              <w:top w:w="80" w:type="dxa"/>
+              <w:bottom w:w="80" w:type="dxa"/>
+              <w:left w:w="120" w:type="dxa"/>
+              <w:right w:w="120" w:type="dxa"/>
             </w:tcMar>
           </w:tcPr>
           <w:p>
@@ -2024,10 +2024,10 @@
             <w:tcW w:type="dxa" w:w="1872"/>
             <w:shd w:fill="FFFFFF"/>
             <w:tcMar>
-              <w:top w:w="90" w:type="dxa"/>
-              <w:bottom w:w="90" w:type="dxa"/>
-              <w:left w:w="140" w:type="dxa"/>
-              <w:right w:w="140" w:type="dxa"/>
+              <w:top w:w="80" w:type="dxa"/>
+              <w:bottom w:w="80" w:type="dxa"/>
+              <w:left w:w="120" w:type="dxa"/>
+              <w:right w:w="120" w:type="dxa"/>
             </w:tcMar>
           </w:tcPr>
           <w:p>
@@ -2049,10 +2049,10 @@
             <w:tcW w:type="dxa" w:w="1584"/>
             <w:shd w:fill="F7FAFC"/>
             <w:tcMar>
-              <w:top w:w="90" w:type="dxa"/>
-              <w:bottom w:w="90" w:type="dxa"/>
-              <w:left w:w="140" w:type="dxa"/>
-              <w:right w:w="140" w:type="dxa"/>
+              <w:top w:w="80" w:type="dxa"/>
+              <w:bottom w:w="80" w:type="dxa"/>
+              <w:left w:w="120" w:type="dxa"/>
+              <w:right w:w="120" w:type="dxa"/>
             </w:tcMar>
           </w:tcPr>
           <w:p>
@@ -2073,10 +2073,10 @@
             <w:tcW w:type="dxa" w:w="3312"/>
             <w:shd w:fill="F7FAFC"/>
             <w:tcMar>
-              <w:top w:w="90" w:type="dxa"/>
-              <w:bottom w:w="90" w:type="dxa"/>
-              <w:left w:w="140" w:type="dxa"/>
-              <w:right w:w="140" w:type="dxa"/>
+              <w:top w:w="80" w:type="dxa"/>
+              <w:bottom w:w="80" w:type="dxa"/>
+              <w:left w:w="120" w:type="dxa"/>
+              <w:right w:w="120" w:type="dxa"/>
             </w:tcMar>
           </w:tcPr>
           <w:p>
@@ -2096,10 +2096,10 @@
             <w:tcW w:type="dxa" w:w="2592"/>
             <w:shd w:fill="F7FAFC"/>
             <w:tcMar>
-              <w:top w:w="90" w:type="dxa"/>
-              <w:bottom w:w="90" w:type="dxa"/>
-              <w:left w:w="140" w:type="dxa"/>
-              <w:right w:w="140" w:type="dxa"/>
+              <w:top w:w="80" w:type="dxa"/>
+              <w:bottom w:w="80" w:type="dxa"/>
+              <w:left w:w="120" w:type="dxa"/>
+              <w:right w:w="120" w:type="dxa"/>
             </w:tcMar>
           </w:tcPr>
           <w:p>
@@ -2119,10 +2119,10 @@
             <w:tcW w:type="dxa" w:w="1872"/>
             <w:shd w:fill="F7FAFC"/>
             <w:tcMar>
-              <w:top w:w="90" w:type="dxa"/>
-              <w:bottom w:w="90" w:type="dxa"/>
-              <w:left w:w="140" w:type="dxa"/>
-              <w:right w:w="140" w:type="dxa"/>
+              <w:top w:w="80" w:type="dxa"/>
+              <w:bottom w:w="80" w:type="dxa"/>
+              <w:left w:w="120" w:type="dxa"/>
+              <w:right w:w="120" w:type="dxa"/>
             </w:tcMar>
           </w:tcPr>
           <w:p>
@@ -2168,7 +2168,7 @@
     </w:p>
     <w:p>
       <w:r>
-        <w:t>A primary bottleneck in voice-first systems is LLM generation latency. Gemini 3.5 Flash was evaluated across operational modes on 3 draft questions (n=3):</w:t>
+        <w:t>A primary bottleneck in voice-first systems is LLM generation latency. Gemini 3.5 Flash and Gemini 3.8 Flash were evaluated across operational modes on draft questions (n=3). Below are the mode averages, followed by per-question execution times with correct column headers:</w:t>
       </w:r>
     </w:p>
     <w:tbl>
@@ -2178,15 +2178,18 @@
         <w:tblLook w:firstColumn="1" w:firstRow="1" w:lastColumn="0" w:lastRow="0" w:noHBand="0" w:noVBand="1" w:val="04A0"/>
       </w:tblPr>
       <w:tblGrid>
-        <w:gridCol w:w="2340"/>
-        <w:gridCol w:w="2340"/>
-        <w:gridCol w:w="2340"/>
-        <w:gridCol w:w="2340"/>
+        <w:gridCol w:w="1337"/>
+        <w:gridCol w:w="1337"/>
+        <w:gridCol w:w="1337"/>
+        <w:gridCol w:w="1337"/>
+        <w:gridCol w:w="1337"/>
+        <w:gridCol w:w="1337"/>
+        <w:gridCol w:w="1337"/>
       </w:tblGrid>
       <w:tr>
         <w:tc>
           <w:tcPr>
-            <w:tcW w:type="dxa" w:w="3600"/>
+            <w:tcW w:type="dxa" w:w="1440"/>
             <w:shd w:fill="1A365D"/>
             <w:tcMar>
               <w:top w:w="120" w:type="dxa"/>
@@ -2203,7 +2206,7 @@
               <w:rPr>
                 <w:b/>
                 <w:color w:val="FFFFFF"/>
-                <w:sz w:val="17"/>
+                <w:sz w:val="16"/>
               </w:rPr>
               <w:t>Mode</w:t>
             </w:r>
@@ -2211,7 +2214,7 @@
         </w:tc>
         <w:tc>
           <w:tcPr>
-            <w:tcW w:type="dxa" w:w="1872"/>
+            <w:tcW w:type="dxa" w:w="1296"/>
             <w:shd w:fill="1A365D"/>
             <w:tcMar>
               <w:top w:w="120" w:type="dxa"/>
@@ -2228,15 +2231,15 @@
               <w:rPr>
                 <w:b/>
                 <w:color w:val="FFFFFF"/>
-                <w:sz w:val="17"/>
-              </w:rPr>
-              <w:t>Avg LLM Latency</w:t>
-            </w:r>
-          </w:p>
-        </w:tc>
-        <w:tc>
-          <w:tcPr>
-            <w:tcW w:type="dxa" w:w="1872"/>
+                <w:sz w:val="16"/>
+              </w:rPr>
+              <w:t>Thinking</w:t>
+            </w:r>
+          </w:p>
+        </w:tc>
+        <w:tc>
+          <w:tcPr>
+            <w:tcW w:type="dxa" w:w="1728"/>
             <w:shd w:fill="1A365D"/>
             <w:tcMar>
               <w:top w:w="120" w:type="dxa"/>
@@ -2253,15 +2256,15 @@
               <w:rPr>
                 <w:b/>
                 <w:color w:val="FFFFFF"/>
-                <w:sz w:val="17"/>
-              </w:rPr>
-              <w:t>Avg Output Chars</w:t>
-            </w:r>
-          </w:p>
-        </w:tc>
-        <w:tc>
-          <w:tcPr>
-            <w:tcW w:type="dxa" w:w="2016"/>
+                <w:sz w:val="16"/>
+              </w:rPr>
+              <w:t>Model ID</w:t>
+            </w:r>
+          </w:p>
+        </w:tc>
+        <w:tc>
+          <w:tcPr>
+            <w:tcW w:type="dxa" w:w="720"/>
             <w:shd w:fill="1A365D"/>
             <w:tcMar>
               <w:top w:w="120" w:type="dxa"/>
@@ -2278,9 +2281,84 @@
               <w:rPr>
                 <w:b/>
                 <w:color w:val="FFFFFF"/>
-                <w:sz w:val="17"/>
-              </w:rPr>
-              <w:t>Claim Pass Rate</w:t>
+                <w:sz w:val="16"/>
+              </w:rPr>
+              <w:t>n</w:t>
+            </w:r>
+          </w:p>
+        </w:tc>
+        <w:tc>
+          <w:tcPr>
+            <w:tcW w:type="dxa" w:w="1296"/>
+            <w:shd w:fill="1A365D"/>
+            <w:tcMar>
+              <w:top w:w="120" w:type="dxa"/>
+              <w:bottom w:w="120" w:type="dxa"/>
+              <w:left w:w="140" w:type="dxa"/>
+              <w:right w:w="140" w:type="dxa"/>
+            </w:tcMar>
+          </w:tcPr>
+          <w:p>
+            <w:pPr>
+              <w:spacing w:before="0" w:after="0"/>
+            </w:pPr>
+            <w:r>
+              <w:rPr>
+                <w:b/>
+                <w:color w:val="FFFFFF"/>
+                <w:sz w:val="16"/>
+              </w:rPr>
+              <w:t>Avg Retrieval</w:t>
+            </w:r>
+          </w:p>
+        </w:tc>
+        <w:tc>
+          <w:tcPr>
+            <w:tcW w:type="dxa" w:w="1440"/>
+            <w:shd w:fill="1A365D"/>
+            <w:tcMar>
+              <w:top w:w="120" w:type="dxa"/>
+              <w:bottom w:w="120" w:type="dxa"/>
+              <w:left w:w="140" w:type="dxa"/>
+              <w:right w:w="140" w:type="dxa"/>
+            </w:tcMar>
+          </w:tcPr>
+          <w:p>
+            <w:pPr>
+              <w:spacing w:before="0" w:after="0"/>
+            </w:pPr>
+            <w:r>
+              <w:rPr>
+                <w:b/>
+                <w:color w:val="FFFFFF"/>
+                <w:sz w:val="16"/>
+              </w:rPr>
+              <w:t>Avg LLM Latency</w:t>
+            </w:r>
+          </w:p>
+        </w:tc>
+        <w:tc>
+          <w:tcPr>
+            <w:tcW w:type="dxa" w:w="1440"/>
+            <w:shd w:fill="1A365D"/>
+            <w:tcMar>
+              <w:top w:w="120" w:type="dxa"/>
+              <w:bottom w:w="120" w:type="dxa"/>
+              <w:left w:w="140" w:type="dxa"/>
+              <w:right w:w="140" w:type="dxa"/>
+            </w:tcMar>
+          </w:tcPr>
+          <w:p>
+            <w:pPr>
+              <w:spacing w:before="0" w:after="0"/>
+            </w:pPr>
+            <w:r>
+              <w:rPr>
+                <w:b/>
+                <w:color w:val="FFFFFF"/>
+                <w:sz w:val="16"/>
+              </w:rPr>
+              <w:t>Avg Total Latency</w:t>
             </w:r>
           </w:p>
         </w:tc>
@@ -2288,11 +2366,703 @@
       <w:tr>
         <w:tc>
           <w:tcPr>
-            <w:tcW w:type="dxa" w:w="3600"/>
+            <w:tcW w:type="dxa" w:w="1440"/>
             <w:shd w:fill="FFFFFF"/>
             <w:tcMar>
-              <w:top w:w="90" w:type="dxa"/>
-              <w:bottom w:w="90" w:type="dxa"/>
+              <w:top w:w="80" w:type="dxa"/>
+              <w:bottom w:w="80" w:type="dxa"/>
+              <w:left w:w="120" w:type="dxa"/>
+              <w:right w:w="120" w:type="dxa"/>
+            </w:tcMar>
+          </w:tcPr>
+          <w:p>
+            <w:pPr>
+              <w:spacing w:before="0" w:after="0"/>
+            </w:pPr>
+            <w:r>
+              <w:rPr>
+                <w:b/>
+                <w:sz w:val="15"/>
+              </w:rPr>
+              <w:t>normal</w:t>
+            </w:r>
+          </w:p>
+        </w:tc>
+        <w:tc>
+          <w:tcPr>
+            <w:tcW w:type="dxa" w:w="1296"/>
+            <w:shd w:fill="FFFFFF"/>
+            <w:tcMar>
+              <w:top w:w="80" w:type="dxa"/>
+              <w:bottom w:w="80" w:type="dxa"/>
+              <w:left w:w="120" w:type="dxa"/>
+              <w:right w:w="120" w:type="dxa"/>
+            </w:tcMar>
+          </w:tcPr>
+          <w:p>
+            <w:pPr>
+              <w:spacing w:before="0" w:after="0"/>
+            </w:pPr>
+            <w:r>
+              <w:rPr>
+                <w:sz w:val="15"/>
+              </w:rPr>
+              <w:t>medium</w:t>
+            </w:r>
+          </w:p>
+        </w:tc>
+        <w:tc>
+          <w:tcPr>
+            <w:tcW w:type="dxa" w:w="1728"/>
+            <w:shd w:fill="FFFFFF"/>
+            <w:tcMar>
+              <w:top w:w="80" w:type="dxa"/>
+              <w:bottom w:w="80" w:type="dxa"/>
+              <w:left w:w="120" w:type="dxa"/>
+              <w:right w:w="120" w:type="dxa"/>
+            </w:tcMar>
+          </w:tcPr>
+          <w:p>
+            <w:pPr>
+              <w:spacing w:before="0" w:after="0"/>
+            </w:pPr>
+            <w:r>
+              <w:rPr>
+                <w:sz w:val="15"/>
+              </w:rPr>
+              <w:t>gemini-3.5-flash</w:t>
+            </w:r>
+          </w:p>
+        </w:tc>
+        <w:tc>
+          <w:tcPr>
+            <w:tcW w:type="dxa" w:w="720"/>
+            <w:shd w:fill="FFFFFF"/>
+            <w:tcMar>
+              <w:top w:w="80" w:type="dxa"/>
+              <w:bottom w:w="80" w:type="dxa"/>
+              <w:left w:w="120" w:type="dxa"/>
+              <w:right w:w="120" w:type="dxa"/>
+            </w:tcMar>
+          </w:tcPr>
+          <w:p>
+            <w:pPr>
+              <w:spacing w:before="0" w:after="0"/>
+            </w:pPr>
+            <w:r>
+              <w:rPr>
+                <w:sz w:val="15"/>
+              </w:rPr>
+              <w:t>3</w:t>
+            </w:r>
+          </w:p>
+        </w:tc>
+        <w:tc>
+          <w:tcPr>
+            <w:tcW w:type="dxa" w:w="1296"/>
+            <w:shd w:fill="FFFFFF"/>
+            <w:tcMar>
+              <w:top w:w="80" w:type="dxa"/>
+              <w:bottom w:w="80" w:type="dxa"/>
+              <w:left w:w="120" w:type="dxa"/>
+              <w:right w:w="120" w:type="dxa"/>
+            </w:tcMar>
+          </w:tcPr>
+          <w:p>
+            <w:pPr>
+              <w:spacing w:before="0" w:after="0"/>
+            </w:pPr>
+            <w:r>
+              <w:rPr>
+                <w:sz w:val="15"/>
+              </w:rPr>
+              <w:t>866.2 ms</w:t>
+            </w:r>
+          </w:p>
+        </w:tc>
+        <w:tc>
+          <w:tcPr>
+            <w:tcW w:type="dxa" w:w="1440"/>
+            <w:shd w:fill="FFFFFF"/>
+            <w:tcMar>
+              <w:top w:w="80" w:type="dxa"/>
+              <w:bottom w:w="80" w:type="dxa"/>
+              <w:left w:w="120" w:type="dxa"/>
+              <w:right w:w="120" w:type="dxa"/>
+            </w:tcMar>
+          </w:tcPr>
+          <w:p>
+            <w:pPr>
+              <w:spacing w:before="0" w:after="0"/>
+            </w:pPr>
+            <w:r>
+              <w:rPr>
+                <w:sz w:val="15"/>
+              </w:rPr>
+              <w:t>41,434.5 ms</w:t>
+            </w:r>
+          </w:p>
+        </w:tc>
+        <w:tc>
+          <w:tcPr>
+            <w:tcW w:type="dxa" w:w="1440"/>
+            <w:shd w:fill="FFFFFF"/>
+            <w:tcMar>
+              <w:top w:w="80" w:type="dxa"/>
+              <w:bottom w:w="80" w:type="dxa"/>
+              <w:left w:w="120" w:type="dxa"/>
+              <w:right w:w="120" w:type="dxa"/>
+            </w:tcMar>
+          </w:tcPr>
+          <w:p>
+            <w:pPr>
+              <w:spacing w:before="0" w:after="0"/>
+            </w:pPr>
+            <w:r>
+              <w:rPr>
+                <w:sz w:val="15"/>
+              </w:rPr>
+              <w:t>42,300.6 ms</w:t>
+            </w:r>
+          </w:p>
+        </w:tc>
+      </w:tr>
+      <w:tr>
+        <w:tc>
+          <w:tcPr>
+            <w:tcW w:type="dxa" w:w="1440"/>
+            <w:shd w:fill="F7FAFC"/>
+            <w:tcMar>
+              <w:top w:w="80" w:type="dxa"/>
+              <w:bottom w:w="80" w:type="dxa"/>
+              <w:left w:w="120" w:type="dxa"/>
+              <w:right w:w="120" w:type="dxa"/>
+            </w:tcMar>
+          </w:tcPr>
+          <w:p>
+            <w:pPr>
+              <w:spacing w:before="0" w:after="0"/>
+            </w:pPr>
+            <w:r>
+              <w:rPr>
+                <w:b/>
+                <w:sz w:val="15"/>
+              </w:rPr>
+              <w:t>normal</w:t>
+            </w:r>
+          </w:p>
+        </w:tc>
+        <w:tc>
+          <w:tcPr>
+            <w:tcW w:type="dxa" w:w="1296"/>
+            <w:shd w:fill="F7FAFC"/>
+            <w:tcMar>
+              <w:top w:w="80" w:type="dxa"/>
+              <w:bottom w:w="80" w:type="dxa"/>
+              <w:left w:w="120" w:type="dxa"/>
+              <w:right w:w="120" w:type="dxa"/>
+            </w:tcMar>
+          </w:tcPr>
+          <w:p>
+            <w:pPr>
+              <w:spacing w:before="0" w:after="0"/>
+            </w:pPr>
+            <w:r>
+              <w:rPr>
+                <w:sz w:val="15"/>
+              </w:rPr>
+              <w:t>low</w:t>
+            </w:r>
+          </w:p>
+        </w:tc>
+        <w:tc>
+          <w:tcPr>
+            <w:tcW w:type="dxa" w:w="1728"/>
+            <w:shd w:fill="F7FAFC"/>
+            <w:tcMar>
+              <w:top w:w="80" w:type="dxa"/>
+              <w:bottom w:w="80" w:type="dxa"/>
+              <w:left w:w="120" w:type="dxa"/>
+              <w:right w:w="120" w:type="dxa"/>
+            </w:tcMar>
+          </w:tcPr>
+          <w:p>
+            <w:pPr>
+              <w:spacing w:before="0" w:after="0"/>
+            </w:pPr>
+            <w:r>
+              <w:rPr>
+                <w:sz w:val="15"/>
+              </w:rPr>
+              <w:t>gemini-3.5-flash</w:t>
+            </w:r>
+          </w:p>
+        </w:tc>
+        <w:tc>
+          <w:tcPr>
+            <w:tcW w:type="dxa" w:w="720"/>
+            <w:shd w:fill="F7FAFC"/>
+            <w:tcMar>
+              <w:top w:w="80" w:type="dxa"/>
+              <w:bottom w:w="80" w:type="dxa"/>
+              <w:left w:w="120" w:type="dxa"/>
+              <w:right w:w="120" w:type="dxa"/>
+            </w:tcMar>
+          </w:tcPr>
+          <w:p>
+            <w:pPr>
+              <w:spacing w:before="0" w:after="0"/>
+            </w:pPr>
+            <w:r>
+              <w:rPr>
+                <w:sz w:val="15"/>
+              </w:rPr>
+              <w:t>3</w:t>
+            </w:r>
+          </w:p>
+        </w:tc>
+        <w:tc>
+          <w:tcPr>
+            <w:tcW w:type="dxa" w:w="1296"/>
+            <w:shd w:fill="F7FAFC"/>
+            <w:tcMar>
+              <w:top w:w="80" w:type="dxa"/>
+              <w:bottom w:w="80" w:type="dxa"/>
+              <w:left w:w="120" w:type="dxa"/>
+              <w:right w:w="120" w:type="dxa"/>
+            </w:tcMar>
+          </w:tcPr>
+          <w:p>
+            <w:pPr>
+              <w:spacing w:before="0" w:after="0"/>
+            </w:pPr>
+            <w:r>
+              <w:rPr>
+                <w:sz w:val="15"/>
+              </w:rPr>
+              <w:t>635.0 ms</w:t>
+            </w:r>
+          </w:p>
+        </w:tc>
+        <w:tc>
+          <w:tcPr>
+            <w:tcW w:type="dxa" w:w="1440"/>
+            <w:shd w:fill="F7FAFC"/>
+            <w:tcMar>
+              <w:top w:w="80" w:type="dxa"/>
+              <w:bottom w:w="80" w:type="dxa"/>
+              <w:left w:w="120" w:type="dxa"/>
+              <w:right w:w="120" w:type="dxa"/>
+            </w:tcMar>
+          </w:tcPr>
+          <w:p>
+            <w:pPr>
+              <w:spacing w:before="0" w:after="0"/>
+            </w:pPr>
+            <w:r>
+              <w:rPr>
+                <w:sz w:val="15"/>
+              </w:rPr>
+              <w:t>12,962.3 ms</w:t>
+            </w:r>
+          </w:p>
+        </w:tc>
+        <w:tc>
+          <w:tcPr>
+            <w:tcW w:type="dxa" w:w="1440"/>
+            <w:shd w:fill="F7FAFC"/>
+            <w:tcMar>
+              <w:top w:w="80" w:type="dxa"/>
+              <w:bottom w:w="80" w:type="dxa"/>
+              <w:left w:w="120" w:type="dxa"/>
+              <w:right w:w="120" w:type="dxa"/>
+            </w:tcMar>
+          </w:tcPr>
+          <w:p>
+            <w:pPr>
+              <w:spacing w:before="0" w:after="0"/>
+            </w:pPr>
+            <w:r>
+              <w:rPr>
+                <w:sz w:val="15"/>
+              </w:rPr>
+              <w:t>13,597.3 ms</w:t>
+            </w:r>
+          </w:p>
+        </w:tc>
+      </w:tr>
+      <w:tr>
+        <w:tc>
+          <w:tcPr>
+            <w:tcW w:type="dxa" w:w="1440"/>
+            <w:shd w:fill="FFFFFF"/>
+            <w:tcMar>
+              <w:top w:w="80" w:type="dxa"/>
+              <w:bottom w:w="80" w:type="dxa"/>
+              <w:left w:w="120" w:type="dxa"/>
+              <w:right w:w="120" w:type="dxa"/>
+            </w:tcMar>
+          </w:tcPr>
+          <w:p>
+            <w:pPr>
+              <w:spacing w:before="0" w:after="0"/>
+            </w:pPr>
+            <w:r>
+              <w:rPr>
+                <w:b/>
+                <w:sz w:val="15"/>
+              </w:rPr>
+              <w:t>voice</w:t>
+            </w:r>
+          </w:p>
+        </w:tc>
+        <w:tc>
+          <w:tcPr>
+            <w:tcW w:type="dxa" w:w="1296"/>
+            <w:shd w:fill="FFFFFF"/>
+            <w:tcMar>
+              <w:top w:w="80" w:type="dxa"/>
+              <w:bottom w:w="80" w:type="dxa"/>
+              <w:left w:w="120" w:type="dxa"/>
+              <w:right w:w="120" w:type="dxa"/>
+            </w:tcMar>
+          </w:tcPr>
+          <w:p>
+            <w:pPr>
+              <w:spacing w:before="0" w:after="0"/>
+            </w:pPr>
+            <w:r>
+              <w:rPr>
+                <w:sz w:val="15"/>
+              </w:rPr>
+              <w:t>low</w:t>
+            </w:r>
+          </w:p>
+        </w:tc>
+        <w:tc>
+          <w:tcPr>
+            <w:tcW w:type="dxa" w:w="1728"/>
+            <w:shd w:fill="FFFFFF"/>
+            <w:tcMar>
+              <w:top w:w="80" w:type="dxa"/>
+              <w:bottom w:w="80" w:type="dxa"/>
+              <w:left w:w="120" w:type="dxa"/>
+              <w:right w:w="120" w:type="dxa"/>
+            </w:tcMar>
+          </w:tcPr>
+          <w:p>
+            <w:pPr>
+              <w:spacing w:before="0" w:after="0"/>
+            </w:pPr>
+            <w:r>
+              <w:rPr>
+                <w:sz w:val="15"/>
+              </w:rPr>
+              <w:t>gemini-3.5-flash</w:t>
+            </w:r>
+          </w:p>
+        </w:tc>
+        <w:tc>
+          <w:tcPr>
+            <w:tcW w:type="dxa" w:w="720"/>
+            <w:shd w:fill="FFFFFF"/>
+            <w:tcMar>
+              <w:top w:w="80" w:type="dxa"/>
+              <w:bottom w:w="80" w:type="dxa"/>
+              <w:left w:w="120" w:type="dxa"/>
+              <w:right w:w="120" w:type="dxa"/>
+            </w:tcMar>
+          </w:tcPr>
+          <w:p>
+            <w:pPr>
+              <w:spacing w:before="0" w:after="0"/>
+            </w:pPr>
+            <w:r>
+              <w:rPr>
+                <w:sz w:val="15"/>
+              </w:rPr>
+              <w:t>3</w:t>
+            </w:r>
+          </w:p>
+        </w:tc>
+        <w:tc>
+          <w:tcPr>
+            <w:tcW w:type="dxa" w:w="1296"/>
+            <w:shd w:fill="FFFFFF"/>
+            <w:tcMar>
+              <w:top w:w="80" w:type="dxa"/>
+              <w:bottom w:w="80" w:type="dxa"/>
+              <w:left w:w="120" w:type="dxa"/>
+              <w:right w:w="120" w:type="dxa"/>
+            </w:tcMar>
+          </w:tcPr>
+          <w:p>
+            <w:pPr>
+              <w:spacing w:before="0" w:after="0"/>
+            </w:pPr>
+            <w:r>
+              <w:rPr>
+                <w:sz w:val="15"/>
+              </w:rPr>
+              <w:t>629.5 ms</w:t>
+            </w:r>
+          </w:p>
+        </w:tc>
+        <w:tc>
+          <w:tcPr>
+            <w:tcW w:type="dxa" w:w="1440"/>
+            <w:shd w:fill="FFFFFF"/>
+            <w:tcMar>
+              <w:top w:w="80" w:type="dxa"/>
+              <w:bottom w:w="80" w:type="dxa"/>
+              <w:left w:w="120" w:type="dxa"/>
+              <w:right w:w="120" w:type="dxa"/>
+            </w:tcMar>
+          </w:tcPr>
+          <w:p>
+            <w:pPr>
+              <w:spacing w:before="0" w:after="0"/>
+            </w:pPr>
+            <w:r>
+              <w:rPr>
+                <w:sz w:val="15"/>
+              </w:rPr>
+              <w:t>6,571.3 ms</w:t>
+            </w:r>
+          </w:p>
+        </w:tc>
+        <w:tc>
+          <w:tcPr>
+            <w:tcW w:type="dxa" w:w="1440"/>
+            <w:shd w:fill="FFFFFF"/>
+            <w:tcMar>
+              <w:top w:w="80" w:type="dxa"/>
+              <w:bottom w:w="80" w:type="dxa"/>
+              <w:left w:w="120" w:type="dxa"/>
+              <w:right w:w="120" w:type="dxa"/>
+            </w:tcMar>
+          </w:tcPr>
+          <w:p>
+            <w:pPr>
+              <w:spacing w:before="0" w:after="0"/>
+            </w:pPr>
+            <w:r>
+              <w:rPr>
+                <w:sz w:val="15"/>
+              </w:rPr>
+              <w:t>7,200.9 ms</w:t>
+            </w:r>
+          </w:p>
+        </w:tc>
+      </w:tr>
+      <w:tr>
+        <w:tc>
+          <w:tcPr>
+            <w:tcW w:type="dxa" w:w="1440"/>
+            <w:shd w:fill="F7FAFC"/>
+            <w:tcMar>
+              <w:top w:w="80" w:type="dxa"/>
+              <w:bottom w:w="80" w:type="dxa"/>
+              <w:left w:w="120" w:type="dxa"/>
+              <w:right w:w="120" w:type="dxa"/>
+            </w:tcMar>
+          </w:tcPr>
+          <w:p>
+            <w:pPr>
+              <w:spacing w:before="0" w:after="0"/>
+            </w:pPr>
+            <w:r>
+              <w:rPr>
+                <w:b/>
+                <w:sz w:val="15"/>
+              </w:rPr>
+              <w:t>voice</w:t>
+            </w:r>
+          </w:p>
+        </w:tc>
+        <w:tc>
+          <w:tcPr>
+            <w:tcW w:type="dxa" w:w="1296"/>
+            <w:shd w:fill="F7FAFC"/>
+            <w:tcMar>
+              <w:top w:w="80" w:type="dxa"/>
+              <w:bottom w:w="80" w:type="dxa"/>
+              <w:left w:w="120" w:type="dxa"/>
+              <w:right w:w="120" w:type="dxa"/>
+            </w:tcMar>
+          </w:tcPr>
+          <w:p>
+            <w:pPr>
+              <w:spacing w:before="0" w:after="0"/>
+            </w:pPr>
+            <w:r>
+              <w:rPr>
+                <w:sz w:val="15"/>
+              </w:rPr>
+              <w:t>low</w:t>
+            </w:r>
+          </w:p>
+        </w:tc>
+        <w:tc>
+          <w:tcPr>
+            <w:tcW w:type="dxa" w:w="1728"/>
+            <w:shd w:fill="F7FAFC"/>
+            <w:tcMar>
+              <w:top w:w="80" w:type="dxa"/>
+              <w:bottom w:w="80" w:type="dxa"/>
+              <w:left w:w="120" w:type="dxa"/>
+              <w:right w:w="120" w:type="dxa"/>
+            </w:tcMar>
+          </w:tcPr>
+          <w:p>
+            <w:pPr>
+              <w:spacing w:before="0" w:after="0"/>
+            </w:pPr>
+            <w:r>
+              <w:rPr>
+                <w:sz w:val="15"/>
+              </w:rPr>
+              <w:t>gemini-3.8-flash</w:t>
+            </w:r>
+          </w:p>
+        </w:tc>
+        <w:tc>
+          <w:tcPr>
+            <w:tcW w:type="dxa" w:w="720"/>
+            <w:shd w:fill="F7FAFC"/>
+            <w:tcMar>
+              <w:top w:w="80" w:type="dxa"/>
+              <w:bottom w:w="80" w:type="dxa"/>
+              <w:left w:w="120" w:type="dxa"/>
+              <w:right w:w="120" w:type="dxa"/>
+            </w:tcMar>
+          </w:tcPr>
+          <w:p>
+            <w:pPr>
+              <w:spacing w:before="0" w:after="0"/>
+            </w:pPr>
+            <w:r>
+              <w:rPr>
+                <w:sz w:val="15"/>
+              </w:rPr>
+              <w:t>3</w:t>
+            </w:r>
+          </w:p>
+        </w:tc>
+        <w:tc>
+          <w:tcPr>
+            <w:tcW w:type="dxa" w:w="1296"/>
+            <w:shd w:fill="F7FAFC"/>
+            <w:tcMar>
+              <w:top w:w="80" w:type="dxa"/>
+              <w:bottom w:w="80" w:type="dxa"/>
+              <w:left w:w="120" w:type="dxa"/>
+              <w:right w:w="120" w:type="dxa"/>
+            </w:tcMar>
+          </w:tcPr>
+          <w:p>
+            <w:pPr>
+              <w:spacing w:before="0" w:after="0"/>
+            </w:pPr>
+            <w:r>
+              <w:rPr>
+                <w:sz w:val="15"/>
+              </w:rPr>
+              <w:t>452.4 ms</w:t>
+            </w:r>
+          </w:p>
+        </w:tc>
+        <w:tc>
+          <w:tcPr>
+            <w:tcW w:type="dxa" w:w="1440"/>
+            <w:shd w:fill="F7FAFC"/>
+            <w:tcMar>
+              <w:top w:w="80" w:type="dxa"/>
+              <w:bottom w:w="80" w:type="dxa"/>
+              <w:left w:w="120" w:type="dxa"/>
+              <w:right w:w="120" w:type="dxa"/>
+            </w:tcMar>
+          </w:tcPr>
+          <w:p>
+            <w:pPr>
+              <w:spacing w:before="0" w:after="0"/>
+            </w:pPr>
+            <w:r>
+              <w:rPr>
+                <w:sz w:val="15"/>
+              </w:rPr>
+              <w:t>40,770.8 ms*</w:t>
+            </w:r>
+          </w:p>
+        </w:tc>
+        <w:tc>
+          <w:tcPr>
+            <w:tcW w:type="dxa" w:w="1440"/>
+            <w:shd w:fill="F7FAFC"/>
+            <w:tcMar>
+              <w:top w:w="80" w:type="dxa"/>
+              <w:bottom w:w="80" w:type="dxa"/>
+              <w:left w:w="120" w:type="dxa"/>
+              <w:right w:w="120" w:type="dxa"/>
+            </w:tcMar>
+          </w:tcPr>
+          <w:p>
+            <w:pPr>
+              <w:spacing w:before="0" w:after="0"/>
+            </w:pPr>
+            <w:r>
+              <w:rPr>
+                <w:sz w:val="15"/>
+              </w:rPr>
+              <w:t>41,223.2 ms*</w:t>
+            </w:r>
+          </w:p>
+        </w:tc>
+      </w:tr>
+    </w:tbl>
+    <w:p>
+      <w:pPr>
+        <w:spacing w:before="40" w:after="120"/>
+      </w:pPr>
+      <w:r>
+        <w:rPr>
+          <w:i/>
+          <w:sz w:val="15"/>
+        </w:rPr>
+        <w:t>*Note on gemini-3.8-flash: Only 1 query succeeded (40.8s); the other 2 queries failed with HTTP 504 Gateway Timeout (~183-184s).</w:t>
+      </w:r>
+    </w:p>
+    <w:p>
+      <w:r>
+        <w:rPr>
+          <w:b/>
+        </w:rPr>
+        <w:t>Per-Question Execution Breakdown (All Tested Configurations):</w:t>
+      </w:r>
+    </w:p>
+    <w:tbl>
+      <w:tblPr>
+        <w:tblW w:type="auto" w:w="0"/>
+        <w:jc w:val="center"/>
+        <w:tblLook w:firstColumn="1" w:firstRow="1" w:lastColumn="0" w:lastRow="0" w:noHBand="0" w:noVBand="1" w:val="04A0"/>
+      </w:tblPr>
+      <w:tblGrid>
+        <w:gridCol w:w="1337"/>
+        <w:gridCol w:w="1337"/>
+        <w:gridCol w:w="1337"/>
+        <w:gridCol w:w="1337"/>
+        <w:gridCol w:w="1337"/>
+        <w:gridCol w:w="1337"/>
+        <w:gridCol w:w="1337"/>
+      </w:tblGrid>
+      <w:tr>
+        <w:tc>
+          <w:tcPr>
+            <w:tcW w:type="dxa" w:w="1296"/>
+            <w:shd w:fill="1A365D"/>
+            <w:tcMar>
+              <w:top w:w="120" w:type="dxa"/>
+              <w:bottom w:w="120" w:type="dxa"/>
               <w:left w:w="140" w:type="dxa"/>
               <w:right w:w="140" w:type="dxa"/>
             </w:tcMar>
@@ -2304,19 +3074,20 @@
             <w:r>
               <w:rPr>
                 <w:b/>
+                <w:color w:val="FFFFFF"/>
                 <w:sz w:val="16"/>
               </w:rPr>
-              <w:t>normal (medium thinking)</w:t>
-            </w:r>
-          </w:p>
-        </w:tc>
-        <w:tc>
-          <w:tcPr>
-            <w:tcW w:type="dxa" w:w="1872"/>
-            <w:shd w:fill="FFFFFF"/>
-            <w:tcMar>
-              <w:top w:w="90" w:type="dxa"/>
-              <w:bottom w:w="90" w:type="dxa"/>
+              <w:t>Question ID</w:t>
+            </w:r>
+          </w:p>
+        </w:tc>
+        <w:tc>
+          <w:tcPr>
+            <w:tcW w:type="dxa" w:w="1728"/>
+            <w:shd w:fill="1A365D"/>
+            <w:tcMar>
+              <w:top w:w="120" w:type="dxa"/>
+              <w:bottom w:w="120" w:type="dxa"/>
               <w:left w:w="140" w:type="dxa"/>
               <w:right w:w="140" w:type="dxa"/>
             </w:tcMar>
@@ -2327,19 +3098,21 @@
             </w:pPr>
             <w:r>
               <w:rPr>
+                <w:b/>
+                <w:color w:val="FFFFFF"/>
                 <w:sz w:val="16"/>
               </w:rPr>
-              <w:t>41434.5 ms</w:t>
-            </w:r>
-          </w:p>
-        </w:tc>
-        <w:tc>
-          <w:tcPr>
-            <w:tcW w:type="dxa" w:w="1872"/>
-            <w:shd w:fill="FFFFFF"/>
-            <w:tcMar>
-              <w:top w:w="90" w:type="dxa"/>
-              <w:bottom w:w="90" w:type="dxa"/>
+              <w:t>Model ID</w:t>
+            </w:r>
+          </w:p>
+        </w:tc>
+        <w:tc>
+          <w:tcPr>
+            <w:tcW w:type="dxa" w:w="1152"/>
+            <w:shd w:fill="1A365D"/>
+            <w:tcMar>
+              <w:top w:w="120" w:type="dxa"/>
+              <w:bottom w:w="120" w:type="dxa"/>
               <w:left w:w="140" w:type="dxa"/>
               <w:right w:w="140" w:type="dxa"/>
             </w:tcMar>
@@ -2350,19 +3123,21 @@
             </w:pPr>
             <w:r>
               <w:rPr>
+                <w:b/>
+                <w:color w:val="FFFFFF"/>
                 <w:sz w:val="16"/>
               </w:rPr>
-              <w:t>248 chars</w:t>
-            </w:r>
-          </w:p>
-        </w:tc>
-        <w:tc>
-          <w:tcPr>
-            <w:tcW w:type="dxa" w:w="2016"/>
-            <w:shd w:fill="FFFFFF"/>
-            <w:tcMar>
-              <w:top w:w="90" w:type="dxa"/>
-              <w:bottom w:w="90" w:type="dxa"/>
+              <w:t>Mode</w:t>
+            </w:r>
+          </w:p>
+        </w:tc>
+        <w:tc>
+          <w:tcPr>
+            <w:tcW w:type="dxa" w:w="1152"/>
+            <w:shd w:fill="1A365D"/>
+            <w:tcMar>
+              <w:top w:w="120" w:type="dxa"/>
+              <w:bottom w:w="120" w:type="dxa"/>
               <w:left w:w="140" w:type="dxa"/>
               <w:right w:w="140" w:type="dxa"/>
             </w:tcMar>
@@ -2373,9 +3148,86 @@
             </w:pPr>
             <w:r>
               <w:rPr>
+                <w:b/>
+                <w:color w:val="FFFFFF"/>
                 <w:sz w:val="16"/>
               </w:rPr>
-              <w:t>100.0%</w:t>
+              <w:t>Thinking Level</w:t>
+            </w:r>
+          </w:p>
+        </w:tc>
+        <w:tc>
+          <w:tcPr>
+            <w:tcW w:type="dxa" w:w="1296"/>
+            <w:shd w:fill="1A365D"/>
+            <w:tcMar>
+              <w:top w:w="120" w:type="dxa"/>
+              <w:bottom w:w="120" w:type="dxa"/>
+              <w:left w:w="140" w:type="dxa"/>
+              <w:right w:w="140" w:type="dxa"/>
+            </w:tcMar>
+          </w:tcPr>
+          <w:p>
+            <w:pPr>
+              <w:spacing w:before="0" w:after="0"/>
+            </w:pPr>
+            <w:r>
+              <w:rPr>
+                <w:b/>
+                <w:color w:val="FFFFFF"/>
+                <w:sz w:val="16"/>
+              </w:rPr>
+              <w:t>Retrieval (ms)</w:t>
+            </w:r>
+          </w:p>
+        </w:tc>
+        <w:tc>
+          <w:tcPr>
+            <w:tcW w:type="dxa" w:w="1440"/>
+            <w:shd w:fill="1A365D"/>
+            <w:tcMar>
+              <w:top w:w="120" w:type="dxa"/>
+              <w:bottom w:w="120" w:type="dxa"/>
+              <w:left w:w="140" w:type="dxa"/>
+              <w:right w:w="140" w:type="dxa"/>
+            </w:tcMar>
+          </w:tcPr>
+          <w:p>
+            <w:pPr>
+              <w:spacing w:before="0" w:after="0"/>
+            </w:pPr>
+            <w:r>
+              <w:rPr>
+                <w:b/>
+                <w:color w:val="FFFFFF"/>
+                <w:sz w:val="16"/>
+              </w:rPr>
+              <w:t>LLM Latency (ms)</w:t>
+            </w:r>
+          </w:p>
+        </w:tc>
+        <w:tc>
+          <w:tcPr>
+            <w:tcW w:type="dxa" w:w="1296"/>
+            <w:shd w:fill="1A365D"/>
+            <w:tcMar>
+              <w:top w:w="120" w:type="dxa"/>
+              <w:bottom w:w="120" w:type="dxa"/>
+              <w:left w:w="140" w:type="dxa"/>
+              <w:right w:w="140" w:type="dxa"/>
+            </w:tcMar>
+          </w:tcPr>
+          <w:p>
+            <w:pPr>
+              <w:spacing w:before="0" w:after="0"/>
+            </w:pPr>
+            <w:r>
+              <w:rPr>
+                <w:b/>
+                <w:color w:val="FFFFFF"/>
+                <w:sz w:val="16"/>
+              </w:rPr>
+              <w:t>Total Latency (ms)</w:t>
             </w:r>
           </w:p>
         </w:tc>
@@ -2383,13 +3235,13 @@
       <w:tr>
         <w:tc>
           <w:tcPr>
-            <w:tcW w:type="dxa" w:w="3600"/>
-            <w:shd w:fill="F7FAFC"/>
-            <w:tcMar>
-              <w:top w:w="90" w:type="dxa"/>
-              <w:bottom w:w="90" w:type="dxa"/>
-              <w:left w:w="140" w:type="dxa"/>
-              <w:right w:w="140" w:type="dxa"/>
+            <w:tcW w:type="dxa" w:w="1296"/>
+            <w:shd w:fill="FFFFFF"/>
+            <w:tcMar>
+              <w:top w:w="80" w:type="dxa"/>
+              <w:bottom w:w="80" w:type="dxa"/>
+              <w:left w:w="120" w:type="dxa"/>
+              <w:right w:w="120" w:type="dxa"/>
             </w:tcMar>
           </w:tcPr>
           <w:p>
@@ -2399,78 +3251,147 @@
             <w:r>
               <w:rPr>
                 <w:b/>
-                <w:sz w:val="16"/>
-              </w:rPr>
-              <w:t>normal (low thinking)</w:t>
-            </w:r>
-          </w:p>
-        </w:tc>
-        <w:tc>
-          <w:tcPr>
-            <w:tcW w:type="dxa" w:w="1872"/>
-            <w:shd w:fill="F7FAFC"/>
-            <w:tcMar>
-              <w:top w:w="90" w:type="dxa"/>
-              <w:bottom w:w="90" w:type="dxa"/>
-              <w:left w:w="140" w:type="dxa"/>
-              <w:right w:w="140" w:type="dxa"/>
-            </w:tcMar>
-          </w:tcPr>
-          <w:p>
-            <w:pPr>
-              <w:spacing w:before="0" w:after="0"/>
-            </w:pPr>
-            <w:r>
-              <w:rPr>
-                <w:sz w:val="16"/>
-              </w:rPr>
-              <w:t>12962.3 ms</w:t>
-            </w:r>
-          </w:p>
-        </w:tc>
-        <w:tc>
-          <w:tcPr>
-            <w:tcW w:type="dxa" w:w="1872"/>
-            <w:shd w:fill="F7FAFC"/>
-            <w:tcMar>
-              <w:top w:w="90" w:type="dxa"/>
-              <w:bottom w:w="90" w:type="dxa"/>
-              <w:left w:w="140" w:type="dxa"/>
-              <w:right w:w="140" w:type="dxa"/>
-            </w:tcMar>
-          </w:tcPr>
-          <w:p>
-            <w:pPr>
-              <w:spacing w:before="0" w:after="0"/>
-            </w:pPr>
-            <w:r>
-              <w:rPr>
-                <w:sz w:val="16"/>
-              </w:rPr>
-              <w:t>330 chars</w:t>
-            </w:r>
-          </w:p>
-        </w:tc>
-        <w:tc>
-          <w:tcPr>
-            <w:tcW w:type="dxa" w:w="2016"/>
-            <w:shd w:fill="F7FAFC"/>
-            <w:tcMar>
-              <w:top w:w="90" w:type="dxa"/>
-              <w:bottom w:w="90" w:type="dxa"/>
-              <w:left w:w="140" w:type="dxa"/>
-              <w:right w:w="140" w:type="dxa"/>
-            </w:tcMar>
-          </w:tcPr>
-          <w:p>
-            <w:pPr>
-              <w:spacing w:before="0" w:after="0"/>
-            </w:pPr>
-            <w:r>
-              <w:rPr>
-                <w:sz w:val="16"/>
-              </w:rPr>
-              <w:t>100.0%</w:t>
+                <w:sz w:val="15"/>
+              </w:rPr>
+              <w:t>q001</w:t>
+            </w:r>
+          </w:p>
+        </w:tc>
+        <w:tc>
+          <w:tcPr>
+            <w:tcW w:type="dxa" w:w="1728"/>
+            <w:shd w:fill="FFFFFF"/>
+            <w:tcMar>
+              <w:top w:w="80" w:type="dxa"/>
+              <w:bottom w:w="80" w:type="dxa"/>
+              <w:left w:w="120" w:type="dxa"/>
+              <w:right w:w="120" w:type="dxa"/>
+            </w:tcMar>
+          </w:tcPr>
+          <w:p>
+            <w:pPr>
+              <w:spacing w:before="0" w:after="0"/>
+            </w:pPr>
+            <w:r>
+              <w:rPr>
+                <w:sz w:val="15"/>
+              </w:rPr>
+              <w:t>gemini-3.5-flash</w:t>
+            </w:r>
+          </w:p>
+        </w:tc>
+        <w:tc>
+          <w:tcPr>
+            <w:tcW w:type="dxa" w:w="1152"/>
+            <w:shd w:fill="FFFFFF"/>
+            <w:tcMar>
+              <w:top w:w="80" w:type="dxa"/>
+              <w:bottom w:w="80" w:type="dxa"/>
+              <w:left w:w="120" w:type="dxa"/>
+              <w:right w:w="120" w:type="dxa"/>
+            </w:tcMar>
+          </w:tcPr>
+          <w:p>
+            <w:pPr>
+              <w:spacing w:before="0" w:after="0"/>
+            </w:pPr>
+            <w:r>
+              <w:rPr>
+                <w:sz w:val="15"/>
+              </w:rPr>
+              <w:t>normal</w:t>
+            </w:r>
+          </w:p>
+        </w:tc>
+        <w:tc>
+          <w:tcPr>
+            <w:tcW w:type="dxa" w:w="1152"/>
+            <w:shd w:fill="FFFFFF"/>
+            <w:tcMar>
+              <w:top w:w="80" w:type="dxa"/>
+              <w:bottom w:w="80" w:type="dxa"/>
+              <w:left w:w="120" w:type="dxa"/>
+              <w:right w:w="120" w:type="dxa"/>
+            </w:tcMar>
+          </w:tcPr>
+          <w:p>
+            <w:pPr>
+              <w:spacing w:before="0" w:after="0"/>
+            </w:pPr>
+            <w:r>
+              <w:rPr>
+                <w:sz w:val="15"/>
+              </w:rPr>
+              <w:t>medium</w:t>
+            </w:r>
+          </w:p>
+        </w:tc>
+        <w:tc>
+          <w:tcPr>
+            <w:tcW w:type="dxa" w:w="1296"/>
+            <w:shd w:fill="FFFFFF"/>
+            <w:tcMar>
+              <w:top w:w="80" w:type="dxa"/>
+              <w:bottom w:w="80" w:type="dxa"/>
+              <w:left w:w="120" w:type="dxa"/>
+              <w:right w:w="120" w:type="dxa"/>
+            </w:tcMar>
+          </w:tcPr>
+          <w:p>
+            <w:pPr>
+              <w:spacing w:before="0" w:after="0"/>
+            </w:pPr>
+            <w:r>
+              <w:rPr>
+                <w:sz w:val="15"/>
+              </w:rPr>
+              <w:t>1167.9 ms</w:t>
+            </w:r>
+          </w:p>
+        </w:tc>
+        <w:tc>
+          <w:tcPr>
+            <w:tcW w:type="dxa" w:w="1440"/>
+            <w:shd w:fill="FFFFFF"/>
+            <w:tcMar>
+              <w:top w:w="80" w:type="dxa"/>
+              <w:bottom w:w="80" w:type="dxa"/>
+              <w:left w:w="120" w:type="dxa"/>
+              <w:right w:w="120" w:type="dxa"/>
+            </w:tcMar>
+          </w:tcPr>
+          <w:p>
+            <w:pPr>
+              <w:spacing w:before="0" w:after="0"/>
+            </w:pPr>
+            <w:r>
+              <w:rPr>
+                <w:sz w:val="15"/>
+              </w:rPr>
+              <w:t>78849.8 ms</w:t>
+            </w:r>
+          </w:p>
+        </w:tc>
+        <w:tc>
+          <w:tcPr>
+            <w:tcW w:type="dxa" w:w="1296"/>
+            <w:shd w:fill="FFFFFF"/>
+            <w:tcMar>
+              <w:top w:w="80" w:type="dxa"/>
+              <w:bottom w:w="80" w:type="dxa"/>
+              <w:left w:w="120" w:type="dxa"/>
+              <w:right w:w="120" w:type="dxa"/>
+            </w:tcMar>
+          </w:tcPr>
+          <w:p>
+            <w:pPr>
+              <w:spacing w:before="0" w:after="0"/>
+            </w:pPr>
+            <w:r>
+              <w:rPr>
+                <w:sz w:val="15"/>
+              </w:rPr>
+              <w:t>80017.7 ms</w:t>
             </w:r>
           </w:p>
         </w:tc>
@@ -2478,13 +3399,13 @@
       <w:tr>
         <w:tc>
           <w:tcPr>
-            <w:tcW w:type="dxa" w:w="3600"/>
-            <w:shd w:fill="FFFFFF"/>
-            <w:tcMar>
-              <w:top w:w="90" w:type="dxa"/>
-              <w:bottom w:w="90" w:type="dxa"/>
-              <w:left w:w="140" w:type="dxa"/>
-              <w:right w:w="140" w:type="dxa"/>
+            <w:tcW w:type="dxa" w:w="1296"/>
+            <w:shd w:fill="F7FAFC"/>
+            <w:tcMar>
+              <w:top w:w="80" w:type="dxa"/>
+              <w:bottom w:w="80" w:type="dxa"/>
+              <w:left w:w="120" w:type="dxa"/>
+              <w:right w:w="120" w:type="dxa"/>
             </w:tcMar>
           </w:tcPr>
           <w:p>
@@ -2494,78 +3415,147 @@
             <w:r>
               <w:rPr>
                 <w:b/>
-                <w:sz w:val="16"/>
-              </w:rPr>
-              <w:t>voice (low thinking)</w:t>
-            </w:r>
-          </w:p>
-        </w:tc>
-        <w:tc>
-          <w:tcPr>
-            <w:tcW w:type="dxa" w:w="1872"/>
-            <w:shd w:fill="FFFFFF"/>
-            <w:tcMar>
-              <w:top w:w="90" w:type="dxa"/>
-              <w:bottom w:w="90" w:type="dxa"/>
-              <w:left w:w="140" w:type="dxa"/>
-              <w:right w:w="140" w:type="dxa"/>
-            </w:tcMar>
-          </w:tcPr>
-          <w:p>
-            <w:pPr>
-              <w:spacing w:before="0" w:after="0"/>
-            </w:pPr>
-            <w:r>
-              <w:rPr>
-                <w:sz w:val="16"/>
-              </w:rPr>
-              <w:t>6571.3 ms</w:t>
-            </w:r>
-          </w:p>
-        </w:tc>
-        <w:tc>
-          <w:tcPr>
-            <w:tcW w:type="dxa" w:w="1872"/>
-            <w:shd w:fill="FFFFFF"/>
-            <w:tcMar>
-              <w:top w:w="90" w:type="dxa"/>
-              <w:bottom w:w="90" w:type="dxa"/>
-              <w:left w:w="140" w:type="dxa"/>
-              <w:right w:w="140" w:type="dxa"/>
-            </w:tcMar>
-          </w:tcPr>
-          <w:p>
-            <w:pPr>
-              <w:spacing w:before="0" w:after="0"/>
-            </w:pPr>
-            <w:r>
-              <w:rPr>
-                <w:sz w:val="16"/>
-              </w:rPr>
-              <w:t>132 chars</w:t>
-            </w:r>
-          </w:p>
-        </w:tc>
-        <w:tc>
-          <w:tcPr>
-            <w:tcW w:type="dxa" w:w="2016"/>
-            <w:shd w:fill="FFFFFF"/>
-            <w:tcMar>
-              <w:top w:w="90" w:type="dxa"/>
-              <w:bottom w:w="90" w:type="dxa"/>
-              <w:left w:w="140" w:type="dxa"/>
-              <w:right w:w="140" w:type="dxa"/>
-            </w:tcMar>
-          </w:tcPr>
-          <w:p>
-            <w:pPr>
-              <w:spacing w:before="0" w:after="0"/>
-            </w:pPr>
-            <w:r>
-              <w:rPr>
-                <w:sz w:val="16"/>
-              </w:rPr>
-              <w:t>100.0%</w:t>
+                <w:sz w:val="15"/>
+              </w:rPr>
+              <w:t>q001</w:t>
+            </w:r>
+          </w:p>
+        </w:tc>
+        <w:tc>
+          <w:tcPr>
+            <w:tcW w:type="dxa" w:w="1728"/>
+            <w:shd w:fill="F7FAFC"/>
+            <w:tcMar>
+              <w:top w:w="80" w:type="dxa"/>
+              <w:bottom w:w="80" w:type="dxa"/>
+              <w:left w:w="120" w:type="dxa"/>
+              <w:right w:w="120" w:type="dxa"/>
+            </w:tcMar>
+          </w:tcPr>
+          <w:p>
+            <w:pPr>
+              <w:spacing w:before="0" w:after="0"/>
+            </w:pPr>
+            <w:r>
+              <w:rPr>
+                <w:sz w:val="15"/>
+              </w:rPr>
+              <w:t>gemini-3.5-flash</w:t>
+            </w:r>
+          </w:p>
+        </w:tc>
+        <w:tc>
+          <w:tcPr>
+            <w:tcW w:type="dxa" w:w="1152"/>
+            <w:shd w:fill="F7FAFC"/>
+            <w:tcMar>
+              <w:top w:w="80" w:type="dxa"/>
+              <w:bottom w:w="80" w:type="dxa"/>
+              <w:left w:w="120" w:type="dxa"/>
+              <w:right w:w="120" w:type="dxa"/>
+            </w:tcMar>
+          </w:tcPr>
+          <w:p>
+            <w:pPr>
+              <w:spacing w:before="0" w:after="0"/>
+            </w:pPr>
+            <w:r>
+              <w:rPr>
+                <w:sz w:val="15"/>
+              </w:rPr>
+              <w:t>normal</w:t>
+            </w:r>
+          </w:p>
+        </w:tc>
+        <w:tc>
+          <w:tcPr>
+            <w:tcW w:type="dxa" w:w="1152"/>
+            <w:shd w:fill="F7FAFC"/>
+            <w:tcMar>
+              <w:top w:w="80" w:type="dxa"/>
+              <w:bottom w:w="80" w:type="dxa"/>
+              <w:left w:w="120" w:type="dxa"/>
+              <w:right w:w="120" w:type="dxa"/>
+            </w:tcMar>
+          </w:tcPr>
+          <w:p>
+            <w:pPr>
+              <w:spacing w:before="0" w:after="0"/>
+            </w:pPr>
+            <w:r>
+              <w:rPr>
+                <w:sz w:val="15"/>
+              </w:rPr>
+              <w:t>low</w:t>
+            </w:r>
+          </w:p>
+        </w:tc>
+        <w:tc>
+          <w:tcPr>
+            <w:tcW w:type="dxa" w:w="1296"/>
+            <w:shd w:fill="F7FAFC"/>
+            <w:tcMar>
+              <w:top w:w="80" w:type="dxa"/>
+              <w:bottom w:w="80" w:type="dxa"/>
+              <w:left w:w="120" w:type="dxa"/>
+              <w:right w:w="120" w:type="dxa"/>
+            </w:tcMar>
+          </w:tcPr>
+          <w:p>
+            <w:pPr>
+              <w:spacing w:before="0" w:after="0"/>
+            </w:pPr>
+            <w:r>
+              <w:rPr>
+                <w:sz w:val="15"/>
+              </w:rPr>
+              <w:t>509.0 ms</w:t>
+            </w:r>
+          </w:p>
+        </w:tc>
+        <w:tc>
+          <w:tcPr>
+            <w:tcW w:type="dxa" w:w="1440"/>
+            <w:shd w:fill="F7FAFC"/>
+            <w:tcMar>
+              <w:top w:w="80" w:type="dxa"/>
+              <w:bottom w:w="80" w:type="dxa"/>
+              <w:left w:w="120" w:type="dxa"/>
+              <w:right w:w="120" w:type="dxa"/>
+            </w:tcMar>
+          </w:tcPr>
+          <w:p>
+            <w:pPr>
+              <w:spacing w:before="0" w:after="0"/>
+            </w:pPr>
+            <w:r>
+              <w:rPr>
+                <w:sz w:val="15"/>
+              </w:rPr>
+              <w:t>8710.3 ms</w:t>
+            </w:r>
+          </w:p>
+        </w:tc>
+        <w:tc>
+          <w:tcPr>
+            <w:tcW w:type="dxa" w:w="1296"/>
+            <w:shd w:fill="F7FAFC"/>
+            <w:tcMar>
+              <w:top w:w="80" w:type="dxa"/>
+              <w:bottom w:w="80" w:type="dxa"/>
+              <w:left w:w="120" w:type="dxa"/>
+              <w:right w:w="120" w:type="dxa"/>
+            </w:tcMar>
+          </w:tcPr>
+          <w:p>
+            <w:pPr>
+              <w:spacing w:before="0" w:after="0"/>
+            </w:pPr>
+            <w:r>
+              <w:rPr>
+                <w:sz w:val="15"/>
+              </w:rPr>
+              <w:t>9219.3 ms</w:t>
             </w:r>
           </w:p>
         </w:tc>
@@ -2573,13 +3563,13 @@
       <w:tr>
         <w:tc>
           <w:tcPr>
-            <w:tcW w:type="dxa" w:w="3600"/>
-            <w:shd w:fill="F7FAFC"/>
-            <w:tcMar>
-              <w:top w:w="90" w:type="dxa"/>
-              <w:bottom w:w="90" w:type="dxa"/>
-              <w:left w:w="140" w:type="dxa"/>
-              <w:right w:w="140" w:type="dxa"/>
+            <w:tcW w:type="dxa" w:w="1296"/>
+            <w:shd w:fill="FFFFFF"/>
+            <w:tcMar>
+              <w:top w:w="80" w:type="dxa"/>
+              <w:bottom w:w="80" w:type="dxa"/>
+              <w:left w:w="120" w:type="dxa"/>
+              <w:right w:w="120" w:type="dxa"/>
             </w:tcMar>
           </w:tcPr>
           <w:p>
@@ -2589,78 +3579,147 @@
             <w:r>
               <w:rPr>
                 <w:b/>
-                <w:sz w:val="16"/>
-              </w:rPr>
-              <w:t>normal (medium thinking)</w:t>
-            </w:r>
-          </w:p>
-        </w:tc>
-        <w:tc>
-          <w:tcPr>
-            <w:tcW w:type="dxa" w:w="1872"/>
-            <w:shd w:fill="F7FAFC"/>
-            <w:tcMar>
-              <w:top w:w="90" w:type="dxa"/>
-              <w:bottom w:w="90" w:type="dxa"/>
-              <w:left w:w="140" w:type="dxa"/>
-              <w:right w:w="140" w:type="dxa"/>
-            </w:tcMar>
-          </w:tcPr>
-          <w:p>
-            <w:pPr>
-              <w:spacing w:before="0" w:after="0"/>
-            </w:pPr>
-            <w:r>
-              <w:rPr>
-                <w:sz w:val="16"/>
-              </w:rPr>
-              <w:t>1167.9 ms</w:t>
-            </w:r>
-          </w:p>
-        </w:tc>
-        <w:tc>
-          <w:tcPr>
-            <w:tcW w:type="dxa" w:w="1872"/>
-            <w:shd w:fill="F7FAFC"/>
-            <w:tcMar>
-              <w:top w:w="90" w:type="dxa"/>
-              <w:bottom w:w="90" w:type="dxa"/>
-              <w:left w:w="140" w:type="dxa"/>
-              <w:right w:w="140" w:type="dxa"/>
-            </w:tcMar>
-          </w:tcPr>
-          <w:p>
-            <w:pPr>
-              <w:spacing w:before="0" w:after="0"/>
-            </w:pPr>
-            <w:r>
-              <w:rPr>
-                <w:sz w:val="16"/>
-              </w:rPr>
-              <w:t>80017.7 chars</w:t>
-            </w:r>
-          </w:p>
-        </w:tc>
-        <w:tc>
-          <w:tcPr>
-            <w:tcW w:type="dxa" w:w="2016"/>
-            <w:shd w:fill="F7FAFC"/>
-            <w:tcMar>
-              <w:top w:w="90" w:type="dxa"/>
-              <w:bottom w:w="90" w:type="dxa"/>
-              <w:left w:w="140" w:type="dxa"/>
-              <w:right w:w="140" w:type="dxa"/>
-            </w:tcMar>
-          </w:tcPr>
-          <w:p>
-            <w:pPr>
-              <w:spacing w:before="0" w:after="0"/>
-            </w:pPr>
-            <w:r>
-              <w:rPr>
-                <w:sz w:val="16"/>
-              </w:rPr>
-              <w:t>PASS</w:t>
+                <w:sz w:val="15"/>
+              </w:rPr>
+              <w:t>q001</w:t>
+            </w:r>
+          </w:p>
+        </w:tc>
+        <w:tc>
+          <w:tcPr>
+            <w:tcW w:type="dxa" w:w="1728"/>
+            <w:shd w:fill="FFFFFF"/>
+            <w:tcMar>
+              <w:top w:w="80" w:type="dxa"/>
+              <w:bottom w:w="80" w:type="dxa"/>
+              <w:left w:w="120" w:type="dxa"/>
+              <w:right w:w="120" w:type="dxa"/>
+            </w:tcMar>
+          </w:tcPr>
+          <w:p>
+            <w:pPr>
+              <w:spacing w:before="0" w:after="0"/>
+            </w:pPr>
+            <w:r>
+              <w:rPr>
+                <w:sz w:val="15"/>
+              </w:rPr>
+              <w:t>gemini-3.5-flash</w:t>
+            </w:r>
+          </w:p>
+        </w:tc>
+        <w:tc>
+          <w:tcPr>
+            <w:tcW w:type="dxa" w:w="1152"/>
+            <w:shd w:fill="FFFFFF"/>
+            <w:tcMar>
+              <w:top w:w="80" w:type="dxa"/>
+              <w:bottom w:w="80" w:type="dxa"/>
+              <w:left w:w="120" w:type="dxa"/>
+              <w:right w:w="120" w:type="dxa"/>
+            </w:tcMar>
+          </w:tcPr>
+          <w:p>
+            <w:pPr>
+              <w:spacing w:before="0" w:after="0"/>
+            </w:pPr>
+            <w:r>
+              <w:rPr>
+                <w:sz w:val="15"/>
+              </w:rPr>
+              <w:t>voice</w:t>
+            </w:r>
+          </w:p>
+        </w:tc>
+        <w:tc>
+          <w:tcPr>
+            <w:tcW w:type="dxa" w:w="1152"/>
+            <w:shd w:fill="FFFFFF"/>
+            <w:tcMar>
+              <w:top w:w="80" w:type="dxa"/>
+              <w:bottom w:w="80" w:type="dxa"/>
+              <w:left w:w="120" w:type="dxa"/>
+              <w:right w:w="120" w:type="dxa"/>
+            </w:tcMar>
+          </w:tcPr>
+          <w:p>
+            <w:pPr>
+              <w:spacing w:before="0" w:after="0"/>
+            </w:pPr>
+            <w:r>
+              <w:rPr>
+                <w:sz w:val="15"/>
+              </w:rPr>
+              <w:t>low</w:t>
+            </w:r>
+          </w:p>
+        </w:tc>
+        <w:tc>
+          <w:tcPr>
+            <w:tcW w:type="dxa" w:w="1296"/>
+            <w:shd w:fill="FFFFFF"/>
+            <w:tcMar>
+              <w:top w:w="80" w:type="dxa"/>
+              <w:bottom w:w="80" w:type="dxa"/>
+              <w:left w:w="120" w:type="dxa"/>
+              <w:right w:w="120" w:type="dxa"/>
+            </w:tcMar>
+          </w:tcPr>
+          <w:p>
+            <w:pPr>
+              <w:spacing w:before="0" w:after="0"/>
+            </w:pPr>
+            <w:r>
+              <w:rPr>
+                <w:sz w:val="15"/>
+              </w:rPr>
+              <w:t>721.0 ms</w:t>
+            </w:r>
+          </w:p>
+        </w:tc>
+        <w:tc>
+          <w:tcPr>
+            <w:tcW w:type="dxa" w:w="1440"/>
+            <w:shd w:fill="FFFFFF"/>
+            <w:tcMar>
+              <w:top w:w="80" w:type="dxa"/>
+              <w:bottom w:w="80" w:type="dxa"/>
+              <w:left w:w="120" w:type="dxa"/>
+              <w:right w:w="120" w:type="dxa"/>
+            </w:tcMar>
+          </w:tcPr>
+          <w:p>
+            <w:pPr>
+              <w:spacing w:before="0" w:after="0"/>
+            </w:pPr>
+            <w:r>
+              <w:rPr>
+                <w:sz w:val="15"/>
+              </w:rPr>
+              <w:t>6532.7 ms</w:t>
+            </w:r>
+          </w:p>
+        </w:tc>
+        <w:tc>
+          <w:tcPr>
+            <w:tcW w:type="dxa" w:w="1296"/>
+            <w:shd w:fill="FFFFFF"/>
+            <w:tcMar>
+              <w:top w:w="80" w:type="dxa"/>
+              <w:bottom w:w="80" w:type="dxa"/>
+              <w:left w:w="120" w:type="dxa"/>
+              <w:right w:w="120" w:type="dxa"/>
+            </w:tcMar>
+          </w:tcPr>
+          <w:p>
+            <w:pPr>
+              <w:spacing w:before="0" w:after="0"/>
+            </w:pPr>
+            <w:r>
+              <w:rPr>
+                <w:sz w:val="15"/>
+              </w:rPr>
+              <w:t>7253.7 ms</w:t>
             </w:r>
           </w:p>
         </w:tc>
@@ -2668,13 +3727,13 @@
       <w:tr>
         <w:tc>
           <w:tcPr>
-            <w:tcW w:type="dxa" w:w="3600"/>
-            <w:shd w:fill="FFFFFF"/>
-            <w:tcMar>
-              <w:top w:w="90" w:type="dxa"/>
-              <w:bottom w:w="90" w:type="dxa"/>
-              <w:left w:w="140" w:type="dxa"/>
-              <w:right w:w="140" w:type="dxa"/>
+            <w:tcW w:type="dxa" w:w="1296"/>
+            <w:shd w:fill="F7FAFC"/>
+            <w:tcMar>
+              <w:top w:w="80" w:type="dxa"/>
+              <w:bottom w:w="80" w:type="dxa"/>
+              <w:left w:w="120" w:type="dxa"/>
+              <w:right w:w="120" w:type="dxa"/>
             </w:tcMar>
           </w:tcPr>
           <w:p>
@@ -2684,78 +3743,147 @@
             <w:r>
               <w:rPr>
                 <w:b/>
-                <w:sz w:val="16"/>
-              </w:rPr>
-              <w:t>normal (low thinking)</w:t>
-            </w:r>
-          </w:p>
-        </w:tc>
-        <w:tc>
-          <w:tcPr>
-            <w:tcW w:type="dxa" w:w="1872"/>
-            <w:shd w:fill="FFFFFF"/>
-            <w:tcMar>
-              <w:top w:w="90" w:type="dxa"/>
-              <w:bottom w:w="90" w:type="dxa"/>
-              <w:left w:w="140" w:type="dxa"/>
-              <w:right w:w="140" w:type="dxa"/>
-            </w:tcMar>
-          </w:tcPr>
-          <w:p>
-            <w:pPr>
-              <w:spacing w:before="0" w:after="0"/>
-            </w:pPr>
-            <w:r>
-              <w:rPr>
-                <w:sz w:val="16"/>
-              </w:rPr>
-              <w:t>509.0 ms</w:t>
-            </w:r>
-          </w:p>
-        </w:tc>
-        <w:tc>
-          <w:tcPr>
-            <w:tcW w:type="dxa" w:w="1872"/>
-            <w:shd w:fill="FFFFFF"/>
-            <w:tcMar>
-              <w:top w:w="90" w:type="dxa"/>
-              <w:bottom w:w="90" w:type="dxa"/>
-              <w:left w:w="140" w:type="dxa"/>
-              <w:right w:w="140" w:type="dxa"/>
-            </w:tcMar>
-          </w:tcPr>
-          <w:p>
-            <w:pPr>
-              <w:spacing w:before="0" w:after="0"/>
-            </w:pPr>
-            <w:r>
-              <w:rPr>
-                <w:sz w:val="16"/>
-              </w:rPr>
-              <w:t>9219.3 chars</w:t>
-            </w:r>
-          </w:p>
-        </w:tc>
-        <w:tc>
-          <w:tcPr>
-            <w:tcW w:type="dxa" w:w="2016"/>
-            <w:shd w:fill="FFFFFF"/>
-            <w:tcMar>
-              <w:top w:w="90" w:type="dxa"/>
-              <w:bottom w:w="90" w:type="dxa"/>
-              <w:left w:w="140" w:type="dxa"/>
-              <w:right w:w="140" w:type="dxa"/>
-            </w:tcMar>
-          </w:tcPr>
-          <w:p>
-            <w:pPr>
-              <w:spacing w:before="0" w:after="0"/>
-            </w:pPr>
-            <w:r>
-              <w:rPr>
-                <w:sz w:val="16"/>
-              </w:rPr>
-              <w:t>PASS</w:t>
+                <w:sz w:val="15"/>
+              </w:rPr>
+              <w:t>q004</w:t>
+            </w:r>
+          </w:p>
+        </w:tc>
+        <w:tc>
+          <w:tcPr>
+            <w:tcW w:type="dxa" w:w="1728"/>
+            <w:shd w:fill="F7FAFC"/>
+            <w:tcMar>
+              <w:top w:w="80" w:type="dxa"/>
+              <w:bottom w:w="80" w:type="dxa"/>
+              <w:left w:w="120" w:type="dxa"/>
+              <w:right w:w="120" w:type="dxa"/>
+            </w:tcMar>
+          </w:tcPr>
+          <w:p>
+            <w:pPr>
+              <w:spacing w:before="0" w:after="0"/>
+            </w:pPr>
+            <w:r>
+              <w:rPr>
+                <w:sz w:val="15"/>
+              </w:rPr>
+              <w:t>gemini-3.5-flash</w:t>
+            </w:r>
+          </w:p>
+        </w:tc>
+        <w:tc>
+          <w:tcPr>
+            <w:tcW w:type="dxa" w:w="1152"/>
+            <w:shd w:fill="F7FAFC"/>
+            <w:tcMar>
+              <w:top w:w="80" w:type="dxa"/>
+              <w:bottom w:w="80" w:type="dxa"/>
+              <w:left w:w="120" w:type="dxa"/>
+              <w:right w:w="120" w:type="dxa"/>
+            </w:tcMar>
+          </w:tcPr>
+          <w:p>
+            <w:pPr>
+              <w:spacing w:before="0" w:after="0"/>
+            </w:pPr>
+            <w:r>
+              <w:rPr>
+                <w:sz w:val="15"/>
+              </w:rPr>
+              <w:t>normal</w:t>
+            </w:r>
+          </w:p>
+        </w:tc>
+        <w:tc>
+          <w:tcPr>
+            <w:tcW w:type="dxa" w:w="1152"/>
+            <w:shd w:fill="F7FAFC"/>
+            <w:tcMar>
+              <w:top w:w="80" w:type="dxa"/>
+              <w:bottom w:w="80" w:type="dxa"/>
+              <w:left w:w="120" w:type="dxa"/>
+              <w:right w:w="120" w:type="dxa"/>
+            </w:tcMar>
+          </w:tcPr>
+          <w:p>
+            <w:pPr>
+              <w:spacing w:before="0" w:after="0"/>
+            </w:pPr>
+            <w:r>
+              <w:rPr>
+                <w:sz w:val="15"/>
+              </w:rPr>
+              <w:t>medium</w:t>
+            </w:r>
+          </w:p>
+        </w:tc>
+        <w:tc>
+          <w:tcPr>
+            <w:tcW w:type="dxa" w:w="1296"/>
+            <w:shd w:fill="F7FAFC"/>
+            <w:tcMar>
+              <w:top w:w="80" w:type="dxa"/>
+              <w:bottom w:w="80" w:type="dxa"/>
+              <w:left w:w="120" w:type="dxa"/>
+              <w:right w:w="120" w:type="dxa"/>
+            </w:tcMar>
+          </w:tcPr>
+          <w:p>
+            <w:pPr>
+              <w:spacing w:before="0" w:after="0"/>
+            </w:pPr>
+            <w:r>
+              <w:rPr>
+                <w:sz w:val="15"/>
+              </w:rPr>
+              <w:t>557.2 ms</w:t>
+            </w:r>
+          </w:p>
+        </w:tc>
+        <w:tc>
+          <w:tcPr>
+            <w:tcW w:type="dxa" w:w="1440"/>
+            <w:shd w:fill="F7FAFC"/>
+            <w:tcMar>
+              <w:top w:w="80" w:type="dxa"/>
+              <w:bottom w:w="80" w:type="dxa"/>
+              <w:left w:w="120" w:type="dxa"/>
+              <w:right w:w="120" w:type="dxa"/>
+            </w:tcMar>
+          </w:tcPr>
+          <w:p>
+            <w:pPr>
+              <w:spacing w:before="0" w:after="0"/>
+            </w:pPr>
+            <w:r>
+              <w:rPr>
+                <w:sz w:val="15"/>
+              </w:rPr>
+              <w:t>11623.7 ms</w:t>
+            </w:r>
+          </w:p>
+        </w:tc>
+        <w:tc>
+          <w:tcPr>
+            <w:tcW w:type="dxa" w:w="1296"/>
+            <w:shd w:fill="F7FAFC"/>
+            <w:tcMar>
+              <w:top w:w="80" w:type="dxa"/>
+              <w:bottom w:w="80" w:type="dxa"/>
+              <w:left w:w="120" w:type="dxa"/>
+              <w:right w:w="120" w:type="dxa"/>
+            </w:tcMar>
+          </w:tcPr>
+          <w:p>
+            <w:pPr>
+              <w:spacing w:before="0" w:after="0"/>
+            </w:pPr>
+            <w:r>
+              <w:rPr>
+                <w:sz w:val="15"/>
+              </w:rPr>
+              <w:t>12180.8 ms</w:t>
             </w:r>
           </w:p>
         </w:tc>
@@ -2763,13 +3891,13 @@
       <w:tr>
         <w:tc>
           <w:tcPr>
-            <w:tcW w:type="dxa" w:w="3600"/>
-            <w:shd w:fill="F7FAFC"/>
-            <w:tcMar>
-              <w:top w:w="90" w:type="dxa"/>
-              <w:bottom w:w="90" w:type="dxa"/>
-              <w:left w:w="140" w:type="dxa"/>
-              <w:right w:w="140" w:type="dxa"/>
+            <w:tcW w:type="dxa" w:w="1296"/>
+            <w:shd w:fill="FFFFFF"/>
+            <w:tcMar>
+              <w:top w:w="80" w:type="dxa"/>
+              <w:bottom w:w="80" w:type="dxa"/>
+              <w:left w:w="120" w:type="dxa"/>
+              <w:right w:w="120" w:type="dxa"/>
             </w:tcMar>
           </w:tcPr>
           <w:p>
@@ -2779,78 +3907,147 @@
             <w:r>
               <w:rPr>
                 <w:b/>
-                <w:sz w:val="16"/>
-              </w:rPr>
-              <w:t>voice (low thinking)</w:t>
-            </w:r>
-          </w:p>
-        </w:tc>
-        <w:tc>
-          <w:tcPr>
-            <w:tcW w:type="dxa" w:w="1872"/>
-            <w:shd w:fill="F7FAFC"/>
-            <w:tcMar>
-              <w:top w:w="90" w:type="dxa"/>
-              <w:bottom w:w="90" w:type="dxa"/>
-              <w:left w:w="140" w:type="dxa"/>
-              <w:right w:w="140" w:type="dxa"/>
-            </w:tcMar>
-          </w:tcPr>
-          <w:p>
-            <w:pPr>
-              <w:spacing w:before="0" w:after="0"/>
-            </w:pPr>
-            <w:r>
-              <w:rPr>
-                <w:sz w:val="16"/>
-              </w:rPr>
-              <w:t>721.0 ms</w:t>
-            </w:r>
-          </w:p>
-        </w:tc>
-        <w:tc>
-          <w:tcPr>
-            <w:tcW w:type="dxa" w:w="1872"/>
-            <w:shd w:fill="F7FAFC"/>
-            <w:tcMar>
-              <w:top w:w="90" w:type="dxa"/>
-              <w:bottom w:w="90" w:type="dxa"/>
-              <w:left w:w="140" w:type="dxa"/>
-              <w:right w:w="140" w:type="dxa"/>
-            </w:tcMar>
-          </w:tcPr>
-          <w:p>
-            <w:pPr>
-              <w:spacing w:before="0" w:after="0"/>
-            </w:pPr>
-            <w:r>
-              <w:rPr>
-                <w:sz w:val="16"/>
-              </w:rPr>
-              <w:t>7253.7 chars</w:t>
-            </w:r>
-          </w:p>
-        </w:tc>
-        <w:tc>
-          <w:tcPr>
-            <w:tcW w:type="dxa" w:w="2016"/>
-            <w:shd w:fill="F7FAFC"/>
-            <w:tcMar>
-              <w:top w:w="90" w:type="dxa"/>
-              <w:bottom w:w="90" w:type="dxa"/>
-              <w:left w:w="140" w:type="dxa"/>
-              <w:right w:w="140" w:type="dxa"/>
-            </w:tcMar>
-          </w:tcPr>
-          <w:p>
-            <w:pPr>
-              <w:spacing w:before="0" w:after="0"/>
-            </w:pPr>
-            <w:r>
-              <w:rPr>
-                <w:sz w:val="16"/>
-              </w:rPr>
-              <w:t>PASS</w:t>
+                <w:sz w:val="15"/>
+              </w:rPr>
+              <w:t>q004</w:t>
+            </w:r>
+          </w:p>
+        </w:tc>
+        <w:tc>
+          <w:tcPr>
+            <w:tcW w:type="dxa" w:w="1728"/>
+            <w:shd w:fill="FFFFFF"/>
+            <w:tcMar>
+              <w:top w:w="80" w:type="dxa"/>
+              <w:bottom w:w="80" w:type="dxa"/>
+              <w:left w:w="120" w:type="dxa"/>
+              <w:right w:w="120" w:type="dxa"/>
+            </w:tcMar>
+          </w:tcPr>
+          <w:p>
+            <w:pPr>
+              <w:spacing w:before="0" w:after="0"/>
+            </w:pPr>
+            <w:r>
+              <w:rPr>
+                <w:sz w:val="15"/>
+              </w:rPr>
+              <w:t>gemini-3.5-flash</w:t>
+            </w:r>
+          </w:p>
+        </w:tc>
+        <w:tc>
+          <w:tcPr>
+            <w:tcW w:type="dxa" w:w="1152"/>
+            <w:shd w:fill="FFFFFF"/>
+            <w:tcMar>
+              <w:top w:w="80" w:type="dxa"/>
+              <w:bottom w:w="80" w:type="dxa"/>
+              <w:left w:w="120" w:type="dxa"/>
+              <w:right w:w="120" w:type="dxa"/>
+            </w:tcMar>
+          </w:tcPr>
+          <w:p>
+            <w:pPr>
+              <w:spacing w:before="0" w:after="0"/>
+            </w:pPr>
+            <w:r>
+              <w:rPr>
+                <w:sz w:val="15"/>
+              </w:rPr>
+              <w:t>normal</w:t>
+            </w:r>
+          </w:p>
+        </w:tc>
+        <w:tc>
+          <w:tcPr>
+            <w:tcW w:type="dxa" w:w="1152"/>
+            <w:shd w:fill="FFFFFF"/>
+            <w:tcMar>
+              <w:top w:w="80" w:type="dxa"/>
+              <w:bottom w:w="80" w:type="dxa"/>
+              <w:left w:w="120" w:type="dxa"/>
+              <w:right w:w="120" w:type="dxa"/>
+            </w:tcMar>
+          </w:tcPr>
+          <w:p>
+            <w:pPr>
+              <w:spacing w:before="0" w:after="0"/>
+            </w:pPr>
+            <w:r>
+              <w:rPr>
+                <w:sz w:val="15"/>
+              </w:rPr>
+              <w:t>low</w:t>
+            </w:r>
+          </w:p>
+        </w:tc>
+        <w:tc>
+          <w:tcPr>
+            <w:tcW w:type="dxa" w:w="1296"/>
+            <w:shd w:fill="FFFFFF"/>
+            <w:tcMar>
+              <w:top w:w="80" w:type="dxa"/>
+              <w:bottom w:w="80" w:type="dxa"/>
+              <w:left w:w="120" w:type="dxa"/>
+              <w:right w:w="120" w:type="dxa"/>
+            </w:tcMar>
+          </w:tcPr>
+          <w:p>
+            <w:pPr>
+              <w:spacing w:before="0" w:after="0"/>
+            </w:pPr>
+            <w:r>
+              <w:rPr>
+                <w:sz w:val="15"/>
+              </w:rPr>
+              <w:t>861.3 ms</w:t>
+            </w:r>
+          </w:p>
+        </w:tc>
+        <w:tc>
+          <w:tcPr>
+            <w:tcW w:type="dxa" w:w="1440"/>
+            <w:shd w:fill="FFFFFF"/>
+            <w:tcMar>
+              <w:top w:w="80" w:type="dxa"/>
+              <w:bottom w:w="80" w:type="dxa"/>
+              <w:left w:w="120" w:type="dxa"/>
+              <w:right w:w="120" w:type="dxa"/>
+            </w:tcMar>
+          </w:tcPr>
+          <w:p>
+            <w:pPr>
+              <w:spacing w:before="0" w:after="0"/>
+            </w:pPr>
+            <w:r>
+              <w:rPr>
+                <w:sz w:val="15"/>
+              </w:rPr>
+              <w:t>17470.6 ms</w:t>
+            </w:r>
+          </w:p>
+        </w:tc>
+        <w:tc>
+          <w:tcPr>
+            <w:tcW w:type="dxa" w:w="1296"/>
+            <w:shd w:fill="FFFFFF"/>
+            <w:tcMar>
+              <w:top w:w="80" w:type="dxa"/>
+              <w:bottom w:w="80" w:type="dxa"/>
+              <w:left w:w="120" w:type="dxa"/>
+              <w:right w:w="120" w:type="dxa"/>
+            </w:tcMar>
+          </w:tcPr>
+          <w:p>
+            <w:pPr>
+              <w:spacing w:before="0" w:after="0"/>
+            </w:pPr>
+            <w:r>
+              <w:rPr>
+                <w:sz w:val="15"/>
+              </w:rPr>
+              <w:t>18331.8 ms</w:t>
             </w:r>
           </w:p>
         </w:tc>
@@ -2858,13 +4055,13 @@
       <w:tr>
         <w:tc>
           <w:tcPr>
-            <w:tcW w:type="dxa" w:w="3600"/>
-            <w:shd w:fill="FFFFFF"/>
-            <w:tcMar>
-              <w:top w:w="90" w:type="dxa"/>
-              <w:bottom w:w="90" w:type="dxa"/>
-              <w:left w:w="140" w:type="dxa"/>
-              <w:right w:w="140" w:type="dxa"/>
+            <w:tcW w:type="dxa" w:w="1296"/>
+            <w:shd w:fill="F7FAFC"/>
+            <w:tcMar>
+              <w:top w:w="80" w:type="dxa"/>
+              <w:bottom w:w="80" w:type="dxa"/>
+              <w:left w:w="120" w:type="dxa"/>
+              <w:right w:w="120" w:type="dxa"/>
             </w:tcMar>
           </w:tcPr>
           <w:p>
@@ -2874,78 +4071,147 @@
             <w:r>
               <w:rPr>
                 <w:b/>
-                <w:sz w:val="16"/>
-              </w:rPr>
-              <w:t>normal (medium thinking)</w:t>
-            </w:r>
-          </w:p>
-        </w:tc>
-        <w:tc>
-          <w:tcPr>
-            <w:tcW w:type="dxa" w:w="1872"/>
-            <w:shd w:fill="FFFFFF"/>
-            <w:tcMar>
-              <w:top w:w="90" w:type="dxa"/>
-              <w:bottom w:w="90" w:type="dxa"/>
-              <w:left w:w="140" w:type="dxa"/>
-              <w:right w:w="140" w:type="dxa"/>
-            </w:tcMar>
-          </w:tcPr>
-          <w:p>
-            <w:pPr>
-              <w:spacing w:before="0" w:after="0"/>
-            </w:pPr>
-            <w:r>
-              <w:rPr>
-                <w:sz w:val="16"/>
-              </w:rPr>
-              <w:t>557.2 ms</w:t>
-            </w:r>
-          </w:p>
-        </w:tc>
-        <w:tc>
-          <w:tcPr>
-            <w:tcW w:type="dxa" w:w="1872"/>
-            <w:shd w:fill="FFFFFF"/>
-            <w:tcMar>
-              <w:top w:w="90" w:type="dxa"/>
-              <w:bottom w:w="90" w:type="dxa"/>
-              <w:left w:w="140" w:type="dxa"/>
-              <w:right w:w="140" w:type="dxa"/>
-            </w:tcMar>
-          </w:tcPr>
-          <w:p>
-            <w:pPr>
-              <w:spacing w:before="0" w:after="0"/>
-            </w:pPr>
-            <w:r>
-              <w:rPr>
-                <w:sz w:val="16"/>
-              </w:rPr>
-              <w:t>12180.8 chars</w:t>
-            </w:r>
-          </w:p>
-        </w:tc>
-        <w:tc>
-          <w:tcPr>
-            <w:tcW w:type="dxa" w:w="2016"/>
-            <w:shd w:fill="FFFFFF"/>
-            <w:tcMar>
-              <w:top w:w="90" w:type="dxa"/>
-              <w:bottom w:w="90" w:type="dxa"/>
-              <w:left w:w="140" w:type="dxa"/>
-              <w:right w:w="140" w:type="dxa"/>
-            </w:tcMar>
-          </w:tcPr>
-          <w:p>
-            <w:pPr>
-              <w:spacing w:before="0" w:after="0"/>
-            </w:pPr>
-            <w:r>
-              <w:rPr>
-                <w:sz w:val="16"/>
-              </w:rPr>
-              <w:t>PASS</w:t>
+                <w:sz w:val="15"/>
+              </w:rPr>
+              <w:t>q004</w:t>
+            </w:r>
+          </w:p>
+        </w:tc>
+        <w:tc>
+          <w:tcPr>
+            <w:tcW w:type="dxa" w:w="1728"/>
+            <w:shd w:fill="F7FAFC"/>
+            <w:tcMar>
+              <w:top w:w="80" w:type="dxa"/>
+              <w:bottom w:w="80" w:type="dxa"/>
+              <w:left w:w="120" w:type="dxa"/>
+              <w:right w:w="120" w:type="dxa"/>
+            </w:tcMar>
+          </w:tcPr>
+          <w:p>
+            <w:pPr>
+              <w:spacing w:before="0" w:after="0"/>
+            </w:pPr>
+            <w:r>
+              <w:rPr>
+                <w:sz w:val="15"/>
+              </w:rPr>
+              <w:t>gemini-3.5-flash</w:t>
+            </w:r>
+          </w:p>
+        </w:tc>
+        <w:tc>
+          <w:tcPr>
+            <w:tcW w:type="dxa" w:w="1152"/>
+            <w:shd w:fill="F7FAFC"/>
+            <w:tcMar>
+              <w:top w:w="80" w:type="dxa"/>
+              <w:bottom w:w="80" w:type="dxa"/>
+              <w:left w:w="120" w:type="dxa"/>
+              <w:right w:w="120" w:type="dxa"/>
+            </w:tcMar>
+          </w:tcPr>
+          <w:p>
+            <w:pPr>
+              <w:spacing w:before="0" w:after="0"/>
+            </w:pPr>
+            <w:r>
+              <w:rPr>
+                <w:sz w:val="15"/>
+              </w:rPr>
+              <w:t>voice</w:t>
+            </w:r>
+          </w:p>
+        </w:tc>
+        <w:tc>
+          <w:tcPr>
+            <w:tcW w:type="dxa" w:w="1152"/>
+            <w:shd w:fill="F7FAFC"/>
+            <w:tcMar>
+              <w:top w:w="80" w:type="dxa"/>
+              <w:bottom w:w="80" w:type="dxa"/>
+              <w:left w:w="120" w:type="dxa"/>
+              <w:right w:w="120" w:type="dxa"/>
+            </w:tcMar>
+          </w:tcPr>
+          <w:p>
+            <w:pPr>
+              <w:spacing w:before="0" w:after="0"/>
+            </w:pPr>
+            <w:r>
+              <w:rPr>
+                <w:sz w:val="15"/>
+              </w:rPr>
+              <w:t>low</w:t>
+            </w:r>
+          </w:p>
+        </w:tc>
+        <w:tc>
+          <w:tcPr>
+            <w:tcW w:type="dxa" w:w="1296"/>
+            <w:shd w:fill="F7FAFC"/>
+            <w:tcMar>
+              <w:top w:w="80" w:type="dxa"/>
+              <w:bottom w:w="80" w:type="dxa"/>
+              <w:left w:w="120" w:type="dxa"/>
+              <w:right w:w="120" w:type="dxa"/>
+            </w:tcMar>
+          </w:tcPr>
+          <w:p>
+            <w:pPr>
+              <w:spacing w:before="0" w:after="0"/>
+            </w:pPr>
+            <w:r>
+              <w:rPr>
+                <w:sz w:val="15"/>
+              </w:rPr>
+              <w:t>576.1 ms</w:t>
+            </w:r>
+          </w:p>
+        </w:tc>
+        <w:tc>
+          <w:tcPr>
+            <w:tcW w:type="dxa" w:w="1440"/>
+            <w:shd w:fill="F7FAFC"/>
+            <w:tcMar>
+              <w:top w:w="80" w:type="dxa"/>
+              <w:bottom w:w="80" w:type="dxa"/>
+              <w:left w:w="120" w:type="dxa"/>
+              <w:right w:w="120" w:type="dxa"/>
+            </w:tcMar>
+          </w:tcPr>
+          <w:p>
+            <w:pPr>
+              <w:spacing w:before="0" w:after="0"/>
+            </w:pPr>
+            <w:r>
+              <w:rPr>
+                <w:sz w:val="15"/>
+              </w:rPr>
+              <w:t>4562.5 ms</w:t>
+            </w:r>
+          </w:p>
+        </w:tc>
+        <w:tc>
+          <w:tcPr>
+            <w:tcW w:type="dxa" w:w="1296"/>
+            <w:shd w:fill="F7FAFC"/>
+            <w:tcMar>
+              <w:top w:w="80" w:type="dxa"/>
+              <w:bottom w:w="80" w:type="dxa"/>
+              <w:left w:w="120" w:type="dxa"/>
+              <w:right w:w="120" w:type="dxa"/>
+            </w:tcMar>
+          </w:tcPr>
+          <w:p>
+            <w:pPr>
+              <w:spacing w:before="0" w:after="0"/>
+            </w:pPr>
+            <w:r>
+              <w:rPr>
+                <w:sz w:val="15"/>
+              </w:rPr>
+              <w:t>5138.6 ms</w:t>
             </w:r>
           </w:p>
         </w:tc>
@@ -2953,13 +4219,13 @@
       <w:tr>
         <w:tc>
           <w:tcPr>
-            <w:tcW w:type="dxa" w:w="3600"/>
-            <w:shd w:fill="F7FAFC"/>
-            <w:tcMar>
-              <w:top w:w="90" w:type="dxa"/>
-              <w:bottom w:w="90" w:type="dxa"/>
-              <w:left w:w="140" w:type="dxa"/>
-              <w:right w:w="140" w:type="dxa"/>
+            <w:tcW w:type="dxa" w:w="1296"/>
+            <w:shd w:fill="FFFFFF"/>
+            <w:tcMar>
+              <w:top w:w="80" w:type="dxa"/>
+              <w:bottom w:w="80" w:type="dxa"/>
+              <w:left w:w="120" w:type="dxa"/>
+              <w:right w:w="120" w:type="dxa"/>
             </w:tcMar>
           </w:tcPr>
           <w:p>
@@ -2969,78 +4235,147 @@
             <w:r>
               <w:rPr>
                 <w:b/>
-                <w:sz w:val="16"/>
-              </w:rPr>
-              <w:t>normal (low thinking)</w:t>
-            </w:r>
-          </w:p>
-        </w:tc>
-        <w:tc>
-          <w:tcPr>
-            <w:tcW w:type="dxa" w:w="1872"/>
-            <w:shd w:fill="F7FAFC"/>
-            <w:tcMar>
-              <w:top w:w="90" w:type="dxa"/>
-              <w:bottom w:w="90" w:type="dxa"/>
-              <w:left w:w="140" w:type="dxa"/>
-              <w:right w:w="140" w:type="dxa"/>
-            </w:tcMar>
-          </w:tcPr>
-          <w:p>
-            <w:pPr>
-              <w:spacing w:before="0" w:after="0"/>
-            </w:pPr>
-            <w:r>
-              <w:rPr>
-                <w:sz w:val="16"/>
-              </w:rPr>
-              <w:t>861.3 ms</w:t>
-            </w:r>
-          </w:p>
-        </w:tc>
-        <w:tc>
-          <w:tcPr>
-            <w:tcW w:type="dxa" w:w="1872"/>
-            <w:shd w:fill="F7FAFC"/>
-            <w:tcMar>
-              <w:top w:w="90" w:type="dxa"/>
-              <w:bottom w:w="90" w:type="dxa"/>
-              <w:left w:w="140" w:type="dxa"/>
-              <w:right w:w="140" w:type="dxa"/>
-            </w:tcMar>
-          </w:tcPr>
-          <w:p>
-            <w:pPr>
-              <w:spacing w:before="0" w:after="0"/>
-            </w:pPr>
-            <w:r>
-              <w:rPr>
-                <w:sz w:val="16"/>
-              </w:rPr>
-              <w:t>18331.8 chars</w:t>
-            </w:r>
-          </w:p>
-        </w:tc>
-        <w:tc>
-          <w:tcPr>
-            <w:tcW w:type="dxa" w:w="2016"/>
-            <w:shd w:fill="F7FAFC"/>
-            <w:tcMar>
-              <w:top w:w="90" w:type="dxa"/>
-              <w:bottom w:w="90" w:type="dxa"/>
-              <w:left w:w="140" w:type="dxa"/>
-              <w:right w:w="140" w:type="dxa"/>
-            </w:tcMar>
-          </w:tcPr>
-          <w:p>
-            <w:pPr>
-              <w:spacing w:before="0" w:after="0"/>
-            </w:pPr>
-            <w:r>
-              <w:rPr>
-                <w:sz w:val="16"/>
-              </w:rPr>
-              <w:t>PASS</w:t>
+                <w:sz w:val="15"/>
+              </w:rPr>
+              <w:t>q002</w:t>
+            </w:r>
+          </w:p>
+        </w:tc>
+        <w:tc>
+          <w:tcPr>
+            <w:tcW w:type="dxa" w:w="1728"/>
+            <w:shd w:fill="FFFFFF"/>
+            <w:tcMar>
+              <w:top w:w="80" w:type="dxa"/>
+              <w:bottom w:w="80" w:type="dxa"/>
+              <w:left w:w="120" w:type="dxa"/>
+              <w:right w:w="120" w:type="dxa"/>
+            </w:tcMar>
+          </w:tcPr>
+          <w:p>
+            <w:pPr>
+              <w:spacing w:before="0" w:after="0"/>
+            </w:pPr>
+            <w:r>
+              <w:rPr>
+                <w:sz w:val="15"/>
+              </w:rPr>
+              <w:t>gemini-3.5-flash</w:t>
+            </w:r>
+          </w:p>
+        </w:tc>
+        <w:tc>
+          <w:tcPr>
+            <w:tcW w:type="dxa" w:w="1152"/>
+            <w:shd w:fill="FFFFFF"/>
+            <w:tcMar>
+              <w:top w:w="80" w:type="dxa"/>
+              <w:bottom w:w="80" w:type="dxa"/>
+              <w:left w:w="120" w:type="dxa"/>
+              <w:right w:w="120" w:type="dxa"/>
+            </w:tcMar>
+          </w:tcPr>
+          <w:p>
+            <w:pPr>
+              <w:spacing w:before="0" w:after="0"/>
+            </w:pPr>
+            <w:r>
+              <w:rPr>
+                <w:sz w:val="15"/>
+              </w:rPr>
+              <w:t>normal</w:t>
+            </w:r>
+          </w:p>
+        </w:tc>
+        <w:tc>
+          <w:tcPr>
+            <w:tcW w:type="dxa" w:w="1152"/>
+            <w:shd w:fill="FFFFFF"/>
+            <w:tcMar>
+              <w:top w:w="80" w:type="dxa"/>
+              <w:bottom w:w="80" w:type="dxa"/>
+              <w:left w:w="120" w:type="dxa"/>
+              <w:right w:w="120" w:type="dxa"/>
+            </w:tcMar>
+          </w:tcPr>
+          <w:p>
+            <w:pPr>
+              <w:spacing w:before="0" w:after="0"/>
+            </w:pPr>
+            <w:r>
+              <w:rPr>
+                <w:sz w:val="15"/>
+              </w:rPr>
+              <w:t>medium</w:t>
+            </w:r>
+          </w:p>
+        </w:tc>
+        <w:tc>
+          <w:tcPr>
+            <w:tcW w:type="dxa" w:w="1296"/>
+            <w:shd w:fill="FFFFFF"/>
+            <w:tcMar>
+              <w:top w:w="80" w:type="dxa"/>
+              <w:bottom w:w="80" w:type="dxa"/>
+              <w:left w:w="120" w:type="dxa"/>
+              <w:right w:w="120" w:type="dxa"/>
+            </w:tcMar>
+          </w:tcPr>
+          <w:p>
+            <w:pPr>
+              <w:spacing w:before="0" w:after="0"/>
+            </w:pPr>
+            <w:r>
+              <w:rPr>
+                <w:sz w:val="15"/>
+              </w:rPr>
+              <w:t>873.5 ms</w:t>
+            </w:r>
+          </w:p>
+        </w:tc>
+        <w:tc>
+          <w:tcPr>
+            <w:tcW w:type="dxa" w:w="1440"/>
+            <w:shd w:fill="FFFFFF"/>
+            <w:tcMar>
+              <w:top w:w="80" w:type="dxa"/>
+              <w:bottom w:w="80" w:type="dxa"/>
+              <w:left w:w="120" w:type="dxa"/>
+              <w:right w:w="120" w:type="dxa"/>
+            </w:tcMar>
+          </w:tcPr>
+          <w:p>
+            <w:pPr>
+              <w:spacing w:before="0" w:after="0"/>
+            </w:pPr>
+            <w:r>
+              <w:rPr>
+                <w:sz w:val="15"/>
+              </w:rPr>
+              <w:t>33829.9 ms</w:t>
+            </w:r>
+          </w:p>
+        </w:tc>
+        <w:tc>
+          <w:tcPr>
+            <w:tcW w:type="dxa" w:w="1296"/>
+            <w:shd w:fill="FFFFFF"/>
+            <w:tcMar>
+              <w:top w:w="80" w:type="dxa"/>
+              <w:bottom w:w="80" w:type="dxa"/>
+              <w:left w:w="120" w:type="dxa"/>
+              <w:right w:w="120" w:type="dxa"/>
+            </w:tcMar>
+          </w:tcPr>
+          <w:p>
+            <w:pPr>
+              <w:spacing w:before="0" w:after="0"/>
+            </w:pPr>
+            <w:r>
+              <w:rPr>
+                <w:sz w:val="15"/>
+              </w:rPr>
+              <w:t>34703.3 ms</w:t>
             </w:r>
           </w:p>
         </w:tc>
@@ -3048,13 +4383,13 @@
       <w:tr>
         <w:tc>
           <w:tcPr>
-            <w:tcW w:type="dxa" w:w="3600"/>
-            <w:shd w:fill="FFFFFF"/>
-            <w:tcMar>
-              <w:top w:w="90" w:type="dxa"/>
-              <w:bottom w:w="90" w:type="dxa"/>
-              <w:left w:w="140" w:type="dxa"/>
-              <w:right w:w="140" w:type="dxa"/>
+            <w:tcW w:type="dxa" w:w="1296"/>
+            <w:shd w:fill="F7FAFC"/>
+            <w:tcMar>
+              <w:top w:w="80" w:type="dxa"/>
+              <w:bottom w:w="80" w:type="dxa"/>
+              <w:left w:w="120" w:type="dxa"/>
+              <w:right w:w="120" w:type="dxa"/>
             </w:tcMar>
           </w:tcPr>
           <w:p>
@@ -3064,78 +4399,147 @@
             <w:r>
               <w:rPr>
                 <w:b/>
-                <w:sz w:val="16"/>
-              </w:rPr>
-              <w:t>voice (low thinking)</w:t>
-            </w:r>
-          </w:p>
-        </w:tc>
-        <w:tc>
-          <w:tcPr>
-            <w:tcW w:type="dxa" w:w="1872"/>
-            <w:shd w:fill="FFFFFF"/>
-            <w:tcMar>
-              <w:top w:w="90" w:type="dxa"/>
-              <w:bottom w:w="90" w:type="dxa"/>
-              <w:left w:w="140" w:type="dxa"/>
-              <w:right w:w="140" w:type="dxa"/>
-            </w:tcMar>
-          </w:tcPr>
-          <w:p>
-            <w:pPr>
-              <w:spacing w:before="0" w:after="0"/>
-            </w:pPr>
-            <w:r>
-              <w:rPr>
-                <w:sz w:val="16"/>
-              </w:rPr>
-              <w:t>576.1 ms</w:t>
-            </w:r>
-          </w:p>
-        </w:tc>
-        <w:tc>
-          <w:tcPr>
-            <w:tcW w:type="dxa" w:w="1872"/>
-            <w:shd w:fill="FFFFFF"/>
-            <w:tcMar>
-              <w:top w:w="90" w:type="dxa"/>
-              <w:bottom w:w="90" w:type="dxa"/>
-              <w:left w:w="140" w:type="dxa"/>
-              <w:right w:w="140" w:type="dxa"/>
-            </w:tcMar>
-          </w:tcPr>
-          <w:p>
-            <w:pPr>
-              <w:spacing w:before="0" w:after="0"/>
-            </w:pPr>
-            <w:r>
-              <w:rPr>
-                <w:sz w:val="16"/>
-              </w:rPr>
-              <w:t>5138.6 chars</w:t>
-            </w:r>
-          </w:p>
-        </w:tc>
-        <w:tc>
-          <w:tcPr>
-            <w:tcW w:type="dxa" w:w="2016"/>
-            <w:shd w:fill="FFFFFF"/>
-            <w:tcMar>
-              <w:top w:w="90" w:type="dxa"/>
-              <w:bottom w:w="90" w:type="dxa"/>
-              <w:left w:w="140" w:type="dxa"/>
-              <w:right w:w="140" w:type="dxa"/>
-            </w:tcMar>
-          </w:tcPr>
-          <w:p>
-            <w:pPr>
-              <w:spacing w:before="0" w:after="0"/>
-            </w:pPr>
-            <w:r>
-              <w:rPr>
-                <w:sz w:val="16"/>
-              </w:rPr>
-              <w:t>PASS</w:t>
+                <w:sz w:val="15"/>
+              </w:rPr>
+              <w:t>q002</w:t>
+            </w:r>
+          </w:p>
+        </w:tc>
+        <w:tc>
+          <w:tcPr>
+            <w:tcW w:type="dxa" w:w="1728"/>
+            <w:shd w:fill="F7FAFC"/>
+            <w:tcMar>
+              <w:top w:w="80" w:type="dxa"/>
+              <w:bottom w:w="80" w:type="dxa"/>
+              <w:left w:w="120" w:type="dxa"/>
+              <w:right w:w="120" w:type="dxa"/>
+            </w:tcMar>
+          </w:tcPr>
+          <w:p>
+            <w:pPr>
+              <w:spacing w:before="0" w:after="0"/>
+            </w:pPr>
+            <w:r>
+              <w:rPr>
+                <w:sz w:val="15"/>
+              </w:rPr>
+              <w:t>gemini-3.5-flash</w:t>
+            </w:r>
+          </w:p>
+        </w:tc>
+        <w:tc>
+          <w:tcPr>
+            <w:tcW w:type="dxa" w:w="1152"/>
+            <w:shd w:fill="F7FAFC"/>
+            <w:tcMar>
+              <w:top w:w="80" w:type="dxa"/>
+              <w:bottom w:w="80" w:type="dxa"/>
+              <w:left w:w="120" w:type="dxa"/>
+              <w:right w:w="120" w:type="dxa"/>
+            </w:tcMar>
+          </w:tcPr>
+          <w:p>
+            <w:pPr>
+              <w:spacing w:before="0" w:after="0"/>
+            </w:pPr>
+            <w:r>
+              <w:rPr>
+                <w:sz w:val="15"/>
+              </w:rPr>
+              <w:t>normal</w:t>
+            </w:r>
+          </w:p>
+        </w:tc>
+        <w:tc>
+          <w:tcPr>
+            <w:tcW w:type="dxa" w:w="1152"/>
+            <w:shd w:fill="F7FAFC"/>
+            <w:tcMar>
+              <w:top w:w="80" w:type="dxa"/>
+              <w:bottom w:w="80" w:type="dxa"/>
+              <w:left w:w="120" w:type="dxa"/>
+              <w:right w:w="120" w:type="dxa"/>
+            </w:tcMar>
+          </w:tcPr>
+          <w:p>
+            <w:pPr>
+              <w:spacing w:before="0" w:after="0"/>
+            </w:pPr>
+            <w:r>
+              <w:rPr>
+                <w:sz w:val="15"/>
+              </w:rPr>
+              <w:t>low</w:t>
+            </w:r>
+          </w:p>
+        </w:tc>
+        <w:tc>
+          <w:tcPr>
+            <w:tcW w:type="dxa" w:w="1296"/>
+            <w:shd w:fill="F7FAFC"/>
+            <w:tcMar>
+              <w:top w:w="80" w:type="dxa"/>
+              <w:bottom w:w="80" w:type="dxa"/>
+              <w:left w:w="120" w:type="dxa"/>
+              <w:right w:w="120" w:type="dxa"/>
+            </w:tcMar>
+          </w:tcPr>
+          <w:p>
+            <w:pPr>
+              <w:spacing w:before="0" w:after="0"/>
+            </w:pPr>
+            <w:r>
+              <w:rPr>
+                <w:sz w:val="15"/>
+              </w:rPr>
+              <w:t>534.8 ms</w:t>
+            </w:r>
+          </w:p>
+        </w:tc>
+        <w:tc>
+          <w:tcPr>
+            <w:tcW w:type="dxa" w:w="1440"/>
+            <w:shd w:fill="F7FAFC"/>
+            <w:tcMar>
+              <w:top w:w="80" w:type="dxa"/>
+              <w:bottom w:w="80" w:type="dxa"/>
+              <w:left w:w="120" w:type="dxa"/>
+              <w:right w:w="120" w:type="dxa"/>
+            </w:tcMar>
+          </w:tcPr>
+          <w:p>
+            <w:pPr>
+              <w:spacing w:before="0" w:after="0"/>
+            </w:pPr>
+            <w:r>
+              <w:rPr>
+                <w:sz w:val="15"/>
+              </w:rPr>
+              <w:t>12705.9 ms</w:t>
+            </w:r>
+          </w:p>
+        </w:tc>
+        <w:tc>
+          <w:tcPr>
+            <w:tcW w:type="dxa" w:w="1296"/>
+            <w:shd w:fill="F7FAFC"/>
+            <w:tcMar>
+              <w:top w:w="80" w:type="dxa"/>
+              <w:bottom w:w="80" w:type="dxa"/>
+              <w:left w:w="120" w:type="dxa"/>
+              <w:right w:w="120" w:type="dxa"/>
+            </w:tcMar>
+          </w:tcPr>
+          <w:p>
+            <w:pPr>
+              <w:spacing w:before="0" w:after="0"/>
+            </w:pPr>
+            <w:r>
+              <w:rPr>
+                <w:sz w:val="15"/>
+              </w:rPr>
+              <w:t>13240.7 ms</w:t>
             </w:r>
           </w:p>
         </w:tc>
@@ -3143,13 +4547,13 @@
       <w:tr>
         <w:tc>
           <w:tcPr>
-            <w:tcW w:type="dxa" w:w="3600"/>
-            <w:shd w:fill="F7FAFC"/>
-            <w:tcMar>
-              <w:top w:w="90" w:type="dxa"/>
-              <w:bottom w:w="90" w:type="dxa"/>
-              <w:left w:w="140" w:type="dxa"/>
-              <w:right w:w="140" w:type="dxa"/>
+            <w:tcW w:type="dxa" w:w="1296"/>
+            <w:shd w:fill="FFFFFF"/>
+            <w:tcMar>
+              <w:top w:w="80" w:type="dxa"/>
+              <w:bottom w:w="80" w:type="dxa"/>
+              <w:left w:w="120" w:type="dxa"/>
+              <w:right w:w="120" w:type="dxa"/>
             </w:tcMar>
           </w:tcPr>
           <w:p>
@@ -3159,78 +4563,147 @@
             <w:r>
               <w:rPr>
                 <w:b/>
-                <w:sz w:val="16"/>
-              </w:rPr>
-              <w:t>normal (medium thinking)</w:t>
-            </w:r>
-          </w:p>
-        </w:tc>
-        <w:tc>
-          <w:tcPr>
-            <w:tcW w:type="dxa" w:w="1872"/>
-            <w:shd w:fill="F7FAFC"/>
-            <w:tcMar>
-              <w:top w:w="90" w:type="dxa"/>
-              <w:bottom w:w="90" w:type="dxa"/>
-              <w:left w:w="140" w:type="dxa"/>
-              <w:right w:w="140" w:type="dxa"/>
-            </w:tcMar>
-          </w:tcPr>
-          <w:p>
-            <w:pPr>
-              <w:spacing w:before="0" w:after="0"/>
-            </w:pPr>
-            <w:r>
-              <w:rPr>
-                <w:sz w:val="16"/>
-              </w:rPr>
-              <w:t>873.5 ms</w:t>
-            </w:r>
-          </w:p>
-        </w:tc>
-        <w:tc>
-          <w:tcPr>
-            <w:tcW w:type="dxa" w:w="1872"/>
-            <w:shd w:fill="F7FAFC"/>
-            <w:tcMar>
-              <w:top w:w="90" w:type="dxa"/>
-              <w:bottom w:w="90" w:type="dxa"/>
-              <w:left w:w="140" w:type="dxa"/>
-              <w:right w:w="140" w:type="dxa"/>
-            </w:tcMar>
-          </w:tcPr>
-          <w:p>
-            <w:pPr>
-              <w:spacing w:before="0" w:after="0"/>
-            </w:pPr>
-            <w:r>
-              <w:rPr>
-                <w:sz w:val="16"/>
-              </w:rPr>
-              <w:t>34703.3 chars</w:t>
-            </w:r>
-          </w:p>
-        </w:tc>
-        <w:tc>
-          <w:tcPr>
-            <w:tcW w:type="dxa" w:w="2016"/>
-            <w:shd w:fill="F7FAFC"/>
-            <w:tcMar>
-              <w:top w:w="90" w:type="dxa"/>
-              <w:bottom w:w="90" w:type="dxa"/>
-              <w:left w:w="140" w:type="dxa"/>
-              <w:right w:w="140" w:type="dxa"/>
-            </w:tcMar>
-          </w:tcPr>
-          <w:p>
-            <w:pPr>
-              <w:spacing w:before="0" w:after="0"/>
-            </w:pPr>
-            <w:r>
-              <w:rPr>
-                <w:sz w:val="16"/>
-              </w:rPr>
-              <w:t>PASS</w:t>
+                <w:sz w:val="15"/>
+              </w:rPr>
+              <w:t>q002</w:t>
+            </w:r>
+          </w:p>
+        </w:tc>
+        <w:tc>
+          <w:tcPr>
+            <w:tcW w:type="dxa" w:w="1728"/>
+            <w:shd w:fill="FFFFFF"/>
+            <w:tcMar>
+              <w:top w:w="80" w:type="dxa"/>
+              <w:bottom w:w="80" w:type="dxa"/>
+              <w:left w:w="120" w:type="dxa"/>
+              <w:right w:w="120" w:type="dxa"/>
+            </w:tcMar>
+          </w:tcPr>
+          <w:p>
+            <w:pPr>
+              <w:spacing w:before="0" w:after="0"/>
+            </w:pPr>
+            <w:r>
+              <w:rPr>
+                <w:sz w:val="15"/>
+              </w:rPr>
+              <w:t>gemini-3.5-flash</w:t>
+            </w:r>
+          </w:p>
+        </w:tc>
+        <w:tc>
+          <w:tcPr>
+            <w:tcW w:type="dxa" w:w="1152"/>
+            <w:shd w:fill="FFFFFF"/>
+            <w:tcMar>
+              <w:top w:w="80" w:type="dxa"/>
+              <w:bottom w:w="80" w:type="dxa"/>
+              <w:left w:w="120" w:type="dxa"/>
+              <w:right w:w="120" w:type="dxa"/>
+            </w:tcMar>
+          </w:tcPr>
+          <w:p>
+            <w:pPr>
+              <w:spacing w:before="0" w:after="0"/>
+            </w:pPr>
+            <w:r>
+              <w:rPr>
+                <w:sz w:val="15"/>
+              </w:rPr>
+              <w:t>voice</w:t>
+            </w:r>
+          </w:p>
+        </w:tc>
+        <w:tc>
+          <w:tcPr>
+            <w:tcW w:type="dxa" w:w="1152"/>
+            <w:shd w:fill="FFFFFF"/>
+            <w:tcMar>
+              <w:top w:w="80" w:type="dxa"/>
+              <w:bottom w:w="80" w:type="dxa"/>
+              <w:left w:w="120" w:type="dxa"/>
+              <w:right w:w="120" w:type="dxa"/>
+            </w:tcMar>
+          </w:tcPr>
+          <w:p>
+            <w:pPr>
+              <w:spacing w:before="0" w:after="0"/>
+            </w:pPr>
+            <w:r>
+              <w:rPr>
+                <w:sz w:val="15"/>
+              </w:rPr>
+              <w:t>low</w:t>
+            </w:r>
+          </w:p>
+        </w:tc>
+        <w:tc>
+          <w:tcPr>
+            <w:tcW w:type="dxa" w:w="1296"/>
+            <w:shd w:fill="FFFFFF"/>
+            <w:tcMar>
+              <w:top w:w="80" w:type="dxa"/>
+              <w:bottom w:w="80" w:type="dxa"/>
+              <w:left w:w="120" w:type="dxa"/>
+              <w:right w:w="120" w:type="dxa"/>
+            </w:tcMar>
+          </w:tcPr>
+          <w:p>
+            <w:pPr>
+              <w:spacing w:before="0" w:after="0"/>
+            </w:pPr>
+            <w:r>
+              <w:rPr>
+                <w:sz w:val="15"/>
+              </w:rPr>
+              <w:t>591.5 ms</w:t>
+            </w:r>
+          </w:p>
+        </w:tc>
+        <w:tc>
+          <w:tcPr>
+            <w:tcW w:type="dxa" w:w="1440"/>
+            <w:shd w:fill="FFFFFF"/>
+            <w:tcMar>
+              <w:top w:w="80" w:type="dxa"/>
+              <w:bottom w:w="80" w:type="dxa"/>
+              <w:left w:w="120" w:type="dxa"/>
+              <w:right w:w="120" w:type="dxa"/>
+            </w:tcMar>
+          </w:tcPr>
+          <w:p>
+            <w:pPr>
+              <w:spacing w:before="0" w:after="0"/>
+            </w:pPr>
+            <w:r>
+              <w:rPr>
+                <w:sz w:val="15"/>
+              </w:rPr>
+              <w:t>8618.8 ms</w:t>
+            </w:r>
+          </w:p>
+        </w:tc>
+        <w:tc>
+          <w:tcPr>
+            <w:tcW w:type="dxa" w:w="1296"/>
+            <w:shd w:fill="FFFFFF"/>
+            <w:tcMar>
+              <w:top w:w="80" w:type="dxa"/>
+              <w:bottom w:w="80" w:type="dxa"/>
+              <w:left w:w="120" w:type="dxa"/>
+              <w:right w:w="120" w:type="dxa"/>
+            </w:tcMar>
+          </w:tcPr>
+          <w:p>
+            <w:pPr>
+              <w:spacing w:before="0" w:after="0"/>
+            </w:pPr>
+            <w:r>
+              <w:rPr>
+                <w:sz w:val="15"/>
+              </w:rPr>
+              <w:t>9210.3 ms</w:t>
             </w:r>
           </w:p>
         </w:tc>
@@ -3238,13 +4711,13 @@
       <w:tr>
         <w:tc>
           <w:tcPr>
-            <w:tcW w:type="dxa" w:w="3600"/>
-            <w:shd w:fill="FFFFFF"/>
-            <w:tcMar>
-              <w:top w:w="90" w:type="dxa"/>
-              <w:bottom w:w="90" w:type="dxa"/>
-              <w:left w:w="140" w:type="dxa"/>
-              <w:right w:w="140" w:type="dxa"/>
+            <w:tcW w:type="dxa" w:w="1296"/>
+            <w:shd w:fill="F7FAFC"/>
+            <w:tcMar>
+              <w:top w:w="80" w:type="dxa"/>
+              <w:bottom w:w="80" w:type="dxa"/>
+              <w:left w:w="120" w:type="dxa"/>
+              <w:right w:w="120" w:type="dxa"/>
             </w:tcMar>
           </w:tcPr>
           <w:p>
@@ -3254,78 +4727,147 @@
             <w:r>
               <w:rPr>
                 <w:b/>
-                <w:sz w:val="16"/>
-              </w:rPr>
-              <w:t>normal (low thinking)</w:t>
-            </w:r>
-          </w:p>
-        </w:tc>
-        <w:tc>
-          <w:tcPr>
-            <w:tcW w:type="dxa" w:w="1872"/>
-            <w:shd w:fill="FFFFFF"/>
-            <w:tcMar>
-              <w:top w:w="90" w:type="dxa"/>
-              <w:bottom w:w="90" w:type="dxa"/>
-              <w:left w:w="140" w:type="dxa"/>
-              <w:right w:w="140" w:type="dxa"/>
-            </w:tcMar>
-          </w:tcPr>
-          <w:p>
-            <w:pPr>
-              <w:spacing w:before="0" w:after="0"/>
-            </w:pPr>
-            <w:r>
-              <w:rPr>
-                <w:sz w:val="16"/>
-              </w:rPr>
-              <w:t>534.8 ms</w:t>
-            </w:r>
-          </w:p>
-        </w:tc>
-        <w:tc>
-          <w:tcPr>
-            <w:tcW w:type="dxa" w:w="1872"/>
-            <w:shd w:fill="FFFFFF"/>
-            <w:tcMar>
-              <w:top w:w="90" w:type="dxa"/>
-              <w:bottom w:w="90" w:type="dxa"/>
-              <w:left w:w="140" w:type="dxa"/>
-              <w:right w:w="140" w:type="dxa"/>
-            </w:tcMar>
-          </w:tcPr>
-          <w:p>
-            <w:pPr>
-              <w:spacing w:before="0" w:after="0"/>
-            </w:pPr>
-            <w:r>
-              <w:rPr>
-                <w:sz w:val="16"/>
-              </w:rPr>
-              <w:t>13240.7 chars</w:t>
-            </w:r>
-          </w:p>
-        </w:tc>
-        <w:tc>
-          <w:tcPr>
-            <w:tcW w:type="dxa" w:w="2016"/>
-            <w:shd w:fill="FFFFFF"/>
-            <w:tcMar>
-              <w:top w:w="90" w:type="dxa"/>
-              <w:bottom w:w="90" w:type="dxa"/>
-              <w:left w:w="140" w:type="dxa"/>
-              <w:right w:w="140" w:type="dxa"/>
-            </w:tcMar>
-          </w:tcPr>
-          <w:p>
-            <w:pPr>
-              <w:spacing w:before="0" w:after="0"/>
-            </w:pPr>
-            <w:r>
-              <w:rPr>
-                <w:sz w:val="16"/>
-              </w:rPr>
-              <w:t>PASS</w:t>
+                <w:sz w:val="15"/>
+              </w:rPr>
+              <w:t>q_speed_01</w:t>
+            </w:r>
+          </w:p>
+        </w:tc>
+        <w:tc>
+          <w:tcPr>
+            <w:tcW w:type="dxa" w:w="1728"/>
+            <w:shd w:fill="F7FAFC"/>
+            <w:tcMar>
+              <w:top w:w="80" w:type="dxa"/>
+              <w:bottom w:w="80" w:type="dxa"/>
+              <w:left w:w="120" w:type="dxa"/>
+              <w:right w:w="120" w:type="dxa"/>
+            </w:tcMar>
+          </w:tcPr>
+          <w:p>
+            <w:pPr>
+              <w:spacing w:before="0" w:after="0"/>
+            </w:pPr>
+            <w:r>
+              <w:rPr>
+                <w:sz w:val="15"/>
+              </w:rPr>
+              <w:t>gemini-3.8-flash</w:t>
+            </w:r>
+          </w:p>
+        </w:tc>
+        <w:tc>
+          <w:tcPr>
+            <w:tcW w:type="dxa" w:w="1152"/>
+            <w:shd w:fill="F7FAFC"/>
+            <w:tcMar>
+              <w:top w:w="80" w:type="dxa"/>
+              <w:bottom w:w="80" w:type="dxa"/>
+              <w:left w:w="120" w:type="dxa"/>
+              <w:right w:w="120" w:type="dxa"/>
+            </w:tcMar>
+          </w:tcPr>
+          <w:p>
+            <w:pPr>
+              <w:spacing w:before="0" w:after="0"/>
+            </w:pPr>
+            <w:r>
+              <w:rPr>
+                <w:sz w:val="15"/>
+              </w:rPr>
+              <w:t>voice</w:t>
+            </w:r>
+          </w:p>
+        </w:tc>
+        <w:tc>
+          <w:tcPr>
+            <w:tcW w:type="dxa" w:w="1152"/>
+            <w:shd w:fill="F7FAFC"/>
+            <w:tcMar>
+              <w:top w:w="80" w:type="dxa"/>
+              <w:bottom w:w="80" w:type="dxa"/>
+              <w:left w:w="120" w:type="dxa"/>
+              <w:right w:w="120" w:type="dxa"/>
+            </w:tcMar>
+          </w:tcPr>
+          <w:p>
+            <w:pPr>
+              <w:spacing w:before="0" w:after="0"/>
+            </w:pPr>
+            <w:r>
+              <w:rPr>
+                <w:sz w:val="15"/>
+              </w:rPr>
+              <w:t>low</w:t>
+            </w:r>
+          </w:p>
+        </w:tc>
+        <w:tc>
+          <w:tcPr>
+            <w:tcW w:type="dxa" w:w="1296"/>
+            <w:shd w:fill="F7FAFC"/>
+            <w:tcMar>
+              <w:top w:w="80" w:type="dxa"/>
+              <w:bottom w:w="80" w:type="dxa"/>
+              <w:left w:w="120" w:type="dxa"/>
+              <w:right w:w="120" w:type="dxa"/>
+            </w:tcMar>
+          </w:tcPr>
+          <w:p>
+            <w:pPr>
+              <w:spacing w:before="0" w:after="0"/>
+            </w:pPr>
+            <w:r>
+              <w:rPr>
+                <w:sz w:val="15"/>
+              </w:rPr>
+              <w:t>452.4 ms</w:t>
+            </w:r>
+          </w:p>
+        </w:tc>
+        <w:tc>
+          <w:tcPr>
+            <w:tcW w:type="dxa" w:w="1440"/>
+            <w:shd w:fill="F7FAFC"/>
+            <w:tcMar>
+              <w:top w:w="80" w:type="dxa"/>
+              <w:bottom w:w="80" w:type="dxa"/>
+              <w:left w:w="120" w:type="dxa"/>
+              <w:right w:w="120" w:type="dxa"/>
+            </w:tcMar>
+          </w:tcPr>
+          <w:p>
+            <w:pPr>
+              <w:spacing w:before="0" w:after="0"/>
+            </w:pPr>
+            <w:r>
+              <w:rPr>
+                <w:sz w:val="15"/>
+              </w:rPr>
+              <w:t>184103.2 ms (504 Timeout)</w:t>
+            </w:r>
+          </w:p>
+        </w:tc>
+        <w:tc>
+          <w:tcPr>
+            <w:tcW w:type="dxa" w:w="1296"/>
+            <w:shd w:fill="F7FAFC"/>
+            <w:tcMar>
+              <w:top w:w="80" w:type="dxa"/>
+              <w:bottom w:w="80" w:type="dxa"/>
+              <w:left w:w="120" w:type="dxa"/>
+              <w:right w:w="120" w:type="dxa"/>
+            </w:tcMar>
+          </w:tcPr>
+          <w:p>
+            <w:pPr>
+              <w:spacing w:before="0" w:after="0"/>
+            </w:pPr>
+            <w:r>
+              <w:rPr>
+                <w:sz w:val="15"/>
+              </w:rPr>
+              <w:t>184555.6 ms</w:t>
             </w:r>
           </w:p>
         </w:tc>
@@ -3333,13 +4875,177 @@
       <w:tr>
         <w:tc>
           <w:tcPr>
-            <w:tcW w:type="dxa" w:w="3600"/>
+            <w:tcW w:type="dxa" w:w="1296"/>
+            <w:shd w:fill="FFFFFF"/>
+            <w:tcMar>
+              <w:top w:w="80" w:type="dxa"/>
+              <w:bottom w:w="80" w:type="dxa"/>
+              <w:left w:w="120" w:type="dxa"/>
+              <w:right w:w="120" w:type="dxa"/>
+            </w:tcMar>
+          </w:tcPr>
+          <w:p>
+            <w:pPr>
+              <w:spacing w:before="0" w:after="0"/>
+            </w:pPr>
+            <w:r>
+              <w:rPr>
+                <w:b/>
+                <w:sz w:val="15"/>
+              </w:rPr>
+              <w:t>q_speed_02</w:t>
+            </w:r>
+          </w:p>
+        </w:tc>
+        <w:tc>
+          <w:tcPr>
+            <w:tcW w:type="dxa" w:w="1728"/>
+            <w:shd w:fill="FFFFFF"/>
+            <w:tcMar>
+              <w:top w:w="80" w:type="dxa"/>
+              <w:bottom w:w="80" w:type="dxa"/>
+              <w:left w:w="120" w:type="dxa"/>
+              <w:right w:w="120" w:type="dxa"/>
+            </w:tcMar>
+          </w:tcPr>
+          <w:p>
+            <w:pPr>
+              <w:spacing w:before="0" w:after="0"/>
+            </w:pPr>
+            <w:r>
+              <w:rPr>
+                <w:sz w:val="15"/>
+              </w:rPr>
+              <w:t>gemini-3.8-flash</w:t>
+            </w:r>
+          </w:p>
+        </w:tc>
+        <w:tc>
+          <w:tcPr>
+            <w:tcW w:type="dxa" w:w="1152"/>
+            <w:shd w:fill="FFFFFF"/>
+            <w:tcMar>
+              <w:top w:w="80" w:type="dxa"/>
+              <w:bottom w:w="80" w:type="dxa"/>
+              <w:left w:w="120" w:type="dxa"/>
+              <w:right w:w="120" w:type="dxa"/>
+            </w:tcMar>
+          </w:tcPr>
+          <w:p>
+            <w:pPr>
+              <w:spacing w:before="0" w:after="0"/>
+            </w:pPr>
+            <w:r>
+              <w:rPr>
+                <w:sz w:val="15"/>
+              </w:rPr>
+              <w:t>voice</w:t>
+            </w:r>
+          </w:p>
+        </w:tc>
+        <w:tc>
+          <w:tcPr>
+            <w:tcW w:type="dxa" w:w="1152"/>
+            <w:shd w:fill="FFFFFF"/>
+            <w:tcMar>
+              <w:top w:w="80" w:type="dxa"/>
+              <w:bottom w:w="80" w:type="dxa"/>
+              <w:left w:w="120" w:type="dxa"/>
+              <w:right w:w="120" w:type="dxa"/>
+            </w:tcMar>
+          </w:tcPr>
+          <w:p>
+            <w:pPr>
+              <w:spacing w:before="0" w:after="0"/>
+            </w:pPr>
+            <w:r>
+              <w:rPr>
+                <w:sz w:val="15"/>
+              </w:rPr>
+              <w:t>low</w:t>
+            </w:r>
+          </w:p>
+        </w:tc>
+        <w:tc>
+          <w:tcPr>
+            <w:tcW w:type="dxa" w:w="1296"/>
+            <w:shd w:fill="FFFFFF"/>
+            <w:tcMar>
+              <w:top w:w="80" w:type="dxa"/>
+              <w:bottom w:w="80" w:type="dxa"/>
+              <w:left w:w="120" w:type="dxa"/>
+              <w:right w:w="120" w:type="dxa"/>
+            </w:tcMar>
+          </w:tcPr>
+          <w:p>
+            <w:pPr>
+              <w:spacing w:before="0" w:after="0"/>
+            </w:pPr>
+            <w:r>
+              <w:rPr>
+                <w:sz w:val="15"/>
+              </w:rPr>
+              <w:t>452.4 ms</w:t>
+            </w:r>
+          </w:p>
+        </w:tc>
+        <w:tc>
+          <w:tcPr>
+            <w:tcW w:type="dxa" w:w="1440"/>
+            <w:shd w:fill="FFFFFF"/>
+            <w:tcMar>
+              <w:top w:w="80" w:type="dxa"/>
+              <w:bottom w:w="80" w:type="dxa"/>
+              <w:left w:w="120" w:type="dxa"/>
+              <w:right w:w="120" w:type="dxa"/>
+            </w:tcMar>
+          </w:tcPr>
+          <w:p>
+            <w:pPr>
+              <w:spacing w:before="0" w:after="0"/>
+            </w:pPr>
+            <w:r>
+              <w:rPr>
+                <w:sz w:val="15"/>
+              </w:rPr>
+              <w:t>183124.7 ms (504 Timeout)</w:t>
+            </w:r>
+          </w:p>
+        </w:tc>
+        <w:tc>
+          <w:tcPr>
+            <w:tcW w:type="dxa" w:w="1296"/>
+            <w:shd w:fill="FFFFFF"/>
+            <w:tcMar>
+              <w:top w:w="80" w:type="dxa"/>
+              <w:bottom w:w="80" w:type="dxa"/>
+              <w:left w:w="120" w:type="dxa"/>
+              <w:right w:w="120" w:type="dxa"/>
+            </w:tcMar>
+          </w:tcPr>
+          <w:p>
+            <w:pPr>
+              <w:spacing w:before="0" w:after="0"/>
+            </w:pPr>
+            <w:r>
+              <w:rPr>
+                <w:sz w:val="15"/>
+              </w:rPr>
+              <w:t>183577.1 ms</w:t>
+            </w:r>
+          </w:p>
+        </w:tc>
+      </w:tr>
+      <w:tr>
+        <w:tc>
+          <w:tcPr>
+            <w:tcW w:type="dxa" w:w="1296"/>
             <w:shd w:fill="F7FAFC"/>
             <w:tcMar>
-              <w:top w:w="90" w:type="dxa"/>
-              <w:bottom w:w="90" w:type="dxa"/>
-              <w:left w:w="140" w:type="dxa"/>
-              <w:right w:w="140" w:type="dxa"/>
+              <w:top w:w="80" w:type="dxa"/>
+              <w:bottom w:w="80" w:type="dxa"/>
+              <w:left w:w="120" w:type="dxa"/>
+              <w:right w:w="120" w:type="dxa"/>
             </w:tcMar>
           </w:tcPr>
           <w:p>
@@ -3349,78 +5055,147 @@
             <w:r>
               <w:rPr>
                 <w:b/>
-                <w:sz w:val="16"/>
-              </w:rPr>
-              <w:t>voice (low thinking)</w:t>
-            </w:r>
-          </w:p>
-        </w:tc>
-        <w:tc>
-          <w:tcPr>
-            <w:tcW w:type="dxa" w:w="1872"/>
+                <w:sz w:val="15"/>
+              </w:rPr>
+              <w:t>q_speed_03</w:t>
+            </w:r>
+          </w:p>
+        </w:tc>
+        <w:tc>
+          <w:tcPr>
+            <w:tcW w:type="dxa" w:w="1728"/>
             <w:shd w:fill="F7FAFC"/>
             <w:tcMar>
-              <w:top w:w="90" w:type="dxa"/>
-              <w:bottom w:w="90" w:type="dxa"/>
-              <w:left w:w="140" w:type="dxa"/>
-              <w:right w:w="140" w:type="dxa"/>
-            </w:tcMar>
-          </w:tcPr>
-          <w:p>
-            <w:pPr>
-              <w:spacing w:before="0" w:after="0"/>
-            </w:pPr>
-            <w:r>
-              <w:rPr>
-                <w:sz w:val="16"/>
-              </w:rPr>
-              <w:t>591.5 ms</w:t>
-            </w:r>
-          </w:p>
-        </w:tc>
-        <w:tc>
-          <w:tcPr>
-            <w:tcW w:type="dxa" w:w="1872"/>
+              <w:top w:w="80" w:type="dxa"/>
+              <w:bottom w:w="80" w:type="dxa"/>
+              <w:left w:w="120" w:type="dxa"/>
+              <w:right w:w="120" w:type="dxa"/>
+            </w:tcMar>
+          </w:tcPr>
+          <w:p>
+            <w:pPr>
+              <w:spacing w:before="0" w:after="0"/>
+            </w:pPr>
+            <w:r>
+              <w:rPr>
+                <w:sz w:val="15"/>
+              </w:rPr>
+              <w:t>gemini-3.8-flash</w:t>
+            </w:r>
+          </w:p>
+        </w:tc>
+        <w:tc>
+          <w:tcPr>
+            <w:tcW w:type="dxa" w:w="1152"/>
             <w:shd w:fill="F7FAFC"/>
             <w:tcMar>
-              <w:top w:w="90" w:type="dxa"/>
-              <w:bottom w:w="90" w:type="dxa"/>
-              <w:left w:w="140" w:type="dxa"/>
-              <w:right w:w="140" w:type="dxa"/>
-            </w:tcMar>
-          </w:tcPr>
-          <w:p>
-            <w:pPr>
-              <w:spacing w:before="0" w:after="0"/>
-            </w:pPr>
-            <w:r>
-              <w:rPr>
-                <w:sz w:val="16"/>
-              </w:rPr>
-              <w:t>9210.3 chars</w:t>
-            </w:r>
-          </w:p>
-        </w:tc>
-        <w:tc>
-          <w:tcPr>
-            <w:tcW w:type="dxa" w:w="2016"/>
+              <w:top w:w="80" w:type="dxa"/>
+              <w:bottom w:w="80" w:type="dxa"/>
+              <w:left w:w="120" w:type="dxa"/>
+              <w:right w:w="120" w:type="dxa"/>
+            </w:tcMar>
+          </w:tcPr>
+          <w:p>
+            <w:pPr>
+              <w:spacing w:before="0" w:after="0"/>
+            </w:pPr>
+            <w:r>
+              <w:rPr>
+                <w:sz w:val="15"/>
+              </w:rPr>
+              <w:t>voice</w:t>
+            </w:r>
+          </w:p>
+        </w:tc>
+        <w:tc>
+          <w:tcPr>
+            <w:tcW w:type="dxa" w:w="1152"/>
             <w:shd w:fill="F7FAFC"/>
             <w:tcMar>
-              <w:top w:w="90" w:type="dxa"/>
-              <w:bottom w:w="90" w:type="dxa"/>
-              <w:left w:w="140" w:type="dxa"/>
-              <w:right w:w="140" w:type="dxa"/>
-            </w:tcMar>
-          </w:tcPr>
-          <w:p>
-            <w:pPr>
-              <w:spacing w:before="0" w:after="0"/>
-            </w:pPr>
-            <w:r>
-              <w:rPr>
-                <w:sz w:val="16"/>
-              </w:rPr>
-              <w:t>PASS</w:t>
+              <w:top w:w="80" w:type="dxa"/>
+              <w:bottom w:w="80" w:type="dxa"/>
+              <w:left w:w="120" w:type="dxa"/>
+              <w:right w:w="120" w:type="dxa"/>
+            </w:tcMar>
+          </w:tcPr>
+          <w:p>
+            <w:pPr>
+              <w:spacing w:before="0" w:after="0"/>
+            </w:pPr>
+            <w:r>
+              <w:rPr>
+                <w:sz w:val="15"/>
+              </w:rPr>
+              <w:t>low</w:t>
+            </w:r>
+          </w:p>
+        </w:tc>
+        <w:tc>
+          <w:tcPr>
+            <w:tcW w:type="dxa" w:w="1296"/>
+            <w:shd w:fill="F7FAFC"/>
+            <w:tcMar>
+              <w:top w:w="80" w:type="dxa"/>
+              <w:bottom w:w="80" w:type="dxa"/>
+              <w:left w:w="120" w:type="dxa"/>
+              <w:right w:w="120" w:type="dxa"/>
+            </w:tcMar>
+          </w:tcPr>
+          <w:p>
+            <w:pPr>
+              <w:spacing w:before="0" w:after="0"/>
+            </w:pPr>
+            <w:r>
+              <w:rPr>
+                <w:sz w:val="15"/>
+              </w:rPr>
+              <w:t>452.4 ms</w:t>
+            </w:r>
+          </w:p>
+        </w:tc>
+        <w:tc>
+          <w:tcPr>
+            <w:tcW w:type="dxa" w:w="1440"/>
+            <w:shd w:fill="F7FAFC"/>
+            <w:tcMar>
+              <w:top w:w="80" w:type="dxa"/>
+              <w:bottom w:w="80" w:type="dxa"/>
+              <w:left w:w="120" w:type="dxa"/>
+              <w:right w:w="120" w:type="dxa"/>
+            </w:tcMar>
+          </w:tcPr>
+          <w:p>
+            <w:pPr>
+              <w:spacing w:before="0" w:after="0"/>
+            </w:pPr>
+            <w:r>
+              <w:rPr>
+                <w:sz w:val="15"/>
+              </w:rPr>
+              <w:t>40770.8 ms</w:t>
+            </w:r>
+          </w:p>
+        </w:tc>
+        <w:tc>
+          <w:tcPr>
+            <w:tcW w:type="dxa" w:w="1296"/>
+            <w:shd w:fill="F7FAFC"/>
+            <w:tcMar>
+              <w:top w:w="80" w:type="dxa"/>
+              <w:bottom w:w="80" w:type="dxa"/>
+              <w:left w:w="120" w:type="dxa"/>
+              <w:right w:w="120" w:type="dxa"/>
+            </w:tcMar>
+          </w:tcPr>
+          <w:p>
+            <w:pPr>
+              <w:spacing w:before="0" w:after="0"/>
+            </w:pPr>
+            <w:r>
+              <w:rPr>
+                <w:sz w:val="15"/>
+              </w:rPr>
+              <w:t>41223.2 ms</w:t>
             </w:r>
           </w:p>
         </w:tc>
@@ -3429,6 +5204,60 @@
     <w:p>
       <w:pPr>
         <w:spacing w:after="120"/>
+      </w:pPr>
+    </w:p>
+    <w:tbl>
+      <w:tblPr>
+        <w:tblW w:type="auto" w:w="0"/>
+        <w:jc w:val="center"/>
+        <w:tblLook w:firstColumn="1" w:firstRow="1" w:lastColumn="0" w:lastRow="0" w:noHBand="0" w:noVBand="1" w:val="04A0"/>
+      </w:tblPr>
+      <w:tblGrid>
+        <w:gridCol w:w="9360"/>
+      </w:tblGrid>
+      <w:tr>
+        <w:tc>
+          <w:tcPr>
+            <w:tcW w:type="dxa" w:w="9360"/>
+            <w:shd w:fill="FFFDF0"/>
+            <w:tcMar>
+              <w:top w:w="100" w:type="dxa"/>
+              <w:bottom w:w="100" w:type="dxa"/>
+              <w:left w:w="140" w:type="dxa"/>
+              <w:right w:w="140" w:type="dxa"/>
+            </w:tcMar>
+          </w:tcPr>
+          <w:p>
+            <w:pPr>
+              <w:spacing w:before="0" w:after="0"/>
+            </w:pPr>
+            <w:r>
+              <w:rPr>
+                <w:b/>
+                <w:color w:val="B7791F"/>
+                <w:sz w:val="18"/>
+              </w:rPr>
+              <w:t>ANALYSIS: Gemini 3.8 Flash vs Gemini 3.5 Flash Latency &amp; Tested Scope</w:t>
+              <w:br/>
+            </w:r>
+            <w:r>
+              <w:rPr>
+                <w:color w:val="2D3748"/>
+                <w:sz w:val="17"/>
+              </w:rPr>
+              <w:t>Empirical Finding on Model Speed:</w:t>
+              <w:br/>
+              <w:t>1. Relative Speed: gemini-3.8-flash was substantially SLOWER than gemini-3.5-flash in this benchmark suite. On the identical PM-KISAN prompt (q004 / q_speed_03), gemini-3.8-flash required 40,770.8 ms (40.8 s) compared to 4,562.5 ms (4.6 s) for gemini-3.5-flash in voice mode with low thinking (an ~8.9x slowdown) and 17,470.6 ms (17.5 s) in normal mode. Furthermore, 2 out of 3 queries on 3.8-flash timed out with HTTP 504 Gateway Timeout (~183-184 s).</w:t>
+              <w:br/>
+              <w:t>2. Untested Configurations: Thinking level 'minimal' and lightweight models ('gemini-2.5-flash-lite' / 'gemini-3.1-flash-lite') were NOT tested in this benchmark suite.</w:t>
+            </w:r>
+          </w:p>
+        </w:tc>
+      </w:tr>
+    </w:tbl>
+    <w:p>
+      <w:pPr>
+        <w:spacing w:after="80"/>
       </w:pPr>
     </w:p>
     <w:p>
@@ -3479,7 +5308,7 @@
               <w:rPr>
                 <w:b/>
                 <w:color w:val="FFFFFF"/>
-                <w:sz w:val="17"/>
+                <w:sz w:val="16"/>
               </w:rPr>
               <w:t>Retrieval Component</w:t>
             </w:r>
@@ -3504,7 +5333,7 @@
               <w:rPr>
                 <w:b/>
                 <w:color w:val="FFFFFF"/>
-                <w:sz w:val="17"/>
+                <w:sz w:val="16"/>
               </w:rPr>
               <w:t>Mean Latency</w:t>
             </w:r>
@@ -3529,7 +5358,7 @@
               <w:rPr>
                 <w:b/>
                 <w:color w:val="FFFFFF"/>
-                <w:sz w:val="17"/>
+                <w:sz w:val="16"/>
               </w:rPr>
               <w:t>Median Latency</w:t>
             </w:r>
@@ -3554,7 +5383,7 @@
               <w:rPr>
                 <w:b/>
                 <w:color w:val="FFFFFF"/>
-                <w:sz w:val="17"/>
+                <w:sz w:val="16"/>
               </w:rPr>
               <w:t>Max Latency</w:t>
             </w:r>
@@ -3567,10 +5396,10 @@
             <w:tcW w:type="dxa" w:w="3168"/>
             <w:shd w:fill="FFFFFF"/>
             <w:tcMar>
-              <w:top w:w="90" w:type="dxa"/>
-              <w:bottom w:w="90" w:type="dxa"/>
-              <w:left w:w="140" w:type="dxa"/>
-              <w:right w:w="140" w:type="dxa"/>
+              <w:top w:w="80" w:type="dxa"/>
+              <w:bottom w:w="80" w:type="dxa"/>
+              <w:left w:w="120" w:type="dxa"/>
+              <w:right w:w="120" w:type="dxa"/>
             </w:tcMar>
           </w:tcPr>
           <w:p>
@@ -3591,10 +5420,10 @@
             <w:tcW w:type="dxa" w:w="2016"/>
             <w:shd w:fill="FFFFFF"/>
             <w:tcMar>
-              <w:top w:w="90" w:type="dxa"/>
-              <w:bottom w:w="90" w:type="dxa"/>
-              <w:left w:w="140" w:type="dxa"/>
-              <w:right w:w="140" w:type="dxa"/>
+              <w:top w:w="80" w:type="dxa"/>
+              <w:bottom w:w="80" w:type="dxa"/>
+              <w:left w:w="120" w:type="dxa"/>
+              <w:right w:w="120" w:type="dxa"/>
             </w:tcMar>
           </w:tcPr>
           <w:p>
@@ -3614,10 +5443,10 @@
             <w:tcW w:type="dxa" w:w="2016"/>
             <w:shd w:fill="FFFFFF"/>
             <w:tcMar>
-              <w:top w:w="90" w:type="dxa"/>
-              <w:bottom w:w="90" w:type="dxa"/>
-              <w:left w:w="140" w:type="dxa"/>
-              <w:right w:w="140" w:type="dxa"/>
+              <w:top w:w="80" w:type="dxa"/>
+              <w:bottom w:w="80" w:type="dxa"/>
+              <w:left w:w="120" w:type="dxa"/>
+              <w:right w:w="120" w:type="dxa"/>
             </w:tcMar>
           </w:tcPr>
           <w:p>
@@ -3637,10 +5466,10 @@
             <w:tcW w:type="dxa" w:w="2160"/>
             <w:shd w:fill="FFFFFF"/>
             <w:tcMar>
-              <w:top w:w="90" w:type="dxa"/>
-              <w:bottom w:w="90" w:type="dxa"/>
-              <w:left w:w="140" w:type="dxa"/>
-              <w:right w:w="140" w:type="dxa"/>
+              <w:top w:w="80" w:type="dxa"/>
+              <w:bottom w:w="80" w:type="dxa"/>
+              <w:left w:w="120" w:type="dxa"/>
+              <w:right w:w="120" w:type="dxa"/>
             </w:tcMar>
           </w:tcPr>
           <w:p>
@@ -3662,10 +5491,10 @@
             <w:tcW w:type="dxa" w:w="3168"/>
             <w:shd w:fill="F7FAFC"/>
             <w:tcMar>
-              <w:top w:w="90" w:type="dxa"/>
-              <w:bottom w:w="90" w:type="dxa"/>
-              <w:left w:w="140" w:type="dxa"/>
-              <w:right w:w="140" w:type="dxa"/>
+              <w:top w:w="80" w:type="dxa"/>
+              <w:bottom w:w="80" w:type="dxa"/>
+              <w:left w:w="120" w:type="dxa"/>
+              <w:right w:w="120" w:type="dxa"/>
             </w:tcMar>
           </w:tcPr>
           <w:p>
@@ -3686,10 +5515,10 @@
             <w:tcW w:type="dxa" w:w="2016"/>
             <w:shd w:fill="F7FAFC"/>
             <w:tcMar>
-              <w:top w:w="90" w:type="dxa"/>
-              <w:bottom w:w="90" w:type="dxa"/>
-              <w:left w:w="140" w:type="dxa"/>
-              <w:right w:w="140" w:type="dxa"/>
+              <w:top w:w="80" w:type="dxa"/>
+              <w:bottom w:w="80" w:type="dxa"/>
+              <w:left w:w="120" w:type="dxa"/>
+              <w:right w:w="120" w:type="dxa"/>
             </w:tcMar>
           </w:tcPr>
           <w:p>
@@ -3709,10 +5538,10 @@
             <w:tcW w:type="dxa" w:w="2016"/>
             <w:shd w:fill="F7FAFC"/>
             <w:tcMar>
-              <w:top w:w="90" w:type="dxa"/>
-              <w:bottom w:w="90" w:type="dxa"/>
-              <w:left w:w="140" w:type="dxa"/>
-              <w:right w:w="140" w:type="dxa"/>
+              <w:top w:w="80" w:type="dxa"/>
+              <w:bottom w:w="80" w:type="dxa"/>
+              <w:left w:w="120" w:type="dxa"/>
+              <w:right w:w="120" w:type="dxa"/>
             </w:tcMar>
           </w:tcPr>
           <w:p>
@@ -3732,10 +5561,10 @@
             <w:tcW w:type="dxa" w:w="2160"/>
             <w:shd w:fill="F7FAFC"/>
             <w:tcMar>
-              <w:top w:w="90" w:type="dxa"/>
-              <w:bottom w:w="90" w:type="dxa"/>
-              <w:left w:w="140" w:type="dxa"/>
-              <w:right w:w="140" w:type="dxa"/>
+              <w:top w:w="80" w:type="dxa"/>
+              <w:bottom w:w="80" w:type="dxa"/>
+              <w:left w:w="120" w:type="dxa"/>
+              <w:right w:w="120" w:type="dxa"/>
             </w:tcMar>
           </w:tcPr>
           <w:p>
@@ -3757,10 +5586,10 @@
             <w:tcW w:type="dxa" w:w="3168"/>
             <w:shd w:fill="FFFFFF"/>
             <w:tcMar>
-              <w:top w:w="90" w:type="dxa"/>
-              <w:bottom w:w="90" w:type="dxa"/>
-              <w:left w:w="140" w:type="dxa"/>
-              <w:right w:w="140" w:type="dxa"/>
+              <w:top w:w="80" w:type="dxa"/>
+              <w:bottom w:w="80" w:type="dxa"/>
+              <w:left w:w="120" w:type="dxa"/>
+              <w:right w:w="120" w:type="dxa"/>
             </w:tcMar>
           </w:tcPr>
           <w:p>
@@ -3781,10 +5610,10 @@
             <w:tcW w:type="dxa" w:w="2016"/>
             <w:shd w:fill="FFFFFF"/>
             <w:tcMar>
-              <w:top w:w="90" w:type="dxa"/>
-              <w:bottom w:w="90" w:type="dxa"/>
-              <w:left w:w="140" w:type="dxa"/>
-              <w:right w:w="140" w:type="dxa"/>
+              <w:top w:w="80" w:type="dxa"/>
+              <w:bottom w:w="80" w:type="dxa"/>
+              <w:left w:w="120" w:type="dxa"/>
+              <w:right w:w="120" w:type="dxa"/>
             </w:tcMar>
           </w:tcPr>
           <w:p>
@@ -3804,10 +5633,10 @@
             <w:tcW w:type="dxa" w:w="2016"/>
             <w:shd w:fill="FFFFFF"/>
             <w:tcMar>
-              <w:top w:w="90" w:type="dxa"/>
-              <w:bottom w:w="90" w:type="dxa"/>
-              <w:left w:w="140" w:type="dxa"/>
-              <w:right w:w="140" w:type="dxa"/>
+              <w:top w:w="80" w:type="dxa"/>
+              <w:bottom w:w="80" w:type="dxa"/>
+              <w:left w:w="120" w:type="dxa"/>
+              <w:right w:w="120" w:type="dxa"/>
             </w:tcMar>
           </w:tcPr>
           <w:p>
@@ -3827,10 +5656,10 @@
             <w:tcW w:type="dxa" w:w="2160"/>
             <w:shd w:fill="FFFFFF"/>
             <w:tcMar>
-              <w:top w:w="90" w:type="dxa"/>
-              <w:bottom w:w="90" w:type="dxa"/>
-              <w:left w:w="140" w:type="dxa"/>
-              <w:right w:w="140" w:type="dxa"/>
+              <w:top w:w="80" w:type="dxa"/>
+              <w:bottom w:w="80" w:type="dxa"/>
+              <w:left w:w="120" w:type="dxa"/>
+              <w:right w:w="120" w:type="dxa"/>
             </w:tcMar>
           </w:tcPr>
           <w:p>
@@ -3866,6 +5695,98 @@
     <w:p>
       <w:r>
         <w:t>A synthetic development check of 10 code-mixed Tanglish text inquiries resulted in: Top-5 Recall: 90.0%, Top-1 Accuracy: 70.0%, Latency: 486.8 ms. Important: The miss on query t03 occurred on the Kalaignar Magalir scheme. Gate 1.4 remains UNTESTED because no real consented phone recordings were evaluated.</w:t>
+      </w:r>
+    </w:p>
+    <w:p>
+      <w:pPr>
+        <w:spacing w:after="120"/>
+      </w:pPr>
+    </w:p>
+    <w:p>
+      <w:pPr>
+        <w:pStyle w:val="Heading2"/>
+      </w:pPr>
+      <w:r>
+        <w:rPr>
+          <w:color w:val="3182CE"/>
+        </w:rPr>
+        <w:t>3.4 Daily Budget Guard Architecture, Reset Logic &amp; Audit Chronology</w:t>
+      </w:r>
+    </w:p>
+    <w:p>
+      <w:r>
+        <w:t>To prevent accidental cloud costs or credit exhaustion during development and public demos, Pakkam enforces deterministic, fail-closed daily call caps in code (LlmBudget in src/schemebot/generate/budget.py and CallBudget in src/schemebot/voice/budget.py). Below is the exact operational logic and call-count provenance:</w:t>
+        <w:br/>
+      </w:r>
+    </w:p>
+    <w:p>
+      <w:pPr>
+        <w:pStyle w:val="ListBullet"/>
+      </w:pPr>
+      <w:r>
+        <w:rPr>
+          <w:b/>
+        </w:rPr>
+        <w:t xml:space="preserve">Configurable Reset Time: </w:t>
+      </w:r>
+      <w:r>
+        <w:t>The reset_time field defaults to 'unknown' and is configurable via the SCHEMEBOT_LLM_RESET_TIME environment variable or constructor argument.</w:t>
+      </w:r>
+    </w:p>
+    <w:p>
+      <w:pPr>
+        <w:pStyle w:val="ListBullet"/>
+      </w:pPr>
+      <w:r>
+        <w:rPr>
+          <w:b/>
+        </w:rPr>
+        <w:t xml:space="preserve">India Standard Time (IST) Rollover: </w:t>
+      </w:r>
+      <w:r>
+        <w:t>Daily rollover occurs automatically at midnight IST (Asia/Kolkata, UTC+5:30) via today_in_india(). When _read_data() detects that the stored ISO date does not match today's date in India, it resets the call counter to 0 and clears the rate_limited dictionary.</w:t>
+      </w:r>
+    </w:p>
+    <w:p>
+      <w:pPr>
+        <w:pStyle w:val="ListBullet"/>
+      </w:pPr>
+      <w:r>
+        <w:rPr>
+          <w:b/>
+        </w:rPr>
+        <w:t xml:space="preserve">Atomic Concurrency &amp; Fail-Closed Protection: </w:t>
+      </w:r>
+      <w:r>
+        <w:t>File-based atomic locking (_file_lock() using O_CREAT | O_EXCL with stale lock purging) prevents race conditions. Counters increment before network dispatch; if the limit is reached or HTTP 429 was recorded, BudgetExhausted is raised locally.</w:t>
+      </w:r>
+    </w:p>
+    <w:p>
+      <w:pPr>
+        <w:pStyle w:val="ListBullet"/>
+      </w:pPr>
+      <w:r>
+        <w:rPr>
+          <w:b/>
+        </w:rPr>
+        <w:t xml:space="preserve">Counter Integrity (No Under-Counting): </w:t>
+      </w:r>
+      <w:r>
+        <w:t>The counter does not under-count. The current budget files (llm-calls.json and gnani-calls.json) record usage strictly for TODAY (2026-10-30 IST): 3 Gemini calls used (from the 3.8-flash speed re-test in scripts/run_daily.py) and 1 Gnani call used (from the raw Prisma payload capture in scripts/capture_prisma_raw.py).</w:t>
+      </w:r>
+    </w:p>
+    <w:p>
+      <w:pPr>
+        <w:pStyle w:val="ListBullet"/>
+      </w:pPr>
+      <w:r>
+        <w:rPr>
+          <w:b/>
+        </w:rPr>
+        <w:t xml:space="preserve">Multi-Day Benchmark Provenance: </w:t>
+      </w:r>
+      <w:r>
+        <w:t>The 9 Gemini benchmark rows in Section 3.1 were generated yesterday (2026-10-29 19:59:04) by scripts/compare_llm_providers.py on gemini-3.5-flash; the counter rolled over at midnight IST. The n=10 voice loop in scripts/run_daily.py tested the local retrieval component 10 times with zero external speech API calls to conserve Gnani quota.</w:t>
       </w:r>
     </w:p>
     <w:p>
@@ -3921,7 +5842,7 @@
               <w:rPr>
                 <w:b/>
                 <w:color w:val="FFFFFF"/>
-                <w:sz w:val="17"/>
+                <w:sz w:val="16"/>
               </w:rPr>
               <w:t>Component / Metric</w:t>
             </w:r>
@@ -3946,7 +5867,7 @@
               <w:rPr>
                 <w:b/>
                 <w:color w:val="FFFFFF"/>
-                <w:sz w:val="17"/>
+                <w:sz w:val="16"/>
               </w:rPr>
               <w:t>Status</w:t>
             </w:r>
@@ -3971,7 +5892,7 @@
               <w:rPr>
                 <w:b/>
                 <w:color w:val="FFFFFF"/>
-                <w:sz w:val="17"/>
+                <w:sz w:val="16"/>
               </w:rPr>
               <w:t>Measured Figure</w:t>
             </w:r>
@@ -3996,7 +5917,7 @@
               <w:rPr>
                 <w:b/>
                 <w:color w:val="FFFFFF"/>
-                <w:sz w:val="17"/>
+                <w:sz w:val="16"/>
               </w:rPr>
               <w:t>Provenance / Blocker</w:t>
             </w:r>
@@ -4009,10 +5930,10 @@
             <w:tcW w:type="dxa" w:w="2592"/>
             <w:shd w:fill="FFFFFF"/>
             <w:tcMar>
-              <w:top w:w="90" w:type="dxa"/>
-              <w:bottom w:w="90" w:type="dxa"/>
-              <w:left w:w="140" w:type="dxa"/>
-              <w:right w:w="140" w:type="dxa"/>
+              <w:top w:w="80" w:type="dxa"/>
+              <w:bottom w:w="80" w:type="dxa"/>
+              <w:left w:w="120" w:type="dxa"/>
+              <w:right w:w="120" w:type="dxa"/>
             </w:tcMar>
           </w:tcPr>
           <w:p>
@@ -4033,10 +5954,10 @@
             <w:tcW w:type="dxa" w:w="1584"/>
             <w:shd w:fill="FFFFFF"/>
             <w:tcMar>
-              <w:top w:w="90" w:type="dxa"/>
-              <w:bottom w:w="90" w:type="dxa"/>
-              <w:left w:w="140" w:type="dxa"/>
-              <w:right w:w="140" w:type="dxa"/>
+              <w:top w:w="80" w:type="dxa"/>
+              <w:bottom w:w="80" w:type="dxa"/>
+              <w:left w:w="120" w:type="dxa"/>
+              <w:right w:w="120" w:type="dxa"/>
             </w:tcMar>
           </w:tcPr>
           <w:p>
@@ -4058,10 +5979,10 @@
             <w:tcW w:type="dxa" w:w="2016"/>
             <w:shd w:fill="FFFFFF"/>
             <w:tcMar>
-              <w:top w:w="90" w:type="dxa"/>
-              <w:bottom w:w="90" w:type="dxa"/>
-              <w:left w:w="140" w:type="dxa"/>
-              <w:right w:w="140" w:type="dxa"/>
+              <w:top w:w="80" w:type="dxa"/>
+              <w:bottom w:w="80" w:type="dxa"/>
+              <w:left w:w="120" w:type="dxa"/>
+              <w:right w:w="120" w:type="dxa"/>
             </w:tcMar>
           </w:tcPr>
           <w:p>
@@ -4081,10 +6002,10 @@
             <w:tcW w:type="dxa" w:w="3168"/>
             <w:shd w:fill="FFFFFF"/>
             <w:tcMar>
-              <w:top w:w="90" w:type="dxa"/>
-              <w:bottom w:w="90" w:type="dxa"/>
-              <w:left w:w="140" w:type="dxa"/>
-              <w:right w:w="140" w:type="dxa"/>
+              <w:top w:w="80" w:type="dxa"/>
+              <w:bottom w:w="80" w:type="dxa"/>
+              <w:left w:w="120" w:type="dxa"/>
+              <w:right w:w="120" w:type="dxa"/>
             </w:tcMar>
           </w:tcPr>
           <w:p>
@@ -4095,7 +6016,7 @@
               <w:rPr>
                 <w:sz w:val="15"/>
               </w:rPr>
-              <w:t>scripts/ocr_compare.py</w:t>
+              <w:t>scripts/ocr_compare.py (n=7 known problem pages from data/corrections.json)</w:t>
             </w:r>
           </w:p>
         </w:tc>
@@ -4106,10 +6027,10 @@
             <w:tcW w:type="dxa" w:w="2592"/>
             <w:shd w:fill="F7FAFC"/>
             <w:tcMar>
-              <w:top w:w="90" w:type="dxa"/>
-              <w:bottom w:w="90" w:type="dxa"/>
-              <w:left w:w="140" w:type="dxa"/>
-              <w:right w:w="140" w:type="dxa"/>
+              <w:top w:w="80" w:type="dxa"/>
+              <w:bottom w:w="80" w:type="dxa"/>
+              <w:left w:w="120" w:type="dxa"/>
+              <w:right w:w="120" w:type="dxa"/>
             </w:tcMar>
           </w:tcPr>
           <w:p>
@@ -4130,10 +6051,10 @@
             <w:tcW w:type="dxa" w:w="1584"/>
             <w:shd w:fill="F7FAFC"/>
             <w:tcMar>
-              <w:top w:w="90" w:type="dxa"/>
-              <w:bottom w:w="90" w:type="dxa"/>
-              <w:left w:w="140" w:type="dxa"/>
-              <w:right w:w="140" w:type="dxa"/>
+              <w:top w:w="80" w:type="dxa"/>
+              <w:bottom w:w="80" w:type="dxa"/>
+              <w:left w:w="120" w:type="dxa"/>
+              <w:right w:w="120" w:type="dxa"/>
             </w:tcMar>
           </w:tcPr>
           <w:p>
@@ -4155,10 +6076,10 @@
             <w:tcW w:type="dxa" w:w="2016"/>
             <w:shd w:fill="F7FAFC"/>
             <w:tcMar>
-              <w:top w:w="90" w:type="dxa"/>
-              <w:bottom w:w="90" w:type="dxa"/>
-              <w:left w:w="140" w:type="dxa"/>
-              <w:right w:w="140" w:type="dxa"/>
+              <w:top w:w="80" w:type="dxa"/>
+              <w:bottom w:w="80" w:type="dxa"/>
+              <w:left w:w="120" w:type="dxa"/>
+              <w:right w:w="120" w:type="dxa"/>
             </w:tcMar>
           </w:tcPr>
           <w:p>
@@ -4178,10 +6099,10 @@
             <w:tcW w:type="dxa" w:w="3168"/>
             <w:shd w:fill="F7FAFC"/>
             <w:tcMar>
-              <w:top w:w="90" w:type="dxa"/>
-              <w:bottom w:w="90" w:type="dxa"/>
-              <w:left w:w="140" w:type="dxa"/>
-              <w:right w:w="140" w:type="dxa"/>
+              <w:top w:w="80" w:type="dxa"/>
+              <w:bottom w:w="80" w:type="dxa"/>
+              <w:left w:w="120" w:type="dxa"/>
+              <w:right w:w="120" w:type="dxa"/>
             </w:tcMar>
           </w:tcPr>
           <w:p>
@@ -4192,7 +6113,7 @@
               <w:rPr>
                 <w:sz w:val="15"/>
               </w:rPr>
-              <w:t>scripts/run_crop_ocr.py</w:t>
+              <w:t>scripts/ocr_compare.py &amp; scripts/run_crop_ocr.py (n=7 known problem pages)</w:t>
             </w:r>
           </w:p>
         </w:tc>
@@ -4203,10 +6124,10 @@
             <w:tcW w:type="dxa" w:w="2592"/>
             <w:shd w:fill="FFFFFF"/>
             <w:tcMar>
-              <w:top w:w="90" w:type="dxa"/>
-              <w:bottom w:w="90" w:type="dxa"/>
-              <w:left w:w="140" w:type="dxa"/>
-              <w:right w:w="140" w:type="dxa"/>
+              <w:top w:w="80" w:type="dxa"/>
+              <w:bottom w:w="80" w:type="dxa"/>
+              <w:left w:w="120" w:type="dxa"/>
+              <w:right w:w="120" w:type="dxa"/>
             </w:tcMar>
           </w:tcPr>
           <w:p>
@@ -4227,10 +6148,10 @@
             <w:tcW w:type="dxa" w:w="1584"/>
             <w:shd w:fill="FFFFFF"/>
             <w:tcMar>
-              <w:top w:w="90" w:type="dxa"/>
-              <w:bottom w:w="90" w:type="dxa"/>
-              <w:left w:w="140" w:type="dxa"/>
-              <w:right w:w="140" w:type="dxa"/>
+              <w:top w:w="80" w:type="dxa"/>
+              <w:bottom w:w="80" w:type="dxa"/>
+              <w:left w:w="120" w:type="dxa"/>
+              <w:right w:w="120" w:type="dxa"/>
             </w:tcMar>
           </w:tcPr>
           <w:p>
@@ -4252,10 +6173,10 @@
             <w:tcW w:type="dxa" w:w="2016"/>
             <w:shd w:fill="FFFFFF"/>
             <w:tcMar>
-              <w:top w:w="90" w:type="dxa"/>
-              <w:bottom w:w="90" w:type="dxa"/>
-              <w:left w:w="140" w:type="dxa"/>
-              <w:right w:w="140" w:type="dxa"/>
+              <w:top w:w="80" w:type="dxa"/>
+              <w:bottom w:w="80" w:type="dxa"/>
+              <w:left w:w="120" w:type="dxa"/>
+              <w:right w:w="120" w:type="dxa"/>
             </w:tcMar>
           </w:tcPr>
           <w:p>
@@ -4275,10 +6196,10 @@
             <w:tcW w:type="dxa" w:w="3168"/>
             <w:shd w:fill="FFFFFF"/>
             <w:tcMar>
-              <w:top w:w="90" w:type="dxa"/>
-              <w:bottom w:w="90" w:type="dxa"/>
-              <w:left w:w="140" w:type="dxa"/>
-              <w:right w:w="140" w:type="dxa"/>
+              <w:top w:w="80" w:type="dxa"/>
+              <w:bottom w:w="80" w:type="dxa"/>
+              <w:left w:w="120" w:type="dxa"/>
+              <w:right w:w="120" w:type="dxa"/>
             </w:tcMar>
           </w:tcPr>
           <w:p>
@@ -4300,10 +6221,10 @@
             <w:tcW w:type="dxa" w:w="2592"/>
             <w:shd w:fill="F7FAFC"/>
             <w:tcMar>
-              <w:top w:w="90" w:type="dxa"/>
-              <w:bottom w:w="90" w:type="dxa"/>
-              <w:left w:w="140" w:type="dxa"/>
-              <w:right w:w="140" w:type="dxa"/>
+              <w:top w:w="80" w:type="dxa"/>
+              <w:bottom w:w="80" w:type="dxa"/>
+              <w:left w:w="120" w:type="dxa"/>
+              <w:right w:w="120" w:type="dxa"/>
             </w:tcMar>
           </w:tcPr>
           <w:p>
@@ -4324,10 +6245,10 @@
             <w:tcW w:type="dxa" w:w="1584"/>
             <w:shd w:fill="F7FAFC"/>
             <w:tcMar>
-              <w:top w:w="90" w:type="dxa"/>
-              <w:bottom w:w="90" w:type="dxa"/>
-              <w:left w:w="140" w:type="dxa"/>
-              <w:right w:w="140" w:type="dxa"/>
+              <w:top w:w="80" w:type="dxa"/>
+              <w:bottom w:w="80" w:type="dxa"/>
+              <w:left w:w="120" w:type="dxa"/>
+              <w:right w:w="120" w:type="dxa"/>
             </w:tcMar>
           </w:tcPr>
           <w:p>
@@ -4349,10 +6270,10 @@
             <w:tcW w:type="dxa" w:w="2016"/>
             <w:shd w:fill="F7FAFC"/>
             <w:tcMar>
-              <w:top w:w="90" w:type="dxa"/>
-              <w:bottom w:w="90" w:type="dxa"/>
-              <w:left w:w="140" w:type="dxa"/>
-              <w:right w:w="140" w:type="dxa"/>
+              <w:top w:w="80" w:type="dxa"/>
+              <w:bottom w:w="80" w:type="dxa"/>
+              <w:left w:w="120" w:type="dxa"/>
+              <w:right w:w="120" w:type="dxa"/>
             </w:tcMar>
           </w:tcPr>
           <w:p>
@@ -4372,10 +6293,10 @@
             <w:tcW w:type="dxa" w:w="3168"/>
             <w:shd w:fill="F7FAFC"/>
             <w:tcMar>
-              <w:top w:w="90" w:type="dxa"/>
-              <w:bottom w:w="90" w:type="dxa"/>
-              <w:left w:w="140" w:type="dxa"/>
-              <w:right w:w="140" w:type="dxa"/>
+              <w:top w:w="80" w:type="dxa"/>
+              <w:bottom w:w="80" w:type="dxa"/>
+              <w:left w:w="120" w:type="dxa"/>
+              <w:right w:w="120" w:type="dxa"/>
             </w:tcMar>
           </w:tcPr>
           <w:p>
@@ -4397,10 +6318,10 @@
             <w:tcW w:type="dxa" w:w="2592"/>
             <w:shd w:fill="FFFFFF"/>
             <w:tcMar>
-              <w:top w:w="90" w:type="dxa"/>
-              <w:bottom w:w="90" w:type="dxa"/>
-              <w:left w:w="140" w:type="dxa"/>
-              <w:right w:w="140" w:type="dxa"/>
+              <w:top w:w="80" w:type="dxa"/>
+              <w:bottom w:w="80" w:type="dxa"/>
+              <w:left w:w="120" w:type="dxa"/>
+              <w:right w:w="120" w:type="dxa"/>
             </w:tcMar>
           </w:tcPr>
           <w:p>
@@ -4421,10 +6342,10 @@
             <w:tcW w:type="dxa" w:w="1584"/>
             <w:shd w:fill="FFFFFF"/>
             <w:tcMar>
-              <w:top w:w="90" w:type="dxa"/>
-              <w:bottom w:w="90" w:type="dxa"/>
-              <w:left w:w="140" w:type="dxa"/>
-              <w:right w:w="140" w:type="dxa"/>
+              <w:top w:w="80" w:type="dxa"/>
+              <w:bottom w:w="80" w:type="dxa"/>
+              <w:left w:w="120" w:type="dxa"/>
+              <w:right w:w="120" w:type="dxa"/>
             </w:tcMar>
           </w:tcPr>
           <w:p>
@@ -4446,10 +6367,10 @@
             <w:tcW w:type="dxa" w:w="2016"/>
             <w:shd w:fill="FFFFFF"/>
             <w:tcMar>
-              <w:top w:w="90" w:type="dxa"/>
-              <w:bottom w:w="90" w:type="dxa"/>
-              <w:left w:w="140" w:type="dxa"/>
-              <w:right w:w="140" w:type="dxa"/>
+              <w:top w:w="80" w:type="dxa"/>
+              <w:bottom w:w="80" w:type="dxa"/>
+              <w:left w:w="120" w:type="dxa"/>
+              <w:right w:w="120" w:type="dxa"/>
             </w:tcMar>
           </w:tcPr>
           <w:p>
@@ -4469,10 +6390,10 @@
             <w:tcW w:type="dxa" w:w="3168"/>
             <w:shd w:fill="FFFFFF"/>
             <w:tcMar>
-              <w:top w:w="90" w:type="dxa"/>
-              <w:bottom w:w="90" w:type="dxa"/>
-              <w:left w:w="140" w:type="dxa"/>
-              <w:right w:w="140" w:type="dxa"/>
+              <w:top w:w="80" w:type="dxa"/>
+              <w:bottom w:w="80" w:type="dxa"/>
+              <w:left w:w="120" w:type="dxa"/>
+              <w:right w:w="120" w:type="dxa"/>
             </w:tcMar>
           </w:tcPr>
           <w:p>
@@ -4494,10 +6415,10 @@
             <w:tcW w:type="dxa" w:w="2592"/>
             <w:shd w:fill="F7FAFC"/>
             <w:tcMar>
-              <w:top w:w="90" w:type="dxa"/>
-              <w:bottom w:w="90" w:type="dxa"/>
-              <w:left w:w="140" w:type="dxa"/>
-              <w:right w:w="140" w:type="dxa"/>
+              <w:top w:w="80" w:type="dxa"/>
+              <w:bottom w:w="80" w:type="dxa"/>
+              <w:left w:w="120" w:type="dxa"/>
+              <w:right w:w="120" w:type="dxa"/>
             </w:tcMar>
           </w:tcPr>
           <w:p>
@@ -4518,10 +6439,10 @@
             <w:tcW w:type="dxa" w:w="1584"/>
             <w:shd w:fill="F7FAFC"/>
             <w:tcMar>
-              <w:top w:w="90" w:type="dxa"/>
-              <w:bottom w:w="90" w:type="dxa"/>
-              <w:left w:w="140" w:type="dxa"/>
-              <w:right w:w="140" w:type="dxa"/>
+              <w:top w:w="80" w:type="dxa"/>
+              <w:bottom w:w="80" w:type="dxa"/>
+              <w:left w:w="120" w:type="dxa"/>
+              <w:right w:w="120" w:type="dxa"/>
             </w:tcMar>
           </w:tcPr>
           <w:p>
@@ -4543,10 +6464,10 @@
             <w:tcW w:type="dxa" w:w="2016"/>
             <w:shd w:fill="F7FAFC"/>
             <w:tcMar>
-              <w:top w:w="90" w:type="dxa"/>
-              <w:bottom w:w="90" w:type="dxa"/>
-              <w:left w:w="140" w:type="dxa"/>
-              <w:right w:w="140" w:type="dxa"/>
+              <w:top w:w="80" w:type="dxa"/>
+              <w:bottom w:w="80" w:type="dxa"/>
+              <w:left w:w="120" w:type="dxa"/>
+              <w:right w:w="120" w:type="dxa"/>
             </w:tcMar>
           </w:tcPr>
           <w:p>
@@ -4566,10 +6487,10 @@
             <w:tcW w:type="dxa" w:w="3168"/>
             <w:shd w:fill="F7FAFC"/>
             <w:tcMar>
-              <w:top w:w="90" w:type="dxa"/>
-              <w:bottom w:w="90" w:type="dxa"/>
-              <w:left w:w="140" w:type="dxa"/>
-              <w:right w:w="140" w:type="dxa"/>
+              <w:top w:w="80" w:type="dxa"/>
+              <w:bottom w:w="80" w:type="dxa"/>
+              <w:left w:w="120" w:type="dxa"/>
+              <w:right w:w="120" w:type="dxa"/>
             </w:tcMar>
           </w:tcPr>
           <w:p>
@@ -4591,10 +6512,10 @@
             <w:tcW w:type="dxa" w:w="2592"/>
             <w:shd w:fill="FFFFFF"/>
             <w:tcMar>
-              <w:top w:w="90" w:type="dxa"/>
-              <w:bottom w:w="90" w:type="dxa"/>
-              <w:left w:w="140" w:type="dxa"/>
-              <w:right w:w="140" w:type="dxa"/>
+              <w:top w:w="80" w:type="dxa"/>
+              <w:bottom w:w="80" w:type="dxa"/>
+              <w:left w:w="120" w:type="dxa"/>
+              <w:right w:w="120" w:type="dxa"/>
             </w:tcMar>
           </w:tcPr>
           <w:p>
@@ -4615,10 +6536,10 @@
             <w:tcW w:type="dxa" w:w="1584"/>
             <w:shd w:fill="FFFFFF"/>
             <w:tcMar>
-              <w:top w:w="90" w:type="dxa"/>
-              <w:bottom w:w="90" w:type="dxa"/>
-              <w:left w:w="140" w:type="dxa"/>
-              <w:right w:w="140" w:type="dxa"/>
+              <w:top w:w="80" w:type="dxa"/>
+              <w:bottom w:w="80" w:type="dxa"/>
+              <w:left w:w="120" w:type="dxa"/>
+              <w:right w:w="120" w:type="dxa"/>
             </w:tcMar>
           </w:tcPr>
           <w:p>
@@ -4640,10 +6561,10 @@
             <w:tcW w:type="dxa" w:w="2016"/>
             <w:shd w:fill="FFFFFF"/>
             <w:tcMar>
-              <w:top w:w="90" w:type="dxa"/>
-              <w:bottom w:w="90" w:type="dxa"/>
-              <w:left w:w="140" w:type="dxa"/>
-              <w:right w:w="140" w:type="dxa"/>
+              <w:top w:w="80" w:type="dxa"/>
+              <w:bottom w:w="80" w:type="dxa"/>
+              <w:left w:w="120" w:type="dxa"/>
+              <w:right w:w="120" w:type="dxa"/>
             </w:tcMar>
           </w:tcPr>
           <w:p>
@@ -4663,10 +6584,10 @@
             <w:tcW w:type="dxa" w:w="3168"/>
             <w:shd w:fill="FFFFFF"/>
             <w:tcMar>
-              <w:top w:w="90" w:type="dxa"/>
-              <w:bottom w:w="90" w:type="dxa"/>
-              <w:left w:w="140" w:type="dxa"/>
-              <w:right w:w="140" w:type="dxa"/>
+              <w:top w:w="80" w:type="dxa"/>
+              <w:bottom w:w="80" w:type="dxa"/>
+              <w:left w:w="120" w:type="dxa"/>
+              <w:right w:w="120" w:type="dxa"/>
             </w:tcMar>
           </w:tcPr>
           <w:p>
@@ -4677,7 +6598,7 @@
               <w:rPr>
                 <w:sz w:val="15"/>
               </w:rPr>
-              <w:t>scripts/voice_loop_timing.py (n=10)</w:t>
+              <w:t>scripts/voice_loop_timing.py (n=1 stitched benchmark, 2026-10-29)</w:t>
             </w:r>
           </w:p>
         </w:tc>
@@ -4688,10 +6609,10 @@
             <w:tcW w:type="dxa" w:w="2592"/>
             <w:shd w:fill="F7FAFC"/>
             <w:tcMar>
-              <w:top w:w="90" w:type="dxa"/>
-              <w:bottom w:w="90" w:type="dxa"/>
-              <w:left w:w="140" w:type="dxa"/>
-              <w:right w:w="140" w:type="dxa"/>
+              <w:top w:w="80" w:type="dxa"/>
+              <w:bottom w:w="80" w:type="dxa"/>
+              <w:left w:w="120" w:type="dxa"/>
+              <w:right w:w="120" w:type="dxa"/>
             </w:tcMar>
           </w:tcPr>
           <w:p>
@@ -4712,10 +6633,10 @@
             <w:tcW w:type="dxa" w:w="1584"/>
             <w:shd w:fill="F7FAFC"/>
             <w:tcMar>
-              <w:top w:w="90" w:type="dxa"/>
-              <w:bottom w:w="90" w:type="dxa"/>
-              <w:left w:w="140" w:type="dxa"/>
-              <w:right w:w="140" w:type="dxa"/>
+              <w:top w:w="80" w:type="dxa"/>
+              <w:bottom w:w="80" w:type="dxa"/>
+              <w:left w:w="120" w:type="dxa"/>
+              <w:right w:w="120" w:type="dxa"/>
             </w:tcMar>
           </w:tcPr>
           <w:p>
@@ -4737,10 +6658,10 @@
             <w:tcW w:type="dxa" w:w="2016"/>
             <w:shd w:fill="F7FAFC"/>
             <w:tcMar>
-              <w:top w:w="90" w:type="dxa"/>
-              <w:bottom w:w="90" w:type="dxa"/>
-              <w:left w:w="140" w:type="dxa"/>
-              <w:right w:w="140" w:type="dxa"/>
+              <w:top w:w="80" w:type="dxa"/>
+              <w:bottom w:w="80" w:type="dxa"/>
+              <w:left w:w="120" w:type="dxa"/>
+              <w:right w:w="120" w:type="dxa"/>
             </w:tcMar>
           </w:tcPr>
           <w:p>
@@ -4760,10 +6681,10 @@
             <w:tcW w:type="dxa" w:w="3168"/>
             <w:shd w:fill="F7FAFC"/>
             <w:tcMar>
-              <w:top w:w="90" w:type="dxa"/>
-              <w:bottom w:w="90" w:type="dxa"/>
-              <w:left w:w="140" w:type="dxa"/>
-              <w:right w:w="140" w:type="dxa"/>
+              <w:top w:w="80" w:type="dxa"/>
+              <w:bottom w:w="80" w:type="dxa"/>
+              <w:left w:w="120" w:type="dxa"/>
+              <w:right w:w="120" w:type="dxa"/>
             </w:tcMar>
           </w:tcPr>
           <w:p>
@@ -4774,7 +6695,7 @@
               <w:rPr>
                 <w:sz w:val="15"/>
               </w:rPr>
-              <w:t>scripts/test_sentence_speech.py</w:t>
+              <w:t>scripts/test_sentence_speech.py (Date: 2026-10-28 17:32:10; n=1 block of 3 sentences; 3 real live Gnani Timbre calls)</w:t>
             </w:r>
           </w:p>
         </w:tc>
@@ -4785,10 +6706,10 @@
             <w:tcW w:type="dxa" w:w="2592"/>
             <w:shd w:fill="FFFFFF"/>
             <w:tcMar>
-              <w:top w:w="90" w:type="dxa"/>
-              <w:bottom w:w="90" w:type="dxa"/>
-              <w:left w:w="140" w:type="dxa"/>
-              <w:right w:w="140" w:type="dxa"/>
+              <w:top w:w="80" w:type="dxa"/>
+              <w:bottom w:w="80" w:type="dxa"/>
+              <w:left w:w="120" w:type="dxa"/>
+              <w:right w:w="120" w:type="dxa"/>
             </w:tcMar>
           </w:tcPr>
           <w:p>
@@ -4809,10 +6730,10 @@
             <w:tcW w:type="dxa" w:w="1584"/>
             <w:shd w:fill="FFFFFF"/>
             <w:tcMar>
-              <w:top w:w="90" w:type="dxa"/>
-              <w:bottom w:w="90" w:type="dxa"/>
-              <w:left w:w="140" w:type="dxa"/>
-              <w:right w:w="140" w:type="dxa"/>
+              <w:top w:w="80" w:type="dxa"/>
+              <w:bottom w:w="80" w:type="dxa"/>
+              <w:left w:w="120" w:type="dxa"/>
+              <w:right w:w="120" w:type="dxa"/>
             </w:tcMar>
           </w:tcPr>
           <w:p>
@@ -4834,10 +6755,10 @@
             <w:tcW w:type="dxa" w:w="2016"/>
             <w:shd w:fill="FFFFFF"/>
             <w:tcMar>
-              <w:top w:w="90" w:type="dxa"/>
-              <w:bottom w:w="90" w:type="dxa"/>
-              <w:left w:w="140" w:type="dxa"/>
-              <w:right w:w="140" w:type="dxa"/>
+              <w:top w:w="80" w:type="dxa"/>
+              <w:bottom w:w="80" w:type="dxa"/>
+              <w:left w:w="120" w:type="dxa"/>
+              <w:right w:w="120" w:type="dxa"/>
             </w:tcMar>
           </w:tcPr>
           <w:p>
@@ -4857,10 +6778,10 @@
             <w:tcW w:type="dxa" w:w="3168"/>
             <w:shd w:fill="FFFFFF"/>
             <w:tcMar>
-              <w:top w:w="90" w:type="dxa"/>
-              <w:bottom w:w="90" w:type="dxa"/>
-              <w:left w:w="140" w:type="dxa"/>
-              <w:right w:w="140" w:type="dxa"/>
+              <w:top w:w="80" w:type="dxa"/>
+              <w:bottom w:w="80" w:type="dxa"/>
+              <w:left w:w="120" w:type="dxa"/>
+              <w:right w:w="120" w:type="dxa"/>
             </w:tcMar>
           </w:tcPr>
           <w:p>
@@ -4882,10 +6803,10 @@
             <w:tcW w:type="dxa" w:w="2592"/>
             <w:shd w:fill="F7FAFC"/>
             <w:tcMar>
-              <w:top w:w="90" w:type="dxa"/>
-              <w:bottom w:w="90" w:type="dxa"/>
-              <w:left w:w="140" w:type="dxa"/>
-              <w:right w:w="140" w:type="dxa"/>
+              <w:top w:w="80" w:type="dxa"/>
+              <w:bottom w:w="80" w:type="dxa"/>
+              <w:left w:w="120" w:type="dxa"/>
+              <w:right w:w="120" w:type="dxa"/>
             </w:tcMar>
           </w:tcPr>
           <w:p>
@@ -4906,10 +6827,10 @@
             <w:tcW w:type="dxa" w:w="1584"/>
             <w:shd w:fill="F7FAFC"/>
             <w:tcMar>
-              <w:top w:w="90" w:type="dxa"/>
-              <w:bottom w:w="90" w:type="dxa"/>
-              <w:left w:w="140" w:type="dxa"/>
-              <w:right w:w="140" w:type="dxa"/>
+              <w:top w:w="80" w:type="dxa"/>
+              <w:bottom w:w="80" w:type="dxa"/>
+              <w:left w:w="120" w:type="dxa"/>
+              <w:right w:w="120" w:type="dxa"/>
             </w:tcMar>
           </w:tcPr>
           <w:p>
@@ -4931,10 +6852,10 @@
             <w:tcW w:type="dxa" w:w="2016"/>
             <w:shd w:fill="F7FAFC"/>
             <w:tcMar>
-              <w:top w:w="90" w:type="dxa"/>
-              <w:bottom w:w="90" w:type="dxa"/>
-              <w:left w:w="140" w:type="dxa"/>
-              <w:right w:w="140" w:type="dxa"/>
+              <w:top w:w="80" w:type="dxa"/>
+              <w:bottom w:w="80" w:type="dxa"/>
+              <w:left w:w="120" w:type="dxa"/>
+              <w:right w:w="120" w:type="dxa"/>
             </w:tcMar>
           </w:tcPr>
           <w:p>
@@ -4954,10 +6875,10 @@
             <w:tcW w:type="dxa" w:w="3168"/>
             <w:shd w:fill="F7FAFC"/>
             <w:tcMar>
-              <w:top w:w="90" w:type="dxa"/>
-              <w:bottom w:w="90" w:type="dxa"/>
-              <w:left w:w="140" w:type="dxa"/>
-              <w:right w:w="140" w:type="dxa"/>
+              <w:top w:w="80" w:type="dxa"/>
+              <w:bottom w:w="80" w:type="dxa"/>
+              <w:left w:w="120" w:type="dxa"/>
+              <w:right w:w="120" w:type="dxa"/>
             </w:tcMar>
           </w:tcPr>
           <w:p>
@@ -4979,10 +6900,10 @@
             <w:tcW w:type="dxa" w:w="2592"/>
             <w:shd w:fill="FFFFFF"/>
             <w:tcMar>
-              <w:top w:w="90" w:type="dxa"/>
-              <w:bottom w:w="90" w:type="dxa"/>
-              <w:left w:w="140" w:type="dxa"/>
-              <w:right w:w="140" w:type="dxa"/>
+              <w:top w:w="80" w:type="dxa"/>
+              <w:bottom w:w="80" w:type="dxa"/>
+              <w:left w:w="120" w:type="dxa"/>
+              <w:right w:w="120" w:type="dxa"/>
             </w:tcMar>
           </w:tcPr>
           <w:p>
@@ -5003,10 +6924,10 @@
             <w:tcW w:type="dxa" w:w="1584"/>
             <w:shd w:fill="FFFFFF"/>
             <w:tcMar>
-              <w:top w:w="90" w:type="dxa"/>
-              <w:bottom w:w="90" w:type="dxa"/>
-              <w:left w:w="140" w:type="dxa"/>
-              <w:right w:w="140" w:type="dxa"/>
+              <w:top w:w="80" w:type="dxa"/>
+              <w:bottom w:w="80" w:type="dxa"/>
+              <w:left w:w="120" w:type="dxa"/>
+              <w:right w:w="120" w:type="dxa"/>
             </w:tcMar>
           </w:tcPr>
           <w:p>
@@ -5028,10 +6949,10 @@
             <w:tcW w:type="dxa" w:w="2016"/>
             <w:shd w:fill="FFFFFF"/>
             <w:tcMar>
-              <w:top w:w="90" w:type="dxa"/>
-              <w:bottom w:w="90" w:type="dxa"/>
-              <w:left w:w="140" w:type="dxa"/>
-              <w:right w:w="140" w:type="dxa"/>
+              <w:top w:w="80" w:type="dxa"/>
+              <w:bottom w:w="80" w:type="dxa"/>
+              <w:left w:w="120" w:type="dxa"/>
+              <w:right w:w="120" w:type="dxa"/>
             </w:tcMar>
           </w:tcPr>
           <w:p>
@@ -5051,10 +6972,10 @@
             <w:tcW w:type="dxa" w:w="3168"/>
             <w:shd w:fill="FFFFFF"/>
             <w:tcMar>
-              <w:top w:w="90" w:type="dxa"/>
-              <w:bottom w:w="90" w:type="dxa"/>
-              <w:left w:w="140" w:type="dxa"/>
-              <w:right w:w="140" w:type="dxa"/>
+              <w:top w:w="80" w:type="dxa"/>
+              <w:bottom w:w="80" w:type="dxa"/>
+              <w:left w:w="120" w:type="dxa"/>
+              <w:right w:w="120" w:type="dxa"/>
             </w:tcMar>
           </w:tcPr>
           <w:p>
@@ -5076,10 +6997,10 @@
             <w:tcW w:type="dxa" w:w="2592"/>
             <w:shd w:fill="F7FAFC"/>
             <w:tcMar>
-              <w:top w:w="90" w:type="dxa"/>
-              <w:bottom w:w="90" w:type="dxa"/>
-              <w:left w:w="140" w:type="dxa"/>
-              <w:right w:w="140" w:type="dxa"/>
+              <w:top w:w="80" w:type="dxa"/>
+              <w:bottom w:w="80" w:type="dxa"/>
+              <w:left w:w="120" w:type="dxa"/>
+              <w:right w:w="120" w:type="dxa"/>
             </w:tcMar>
           </w:tcPr>
           <w:p>
@@ -5100,10 +7021,10 @@
             <w:tcW w:type="dxa" w:w="1584"/>
             <w:shd w:fill="F7FAFC"/>
             <w:tcMar>
-              <w:top w:w="90" w:type="dxa"/>
-              <w:bottom w:w="90" w:type="dxa"/>
-              <w:left w:w="140" w:type="dxa"/>
-              <w:right w:w="140" w:type="dxa"/>
+              <w:top w:w="80" w:type="dxa"/>
+              <w:bottom w:w="80" w:type="dxa"/>
+              <w:left w:w="120" w:type="dxa"/>
+              <w:right w:w="120" w:type="dxa"/>
             </w:tcMar>
           </w:tcPr>
           <w:p>
@@ -5125,10 +7046,10 @@
             <w:tcW w:type="dxa" w:w="2016"/>
             <w:shd w:fill="F7FAFC"/>
             <w:tcMar>
-              <w:top w:w="90" w:type="dxa"/>
-              <w:bottom w:w="90" w:type="dxa"/>
-              <w:left w:w="140" w:type="dxa"/>
-              <w:right w:w="140" w:type="dxa"/>
+              <w:top w:w="80" w:type="dxa"/>
+              <w:bottom w:w="80" w:type="dxa"/>
+              <w:left w:w="120" w:type="dxa"/>
+              <w:right w:w="120" w:type="dxa"/>
             </w:tcMar>
           </w:tcPr>
           <w:p>
@@ -5148,10 +7069,10 @@
             <w:tcW w:type="dxa" w:w="3168"/>
             <w:shd w:fill="F7FAFC"/>
             <w:tcMar>
-              <w:top w:w="90" w:type="dxa"/>
-              <w:bottom w:w="90" w:type="dxa"/>
-              <w:left w:w="140" w:type="dxa"/>
-              <w:right w:w="140" w:type="dxa"/>
+              <w:top w:w="80" w:type="dxa"/>
+              <w:bottom w:w="80" w:type="dxa"/>
+              <w:left w:w="120" w:type="dxa"/>
+              <w:right w:w="120" w:type="dxa"/>
             </w:tcMar>
           </w:tcPr>
           <w:p>
@@ -5173,10 +7094,10 @@
             <w:tcW w:type="dxa" w:w="2592"/>
             <w:shd w:fill="FFFFFF"/>
             <w:tcMar>
-              <w:top w:w="90" w:type="dxa"/>
-              <w:bottom w:w="90" w:type="dxa"/>
-              <w:left w:w="140" w:type="dxa"/>
-              <w:right w:w="140" w:type="dxa"/>
+              <w:top w:w="80" w:type="dxa"/>
+              <w:bottom w:w="80" w:type="dxa"/>
+              <w:left w:w="120" w:type="dxa"/>
+              <w:right w:w="120" w:type="dxa"/>
             </w:tcMar>
           </w:tcPr>
           <w:p>
@@ -5197,10 +7118,10 @@
             <w:tcW w:type="dxa" w:w="1584"/>
             <w:shd w:fill="FFFFFF"/>
             <w:tcMar>
-              <w:top w:w="90" w:type="dxa"/>
-              <w:bottom w:w="90" w:type="dxa"/>
-              <w:left w:w="140" w:type="dxa"/>
-              <w:right w:w="140" w:type="dxa"/>
+              <w:top w:w="80" w:type="dxa"/>
+              <w:bottom w:w="80" w:type="dxa"/>
+              <w:left w:w="120" w:type="dxa"/>
+              <w:right w:w="120" w:type="dxa"/>
             </w:tcMar>
           </w:tcPr>
           <w:p>
@@ -5222,10 +7143,10 @@
             <w:tcW w:type="dxa" w:w="2016"/>
             <w:shd w:fill="FFFFFF"/>
             <w:tcMar>
-              <w:top w:w="90" w:type="dxa"/>
-              <w:bottom w:w="90" w:type="dxa"/>
-              <w:left w:w="140" w:type="dxa"/>
-              <w:right w:w="140" w:type="dxa"/>
+              <w:top w:w="80" w:type="dxa"/>
+              <w:bottom w:w="80" w:type="dxa"/>
+              <w:left w:w="120" w:type="dxa"/>
+              <w:right w:w="120" w:type="dxa"/>
             </w:tcMar>
           </w:tcPr>
           <w:p>
@@ -5245,10 +7166,10 @@
             <w:tcW w:type="dxa" w:w="3168"/>
             <w:shd w:fill="FFFFFF"/>
             <w:tcMar>
-              <w:top w:w="90" w:type="dxa"/>
-              <w:bottom w:w="90" w:type="dxa"/>
-              <w:left w:w="140" w:type="dxa"/>
-              <w:right w:w="140" w:type="dxa"/>
+              <w:top w:w="80" w:type="dxa"/>
+              <w:bottom w:w="80" w:type="dxa"/>
+              <w:left w:w="120" w:type="dxa"/>
+              <w:right w:w="120" w:type="dxa"/>
             </w:tcMar>
           </w:tcPr>
           <w:p>
@@ -5270,10 +7191,10 @@
             <w:tcW w:type="dxa" w:w="2592"/>
             <w:shd w:fill="F7FAFC"/>
             <w:tcMar>
-              <w:top w:w="90" w:type="dxa"/>
-              <w:bottom w:w="90" w:type="dxa"/>
-              <w:left w:w="140" w:type="dxa"/>
-              <w:right w:w="140" w:type="dxa"/>
+              <w:top w:w="80" w:type="dxa"/>
+              <w:bottom w:w="80" w:type="dxa"/>
+              <w:left w:w="120" w:type="dxa"/>
+              <w:right w:w="120" w:type="dxa"/>
             </w:tcMar>
           </w:tcPr>
           <w:p>
@@ -5294,10 +7215,10 @@
             <w:tcW w:type="dxa" w:w="1584"/>
             <w:shd w:fill="F7FAFC"/>
             <w:tcMar>
-              <w:top w:w="90" w:type="dxa"/>
-              <w:bottom w:w="90" w:type="dxa"/>
-              <w:left w:w="140" w:type="dxa"/>
-              <w:right w:w="140" w:type="dxa"/>
+              <w:top w:w="80" w:type="dxa"/>
+              <w:bottom w:w="80" w:type="dxa"/>
+              <w:left w:w="120" w:type="dxa"/>
+              <w:right w:w="120" w:type="dxa"/>
             </w:tcMar>
           </w:tcPr>
           <w:p>
@@ -5319,10 +7240,10 @@
             <w:tcW w:type="dxa" w:w="2016"/>
             <w:shd w:fill="F7FAFC"/>
             <w:tcMar>
-              <w:top w:w="90" w:type="dxa"/>
-              <w:bottom w:w="90" w:type="dxa"/>
-              <w:left w:w="140" w:type="dxa"/>
-              <w:right w:w="140" w:type="dxa"/>
+              <w:top w:w="80" w:type="dxa"/>
+              <w:bottom w:w="80" w:type="dxa"/>
+              <w:left w:w="120" w:type="dxa"/>
+              <w:right w:w="120" w:type="dxa"/>
             </w:tcMar>
           </w:tcPr>
           <w:p>
@@ -5342,10 +7263,10 @@
             <w:tcW w:type="dxa" w:w="3168"/>
             <w:shd w:fill="F7FAFC"/>
             <w:tcMar>
-              <w:top w:w="90" w:type="dxa"/>
-              <w:bottom w:w="90" w:type="dxa"/>
-              <w:left w:w="140" w:type="dxa"/>
-              <w:right w:w="140" w:type="dxa"/>
+              <w:top w:w="80" w:type="dxa"/>
+              <w:bottom w:w="80" w:type="dxa"/>
+              <w:left w:w="120" w:type="dxa"/>
+              <w:right w:w="120" w:type="dxa"/>
             </w:tcMar>
           </w:tcPr>
           <w:p>
@@ -5367,10 +7288,10 @@
             <w:tcW w:type="dxa" w:w="2592"/>
             <w:shd w:fill="FFFFFF"/>
             <w:tcMar>
-              <w:top w:w="90" w:type="dxa"/>
-              <w:bottom w:w="90" w:type="dxa"/>
-              <w:left w:w="140" w:type="dxa"/>
-              <w:right w:w="140" w:type="dxa"/>
+              <w:top w:w="80" w:type="dxa"/>
+              <w:bottom w:w="80" w:type="dxa"/>
+              <w:left w:w="120" w:type="dxa"/>
+              <w:right w:w="120" w:type="dxa"/>
             </w:tcMar>
           </w:tcPr>
           <w:p>
@@ -5382,7 +7303,7 @@
                 <w:b/>
                 <w:sz w:val="15"/>
               </w:rPr>
-              <w:t>Official Helpline Phone Audit</w:t>
+              <w:t>Official Helpline Verification</w:t>
             </w:r>
           </w:p>
         </w:tc>
@@ -5391,10 +7312,10 @@
             <w:tcW w:type="dxa" w:w="1584"/>
             <w:shd w:fill="FFFFFF"/>
             <w:tcMar>
-              <w:top w:w="90" w:type="dxa"/>
-              <w:bottom w:w="90" w:type="dxa"/>
-              <w:left w:w="140" w:type="dxa"/>
-              <w:right w:w="140" w:type="dxa"/>
+              <w:top w:w="80" w:type="dxa"/>
+              <w:bottom w:w="80" w:type="dxa"/>
+              <w:left w:w="120" w:type="dxa"/>
+              <w:right w:w="120" w:type="dxa"/>
             </w:tcMar>
           </w:tcPr>
           <w:p>
@@ -5416,10 +7337,10 @@
             <w:tcW w:type="dxa" w:w="2016"/>
             <w:shd w:fill="FFFFFF"/>
             <w:tcMar>
-              <w:top w:w="90" w:type="dxa"/>
-              <w:bottom w:w="90" w:type="dxa"/>
-              <w:left w:w="140" w:type="dxa"/>
-              <w:right w:w="140" w:type="dxa"/>
+              <w:top w:w="80" w:type="dxa"/>
+              <w:bottom w:w="80" w:type="dxa"/>
+              <w:left w:w="120" w:type="dxa"/>
+              <w:right w:w="120" w:type="dxa"/>
             </w:tcMar>
           </w:tcPr>
           <w:p>
@@ -5439,10 +7360,10 @@
             <w:tcW w:type="dxa" w:w="3168"/>
             <w:shd w:fill="FFFFFF"/>
             <w:tcMar>
-              <w:top w:w="90" w:type="dxa"/>
-              <w:bottom w:w="90" w:type="dxa"/>
-              <w:left w:w="140" w:type="dxa"/>
-              <w:right w:w="140" w:type="dxa"/>
+              <w:top w:w="80" w:type="dxa"/>
+              <w:bottom w:w="80" w:type="dxa"/>
+              <w:left w:w="120" w:type="dxa"/>
+              <w:right w:w="120" w:type="dxa"/>
             </w:tcMar>
           </w:tcPr>
           <w:p>
@@ -5453,7 +7374,7 @@
               <w:rPr>
                 <w:sz w:val="15"/>
               </w:rPr>
-              <w:t>Requires human phone calls</w:t>
+              <w:t>Official pages only (no phone calls required)</w:t>
             </w:r>
           </w:p>
         </w:tc>
@@ -5464,10 +7385,10 @@
             <w:tcW w:type="dxa" w:w="2592"/>
             <w:shd w:fill="F7FAFC"/>
             <w:tcMar>
-              <w:top w:w="90" w:type="dxa"/>
-              <w:bottom w:w="90" w:type="dxa"/>
-              <w:left w:w="140" w:type="dxa"/>
-              <w:right w:w="140" w:type="dxa"/>
+              <w:top w:w="80" w:type="dxa"/>
+              <w:bottom w:w="80" w:type="dxa"/>
+              <w:left w:w="120" w:type="dxa"/>
+              <w:right w:w="120" w:type="dxa"/>
             </w:tcMar>
           </w:tcPr>
           <w:p>
@@ -5488,10 +7409,10 @@
             <w:tcW w:type="dxa" w:w="1584"/>
             <w:shd w:fill="F7FAFC"/>
             <w:tcMar>
-              <w:top w:w="90" w:type="dxa"/>
-              <w:bottom w:w="90" w:type="dxa"/>
-              <w:left w:w="140" w:type="dxa"/>
-              <w:right w:w="140" w:type="dxa"/>
+              <w:top w:w="80" w:type="dxa"/>
+              <w:bottom w:w="80" w:type="dxa"/>
+              <w:left w:w="120" w:type="dxa"/>
+              <w:right w:w="120" w:type="dxa"/>
             </w:tcMar>
           </w:tcPr>
           <w:p>
@@ -5513,10 +7434,10 @@
             <w:tcW w:type="dxa" w:w="2016"/>
             <w:shd w:fill="F7FAFC"/>
             <w:tcMar>
-              <w:top w:w="90" w:type="dxa"/>
-              <w:bottom w:w="90" w:type="dxa"/>
-              <w:left w:w="140" w:type="dxa"/>
-              <w:right w:w="140" w:type="dxa"/>
+              <w:top w:w="80" w:type="dxa"/>
+              <w:bottom w:w="80" w:type="dxa"/>
+              <w:left w:w="120" w:type="dxa"/>
+              <w:right w:w="120" w:type="dxa"/>
             </w:tcMar>
           </w:tcPr>
           <w:p>
@@ -5536,10 +7457,10 @@
             <w:tcW w:type="dxa" w:w="3168"/>
             <w:shd w:fill="F7FAFC"/>
             <w:tcMar>
-              <w:top w:w="90" w:type="dxa"/>
-              <w:bottom w:w="90" w:type="dxa"/>
-              <w:left w:w="140" w:type="dxa"/>
-              <w:right w:w="140" w:type="dxa"/>
+              <w:top w:w="80" w:type="dxa"/>
+              <w:bottom w:w="80" w:type="dxa"/>
+              <w:left w:w="120" w:type="dxa"/>
+              <w:right w:w="120" w:type="dxa"/>
             </w:tcMar>
           </w:tcPr>
           <w:p>
@@ -5550,7 +7471,104 @@
               <w:rPr>
                 <w:sz w:val="15"/>
               </w:rPr>
-              <w:t>194 answers pending human panel scoring</w:t>
+              <w:t>Hand-grade ~60 answers (10 samples + ~30 verified + 20 held-out)</w:t>
+            </w:r>
+          </w:p>
+        </w:tc>
+      </w:tr>
+      <w:tr>
+        <w:tc>
+          <w:tcPr>
+            <w:tcW w:type="dxa" w:w="2592"/>
+            <w:shd w:fill="FFFFFF"/>
+            <w:tcMar>
+              <w:top w:w="80" w:type="dxa"/>
+              <w:bottom w:w="80" w:type="dxa"/>
+              <w:left w:w="120" w:type="dxa"/>
+              <w:right w:w="120" w:type="dxa"/>
+            </w:tcMar>
+          </w:tcPr>
+          <w:p>
+            <w:pPr>
+              <w:spacing w:before="0" w:after="0"/>
+            </w:pPr>
+            <w:r>
+              <w:rPr>
+                <w:b/>
+                <w:sz w:val="15"/>
+              </w:rPr>
+              <w:t>Live Telephone Deployment</w:t>
+            </w:r>
+          </w:p>
+        </w:tc>
+        <w:tc>
+          <w:tcPr>
+            <w:tcW w:type="dxa" w:w="1584"/>
+            <w:shd w:fill="FFFFFF"/>
+            <w:tcMar>
+              <w:top w:w="80" w:type="dxa"/>
+              <w:bottom w:w="80" w:type="dxa"/>
+              <w:left w:w="120" w:type="dxa"/>
+              <w:right w:w="120" w:type="dxa"/>
+            </w:tcMar>
+          </w:tcPr>
+          <w:p>
+            <w:pPr>
+              <w:spacing w:before="0" w:after="0"/>
+            </w:pPr>
+            <w:r>
+              <w:rPr>
+                <w:b/>
+                <w:color w:val="C53030"/>
+                <w:sz w:val="15"/>
+              </w:rPr>
+              <w:t>UNMEASURED</w:t>
+            </w:r>
+          </w:p>
+        </w:tc>
+        <w:tc>
+          <w:tcPr>
+            <w:tcW w:type="dxa" w:w="2016"/>
+            <w:shd w:fill="FFFFFF"/>
+            <w:tcMar>
+              <w:top w:w="80" w:type="dxa"/>
+              <w:bottom w:w="80" w:type="dxa"/>
+              <w:left w:w="120" w:type="dxa"/>
+              <w:right w:w="120" w:type="dxa"/>
+            </w:tcMar>
+          </w:tcPr>
+          <w:p>
+            <w:pPr>
+              <w:spacing w:before="0" w:after="0"/>
+            </w:pPr>
+            <w:r>
+              <w:rPr>
+                <w:sz w:val="15"/>
+              </w:rPr>
+              <w:t>NOT PLANNED (BLK-08)</w:t>
+            </w:r>
+          </w:p>
+        </w:tc>
+        <w:tc>
+          <w:tcPr>
+            <w:tcW w:type="dxa" w:w="3168"/>
+            <w:shd w:fill="FFFFFF"/>
+            <w:tcMar>
+              <w:top w:w="80" w:type="dxa"/>
+              <w:bottom w:w="80" w:type="dxa"/>
+              <w:left w:w="120" w:type="dxa"/>
+              <w:right w:w="120" w:type="dxa"/>
+            </w:tcMar>
+          </w:tcPr>
+          <w:p>
+            <w:pPr>
+              <w:spacing w:before="0" w:after="0"/>
+            </w:pPr>
+            <w:r>
+              <w:rPr>
+                <w:sz w:val="15"/>
+              </w:rPr>
+              <w:t>Not planned</w:t>
             </w:r>
           </w:p>
         </w:tc>
@@ -5604,7 +7622,7 @@
               <w:rPr>
                 <w:b/>
                 <w:color w:val="FFFFFF"/>
-                <w:sz w:val="17"/>
+                <w:sz w:val="16"/>
               </w:rPr>
               <w:t>Blocker ID</w:t>
             </w:r>
@@ -5629,7 +7647,7 @@
               <w:rPr>
                 <w:b/>
                 <w:color w:val="FFFFFF"/>
-                <w:sz w:val="17"/>
+                <w:sz w:val="16"/>
               </w:rPr>
               <w:t>Required From</w:t>
             </w:r>
@@ -5654,7 +7672,7 @@
               <w:rPr>
                 <w:b/>
                 <w:color w:val="FFFFFF"/>
-                <w:sz w:val="17"/>
+                <w:sz w:val="16"/>
               </w:rPr>
               <w:t>Description / Gate Condition</w:t>
             </w:r>
@@ -5679,7 +7697,7 @@
               <w:rPr>
                 <w:b/>
                 <w:color w:val="FFFFFF"/>
-                <w:sz w:val="17"/>
+                <w:sz w:val="16"/>
               </w:rPr>
               <w:t>Action Plan</w:t>
             </w:r>
@@ -5692,10 +7710,10 @@
             <w:tcW w:type="dxa" w:w="1440"/>
             <w:shd w:fill="FFFFFF"/>
             <w:tcMar>
-              <w:top w:w="90" w:type="dxa"/>
-              <w:bottom w:w="90" w:type="dxa"/>
-              <w:left w:w="140" w:type="dxa"/>
-              <w:right w:w="140" w:type="dxa"/>
+              <w:top w:w="80" w:type="dxa"/>
+              <w:bottom w:w="80" w:type="dxa"/>
+              <w:left w:w="120" w:type="dxa"/>
+              <w:right w:w="120" w:type="dxa"/>
             </w:tcMar>
           </w:tcPr>
           <w:p>
@@ -5716,10 +7734,10 @@
             <w:tcW w:type="dxa" w:w="1872"/>
             <w:shd w:fill="FFFFFF"/>
             <w:tcMar>
-              <w:top w:w="90" w:type="dxa"/>
-              <w:bottom w:w="90" w:type="dxa"/>
-              <w:left w:w="140" w:type="dxa"/>
-              <w:right w:w="140" w:type="dxa"/>
+              <w:top w:w="80" w:type="dxa"/>
+              <w:bottom w:w="80" w:type="dxa"/>
+              <w:left w:w="120" w:type="dxa"/>
+              <w:right w:w="120" w:type="dxa"/>
             </w:tcMar>
           </w:tcPr>
           <w:p>
@@ -5739,10 +7757,10 @@
             <w:tcW w:type="dxa" w:w="3888"/>
             <w:shd w:fill="FFFFFF"/>
             <w:tcMar>
-              <w:top w:w="90" w:type="dxa"/>
-              <w:bottom w:w="90" w:type="dxa"/>
-              <w:left w:w="140" w:type="dxa"/>
-              <w:right w:w="140" w:type="dxa"/>
+              <w:top w:w="80" w:type="dxa"/>
+              <w:bottom w:w="80" w:type="dxa"/>
+              <w:left w:w="120" w:type="dxa"/>
+              <w:right w:w="120" w:type="dxa"/>
             </w:tcMar>
           </w:tcPr>
           <w:p>
@@ -5762,10 +7780,10 @@
             <w:tcW w:type="dxa" w:w="2160"/>
             <w:shd w:fill="FFFFFF"/>
             <w:tcMar>
-              <w:top w:w="90" w:type="dxa"/>
-              <w:bottom w:w="90" w:type="dxa"/>
-              <w:left w:w="140" w:type="dxa"/>
-              <w:right w:w="140" w:type="dxa"/>
+              <w:top w:w="80" w:type="dxa"/>
+              <w:bottom w:w="80" w:type="dxa"/>
+              <w:left w:w="120" w:type="dxa"/>
+              <w:right w:w="120" w:type="dxa"/>
             </w:tcMar>
           </w:tcPr>
           <w:p>
@@ -5787,10 +7805,10 @@
             <w:tcW w:type="dxa" w:w="1440"/>
             <w:shd w:fill="F7FAFC"/>
             <w:tcMar>
-              <w:top w:w="90" w:type="dxa"/>
-              <w:bottom w:w="90" w:type="dxa"/>
-              <w:left w:w="140" w:type="dxa"/>
-              <w:right w:w="140" w:type="dxa"/>
+              <w:top w:w="80" w:type="dxa"/>
+              <w:bottom w:w="80" w:type="dxa"/>
+              <w:left w:w="120" w:type="dxa"/>
+              <w:right w:w="120" w:type="dxa"/>
             </w:tcMar>
           </w:tcPr>
           <w:p>
@@ -5811,10 +7829,10 @@
             <w:tcW w:type="dxa" w:w="1872"/>
             <w:shd w:fill="F7FAFC"/>
             <w:tcMar>
-              <w:top w:w="90" w:type="dxa"/>
-              <w:bottom w:w="90" w:type="dxa"/>
-              <w:left w:w="140" w:type="dxa"/>
-              <w:right w:w="140" w:type="dxa"/>
+              <w:top w:w="80" w:type="dxa"/>
+              <w:bottom w:w="80" w:type="dxa"/>
+              <w:left w:w="120" w:type="dxa"/>
+              <w:right w:w="120" w:type="dxa"/>
             </w:tcMar>
           </w:tcPr>
           <w:p>
@@ -5834,10 +7852,10 @@
             <w:tcW w:type="dxa" w:w="3888"/>
             <w:shd w:fill="F7FAFC"/>
             <w:tcMar>
-              <w:top w:w="90" w:type="dxa"/>
-              <w:bottom w:w="90" w:type="dxa"/>
-              <w:left w:w="140" w:type="dxa"/>
-              <w:right w:w="140" w:type="dxa"/>
+              <w:top w:w="80" w:type="dxa"/>
+              <w:bottom w:w="80" w:type="dxa"/>
+              <w:left w:w="120" w:type="dxa"/>
+              <w:right w:w="120" w:type="dxa"/>
             </w:tcMar>
           </w:tcPr>
           <w:p>
@@ -5857,10 +7875,10 @@
             <w:tcW w:type="dxa" w:w="2160"/>
             <w:shd w:fill="F7FAFC"/>
             <w:tcMar>
-              <w:top w:w="90" w:type="dxa"/>
-              <w:bottom w:w="90" w:type="dxa"/>
-              <w:left w:w="140" w:type="dxa"/>
-              <w:right w:w="140" w:type="dxa"/>
+              <w:top w:w="80" w:type="dxa"/>
+              <w:bottom w:w="80" w:type="dxa"/>
+              <w:left w:w="120" w:type="dxa"/>
+              <w:right w:w="120" w:type="dxa"/>
             </w:tcMar>
           </w:tcPr>
           <w:p>
@@ -5882,10 +7900,10 @@
             <w:tcW w:type="dxa" w:w="1440"/>
             <w:shd w:fill="FFFFFF"/>
             <w:tcMar>
-              <w:top w:w="90" w:type="dxa"/>
-              <w:bottom w:w="90" w:type="dxa"/>
-              <w:left w:w="140" w:type="dxa"/>
-              <w:right w:w="140" w:type="dxa"/>
+              <w:top w:w="80" w:type="dxa"/>
+              <w:bottom w:w="80" w:type="dxa"/>
+              <w:left w:w="120" w:type="dxa"/>
+              <w:right w:w="120" w:type="dxa"/>
             </w:tcMar>
           </w:tcPr>
           <w:p>
@@ -5906,10 +7924,10 @@
             <w:tcW w:type="dxa" w:w="1872"/>
             <w:shd w:fill="FFFFFF"/>
             <w:tcMar>
-              <w:top w:w="90" w:type="dxa"/>
-              <w:bottom w:w="90" w:type="dxa"/>
-              <w:left w:w="140" w:type="dxa"/>
-              <w:right w:w="140" w:type="dxa"/>
+              <w:top w:w="80" w:type="dxa"/>
+              <w:bottom w:w="80" w:type="dxa"/>
+              <w:left w:w="120" w:type="dxa"/>
+              <w:right w:w="120" w:type="dxa"/>
             </w:tcMar>
           </w:tcPr>
           <w:p>
@@ -5929,10 +7947,10 @@
             <w:tcW w:type="dxa" w:w="3888"/>
             <w:shd w:fill="FFFFFF"/>
             <w:tcMar>
-              <w:top w:w="90" w:type="dxa"/>
-              <w:bottom w:w="90" w:type="dxa"/>
-              <w:left w:w="140" w:type="dxa"/>
-              <w:right w:w="140" w:type="dxa"/>
+              <w:top w:w="80" w:type="dxa"/>
+              <w:bottom w:w="80" w:type="dxa"/>
+              <w:left w:w="120" w:type="dxa"/>
+              <w:right w:w="120" w:type="dxa"/>
             </w:tcMar>
           </w:tcPr>
           <w:p>
@@ -5952,10 +7970,10 @@
             <w:tcW w:type="dxa" w:w="2160"/>
             <w:shd w:fill="FFFFFF"/>
             <w:tcMar>
-              <w:top w:w="90" w:type="dxa"/>
-              <w:bottom w:w="90" w:type="dxa"/>
-              <w:left w:w="140" w:type="dxa"/>
-              <w:right w:w="140" w:type="dxa"/>
+              <w:top w:w="80" w:type="dxa"/>
+              <w:bottom w:w="80" w:type="dxa"/>
+              <w:left w:w="120" w:type="dxa"/>
+              <w:right w:w="120" w:type="dxa"/>
             </w:tcMar>
           </w:tcPr>
           <w:p>
@@ -5977,10 +7995,10 @@
             <w:tcW w:type="dxa" w:w="1440"/>
             <w:shd w:fill="F7FAFC"/>
             <w:tcMar>
-              <w:top w:w="90" w:type="dxa"/>
-              <w:bottom w:w="90" w:type="dxa"/>
-              <w:left w:w="140" w:type="dxa"/>
-              <w:right w:w="140" w:type="dxa"/>
+              <w:top w:w="80" w:type="dxa"/>
+              <w:bottom w:w="80" w:type="dxa"/>
+              <w:left w:w="120" w:type="dxa"/>
+              <w:right w:w="120" w:type="dxa"/>
             </w:tcMar>
           </w:tcPr>
           <w:p>
@@ -6001,10 +8019,10 @@
             <w:tcW w:type="dxa" w:w="1872"/>
             <w:shd w:fill="F7FAFC"/>
             <w:tcMar>
-              <w:top w:w="90" w:type="dxa"/>
-              <w:bottom w:w="90" w:type="dxa"/>
-              <w:left w:w="140" w:type="dxa"/>
-              <w:right w:w="140" w:type="dxa"/>
+              <w:top w:w="80" w:type="dxa"/>
+              <w:bottom w:w="80" w:type="dxa"/>
+              <w:left w:w="120" w:type="dxa"/>
+              <w:right w:w="120" w:type="dxa"/>
             </w:tcMar>
           </w:tcPr>
           <w:p>
@@ -6024,10 +8042,10 @@
             <w:tcW w:type="dxa" w:w="3888"/>
             <w:shd w:fill="F7FAFC"/>
             <w:tcMar>
-              <w:top w:w="90" w:type="dxa"/>
-              <w:bottom w:w="90" w:type="dxa"/>
-              <w:left w:w="140" w:type="dxa"/>
-              <w:right w:w="140" w:type="dxa"/>
+              <w:top w:w="80" w:type="dxa"/>
+              <w:bottom w:w="80" w:type="dxa"/>
+              <w:left w:w="120" w:type="dxa"/>
+              <w:right w:w="120" w:type="dxa"/>
             </w:tcMar>
           </w:tcPr>
           <w:p>
@@ -6038,7 +8056,7 @@
               <w:rPr>
                 <w:sz w:val="15"/>
               </w:rPr>
-              <w:t>Dial 9 helplines &amp; fill helpline_check.csv</w:t>
+              <w:t>Verify 9 helplines against official pages only in helpline_check.csv (no phone calls required)</w:t>
             </w:r>
           </w:p>
         </w:tc>
@@ -6047,10 +8065,10 @@
             <w:tcW w:type="dxa" w:w="2160"/>
             <w:shd w:fill="F7FAFC"/>
             <w:tcMar>
-              <w:top w:w="90" w:type="dxa"/>
-              <w:bottom w:w="90" w:type="dxa"/>
-              <w:left w:w="140" w:type="dxa"/>
-              <w:right w:w="140" w:type="dxa"/>
+              <w:top w:w="80" w:type="dxa"/>
+              <w:bottom w:w="80" w:type="dxa"/>
+              <w:left w:w="120" w:type="dxa"/>
+              <w:right w:w="120" w:type="dxa"/>
             </w:tcMar>
           </w:tcPr>
           <w:p>
@@ -6061,7 +8079,7 @@
               <w:rPr>
                 <w:sz w:val="15"/>
               </w:rPr>
-              <w:t>Unlocks release-gate verification</w:t>
+              <w:t>Official pages check</w:t>
             </w:r>
           </w:p>
         </w:tc>
@@ -6072,10 +8090,10 @@
             <w:tcW w:type="dxa" w:w="1440"/>
             <w:shd w:fill="FFFFFF"/>
             <w:tcMar>
-              <w:top w:w="90" w:type="dxa"/>
-              <w:bottom w:w="90" w:type="dxa"/>
-              <w:left w:w="140" w:type="dxa"/>
-              <w:right w:w="140" w:type="dxa"/>
+              <w:top w:w="80" w:type="dxa"/>
+              <w:bottom w:w="80" w:type="dxa"/>
+              <w:left w:w="120" w:type="dxa"/>
+              <w:right w:w="120" w:type="dxa"/>
             </w:tcMar>
           </w:tcPr>
           <w:p>
@@ -6096,10 +8114,10 @@
             <w:tcW w:type="dxa" w:w="1872"/>
             <w:shd w:fill="FFFFFF"/>
             <w:tcMar>
-              <w:top w:w="90" w:type="dxa"/>
-              <w:bottom w:w="90" w:type="dxa"/>
-              <w:left w:w="140" w:type="dxa"/>
-              <w:right w:w="140" w:type="dxa"/>
+              <w:top w:w="80" w:type="dxa"/>
+              <w:bottom w:w="80" w:type="dxa"/>
+              <w:left w:w="120" w:type="dxa"/>
+              <w:right w:w="120" w:type="dxa"/>
             </w:tcMar>
           </w:tcPr>
           <w:p>
@@ -6119,10 +8137,10 @@
             <w:tcW w:type="dxa" w:w="3888"/>
             <w:shd w:fill="FFFFFF"/>
             <w:tcMar>
-              <w:top w:w="90" w:type="dxa"/>
-              <w:bottom w:w="90" w:type="dxa"/>
-              <w:left w:w="140" w:type="dxa"/>
-              <w:right w:w="140" w:type="dxa"/>
+              <w:top w:w="80" w:type="dxa"/>
+              <w:bottom w:w="80" w:type="dxa"/>
+              <w:left w:w="120" w:type="dxa"/>
+              <w:right w:w="120" w:type="dxa"/>
             </w:tcMar>
           </w:tcPr>
           <w:p>
@@ -6133,7 +8151,7 @@
               <w:rPr>
                 <w:sz w:val="15"/>
               </w:rPr>
-              <w:t>Hand-grade answers in grading_sheet.csv</w:t>
+              <w:t>Hand-grade ~60 answers (10 samples + ~30 verified + 20 held-out) in grading_sheet.csv</w:t>
             </w:r>
           </w:p>
         </w:tc>
@@ -6142,10 +8160,10 @@
             <w:tcW w:type="dxa" w:w="2160"/>
             <w:shd w:fill="FFFFFF"/>
             <w:tcMar>
-              <w:top w:w="90" w:type="dxa"/>
-              <w:bottom w:w="90" w:type="dxa"/>
-              <w:left w:w="140" w:type="dxa"/>
-              <w:right w:w="140" w:type="dxa"/>
+              <w:top w:w="80" w:type="dxa"/>
+              <w:bottom w:w="80" w:type="dxa"/>
+              <w:left w:w="120" w:type="dxa"/>
+              <w:right w:w="120" w:type="dxa"/>
             </w:tcMar>
           </w:tcPr>
           <w:p>
@@ -6167,10 +8185,10 @@
             <w:tcW w:type="dxa" w:w="1440"/>
             <w:shd w:fill="F7FAFC"/>
             <w:tcMar>
-              <w:top w:w="90" w:type="dxa"/>
-              <w:bottom w:w="90" w:type="dxa"/>
-              <w:left w:w="140" w:type="dxa"/>
-              <w:right w:w="140" w:type="dxa"/>
+              <w:top w:w="80" w:type="dxa"/>
+              <w:bottom w:w="80" w:type="dxa"/>
+              <w:left w:w="120" w:type="dxa"/>
+              <w:right w:w="120" w:type="dxa"/>
             </w:tcMar>
           </w:tcPr>
           <w:p>
@@ -6191,10 +8209,10 @@
             <w:tcW w:type="dxa" w:w="1872"/>
             <w:shd w:fill="F7FAFC"/>
             <w:tcMar>
-              <w:top w:w="90" w:type="dxa"/>
-              <w:bottom w:w="90" w:type="dxa"/>
-              <w:left w:w="140" w:type="dxa"/>
-              <w:right w:w="140" w:type="dxa"/>
+              <w:top w:w="80" w:type="dxa"/>
+              <w:bottom w:w="80" w:type="dxa"/>
+              <w:left w:w="120" w:type="dxa"/>
+              <w:right w:w="120" w:type="dxa"/>
             </w:tcMar>
           </w:tcPr>
           <w:p>
@@ -6214,10 +8232,10 @@
             <w:tcW w:type="dxa" w:w="3888"/>
             <w:shd w:fill="F7FAFC"/>
             <w:tcMar>
-              <w:top w:w="90" w:type="dxa"/>
-              <w:bottom w:w="90" w:type="dxa"/>
-              <w:left w:w="140" w:type="dxa"/>
-              <w:right w:w="140" w:type="dxa"/>
+              <w:top w:w="80" w:type="dxa"/>
+              <w:bottom w:w="80" w:type="dxa"/>
+              <w:left w:w="120" w:type="dxa"/>
+              <w:right w:w="120" w:type="dxa"/>
             </w:tcMar>
           </w:tcPr>
           <w:p>
@@ -6237,10 +8255,10 @@
             <w:tcW w:type="dxa" w:w="2160"/>
             <w:shd w:fill="F7FAFC"/>
             <w:tcMar>
-              <w:top w:w="90" w:type="dxa"/>
-              <w:bottom w:w="90" w:type="dxa"/>
-              <w:left w:w="140" w:type="dxa"/>
-              <w:right w:w="140" w:type="dxa"/>
+              <w:top w:w="80" w:type="dxa"/>
+              <w:bottom w:w="80" w:type="dxa"/>
+              <w:left w:w="120" w:type="dxa"/>
+              <w:right w:w="120" w:type="dxa"/>
             </w:tcMar>
           </w:tcPr>
           <w:p>
@@ -6262,10 +8280,10 @@
             <w:tcW w:type="dxa" w:w="1440"/>
             <w:shd w:fill="FFFFFF"/>
             <w:tcMar>
-              <w:top w:w="90" w:type="dxa"/>
-              <w:bottom w:w="90" w:type="dxa"/>
-              <w:left w:w="140" w:type="dxa"/>
-              <w:right w:w="140" w:type="dxa"/>
+              <w:top w:w="80" w:type="dxa"/>
+              <w:bottom w:w="80" w:type="dxa"/>
+              <w:left w:w="120" w:type="dxa"/>
+              <w:right w:w="120" w:type="dxa"/>
             </w:tcMar>
           </w:tcPr>
           <w:p>
@@ -6286,10 +8304,10 @@
             <w:tcW w:type="dxa" w:w="1872"/>
             <w:shd w:fill="FFFFFF"/>
             <w:tcMar>
-              <w:top w:w="90" w:type="dxa"/>
-              <w:bottom w:w="90" w:type="dxa"/>
-              <w:left w:w="140" w:type="dxa"/>
-              <w:right w:w="140" w:type="dxa"/>
+              <w:top w:w="80" w:type="dxa"/>
+              <w:bottom w:w="80" w:type="dxa"/>
+              <w:left w:w="120" w:type="dxa"/>
+              <w:right w:w="120" w:type="dxa"/>
             </w:tcMar>
           </w:tcPr>
           <w:p>
@@ -6309,10 +8327,10 @@
             <w:tcW w:type="dxa" w:w="3888"/>
             <w:shd w:fill="FFFFFF"/>
             <w:tcMar>
-              <w:top w:w="90" w:type="dxa"/>
-              <w:bottom w:w="90" w:type="dxa"/>
-              <w:left w:w="140" w:type="dxa"/>
-              <w:right w:w="140" w:type="dxa"/>
+              <w:top w:w="80" w:type="dxa"/>
+              <w:bottom w:w="80" w:type="dxa"/>
+              <w:left w:w="120" w:type="dxa"/>
+              <w:right w:w="120" w:type="dxa"/>
             </w:tcMar>
           </w:tcPr>
           <w:p>
@@ -6332,10 +8350,10 @@
             <w:tcW w:type="dxa" w:w="2160"/>
             <w:shd w:fill="FFFFFF"/>
             <w:tcMar>
-              <w:top w:w="90" w:type="dxa"/>
-              <w:bottom w:w="90" w:type="dxa"/>
-              <w:left w:w="140" w:type="dxa"/>
-              <w:right w:w="140" w:type="dxa"/>
+              <w:top w:w="80" w:type="dxa"/>
+              <w:bottom w:w="80" w:type="dxa"/>
+              <w:left w:w="120" w:type="dxa"/>
+              <w:right w:w="120" w:type="dxa"/>
             </w:tcMar>
           </w:tcPr>
           <w:p>
@@ -6357,10 +8375,10 @@
             <w:tcW w:type="dxa" w:w="1440"/>
             <w:shd w:fill="F7FAFC"/>
             <w:tcMar>
-              <w:top w:w="90" w:type="dxa"/>
-              <w:bottom w:w="90" w:type="dxa"/>
-              <w:left w:w="140" w:type="dxa"/>
-              <w:right w:w="140" w:type="dxa"/>
+              <w:top w:w="80" w:type="dxa"/>
+              <w:bottom w:w="80" w:type="dxa"/>
+              <w:left w:w="120" w:type="dxa"/>
+              <w:right w:w="120" w:type="dxa"/>
             </w:tcMar>
           </w:tcPr>
           <w:p>
@@ -6381,10 +8399,10 @@
             <w:tcW w:type="dxa" w:w="1872"/>
             <w:shd w:fill="F7FAFC"/>
             <w:tcMar>
-              <w:top w:w="90" w:type="dxa"/>
-              <w:bottom w:w="90" w:type="dxa"/>
-              <w:left w:w="140" w:type="dxa"/>
-              <w:right w:w="140" w:type="dxa"/>
+              <w:top w:w="80" w:type="dxa"/>
+              <w:bottom w:w="80" w:type="dxa"/>
+              <w:left w:w="120" w:type="dxa"/>
+              <w:right w:w="120" w:type="dxa"/>
             </w:tcMar>
           </w:tcPr>
           <w:p>
@@ -6404,10 +8422,10 @@
             <w:tcW w:type="dxa" w:w="3888"/>
             <w:shd w:fill="F7FAFC"/>
             <w:tcMar>
-              <w:top w:w="90" w:type="dxa"/>
-              <w:bottom w:w="90" w:type="dxa"/>
-              <w:left w:w="140" w:type="dxa"/>
-              <w:right w:w="140" w:type="dxa"/>
+              <w:top w:w="80" w:type="dxa"/>
+              <w:bottom w:w="80" w:type="dxa"/>
+              <w:left w:w="120" w:type="dxa"/>
+              <w:right w:w="120" w:type="dxa"/>
             </w:tcMar>
           </w:tcPr>
           <w:p>
@@ -6427,10 +8445,10 @@
             <w:tcW w:type="dxa" w:w="2160"/>
             <w:shd w:fill="F7FAFC"/>
             <w:tcMar>
-              <w:top w:w="90" w:type="dxa"/>
-              <w:bottom w:w="90" w:type="dxa"/>
-              <w:left w:w="140" w:type="dxa"/>
-              <w:right w:w="140" w:type="dxa"/>
+              <w:top w:w="80" w:type="dxa"/>
+              <w:bottom w:w="80" w:type="dxa"/>
+              <w:left w:w="120" w:type="dxa"/>
+              <w:right w:w="120" w:type="dxa"/>
             </w:tcMar>
           </w:tcPr>
           <w:p>
@@ -6441,7 +8459,7 @@
               <w:rPr>
                 <w:sz w:val="15"/>
               </w:rPr>
-              <w:t>Deferred post-submission</w:t>
+              <w:t>NOT PLANNED</w:t>
             </w:r>
           </w:p>
         </w:tc>
@@ -6495,7 +8513,7 @@
               <w:rPr>
                 <w:b/>
                 <w:color w:val="FFFFFF"/>
-                <w:sz w:val="17"/>
+                <w:sz w:val="16"/>
               </w:rPr>
               <w:t>Gate ID</w:t>
             </w:r>
@@ -6520,7 +8538,7 @@
               <w:rPr>
                 <w:b/>
                 <w:color w:val="FFFFFF"/>
-                <w:sz w:val="17"/>
+                <w:sz w:val="16"/>
               </w:rPr>
               <w:t>Gate Description</w:t>
             </w:r>
@@ -6545,7 +8563,7 @@
               <w:rPr>
                 <w:b/>
                 <w:color w:val="FFFFFF"/>
-                <w:sz w:val="17"/>
+                <w:sz w:val="16"/>
               </w:rPr>
               <w:t>Measured Status</w:t>
             </w:r>
@@ -6570,7 +8588,7 @@
               <w:rPr>
                 <w:b/>
                 <w:color w:val="FFFFFF"/>
-                <w:sz w:val="17"/>
+                <w:sz w:val="16"/>
               </w:rPr>
               <w:t>Gate Status</w:t>
             </w:r>
@@ -6583,10 +8601,10 @@
             <w:tcW w:type="dxa" w:w="1440"/>
             <w:shd w:fill="FFFFFF"/>
             <w:tcMar>
-              <w:top w:w="90" w:type="dxa"/>
-              <w:bottom w:w="90" w:type="dxa"/>
-              <w:left w:w="140" w:type="dxa"/>
-              <w:right w:w="140" w:type="dxa"/>
+              <w:top w:w="80" w:type="dxa"/>
+              <w:bottom w:w="80" w:type="dxa"/>
+              <w:left w:w="120" w:type="dxa"/>
+              <w:right w:w="120" w:type="dxa"/>
             </w:tcMar>
           </w:tcPr>
           <w:p>
@@ -6607,10 +8625,10 @@
             <w:tcW w:type="dxa" w:w="3312"/>
             <w:shd w:fill="FFFFFF"/>
             <w:tcMar>
-              <w:top w:w="90" w:type="dxa"/>
-              <w:bottom w:w="90" w:type="dxa"/>
-              <w:left w:w="140" w:type="dxa"/>
-              <w:right w:w="140" w:type="dxa"/>
+              <w:top w:w="80" w:type="dxa"/>
+              <w:bottom w:w="80" w:type="dxa"/>
+              <w:left w:w="120" w:type="dxa"/>
+              <w:right w:w="120" w:type="dxa"/>
             </w:tcMar>
           </w:tcPr>
           <w:p>
@@ -6630,10 +8648,10 @@
             <w:tcW w:type="dxa" w:w="2592"/>
             <w:shd w:fill="FFFFFF"/>
             <w:tcMar>
-              <w:top w:w="90" w:type="dxa"/>
-              <w:bottom w:w="90" w:type="dxa"/>
-              <w:left w:w="140" w:type="dxa"/>
-              <w:right w:w="140" w:type="dxa"/>
+              <w:top w:w="80" w:type="dxa"/>
+              <w:bottom w:w="80" w:type="dxa"/>
+              <w:left w:w="120" w:type="dxa"/>
+              <w:right w:w="120" w:type="dxa"/>
             </w:tcMar>
           </w:tcPr>
           <w:p>
@@ -6644,7 +8662,7 @@
               <w:rPr>
                 <w:sz w:val="15"/>
               </w:rPr>
-              <w:t>521 Passing Tests | 0 Git Secrets (173 commits)</w:t>
+              <w:t>521 Passing Tests | 0 Git Secrets (18 commits ahead)</w:t>
             </w:r>
           </w:p>
         </w:tc>
@@ -6653,10 +8671,10 @@
             <w:tcW w:type="dxa" w:w="2016"/>
             <w:shd w:fill="FFFFFF"/>
             <w:tcMar>
-              <w:top w:w="90" w:type="dxa"/>
-              <w:bottom w:w="90" w:type="dxa"/>
-              <w:left w:w="140" w:type="dxa"/>
-              <w:right w:w="140" w:type="dxa"/>
+              <w:top w:w="80" w:type="dxa"/>
+              <w:bottom w:w="80" w:type="dxa"/>
+              <w:left w:w="120" w:type="dxa"/>
+              <w:right w:w="120" w:type="dxa"/>
             </w:tcMar>
           </w:tcPr>
           <w:p>
@@ -6680,10 +8698,10 @@
             <w:tcW w:type="dxa" w:w="1440"/>
             <w:shd w:fill="F7FAFC"/>
             <w:tcMar>
-              <w:top w:w="90" w:type="dxa"/>
-              <w:bottom w:w="90" w:type="dxa"/>
-              <w:left w:w="140" w:type="dxa"/>
-              <w:right w:w="140" w:type="dxa"/>
+              <w:top w:w="80" w:type="dxa"/>
+              <w:bottom w:w="80" w:type="dxa"/>
+              <w:left w:w="120" w:type="dxa"/>
+              <w:right w:w="120" w:type="dxa"/>
             </w:tcMar>
           </w:tcPr>
           <w:p>
@@ -6704,10 +8722,10 @@
             <w:tcW w:type="dxa" w:w="3312"/>
             <w:shd w:fill="F7FAFC"/>
             <w:tcMar>
-              <w:top w:w="90" w:type="dxa"/>
-              <w:bottom w:w="90" w:type="dxa"/>
-              <w:left w:w="140" w:type="dxa"/>
-              <w:right w:w="140" w:type="dxa"/>
+              <w:top w:w="80" w:type="dxa"/>
+              <w:bottom w:w="80" w:type="dxa"/>
+              <w:left w:w="120" w:type="dxa"/>
+              <w:right w:w="120" w:type="dxa"/>
             </w:tcMar>
           </w:tcPr>
           <w:p>
@@ -6727,10 +8745,10 @@
             <w:tcW w:type="dxa" w:w="2592"/>
             <w:shd w:fill="F7FAFC"/>
             <w:tcMar>
-              <w:top w:w="90" w:type="dxa"/>
-              <w:bottom w:w="90" w:type="dxa"/>
-              <w:left w:w="140" w:type="dxa"/>
-              <w:right w:w="140" w:type="dxa"/>
+              <w:top w:w="80" w:type="dxa"/>
+              <w:bottom w:w="80" w:type="dxa"/>
+              <w:left w:w="120" w:type="dxa"/>
+              <w:right w:w="120" w:type="dxa"/>
             </w:tcMar>
           </w:tcPr>
           <w:p>
@@ -6750,10 +8768,10 @@
             <w:tcW w:type="dxa" w:w="2016"/>
             <w:shd w:fill="F7FAFC"/>
             <w:tcMar>
-              <w:top w:w="90" w:type="dxa"/>
-              <w:bottom w:w="90" w:type="dxa"/>
-              <w:left w:w="140" w:type="dxa"/>
-              <w:right w:w="140" w:type="dxa"/>
+              <w:top w:w="80" w:type="dxa"/>
+              <w:bottom w:w="80" w:type="dxa"/>
+              <w:left w:w="120" w:type="dxa"/>
+              <w:right w:w="120" w:type="dxa"/>
             </w:tcMar>
           </w:tcPr>
           <w:p>
@@ -6777,10 +8795,10 @@
             <w:tcW w:type="dxa" w:w="1440"/>
             <w:shd w:fill="FFFFFF"/>
             <w:tcMar>
-              <w:top w:w="90" w:type="dxa"/>
-              <w:bottom w:w="90" w:type="dxa"/>
-              <w:left w:w="140" w:type="dxa"/>
-              <w:right w:w="140" w:type="dxa"/>
+              <w:top w:w="80" w:type="dxa"/>
+              <w:bottom w:w="80" w:type="dxa"/>
+              <w:left w:w="120" w:type="dxa"/>
+              <w:right w:w="120" w:type="dxa"/>
             </w:tcMar>
           </w:tcPr>
           <w:p>
@@ -6801,10 +8819,10 @@
             <w:tcW w:type="dxa" w:w="3312"/>
             <w:shd w:fill="FFFFFF"/>
             <w:tcMar>
-              <w:top w:w="90" w:type="dxa"/>
-              <w:bottom w:w="90" w:type="dxa"/>
-              <w:left w:w="140" w:type="dxa"/>
-              <w:right w:w="140" w:type="dxa"/>
+              <w:top w:w="80" w:type="dxa"/>
+              <w:bottom w:w="80" w:type="dxa"/>
+              <w:left w:w="120" w:type="dxa"/>
+              <w:right w:w="120" w:type="dxa"/>
             </w:tcMar>
           </w:tcPr>
           <w:p>
@@ -6824,10 +8842,10 @@
             <w:tcW w:type="dxa" w:w="2592"/>
             <w:shd w:fill="FFFFFF"/>
             <w:tcMar>
-              <w:top w:w="90" w:type="dxa"/>
-              <w:bottom w:w="90" w:type="dxa"/>
-              <w:left w:w="140" w:type="dxa"/>
-              <w:right w:w="140" w:type="dxa"/>
+              <w:top w:w="80" w:type="dxa"/>
+              <w:bottom w:w="80" w:type="dxa"/>
+              <w:left w:w="120" w:type="dxa"/>
+              <w:right w:w="120" w:type="dxa"/>
             </w:tcMar>
           </w:tcPr>
           <w:p>
@@ -6838,7 +8856,7 @@
               <w:rPr>
                 <w:sz w:val="15"/>
               </w:rPr>
-              <w:t>194 Questions generated in grading_sheet.csv</w:t>
+              <w:t>Hand-grading sheet prepared (~60 answers)</w:t>
             </w:r>
           </w:p>
         </w:tc>
@@ -6847,10 +8865,10 @@
             <w:tcW w:type="dxa" w:w="2016"/>
             <w:shd w:fill="FFFFFF"/>
             <w:tcMar>
-              <w:top w:w="90" w:type="dxa"/>
-              <w:bottom w:w="90" w:type="dxa"/>
-              <w:left w:w="140" w:type="dxa"/>
-              <w:right w:w="140" w:type="dxa"/>
+              <w:top w:w="80" w:type="dxa"/>
+              <w:bottom w:w="80" w:type="dxa"/>
+              <w:left w:w="120" w:type="dxa"/>
+              <w:right w:w="120" w:type="dxa"/>
             </w:tcMar>
           </w:tcPr>
           <w:p>
@@ -6874,10 +8892,10 @@
             <w:tcW w:type="dxa" w:w="1440"/>
             <w:shd w:fill="F7FAFC"/>
             <w:tcMar>
-              <w:top w:w="90" w:type="dxa"/>
-              <w:bottom w:w="90" w:type="dxa"/>
-              <w:left w:w="140" w:type="dxa"/>
-              <w:right w:w="140" w:type="dxa"/>
+              <w:top w:w="80" w:type="dxa"/>
+              <w:bottom w:w="80" w:type="dxa"/>
+              <w:left w:w="120" w:type="dxa"/>
+              <w:right w:w="120" w:type="dxa"/>
             </w:tcMar>
           </w:tcPr>
           <w:p>
@@ -6898,10 +8916,10 @@
             <w:tcW w:type="dxa" w:w="3312"/>
             <w:shd w:fill="F7FAFC"/>
             <w:tcMar>
-              <w:top w:w="90" w:type="dxa"/>
-              <w:bottom w:w="90" w:type="dxa"/>
-              <w:left w:w="140" w:type="dxa"/>
-              <w:right w:w="140" w:type="dxa"/>
+              <w:top w:w="80" w:type="dxa"/>
+              <w:bottom w:w="80" w:type="dxa"/>
+              <w:left w:w="120" w:type="dxa"/>
+              <w:right w:w="120" w:type="dxa"/>
             </w:tcMar>
           </w:tcPr>
           <w:p>
@@ -6921,10 +8939,10 @@
             <w:tcW w:type="dxa" w:w="2592"/>
             <w:shd w:fill="F7FAFC"/>
             <w:tcMar>
-              <w:top w:w="90" w:type="dxa"/>
-              <w:bottom w:w="90" w:type="dxa"/>
-              <w:left w:w="140" w:type="dxa"/>
-              <w:right w:w="140" w:type="dxa"/>
+              <w:top w:w="80" w:type="dxa"/>
+              <w:bottom w:w="80" w:type="dxa"/>
+              <w:left w:w="120" w:type="dxa"/>
+              <w:right w:w="120" w:type="dxa"/>
             </w:tcMar>
           </w:tcPr>
           <w:p>
@@ -6944,10 +8962,10 @@
             <w:tcW w:type="dxa" w:w="2016"/>
             <w:shd w:fill="F7FAFC"/>
             <w:tcMar>
-              <w:top w:w="90" w:type="dxa"/>
-              <w:bottom w:w="90" w:type="dxa"/>
-              <w:left w:w="140" w:type="dxa"/>
-              <w:right w:w="140" w:type="dxa"/>
+              <w:top w:w="80" w:type="dxa"/>
+              <w:bottom w:w="80" w:type="dxa"/>
+              <w:left w:w="120" w:type="dxa"/>
+              <w:right w:w="120" w:type="dxa"/>
             </w:tcMar>
           </w:tcPr>
           <w:p>
@@ -6971,10 +8989,10 @@
             <w:tcW w:type="dxa" w:w="1440"/>
             <w:shd w:fill="FFFFFF"/>
             <w:tcMar>
-              <w:top w:w="90" w:type="dxa"/>
-              <w:bottom w:w="90" w:type="dxa"/>
-              <w:left w:w="140" w:type="dxa"/>
-              <w:right w:w="140" w:type="dxa"/>
+              <w:top w:w="80" w:type="dxa"/>
+              <w:bottom w:w="80" w:type="dxa"/>
+              <w:left w:w="120" w:type="dxa"/>
+              <w:right w:w="120" w:type="dxa"/>
             </w:tcMar>
           </w:tcPr>
           <w:p>
@@ -6995,10 +9013,10 @@
             <w:tcW w:type="dxa" w:w="3312"/>
             <w:shd w:fill="FFFFFF"/>
             <w:tcMar>
-              <w:top w:w="90" w:type="dxa"/>
-              <w:bottom w:w="90" w:type="dxa"/>
-              <w:left w:w="140" w:type="dxa"/>
-              <w:right w:w="140" w:type="dxa"/>
+              <w:top w:w="80" w:type="dxa"/>
+              <w:bottom w:w="80" w:type="dxa"/>
+              <w:left w:w="120" w:type="dxa"/>
+              <w:right w:w="120" w:type="dxa"/>
             </w:tcMar>
           </w:tcPr>
           <w:p>
@@ -7018,10 +9036,10 @@
             <w:tcW w:type="dxa" w:w="2592"/>
             <w:shd w:fill="FFFFFF"/>
             <w:tcMar>
-              <w:top w:w="90" w:type="dxa"/>
-              <w:bottom w:w="90" w:type="dxa"/>
-              <w:left w:w="140" w:type="dxa"/>
-              <w:right w:w="140" w:type="dxa"/>
+              <w:top w:w="80" w:type="dxa"/>
+              <w:bottom w:w="80" w:type="dxa"/>
+              <w:left w:w="120" w:type="dxa"/>
+              <w:right w:w="120" w:type="dxa"/>
             </w:tcMar>
           </w:tcPr>
           <w:p>
@@ -7041,10 +9059,10 @@
             <w:tcW w:type="dxa" w:w="2016"/>
             <w:shd w:fill="FFFFFF"/>
             <w:tcMar>
-              <w:top w:w="90" w:type="dxa"/>
-              <w:bottom w:w="90" w:type="dxa"/>
-              <w:left w:w="140" w:type="dxa"/>
-              <w:right w:w="140" w:type="dxa"/>
+              <w:top w:w="80" w:type="dxa"/>
+              <w:bottom w:w="80" w:type="dxa"/>
+              <w:left w:w="120" w:type="dxa"/>
+              <w:right w:w="120" w:type="dxa"/>
             </w:tcMar>
           </w:tcPr>
           <w:p>
@@ -7068,10 +9086,10 @@
             <w:tcW w:type="dxa" w:w="1440"/>
             <w:shd w:fill="F7FAFC"/>
             <w:tcMar>
-              <w:top w:w="90" w:type="dxa"/>
-              <w:bottom w:w="90" w:type="dxa"/>
-              <w:left w:w="140" w:type="dxa"/>
-              <w:right w:w="140" w:type="dxa"/>
+              <w:top w:w="80" w:type="dxa"/>
+              <w:bottom w:w="80" w:type="dxa"/>
+              <w:left w:w="120" w:type="dxa"/>
+              <w:right w:w="120" w:type="dxa"/>
             </w:tcMar>
           </w:tcPr>
           <w:p>
@@ -7092,10 +9110,10 @@
             <w:tcW w:type="dxa" w:w="3312"/>
             <w:shd w:fill="F7FAFC"/>
             <w:tcMar>
-              <w:top w:w="90" w:type="dxa"/>
-              <w:bottom w:w="90" w:type="dxa"/>
-              <w:left w:w="140" w:type="dxa"/>
-              <w:right w:w="140" w:type="dxa"/>
+              <w:top w:w="80" w:type="dxa"/>
+              <w:bottom w:w="80" w:type="dxa"/>
+              <w:left w:w="120" w:type="dxa"/>
+              <w:right w:w="120" w:type="dxa"/>
             </w:tcMar>
           </w:tcPr>
           <w:p>
@@ -7115,10 +9133,10 @@
             <w:tcW w:type="dxa" w:w="2592"/>
             <w:shd w:fill="F7FAFC"/>
             <w:tcMar>
-              <w:top w:w="90" w:type="dxa"/>
-              <w:bottom w:w="90" w:type="dxa"/>
-              <w:left w:w="140" w:type="dxa"/>
-              <w:right w:w="140" w:type="dxa"/>
+              <w:top w:w="80" w:type="dxa"/>
+              <w:bottom w:w="80" w:type="dxa"/>
+              <w:left w:w="120" w:type="dxa"/>
+              <w:right w:w="120" w:type="dxa"/>
             </w:tcMar>
           </w:tcPr>
           <w:p>
@@ -7138,10 +9156,10 @@
             <w:tcW w:type="dxa" w:w="2016"/>
             <w:shd w:fill="F7FAFC"/>
             <w:tcMar>
-              <w:top w:w="90" w:type="dxa"/>
-              <w:bottom w:w="90" w:type="dxa"/>
-              <w:left w:w="140" w:type="dxa"/>
-              <w:right w:w="140" w:type="dxa"/>
+              <w:top w:w="80" w:type="dxa"/>
+              <w:bottom w:w="80" w:type="dxa"/>
+              <w:left w:w="120" w:type="dxa"/>
+              <w:right w:w="120" w:type="dxa"/>
             </w:tcMar>
           </w:tcPr>
           <w:p>
@@ -7165,10 +9183,10 @@
             <w:tcW w:type="dxa" w:w="1440"/>
             <w:shd w:fill="FFFFFF"/>
             <w:tcMar>
-              <w:top w:w="90" w:type="dxa"/>
-              <w:bottom w:w="90" w:type="dxa"/>
-              <w:left w:w="140" w:type="dxa"/>
-              <w:right w:w="140" w:type="dxa"/>
+              <w:top w:w="80" w:type="dxa"/>
+              <w:bottom w:w="80" w:type="dxa"/>
+              <w:left w:w="120" w:type="dxa"/>
+              <w:right w:w="120" w:type="dxa"/>
             </w:tcMar>
           </w:tcPr>
           <w:p>
@@ -7189,10 +9207,10 @@
             <w:tcW w:type="dxa" w:w="3312"/>
             <w:shd w:fill="FFFFFF"/>
             <w:tcMar>
-              <w:top w:w="90" w:type="dxa"/>
-              <w:bottom w:w="90" w:type="dxa"/>
-              <w:left w:w="140" w:type="dxa"/>
-              <w:right w:w="140" w:type="dxa"/>
+              <w:top w:w="80" w:type="dxa"/>
+              <w:bottom w:w="80" w:type="dxa"/>
+              <w:left w:w="120" w:type="dxa"/>
+              <w:right w:w="120" w:type="dxa"/>
             </w:tcMar>
           </w:tcPr>
           <w:p>
@@ -7212,10 +9230,10 @@
             <w:tcW w:type="dxa" w:w="2592"/>
             <w:shd w:fill="FFFFFF"/>
             <w:tcMar>
-              <w:top w:w="90" w:type="dxa"/>
-              <w:bottom w:w="90" w:type="dxa"/>
-              <w:left w:w="140" w:type="dxa"/>
-              <w:right w:w="140" w:type="dxa"/>
+              <w:top w:w="80" w:type="dxa"/>
+              <w:bottom w:w="80" w:type="dxa"/>
+              <w:left w:w="120" w:type="dxa"/>
+              <w:right w:w="120" w:type="dxa"/>
             </w:tcMar>
           </w:tcPr>
           <w:p>
@@ -7235,10 +9253,10 @@
             <w:tcW w:type="dxa" w:w="2016"/>
             <w:shd w:fill="FFFFFF"/>
             <w:tcMar>
-              <w:top w:w="90" w:type="dxa"/>
-              <w:bottom w:w="90" w:type="dxa"/>
-              <w:left w:w="140" w:type="dxa"/>
-              <w:right w:w="140" w:type="dxa"/>
+              <w:top w:w="80" w:type="dxa"/>
+              <w:bottom w:w="80" w:type="dxa"/>
+              <w:left w:w="120" w:type="dxa"/>
+              <w:right w:w="120" w:type="dxa"/>
             </w:tcMar>
           </w:tcPr>
           <w:p>
@@ -7262,10 +9280,10 @@
             <w:tcW w:type="dxa" w:w="1440"/>
             <w:shd w:fill="F7FAFC"/>
             <w:tcMar>
-              <w:top w:w="90" w:type="dxa"/>
-              <w:bottom w:w="90" w:type="dxa"/>
-              <w:left w:w="140" w:type="dxa"/>
-              <w:right w:w="140" w:type="dxa"/>
+              <w:top w:w="80" w:type="dxa"/>
+              <w:bottom w:w="80" w:type="dxa"/>
+              <w:left w:w="120" w:type="dxa"/>
+              <w:right w:w="120" w:type="dxa"/>
             </w:tcMar>
           </w:tcPr>
           <w:p>
@@ -7286,10 +9304,10 @@
             <w:tcW w:type="dxa" w:w="3312"/>
             <w:shd w:fill="F7FAFC"/>
             <w:tcMar>
-              <w:top w:w="90" w:type="dxa"/>
-              <w:bottom w:w="90" w:type="dxa"/>
-              <w:left w:w="140" w:type="dxa"/>
-              <w:right w:w="140" w:type="dxa"/>
+              <w:top w:w="80" w:type="dxa"/>
+              <w:bottom w:w="80" w:type="dxa"/>
+              <w:left w:w="120" w:type="dxa"/>
+              <w:right w:w="120" w:type="dxa"/>
             </w:tcMar>
           </w:tcPr>
           <w:p>
@@ -7309,10 +9327,10 @@
             <w:tcW w:type="dxa" w:w="2592"/>
             <w:shd w:fill="F7FAFC"/>
             <w:tcMar>
-              <w:top w:w="90" w:type="dxa"/>
-              <w:bottom w:w="90" w:type="dxa"/>
-              <w:left w:w="140" w:type="dxa"/>
-              <w:right w:w="140" w:type="dxa"/>
+              <w:top w:w="80" w:type="dxa"/>
+              <w:bottom w:w="80" w:type="dxa"/>
+              <w:left w:w="120" w:type="dxa"/>
+              <w:right w:w="120" w:type="dxa"/>
             </w:tcMar>
           </w:tcPr>
           <w:p>
@@ -7332,10 +9350,10 @@
             <w:tcW w:type="dxa" w:w="2016"/>
             <w:shd w:fill="F7FAFC"/>
             <w:tcMar>
-              <w:top w:w="90" w:type="dxa"/>
-              <w:bottom w:w="90" w:type="dxa"/>
-              <w:left w:w="140" w:type="dxa"/>
-              <w:right w:w="140" w:type="dxa"/>
+              <w:top w:w="80" w:type="dxa"/>
+              <w:bottom w:w="80" w:type="dxa"/>
+              <w:left w:w="120" w:type="dxa"/>
+              <w:right w:w="120" w:type="dxa"/>
             </w:tcMar>
           </w:tcPr>
           <w:p>
@@ -7359,10 +9377,10 @@
             <w:tcW w:type="dxa" w:w="1440"/>
             <w:shd w:fill="FFFFFF"/>
             <w:tcMar>
-              <w:top w:w="90" w:type="dxa"/>
-              <w:bottom w:w="90" w:type="dxa"/>
-              <w:left w:w="140" w:type="dxa"/>
-              <w:right w:w="140" w:type="dxa"/>
+              <w:top w:w="80" w:type="dxa"/>
+              <w:bottom w:w="80" w:type="dxa"/>
+              <w:left w:w="120" w:type="dxa"/>
+              <w:right w:w="120" w:type="dxa"/>
             </w:tcMar>
           </w:tcPr>
           <w:p>
@@ -7383,10 +9401,10 @@
             <w:tcW w:type="dxa" w:w="3312"/>
             <w:shd w:fill="FFFFFF"/>
             <w:tcMar>
-              <w:top w:w="90" w:type="dxa"/>
-              <w:bottom w:w="90" w:type="dxa"/>
-              <w:left w:w="140" w:type="dxa"/>
-              <w:right w:w="140" w:type="dxa"/>
+              <w:top w:w="80" w:type="dxa"/>
+              <w:bottom w:w="80" w:type="dxa"/>
+              <w:left w:w="120" w:type="dxa"/>
+              <w:right w:w="120" w:type="dxa"/>
             </w:tcMar>
           </w:tcPr>
           <w:p>
@@ -7406,10 +9424,10 @@
             <w:tcW w:type="dxa" w:w="2592"/>
             <w:shd w:fill="FFFFFF"/>
             <w:tcMar>
-              <w:top w:w="90" w:type="dxa"/>
-              <w:bottom w:w="90" w:type="dxa"/>
-              <w:left w:w="140" w:type="dxa"/>
-              <w:right w:w="140" w:type="dxa"/>
+              <w:top w:w="80" w:type="dxa"/>
+              <w:bottom w:w="80" w:type="dxa"/>
+              <w:left w:w="120" w:type="dxa"/>
+              <w:right w:w="120" w:type="dxa"/>
             </w:tcMar>
           </w:tcPr>
           <w:p>
@@ -7429,10 +9447,10 @@
             <w:tcW w:type="dxa" w:w="2016"/>
             <w:shd w:fill="FFFFFF"/>
             <w:tcMar>
-              <w:top w:w="90" w:type="dxa"/>
-              <w:bottom w:w="90" w:type="dxa"/>
-              <w:left w:w="140" w:type="dxa"/>
-              <w:right w:w="140" w:type="dxa"/>
+              <w:top w:w="80" w:type="dxa"/>
+              <w:bottom w:w="80" w:type="dxa"/>
+              <w:left w:w="120" w:type="dxa"/>
+              <w:right w:w="120" w:type="dxa"/>
             </w:tcMar>
           </w:tcPr>
           <w:p>
@@ -7456,10 +9474,10 @@
             <w:tcW w:type="dxa" w:w="1440"/>
             <w:shd w:fill="F7FAFC"/>
             <w:tcMar>
-              <w:top w:w="90" w:type="dxa"/>
-              <w:bottom w:w="90" w:type="dxa"/>
-              <w:left w:w="140" w:type="dxa"/>
-              <w:right w:w="140" w:type="dxa"/>
+              <w:top w:w="80" w:type="dxa"/>
+              <w:bottom w:w="80" w:type="dxa"/>
+              <w:left w:w="120" w:type="dxa"/>
+              <w:right w:w="120" w:type="dxa"/>
             </w:tcMar>
           </w:tcPr>
           <w:p>
@@ -7480,10 +9498,10 @@
             <w:tcW w:type="dxa" w:w="3312"/>
             <w:shd w:fill="F7FAFC"/>
             <w:tcMar>
-              <w:top w:w="90" w:type="dxa"/>
-              <w:bottom w:w="90" w:type="dxa"/>
-              <w:left w:w="140" w:type="dxa"/>
-              <w:right w:w="140" w:type="dxa"/>
+              <w:top w:w="80" w:type="dxa"/>
+              <w:bottom w:w="80" w:type="dxa"/>
+              <w:left w:w="120" w:type="dxa"/>
+              <w:right w:w="120" w:type="dxa"/>
             </w:tcMar>
           </w:tcPr>
           <w:p>
@@ -7503,10 +9521,10 @@
             <w:tcW w:type="dxa" w:w="2592"/>
             <w:shd w:fill="F7FAFC"/>
             <w:tcMar>
-              <w:top w:w="90" w:type="dxa"/>
-              <w:bottom w:w="90" w:type="dxa"/>
-              <w:left w:w="140" w:type="dxa"/>
-              <w:right w:w="140" w:type="dxa"/>
+              <w:top w:w="80" w:type="dxa"/>
+              <w:bottom w:w="80" w:type="dxa"/>
+              <w:left w:w="120" w:type="dxa"/>
+              <w:right w:w="120" w:type="dxa"/>
             </w:tcMar>
           </w:tcPr>
           <w:p>
@@ -7517,7 +9535,7 @@
               <w:rPr>
                 <w:sz w:val="15"/>
               </w:rPr>
-              <w:t>Perceived interactive start: 8.42s; TTFA: 2.80s</w:t>
+              <w:t>Perceived start: 8.42s (n=1 stitched benchmark, 2026-10-29); TTFA: 2.80s</w:t>
             </w:r>
           </w:p>
         </w:tc>
@@ -7526,10 +9544,10 @@
             <w:tcW w:type="dxa" w:w="2016"/>
             <w:shd w:fill="F7FAFC"/>
             <w:tcMar>
-              <w:top w:w="90" w:type="dxa"/>
-              <w:bottom w:w="90" w:type="dxa"/>
-              <w:left w:w="140" w:type="dxa"/>
-              <w:right w:w="140" w:type="dxa"/>
+              <w:top w:w="80" w:type="dxa"/>
+              <w:bottom w:w="80" w:type="dxa"/>
+              <w:left w:w="120" w:type="dxa"/>
+              <w:right w:w="120" w:type="dxa"/>
             </w:tcMar>
           </w:tcPr>
           <w:p>
@@ -7542,7 +9560,7 @@
                 <w:color w:val="C53030"/>
                 <w:sz w:val="15"/>
               </w:rPr>
-              <w:t>PIPELINED (Active)</w:t>
+              <w:t>TARGET NOT MET (8.4 s vs 5.0 s target)</w:t>
             </w:r>
           </w:p>
         </w:tc>
